--- a/TFM_education_ai_analytics/docs/Memoria_TFM.docx
+++ b/TFM_education_ai_analytics/docs/Memoria_TFM.docx
@@ -76,7 +76,7 @@
           <w:lang w:eastAsia="es-ES"/>
         </w:rPr>
         <w:drawing>
-          <wp:anchor distT="0" distB="0" distL="0" distR="0" simplePos="0" relativeHeight="251658240" behindDoc="1" locked="0" layoutInCell="1" allowOverlap="1" wp14:anchorId="04E31332" wp14:editId="02B1FF90">
+          <wp:anchor distT="0" distB="0" distL="0" distR="0" simplePos="0" relativeHeight="251657216" behindDoc="1" locked="0" layoutInCell="1" allowOverlap="1" wp14:anchorId="04E31332" wp14:editId="02B1FF90">
             <wp:simplePos x="0" y="0"/>
             <wp:positionH relativeFrom="column">
               <wp:posOffset>-986155</wp:posOffset>
@@ -466,7 +466,21 @@
         <w:rPr>
           <w:szCs w:val="24"/>
         </w:rPr>
-        <w:t>00 Mes 202</w:t>
+        <w:t xml:space="preserve">00 </w:t>
+      </w:r>
+      <w:proofErr w:type="gramStart"/>
+      <w:r>
+        <w:rPr>
+          <w:szCs w:val="24"/>
+        </w:rPr>
+        <w:t>Mes</w:t>
+      </w:r>
+      <w:proofErr w:type="gramEnd"/>
+      <w:r>
+        <w:rPr>
+          <w:szCs w:val="24"/>
+        </w:rPr>
+        <w:t xml:space="preserve"> 202</w:t>
       </w:r>
       <w:r>
         <w:rPr>
@@ -562,12 +576,11 @@
             </w:rPr>
             <w:fldChar w:fldCharType="separate"/>
           </w:r>
-          <w:hyperlink w:anchor="_Toc222511664" w:history="1">
+          <w:hyperlink w:anchor="_Toc222664028" w:history="1">
             <w:r>
               <w:rPr>
                 <w:rStyle w:val="Hipervnculo"/>
                 <w:noProof/>
-                <w:u w:val="none"/>
               </w:rPr>
               <w:t>Resumen</w:t>
             </w:r>
@@ -590,7 +603,7 @@
                 <w:noProof/>
                 <w:webHidden/>
               </w:rPr>
-              <w:instrText xml:space="preserve"> PAGEREF _Toc222511664 \h </w:instrText>
+              <w:instrText xml:space="preserve"> PAGEREF _Toc222664028 \h </w:instrText>
             </w:r>
             <w:r>
               <w:rPr>
@@ -610,7 +623,7 @@
                 <w:noProof/>
                 <w:webHidden/>
               </w:rPr>
-              <w:t>6</w:t>
+              <w:t>7</w:t>
             </w:r>
             <w:r>
               <w:rPr>
@@ -636,12 +649,11 @@
               <w14:ligatures w14:val="standardContextual"/>
             </w:rPr>
           </w:pPr>
-          <w:hyperlink w:anchor="_Toc222511665" w:history="1">
+          <w:hyperlink w:anchor="_Toc222664029" w:history="1">
             <w:r>
               <w:rPr>
                 <w:rStyle w:val="Hipervnculo"/>
                 <w:noProof/>
-                <w:u w:val="none"/>
                 <w:lang w:val="en-GB"/>
               </w:rPr>
               <w:t>Abstract</w:t>
@@ -665,7 +677,7 @@
                 <w:noProof/>
                 <w:webHidden/>
               </w:rPr>
-              <w:instrText xml:space="preserve"> PAGEREF _Toc222511665 \h </w:instrText>
+              <w:instrText xml:space="preserve"> PAGEREF _Toc222664029 \h </w:instrText>
             </w:r>
             <w:r>
               <w:rPr>
@@ -685,7 +697,7 @@
                 <w:noProof/>
                 <w:webHidden/>
               </w:rPr>
-              <w:t>7</w:t>
+              <w:t>8</w:t>
             </w:r>
             <w:r>
               <w:rPr>
@@ -712,12 +724,11 @@
               <w14:ligatures w14:val="standardContextual"/>
             </w:rPr>
           </w:pPr>
-          <w:hyperlink w:anchor="_Toc222511666" w:history="1">
+          <w:hyperlink w:anchor="_Toc222664030" w:history="1">
             <w:r>
               <w:rPr>
                 <w:rStyle w:val="Hipervnculo"/>
                 <w:noProof/>
-                <w:u w:val="none"/>
               </w:rPr>
               <w:t>1.</w:t>
             </w:r>
@@ -736,7 +747,6 @@
               <w:rPr>
                 <w:rStyle w:val="Hipervnculo"/>
                 <w:noProof/>
-                <w:u w:val="none"/>
               </w:rPr>
               <w:t>Introducción</w:t>
             </w:r>
@@ -759,7 +769,7 @@
                 <w:noProof/>
                 <w:webHidden/>
               </w:rPr>
-              <w:instrText xml:space="preserve"> PAGEREF _Toc222511666 \h </w:instrText>
+              <w:instrText xml:space="preserve"> PAGEREF _Toc222664030 \h </w:instrText>
             </w:r>
             <w:r>
               <w:rPr>
@@ -779,7 +789,7 @@
                 <w:noProof/>
                 <w:webHidden/>
               </w:rPr>
-              <w:t>9</w:t>
+              <w:t>10</w:t>
             </w:r>
             <w:r>
               <w:rPr>
@@ -806,12 +816,11 @@
               <w14:ligatures w14:val="standardContextual"/>
             </w:rPr>
           </w:pPr>
-          <w:hyperlink w:anchor="_Toc222511667" w:history="1">
+          <w:hyperlink w:anchor="_Toc222664031" w:history="1">
             <w:r>
               <w:rPr>
                 <w:rStyle w:val="Hipervnculo"/>
                 <w:noProof/>
-                <w:u w:val="none"/>
               </w:rPr>
               <w:t>2.</w:t>
             </w:r>
@@ -830,7 +839,6 @@
               <w:rPr>
                 <w:rStyle w:val="Hipervnculo"/>
                 <w:noProof/>
-                <w:u w:val="none"/>
               </w:rPr>
               <w:t>Objetivos</w:t>
             </w:r>
@@ -853,7 +861,7 @@
                 <w:noProof/>
                 <w:webHidden/>
               </w:rPr>
-              <w:instrText xml:space="preserve"> PAGEREF _Toc222511667 \h </w:instrText>
+              <w:instrText xml:space="preserve"> PAGEREF _Toc222664031 \h </w:instrText>
             </w:r>
             <w:r>
               <w:rPr>
@@ -873,7 +881,7 @@
                 <w:noProof/>
                 <w:webHidden/>
               </w:rPr>
-              <w:t>12</w:t>
+              <w:t>13</w:t>
             </w:r>
             <w:r>
               <w:rPr>
@@ -900,12 +908,11 @@
               <w14:ligatures w14:val="standardContextual"/>
             </w:rPr>
           </w:pPr>
-          <w:hyperlink w:anchor="_Toc222511668" w:history="1">
+          <w:hyperlink w:anchor="_Toc222664032" w:history="1">
             <w:r>
               <w:rPr>
                 <w:rStyle w:val="Hipervnculo"/>
                 <w:noProof/>
-                <w:u w:val="none"/>
               </w:rPr>
               <w:t>2.1.</w:t>
             </w:r>
@@ -924,7 +931,6 @@
               <w:rPr>
                 <w:rStyle w:val="Hipervnculo"/>
                 <w:noProof/>
-                <w:u w:val="none"/>
               </w:rPr>
               <w:t>Objetivo General</w:t>
             </w:r>
@@ -947,7 +953,7 @@
                 <w:noProof/>
                 <w:webHidden/>
               </w:rPr>
-              <w:instrText xml:space="preserve"> PAGEREF _Toc222511668 \h </w:instrText>
+              <w:instrText xml:space="preserve"> PAGEREF _Toc222664032 \h </w:instrText>
             </w:r>
             <w:r>
               <w:rPr>
@@ -967,7 +973,7 @@
                 <w:noProof/>
                 <w:webHidden/>
               </w:rPr>
-              <w:t>12</w:t>
+              <w:t>13</w:t>
             </w:r>
             <w:r>
               <w:rPr>
@@ -994,12 +1000,11 @@
               <w14:ligatures w14:val="standardContextual"/>
             </w:rPr>
           </w:pPr>
-          <w:hyperlink w:anchor="_Toc222511669" w:history="1">
+          <w:hyperlink w:anchor="_Toc222664033" w:history="1">
             <w:r>
               <w:rPr>
                 <w:rStyle w:val="Hipervnculo"/>
                 <w:noProof/>
-                <w:u w:val="none"/>
               </w:rPr>
               <w:t>2.2.</w:t>
             </w:r>
@@ -1018,7 +1023,6 @@
               <w:rPr>
                 <w:rStyle w:val="Hipervnculo"/>
                 <w:noProof/>
-                <w:u w:val="none"/>
               </w:rPr>
               <w:t>Objetivos Específicos</w:t>
             </w:r>
@@ -1041,7 +1045,7 @@
                 <w:noProof/>
                 <w:webHidden/>
               </w:rPr>
-              <w:instrText xml:space="preserve"> PAGEREF _Toc222511669 \h </w:instrText>
+              <w:instrText xml:space="preserve"> PAGEREF _Toc222664033 \h </w:instrText>
             </w:r>
             <w:r>
               <w:rPr>
@@ -1061,7 +1065,7 @@
                 <w:noProof/>
                 <w:webHidden/>
               </w:rPr>
-              <w:t>12</w:t>
+              <w:t>13</w:t>
             </w:r>
             <w:r>
               <w:rPr>
@@ -1088,12 +1092,11 @@
               <w14:ligatures w14:val="standardContextual"/>
             </w:rPr>
           </w:pPr>
-          <w:hyperlink w:anchor="_Toc222511670" w:history="1">
+          <w:hyperlink w:anchor="_Toc222664034" w:history="1">
             <w:r>
               <w:rPr>
                 <w:rStyle w:val="Hipervnculo"/>
                 <w:noProof/>
-                <w:u w:val="none"/>
               </w:rPr>
               <w:t>3.</w:t>
             </w:r>
@@ -1112,7 +1115,6 @@
               <w:rPr>
                 <w:rStyle w:val="Hipervnculo"/>
                 <w:noProof/>
-                <w:u w:val="none"/>
               </w:rPr>
               <w:t>Marco teórico y estado del arte</w:t>
             </w:r>
@@ -1135,7 +1137,7 @@
                 <w:noProof/>
                 <w:webHidden/>
               </w:rPr>
-              <w:instrText xml:space="preserve"> PAGEREF _Toc222511670 \h </w:instrText>
+              <w:instrText xml:space="preserve"> PAGEREF _Toc222664034 \h </w:instrText>
             </w:r>
             <w:r>
               <w:rPr>
@@ -1155,7 +1157,7 @@
                 <w:noProof/>
                 <w:webHidden/>
               </w:rPr>
-              <w:t>15</w:t>
+              <w:t>16</w:t>
             </w:r>
             <w:r>
               <w:rPr>
@@ -1182,12 +1184,11 @@
               <w14:ligatures w14:val="standardContextual"/>
             </w:rPr>
           </w:pPr>
-          <w:hyperlink w:anchor="_Toc222511671" w:history="1">
+          <w:hyperlink w:anchor="_Toc222664035" w:history="1">
             <w:r>
               <w:rPr>
                 <w:rStyle w:val="Hipervnculo"/>
                 <w:noProof/>
-                <w:u w:val="none"/>
               </w:rPr>
               <w:t>3.1.</w:t>
             </w:r>
@@ -1206,7 +1207,6 @@
               <w:rPr>
                 <w:rStyle w:val="Hipervnculo"/>
                 <w:noProof/>
-                <w:u w:val="none"/>
               </w:rPr>
               <w:t>Marco teórico</w:t>
             </w:r>
@@ -1229,7 +1229,7 @@
                 <w:noProof/>
                 <w:webHidden/>
               </w:rPr>
-              <w:instrText xml:space="preserve"> PAGEREF _Toc222511671 \h </w:instrText>
+              <w:instrText xml:space="preserve"> PAGEREF _Toc222664035 \h </w:instrText>
             </w:r>
             <w:r>
               <w:rPr>
@@ -1249,7 +1249,7 @@
                 <w:noProof/>
                 <w:webHidden/>
               </w:rPr>
-              <w:t>15</w:t>
+              <w:t>16</w:t>
             </w:r>
             <w:r>
               <w:rPr>
@@ -1272,13 +1272,12 @@
               <w14:ligatures w14:val="standardContextual"/>
             </w:rPr>
           </w:pPr>
-          <w:hyperlink w:anchor="_Toc222511672" w:history="1">
+          <w:hyperlink w:anchor="_Toc222664036" w:history="1">
             <w:r>
               <w:rPr>
                 <w:rStyle w:val="Hipervnculo"/>
                 <w:rFonts w:cs="CMU Serif"/>
                 <w:noProof/>
-                <w:u w:val="none"/>
               </w:rPr>
               <w:t>3.1.1.</w:t>
             </w:r>
@@ -1297,7 +1296,6 @@
               <w:rPr>
                 <w:rStyle w:val="Hipervnculo"/>
                 <w:noProof/>
-                <w:u w:val="none"/>
               </w:rPr>
               <w:t>Minería de Datos Educativos (EDM) y Learning Analytics.</w:t>
             </w:r>
@@ -1320,7 +1318,7 @@
                 <w:noProof/>
                 <w:webHidden/>
               </w:rPr>
-              <w:instrText xml:space="preserve"> PAGEREF _Toc222511672 \h </w:instrText>
+              <w:instrText xml:space="preserve"> PAGEREF _Toc222664036 \h </w:instrText>
             </w:r>
             <w:r>
               <w:rPr>
@@ -1340,7 +1338,7 @@
                 <w:noProof/>
                 <w:webHidden/>
               </w:rPr>
-              <w:t>15</w:t>
+              <w:t>16</w:t>
             </w:r>
             <w:r>
               <w:rPr>
@@ -1363,13 +1361,12 @@
               <w14:ligatures w14:val="standardContextual"/>
             </w:rPr>
           </w:pPr>
-          <w:hyperlink w:anchor="_Toc222511673" w:history="1">
+          <w:hyperlink w:anchor="_Toc222664037" w:history="1">
             <w:r>
               <w:rPr>
                 <w:rStyle w:val="Hipervnculo"/>
                 <w:rFonts w:cs="CMU Serif"/>
                 <w:noProof/>
-                <w:u w:val="none"/>
               </w:rPr>
               <w:t>3.1.2.</w:t>
             </w:r>
@@ -1388,7 +1385,6 @@
               <w:rPr>
                 <w:rStyle w:val="Hipervnculo"/>
                 <w:noProof/>
-                <w:u w:val="none"/>
               </w:rPr>
               <w:t>Heterogeneidad de datos y estándares</w:t>
             </w:r>
@@ -1411,7 +1407,7 @@
                 <w:noProof/>
                 <w:webHidden/>
               </w:rPr>
-              <w:instrText xml:space="preserve"> PAGEREF _Toc222511673 \h </w:instrText>
+              <w:instrText xml:space="preserve"> PAGEREF _Toc222664037 \h </w:instrText>
             </w:r>
             <w:r>
               <w:rPr>
@@ -1431,7 +1427,7 @@
                 <w:noProof/>
                 <w:webHidden/>
               </w:rPr>
-              <w:t>16</w:t>
+              <w:t>17</w:t>
             </w:r>
             <w:r>
               <w:rPr>
@@ -1454,13 +1450,12 @@
               <w14:ligatures w14:val="standardContextual"/>
             </w:rPr>
           </w:pPr>
-          <w:hyperlink w:anchor="_Toc222511674" w:history="1">
+          <w:hyperlink w:anchor="_Toc222664038" w:history="1">
             <w:r>
               <w:rPr>
                 <w:rStyle w:val="Hipervnculo"/>
                 <w:rFonts w:cs="CMU Serif"/>
                 <w:noProof/>
-                <w:u w:val="none"/>
               </w:rPr>
               <w:t>3.1.3.</w:t>
             </w:r>
@@ -1479,7 +1474,6 @@
               <w:rPr>
                 <w:rStyle w:val="Hipervnculo"/>
                 <w:noProof/>
-                <w:u w:val="none"/>
               </w:rPr>
               <w:t>Deserción frente a bajo rendimiento</w:t>
             </w:r>
@@ -1502,7 +1496,7 @@
                 <w:noProof/>
                 <w:webHidden/>
               </w:rPr>
-              <w:instrText xml:space="preserve"> PAGEREF _Toc222511674 \h </w:instrText>
+              <w:instrText xml:space="preserve"> PAGEREF _Toc222664038 \h </w:instrText>
             </w:r>
             <w:r>
               <w:rPr>
@@ -1522,7 +1516,7 @@
                 <w:noProof/>
                 <w:webHidden/>
               </w:rPr>
-              <w:t>18</w:t>
+              <w:t>19</w:t>
             </w:r>
             <w:r>
               <w:rPr>
@@ -1545,13 +1539,12 @@
               <w14:ligatures w14:val="standardContextual"/>
             </w:rPr>
           </w:pPr>
-          <w:hyperlink w:anchor="_Toc222511675" w:history="1">
+          <w:hyperlink w:anchor="_Toc222664039" w:history="1">
             <w:r>
               <w:rPr>
                 <w:rStyle w:val="Hipervnculo"/>
                 <w:rFonts w:cs="CMU Serif"/>
                 <w:noProof/>
-                <w:u w:val="none"/>
               </w:rPr>
               <w:t>3.1.4.</w:t>
             </w:r>
@@ -1570,7 +1563,6 @@
               <w:rPr>
                 <w:rStyle w:val="Hipervnculo"/>
                 <w:noProof/>
-                <w:u w:val="none"/>
               </w:rPr>
               <w:t>Aprendizaje No Supervisado: Descubrimiento de Patrones (Clustering)</w:t>
             </w:r>
@@ -1593,7 +1585,7 @@
                 <w:noProof/>
                 <w:webHidden/>
               </w:rPr>
-              <w:instrText xml:space="preserve"> PAGEREF _Toc222511675 \h </w:instrText>
+              <w:instrText xml:space="preserve"> PAGEREF _Toc222664039 \h </w:instrText>
             </w:r>
             <w:r>
               <w:rPr>
@@ -1613,7 +1605,7 @@
                 <w:noProof/>
                 <w:webHidden/>
               </w:rPr>
-              <w:t>19</w:t>
+              <w:t>20</w:t>
             </w:r>
             <w:r>
               <w:rPr>
@@ -1636,13 +1628,12 @@
               <w14:ligatures w14:val="standardContextual"/>
             </w:rPr>
           </w:pPr>
-          <w:hyperlink w:anchor="_Toc222511676" w:history="1">
+          <w:hyperlink w:anchor="_Toc222664040" w:history="1">
             <w:r>
               <w:rPr>
                 <w:rStyle w:val="Hipervnculo"/>
                 <w:rFonts w:cs="CMU Serif"/>
                 <w:noProof/>
-                <w:u w:val="none"/>
               </w:rPr>
               <w:t>3.1.5.</w:t>
             </w:r>
@@ -1662,7 +1653,6 @@
                 <w:rStyle w:val="Hipervnculo"/>
                 <w:rFonts w:cs="CMU Serif"/>
                 <w:noProof/>
-                <w:u w:val="none"/>
               </w:rPr>
               <w:t>Aprendizaje Supervisado y Modelos de Ensamble</w:t>
             </w:r>
@@ -1685,7 +1675,7 @@
                 <w:noProof/>
                 <w:webHidden/>
               </w:rPr>
-              <w:instrText xml:space="preserve"> PAGEREF _Toc222511676 \h </w:instrText>
+              <w:instrText xml:space="preserve"> PAGEREF _Toc222664040 \h </w:instrText>
             </w:r>
             <w:r>
               <w:rPr>
@@ -1705,7 +1695,7 @@
                 <w:noProof/>
                 <w:webHidden/>
               </w:rPr>
-              <w:t>19</w:t>
+              <w:t>20</w:t>
             </w:r>
             <w:r>
               <w:rPr>
@@ -1728,13 +1718,12 @@
               <w14:ligatures w14:val="standardContextual"/>
             </w:rPr>
           </w:pPr>
-          <w:hyperlink w:anchor="_Toc222511677" w:history="1">
+          <w:hyperlink w:anchor="_Toc222664041" w:history="1">
             <w:r>
               <w:rPr>
                 <w:rStyle w:val="Hipervnculo"/>
                 <w:rFonts w:cs="CMU Serif"/>
                 <w:noProof/>
-                <w:u w:val="none"/>
               </w:rPr>
               <w:t>3.1.6.</w:t>
             </w:r>
@@ -1753,7 +1742,6 @@
               <w:rPr>
                 <w:rStyle w:val="Hipervnculo"/>
                 <w:noProof/>
-                <w:u w:val="none"/>
               </w:rPr>
               <w:t>Síntesis del marco teórico</w:t>
             </w:r>
@@ -1776,7 +1764,7 @@
                 <w:noProof/>
                 <w:webHidden/>
               </w:rPr>
-              <w:instrText xml:space="preserve"> PAGEREF _Toc222511677 \h </w:instrText>
+              <w:instrText xml:space="preserve"> PAGEREF _Toc222664041 \h </w:instrText>
             </w:r>
             <w:r>
               <w:rPr>
@@ -1796,7 +1784,7 @@
                 <w:noProof/>
                 <w:webHidden/>
               </w:rPr>
-              <w:t>21</w:t>
+              <w:t>22</w:t>
             </w:r>
             <w:r>
               <w:rPr>
@@ -1823,12 +1811,11 @@
               <w14:ligatures w14:val="standardContextual"/>
             </w:rPr>
           </w:pPr>
-          <w:hyperlink w:anchor="_Toc222511678" w:history="1">
+          <w:hyperlink w:anchor="_Toc222664042" w:history="1">
             <w:r>
               <w:rPr>
                 <w:rStyle w:val="Hipervnculo"/>
                 <w:noProof/>
-                <w:u w:val="none"/>
               </w:rPr>
               <w:t>3.2.</w:t>
             </w:r>
@@ -1847,7 +1834,6 @@
               <w:rPr>
                 <w:rStyle w:val="Hipervnculo"/>
                 <w:noProof/>
-                <w:u w:val="none"/>
               </w:rPr>
               <w:t>Estado del arte.</w:t>
             </w:r>
@@ -1870,7 +1856,7 @@
                 <w:noProof/>
                 <w:webHidden/>
               </w:rPr>
-              <w:instrText xml:space="preserve"> PAGEREF _Toc222511678 \h </w:instrText>
+              <w:instrText xml:space="preserve"> PAGEREF _Toc222664042 \h </w:instrText>
             </w:r>
             <w:r>
               <w:rPr>
@@ -1890,7 +1876,7 @@
                 <w:noProof/>
                 <w:webHidden/>
               </w:rPr>
-              <w:t>22</w:t>
+              <w:t>23</w:t>
             </w:r>
             <w:r>
               <w:rPr>
@@ -1913,13 +1899,12 @@
               <w14:ligatures w14:val="standardContextual"/>
             </w:rPr>
           </w:pPr>
-          <w:hyperlink w:anchor="_Toc222511679" w:history="1">
+          <w:hyperlink w:anchor="_Toc222664043" w:history="1">
             <w:r>
               <w:rPr>
                 <w:rStyle w:val="Hipervnculo"/>
                 <w:rFonts w:cs="CMU Serif"/>
                 <w:noProof/>
-                <w:u w:val="none"/>
               </w:rPr>
               <w:t>3.2.1.</w:t>
             </w:r>
@@ -1938,7 +1923,6 @@
               <w:rPr>
                 <w:rStyle w:val="Hipervnculo"/>
                 <w:noProof/>
-                <w:u w:val="none"/>
               </w:rPr>
               <w:t>Aprendizaje no supervisado en EDM.</w:t>
             </w:r>
@@ -1961,7 +1945,7 @@
                 <w:noProof/>
                 <w:webHidden/>
               </w:rPr>
-              <w:instrText xml:space="preserve"> PAGEREF _Toc222511679 \h </w:instrText>
+              <w:instrText xml:space="preserve"> PAGEREF _Toc222664043 \h </w:instrText>
             </w:r>
             <w:r>
               <w:rPr>
@@ -1981,7 +1965,7 @@
                 <w:noProof/>
                 <w:webHidden/>
               </w:rPr>
-              <w:t>22</w:t>
+              <w:t>23</w:t>
             </w:r>
             <w:r>
               <w:rPr>
@@ -2004,13 +1988,12 @@
               <w14:ligatures w14:val="standardContextual"/>
             </w:rPr>
           </w:pPr>
-          <w:hyperlink w:anchor="_Toc222511680" w:history="1">
+          <w:hyperlink w:anchor="_Toc222664044" w:history="1">
             <w:r>
               <w:rPr>
                 <w:rStyle w:val="Hipervnculo"/>
                 <w:rFonts w:cs="CMU Serif"/>
                 <w:noProof/>
-                <w:u w:val="none"/>
               </w:rPr>
               <w:t>3.2.2.</w:t>
             </w:r>
@@ -2029,7 +2012,6 @@
               <w:rPr>
                 <w:rStyle w:val="Hipervnculo"/>
                 <w:noProof/>
-                <w:u w:val="none"/>
               </w:rPr>
               <w:t>Aprendizaje supervisado en EDM.</w:t>
             </w:r>
@@ -2052,7 +2034,7 @@
                 <w:noProof/>
                 <w:webHidden/>
               </w:rPr>
-              <w:instrText xml:space="preserve"> PAGEREF _Toc222511680 \h </w:instrText>
+              <w:instrText xml:space="preserve"> PAGEREF _Toc222664044 \h </w:instrText>
             </w:r>
             <w:r>
               <w:rPr>
@@ -2072,7 +2054,7 @@
                 <w:noProof/>
                 <w:webHidden/>
               </w:rPr>
-              <w:t>23</w:t>
+              <w:t>24</w:t>
             </w:r>
             <w:r>
               <w:rPr>
@@ -2095,13 +2077,12 @@
               <w14:ligatures w14:val="standardContextual"/>
             </w:rPr>
           </w:pPr>
-          <w:hyperlink w:anchor="_Toc222511681" w:history="1">
+          <w:hyperlink w:anchor="_Toc222664045" w:history="1">
             <w:r>
               <w:rPr>
                 <w:rStyle w:val="Hipervnculo"/>
                 <w:rFonts w:cs="CMU Serif"/>
                 <w:noProof/>
-                <w:u w:val="none"/>
               </w:rPr>
               <w:t>3.2.3.</w:t>
             </w:r>
@@ -2120,7 +2101,6 @@
               <w:rPr>
                 <w:rStyle w:val="Hipervnculo"/>
                 <w:noProof/>
-                <w:u w:val="none"/>
               </w:rPr>
               <w:t>El enfoque híbrido.</w:t>
             </w:r>
@@ -2143,7 +2123,7 @@
                 <w:noProof/>
                 <w:webHidden/>
               </w:rPr>
-              <w:instrText xml:space="preserve"> PAGEREF _Toc222511681 \h </w:instrText>
+              <w:instrText xml:space="preserve"> PAGEREF _Toc222664045 \h </w:instrText>
             </w:r>
             <w:r>
               <w:rPr>
@@ -2163,7 +2143,7 @@
                 <w:noProof/>
                 <w:webHidden/>
               </w:rPr>
-              <w:t>25</w:t>
+              <w:t>26</w:t>
             </w:r>
             <w:r>
               <w:rPr>
@@ -2186,13 +2166,12 @@
               <w14:ligatures w14:val="standardContextual"/>
             </w:rPr>
           </w:pPr>
-          <w:hyperlink w:anchor="_Toc222511682" w:history="1">
+          <w:hyperlink w:anchor="_Toc222664046" w:history="1">
             <w:r>
               <w:rPr>
                 <w:rStyle w:val="Hipervnculo"/>
                 <w:rFonts w:cs="CMU Serif"/>
                 <w:noProof/>
-                <w:u w:val="none"/>
               </w:rPr>
               <w:t>3.2.4.</w:t>
             </w:r>
@@ -2211,7 +2190,6 @@
               <w:rPr>
                 <w:rStyle w:val="Hipervnculo"/>
                 <w:noProof/>
-                <w:u w:val="none"/>
               </w:rPr>
               <w:t>Inteligencia Artificial Explicable (XAI) en Educación.</w:t>
             </w:r>
@@ -2234,7 +2212,7 @@
                 <w:noProof/>
                 <w:webHidden/>
               </w:rPr>
-              <w:instrText xml:space="preserve"> PAGEREF _Toc222511682 \h </w:instrText>
+              <w:instrText xml:space="preserve"> PAGEREF _Toc222664046 \h </w:instrText>
             </w:r>
             <w:r>
               <w:rPr>
@@ -2254,7 +2232,7 @@
                 <w:noProof/>
                 <w:webHidden/>
               </w:rPr>
-              <w:t>26</w:t>
+              <w:t>27</w:t>
             </w:r>
             <w:r>
               <w:rPr>
@@ -2277,13 +2255,12 @@
               <w14:ligatures w14:val="standardContextual"/>
             </w:rPr>
           </w:pPr>
-          <w:hyperlink w:anchor="_Toc222511683" w:history="1">
+          <w:hyperlink w:anchor="_Toc222664047" w:history="1">
             <w:r>
               <w:rPr>
                 <w:rStyle w:val="Hipervnculo"/>
                 <w:rFonts w:cs="CMU Serif"/>
                 <w:noProof/>
-                <w:u w:val="none"/>
               </w:rPr>
               <w:t>3.2.5.</w:t>
             </w:r>
@@ -2302,7 +2279,6 @@
               <w:rPr>
                 <w:rStyle w:val="Hipervnculo"/>
                 <w:noProof/>
-                <w:u w:val="none"/>
               </w:rPr>
               <w:t>Síntesis del estado del arte</w:t>
             </w:r>
@@ -2325,7 +2301,7 @@
                 <w:noProof/>
                 <w:webHidden/>
               </w:rPr>
-              <w:instrText xml:space="preserve"> PAGEREF _Toc222511683 \h </w:instrText>
+              <w:instrText xml:space="preserve"> PAGEREF _Toc222664047 \h </w:instrText>
             </w:r>
             <w:r>
               <w:rPr>
@@ -2345,7 +2321,7 @@
                 <w:noProof/>
                 <w:webHidden/>
               </w:rPr>
-              <w:t>28</w:t>
+              <w:t>29</w:t>
             </w:r>
             <w:r>
               <w:rPr>
@@ -2372,12 +2348,11 @@
               <w14:ligatures w14:val="standardContextual"/>
             </w:rPr>
           </w:pPr>
-          <w:hyperlink w:anchor="_Toc222511684" w:history="1">
+          <w:hyperlink w:anchor="_Toc222664048" w:history="1">
             <w:r>
               <w:rPr>
                 <w:rStyle w:val="Hipervnculo"/>
                 <w:noProof/>
-                <w:u w:val="none"/>
               </w:rPr>
               <w:t>4.</w:t>
             </w:r>
@@ -2396,7 +2371,6 @@
               <w:rPr>
                 <w:rStyle w:val="Hipervnculo"/>
                 <w:noProof/>
-                <w:u w:val="none"/>
               </w:rPr>
               <w:t>Planteamiento del problema y metodología.</w:t>
             </w:r>
@@ -2419,7 +2393,7 @@
                 <w:noProof/>
                 <w:webHidden/>
               </w:rPr>
-              <w:instrText xml:space="preserve"> PAGEREF _Toc222511684 \h </w:instrText>
+              <w:instrText xml:space="preserve"> PAGEREF _Toc222664048 \h </w:instrText>
             </w:r>
             <w:r>
               <w:rPr>
@@ -2439,7 +2413,7 @@
                 <w:noProof/>
                 <w:webHidden/>
               </w:rPr>
-              <w:t>30</w:t>
+              <w:t>31</w:t>
             </w:r>
             <w:r>
               <w:rPr>
@@ -2466,12 +2440,11 @@
               <w14:ligatures w14:val="standardContextual"/>
             </w:rPr>
           </w:pPr>
-          <w:hyperlink w:anchor="_Toc222511685" w:history="1">
+          <w:hyperlink w:anchor="_Toc222664049" w:history="1">
             <w:r>
               <w:rPr>
                 <w:rStyle w:val="Hipervnculo"/>
                 <w:noProof/>
-                <w:u w:val="none"/>
               </w:rPr>
               <w:t>4.1.</w:t>
             </w:r>
@@ -2490,7 +2463,6 @@
               <w:rPr>
                 <w:rStyle w:val="Hipervnculo"/>
                 <w:noProof/>
-                <w:u w:val="none"/>
               </w:rPr>
               <w:t>Planteamiento del problema.</w:t>
             </w:r>
@@ -2513,7 +2485,7 @@
                 <w:noProof/>
                 <w:webHidden/>
               </w:rPr>
-              <w:instrText xml:space="preserve"> PAGEREF _Toc222511685 \h </w:instrText>
+              <w:instrText xml:space="preserve"> PAGEREF _Toc222664049 \h </w:instrText>
             </w:r>
             <w:r>
               <w:rPr>
@@ -2533,7 +2505,7 @@
                 <w:noProof/>
                 <w:webHidden/>
               </w:rPr>
-              <w:t>30</w:t>
+              <w:t>31</w:t>
             </w:r>
             <w:r>
               <w:rPr>
@@ -2560,12 +2532,11 @@
               <w14:ligatures w14:val="standardContextual"/>
             </w:rPr>
           </w:pPr>
-          <w:hyperlink w:anchor="_Toc222511686" w:history="1">
+          <w:hyperlink w:anchor="_Toc222664050" w:history="1">
             <w:r>
               <w:rPr>
                 <w:rStyle w:val="Hipervnculo"/>
                 <w:noProof/>
-                <w:u w:val="none"/>
               </w:rPr>
               <w:t>4.2.</w:t>
             </w:r>
@@ -2584,7 +2555,6 @@
               <w:rPr>
                 <w:rStyle w:val="Hipervnculo"/>
                 <w:noProof/>
-                <w:u w:val="none"/>
               </w:rPr>
               <w:t>Solución propuesta.</w:t>
             </w:r>
@@ -2607,7 +2577,7 @@
                 <w:noProof/>
                 <w:webHidden/>
               </w:rPr>
-              <w:instrText xml:space="preserve"> PAGEREF _Toc222511686 \h </w:instrText>
+              <w:instrText xml:space="preserve"> PAGEREF _Toc222664050 \h </w:instrText>
             </w:r>
             <w:r>
               <w:rPr>
@@ -2627,7 +2597,7 @@
                 <w:noProof/>
                 <w:webHidden/>
               </w:rPr>
-              <w:t>31</w:t>
+              <w:t>32</w:t>
             </w:r>
             <w:r>
               <w:rPr>
@@ -2654,12 +2624,11 @@
               <w14:ligatures w14:val="standardContextual"/>
             </w:rPr>
           </w:pPr>
-          <w:hyperlink w:anchor="_Toc222511687" w:history="1">
+          <w:hyperlink w:anchor="_Toc222664051" w:history="1">
             <w:r>
               <w:rPr>
                 <w:rStyle w:val="Hipervnculo"/>
                 <w:noProof/>
-                <w:u w:val="none"/>
               </w:rPr>
               <w:t>4.3.</w:t>
             </w:r>
@@ -2678,7 +2647,6 @@
               <w:rPr>
                 <w:rStyle w:val="Hipervnculo"/>
                 <w:noProof/>
-                <w:u w:val="none"/>
               </w:rPr>
               <w:t>Metodología.</w:t>
             </w:r>
@@ -2701,7 +2669,7 @@
                 <w:noProof/>
                 <w:webHidden/>
               </w:rPr>
-              <w:instrText xml:space="preserve"> PAGEREF _Toc222511687 \h </w:instrText>
+              <w:instrText xml:space="preserve"> PAGEREF _Toc222664051 \h </w:instrText>
             </w:r>
             <w:r>
               <w:rPr>
@@ -2721,7 +2689,7 @@
                 <w:noProof/>
                 <w:webHidden/>
               </w:rPr>
-              <w:t>34</w:t>
+              <w:t>35</w:t>
             </w:r>
             <w:r>
               <w:rPr>
@@ -2744,13 +2712,12 @@
               <w14:ligatures w14:val="standardContextual"/>
             </w:rPr>
           </w:pPr>
-          <w:hyperlink w:anchor="_Toc222511688" w:history="1">
+          <w:hyperlink w:anchor="_Toc222664052" w:history="1">
             <w:r>
               <w:rPr>
                 <w:rStyle w:val="Hipervnculo"/>
                 <w:rFonts w:cs="CMU Serif"/>
                 <w:noProof/>
-                <w:u w:val="none"/>
               </w:rPr>
               <w:t>4.3.1.</w:t>
             </w:r>
@@ -2769,7 +2736,6 @@
               <w:rPr>
                 <w:rStyle w:val="Hipervnculo"/>
                 <w:noProof/>
-                <w:u w:val="none"/>
               </w:rPr>
               <w:t>Metodología CRISP-DM.</w:t>
             </w:r>
@@ -2792,7 +2758,7 @@
                 <w:noProof/>
                 <w:webHidden/>
               </w:rPr>
-              <w:instrText xml:space="preserve"> PAGEREF _Toc222511688 \h </w:instrText>
+              <w:instrText xml:space="preserve"> PAGEREF _Toc222664052 \h </w:instrText>
             </w:r>
             <w:r>
               <w:rPr>
@@ -2812,7 +2778,7 @@
                 <w:noProof/>
                 <w:webHidden/>
               </w:rPr>
-              <w:t>34</w:t>
+              <w:t>35</w:t>
             </w:r>
             <w:r>
               <w:rPr>
@@ -2835,13 +2801,12 @@
               <w14:ligatures w14:val="standardContextual"/>
             </w:rPr>
           </w:pPr>
-          <w:hyperlink w:anchor="_Toc222511689" w:history="1">
+          <w:hyperlink w:anchor="_Toc222664053" w:history="1">
             <w:r>
               <w:rPr>
                 <w:rStyle w:val="Hipervnculo"/>
                 <w:rFonts w:cs="CMU Serif"/>
                 <w:noProof/>
-                <w:u w:val="none"/>
               </w:rPr>
               <w:t>4.3.2.</w:t>
             </w:r>
@@ -2860,7 +2825,6 @@
               <w:rPr>
                 <w:rStyle w:val="Hipervnculo"/>
                 <w:noProof/>
-                <w:u w:val="none"/>
               </w:rPr>
               <w:t>Definición de tareas.</w:t>
             </w:r>
@@ -2883,7 +2847,7 @@
                 <w:noProof/>
                 <w:webHidden/>
               </w:rPr>
-              <w:instrText xml:space="preserve"> PAGEREF _Toc222511689 \h </w:instrText>
+              <w:instrText xml:space="preserve"> PAGEREF _Toc222664053 \h </w:instrText>
             </w:r>
             <w:r>
               <w:rPr>
@@ -2903,7 +2867,7 @@
                 <w:noProof/>
                 <w:webHidden/>
               </w:rPr>
-              <w:t>36</w:t>
+              <w:t>37</w:t>
             </w:r>
             <w:r>
               <w:rPr>
@@ -2926,13 +2890,12 @@
               <w14:ligatures w14:val="standardContextual"/>
             </w:rPr>
           </w:pPr>
-          <w:hyperlink w:anchor="_Toc222511690" w:history="1">
+          <w:hyperlink w:anchor="_Toc222664054" w:history="1">
             <w:r>
               <w:rPr>
                 <w:rStyle w:val="Hipervnculo"/>
                 <w:rFonts w:cs="CMU Serif"/>
                 <w:noProof/>
-                <w:u w:val="none"/>
               </w:rPr>
               <w:t>4.3.3.</w:t>
             </w:r>
@@ -2951,7 +2914,6 @@
               <w:rPr>
                 <w:rStyle w:val="Hipervnculo"/>
                 <w:noProof/>
-                <w:u w:val="none"/>
               </w:rPr>
               <w:t>Planificación.</w:t>
             </w:r>
@@ -2974,7 +2936,7 @@
                 <w:noProof/>
                 <w:webHidden/>
               </w:rPr>
-              <w:instrText xml:space="preserve"> PAGEREF _Toc222511690 \h </w:instrText>
+              <w:instrText xml:space="preserve"> PAGEREF _Toc222664054 \h </w:instrText>
             </w:r>
             <w:r>
               <w:rPr>
@@ -2994,7 +2956,7 @@
                 <w:noProof/>
                 <w:webHidden/>
               </w:rPr>
-              <w:t>38</w:t>
+              <w:t>40</w:t>
             </w:r>
             <w:r>
               <w:rPr>
@@ -3021,12 +2983,11 @@
               <w14:ligatures w14:val="standardContextual"/>
             </w:rPr>
           </w:pPr>
-          <w:hyperlink w:anchor="_Toc222511691" w:history="1">
+          <w:hyperlink w:anchor="_Toc222664055" w:history="1">
             <w:r>
               <w:rPr>
                 <w:rStyle w:val="Hipervnculo"/>
                 <w:noProof/>
-                <w:u w:val="none"/>
               </w:rPr>
               <w:t>5.</w:t>
             </w:r>
@@ -3045,7 +3006,6 @@
               <w:rPr>
                 <w:rStyle w:val="Hipervnculo"/>
                 <w:noProof/>
-                <w:u w:val="none"/>
               </w:rPr>
               <w:t>Desarrollo del proyecto.</w:t>
             </w:r>
@@ -3068,7 +3028,7 @@
                 <w:noProof/>
                 <w:webHidden/>
               </w:rPr>
-              <w:instrText xml:space="preserve"> PAGEREF _Toc222511691 \h </w:instrText>
+              <w:instrText xml:space="preserve"> PAGEREF _Toc222664055 \h </w:instrText>
             </w:r>
             <w:r>
               <w:rPr>
@@ -3088,7 +3048,7 @@
                 <w:noProof/>
                 <w:webHidden/>
               </w:rPr>
-              <w:t>40</w:t>
+              <w:t>41</w:t>
             </w:r>
             <w:r>
               <w:rPr>
@@ -3115,12 +3075,11 @@
               <w14:ligatures w14:val="standardContextual"/>
             </w:rPr>
           </w:pPr>
-          <w:hyperlink w:anchor="_Toc222511692" w:history="1">
+          <w:hyperlink w:anchor="_Toc222664056" w:history="1">
             <w:r>
               <w:rPr>
                 <w:rStyle w:val="Hipervnculo"/>
                 <w:noProof/>
-                <w:u w:val="none"/>
               </w:rPr>
               <w:t>5.1.</w:t>
             </w:r>
@@ -3139,7 +3098,6 @@
               <w:rPr>
                 <w:rStyle w:val="Hipervnculo"/>
                 <w:noProof/>
-                <w:u w:val="none"/>
               </w:rPr>
               <w:t>Comprensión del negocio.</w:t>
             </w:r>
@@ -3162,7 +3120,7 @@
                 <w:noProof/>
                 <w:webHidden/>
               </w:rPr>
-              <w:instrText xml:space="preserve"> PAGEREF _Toc222511692 \h </w:instrText>
+              <w:instrText xml:space="preserve"> PAGEREF _Toc222664056 \h </w:instrText>
             </w:r>
             <w:r>
               <w:rPr>
@@ -3182,7 +3140,7 @@
                 <w:noProof/>
                 <w:webHidden/>
               </w:rPr>
-              <w:t>40</w:t>
+              <w:t>41</w:t>
             </w:r>
             <w:r>
               <w:rPr>
@@ -3209,12 +3167,11 @@
               <w14:ligatures w14:val="standardContextual"/>
             </w:rPr>
           </w:pPr>
-          <w:hyperlink w:anchor="_Toc222511693" w:history="1">
+          <w:hyperlink w:anchor="_Toc222664057" w:history="1">
             <w:r>
               <w:rPr>
                 <w:rStyle w:val="Hipervnculo"/>
                 <w:noProof/>
-                <w:u w:val="none"/>
               </w:rPr>
               <w:t>5.2.</w:t>
             </w:r>
@@ -3233,7 +3190,6 @@
               <w:rPr>
                 <w:rStyle w:val="Hipervnculo"/>
                 <w:noProof/>
-                <w:u w:val="none"/>
               </w:rPr>
               <w:t>Análisis exploratorio de datos (EDA).</w:t>
             </w:r>
@@ -3256,7 +3212,7 @@
                 <w:noProof/>
                 <w:webHidden/>
               </w:rPr>
-              <w:instrText xml:space="preserve"> PAGEREF _Toc222511693 \h </w:instrText>
+              <w:instrText xml:space="preserve"> PAGEREF _Toc222664057 \h </w:instrText>
             </w:r>
             <w:r>
               <w:rPr>
@@ -3276,7 +3232,7 @@
                 <w:noProof/>
                 <w:webHidden/>
               </w:rPr>
-              <w:t>43</w:t>
+              <w:t>44</w:t>
             </w:r>
             <w:r>
               <w:rPr>
@@ -3303,12 +3259,11 @@
               <w14:ligatures w14:val="standardContextual"/>
             </w:rPr>
           </w:pPr>
-          <w:hyperlink w:anchor="_Toc222511694" w:history="1">
+          <w:hyperlink w:anchor="_Toc222664058" w:history="1">
             <w:r>
               <w:rPr>
                 <w:rStyle w:val="Hipervnculo"/>
                 <w:noProof/>
-                <w:u w:val="none"/>
               </w:rPr>
               <w:t>5.3.</w:t>
             </w:r>
@@ -3327,7 +3282,6 @@
               <w:rPr>
                 <w:rStyle w:val="Hipervnculo"/>
                 <w:noProof/>
-                <w:u w:val="none"/>
               </w:rPr>
               <w:t>Preprocesamiento de datos.</w:t>
             </w:r>
@@ -3350,7 +3304,7 @@
                 <w:noProof/>
                 <w:webHidden/>
               </w:rPr>
-              <w:instrText xml:space="preserve"> PAGEREF _Toc222511694 \h </w:instrText>
+              <w:instrText xml:space="preserve"> PAGEREF _Toc222664058 \h </w:instrText>
             </w:r>
             <w:r>
               <w:rPr>
@@ -3370,7 +3324,274 @@
                 <w:noProof/>
                 <w:webHidden/>
               </w:rPr>
-              <w:t>48</w:t>
+              <w:t>50</w:t>
+            </w:r>
+            <w:r>
+              <w:rPr>
+                <w:noProof/>
+                <w:webHidden/>
+              </w:rPr>
+              <w:fldChar w:fldCharType="end"/>
+            </w:r>
+          </w:hyperlink>
+        </w:p>
+        <w:p>
+          <w:pPr>
+            <w:pStyle w:val="TDC3"/>
+            <w:rPr>
+              <w:rFonts w:asciiTheme="minorHAnsi" w:eastAsiaTheme="minorEastAsia" w:hAnsiTheme="minorHAnsi" w:cstheme="minorBidi"/>
+              <w:noProof/>
+              <w:kern w:val="2"/>
+              <w:szCs w:val="24"/>
+              <w:lang w:eastAsia="es-ES"/>
+              <w14:ligatures w14:val="standardContextual"/>
+            </w:rPr>
+          </w:pPr>
+          <w:hyperlink w:anchor="_Toc222664059" w:history="1">
+            <w:r>
+              <w:rPr>
+                <w:rStyle w:val="Hipervnculo"/>
+                <w:rFonts w:cs="CMU Serif"/>
+                <w:noProof/>
+              </w:rPr>
+              <w:t>5.3.1.</w:t>
+            </w:r>
+            <w:r>
+              <w:rPr>
+                <w:rFonts w:asciiTheme="minorHAnsi" w:eastAsiaTheme="minorEastAsia" w:hAnsiTheme="minorHAnsi" w:cstheme="minorBidi"/>
+                <w:noProof/>
+                <w:kern w:val="2"/>
+                <w:szCs w:val="24"/>
+                <w:lang w:eastAsia="es-ES"/>
+                <w14:ligatures w14:val="standardContextual"/>
+              </w:rPr>
+              <w:tab/>
+            </w:r>
+            <w:r>
+              <w:rPr>
+                <w:rStyle w:val="Hipervnculo"/>
+                <w:noProof/>
+              </w:rPr>
+              <w:t>Preprocesamiento para EDA.</w:t>
+            </w:r>
+            <w:r>
+              <w:rPr>
+                <w:noProof/>
+                <w:webHidden/>
+              </w:rPr>
+              <w:tab/>
+            </w:r>
+            <w:r>
+              <w:rPr>
+                <w:noProof/>
+                <w:webHidden/>
+              </w:rPr>
+              <w:fldChar w:fldCharType="begin"/>
+            </w:r>
+            <w:r>
+              <w:rPr>
+                <w:noProof/>
+                <w:webHidden/>
+              </w:rPr>
+              <w:instrText xml:space="preserve"> PAGEREF _Toc222664059 \h </w:instrText>
+            </w:r>
+            <w:r>
+              <w:rPr>
+                <w:noProof/>
+                <w:webHidden/>
+              </w:rPr>
+            </w:r>
+            <w:r>
+              <w:rPr>
+                <w:noProof/>
+                <w:webHidden/>
+              </w:rPr>
+              <w:fldChar w:fldCharType="separate"/>
+            </w:r>
+            <w:r>
+              <w:rPr>
+                <w:noProof/>
+                <w:webHidden/>
+              </w:rPr>
+              <w:t>50</w:t>
+            </w:r>
+            <w:r>
+              <w:rPr>
+                <w:noProof/>
+                <w:webHidden/>
+              </w:rPr>
+              <w:fldChar w:fldCharType="end"/>
+            </w:r>
+          </w:hyperlink>
+        </w:p>
+        <w:p>
+          <w:pPr>
+            <w:pStyle w:val="TDC3"/>
+            <w:rPr>
+              <w:rFonts w:asciiTheme="minorHAnsi" w:eastAsiaTheme="minorEastAsia" w:hAnsiTheme="minorHAnsi" w:cstheme="minorBidi"/>
+              <w:noProof/>
+              <w:kern w:val="2"/>
+              <w:szCs w:val="24"/>
+              <w:lang w:eastAsia="es-ES"/>
+              <w14:ligatures w14:val="standardContextual"/>
+            </w:rPr>
+          </w:pPr>
+          <w:hyperlink w:anchor="_Toc222664060" w:history="1">
+            <w:r>
+              <w:rPr>
+                <w:rStyle w:val="Hipervnculo"/>
+                <w:rFonts w:cs="CMU Serif"/>
+                <w:noProof/>
+              </w:rPr>
+              <w:t>5.3.2.</w:t>
+            </w:r>
+            <w:r>
+              <w:rPr>
+                <w:rFonts w:asciiTheme="minorHAnsi" w:eastAsiaTheme="minorEastAsia" w:hAnsiTheme="minorHAnsi" w:cstheme="minorBidi"/>
+                <w:noProof/>
+                <w:kern w:val="2"/>
+                <w:szCs w:val="24"/>
+                <w:lang w:eastAsia="es-ES"/>
+                <w14:ligatures w14:val="standardContextual"/>
+              </w:rPr>
+              <w:tab/>
+            </w:r>
+            <w:r>
+              <w:rPr>
+                <w:rStyle w:val="Hipervnculo"/>
+                <w:noProof/>
+              </w:rPr>
+              <w:t>Preprocesamiento para Autoencoder y clustering.</w:t>
+            </w:r>
+            <w:r>
+              <w:rPr>
+                <w:noProof/>
+                <w:webHidden/>
+              </w:rPr>
+              <w:tab/>
+            </w:r>
+            <w:r>
+              <w:rPr>
+                <w:noProof/>
+                <w:webHidden/>
+              </w:rPr>
+              <w:fldChar w:fldCharType="begin"/>
+            </w:r>
+            <w:r>
+              <w:rPr>
+                <w:noProof/>
+                <w:webHidden/>
+              </w:rPr>
+              <w:instrText xml:space="preserve"> PAGEREF _Toc222664060 \h </w:instrText>
+            </w:r>
+            <w:r>
+              <w:rPr>
+                <w:noProof/>
+                <w:webHidden/>
+              </w:rPr>
+            </w:r>
+            <w:r>
+              <w:rPr>
+                <w:noProof/>
+                <w:webHidden/>
+              </w:rPr>
+              <w:fldChar w:fldCharType="separate"/>
+            </w:r>
+            <w:r>
+              <w:rPr>
+                <w:noProof/>
+                <w:webHidden/>
+              </w:rPr>
+              <w:t>51</w:t>
+            </w:r>
+            <w:r>
+              <w:rPr>
+                <w:noProof/>
+                <w:webHidden/>
+              </w:rPr>
+              <w:fldChar w:fldCharType="end"/>
+            </w:r>
+          </w:hyperlink>
+        </w:p>
+        <w:p>
+          <w:pPr>
+            <w:pStyle w:val="TDC3"/>
+            <w:rPr>
+              <w:rFonts w:asciiTheme="minorHAnsi" w:eastAsiaTheme="minorEastAsia" w:hAnsiTheme="minorHAnsi" w:cstheme="minorBidi"/>
+              <w:noProof/>
+              <w:kern w:val="2"/>
+              <w:szCs w:val="24"/>
+              <w:lang w:eastAsia="es-ES"/>
+              <w14:ligatures w14:val="standardContextual"/>
+            </w:rPr>
+          </w:pPr>
+          <w:hyperlink w:anchor="_Toc222664061" w:history="1">
+            <w:r>
+              <w:rPr>
+                <w:rStyle w:val="Hipervnculo"/>
+                <w:rFonts w:cs="CMU Serif"/>
+                <w:noProof/>
+              </w:rPr>
+              <w:t>5.3.3.</w:t>
+            </w:r>
+            <w:r>
+              <w:rPr>
+                <w:rFonts w:asciiTheme="minorHAnsi" w:eastAsiaTheme="minorEastAsia" w:hAnsiTheme="minorHAnsi" w:cstheme="minorBidi"/>
+                <w:noProof/>
+                <w:kern w:val="2"/>
+                <w:szCs w:val="24"/>
+                <w:lang w:eastAsia="es-ES"/>
+                <w14:ligatures w14:val="standardContextual"/>
+              </w:rPr>
+              <w:tab/>
+            </w:r>
+            <w:r>
+              <w:rPr>
+                <w:rStyle w:val="Hipervnculo"/>
+                <w:noProof/>
+              </w:rPr>
+              <w:t>Preprocesamiento para red neuronal Transformer.</w:t>
+            </w:r>
+            <w:r>
+              <w:rPr>
+                <w:noProof/>
+                <w:webHidden/>
+              </w:rPr>
+              <w:tab/>
+            </w:r>
+            <w:r>
+              <w:rPr>
+                <w:noProof/>
+                <w:webHidden/>
+              </w:rPr>
+              <w:fldChar w:fldCharType="begin"/>
+            </w:r>
+            <w:r>
+              <w:rPr>
+                <w:noProof/>
+                <w:webHidden/>
+              </w:rPr>
+              <w:instrText xml:space="preserve"> PAGEREF _Toc222664061 \h </w:instrText>
+            </w:r>
+            <w:r>
+              <w:rPr>
+                <w:noProof/>
+                <w:webHidden/>
+              </w:rPr>
+            </w:r>
+            <w:r>
+              <w:rPr>
+                <w:noProof/>
+                <w:webHidden/>
+              </w:rPr>
+              <w:fldChar w:fldCharType="separate"/>
+            </w:r>
+            <w:r>
+              <w:rPr>
+                <w:noProof/>
+                <w:webHidden/>
+              </w:rPr>
+              <w:t>53</w:t>
             </w:r>
             <w:r>
               <w:rPr>
@@ -3397,12 +3618,11 @@
               <w14:ligatures w14:val="standardContextual"/>
             </w:rPr>
           </w:pPr>
-          <w:hyperlink w:anchor="_Toc222511695" w:history="1">
+          <w:hyperlink w:anchor="_Toc222664062" w:history="1">
             <w:r>
               <w:rPr>
                 <w:rStyle w:val="Hipervnculo"/>
                 <w:noProof/>
-                <w:u w:val="none"/>
               </w:rPr>
               <w:t>5.4.</w:t>
             </w:r>
@@ -3421,9 +3641,8 @@
               <w:rPr>
                 <w:rStyle w:val="Hipervnculo"/>
                 <w:noProof/>
-                <w:u w:val="none"/>
-              </w:rPr>
-              <w:t>Ingeniería de características:</w:t>
+              </w:rPr>
+              <w:t>Ingeniería de características.</w:t>
             </w:r>
             <w:r>
               <w:rPr>
@@ -3444,7 +3663,7 @@
                 <w:noProof/>
                 <w:webHidden/>
               </w:rPr>
-              <w:instrText xml:space="preserve"> PAGEREF _Toc222511695 \h </w:instrText>
+              <w:instrText xml:space="preserve"> PAGEREF _Toc222664062 \h </w:instrText>
             </w:r>
             <w:r>
               <w:rPr>
@@ -3464,7 +3683,7 @@
                 <w:noProof/>
                 <w:webHidden/>
               </w:rPr>
-              <w:t>52</w:t>
+              <w:t>53</w:t>
             </w:r>
             <w:r>
               <w:rPr>
@@ -3487,13 +3706,12 @@
               <w14:ligatures w14:val="standardContextual"/>
             </w:rPr>
           </w:pPr>
-          <w:hyperlink w:anchor="_Toc222511696" w:history="1">
+          <w:hyperlink w:anchor="_Toc222664063" w:history="1">
             <w:r>
               <w:rPr>
                 <w:rStyle w:val="Hipervnculo"/>
                 <w:rFonts w:cs="CMU Serif"/>
                 <w:noProof/>
-                <w:u w:val="none"/>
               </w:rPr>
               <w:t>5.4.1.</w:t>
             </w:r>
@@ -3512,9 +3730,8 @@
               <w:rPr>
                 <w:rStyle w:val="Hipervnculo"/>
                 <w:noProof/>
-                <w:u w:val="none"/>
-              </w:rPr>
-              <w:t>Ingeniería de características I: Autoencoder y Clustering.</w:t>
+              </w:rPr>
+              <w:t>Fase I: Características para Autoencoder.</w:t>
             </w:r>
             <w:r>
               <w:rPr>
@@ -3535,7 +3752,7 @@
                 <w:noProof/>
                 <w:webHidden/>
               </w:rPr>
-              <w:instrText xml:space="preserve"> PAGEREF _Toc222511696 \h </w:instrText>
+              <w:instrText xml:space="preserve"> PAGEREF _Toc222664063 \h </w:instrText>
             </w:r>
             <w:r>
               <w:rPr>
@@ -3555,7 +3772,7 @@
                 <w:noProof/>
                 <w:webHidden/>
               </w:rPr>
-              <w:t>52</w:t>
+              <w:t>53</w:t>
             </w:r>
             <w:r>
               <w:rPr>
@@ -3578,13 +3795,12 @@
               <w14:ligatures w14:val="standardContextual"/>
             </w:rPr>
           </w:pPr>
-          <w:hyperlink w:anchor="_Toc222511697" w:history="1">
+          <w:hyperlink w:anchor="_Toc222664064" w:history="1">
             <w:r>
               <w:rPr>
                 <w:rStyle w:val="Hipervnculo"/>
                 <w:rFonts w:cs="CMU Serif"/>
                 <w:noProof/>
-                <w:u w:val="none"/>
               </w:rPr>
               <w:t>5.4.2.</w:t>
             </w:r>
@@ -3603,9 +3819,8 @@
               <w:rPr>
                 <w:rStyle w:val="Hipervnculo"/>
                 <w:noProof/>
-                <w:u w:val="none"/>
-              </w:rPr>
-              <w:t>Ingeniería de características II: Red neuronal.</w:t>
+              </w:rPr>
+              <w:t>Fase II: Características para Transformers.</w:t>
             </w:r>
             <w:r>
               <w:rPr>
@@ -3626,7 +3841,7 @@
                 <w:noProof/>
                 <w:webHidden/>
               </w:rPr>
-              <w:instrText xml:space="preserve"> PAGEREF _Toc222511697 \h </w:instrText>
+              <w:instrText xml:space="preserve"> PAGEREF _Toc222664064 \h </w:instrText>
             </w:r>
             <w:r>
               <w:rPr>
@@ -3646,7 +3861,7 @@
                 <w:noProof/>
                 <w:webHidden/>
               </w:rPr>
-              <w:t>52</w:t>
+              <w:t>56</w:t>
             </w:r>
             <w:r>
               <w:rPr>
@@ -3673,12 +3888,11 @@
               <w14:ligatures w14:val="standardContextual"/>
             </w:rPr>
           </w:pPr>
-          <w:hyperlink w:anchor="_Toc222511698" w:history="1">
+          <w:hyperlink w:anchor="_Toc222664065" w:history="1">
             <w:r>
               <w:rPr>
                 <w:rStyle w:val="Hipervnculo"/>
                 <w:noProof/>
-                <w:u w:val="none"/>
               </w:rPr>
               <w:t>5.5.</w:t>
             </w:r>
@@ -3697,7 +3911,6 @@
               <w:rPr>
                 <w:rStyle w:val="Hipervnculo"/>
                 <w:noProof/>
-                <w:u w:val="none"/>
               </w:rPr>
               <w:t>Modelado</w:t>
             </w:r>
@@ -3720,7 +3933,7 @@
                 <w:noProof/>
                 <w:webHidden/>
               </w:rPr>
-              <w:instrText xml:space="preserve"> PAGEREF _Toc222511698 \h </w:instrText>
+              <w:instrText xml:space="preserve"> PAGEREF _Toc222664065 \h </w:instrText>
             </w:r>
             <w:r>
               <w:rPr>
@@ -3740,7 +3953,7 @@
                 <w:noProof/>
                 <w:webHidden/>
               </w:rPr>
-              <w:t>52</w:t>
+              <w:t>56</w:t>
             </w:r>
             <w:r>
               <w:rPr>
@@ -3763,13 +3976,12 @@
               <w14:ligatures w14:val="standardContextual"/>
             </w:rPr>
           </w:pPr>
-          <w:hyperlink w:anchor="_Toc222511699" w:history="1">
+          <w:hyperlink w:anchor="_Toc222664066" w:history="1">
             <w:r>
               <w:rPr>
                 <w:rStyle w:val="Hipervnculo"/>
                 <w:rFonts w:cs="CMU Serif"/>
                 <w:noProof/>
-                <w:u w:val="none"/>
               </w:rPr>
               <w:t>5.5.1.</w:t>
             </w:r>
@@ -3788,7 +4000,6 @@
               <w:rPr>
                 <w:rStyle w:val="Hipervnculo"/>
                 <w:noProof/>
-                <w:u w:val="none"/>
               </w:rPr>
               <w:t>Autoencoder.</w:t>
             </w:r>
@@ -3811,7 +4022,7 @@
                 <w:noProof/>
                 <w:webHidden/>
               </w:rPr>
-              <w:instrText xml:space="preserve"> PAGEREF _Toc222511699 \h </w:instrText>
+              <w:instrText xml:space="preserve"> PAGEREF _Toc222664066 \h </w:instrText>
             </w:r>
             <w:r>
               <w:rPr>
@@ -3831,7 +4042,7 @@
                 <w:noProof/>
                 <w:webHidden/>
               </w:rPr>
-              <w:t>52</w:t>
+              <w:t>56</w:t>
             </w:r>
             <w:r>
               <w:rPr>
@@ -3854,13 +4065,12 @@
               <w14:ligatures w14:val="standardContextual"/>
             </w:rPr>
           </w:pPr>
-          <w:hyperlink w:anchor="_Toc222511700" w:history="1">
+          <w:hyperlink w:anchor="_Toc222664067" w:history="1">
             <w:r>
               <w:rPr>
                 <w:rStyle w:val="Hipervnculo"/>
                 <w:rFonts w:cs="CMU Serif"/>
                 <w:noProof/>
-                <w:u w:val="none"/>
               </w:rPr>
               <w:t>5.5.2.</w:t>
             </w:r>
@@ -3879,7 +4089,6 @@
               <w:rPr>
                 <w:rStyle w:val="Hipervnculo"/>
                 <w:noProof/>
-                <w:u w:val="none"/>
               </w:rPr>
               <w:t>Clustering</w:t>
             </w:r>
@@ -3902,7 +4111,7 @@
                 <w:noProof/>
                 <w:webHidden/>
               </w:rPr>
-              <w:instrText xml:space="preserve"> PAGEREF _Toc222511700 \h </w:instrText>
+              <w:instrText xml:space="preserve"> PAGEREF _Toc222664067 \h </w:instrText>
             </w:r>
             <w:r>
               <w:rPr>
@@ -3922,7 +4131,7 @@
                 <w:noProof/>
                 <w:webHidden/>
               </w:rPr>
-              <w:t>52</w:t>
+              <w:t>56</w:t>
             </w:r>
             <w:r>
               <w:rPr>
@@ -3945,13 +4154,12 @@
               <w14:ligatures w14:val="standardContextual"/>
             </w:rPr>
           </w:pPr>
-          <w:hyperlink w:anchor="_Toc222511701" w:history="1">
+          <w:hyperlink w:anchor="_Toc222664068" w:history="1">
             <w:r>
               <w:rPr>
                 <w:rStyle w:val="Hipervnculo"/>
                 <w:rFonts w:cs="CMU Serif"/>
                 <w:noProof/>
-                <w:u w:val="none"/>
               </w:rPr>
               <w:t>5.5.3.</w:t>
             </w:r>
@@ -3970,7 +4178,6 @@
               <w:rPr>
                 <w:rStyle w:val="Hipervnculo"/>
                 <w:noProof/>
-                <w:u w:val="none"/>
               </w:rPr>
               <w:t>Transformers.</w:t>
             </w:r>
@@ -3993,7 +4200,7 @@
                 <w:noProof/>
                 <w:webHidden/>
               </w:rPr>
-              <w:instrText xml:space="preserve"> PAGEREF _Toc222511701 \h </w:instrText>
+              <w:instrText xml:space="preserve"> PAGEREF _Toc222664068 \h </w:instrText>
             </w:r>
             <w:r>
               <w:rPr>
@@ -4013,7 +4220,7 @@
                 <w:noProof/>
                 <w:webHidden/>
               </w:rPr>
-              <w:t>53</w:t>
+              <w:t>57</w:t>
             </w:r>
             <w:r>
               <w:rPr>
@@ -4040,12 +4247,11 @@
               <w14:ligatures w14:val="standardContextual"/>
             </w:rPr>
           </w:pPr>
-          <w:hyperlink w:anchor="_Toc222511702" w:history="1">
+          <w:hyperlink w:anchor="_Toc222664069" w:history="1">
             <w:r>
               <w:rPr>
                 <w:rStyle w:val="Hipervnculo"/>
                 <w:noProof/>
-                <w:u w:val="none"/>
               </w:rPr>
               <w:t>5.6.</w:t>
             </w:r>
@@ -4064,7 +4270,98 @@
               <w:rPr>
                 <w:rStyle w:val="Hipervnculo"/>
                 <w:noProof/>
-                <w:u w:val="none"/>
+              </w:rPr>
+              <w:t>Evaluación</w:t>
+            </w:r>
+            <w:r>
+              <w:rPr>
+                <w:noProof/>
+                <w:webHidden/>
+              </w:rPr>
+              <w:tab/>
+            </w:r>
+            <w:r>
+              <w:rPr>
+                <w:noProof/>
+                <w:webHidden/>
+              </w:rPr>
+              <w:fldChar w:fldCharType="begin"/>
+            </w:r>
+            <w:r>
+              <w:rPr>
+                <w:noProof/>
+                <w:webHidden/>
+              </w:rPr>
+              <w:instrText xml:space="preserve"> PAGEREF _Toc222664069 \h </w:instrText>
+            </w:r>
+            <w:r>
+              <w:rPr>
+                <w:noProof/>
+                <w:webHidden/>
+              </w:rPr>
+            </w:r>
+            <w:r>
+              <w:rPr>
+                <w:noProof/>
+                <w:webHidden/>
+              </w:rPr>
+              <w:fldChar w:fldCharType="separate"/>
+            </w:r>
+            <w:r>
+              <w:rPr>
+                <w:noProof/>
+                <w:webHidden/>
+              </w:rPr>
+              <w:t>57</w:t>
+            </w:r>
+            <w:r>
+              <w:rPr>
+                <w:noProof/>
+                <w:webHidden/>
+              </w:rPr>
+              <w:fldChar w:fldCharType="end"/>
+            </w:r>
+          </w:hyperlink>
+        </w:p>
+        <w:p>
+          <w:pPr>
+            <w:pStyle w:val="TDC2"/>
+            <w:tabs>
+              <w:tab w:val="left" w:pos="960"/>
+              <w:tab w:val="right" w:leader="dot" w:pos="8494"/>
+            </w:tabs>
+            <w:rPr>
+              <w:rFonts w:asciiTheme="minorHAnsi" w:eastAsiaTheme="minorEastAsia" w:hAnsiTheme="minorHAnsi" w:cstheme="minorBidi"/>
+              <w:noProof/>
+              <w:kern w:val="2"/>
+              <w:szCs w:val="24"/>
+              <w:lang w:eastAsia="es-ES"/>
+              <w14:ligatures w14:val="standardContextual"/>
+            </w:rPr>
+          </w:pPr>
+          <w:hyperlink w:anchor="_Toc222664070" w:history="1">
+            <w:r>
+              <w:rPr>
+                <w:rStyle w:val="Hipervnculo"/>
+                <w:noProof/>
+              </w:rPr>
+              <w:t>5.7.</w:t>
+            </w:r>
+            <w:r>
+              <w:rPr>
+                <w:rFonts w:asciiTheme="minorHAnsi" w:eastAsiaTheme="minorEastAsia" w:hAnsiTheme="minorHAnsi" w:cstheme="minorBidi"/>
+                <w:noProof/>
+                <w:kern w:val="2"/>
+                <w:szCs w:val="24"/>
+                <w:lang w:eastAsia="es-ES"/>
+                <w14:ligatures w14:val="standardContextual"/>
+              </w:rPr>
+              <w:tab/>
+            </w:r>
+            <w:r>
+              <w:rPr>
+                <w:rStyle w:val="Hipervnculo"/>
+                <w:noProof/>
               </w:rPr>
               <w:t>Infraestructura de Ingeniería: Dockerización y Pipelines Automatizados</w:t>
             </w:r>
@@ -4087,7 +4384,7 @@
                 <w:noProof/>
                 <w:webHidden/>
               </w:rPr>
-              <w:instrText xml:space="preserve"> PAGEREF _Toc222511702 \h </w:instrText>
+              <w:instrText xml:space="preserve"> PAGEREF _Toc222664070 \h </w:instrText>
             </w:r>
             <w:r>
               <w:rPr>
@@ -4107,7 +4404,7 @@
                 <w:noProof/>
                 <w:webHidden/>
               </w:rPr>
-              <w:t>53</w:t>
+              <w:t>58</w:t>
             </w:r>
             <w:r>
               <w:rPr>
@@ -4134,12 +4431,11 @@
               <w14:ligatures w14:val="standardContextual"/>
             </w:rPr>
           </w:pPr>
-          <w:hyperlink w:anchor="_Toc222511703" w:history="1">
+          <w:hyperlink w:anchor="_Toc222664071" w:history="1">
             <w:r>
               <w:rPr>
                 <w:rStyle w:val="Hipervnculo"/>
                 <w:noProof/>
-                <w:u w:val="none"/>
               </w:rPr>
               <w:t>6.</w:t>
             </w:r>
@@ -4158,7 +4454,6 @@
               <w:rPr>
                 <w:rStyle w:val="Hipervnculo"/>
                 <w:noProof/>
-                <w:u w:val="none"/>
               </w:rPr>
               <w:t>Resultados</w:t>
             </w:r>
@@ -4181,7 +4476,7 @@
                 <w:noProof/>
                 <w:webHidden/>
               </w:rPr>
-              <w:instrText xml:space="preserve"> PAGEREF _Toc222511703 \h </w:instrText>
+              <w:instrText xml:space="preserve"> PAGEREF _Toc222664071 \h </w:instrText>
             </w:r>
             <w:r>
               <w:rPr>
@@ -4201,7 +4496,7 @@
                 <w:noProof/>
                 <w:webHidden/>
               </w:rPr>
-              <w:t>55</w:t>
+              <w:t>59</w:t>
             </w:r>
             <w:r>
               <w:rPr>
@@ -4228,12 +4523,11 @@
               <w14:ligatures w14:val="standardContextual"/>
             </w:rPr>
           </w:pPr>
-          <w:hyperlink w:anchor="_Toc222511704" w:history="1">
+          <w:hyperlink w:anchor="_Toc222664072" w:history="1">
             <w:r>
               <w:rPr>
                 <w:rStyle w:val="Hipervnculo"/>
                 <w:noProof/>
-                <w:u w:val="none"/>
               </w:rPr>
               <w:t>7.</w:t>
             </w:r>
@@ -4252,7 +4546,6 @@
               <w:rPr>
                 <w:rStyle w:val="Hipervnculo"/>
                 <w:noProof/>
-                <w:u w:val="none"/>
               </w:rPr>
               <w:t>Conclusiones y trabajos futuros.</w:t>
             </w:r>
@@ -4275,7 +4568,7 @@
                 <w:noProof/>
                 <w:webHidden/>
               </w:rPr>
-              <w:instrText xml:space="preserve"> PAGEREF _Toc222511704 \h </w:instrText>
+              <w:instrText xml:space="preserve"> PAGEREF _Toc222664072 \h </w:instrText>
             </w:r>
             <w:r>
               <w:rPr>
@@ -4295,7 +4588,7 @@
                 <w:noProof/>
                 <w:webHidden/>
               </w:rPr>
-              <w:t>55</w:t>
+              <w:t>59</w:t>
             </w:r>
             <w:r>
               <w:rPr>
@@ -4322,12 +4615,11 @@
               <w14:ligatures w14:val="standardContextual"/>
             </w:rPr>
           </w:pPr>
-          <w:hyperlink w:anchor="_Toc222511705" w:history="1">
+          <w:hyperlink w:anchor="_Toc222664073" w:history="1">
             <w:r>
               <w:rPr>
                 <w:rStyle w:val="Hipervnculo"/>
                 <w:noProof/>
-                <w:u w:val="none"/>
               </w:rPr>
               <w:t>9.</w:t>
             </w:r>
@@ -4346,7 +4638,6 @@
               <w:rPr>
                 <w:rStyle w:val="Hipervnculo"/>
                 <w:noProof/>
-                <w:u w:val="none"/>
               </w:rPr>
               <w:t xml:space="preserve"> Referencias</w:t>
             </w:r>
@@ -4369,7 +4660,7 @@
                 <w:noProof/>
                 <w:webHidden/>
               </w:rPr>
-              <w:instrText xml:space="preserve"> PAGEREF _Toc222511705 \h </w:instrText>
+              <w:instrText xml:space="preserve"> PAGEREF _Toc222664073 \h </w:instrText>
             </w:r>
             <w:r>
               <w:rPr>
@@ -4389,7 +4680,7 @@
                 <w:noProof/>
                 <w:webHidden/>
               </w:rPr>
-              <w:t>56</w:t>
+              <w:t>60</w:t>
             </w:r>
             <w:r>
               <w:rPr>
@@ -4415,12 +4706,11 @@
               <w14:ligatures w14:val="standardContextual"/>
             </w:rPr>
           </w:pPr>
-          <w:hyperlink w:anchor="_Toc222511706" w:history="1">
+          <w:hyperlink w:anchor="_Toc222664074" w:history="1">
             <w:r>
               <w:rPr>
                 <w:rStyle w:val="Hipervnculo"/>
                 <w:noProof/>
-                <w:u w:val="none"/>
               </w:rPr>
               <w:t>Apéndice I: Repositorio de Código y Reproducibilidad</w:t>
             </w:r>
@@ -4443,7 +4733,7 @@
                 <w:noProof/>
                 <w:webHidden/>
               </w:rPr>
-              <w:instrText xml:space="preserve"> PAGEREF _Toc222511706 \h </w:instrText>
+              <w:instrText xml:space="preserve"> PAGEREF _Toc222664074 \h </w:instrText>
             </w:r>
             <w:r>
               <w:rPr>
@@ -4463,7 +4753,7 @@
                 <w:noProof/>
                 <w:webHidden/>
               </w:rPr>
-              <w:t>59</w:t>
+              <w:t>63</w:t>
             </w:r>
             <w:r>
               <w:rPr>
@@ -4489,12 +4779,157 @@
               <w14:ligatures w14:val="standardContextual"/>
             </w:rPr>
           </w:pPr>
-          <w:hyperlink w:anchor="_Toc222511707" w:history="1">
+          <w:hyperlink w:anchor="_Toc222664075" w:history="1">
             <w:r>
               <w:rPr>
                 <w:rStyle w:val="Hipervnculo"/>
                 <w:noProof/>
-                <w:u w:val="none"/>
+              </w:rPr>
+              <w:t>Apendice II: Tablas de características</w:t>
+            </w:r>
+            <w:r>
+              <w:rPr>
+                <w:noProof/>
+                <w:webHidden/>
+              </w:rPr>
+              <w:tab/>
+            </w:r>
+            <w:r>
+              <w:rPr>
+                <w:noProof/>
+                <w:webHidden/>
+              </w:rPr>
+              <w:fldChar w:fldCharType="begin"/>
+            </w:r>
+            <w:r>
+              <w:rPr>
+                <w:noProof/>
+                <w:webHidden/>
+              </w:rPr>
+              <w:instrText xml:space="preserve"> PAGEREF _Toc222664075 \h </w:instrText>
+            </w:r>
+            <w:r>
+              <w:rPr>
+                <w:noProof/>
+                <w:webHidden/>
+              </w:rPr>
+            </w:r>
+            <w:r>
+              <w:rPr>
+                <w:noProof/>
+                <w:webHidden/>
+              </w:rPr>
+              <w:fldChar w:fldCharType="separate"/>
+            </w:r>
+            <w:r>
+              <w:rPr>
+                <w:noProof/>
+                <w:webHidden/>
+              </w:rPr>
+              <w:t>66</w:t>
+            </w:r>
+            <w:r>
+              <w:rPr>
+                <w:noProof/>
+                <w:webHidden/>
+              </w:rPr>
+              <w:fldChar w:fldCharType="end"/>
+            </w:r>
+          </w:hyperlink>
+        </w:p>
+        <w:p>
+          <w:pPr>
+            <w:pStyle w:val="TDC2"/>
+            <w:tabs>
+              <w:tab w:val="right" w:leader="dot" w:pos="8494"/>
+            </w:tabs>
+            <w:rPr>
+              <w:rFonts w:asciiTheme="minorHAnsi" w:eastAsiaTheme="minorEastAsia" w:hAnsiTheme="minorHAnsi" w:cstheme="minorBidi"/>
+              <w:noProof/>
+              <w:kern w:val="2"/>
+              <w:szCs w:val="24"/>
+              <w:lang w:eastAsia="es-ES"/>
+              <w14:ligatures w14:val="standardContextual"/>
+            </w:rPr>
+          </w:pPr>
+          <w:hyperlink w:anchor="_Toc222664076" w:history="1">
+            <w:r>
+              <w:rPr>
+                <w:rStyle w:val="Hipervnculo"/>
+                <w:noProof/>
+              </w:rPr>
+              <w:t>Características del autoencoder.</w:t>
+            </w:r>
+            <w:r>
+              <w:rPr>
+                <w:noProof/>
+                <w:webHidden/>
+              </w:rPr>
+              <w:tab/>
+            </w:r>
+            <w:r>
+              <w:rPr>
+                <w:noProof/>
+                <w:webHidden/>
+              </w:rPr>
+              <w:fldChar w:fldCharType="begin"/>
+            </w:r>
+            <w:r>
+              <w:rPr>
+                <w:noProof/>
+                <w:webHidden/>
+              </w:rPr>
+              <w:instrText xml:space="preserve"> PAGEREF _Toc222664076 \h </w:instrText>
+            </w:r>
+            <w:r>
+              <w:rPr>
+                <w:noProof/>
+                <w:webHidden/>
+              </w:rPr>
+            </w:r>
+            <w:r>
+              <w:rPr>
+                <w:noProof/>
+                <w:webHidden/>
+              </w:rPr>
+              <w:fldChar w:fldCharType="separate"/>
+            </w:r>
+            <w:r>
+              <w:rPr>
+                <w:noProof/>
+                <w:webHidden/>
+              </w:rPr>
+              <w:t>66</w:t>
+            </w:r>
+            <w:r>
+              <w:rPr>
+                <w:noProof/>
+                <w:webHidden/>
+              </w:rPr>
+              <w:fldChar w:fldCharType="end"/>
+            </w:r>
+          </w:hyperlink>
+        </w:p>
+        <w:p>
+          <w:pPr>
+            <w:pStyle w:val="TDC1"/>
+            <w:tabs>
+              <w:tab w:val="right" w:leader="dot" w:pos="8494"/>
+            </w:tabs>
+            <w:rPr>
+              <w:rFonts w:asciiTheme="minorHAnsi" w:eastAsiaTheme="minorEastAsia" w:hAnsiTheme="minorHAnsi" w:cstheme="minorBidi"/>
+              <w:noProof/>
+              <w:kern w:val="2"/>
+              <w:szCs w:val="24"/>
+              <w:lang w:eastAsia="es-ES"/>
+              <w14:ligatures w14:val="standardContextual"/>
+            </w:rPr>
+          </w:pPr>
+          <w:hyperlink w:anchor="_Toc222664077" w:history="1">
+            <w:r>
+              <w:rPr>
+                <w:rStyle w:val="Hipervnculo"/>
+                <w:noProof/>
               </w:rPr>
               <w:t>Anexos I: Estructura y diccionario de datos OULAD.</w:t>
             </w:r>
@@ -4517,7 +4952,7 @@
                 <w:noProof/>
                 <w:webHidden/>
               </w:rPr>
-              <w:instrText xml:space="preserve"> PAGEREF _Toc222511707 \h </w:instrText>
+              <w:instrText xml:space="preserve"> PAGEREF _Toc222664077 \h </w:instrText>
             </w:r>
             <w:r>
               <w:rPr>
@@ -4537,7 +4972,7 @@
                 <w:noProof/>
                 <w:webHidden/>
               </w:rPr>
-              <w:t>62</w:t>
+              <w:t>69</w:t>
             </w:r>
             <w:r>
               <w:rPr>
@@ -5580,7 +6015,7 @@
         </w:rPr>
       </w:pPr>
       <w:bookmarkStart w:id="0" w:name="_Toc10030870"/>
-      <w:bookmarkStart w:id="1" w:name="_Toc222511664"/>
+      <w:bookmarkStart w:id="1" w:name="_Toc222664028"/>
       <w:bookmarkEnd w:id="0"/>
       <w:r>
         <w:rPr>
@@ -5740,7 +6175,23 @@
           <w:rFonts w:cs="CMU Serif"/>
           <w:szCs w:val="24"/>
         </w:rPr>
-        <w:t>Tras una fase de ingeniería de características  a partir de estos datos para transformar los logs en métricas de comportamiento, se aplicaron técnicas de aprendizaje no supervisado (agrupamiento) para segmentar a la población estudiantil e identificar arquetipos de aprendizaje y patrones de conducta. Estos hallazgos se incorporaron posteriormente a modelos de aprendizaje supervisado orientados a predecir el rendimiento final del estudiante (</w:t>
+        <w:t xml:space="preserve">Tras una fase de ingeniería de </w:t>
+      </w:r>
+      <w:proofErr w:type="gramStart"/>
+      <w:r>
+        <w:rPr>
+          <w:rFonts w:cs="CMU Serif"/>
+          <w:szCs w:val="24"/>
+        </w:rPr>
+        <w:t>características  a</w:t>
+      </w:r>
+      <w:proofErr w:type="gramEnd"/>
+      <w:r>
+        <w:rPr>
+          <w:rFonts w:cs="CMU Serif"/>
+          <w:szCs w:val="24"/>
+        </w:rPr>
+        <w:t xml:space="preserve"> partir de estos datos para transformar los logs en métricas de comportamiento, se aplicaron técnicas de aprendizaje no supervisado (agrupamiento) para segmentar a la población estudiantil e identificar arquetipos de aprendizaje y patrones de conducta. Estos hallazgos se incorporaron posteriormente a modelos de aprendizaje supervisado orientados a predecir el rendimiento final del estudiante (</w:t>
       </w:r>
       <w:proofErr w:type="spellStart"/>
       <w:r>
@@ -5857,7 +6308,7 @@
           <w:lang w:val="en-GB"/>
         </w:rPr>
       </w:pPr>
-      <w:bookmarkStart w:id="2" w:name="_Toc222511665"/>
+      <w:bookmarkStart w:id="2" w:name="_Toc222664029"/>
       <w:r>
         <w:rPr>
           <w:lang w:val="en-GB"/>
@@ -5895,7 +6346,23 @@
           <w:szCs w:val="24"/>
           <w:lang w:val="en-GB"/>
         </w:rPr>
-        <w:t>This Master’s Thesis (TFM) addresses this problem through the development and validation of a hybrid Educational Data Mining (EDM) model. The research is based on the exploitation of the OULAD dataset (Open University Learning Analytics Dataset), one of the most comprehensive reference repositories worldwide, which integrates demographic information, assessment results, and detailed interaction logs from thousands of students across various university courses.</w:t>
+        <w:t xml:space="preserve">This </w:t>
+      </w:r>
+      <w:proofErr w:type="gramStart"/>
+      <w:r>
+        <w:rPr>
+          <w:szCs w:val="24"/>
+          <w:lang w:val="en-GB"/>
+        </w:rPr>
+        <w:t>Master’s</w:t>
+      </w:r>
+      <w:proofErr w:type="gramEnd"/>
+      <w:r>
+        <w:rPr>
+          <w:szCs w:val="24"/>
+          <w:lang w:val="en-GB"/>
+        </w:rPr>
+        <w:t xml:space="preserve"> Thesis (TFM) addresses this problem through the development and validation of a hybrid Educational Data Mining (EDM) model. The research is based on the exploitation of the OULAD dataset (Open University Learning Analytics Dataset), one of the most comprehensive reference repositories worldwide, which integrates demographic information, assessment results, and detailed interaction logs from thousands of students across various university courses.</w:t>
       </w:r>
     </w:p>
     <w:p>
@@ -5974,7 +6441,7 @@
         <w:pStyle w:val="Ttulo1"/>
       </w:pPr>
       <w:bookmarkStart w:id="3" w:name="_Toc10030871"/>
-      <w:bookmarkStart w:id="4" w:name="_Toc222511666"/>
+      <w:bookmarkStart w:id="4" w:name="_Toc222664030"/>
       <w:bookmarkEnd w:id="3"/>
       <w:r>
         <w:lastRenderedPageBreak/>
@@ -6649,7 +7116,7 @@
         <w:lastRenderedPageBreak/>
         <w:t xml:space="preserve"> </w:t>
       </w:r>
-      <w:bookmarkStart w:id="6" w:name="_Toc222511667"/>
+      <w:bookmarkStart w:id="6" w:name="_Toc222664031"/>
       <w:r>
         <w:t>Objetivos</w:t>
       </w:r>
@@ -6701,7 +7168,7 @@
       <w:pPr>
         <w:pStyle w:val="Ttulo2"/>
       </w:pPr>
-      <w:bookmarkStart w:id="7" w:name="_Toc222511668"/>
+      <w:bookmarkStart w:id="7" w:name="_Toc222664032"/>
       <w:r>
         <w:t>Objetivo General</w:t>
       </w:r>
@@ -6791,7 +7258,7 @@
       <w:pPr>
         <w:pStyle w:val="Ttulo2"/>
       </w:pPr>
-      <w:bookmarkStart w:id="8" w:name="_Toc222511669"/>
+      <w:bookmarkStart w:id="8" w:name="_Toc222664033"/>
       <w:r>
         <w:t>Objetivos Específicos</w:t>
       </w:r>
@@ -7488,7 +7955,7 @@
         <w:lastRenderedPageBreak/>
         <w:t xml:space="preserve"> </w:t>
       </w:r>
-      <w:bookmarkStart w:id="9" w:name="_Toc222511670"/>
+      <w:bookmarkStart w:id="9" w:name="_Toc222664034"/>
       <w:r>
         <w:t>Marco teórico y estado del arte</w:t>
       </w:r>
@@ -7590,7 +8057,7 @@
       <w:pPr>
         <w:pStyle w:val="Ttulo2"/>
       </w:pPr>
-      <w:bookmarkStart w:id="10" w:name="_Toc222511671"/>
+      <w:bookmarkStart w:id="10" w:name="_Toc222664035"/>
       <w:r>
         <w:t>Marco teórico</w:t>
       </w:r>
@@ -7616,7 +8083,7 @@
       <w:pPr>
         <w:pStyle w:val="Ttulo3"/>
       </w:pPr>
-      <w:bookmarkStart w:id="11" w:name="_Toc222511672"/>
+      <w:bookmarkStart w:id="11" w:name="_Toc222664036"/>
       <w:r>
         <w:t xml:space="preserve">Minería de Datos Educativos (EDM) y Learning </w:t>
       </w:r>
@@ -7904,7 +8371,7 @@
       <w:pPr>
         <w:pStyle w:val="Ttulo3"/>
       </w:pPr>
-      <w:bookmarkStart w:id="12" w:name="_Toc222511673"/>
+      <w:bookmarkStart w:id="12" w:name="_Toc222664037"/>
       <w:r>
         <w:t xml:space="preserve">Heterogeneidad de datos y </w:t>
       </w:r>
@@ -8603,7 +9070,7 @@
       <w:pPr>
         <w:pStyle w:val="Ttulo3"/>
       </w:pPr>
-      <w:bookmarkStart w:id="14" w:name="_Toc222511674"/>
+      <w:bookmarkStart w:id="14" w:name="_Toc222664038"/>
       <w:r>
         <w:t xml:space="preserve">Deserción </w:t>
       </w:r>
@@ -8840,7 +9307,7 @@
       <w:pPr>
         <w:pStyle w:val="Ttulo3"/>
       </w:pPr>
-      <w:bookmarkStart w:id="15" w:name="_Toc222511675"/>
+      <w:bookmarkStart w:id="15" w:name="_Toc222664039"/>
       <w:r>
         <w:t>Aprendizaje No Supervisado: Descubrimiento de Patrones (Clustering)</w:t>
       </w:r>
@@ -8986,7 +9453,7 @@
           <w:szCs w:val="24"/>
         </w:rPr>
       </w:pPr>
-      <w:bookmarkStart w:id="16" w:name="_Toc222511676"/>
+      <w:bookmarkStart w:id="16" w:name="_Toc222664040"/>
       <w:r>
         <w:rPr>
           <w:rStyle w:val="Ttulo3Car"/>
@@ -9498,7 +9965,7 @@
       <w:pPr>
         <w:pStyle w:val="Ttulo3"/>
       </w:pPr>
-      <w:bookmarkStart w:id="17" w:name="_Toc222511677"/>
+      <w:bookmarkStart w:id="17" w:name="_Toc222664041"/>
       <w:r>
         <w:lastRenderedPageBreak/>
         <w:t>Síntesis del marco teórico</w:t>
@@ -9577,7 +10044,7 @@
       <w:pPr>
         <w:pStyle w:val="Ttulo2"/>
       </w:pPr>
-      <w:bookmarkStart w:id="18" w:name="_Toc222511678"/>
+      <w:bookmarkStart w:id="18" w:name="_Toc222664042"/>
       <w:r>
         <w:lastRenderedPageBreak/>
         <w:t>Estado del arte.</w:t>
@@ -9651,7 +10118,7 @@
       <w:pPr>
         <w:pStyle w:val="Ttulo3"/>
       </w:pPr>
-      <w:bookmarkStart w:id="19" w:name="_Toc222511679"/>
+      <w:bookmarkStart w:id="19" w:name="_Toc222664043"/>
       <w:r>
         <w:t>Aprendizaje no supervisado en EDM.</w:t>
       </w:r>
@@ -9951,7 +10418,7 @@
       <w:pPr>
         <w:pStyle w:val="Ttulo3"/>
       </w:pPr>
-      <w:bookmarkStart w:id="20" w:name="_Toc222511680"/>
+      <w:bookmarkStart w:id="20" w:name="_Toc222664044"/>
       <w:r>
         <w:t>Aprendizaje supervisado en EDM</w:t>
       </w:r>
@@ -10803,7 +11270,7 @@
       <w:pPr>
         <w:pStyle w:val="Ttulo3"/>
       </w:pPr>
-      <w:bookmarkStart w:id="21" w:name="_Toc222511681"/>
+      <w:bookmarkStart w:id="21" w:name="_Toc222664045"/>
       <w:r>
         <w:t>El enfoque h</w:t>
       </w:r>
@@ -11196,7 +11663,7 @@
       <w:pPr>
         <w:pStyle w:val="Ttulo3"/>
       </w:pPr>
-      <w:bookmarkStart w:id="22" w:name="_Toc222511682"/>
+      <w:bookmarkStart w:id="22" w:name="_Toc222664046"/>
       <w:r>
         <w:t>Inteligencia Artificial Explicable (XAI) en Educación</w:t>
       </w:r>
@@ -11765,7 +12232,7 @@
       <w:pPr>
         <w:pStyle w:val="Ttulo3"/>
       </w:pPr>
-      <w:bookmarkStart w:id="23" w:name="_Toc222511683"/>
+      <w:bookmarkStart w:id="23" w:name="_Toc222664047"/>
       <w:r>
         <w:lastRenderedPageBreak/>
         <w:t>Síntesis del estado del arte</w:t>
@@ -12064,7 +12531,7 @@
         <w:lastRenderedPageBreak/>
         <w:t xml:space="preserve"> </w:t>
       </w:r>
-      <w:bookmarkStart w:id="25" w:name="_Toc222511684"/>
+      <w:bookmarkStart w:id="25" w:name="_Toc222664048"/>
       <w:r>
         <w:t>Planteamiento del problema y metodología.</w:t>
       </w:r>
@@ -12116,7 +12583,7 @@
       <w:pPr>
         <w:pStyle w:val="Ttulo2"/>
       </w:pPr>
-      <w:bookmarkStart w:id="26" w:name="_Toc222511685"/>
+      <w:bookmarkStart w:id="26" w:name="_Toc222664049"/>
       <w:r>
         <w:t>Planteamiento del problema.</w:t>
       </w:r>
@@ -12529,7 +12996,7 @@
       <w:pPr>
         <w:pStyle w:val="Ttulo2"/>
       </w:pPr>
-      <w:bookmarkStart w:id="27" w:name="_Toc222511686"/>
+      <w:bookmarkStart w:id="27" w:name="_Toc222664050"/>
       <w:r>
         <w:t>Solución propuesta.</w:t>
       </w:r>
@@ -12537,123 +13004,131 @@
     </w:p>
     <w:p>
       <w:pPr>
-        <w:ind w:firstLine="357"/>
-        <w:rPr>
-          <w:szCs w:val="24"/>
-          <w:lang w:eastAsia="es-ES"/>
-        </w:rPr>
-      </w:pPr>
-      <w:r>
-        <w:rPr>
-          <w:szCs w:val="24"/>
-          <w:lang w:eastAsia="es-ES"/>
-        </w:rPr>
-        <w:t xml:space="preserve">Como respuesta a la problemática descrita, donde la infraestructura tecnológica supera a menudo la capacidad de interpretación pedagógica, este trabajo de fin de máster propone el diseño y validación de una arquitectura híbrida de inteligencia artificial. Esta propuesta busca cerrar la brecha entre la </w:t>
-      </w:r>
-      <w:r>
-        <w:rPr>
-          <w:szCs w:val="24"/>
+        <w:ind w:firstLine="284"/>
+        <w:rPr>
+          <w:lang w:eastAsia="es-ES"/>
+        </w:rPr>
+      </w:pPr>
+      <w:r>
+        <w:rPr>
+          <w:lang w:eastAsia="es-ES"/>
+        </w:rPr>
+        <w:t xml:space="preserve">Al abordar un problema de detección temprana de riesgo, uno de los principales desafíos metodológicos es evitar la "fuga de datos" (data </w:t>
+      </w:r>
+      <w:proofErr w:type="spellStart"/>
+      <w:r>
+        <w:rPr>
+          <w:lang w:eastAsia="es-ES"/>
+        </w:rPr>
+        <w:t>leakage</w:t>
+      </w:r>
+      <w:proofErr w:type="spellEnd"/>
+      <w:r>
+        <w:rPr>
+          <w:lang w:eastAsia="es-ES"/>
+        </w:rPr>
+        <w:t xml:space="preserve">). </w:t>
+      </w:r>
+    </w:p>
+    <w:p>
+      <w:pPr>
+        <w:ind w:firstLine="284"/>
+        <w:rPr>
+          <w:lang w:eastAsia="es-ES"/>
+        </w:rPr>
+      </w:pPr>
+      <w:r>
+        <w:rPr>
           <w:lang w:eastAsia="es-ES"/>
         </w:rPr>
         <w:lastRenderedPageBreak/>
-        <w:t>recolección masiva de registros (logs) y la generación de "</w:t>
+        <w:t xml:space="preserve">Para que el modelo predictivo sea válido y aplicable a la realidad docente, es indispensable garantizar que solo evalúe la información generada desde el inicio del curso (Día 0) hasta el momento exacto en el que se realiza la predicción. </w:t>
+      </w:r>
+    </w:p>
+    <w:p>
+      <w:pPr>
+        <w:pStyle w:val="Ttulo3"/>
+      </w:pPr>
+      <w:r>
+        <w:t>Ventanas de tiempo.</w:t>
+      </w:r>
+    </w:p>
+    <w:p>
+      <w:pPr>
+        <w:ind w:firstLine="284"/>
+        <w:rPr>
+          <w:lang w:eastAsia="es-ES"/>
+        </w:rPr>
+      </w:pPr>
+      <w:r>
+        <w:rPr>
+          <w:lang w:eastAsia="es-ES"/>
+        </w:rPr>
+        <w:t>Esta limitación hace necesario introducir el concepto de ventana de tiempo, un enfoque fundamental para estructurar el análisis en este proyecto.</w:t>
+      </w:r>
+      <w:r>
+        <w:rPr>
+          <w:lang w:eastAsia="es-ES"/>
+        </w:rPr>
+        <w:t xml:space="preserve"> </w:t>
+      </w:r>
+      <w:r>
+        <w:rPr>
+          <w:lang w:eastAsia="es-ES"/>
+        </w:rPr>
+        <w:t xml:space="preserve">Como ya se observó en el Análisis Exploratorio de Datos (EDA), el registro diario de interacciones presenta un nivel de ruido que dificulta la extracción de patrones claros. Sin embargo, al agregar la actividad de los estudiantes de forma semanal, el comportamiento se vuelve mucho más estable y tratable. Esta decisión de diseño concuerda con los hallazgos de </w:t>
       </w:r>
       <w:proofErr w:type="spellStart"/>
       <w:r>
         <w:rPr>
-          <w:szCs w:val="24"/>
-          <w:lang w:eastAsia="es-ES"/>
-        </w:rPr>
-        <w:t>insights</w:t>
+          <w:lang w:eastAsia="es-ES"/>
+        </w:rPr>
+        <w:t>Kusumawardani</w:t>
       </w:r>
       <w:proofErr w:type="spellEnd"/>
       <w:r>
         <w:rPr>
-          <w:szCs w:val="24"/>
-          <w:lang w:eastAsia="es-ES"/>
-        </w:rPr>
-        <w:t>" educativos, alineándose con la necesidad actual de marcos de trabajo que transformen datos brutos en alertas tempranas de riesgo. La solución se aleja de los enfoques tradicionales para adoptar un modelo capaz de procesar la complejidad secuencial del aprendizaje, integrando técnicas avanzadas de minería de datos educativos y Deep Learning.</w:t>
-      </w:r>
-    </w:p>
-    <w:p>
-      <w:pPr>
-        <w:rPr>
-          <w:szCs w:val="24"/>
-          <w:lang w:eastAsia="es-ES"/>
-        </w:rPr>
-      </w:pPr>
-    </w:p>
-    <w:p>
-      <w:pPr>
-        <w:rPr>
-          <w:szCs w:val="24"/>
-          <w:lang w:eastAsia="es-ES"/>
-        </w:rPr>
-      </w:pPr>
-      <w:r>
-        <w:rPr>
-          <w:szCs w:val="24"/>
-          <w:lang w:eastAsia="es-ES"/>
-        </w:rPr>
-        <w:t>La propuesta técnica se fundamenta en la integración sinérgica de tres componentes clave, diseñados para abordar cada uno de los ejes del problema identificado:</w:t>
-      </w:r>
-    </w:p>
-    <w:p>
-      <w:pPr>
-        <w:pStyle w:val="Prrafodelista"/>
-        <w:numPr>
-          <w:ilvl w:val="0"/>
-          <w:numId w:val="23"/>
-        </w:numPr>
-        <w:ind w:left="426"/>
-        <w:rPr>
-          <w:szCs w:val="24"/>
-          <w:lang w:eastAsia="es-ES"/>
-        </w:rPr>
-      </w:pPr>
-      <w:r>
-        <w:rPr>
-          <w:b/>
-          <w:bCs/>
-          <w:szCs w:val="24"/>
-          <w:lang w:eastAsia="es-ES"/>
-        </w:rPr>
-        <w:t>Representación Latente y Segmentación</w:t>
-      </w:r>
-      <w:r>
-        <w:rPr>
-          <w:szCs w:val="24"/>
-          <w:lang w:eastAsia="es-ES"/>
-        </w:rPr>
-        <w:t xml:space="preserve"> (Abordando la complejidad de los datos) Para superar la heterogeneidad y el ruido inherente a los registros masivos de interacción en plataformas como Moodle, se propone utilizar técnicas de aprendizaje no supervisado y reducción de dimensionalidad. A diferencia de la ingeniería de características manual tradicional, el uso de arquitecturas de Deep Learning permite aprender representaciones complejas de los datos. Esto facilita la identificación de arquetipos de aprendizaje y la segmentación estratégica de los estudiantes, un paso fundamental para mejorar la personalización en entornos de e-learning</w:t>
+          <w:lang w:eastAsia="es-ES"/>
+        </w:rPr>
+        <w:t xml:space="preserve"> y </w:t>
+      </w:r>
+      <w:proofErr w:type="spellStart"/>
+      <w:r>
+        <w:rPr>
+          <w:lang w:eastAsia="es-ES"/>
+        </w:rPr>
+        <w:t>Alfarozi</w:t>
+      </w:r>
+      <w:proofErr w:type="spellEnd"/>
+      <w:r>
+        <w:rPr>
+          <w:lang w:eastAsia="es-ES"/>
+        </w:rPr>
+        <w:t xml:space="preserve"> </w:t>
       </w:r>
       <w:sdt>
         <w:sdtPr>
           <w:rPr>
-            <w:szCs w:val="24"/>
             <w:lang w:eastAsia="es-ES"/>
           </w:rPr>
-          <w:id w:val="1029225181"/>
+          <w:id w:val="213777947"/>
           <w:citation/>
         </w:sdtPr>
         <w:sdtContent>
           <w:r>
             <w:rPr>
-              <w:szCs w:val="24"/>
               <w:lang w:eastAsia="es-ES"/>
             </w:rPr>
             <w:fldChar w:fldCharType="begin"/>
           </w:r>
           <w:r>
             <w:rPr>
-              <w:szCs w:val="24"/>
               <w:lang w:eastAsia="es-ES"/>
             </w:rPr>
-            <w:instrText xml:space="preserve"> CITATION ElG25 \l 3082 </w:instrText>
+            <w:instrText xml:space="preserve">CITATION Kus23 \n  \t  \l 3082 </w:instrText>
           </w:r>
           <w:r>
             <w:rPr>
-              <w:szCs w:val="24"/>
               <w:lang w:eastAsia="es-ES"/>
             </w:rPr>
             <w:fldChar w:fldCharType="separate"/>
@@ -12661,22 +13136,12 @@
           <w:r>
             <w:rPr>
               <w:noProof/>
-              <w:szCs w:val="24"/>
               <w:lang w:eastAsia="es-ES"/>
             </w:rPr>
-            <w:t xml:space="preserve"> </w:t>
+            <w:t>(2023)</w:t>
           </w:r>
           <w:r>
             <w:rPr>
-              <w:noProof/>
-              <w:szCs w:val="24"/>
-              <w:lang w:eastAsia="es-ES"/>
-            </w:rPr>
-            <w:t>(El Ghali, Atouf, El Guemmat, Broumi, &amp; Talea, 2025)</w:t>
-          </w:r>
-          <w:r>
-            <w:rPr>
-              <w:szCs w:val="24"/>
               <w:lang w:eastAsia="es-ES"/>
             </w:rPr>
             <w:fldChar w:fldCharType="end"/>
@@ -12685,38 +13150,109 @@
       </w:sdt>
       <w:r>
         <w:rPr>
-          <w:szCs w:val="24"/>
-          <w:lang w:eastAsia="es-ES"/>
-        </w:rPr>
-        <w:t>. Asimismo, el enfoque híbrido propuesto busca potenciar la precisión predictiva al combinar estas representaciones con clasificadores robustos, una estrategia validada en estudios recientes sobre conjuntos de datos educativos multiclase</w:t>
+          <w:lang w:eastAsia="es-ES"/>
+        </w:rPr>
+        <w:t xml:space="preserve">, quienes demostraron empíricamente que los modelos basados en ventanas semanales tienden a superar a los diarios y resultan computacionalmente más eficientes. </w:t>
+      </w:r>
+    </w:p>
+    <w:p>
+      <w:pPr>
+        <w:ind w:firstLine="284"/>
+        <w:rPr>
+          <w:lang w:eastAsia="es-ES"/>
+        </w:rPr>
+      </w:pPr>
+      <w:r>
+        <w:rPr>
+          <w:lang w:eastAsia="es-ES"/>
+        </w:rPr>
+        <w:t>Por consiguiente, de ahora en adelante, la temporalidad del problema se modelará exclusivamente por semanas.</w:t>
+      </w:r>
+      <w:r>
+        <w:rPr>
+          <w:lang w:eastAsia="es-ES"/>
+        </w:rPr>
+        <w:t xml:space="preserve"> </w:t>
+      </w:r>
+      <w:r>
+        <w:rPr>
+          <w:lang w:eastAsia="es-ES"/>
+        </w:rPr>
+        <w:t>En la práctica, estas ventanas de tiempo abarcan desde el inicio del curso hasta la semana W, siendo W la semana exacta en la que deseamos estimar si el estudiante terminará abandonando. Al construir las variables para alimentar al modelo, es vital asegurar que no se filtre ninguna información "privilegiada" del futuro. A modo ilustrativo, si estamos calculando el riesgo de un alumno en la semana 10, resulta evidente que el modelo no puede tener acceso a métricas o calificaciones de exámenes finales que ocurrirán semanas después. Controlar este aspecto de forma estricta es lo que garantiza que nuestra IA funcione como un sistema de alerta temprana.</w:t>
+      </w:r>
+    </w:p>
+    <w:p>
+      <w:pPr>
+        <w:ind w:firstLine="284"/>
+        <w:rPr>
+          <w:lang w:eastAsia="es-ES"/>
+        </w:rPr>
+      </w:pPr>
+      <w:r>
+        <w:rPr>
+          <w:lang w:eastAsia="es-ES"/>
+        </w:rPr>
+        <w:t xml:space="preserve">En cada ventana de tiempo calculamos métricas acumuladas hasta esa semana (clics en los foros, actividades entregadas, notas acumuladas hasta entonces, etc.) y las juntamos con variables que conocemos desde el día cero del </w:t>
+      </w:r>
+      <w:r>
+        <w:rPr>
+          <w:lang w:eastAsia="es-ES"/>
+        </w:rPr>
+        <w:lastRenderedPageBreak/>
+        <w:t xml:space="preserve">estudiante (rango de edad, índice de riqueza del código postal, interactividad antes del comienzo del curso con la plataforma educativa, etc.) </w:t>
+      </w:r>
+    </w:p>
+    <w:p>
+      <w:pPr>
+        <w:pStyle w:val="Ttulo3"/>
+      </w:pPr>
+      <w:r>
+        <w:t>Reducción de dimensionalidad y Aprendizaje no supervisado.</w:t>
+      </w:r>
+    </w:p>
+    <w:p>
+      <w:pPr>
+        <w:ind w:firstLine="284"/>
+        <w:rPr>
+          <w:lang w:eastAsia="es-ES"/>
+        </w:rPr>
+      </w:pPr>
+      <w:r>
+        <w:rPr>
+          <w:lang w:eastAsia="es-ES"/>
+        </w:rPr>
+        <w:t xml:space="preserve">Una vez obtenida esta información (aproximadamente 58 características), siguiendo una aproximación inspirada en el estudio de </w:t>
+      </w:r>
+      <w:r>
+        <w:rPr>
+          <w:noProof/>
+          <w:lang w:eastAsia="es-ES"/>
+        </w:rPr>
+        <w:t xml:space="preserve">El Ghali, Atouf, El Guemmat, Broumi, &amp; Talea </w:t>
       </w:r>
       <w:sdt>
         <w:sdtPr>
           <w:rPr>
-            <w:szCs w:val="24"/>
             <w:lang w:eastAsia="es-ES"/>
           </w:rPr>
-          <w:id w:val="1433171000"/>
+          <w:id w:val="-2045815221"/>
           <w:citation/>
         </w:sdtPr>
         <w:sdtContent>
           <w:r>
             <w:rPr>
-              <w:szCs w:val="24"/>
               <w:lang w:eastAsia="es-ES"/>
             </w:rPr>
             <w:fldChar w:fldCharType="begin"/>
           </w:r>
           <w:r>
             <w:rPr>
-              <w:szCs w:val="24"/>
               <w:lang w:eastAsia="es-ES"/>
             </w:rPr>
-            <w:instrText xml:space="preserve"> CITATION AlT24 \l 3082 </w:instrText>
+            <w:instrText xml:space="preserve">CITATION ElG25 \n  \t  \l 3082 </w:instrText>
           </w:r>
           <w:r>
             <w:rPr>
-              <w:szCs w:val="24"/>
               <w:lang w:eastAsia="es-ES"/>
             </w:rPr>
             <w:fldChar w:fldCharType="separate"/>
@@ -12724,22 +13260,12 @@
           <w:r>
             <w:rPr>
               <w:noProof/>
-              <w:szCs w:val="24"/>
               <w:lang w:eastAsia="es-ES"/>
             </w:rPr>
-            <w:t xml:space="preserve"> </w:t>
+            <w:t>(2025)</w:t>
           </w:r>
           <w:r>
             <w:rPr>
-              <w:noProof/>
-              <w:szCs w:val="24"/>
-              <w:lang w:eastAsia="es-ES"/>
-            </w:rPr>
-            <w:t>(Al-Tameemi, Xue, Ali, &amp; Ajit, 2024)</w:t>
-          </w:r>
-          <w:r>
-            <w:rPr>
-              <w:szCs w:val="24"/>
               <w:lang w:eastAsia="es-ES"/>
             </w:rPr>
             <w:fldChar w:fldCharType="end"/>
@@ -12748,459 +13274,523 @@
       </w:sdt>
       <w:r>
         <w:rPr>
-          <w:szCs w:val="24"/>
-          <w:lang w:eastAsia="es-ES"/>
-        </w:rPr>
-        <w:t>.</w:t>
-      </w:r>
-    </w:p>
-    <w:p>
-      <w:pPr>
-        <w:pStyle w:val="Prrafodelista"/>
-        <w:numPr>
-          <w:ilvl w:val="0"/>
-          <w:numId w:val="23"/>
-        </w:numPr>
-        <w:ind w:left="426"/>
-        <w:rPr>
-          <w:szCs w:val="24"/>
-          <w:lang w:eastAsia="es-ES"/>
-        </w:rPr>
+          <w:lang w:eastAsia="es-ES"/>
+        </w:rPr>
+        <w:t xml:space="preserve">, se realiza un agrupamiento (clustering) del estudiantado utilizando exclusivamente la información disponible hasta la semana W, con el objetivo de identificar perfiles de comportamiento diferenciados. Para optimizar el agrupamiento, se comparan técnicas de reducción de dimensionalidad, concretamente PCA y un </w:t>
+      </w:r>
+      <w:proofErr w:type="spellStart"/>
+      <w:r>
+        <w:rPr>
+          <w:lang w:eastAsia="es-ES"/>
+        </w:rPr>
+        <w:t>autoencoder</w:t>
+      </w:r>
+      <w:proofErr w:type="spellEnd"/>
+      <w:r>
+        <w:rPr>
+          <w:lang w:eastAsia="es-ES"/>
+        </w:rPr>
+        <w:t>, con el fin de proyectar la información a un espacio latente de menor dimensión y potencialmente más separable.</w:t>
+      </w:r>
+      <w:r>
+        <w:rPr>
+          <w:lang w:eastAsia="es-ES"/>
+        </w:rPr>
+        <w:t xml:space="preserve"> En el caso de</w:t>
+      </w:r>
+      <w:r>
+        <w:rPr>
+          <w:lang w:eastAsia="es-ES"/>
+        </w:rPr>
+        <w:t>l</w:t>
+      </w:r>
+      <w:r>
+        <w:rPr>
+          <w:lang w:eastAsia="es-ES"/>
+        </w:rPr>
+        <w:t xml:space="preserve"> </w:t>
+      </w:r>
+      <w:proofErr w:type="spellStart"/>
+      <w:r>
+        <w:rPr>
+          <w:lang w:eastAsia="es-ES"/>
+        </w:rPr>
+        <w:t>autoencoder</w:t>
+      </w:r>
+      <w:proofErr w:type="spellEnd"/>
+      <w:r>
+        <w:rPr>
+          <w:lang w:eastAsia="es-ES"/>
+        </w:rPr>
+        <w:t xml:space="preserve"> se le penalizará no solo por su capacidad de reconstrucción sino también por su capacidad para </w:t>
+      </w:r>
+      <w:proofErr w:type="spellStart"/>
+      <w:r>
+        <w:rPr>
+          <w:lang w:eastAsia="es-ES"/>
+        </w:rPr>
+        <w:t>clusterizar</w:t>
+      </w:r>
+      <w:proofErr w:type="spellEnd"/>
+      <w:r>
+        <w:rPr>
+          <w:lang w:eastAsia="es-ES"/>
+        </w:rPr>
+        <w:t xml:space="preserve">, más visualmente podemos verlo en la siguiente figura: </w:t>
+      </w:r>
+    </w:p>
+    <w:p>
+      <w:pPr>
+        <w:keepNext/>
+        <w:ind w:firstLine="284"/>
+        <w:jc w:val="center"/>
+      </w:pPr>
+      <w:r>
+        <w:rPr>
+          <w:lang w:eastAsia="es-ES"/>
+        </w:rPr>
+        <w:drawing>
+          <wp:inline distT="0" distB="0" distL="0" distR="0" wp14:anchorId="10CCC794" wp14:editId="4AEC81A7">
+            <wp:extent cx="3668171" cy="2037681"/>
+            <wp:effectExtent l="0" t="0" r="0" b="0"/>
+            <wp:docPr id="2062421347" name="Imagen 1" descr="Diagrama&#10;&#10;El contenido generado por IA puede ser incorrecto."/>
+            <wp:cNvGraphicFramePr>
+              <a:graphicFrameLocks xmlns:a="http://schemas.openxmlformats.org/drawingml/2006/main" noChangeAspect="1"/>
+            </wp:cNvGraphicFramePr>
+            <a:graphic xmlns:a="http://schemas.openxmlformats.org/drawingml/2006/main">
+              <a:graphicData uri="http://schemas.openxmlformats.org/drawingml/2006/picture">
+                <pic:pic xmlns:pic="http://schemas.openxmlformats.org/drawingml/2006/picture">
+                  <pic:nvPicPr>
+                    <pic:cNvPr id="2062421347" name="Imagen 1" descr="Diagrama&#10;&#10;El contenido generado por IA puede ser incorrecto."/>
+                    <pic:cNvPicPr/>
+                  </pic:nvPicPr>
+                  <pic:blipFill>
+                    <a:blip r:embed="rId10"/>
+                    <a:stretch>
+                      <a:fillRect/>
+                    </a:stretch>
+                  </pic:blipFill>
+                  <pic:spPr>
+                    <a:xfrm>
+                      <a:off x="0" y="0"/>
+                      <a:ext cx="3688294" cy="2048859"/>
+                    </a:xfrm>
+                    <a:prstGeom prst="rect">
+                      <a:avLst/>
+                    </a:prstGeom>
+                  </pic:spPr>
+                </pic:pic>
+              </a:graphicData>
+            </a:graphic>
+          </wp:inline>
+        </w:drawing>
+      </w:r>
+    </w:p>
+    <w:p>
+      <w:pPr>
+        <w:pStyle w:val="Descripcin"/>
       </w:pPr>
       <w:r>
         <w:rPr>
           <w:b/>
           <w:bCs/>
-          <w:szCs w:val="24"/>
-          <w:lang w:eastAsia="es-ES"/>
-        </w:rPr>
-        <w:t>Modelado Secuencial con Transformers</w:t>
-      </w:r>
-      <w:r>
-        <w:rPr>
-          <w:szCs w:val="24"/>
-          <w:lang w:eastAsia="es-ES"/>
-        </w:rPr>
-        <w:t xml:space="preserve"> (Abordando la detección tardía) Dado que el aprendizaje es un proceso evolutivo y no una métrica estática, la solución incorpora una arquitectura basada en Transformers y </w:t>
-      </w:r>
-      <w:r>
-        <w:rPr>
-          <w:szCs w:val="24"/>
-          <w:lang w:eastAsia="es-ES"/>
-        </w:rPr>
-        <w:lastRenderedPageBreak/>
-        <w:t>mecanismos de Autoatención (Self-</w:t>
-      </w:r>
-      <w:proofErr w:type="spellStart"/>
-      <w:r>
-        <w:rPr>
-          <w:szCs w:val="24"/>
-          <w:lang w:eastAsia="es-ES"/>
-        </w:rPr>
-        <w:t>Attention</w:t>
-      </w:r>
-      <w:proofErr w:type="spellEnd"/>
-      <w:r>
-        <w:rPr>
-          <w:szCs w:val="24"/>
-          <w:lang w:eastAsia="es-ES"/>
-        </w:rPr>
-        <w:t xml:space="preserve">). Investigaciones recientes han demostrado que los modelos </w:t>
-      </w:r>
-      <w:proofErr w:type="spellStart"/>
-      <w:r>
-        <w:rPr>
-          <w:szCs w:val="24"/>
-          <w:lang w:eastAsia="es-ES"/>
-        </w:rPr>
-        <w:t>t</w:t>
-      </w:r>
-      <w:r>
-        <w:rPr>
-          <w:szCs w:val="24"/>
-          <w:lang w:eastAsia="es-ES"/>
-        </w:rPr>
-        <w:t>ransformer</w:t>
-      </w:r>
-      <w:proofErr w:type="spellEnd"/>
-      <w:r>
-        <w:rPr>
-          <w:szCs w:val="24"/>
-          <w:lang w:eastAsia="es-ES"/>
-        </w:rPr>
-        <w:t xml:space="preserve"> </w:t>
-      </w:r>
-      <w:proofErr w:type="spellStart"/>
-      <w:r>
-        <w:rPr>
-          <w:szCs w:val="24"/>
-          <w:lang w:eastAsia="es-ES"/>
-        </w:rPr>
-        <w:t>e</w:t>
-      </w:r>
-      <w:r>
-        <w:rPr>
-          <w:szCs w:val="24"/>
-          <w:lang w:eastAsia="es-ES"/>
-        </w:rPr>
-        <w:t>ncoder</w:t>
-      </w:r>
-      <w:proofErr w:type="spellEnd"/>
-      <w:r>
-        <w:rPr>
-          <w:szCs w:val="24"/>
-          <w:lang w:eastAsia="es-ES"/>
-        </w:rPr>
-        <w:t xml:space="preserve"> superan a las redes recurrentes tradicionales al capturar dependencias secuenciales a largo plazo en los registros de actividad de los estudiantes</w:t>
-      </w:r>
-      <w:r>
-        <w:rPr>
-          <w:szCs w:val="24"/>
-          <w:lang w:eastAsia="es-ES"/>
-        </w:rPr>
-        <w:t xml:space="preserve"> </w:t>
-      </w:r>
-      <w:sdt>
-        <w:sdtPr>
-          <w:rPr>
-            <w:szCs w:val="24"/>
-            <w:lang w:eastAsia="es-ES"/>
-          </w:rPr>
-          <w:id w:val="-1700004457"/>
-          <w:citation/>
-        </w:sdtPr>
-        <w:sdtContent>
-          <w:r>
-            <w:rPr>
-              <w:szCs w:val="24"/>
-              <w:lang w:eastAsia="es-ES"/>
-            </w:rPr>
-            <w:fldChar w:fldCharType="begin"/>
-          </w:r>
-          <w:r>
-            <w:rPr>
-              <w:szCs w:val="24"/>
-              <w:lang w:eastAsia="es-ES"/>
-            </w:rPr>
-            <w:instrText xml:space="preserve"> CITATION Kus23 \l 3082 </w:instrText>
-          </w:r>
-          <w:r>
-            <w:rPr>
-              <w:szCs w:val="24"/>
-              <w:lang w:eastAsia="es-ES"/>
-            </w:rPr>
-            <w:fldChar w:fldCharType="separate"/>
-          </w:r>
-          <w:r>
-            <w:rPr>
-              <w:noProof/>
-              <w:szCs w:val="24"/>
-              <w:lang w:eastAsia="es-ES"/>
-            </w:rPr>
-            <w:t>(Kusumawardani &amp; Alfarozi, 2023)</w:t>
-          </w:r>
-          <w:r>
-            <w:rPr>
-              <w:szCs w:val="24"/>
-              <w:lang w:eastAsia="es-ES"/>
-            </w:rPr>
-            <w:fldChar w:fldCharType="end"/>
-          </w:r>
-        </w:sdtContent>
-      </w:sdt>
-      <w:r>
-        <w:rPr>
-          <w:szCs w:val="24"/>
-          <w:lang w:eastAsia="es-ES"/>
-        </w:rPr>
-        <w:t xml:space="preserve">. El sistema no solo evaluará el estado actual del alumno, sino su trayectoria completa, permitiendo emitir predicciones de rendimiento más precisas en entornos masivos. Este enfoque habilita un sistema de alerta temprana (Early Warning </w:t>
-      </w:r>
-      <w:proofErr w:type="spellStart"/>
-      <w:r>
-        <w:rPr>
-          <w:szCs w:val="24"/>
-          <w:lang w:eastAsia="es-ES"/>
-        </w:rPr>
-        <w:t>System</w:t>
-      </w:r>
-      <w:proofErr w:type="spellEnd"/>
-      <w:r>
-        <w:rPr>
-          <w:szCs w:val="24"/>
-          <w:lang w:eastAsia="es-ES"/>
-        </w:rPr>
-        <w:t xml:space="preserve">) antes de que el fracaso sea irreversible, cumpliendo con el objetivo de soporte proactivo validado en la literatura reciente </w:t>
-      </w:r>
-      <w:sdt>
-        <w:sdtPr>
-          <w:rPr>
-            <w:szCs w:val="24"/>
-            <w:lang w:eastAsia="es-ES"/>
-          </w:rPr>
-          <w:id w:val="2027352897"/>
-          <w:citation/>
-        </w:sdtPr>
-        <w:sdtContent>
-          <w:r>
-            <w:rPr>
-              <w:szCs w:val="24"/>
-              <w:lang w:eastAsia="es-ES"/>
-            </w:rPr>
-            <w:fldChar w:fldCharType="begin"/>
-          </w:r>
-          <w:r>
-            <w:rPr>
-              <w:szCs w:val="24"/>
-              <w:lang w:eastAsia="es-ES"/>
-            </w:rPr>
-            <w:instrText xml:space="preserve"> CITATION Soe25 \l 3082 </w:instrText>
-          </w:r>
-          <w:r>
-            <w:rPr>
-              <w:szCs w:val="24"/>
-              <w:lang w:eastAsia="es-ES"/>
-            </w:rPr>
-            <w:fldChar w:fldCharType="separate"/>
-          </w:r>
-          <w:r>
-            <w:rPr>
-              <w:noProof/>
-              <w:szCs w:val="24"/>
-              <w:lang w:eastAsia="es-ES"/>
-            </w:rPr>
-            <w:t>(Soepriyanto, Nugroho, Nahri, Kesuma, &amp; Setiasih, 2025)</w:t>
-          </w:r>
-          <w:r>
-            <w:rPr>
-              <w:szCs w:val="24"/>
-              <w:lang w:eastAsia="es-ES"/>
-            </w:rPr>
-            <w:fldChar w:fldCharType="end"/>
-          </w:r>
-        </w:sdtContent>
-      </w:sdt>
-      <w:r>
-        <w:rPr>
-          <w:szCs w:val="24"/>
-          <w:lang w:eastAsia="es-ES"/>
-        </w:rPr>
-        <w:t>.</w:t>
-      </w:r>
-    </w:p>
-    <w:p>
-      <w:pPr>
-        <w:pStyle w:val="Prrafodelista"/>
-        <w:numPr>
-          <w:ilvl w:val="0"/>
-          <w:numId w:val="23"/>
-        </w:numPr>
-        <w:ind w:left="426"/>
-        <w:rPr>
-          <w:szCs w:val="24"/>
-          <w:lang w:eastAsia="es-ES"/>
-        </w:rPr>
-      </w:pPr>
+        </w:rPr>
+        <w:t xml:space="preserve">Ilustración </w:t>
+      </w:r>
       <w:r>
         <w:rPr>
           <w:b/>
           <w:bCs/>
-          <w:szCs w:val="24"/>
-          <w:lang w:eastAsia="es-ES"/>
-        </w:rPr>
-        <w:t>Módulo de Explicabilidad Dual</w:t>
-      </w:r>
-      <w:r>
-        <w:rPr>
-          <w:szCs w:val="24"/>
-          <w:lang w:eastAsia="es-ES"/>
-        </w:rPr>
-        <w:t xml:space="preserve"> (Abordando la falta de interpretabilidad) Para mitigar el efecto de "Caja Negra" y garantizar la confianza y adopción por parte del docente, la arquitectura incluye una capa de </w:t>
-      </w:r>
-      <w:r>
-        <w:rPr>
-          <w:szCs w:val="24"/>
-          <w:lang w:eastAsia="es-ES"/>
-        </w:rPr>
-        <w:t>i</w:t>
-      </w:r>
-      <w:r>
-        <w:rPr>
-          <w:szCs w:val="24"/>
-          <w:lang w:eastAsia="es-ES"/>
-        </w:rPr>
-        <w:t xml:space="preserve">nteligencia </w:t>
-      </w:r>
-      <w:r>
-        <w:rPr>
-          <w:szCs w:val="24"/>
-          <w:lang w:eastAsia="es-ES"/>
-        </w:rPr>
-        <w:t>a</w:t>
-      </w:r>
-      <w:r>
-        <w:rPr>
-          <w:szCs w:val="24"/>
-          <w:lang w:eastAsia="es-ES"/>
-        </w:rPr>
-        <w:t xml:space="preserve">rtificial </w:t>
-      </w:r>
-      <w:r>
-        <w:rPr>
-          <w:szCs w:val="24"/>
-          <w:lang w:eastAsia="es-ES"/>
-        </w:rPr>
-        <w:t>e</w:t>
-      </w:r>
-      <w:r>
-        <w:rPr>
-          <w:szCs w:val="24"/>
-          <w:lang w:eastAsia="es-ES"/>
-        </w:rPr>
-        <w:t>xplicable (XAI). La literatura subraya que la IA en educación no debe limitarse a la predicción, sino que debe ofrecer transparencia sobre las decisiones algorítmicas</w:t>
-      </w:r>
-      <w:r>
-        <w:rPr>
-          <w:szCs w:val="24"/>
+        </w:rPr>
+        <w:fldChar w:fldCharType="begin"/>
+      </w:r>
+      <w:r>
+        <w:rPr>
+          <w:b/>
+          <w:bCs/>
+        </w:rPr>
+        <w:instrText xml:space="preserve"> SEQ Ilustración \* ARABIC </w:instrText>
+      </w:r>
+      <w:r>
+        <w:rPr>
+          <w:b/>
+          <w:bCs/>
+        </w:rPr>
+        <w:fldChar w:fldCharType="separate"/>
+      </w:r>
+      <w:r>
+        <w:rPr>
+          <w:b/>
+          <w:bCs/>
+          <w:noProof/>
+        </w:rPr>
+        <w:t>2</w:t>
+      </w:r>
+      <w:r>
+        <w:rPr>
+          <w:b/>
+          <w:bCs/>
+        </w:rPr>
+        <w:fldChar w:fldCharType="end"/>
+      </w:r>
+      <w:r>
+        <w:t xml:space="preserve"> Diagrama de Deep Clustering Network (DCN)</w:t>
+      </w:r>
+      <w:r>
+        <w:br/>
+      </w:r>
+      <w:r>
+        <w:t>https://ieeexplore.ieee.org/stamp/stamp.jsp?tp=&amp;arnumber=10047866</w:t>
+      </w:r>
+    </w:p>
+    <w:p>
+      <w:pPr>
+        <w:ind w:firstLine="284"/>
+        <w:rPr>
+          <w:lang w:eastAsia="es-ES"/>
+        </w:rPr>
+      </w:pPr>
+      <w:r>
+        <w:rPr>
+          <w:lang w:eastAsia="es-ES"/>
+        </w:rPr>
+        <w:t xml:space="preserve">En concreto, se entrenará un único </w:t>
+      </w:r>
+      <w:proofErr w:type="spellStart"/>
+      <w:r>
+        <w:rPr>
+          <w:lang w:eastAsia="es-ES"/>
+        </w:rPr>
+        <w:t>autoencoder</w:t>
+      </w:r>
+      <w:proofErr w:type="spellEnd"/>
+      <w:r>
+        <w:rPr>
+          <w:lang w:eastAsia="es-ES"/>
+        </w:rPr>
+        <w:t xml:space="preserve"> (común a todas las ventanas) para aprender una representación comprimida de los datos. Posteriormente, se ajustará un modelo de clustering independiente para cada ventana temporal W, </w:t>
+      </w:r>
+      <w:r>
+        <w:rPr>
+          <w:lang w:eastAsia="es-ES"/>
+        </w:rPr>
+        <w:lastRenderedPageBreak/>
+        <w:t xml:space="preserve">de modo que cada uno esté especializado en agrupar a los estudiantes basándose en su comportamiento acumulado desde el inicio del curso hasta </w:t>
+      </w:r>
+      <w:r>
+        <w:rPr>
+          <w:lang w:eastAsia="es-ES"/>
+        </w:rPr>
+        <w:t>la</w:t>
+      </w:r>
+      <w:r>
+        <w:rPr>
+          <w:lang w:eastAsia="es-ES"/>
+        </w:rPr>
+        <w:t xml:space="preserve"> semana W</w:t>
+      </w:r>
+      <w:r>
+        <w:rPr>
+          <w:lang w:eastAsia="es-ES"/>
+        </w:rPr>
+        <w:t>.</w:t>
+      </w:r>
+    </w:p>
+    <w:p>
+      <w:pPr>
+        <w:ind w:firstLine="284"/>
+        <w:rPr>
+          <w:lang w:eastAsia="es-ES"/>
+        </w:rPr>
+      </w:pPr>
+      <w:r>
+        <w:rPr>
           <w:lang w:eastAsia="es-ES"/>
         </w:rPr>
         <w:t xml:space="preserve"> </w:t>
       </w:r>
-      <w:sdt>
-        <w:sdtPr>
-          <w:rPr>
-            <w:szCs w:val="24"/>
-            <w:lang w:eastAsia="es-ES"/>
-          </w:rPr>
-          <w:id w:val="-1792657728"/>
-          <w:citation/>
-        </w:sdtPr>
-        <w:sdtContent>
-          <w:r>
-            <w:rPr>
-              <w:szCs w:val="24"/>
-              <w:lang w:eastAsia="es-ES"/>
-            </w:rPr>
-            <w:fldChar w:fldCharType="begin"/>
-          </w:r>
-          <w:r>
-            <w:rPr>
-              <w:szCs w:val="24"/>
-              <w:lang w:eastAsia="es-ES"/>
-            </w:rPr>
-            <w:instrText xml:space="preserve"> CITATION Kho22 \l 3082 </w:instrText>
-          </w:r>
-          <w:r>
-            <w:rPr>
-              <w:szCs w:val="24"/>
-              <w:lang w:eastAsia="es-ES"/>
-            </w:rPr>
-            <w:fldChar w:fldCharType="separate"/>
-          </w:r>
-          <w:r>
-            <w:rPr>
-              <w:noProof/>
-              <w:szCs w:val="24"/>
-              <w:lang w:eastAsia="es-ES"/>
-            </w:rPr>
-            <w:t>(Khosravi, y otros, 2022)</w:t>
-          </w:r>
-          <w:r>
-            <w:rPr>
-              <w:szCs w:val="24"/>
-              <w:lang w:eastAsia="es-ES"/>
-            </w:rPr>
-            <w:fldChar w:fldCharType="end"/>
-          </w:r>
-        </w:sdtContent>
-      </w:sdt>
-      <w:r>
-        <w:rPr>
-          <w:szCs w:val="24"/>
-          <w:lang w:eastAsia="es-ES"/>
-        </w:rPr>
-        <w:t>. Por ello, esta solución no entrega solo una probabilidad de éxito, sino que desglosa el "porqué" mediante dos estrategias complementarias:</w:t>
-      </w:r>
-    </w:p>
-    <w:p>
-      <w:pPr>
-        <w:pStyle w:val="Prrafodelista"/>
-        <w:ind w:left="426"/>
-        <w:rPr>
-          <w:szCs w:val="24"/>
-          <w:lang w:eastAsia="es-ES"/>
-        </w:rPr>
-      </w:pPr>
-    </w:p>
-    <w:p>
-      <w:pPr>
-        <w:pStyle w:val="Prrafodelista"/>
-        <w:numPr>
-          <w:ilvl w:val="0"/>
-          <w:numId w:val="44"/>
-        </w:numPr>
-        <w:ind w:left="851"/>
-        <w:rPr>
-          <w:szCs w:val="24"/>
-          <w:lang w:eastAsia="es-ES"/>
-        </w:rPr>
-      </w:pPr>
-      <w:r>
-        <w:rPr>
-          <w:szCs w:val="24"/>
-          <w:lang w:eastAsia="es-ES"/>
-        </w:rPr>
-        <w:t>Valores SHAP (Explicabilidad Agnóstica): Para cuantificar la contribución de cada variable a la predicción de riesgo.</w:t>
-      </w:r>
-    </w:p>
-    <w:p>
-      <w:pPr>
-        <w:pStyle w:val="Prrafodelista"/>
-        <w:numPr>
-          <w:ilvl w:val="0"/>
-          <w:numId w:val="44"/>
-        </w:numPr>
-        <w:ind w:left="851"/>
-        <w:rPr>
-          <w:szCs w:val="24"/>
-          <w:lang w:eastAsia="es-ES"/>
-        </w:rPr>
-      </w:pPr>
-      <w:r>
-        <w:rPr>
-          <w:szCs w:val="24"/>
-          <w:lang w:eastAsia="es-ES"/>
-        </w:rPr>
-        <w:t>Mapas de Atención (Explicabilidad Intrínseca): Para visualizar en qué momentos específicos del curso se detectaron las anomalías.</w:t>
-      </w:r>
-    </w:p>
-    <w:p>
-      <w:pPr>
-        <w:ind w:left="284"/>
-        <w:rPr>
-          <w:szCs w:val="24"/>
-          <w:lang w:eastAsia="es-ES"/>
-        </w:rPr>
-      </w:pPr>
-      <w:r>
-        <w:rPr>
-          <w:szCs w:val="24"/>
-          <w:lang w:eastAsia="es-ES"/>
-        </w:rPr>
-        <w:t>En síntesis, la solución propuesta transforma el LMS de un repositorio pasivo de datos a un sistema de soporte a la decisión pedagógica, capaz de generar las "explicaciones accionables" necesarias para intervenir eficazmente en el proceso educativo</w:t>
-      </w:r>
-      <w:r>
-        <w:rPr>
-          <w:szCs w:val="24"/>
-          <w:lang w:eastAsia="es-ES"/>
-        </w:rPr>
+      <w:r>
+        <w:rPr>
+          <w:lang w:eastAsia="es-ES"/>
+        </w:rPr>
+        <w:t xml:space="preserve">El método escogido será Mixtura de Gaussianas, </w:t>
+      </w:r>
+      <w:r>
+        <w:rPr>
+          <w:lang w:eastAsia="es-ES"/>
+        </w:rPr>
+        <w:t xml:space="preserve">esto se debe a su naturaleza probabilística, amoldándose más a la distribución de datos continua que no tiene fronteras muy claras entre alumnos que pertenecen a un grupo u otro, es por ello, que en este escenario es mejor jugar con probabilidades. Adicionalmente las redes neuronales Transformers agradecen más un array de probabilidades que un numero indicativo de la clase perteneciente. </w:t>
+      </w:r>
+    </w:p>
+    <w:p>
+      <w:pPr>
+        <w:ind w:firstLine="284"/>
+        <w:rPr>
+          <w:lang w:eastAsia="es-ES"/>
+        </w:rPr>
+      </w:pPr>
+      <w:r>
+        <w:rPr>
+          <w:lang w:eastAsia="es-ES"/>
+        </w:rPr>
+        <w:t>El algoritmo de agrupamiento seleccionado para esta fase es el Modelo de Mixtura Gaussiana (GMM, por sus siglas en inglés). La elección se fundamenta en su naturaleza probabilística, la cual se adapta de manera óptima a distribuciones de datos continuas donde las fronteras entre los diferentes perfiles de estudiantes son difusas. A diferencia de los métodos de asignación estricta (</w:t>
+      </w:r>
+      <w:proofErr w:type="spellStart"/>
+      <w:r>
+        <w:rPr>
+          <w:lang w:eastAsia="es-ES"/>
+        </w:rPr>
+        <w:t>hard</w:t>
+      </w:r>
+      <w:proofErr w:type="spellEnd"/>
+      <w:r>
+        <w:rPr>
+          <w:lang w:eastAsia="es-ES"/>
+        </w:rPr>
+        <w:t xml:space="preserve"> clustering), GMM no fuerza a un alumno a pertenecer a un único grupo, sino que calcula una distribución de probabilidades. Adicionalmente, desde una perspectiva arquitectónica, alimentar la red neuronal </w:t>
+      </w:r>
+      <w:proofErr w:type="spellStart"/>
+      <w:r>
+        <w:rPr>
+          <w:lang w:eastAsia="es-ES"/>
+        </w:rPr>
+        <w:t>Transformer</w:t>
+      </w:r>
+      <w:proofErr w:type="spellEnd"/>
+      <w:r>
+        <w:rPr>
+          <w:lang w:eastAsia="es-ES"/>
+        </w:rPr>
+        <w:t xml:space="preserve"> posterior con un vector continuo de probabilidades (</w:t>
+      </w:r>
+      <w:proofErr w:type="spellStart"/>
+      <w:r>
+        <w:rPr>
+          <w:lang w:eastAsia="es-ES"/>
+        </w:rPr>
+        <w:t>soft</w:t>
+      </w:r>
+      <w:proofErr w:type="spellEnd"/>
+      <w:r>
+        <w:rPr>
+          <w:lang w:eastAsia="es-ES"/>
+        </w:rPr>
+        <w:t xml:space="preserve"> </w:t>
+      </w:r>
+      <w:proofErr w:type="spellStart"/>
+      <w:r>
+        <w:rPr>
+          <w:lang w:eastAsia="es-ES"/>
+        </w:rPr>
+        <w:t>labels</w:t>
+      </w:r>
+      <w:proofErr w:type="spellEnd"/>
+      <w:r>
+        <w:rPr>
+          <w:lang w:eastAsia="es-ES"/>
+        </w:rPr>
+        <w:t>) resulta mucho más informativo y estable para la optimización del modelo que utilizar un identificador de clase discreto.</w:t>
+      </w:r>
+    </w:p>
+    <w:p>
+      <w:pPr>
+        <w:pStyle w:val="Ttulo3"/>
+      </w:pPr>
+      <w:proofErr w:type="spellStart"/>
+      <w:r>
+        <w:t>Transformer</w:t>
+      </w:r>
+      <w:proofErr w:type="spellEnd"/>
+      <w:r>
         <w:t>.</w:t>
       </w:r>
     </w:p>
     <w:p>
       <w:pPr>
+        <w:rPr>
+          <w:lang w:eastAsia="es-ES"/>
+        </w:rPr>
+      </w:pPr>
+    </w:p>
+    <w:p>
+      <w:pPr>
+        <w:rPr>
+          <w:lang w:eastAsia="es-ES"/>
+        </w:rPr>
+      </w:pPr>
+    </w:p>
+    <w:p>
+      <w:pPr>
+        <w:rPr>
+          <w:lang w:eastAsia="es-ES"/>
+        </w:rPr>
+      </w:pPr>
+    </w:p>
+    <w:p>
+      <w:pPr>
+        <w:rPr>
+          <w:lang w:eastAsia="es-ES"/>
+        </w:rPr>
+      </w:pPr>
+    </w:p>
+    <w:p>
+      <w:pPr>
+        <w:pStyle w:val="Ttulo3"/>
+      </w:pPr>
+      <w:r>
+        <w:lastRenderedPageBreak/>
+        <w:t>Ecosistema completo</w:t>
+      </w:r>
+    </w:p>
+    <w:p>
+      <w:pPr>
+        <w:keepNext/>
+        <w:spacing w:after="0"/>
+        <w:ind w:left="-284" w:firstLine="284"/>
+        <w:rPr>
+          <w:lang w:eastAsia="es-ES"/>
+        </w:rPr>
+      </w:pPr>
+      <w:r>
+        <w:rPr>
+          <w:lang w:eastAsia="es-ES"/>
+        </w:rPr>
+        <w:t>En la siguiente figura se presenta una visión global del ecosistema metodológico desarrollado en este proyecto, mostrando de forma integrada el flujo completo de información desde las fuentes de datos hasta la generación de predicciones y recomendaciones pedagógicas. El diagrama sintetiza las distintas capas del sistema —preprocesamiento e ingeniería de características, aprendizaje no supervisado, modelado supervisado secuencial y módulos de inteligencia artificial explicable (XAI)— así como las interacciones entre ellas. Esta representación permite comprender cómo cada componente contribuye de manera coordinada al objetivo principal del estudio: la detección temprana del riesgo académico y la generación de explicaciones accionables para el docente.</w:t>
+      </w:r>
+    </w:p>
+    <w:p>
+      <w:pPr>
+        <w:keepNext/>
+        <w:spacing w:after="0"/>
+        <w:ind w:left="-284"/>
+        <w:jc w:val="left"/>
+      </w:pPr>
+      <w:r>
+        <w:rPr>
+          <w:lang w:eastAsia="es-ES"/>
+        </w:rPr>
+        <w:drawing>
+          <wp:inline distT="0" distB="0" distL="0" distR="0" wp14:anchorId="0183AC8B" wp14:editId="635FAA06">
+            <wp:extent cx="5605686" cy="3246698"/>
+            <wp:effectExtent l="0" t="0" r="0" b="0"/>
+            <wp:docPr id="763764645" name="Imagen 1" descr="Interfaz de usuario gráfica, Aplicación&#10;&#10;El contenido generado por IA puede ser incorrecto."/>
+            <wp:cNvGraphicFramePr>
+              <a:graphicFrameLocks xmlns:a="http://schemas.openxmlformats.org/drawingml/2006/main" noChangeAspect="1"/>
+            </wp:cNvGraphicFramePr>
+            <a:graphic xmlns:a="http://schemas.openxmlformats.org/drawingml/2006/main">
+              <a:graphicData uri="http://schemas.openxmlformats.org/drawingml/2006/picture">
+                <pic:pic xmlns:pic="http://schemas.openxmlformats.org/drawingml/2006/picture">
+                  <pic:nvPicPr>
+                    <pic:cNvPr id="763764645" name="Imagen 1" descr="Interfaz de usuario gráfica, Aplicación&#10;&#10;El contenido generado por IA puede ser incorrecto."/>
+                    <pic:cNvPicPr/>
+                  </pic:nvPicPr>
+                  <pic:blipFill rotWithShape="1">
+                    <a:blip r:embed="rId11"/>
+                    <a:srcRect b="11764"/>
+                    <a:stretch>
+                      <a:fillRect/>
+                    </a:stretch>
+                  </pic:blipFill>
+                  <pic:spPr bwMode="auto">
+                    <a:xfrm>
+                      <a:off x="0" y="0"/>
+                      <a:ext cx="5657784" cy="3276872"/>
+                    </a:xfrm>
+                    <a:prstGeom prst="rect">
+                      <a:avLst/>
+                    </a:prstGeom>
+                    <a:ln>
+                      <a:noFill/>
+                    </a:ln>
+                    <a:extLst>
+                      <a:ext uri="{53640926-AAD7-44D8-BBD7-CCE9431645EC}">
+                        <a14:shadowObscured xmlns:a14="http://schemas.microsoft.com/office/drawing/2010/main"/>
+                      </a:ext>
+                    </a:extLst>
+                  </pic:spPr>
+                </pic:pic>
+              </a:graphicData>
+            </a:graphic>
+          </wp:inline>
+        </w:drawing>
+      </w:r>
+    </w:p>
+    <w:p>
+      <w:pPr>
+        <w:pStyle w:val="Descripcin"/>
+        <w:rPr>
+          <w:lang w:eastAsia="es-ES"/>
+        </w:rPr>
+      </w:pPr>
+      <w:r>
+        <w:rPr>
+          <w:b/>
+          <w:bCs/>
+        </w:rPr>
+        <w:t xml:space="preserve">Ilustración </w:t>
+      </w:r>
+      <w:r>
+        <w:rPr>
+          <w:b/>
+          <w:bCs/>
+        </w:rPr>
+        <w:fldChar w:fldCharType="begin"/>
+      </w:r>
+      <w:r>
+        <w:rPr>
+          <w:b/>
+          <w:bCs/>
+        </w:rPr>
+        <w:instrText xml:space="preserve"> SEQ Ilustración \* ARABIC </w:instrText>
+      </w:r>
+      <w:r>
+        <w:rPr>
+          <w:b/>
+          <w:bCs/>
+        </w:rPr>
+        <w:fldChar w:fldCharType="separate"/>
+      </w:r>
+      <w:r>
+        <w:rPr>
+          <w:b/>
+          <w:bCs/>
+          <w:noProof/>
+        </w:rPr>
+        <w:t>3</w:t>
+      </w:r>
+      <w:r>
+        <w:rPr>
+          <w:b/>
+          <w:bCs/>
+        </w:rPr>
+        <w:fldChar w:fldCharType="end"/>
+      </w:r>
+      <w:r>
+        <w:t xml:space="preserve"> Diagrama representativo de la arquitectura del proyecto</w:t>
+      </w:r>
+      <w:r>
+        <w:br/>
+        <w:t xml:space="preserve">Autoría propia - AI </w:t>
+      </w:r>
+      <w:proofErr w:type="spellStart"/>
+      <w:r>
+        <w:t>Generated</w:t>
+      </w:r>
+      <w:proofErr w:type="spellEnd"/>
+    </w:p>
+    <w:p>
+      <w:pPr>
+        <w:ind w:firstLine="284"/>
+        <w:rPr>
+          <w:lang w:eastAsia="es-ES"/>
+        </w:rPr>
+      </w:pPr>
+    </w:p>
+    <w:p>
+      <w:pPr>
         <w:pStyle w:val="Ttulo2"/>
       </w:pPr>
-      <w:bookmarkStart w:id="28" w:name="_Toc222511687"/>
+      <w:bookmarkStart w:id="28" w:name="_Toc222664051"/>
       <w:r>
         <w:lastRenderedPageBreak/>
         <w:t>Metodología.</w:t>
@@ -13209,6 +13799,7 @@
     </w:p>
     <w:p>
       <w:pPr>
+        <w:ind w:firstLine="284"/>
         <w:rPr>
           <w:szCs w:val="24"/>
         </w:rPr>
@@ -13236,6 +13827,7 @@
     </w:p>
     <w:p>
       <w:pPr>
+        <w:ind w:firstLine="284"/>
         <w:rPr>
           <w:szCs w:val="24"/>
         </w:rPr>
@@ -13251,7 +13843,7 @@
       <w:pPr>
         <w:pStyle w:val="Ttulo3"/>
       </w:pPr>
-      <w:bookmarkStart w:id="29" w:name="_Toc222511688"/>
+      <w:bookmarkStart w:id="29" w:name="_Toc222664052"/>
       <w:r>
         <w:t>Metodología CRISP-D</w:t>
       </w:r>
@@ -13265,7 +13857,7 @@
     </w:p>
     <w:p>
       <w:pPr>
-        <w:ind w:left="488" w:firstLine="220"/>
+        <w:ind w:firstLine="426"/>
         <w:rPr>
           <w:szCs w:val="24"/>
           <w:lang w:eastAsia="es-ES"/>
@@ -13364,26 +13956,18 @@
     </w:p>
     <w:p>
       <w:pPr>
-        <w:ind w:left="426" w:firstLine="282"/>
-        <w:rPr>
-          <w:szCs w:val="24"/>
-          <w:lang w:eastAsia="es-ES"/>
-        </w:rPr>
-      </w:pPr>
-      <w:r>
-        <w:rPr>
-          <w:szCs w:val="24"/>
-          <w:lang w:eastAsia="es-ES"/>
-        </w:rPr>
-        <w:t xml:space="preserve">A diferencia de un proceso lineal que tiene un principio y un fin rígidos, CRISP-DM es cíclico e iterativo: permite volver atrás y refinar lo aprendido en cada etapa para que el resultado final sea lo más preciso posible. Aunque nació en el ámbito industrial, la flexibilidad de CRISP-DM permite adaptarla perfectamente a las necesidades específicas de este Trabajo de Fin </w:t>
-      </w:r>
-      <w:r>
-        <w:rPr>
-          <w:szCs w:val="24"/>
-          <w:lang w:eastAsia="es-ES"/>
-        </w:rPr>
-        <w:lastRenderedPageBreak/>
-        <w:t>de Máster (TFM). Para este estudio, el ciclo de vida se ha personalizado en seis grandes bloques:</w:t>
+        <w:ind w:firstLine="426"/>
+        <w:rPr>
+          <w:szCs w:val="24"/>
+          <w:lang w:eastAsia="es-ES"/>
+        </w:rPr>
+      </w:pPr>
+      <w:r>
+        <w:rPr>
+          <w:szCs w:val="24"/>
+          <w:lang w:eastAsia="es-ES"/>
+        </w:rPr>
+        <w:t>A diferencia de un proceso lineal que tiene un principio y un fin rígidos, CRISP-DM es cíclico e iterativo: permite volver atrás y refinar lo aprendido en cada etapa para que el resultado final sea lo más preciso posible. Aunque nació en el ámbito industrial, la flexibilidad de CRISP-DM permite adaptarla perfectamente a las necesidades específicas de este Trabajo de Fin de Máster (TFM). Para este estudio, el ciclo de vida se ha personalizado en seis grandes bloques:</w:t>
       </w:r>
     </w:p>
     <w:p>
@@ -13393,7 +13977,7 @@
           <w:ilvl w:val="0"/>
           <w:numId w:val="16"/>
         </w:numPr>
-        <w:ind w:left="709" w:hanging="283"/>
+        <w:ind w:left="426" w:hanging="283"/>
         <w:rPr>
           <w:szCs w:val="24"/>
           <w:lang w:eastAsia="es-ES"/>
@@ -13406,6 +13990,7 @@
           <w:szCs w:val="24"/>
           <w:lang w:eastAsia="es-ES"/>
         </w:rPr>
+        <w:lastRenderedPageBreak/>
         <w:t>Entender el problema (Comprensión del Negocio):</w:t>
       </w:r>
       <w:r>
@@ -13423,7 +14008,7 @@
           <w:ilvl w:val="0"/>
           <w:numId w:val="16"/>
         </w:numPr>
-        <w:ind w:left="709" w:hanging="283"/>
+        <w:ind w:left="426" w:hanging="283"/>
         <w:rPr>
           <w:szCs w:val="24"/>
           <w:lang w:eastAsia="es-ES"/>
@@ -13453,7 +14038,7 @@
           <w:ilvl w:val="0"/>
           <w:numId w:val="16"/>
         </w:numPr>
-        <w:ind w:left="709" w:hanging="283"/>
+        <w:ind w:left="426" w:hanging="283"/>
         <w:rPr>
           <w:szCs w:val="24"/>
           <w:lang w:eastAsia="es-ES"/>
@@ -13545,7 +14130,7 @@
           <w:ilvl w:val="0"/>
           <w:numId w:val="16"/>
         </w:numPr>
-        <w:ind w:left="709" w:hanging="283"/>
+        <w:ind w:left="426" w:hanging="283"/>
         <w:rPr>
           <w:szCs w:val="24"/>
           <w:lang w:eastAsia="es-ES"/>
@@ -13602,7 +14187,7 @@
           <w:ilvl w:val="0"/>
           <w:numId w:val="16"/>
         </w:numPr>
-        <w:ind w:left="709" w:hanging="283"/>
+        <w:ind w:left="426" w:hanging="283"/>
         <w:rPr>
           <w:szCs w:val="24"/>
           <w:lang w:eastAsia="es-ES"/>
@@ -13632,7 +14217,7 @@
           <w:ilvl w:val="0"/>
           <w:numId w:val="16"/>
         </w:numPr>
-        <w:ind w:left="709" w:hanging="283"/>
+        <w:ind w:left="426" w:hanging="283"/>
         <w:rPr>
           <w:szCs w:val="24"/>
           <w:lang w:eastAsia="es-ES"/>
@@ -13645,7 +14230,6 @@
           <w:szCs w:val="24"/>
           <w:lang w:eastAsia="es-ES"/>
         </w:rPr>
-        <w:lastRenderedPageBreak/>
         <w:t>Aplicación de resultados (Despliegue):</w:t>
       </w:r>
       <w:r>
@@ -13658,7 +14242,7 @@
     </w:p>
     <w:p>
       <w:pPr>
-        <w:ind w:left="426" w:firstLine="282"/>
+        <w:ind w:firstLine="426"/>
         <w:rPr>
           <w:szCs w:val="24"/>
           <w:lang w:eastAsia="es-ES"/>
@@ -13699,7 +14283,15 @@
           <w:szCs w:val="24"/>
           <w:lang w:eastAsia="es-ES"/>
         </w:rPr>
-        <w:t>. Esta decisión metodológica garantiza que cualquier transformación (normalización, imputación o ingeniería de variables) se aplique de forma </w:t>
+        <w:t xml:space="preserve">. Esta decisión metodológica garantiza que cualquier </w:t>
+      </w:r>
+      <w:r>
+        <w:rPr>
+          <w:szCs w:val="24"/>
+          <w:lang w:eastAsia="es-ES"/>
+        </w:rPr>
+        <w:lastRenderedPageBreak/>
+        <w:t>transformación (normalización, imputación o ingeniería de variables) se aplique de forma </w:t>
       </w:r>
       <w:r>
         <w:rPr>
@@ -13720,7 +14312,7 @@
     </w:p>
     <w:p>
       <w:pPr>
-        <w:ind w:left="426" w:firstLine="282"/>
+        <w:ind w:firstLine="426"/>
         <w:rPr>
           <w:szCs w:val="24"/>
           <w:lang w:eastAsia="es-ES"/>
@@ -13738,7 +14330,7 @@
       <w:pPr>
         <w:pStyle w:val="Ttulo3"/>
       </w:pPr>
-      <w:bookmarkStart w:id="30" w:name="_Toc222511689"/>
+      <w:bookmarkStart w:id="30" w:name="_Toc222664053"/>
       <w:r>
         <w:t>Definición de tareas.</w:t>
       </w:r>
@@ -13746,7 +14338,7 @@
     </w:p>
     <w:p>
       <w:pPr>
-        <w:ind w:left="488" w:firstLine="220"/>
+        <w:ind w:firstLine="360"/>
         <w:rPr>
           <w:szCs w:val="24"/>
           <w:lang w:eastAsia="es-ES"/>
@@ -13762,7 +14354,6 @@
     </w:p>
     <w:p>
       <w:pPr>
-        <w:ind w:left="360" w:firstLine="128"/>
         <w:jc w:val="left"/>
         <w:rPr>
           <w:szCs w:val="24"/>
@@ -13800,7 +14391,7 @@
           <w:ilvl w:val="0"/>
           <w:numId w:val="19"/>
         </w:numPr>
-        <w:ind w:left="851"/>
+        <w:ind w:left="567"/>
         <w:rPr>
           <w:szCs w:val="24"/>
           <w:lang w:eastAsia="es-ES"/>
@@ -13850,7 +14441,7 @@
           <w:ilvl w:val="0"/>
           <w:numId w:val="19"/>
         </w:numPr>
-        <w:ind w:left="851"/>
+        <w:ind w:left="567"/>
         <w:rPr>
           <w:szCs w:val="24"/>
           <w:lang w:eastAsia="es-ES"/>
@@ -13880,7 +14471,7 @@
           <w:ilvl w:val="0"/>
           <w:numId w:val="19"/>
         </w:numPr>
-        <w:ind w:left="851"/>
+        <w:ind w:left="567"/>
         <w:rPr>
           <w:szCs w:val="24"/>
           <w:lang w:eastAsia="es-ES"/>
@@ -13893,7 +14484,6 @@
           <w:szCs w:val="24"/>
           <w:lang w:eastAsia="es-ES"/>
         </w:rPr>
-        <w:lastRenderedPageBreak/>
         <w:t>Investigación del estado del arte:</w:t>
       </w:r>
       <w:r>
@@ -13906,7 +14496,24 @@
     </w:p>
     <w:p>
       <w:pPr>
-        <w:ind w:left="360" w:firstLine="131"/>
+        <w:ind w:left="567"/>
+        <w:rPr>
+          <w:szCs w:val="24"/>
+          <w:lang w:eastAsia="es-ES"/>
+        </w:rPr>
+      </w:pPr>
+    </w:p>
+    <w:p>
+      <w:pPr>
+        <w:ind w:left="567"/>
+        <w:rPr>
+          <w:szCs w:val="24"/>
+          <w:lang w:eastAsia="es-ES"/>
+        </w:rPr>
+      </w:pPr>
+    </w:p>
+    <w:p>
+      <w:pPr>
         <w:jc w:val="left"/>
         <w:rPr>
           <w:rFonts w:cs="CMU Serif"/>
@@ -13922,6 +14529,7 @@
           <w:szCs w:val="24"/>
           <w:lang w:eastAsia="es-ES"/>
         </w:rPr>
+        <w:lastRenderedPageBreak/>
         <w:t>Fase II:</w:t>
       </w:r>
       <w:r>
@@ -13941,6 +14549,7 @@
           <w:numId w:val="17"/>
         </w:numPr>
         <w:spacing w:line="360" w:lineRule="auto"/>
+        <w:ind w:left="567"/>
         <w:rPr>
           <w:rFonts w:ascii="CMU Serif" w:hAnsi="CMU Serif" w:cs="CMU Serif"/>
         </w:rPr>
@@ -13982,6 +14591,7 @@
           <w:numId w:val="17"/>
         </w:numPr>
         <w:spacing w:line="360" w:lineRule="auto"/>
+        <w:ind w:left="567"/>
         <w:rPr>
           <w:rFonts w:ascii="CMU Serif" w:hAnsi="CMU Serif" w:cs="CMU Serif"/>
         </w:rPr>
@@ -14019,6 +14629,7 @@
           <w:numId w:val="17"/>
         </w:numPr>
         <w:spacing w:line="360" w:lineRule="auto"/>
+        <w:ind w:left="567"/>
         <w:rPr>
           <w:rFonts w:ascii="CMU Serif" w:hAnsi="CMU Serif" w:cs="CMU Serif"/>
         </w:rPr>
@@ -14040,34 +14651,23 @@
     </w:p>
     <w:p>
       <w:pPr>
-        <w:ind w:left="360"/>
-        <w:jc w:val="left"/>
-        <w:rPr>
-          <w:szCs w:val="24"/>
-          <w:lang w:eastAsia="es-ES"/>
+        <w:pStyle w:val="NormalWeb"/>
+        <w:spacing w:line="360" w:lineRule="auto"/>
+        <w:rPr>
+          <w:rFonts w:ascii="CMU Serif" w:hAnsi="CMU Serif" w:cs="CMU Serif"/>
         </w:rPr>
       </w:pPr>
       <w:r>
         <w:rPr>
           <w:b/>
           <w:bCs/>
-          <w:szCs w:val="24"/>
-          <w:lang w:eastAsia="es-ES"/>
         </w:rPr>
         <w:t>Fase III</w:t>
       </w:r>
       <w:r>
-        <w:rPr>
-          <w:szCs w:val="24"/>
-          <w:lang w:eastAsia="es-ES"/>
-        </w:rPr>
         <w:t>: Ingeniería de Características y Modelado Híbrido</w:t>
       </w:r>
       <w:r>
-        <w:rPr>
-          <w:szCs w:val="24"/>
-          <w:lang w:eastAsia="es-ES"/>
-        </w:rPr>
         <w:t>.</w:t>
       </w:r>
     </w:p>
@@ -14078,7 +14678,7 @@
           <w:ilvl w:val="0"/>
           <w:numId w:val="20"/>
         </w:numPr>
-        <w:ind w:left="709"/>
+        <w:ind w:left="567"/>
         <w:jc w:val="left"/>
         <w:rPr>
           <w:szCs w:val="24"/>
@@ -14125,7 +14725,7 @@
           <w:ilvl w:val="0"/>
           <w:numId w:val="20"/>
         </w:numPr>
-        <w:ind w:left="709"/>
+        <w:ind w:left="567"/>
         <w:jc w:val="left"/>
         <w:rPr>
           <w:szCs w:val="24"/>
@@ -14156,7 +14756,7 @@
           <w:ilvl w:val="0"/>
           <w:numId w:val="20"/>
         </w:numPr>
-        <w:ind w:left="709"/>
+        <w:ind w:left="567"/>
         <w:jc w:val="left"/>
         <w:rPr>
           <w:szCs w:val="24"/>
@@ -14187,7 +14787,7 @@
           <w:ilvl w:val="0"/>
           <w:numId w:val="20"/>
         </w:numPr>
-        <w:ind w:left="709"/>
+        <w:ind w:left="567"/>
         <w:jc w:val="left"/>
         <w:rPr>
           <w:szCs w:val="24"/>
@@ -14231,18 +14831,7 @@
     </w:p>
     <w:p>
       <w:pPr>
-        <w:pStyle w:val="Prrafodelista"/>
-        <w:ind w:left="709"/>
-        <w:jc w:val="left"/>
-        <w:rPr>
-          <w:szCs w:val="24"/>
-          <w:lang w:eastAsia="es-ES"/>
-        </w:rPr>
-      </w:pPr>
-    </w:p>
-    <w:p>
-      <w:pPr>
-        <w:ind w:left="360"/>
+        <w:ind w:left="207"/>
         <w:jc w:val="left"/>
         <w:rPr>
           <w:szCs w:val="24"/>
@@ -14256,7 +14845,6 @@
           <w:szCs w:val="24"/>
           <w:lang w:eastAsia="es-ES"/>
         </w:rPr>
-        <w:lastRenderedPageBreak/>
         <w:t>Fase IV</w:t>
       </w:r>
       <w:r>
@@ -14274,6 +14862,7 @@
           <w:ilvl w:val="0"/>
           <w:numId w:val="21"/>
         </w:numPr>
+        <w:ind w:left="567"/>
         <w:rPr>
           <w:szCs w:val="24"/>
           <w:lang w:eastAsia="es-ES"/>
@@ -14331,6 +14920,7 @@
           <w:szCs w:val="24"/>
           <w:lang w:eastAsia="es-ES"/>
         </w:rPr>
+        <w:lastRenderedPageBreak/>
         <w:t>Implementación de Inteligencia Artificial Explicable (XAI):</w:t>
       </w:r>
       <w:r>
@@ -14374,9 +14964,8 @@
       <w:pPr>
         <w:pStyle w:val="Ttulo3"/>
       </w:pPr>
-      <w:bookmarkStart w:id="31" w:name="_Toc222511690"/>
-      <w:r>
-        <w:lastRenderedPageBreak/>
+      <w:bookmarkStart w:id="31" w:name="_Toc222664054"/>
+      <w:r>
         <w:t>Planificación.</w:t>
       </w:r>
       <w:bookmarkEnd w:id="31"/>
@@ -14433,7 +15022,7 @@
                     <pic:cNvPicPr/>
                   </pic:nvPicPr>
                   <pic:blipFill>
-                    <a:blip r:embed="rId10"/>
+                    <a:blip r:embed="rId12"/>
                     <a:stretch>
                       <a:fillRect/>
                     </a:stretch>
@@ -14509,7 +15098,7 @@
           <w:sz w:val="24"/>
           <w:szCs w:val="24"/>
         </w:rPr>
-        <w:t>2</w:t>
+        <w:t>4</w:t>
       </w:r>
       <w:r>
         <w:rPr>
@@ -14553,7 +15142,7 @@
         <w:lastRenderedPageBreak/>
         <w:t xml:space="preserve"> </w:t>
       </w:r>
-      <w:bookmarkStart w:id="33" w:name="_Toc222511691"/>
+      <w:bookmarkStart w:id="33" w:name="_Toc222664055"/>
       <w:r>
         <w:t>Desarrollo del proyecto.</w:t>
       </w:r>
@@ -14721,7 +15310,7 @@
       <w:pPr>
         <w:pStyle w:val="Ttulo2"/>
       </w:pPr>
-      <w:bookmarkStart w:id="34" w:name="_Toc222511692"/>
+      <w:bookmarkStart w:id="34" w:name="_Toc222664056"/>
       <w:r>
         <w:t>Comprensión del negocio</w:t>
       </w:r>
@@ -15266,7 +15855,7 @@
       <w:pPr>
         <w:pStyle w:val="Ttulo2"/>
       </w:pPr>
-      <w:bookmarkStart w:id="35" w:name="_Toc222511693"/>
+      <w:bookmarkStart w:id="35" w:name="_Toc222664057"/>
       <w:r>
         <w:lastRenderedPageBreak/>
         <w:t>A</w:t>
@@ -15333,9 +15922,17 @@
         <w:rPr>
           <w:szCs w:val="24"/>
         </w:rPr>
-        <w:t>data_exploration.ipynb</w:t>
+        <w:t>data_</w:t>
+      </w:r>
+      <w:proofErr w:type="gramStart"/>
+      <w:r>
+        <w:rPr>
+          <w:szCs w:val="24"/>
+        </w:rPr>
+        <w:t>exploration.ipynb</w:t>
       </w:r>
       <w:proofErr w:type="spellEnd"/>
+      <w:proofErr w:type="gramEnd"/>
       <w:r>
         <w:rPr>
           <w:szCs w:val="24"/>
@@ -15855,7 +16452,7 @@
                     <pic:cNvPicPr/>
                   </pic:nvPicPr>
                   <pic:blipFill>
-                    <a:blip r:embed="rId11"/>
+                    <a:blip r:embed="rId13"/>
                     <a:stretch>
                       <a:fillRect/>
                     </a:stretch>
@@ -15921,7 +16518,7 @@
           <w:sz w:val="20"/>
           <w:szCs w:val="20"/>
         </w:rPr>
-        <w:t>3</w:t>
+        <w:t>5</w:t>
       </w:r>
       <w:r>
         <w:rPr>
@@ -16036,7 +16633,7 @@
                     </pic:cNvPicPr>
                   </pic:nvPicPr>
                   <pic:blipFill>
-                    <a:blip r:embed="rId12" cstate="print">
+                    <a:blip r:embed="rId14" cstate="print">
                       <a:extLst>
                         <a:ext uri="{28A0092B-C50C-407E-A947-70E740481C1C}">
                           <a14:useLocalDpi xmlns:a14="http://schemas.microsoft.com/office/drawing/2010/main" val="0"/>
@@ -16112,7 +16709,7 @@
           <w:sz w:val="20"/>
           <w:szCs w:val="20"/>
         </w:rPr>
-        <w:t>4</w:t>
+        <w:t>6</w:t>
       </w:r>
       <w:r>
         <w:rPr>
@@ -16237,7 +16834,7 @@
                     <pic:cNvPicPr/>
                   </pic:nvPicPr>
                   <pic:blipFill>
-                    <a:blip r:embed="rId13"/>
+                    <a:blip r:embed="rId15"/>
                     <a:stretch>
                       <a:fillRect/>
                     </a:stretch>
@@ -16298,7 +16895,7 @@
           <w:bCs/>
           <w:noProof/>
         </w:rPr>
-        <w:t>5</w:t>
+        <w:t>7</w:t>
       </w:r>
       <w:r>
         <w:rPr>
@@ -16411,7 +17008,7 @@
                     </pic:cNvPicPr>
                   </pic:nvPicPr>
                   <pic:blipFill>
-                    <a:blip r:embed="rId14" cstate="print">
+                    <a:blip r:embed="rId16" cstate="print">
                       <a:extLst>
                         <a:ext uri="{28A0092B-C50C-407E-A947-70E740481C1C}">
                           <a14:useLocalDpi xmlns:a14="http://schemas.microsoft.com/office/drawing/2010/main" val="0"/>
@@ -16486,7 +17083,7 @@
           <w:bCs/>
           <w:noProof/>
         </w:rPr>
-        <w:t>6</w:t>
+        <w:t>8</w:t>
       </w:r>
       <w:r>
         <w:rPr>
@@ -16558,7 +17155,7 @@
                     </pic:cNvPicPr>
                   </pic:nvPicPr>
                   <pic:blipFill>
-                    <a:blip r:embed="rId15" cstate="print">
+                    <a:blip r:embed="rId17" cstate="print">
                       <a:extLst>
                         <a:ext uri="{28A0092B-C50C-407E-A947-70E740481C1C}">
                           <a14:useLocalDpi xmlns:a14="http://schemas.microsoft.com/office/drawing/2010/main" val="0"/>
@@ -16629,7 +17226,7 @@
           <w:bCs/>
           <w:noProof/>
         </w:rPr>
-        <w:t>7</w:t>
+        <w:t>9</w:t>
       </w:r>
       <w:r>
         <w:rPr>
@@ -16694,7 +17291,7 @@
                     </pic:cNvPicPr>
                   </pic:nvPicPr>
                   <pic:blipFill>
-                    <a:blip r:embed="rId16" cstate="print">
+                    <a:blip r:embed="rId18" cstate="print">
                       <a:extLst>
                         <a:ext uri="{28A0092B-C50C-407E-A947-70E740481C1C}">
                           <a14:useLocalDpi xmlns:a14="http://schemas.microsoft.com/office/drawing/2010/main" val="0"/>
@@ -16765,7 +17362,7 @@
           <w:bCs/>
           <w:noProof/>
         </w:rPr>
-        <w:t>8</w:t>
+        <w:t>10</w:t>
       </w:r>
       <w:r>
         <w:rPr>
@@ -16824,7 +17421,7 @@
       <w:pPr>
         <w:pStyle w:val="Ttulo2"/>
       </w:pPr>
-      <w:bookmarkStart w:id="42" w:name="_Toc222511694"/>
+      <w:bookmarkStart w:id="42" w:name="_Toc222664058"/>
       <w:r>
         <w:t>Preprocesamiento de datos.</w:t>
       </w:r>
@@ -16931,9 +17528,11 @@
       <w:pPr>
         <w:pStyle w:val="Ttulo3"/>
       </w:pPr>
+      <w:bookmarkStart w:id="43" w:name="_Toc222664059"/>
       <w:r>
         <w:t>Preprocesamiento para EDA.</w:t>
       </w:r>
+      <w:bookmarkEnd w:id="43"/>
     </w:p>
     <w:p>
       <w:pPr>
@@ -17035,21 +17634,7 @@
           <w:szCs w:val="24"/>
           <w:lang w:eastAsia="es-ES"/>
         </w:rPr>
-        <w:t>1</w:t>
-      </w:r>
-      <w:r>
-        <w:rPr>
-          <w:szCs w:val="24"/>
-          <w:lang w:eastAsia="es-ES"/>
-        </w:rPr>
-        <w:t>_</w:t>
-      </w:r>
-      <w:r>
-        <w:rPr>
-          <w:szCs w:val="24"/>
-          <w:lang w:eastAsia="es-ES"/>
-        </w:rPr>
-        <w:t>interim”</w:t>
+        <w:t>1_interim”</w:t>
       </w:r>
       <w:r>
         <w:rPr>
@@ -17248,6 +17833,7 @@
       <w:pPr>
         <w:pStyle w:val="Ttulo3"/>
       </w:pPr>
+      <w:bookmarkStart w:id="44" w:name="_Toc222664060"/>
       <w:r>
         <w:t xml:space="preserve">Preprocesamiento para </w:t>
       </w:r>
@@ -17259,6 +17845,7 @@
       <w:r>
         <w:t xml:space="preserve"> y clustering.</w:t>
       </w:r>
+      <w:bookmarkEnd w:id="44"/>
     </w:p>
     <w:p>
       <w:pPr>
@@ -17339,21 +17926,7 @@
           <w:szCs w:val="24"/>
           <w:lang w:eastAsia="es-ES"/>
         </w:rPr>
-        <w:t>1</w:t>
-      </w:r>
-      <w:r>
-        <w:rPr>
-          <w:szCs w:val="24"/>
-          <w:lang w:eastAsia="es-ES"/>
-        </w:rPr>
-        <w:t>_</w:t>
-      </w:r>
-      <w:r>
-        <w:rPr>
-          <w:szCs w:val="24"/>
-          <w:lang w:eastAsia="es-ES"/>
-        </w:rPr>
-        <w:t>proccesed” y salida de estos scripts se genero en la carpeta “data/2_features”</w:t>
+        <w:t>1_proccesed” y salida de estos scripts se genero en la carpeta “data/2_features”</w:t>
       </w:r>
       <w:r>
         <w:rPr>
@@ -17701,6 +18274,7 @@
       <w:pPr>
         <w:pStyle w:val="Ttulo3"/>
       </w:pPr>
+      <w:bookmarkStart w:id="45" w:name="_Toc222664061"/>
       <w:r>
         <w:lastRenderedPageBreak/>
         <w:t xml:space="preserve">Preprocesamiento para red neuronal </w:t>
@@ -17713,6 +18287,7 @@
       <w:r>
         <w:t>.</w:t>
       </w:r>
+      <w:bookmarkEnd w:id="45"/>
     </w:p>
     <w:p>
       <w:pPr>
@@ -17727,14 +18302,14 @@
       <w:pPr>
         <w:pStyle w:val="Ttulo2"/>
       </w:pPr>
-      <w:bookmarkStart w:id="43" w:name="_Toc222511695"/>
+      <w:bookmarkStart w:id="46" w:name="_Toc222664062"/>
       <w:r>
         <w:t>Ingeniería de características</w:t>
       </w:r>
-      <w:bookmarkEnd w:id="43"/>
       <w:r>
         <w:t>.</w:t>
       </w:r>
+      <w:bookmarkEnd w:id="46"/>
     </w:p>
     <w:p>
       <w:pPr>
@@ -17788,7 +18363,23 @@
           <w:szCs w:val="24"/>
           <w:lang w:eastAsia="es-ES"/>
         </w:rPr>
-        <w:t xml:space="preserve">La segunda es dependiente de la resolución  de la primera fase, dado que los resultados de las agrupaciones de los datos de la fase I junto con información de interacción de estudiantes </w:t>
+        <w:t xml:space="preserve">La segunda es dependiente de la </w:t>
+      </w:r>
+      <w:proofErr w:type="gramStart"/>
+      <w:r>
+        <w:rPr>
+          <w:szCs w:val="24"/>
+          <w:lang w:eastAsia="es-ES"/>
+        </w:rPr>
+        <w:t>resolución  de</w:t>
+      </w:r>
+      <w:proofErr w:type="gramEnd"/>
+      <w:r>
+        <w:rPr>
+          <w:szCs w:val="24"/>
+          <w:lang w:eastAsia="es-ES"/>
+        </w:rPr>
+        <w:t xml:space="preserve"> la primera fase, dado que los resultados de las agrupaciones de los datos de la fase I junto con información de interacción de estudiantes </w:t>
       </w:r>
     </w:p>
     <w:p>
@@ -17811,6 +18402,7 @@
       <w:pPr>
         <w:pStyle w:val="Ttulo3"/>
       </w:pPr>
+      <w:bookmarkStart w:id="47" w:name="_Toc222664063"/>
       <w:r>
         <w:t xml:space="preserve">Fase I: Características para </w:t>
       </w:r>
@@ -17822,6 +18414,7 @@
       <w:r>
         <w:t>.</w:t>
       </w:r>
+      <w:bookmarkEnd w:id="47"/>
     </w:p>
     <w:p>
       <w:pPr>
@@ -17834,13 +18427,66 @@
         <w:rPr>
           <w:lang w:eastAsia="es-ES"/>
         </w:rPr>
-        <w:t xml:space="preserve">Las características del </w:t>
+        <w:t>El conjunto de características que alimenta el entrenamiento del modelo se construye a partir de los scripts ae_uptow_features.py y day0_static_features</w:t>
+      </w:r>
+      <w:r>
+        <w:rPr>
+          <w:lang w:eastAsia="es-ES"/>
+        </w:rPr>
+        <w:t>.py</w:t>
+      </w:r>
+      <w:r>
+        <w:rPr>
+          <w:lang w:eastAsia="es-ES"/>
+        </w:rPr>
+        <w:t xml:space="preserve">, alojados en la carpeta </w:t>
       </w:r>
       <w:proofErr w:type="spellStart"/>
       <w:r>
         <w:rPr>
           <w:lang w:eastAsia="es-ES"/>
         </w:rPr>
+        <w:t>educational_analytics</w:t>
+      </w:r>
+      <w:proofErr w:type="spellEnd"/>
+      <w:r>
+        <w:rPr>
+          <w:lang w:eastAsia="es-ES"/>
+        </w:rPr>
+        <w:t>/</w:t>
+      </w:r>
+      <w:r>
+        <w:rPr>
+          <w:lang w:eastAsia="es-ES"/>
+        </w:rPr>
+        <w:br/>
+      </w:r>
+      <w:r>
+        <w:rPr>
+          <w:lang w:eastAsia="es-ES"/>
+        </w:rPr>
+        <w:t>1_features/ (</w:t>
+      </w:r>
+      <w:hyperlink w:anchor="_Apéndice_I:_Repositorio" w:history="1">
+        <w:r>
+          <w:rPr>
+            <w:rStyle w:val="Hipervnculo"/>
+            <w:lang w:eastAsia="es-ES"/>
+          </w:rPr>
+          <w:t>véase el Apéndice I</w:t>
+        </w:r>
+      </w:hyperlink>
+      <w:r>
+        <w:rPr>
+          <w:lang w:eastAsia="es-ES"/>
+        </w:rPr>
+        <w:t xml:space="preserve">). Una vez procesados los datos provenientes del directorio data/2_processed, las variables resultantes para el </w:t>
+      </w:r>
+      <w:proofErr w:type="spellStart"/>
+      <w:r>
+        <w:rPr>
+          <w:lang w:eastAsia="es-ES"/>
+        </w:rPr>
         <w:t>autoencoder</w:t>
       </w:r>
       <w:proofErr w:type="spellEnd"/>
@@ -17848,62 +18494,7 @@
         <w:rPr>
           <w:lang w:eastAsia="es-ES"/>
         </w:rPr>
-        <w:t xml:space="preserve"> se constituyen a partir de dos bloques.</w:t>
-      </w:r>
-    </w:p>
-    <w:p>
-      <w:pPr>
-        <w:pStyle w:val="Prrafodelista"/>
-        <w:numPr>
-          <w:ilvl w:val="0"/>
-          <w:numId w:val="16"/>
-        </w:numPr>
-        <w:ind w:left="488" w:firstLine="220"/>
-        <w:rPr>
-          <w:lang w:eastAsia="es-ES"/>
-        </w:rPr>
-      </w:pPr>
-      <w:r>
-        <w:rPr>
-          <w:lang w:eastAsia="es-ES"/>
-        </w:rPr>
-        <w:t xml:space="preserve">Información que se tiene del estudiante desde el comienzo del curso día cero: </w:t>
-      </w:r>
-    </w:p>
-    <w:p>
-      <w:pPr>
-        <w:ind w:left="488" w:firstLine="220"/>
-        <w:rPr>
-          <w:lang w:eastAsia="es-ES"/>
-        </w:rPr>
-      </w:pPr>
-    </w:p>
-    <w:p>
-      <w:pPr>
-        <w:ind w:left="488" w:firstLine="220"/>
-        <w:rPr>
-          <w:lang w:eastAsia="es-ES"/>
-        </w:rPr>
-      </w:pPr>
-    </w:p>
-    <w:p>
-      <w:pPr>
-        <w:ind w:left="488" w:firstLine="220"/>
-        <w:rPr>
-          <w:lang w:eastAsia="es-ES"/>
-        </w:rPr>
-      </w:pPr>
-      <w:r>
-        <w:rPr>
-          <w:lang w:eastAsia="es-ES"/>
-        </w:rPr>
-        <w:t xml:space="preserve"> </w:t>
-      </w:r>
-      <w:r>
-        <w:rPr>
-          <w:lang w:eastAsia="es-ES"/>
-        </w:rPr>
-        <w:t>La ingeniería de características se estructuró en los siguientes bloques analíticos:</w:t>
+        <w:t xml:space="preserve"> se exportan a data/3_features. La arquitectura de estos datos se fundamenta en dos bloques principales:</w:t>
       </w:r>
     </w:p>
     <w:p>
@@ -17921,35 +18512,110 @@
       </w:pPr>
       <w:r>
         <w:rPr>
+          <w:lang w:eastAsia="es-ES"/>
+        </w:rPr>
+        <w:t>Información que se tiene del estudiante desde el comienzo del curs</w:t>
+      </w:r>
+      <w:r>
+        <w:rPr>
+          <w:lang w:eastAsia="es-ES"/>
+        </w:rPr>
+        <w:t>o, es decir desde el día cero</w:t>
+      </w:r>
+      <w:r>
+        <w:rPr>
+          <w:lang w:eastAsia="es-ES"/>
+        </w:rPr>
+        <w:t xml:space="preserve">: </w:t>
+      </w:r>
+    </w:p>
+    <w:p>
+      <w:pPr>
+        <w:pStyle w:val="Prrafodelista"/>
+        <w:numPr>
+          <w:ilvl w:val="1"/>
+          <w:numId w:val="16"/>
+        </w:numPr>
+        <w:ind w:left="1276"/>
+        <w:contextualSpacing w:val="0"/>
+        <w:rPr>
+          <w:lang w:eastAsia="es-ES"/>
+        </w:rPr>
+      </w:pPr>
+      <w:r>
+        <w:rPr>
           <w:b/>
           <w:bCs/>
           <w:lang w:eastAsia="es-ES"/>
         </w:rPr>
-        <w:t>Características de Arranque (</w:t>
-      </w:r>
-      <w:proofErr w:type="spellStart"/>
+        <w:t>Datos sociodemográficos</w:t>
+      </w:r>
+      <w:r>
+        <w:rPr>
+          <w:lang w:eastAsia="es-ES"/>
+        </w:rPr>
+        <w:t xml:space="preserve">: Con el fin de cumplir con aspectos éticos y legales, se descarto incluir información como discapacidad o género. Sin embargo, dado el poder discriminativo que se encontró en EDA de variables como Región, índice de riqueza del código </w:t>
+      </w:r>
+      <w:r>
+        <w:rPr>
+          <w:lang w:eastAsia="es-ES"/>
+        </w:rPr>
+        <w:lastRenderedPageBreak/>
+        <w:t xml:space="preserve">postal, nivel educativo previo, número de veces que intento previamente el curso, etc. Se opto por incluirlas </w:t>
+      </w:r>
+    </w:p>
+    <w:p>
+      <w:pPr>
+        <w:pStyle w:val="Prrafodelista"/>
+        <w:numPr>
+          <w:ilvl w:val="1"/>
+          <w:numId w:val="16"/>
+        </w:numPr>
+        <w:ind w:left="1276"/>
+        <w:contextualSpacing w:val="0"/>
+        <w:rPr>
+          <w:lang w:eastAsia="es-ES"/>
+        </w:rPr>
+      </w:pPr>
       <w:r>
         <w:rPr>
           <w:b/>
           <w:bCs/>
           <w:lang w:eastAsia="es-ES"/>
         </w:rPr>
-        <w:t>Pre-inicio</w:t>
-      </w:r>
-      <w:proofErr w:type="spellEnd"/>
+        <w:t>Características de Arranque (</w:t>
+      </w:r>
+      <w:proofErr w:type="spellStart"/>
       <w:r>
         <w:rPr>
           <w:b/>
           <w:bCs/>
           <w:lang w:eastAsia="es-ES"/>
         </w:rPr>
-        <w:t xml:space="preserve"> del curso): </w:t>
-      </w:r>
-      <w:r>
-        <w:rPr>
-          <w:lang w:eastAsia="es-ES"/>
-        </w:rPr>
-        <w:t>Más allá de los datos estáticos del estudiante, se modeló su nivel de proactividad antes del comienzo oficial de las clases (Día 0). Para ello, se calcularon métricas como la intensidad previa (</w:t>
+        <w:t>Pre-inicio</w:t>
+      </w:r>
+      <w:proofErr w:type="spellEnd"/>
+      <w:r>
+        <w:rPr>
+          <w:b/>
+          <w:bCs/>
+          <w:lang w:eastAsia="es-ES"/>
+        </w:rPr>
+        <w:t xml:space="preserve"> del curso):</w:t>
+      </w:r>
+      <w:r>
+        <w:rPr>
+          <w:b/>
+          <w:bCs/>
+          <w:lang w:eastAsia="es-ES"/>
+        </w:rPr>
+        <w:t xml:space="preserve"> S</w:t>
+      </w:r>
+      <w:r>
+        <w:rPr>
+          <w:lang w:eastAsia="es-ES"/>
+        </w:rPr>
+        <w:t>e modeló su nivel de proactividad antes del comienzo oficial de las clases (Día 0). Para ello, se calcularon métricas como la intensidad previa (</w:t>
       </w:r>
       <w:proofErr w:type="spellStart"/>
       <w:r>
@@ -17963,14 +18629,7 @@
         <w:rPr>
           <w:lang w:eastAsia="es-ES"/>
         </w:rPr>
-        <w:t xml:space="preserve">), que mide la relación entre los clics totales y los días activos, y la anticipación </w:t>
-      </w:r>
-      <w:r>
-        <w:rPr>
-          <w:lang w:eastAsia="es-ES"/>
-        </w:rPr>
-        <w:lastRenderedPageBreak/>
-        <w:t>(</w:t>
+        <w:t>), que mide la relación entre los clics totales y los días activos, y la anticipación (</w:t>
       </w:r>
       <w:proofErr w:type="spellStart"/>
       <w:r>
@@ -18006,6 +18665,58 @@
           <w:bCs/>
           <w:lang w:eastAsia="es-ES"/>
         </w:rPr>
+        <w:t xml:space="preserve">Información acumulada en diferentes ventanas de tiempo: </w:t>
+      </w:r>
+      <w:r>
+        <w:rPr>
+          <w:lang w:eastAsia="es-ES"/>
+        </w:rPr>
+        <w:t xml:space="preserve">El objetivo es que para diferentes ventanas </w:t>
+      </w:r>
+      <w:r>
+        <w:rPr>
+          <w:lang w:eastAsia="es-ES"/>
+        </w:rPr>
+        <w:t xml:space="preserve">de tiempo </w:t>
+      </w:r>
+      <w:r>
+        <w:rPr>
+          <w:lang w:eastAsia="es-ES"/>
+        </w:rPr>
+        <w:t>(desde la semana cero hasta la semana X)</w:t>
+      </w:r>
+      <w:r>
+        <w:rPr>
+          <w:lang w:eastAsia="es-ES"/>
+        </w:rPr>
+        <w:t xml:space="preserve"> </w:t>
+      </w:r>
+      <w:r>
+        <w:rPr>
+          <w:lang w:eastAsia="es-ES"/>
+        </w:rPr>
+        <w:t xml:space="preserve">se calcules los valores acumulados de clics en los diferentes tipos de actividad, junto con calificación obtenida hasta la fecha, etc. </w:t>
+      </w:r>
+    </w:p>
+    <w:p>
+      <w:pPr>
+        <w:pStyle w:val="Prrafodelista"/>
+        <w:numPr>
+          <w:ilvl w:val="0"/>
+          <w:numId w:val="47"/>
+        </w:numPr>
+        <w:ind w:left="1418"/>
+        <w:contextualSpacing w:val="0"/>
+        <w:rPr>
+          <w:lang w:eastAsia="es-ES"/>
+        </w:rPr>
+      </w:pPr>
+      <w:r>
+        <w:rPr>
+          <w:b/>
+          <w:bCs/>
+          <w:lang w:eastAsia="es-ES"/>
+        </w:rPr>
         <w:t>Métricas de Compromiso Ponderado (</w:t>
       </w:r>
       <w:proofErr w:type="spellStart"/>
@@ -18100,7 +18811,7 @@
           <w:ilvl w:val="1"/>
           <w:numId w:val="47"/>
         </w:numPr>
-        <w:ind w:left="1276"/>
+        <w:ind w:left="1418" w:hanging="425"/>
         <w:contextualSpacing w:val="0"/>
         <w:rPr>
           <w:lang w:eastAsia="es-ES"/>
@@ -18112,6 +18823,7 @@
           <w:bCs/>
           <w:lang w:eastAsia="es-ES"/>
         </w:rPr>
+        <w:lastRenderedPageBreak/>
         <w:t>Tendencia de esfuerzo (</w:t>
       </w:r>
       <w:proofErr w:type="spellStart"/>
@@ -18136,7 +18848,19 @@
         <w:rPr>
           <w:lang w:eastAsia="es-ES"/>
         </w:rPr>
-        <w:t xml:space="preserve"> Calculada mediante la pendiente de una regresión lineal sobre los clics semanales, indica si la actividad del alumno va en aumento o en declive.</w:t>
+        <w:t xml:space="preserve"> </w:t>
+      </w:r>
+      <w:r>
+        <w:rPr>
+          <w:lang w:eastAsia="es-ES"/>
+        </w:rPr>
+        <w:t>Indica</w:t>
+      </w:r>
+      <w:r>
+        <w:rPr>
+          <w:lang w:eastAsia="es-ES"/>
+        </w:rPr>
+        <w:t xml:space="preserve"> si la actividad del alumno va en aumento o en declive.</w:t>
       </w:r>
     </w:p>
     <w:p>
@@ -18146,7 +18870,7 @@
           <w:ilvl w:val="1"/>
           <w:numId w:val="47"/>
         </w:numPr>
-        <w:ind w:left="1276"/>
+        <w:ind w:left="1418" w:hanging="425"/>
         <w:contextualSpacing w:val="0"/>
         <w:rPr>
           <w:lang w:eastAsia="es-ES"/>
@@ -18164,7 +18888,7 @@
         <w:rPr>
           <w:lang w:eastAsia="es-ES"/>
         </w:rPr>
-        <w:t>: Cuantifica la aceleración o desaceleración del compromiso comparando la actividad de las últimas dos semanas con las dos semanas previas.</w:t>
+        <w:t>: Cuantifica la aceleración o desaceleración del compromiso.</w:t>
       </w:r>
     </w:p>
     <w:p>
@@ -18174,7 +18898,7 @@
           <w:ilvl w:val="1"/>
           <w:numId w:val="47"/>
         </w:numPr>
-        <w:ind w:left="1276"/>
+        <w:ind w:left="1418" w:hanging="425"/>
         <w:contextualSpacing w:val="0"/>
         <w:rPr>
           <w:lang w:eastAsia="es-ES"/>
@@ -18230,7 +18954,7 @@
           <w:ilvl w:val="1"/>
           <w:numId w:val="47"/>
         </w:numPr>
-        <w:ind w:left="851"/>
+        <w:ind w:left="1418" w:hanging="425"/>
         <w:contextualSpacing w:val="0"/>
         <w:rPr>
           <w:lang w:eastAsia="es-ES"/>
@@ -18262,14 +18986,7 @@
         <w:rPr>
           <w:lang w:eastAsia="es-ES"/>
         </w:rPr>
-        <w:t xml:space="preserve">), que diferencia a los </w:t>
-      </w:r>
-      <w:r>
-        <w:rPr>
-          <w:lang w:eastAsia="es-ES"/>
-        </w:rPr>
-        <w:lastRenderedPageBreak/>
-        <w:t>estudiantes constantes de aquellos que concentran su actividad en picos esporádicos. Asimismo, métricas como el top1_share (proporción de clics en la actividad principal) y el índice de curiosidad (</w:t>
+        <w:t>), que diferencia a los estudiantes constantes de aquellos que concentran su actividad en picos esporádicos. Asimismo, métricas como el top1_share (proporción de clics en la actividad principal) y el índice de curiosidad (</w:t>
       </w:r>
       <w:proofErr w:type="spellStart"/>
       <w:r>
@@ -18293,7 +19010,7 @@
           <w:ilvl w:val="1"/>
           <w:numId w:val="47"/>
         </w:numPr>
-        <w:ind w:left="851"/>
+        <w:ind w:left="1418" w:hanging="425"/>
         <w:contextualSpacing w:val="0"/>
         <w:rPr>
           <w:lang w:eastAsia="es-ES"/>
@@ -18329,7 +19046,19 @@
         <w:rPr>
           <w:lang w:eastAsia="es-ES"/>
         </w:rPr>
-        <w:t xml:space="preserve"> La huella de comportamiento se fusionó con el desempeño académico continuo. Se generaron características dinámicas de evaluación que incluyen la ratio de aprobados (</w:t>
+        <w:t xml:space="preserve"> Se generaron características</w:t>
+      </w:r>
+      <w:r>
+        <w:rPr>
+          <w:lang w:eastAsia="es-ES"/>
+        </w:rPr>
+        <w:t xml:space="preserve"> </w:t>
+      </w:r>
+      <w:r>
+        <w:rPr>
+          <w:lang w:eastAsia="es-ES"/>
+        </w:rPr>
+        <w:t>de evaluación que incluyen la ratio de aprobados (</w:t>
       </w:r>
       <w:proofErr w:type="spellStart"/>
       <w:r>
@@ -18378,13 +19107,33 @@
         <w:rPr>
           <w:lang w:eastAsia="es-ES"/>
         </w:rPr>
-        <w:t>weeks_since_last_submission</w:t>
+        <w:t>weeks</w:t>
       </w:r>
       <w:proofErr w:type="spellEnd"/>
       <w:r>
         <w:rPr>
           <w:lang w:eastAsia="es-ES"/>
         </w:rPr>
+        <w:t>_</w:t>
+      </w:r>
+      <w:r>
+        <w:rPr>
+          <w:lang w:eastAsia="es-ES"/>
+        </w:rPr>
+        <w:br/>
+      </w:r>
+      <w:proofErr w:type="spellStart"/>
+      <w:r>
+        <w:rPr>
+          <w:lang w:eastAsia="es-ES"/>
+        </w:rPr>
+        <w:t>since_last_submission</w:t>
+      </w:r>
+      <w:proofErr w:type="spellEnd"/>
+      <w:r>
+        <w:rPr>
+          <w:lang w:eastAsia="es-ES"/>
+        </w:rPr>
         <w:t>). Adicionalmente, se formuló un índice compuesto (</w:t>
       </w:r>
       <w:proofErr w:type="spellStart"/>
@@ -18404,16 +19153,29 @@
     </w:p>
     <w:p>
       <w:pPr>
-        <w:ind w:left="488" w:firstLine="220"/>
-        <w:rPr>
-          <w:lang w:eastAsia="es-ES"/>
-        </w:rPr>
-      </w:pPr>
-      <w:r>
-        <w:rPr>
-          <w:lang w:eastAsia="es-ES"/>
-        </w:rPr>
-        <w:t xml:space="preserve">La concatenación de estos cinco bloques conformó el vector de alta dimensionalidad que alimentó la arquitectura del </w:t>
+        <w:ind w:firstLine="488"/>
+        <w:rPr>
+          <w:lang w:eastAsia="es-ES"/>
+        </w:rPr>
+      </w:pPr>
+      <w:r>
+        <w:rPr>
+          <w:lang w:eastAsia="es-ES"/>
+        </w:rPr>
+        <w:lastRenderedPageBreak/>
+        <w:t xml:space="preserve">La concatenación </w:t>
+      </w:r>
+      <w:r>
+        <w:rPr>
+          <w:lang w:eastAsia="es-ES"/>
+        </w:rPr>
+        <w:t xml:space="preserve">de todas estas 58 características conformó </w:t>
+      </w:r>
+      <w:r>
+        <w:rPr>
+          <w:lang w:eastAsia="es-ES"/>
+        </w:rPr>
+        <w:t xml:space="preserve">el vector de alta dimensionalidad que alimentó la arquitectura del </w:t>
       </w:r>
       <w:proofErr w:type="spellStart"/>
       <w:r>
@@ -18455,17 +19217,29 @@
       <w:pPr>
         <w:pStyle w:val="Ttulo3"/>
       </w:pPr>
-      <w:r>
-        <w:t xml:space="preserve">Fase II: Características para Transformers. </w:t>
-      </w:r>
-    </w:p>
-    <w:p>
-      <w:pPr>
-        <w:rPr>
-          <w:szCs w:val="24"/>
-          <w:lang w:eastAsia="es-ES"/>
-        </w:rPr>
-      </w:pPr>
+      <w:bookmarkStart w:id="48" w:name="_Toc222664064"/>
+      <w:r>
+        <w:t>Fase II: Características para Transformers.</w:t>
+      </w:r>
+      <w:bookmarkEnd w:id="48"/>
+      <w:r>
+        <w:t xml:space="preserve"> </w:t>
+      </w:r>
+    </w:p>
+    <w:p>
+      <w:pPr>
+        <w:rPr>
+          <w:szCs w:val="24"/>
+          <w:lang w:eastAsia="es-ES"/>
+        </w:rPr>
+      </w:pPr>
+      <w:r>
+        <w:rPr>
+          <w:szCs w:val="24"/>
+          <w:lang w:eastAsia="es-ES"/>
+        </w:rPr>
+        <w:t xml:space="preserve">Las </w:t>
+      </w:r>
     </w:p>
     <w:p>
       <w:pPr>
@@ -18479,342 +19253,1744 @@
       <w:pPr>
         <w:pStyle w:val="Ttulo2"/>
       </w:pPr>
-      <w:bookmarkStart w:id="44" w:name="_Toc222511698"/>
-      <w:r>
+      <w:bookmarkStart w:id="49" w:name="_Toc222664065"/>
+      <w:r>
+        <w:t>Modelado</w:t>
+      </w:r>
+      <w:bookmarkEnd w:id="49"/>
+    </w:p>
+    <w:p>
+      <w:pPr>
+        <w:rPr>
+          <w:lang w:eastAsia="es-ES"/>
+        </w:rPr>
+      </w:pPr>
+      <w:r>
+        <w:rPr>
+          <w:lang w:eastAsia="es-ES"/>
+        </w:rPr>
+        <w:t>La fase de modelado…</w:t>
+      </w:r>
+    </w:p>
+    <w:p>
+      <w:pPr>
+        <w:pStyle w:val="Ttulo3"/>
+      </w:pPr>
+      <w:bookmarkStart w:id="50" w:name="_Toc222664066"/>
+      <w:proofErr w:type="spellStart"/>
+      <w:r>
+        <w:t>Autoencoder</w:t>
+      </w:r>
+      <w:proofErr w:type="spellEnd"/>
+      <w:r>
+        <w:t>.</w:t>
+      </w:r>
+      <w:bookmarkEnd w:id="50"/>
+    </w:p>
+    <w:p>
+      <w:pPr>
+        <w:ind w:firstLine="488"/>
+        <w:rPr>
+          <w:lang w:eastAsia="es-ES"/>
+        </w:rPr>
+      </w:pPr>
+      <w:r>
+        <w:rPr>
+          <w:lang w:eastAsia="es-ES"/>
+        </w:rPr>
+        <w:t xml:space="preserve">El modelado del </w:t>
+      </w:r>
+      <w:proofErr w:type="spellStart"/>
+      <w:proofErr w:type="gramStart"/>
+      <w:r>
+        <w:rPr>
+          <w:lang w:eastAsia="es-ES"/>
+        </w:rPr>
+        <w:t>autoencoder</w:t>
+      </w:r>
+      <w:proofErr w:type="spellEnd"/>
+      <w:r>
+        <w:rPr>
+          <w:lang w:eastAsia="es-ES"/>
+        </w:rPr>
+        <w:t>(</w:t>
+      </w:r>
+      <w:proofErr w:type="gramEnd"/>
+      <w:r>
+        <w:rPr>
+          <w:lang w:eastAsia="es-ES"/>
+        </w:rPr>
+        <w:t>AE)</w:t>
+      </w:r>
+      <w:r>
+        <w:rPr>
+          <w:lang w:eastAsia="es-ES"/>
+        </w:rPr>
+        <w:t xml:space="preserve"> se materializa en los scripts autoencoder.py</w:t>
+      </w:r>
+      <w:r>
+        <w:rPr>
+          <w:lang w:eastAsia="es-ES"/>
+        </w:rPr>
+        <w:t xml:space="preserve"> donde se construye la arquitectura del AE con </w:t>
+      </w:r>
+      <w:proofErr w:type="spellStart"/>
+      <w:r>
+        <w:rPr>
+          <w:lang w:eastAsia="es-ES"/>
+        </w:rPr>
+        <w:t>Keras</w:t>
+      </w:r>
+      <w:proofErr w:type="spellEnd"/>
+      <w:r>
+        <w:rPr>
+          <w:lang w:eastAsia="es-ES"/>
+        </w:rPr>
+        <w:t xml:space="preserve"> y </w:t>
+      </w:r>
+      <w:r>
+        <w:rPr>
+          <w:lang w:eastAsia="es-ES"/>
+        </w:rPr>
+        <w:t>train_autoencoder.py</w:t>
+      </w:r>
+      <w:r>
+        <w:rPr>
+          <w:lang w:eastAsia="es-ES"/>
+        </w:rPr>
+        <w:t xml:space="preserve"> donde se especifica la manera en la que se entrena, todos estos ficheros se encuentra</w:t>
+      </w:r>
+      <w:r>
+        <w:rPr>
+          <w:lang w:eastAsia="es-ES"/>
+        </w:rPr>
+        <w:t xml:space="preserve">n </w:t>
+      </w:r>
+      <w:r>
+        <w:rPr>
+          <w:lang w:eastAsia="es-ES"/>
+        </w:rPr>
+        <w:t>en la carpeta “</w:t>
+      </w:r>
+      <w:proofErr w:type="spellStart"/>
+      <w:r>
+        <w:rPr>
+          <w:lang w:eastAsia="es-ES"/>
+        </w:rPr>
+        <w:t>educational_ai_analytics</w:t>
+      </w:r>
+      <w:proofErr w:type="spellEnd"/>
+      <w:r>
+        <w:rPr>
+          <w:lang w:eastAsia="es-ES"/>
+        </w:rPr>
+        <w:t>/</w:t>
+      </w:r>
+      <w:r>
+        <w:rPr>
+          <w:lang w:eastAsia="es-ES"/>
+        </w:rPr>
+        <w:br/>
+      </w:r>
+      <w:r>
+        <w:rPr>
+          <w:lang w:eastAsia="es-ES"/>
+        </w:rPr>
+        <w:t>2_modeling/</w:t>
+      </w:r>
+      <w:proofErr w:type="spellStart"/>
+      <w:r>
+        <w:rPr>
+          <w:lang w:eastAsia="es-ES"/>
+        </w:rPr>
+        <w:t>ae</w:t>
+      </w:r>
+      <w:proofErr w:type="spellEnd"/>
+      <w:r>
+        <w:rPr>
+          <w:lang w:eastAsia="es-ES"/>
+        </w:rPr>
+        <w:t>” (</w:t>
+      </w:r>
+      <w:hyperlink w:anchor="_Apéndice_I:_Repositorio" w:history="1">
+        <w:r>
+          <w:rPr>
+            <w:rStyle w:val="Hipervnculo"/>
+          </w:rPr>
+          <w:t>véase apéndice I</w:t>
+        </w:r>
+      </w:hyperlink>
+      <w:r>
+        <w:rPr>
+          <w:lang w:eastAsia="es-ES"/>
+        </w:rPr>
+        <w:t xml:space="preserve">). </w:t>
+      </w:r>
+    </w:p>
+    <w:p>
+      <w:pPr>
+        <w:ind w:firstLine="488"/>
+        <w:rPr>
+          <w:lang w:eastAsia="es-ES"/>
+        </w:rPr>
+      </w:pPr>
+      <w:r>
+        <w:rPr>
+          <w:lang w:eastAsia="es-ES"/>
+        </w:rPr>
+        <w:t xml:space="preserve">La estrategia principal consiste en entrenar un único </w:t>
+      </w:r>
+      <w:proofErr w:type="spellStart"/>
+      <w:r>
+        <w:rPr>
+          <w:lang w:eastAsia="es-ES"/>
+        </w:rPr>
+        <w:t>autoencoder</w:t>
+      </w:r>
+      <w:proofErr w:type="spellEnd"/>
+      <w:r>
+        <w:rPr>
+          <w:lang w:eastAsia="es-ES"/>
+        </w:rPr>
+        <w:t xml:space="preserve"> global que procesa simultáneamente todas las ventanas semanales (5, 10, 15, 20 y 25). Esta decisión se fundamenta en tres motivos técnicos: primero, garantiza la </w:t>
+      </w:r>
+      <w:r>
+        <w:rPr>
+          <w:b/>
+          <w:bCs/>
+          <w:lang w:eastAsia="es-ES"/>
+        </w:rPr>
+        <w:t>coherencia del espacio latente</w:t>
+      </w:r>
+      <w:r>
+        <w:rPr>
+          <w:lang w:eastAsia="es-ES"/>
+        </w:rPr>
+        <w:t xml:space="preserve">, creando un marco de referencia universal que permite rastrear la evolución del estudiante sin las incompatibilidades de usar modelos independientes. Segundo, actúa como una técnica implícita de </w:t>
+      </w:r>
+      <w:r>
+        <w:rPr>
+          <w:b/>
+          <w:bCs/>
+          <w:lang w:eastAsia="es-ES"/>
+        </w:rPr>
         <w:lastRenderedPageBreak/>
-        <w:t>Modelado</w:t>
-      </w:r>
-      <w:bookmarkEnd w:id="44"/>
+        <w:t>aumento de datos</w:t>
+      </w:r>
+      <w:r>
+        <w:rPr>
+          <w:lang w:eastAsia="es-ES"/>
+        </w:rPr>
+        <w:t xml:space="preserve"> (</w:t>
+      </w:r>
+      <w:r>
+        <w:rPr>
+          <w:i/>
+          <w:iCs/>
+          <w:lang w:eastAsia="es-ES"/>
+        </w:rPr>
+        <w:t xml:space="preserve">data </w:t>
+      </w:r>
+      <w:proofErr w:type="spellStart"/>
+      <w:r>
+        <w:rPr>
+          <w:i/>
+          <w:iCs/>
+          <w:lang w:eastAsia="es-ES"/>
+        </w:rPr>
+        <w:t>augmentation</w:t>
+      </w:r>
+      <w:proofErr w:type="spellEnd"/>
+      <w:r>
+        <w:rPr>
+          <w:lang w:eastAsia="es-ES"/>
+        </w:rPr>
+        <w:t>), multiplicando las muestras disponibles y reduciendo el sobreajuste (</w:t>
+      </w:r>
+      <w:proofErr w:type="spellStart"/>
+      <w:r>
+        <w:rPr>
+          <w:i/>
+          <w:iCs/>
+          <w:lang w:eastAsia="es-ES"/>
+        </w:rPr>
+        <w:t>overfitting</w:t>
+      </w:r>
+      <w:proofErr w:type="spellEnd"/>
+      <w:r>
+        <w:rPr>
+          <w:lang w:eastAsia="es-ES"/>
+        </w:rPr>
+        <w:t xml:space="preserve">). Finalmente, fomenta la </w:t>
+      </w:r>
+      <w:r>
+        <w:rPr>
+          <w:b/>
+          <w:bCs/>
+          <w:lang w:eastAsia="es-ES"/>
+        </w:rPr>
+        <w:t>extracción de arquetipos universales</w:t>
+      </w:r>
+      <w:r>
+        <w:rPr>
+          <w:lang w:eastAsia="es-ES"/>
+        </w:rPr>
+        <w:t xml:space="preserve">, obligando a la red a identificar patrones de interacción como el </w:t>
+      </w:r>
+      <w:r>
+        <w:rPr>
+          <w:i/>
+          <w:iCs/>
+          <w:lang w:eastAsia="es-ES"/>
+        </w:rPr>
+        <w:t>momentum</w:t>
+      </w:r>
+      <w:r>
+        <w:rPr>
+          <w:lang w:eastAsia="es-ES"/>
+        </w:rPr>
+        <w:t xml:space="preserve"> independientemente de la semana en la que ocurran, delegando el análisis estrictamente secuencial al modelo </w:t>
+      </w:r>
+      <w:proofErr w:type="spellStart"/>
+      <w:r>
+        <w:rPr>
+          <w:lang w:eastAsia="es-ES"/>
+        </w:rPr>
+        <w:t>Transform</w:t>
+      </w:r>
+      <w:r>
+        <w:rPr>
+          <w:lang w:eastAsia="es-ES"/>
+        </w:rPr>
+        <w:t>er</w:t>
+      </w:r>
+      <w:proofErr w:type="spellEnd"/>
+      <w:r>
+        <w:rPr>
+          <w:lang w:eastAsia="es-ES"/>
+        </w:rPr>
+        <w:t>.</w:t>
+      </w:r>
+    </w:p>
+    <w:p>
+      <w:pPr>
+        <w:ind w:firstLine="488"/>
+        <w:rPr>
+          <w:lang w:eastAsia="es-ES"/>
+        </w:rPr>
+      </w:pPr>
+      <w:r>
+        <w:rPr>
+          <w:lang w:eastAsia="es-ES"/>
+        </w:rPr>
+        <w:t xml:space="preserve">Adicionalmente, la arquitectura implementada </w:t>
+      </w:r>
+      <w:r>
+        <w:rPr>
+          <w:lang w:eastAsia="es-ES"/>
+        </w:rPr>
+        <w:t>se enmarca en</w:t>
+      </w:r>
+      <w:r>
+        <w:rPr>
+          <w:lang w:eastAsia="es-ES"/>
+        </w:rPr>
+        <w:t xml:space="preserve"> la categoría de redes Deep Clustering Networks (DCN), inspirada en los principios del Deep </w:t>
+      </w:r>
+      <w:proofErr w:type="spellStart"/>
+      <w:r>
+        <w:rPr>
+          <w:lang w:eastAsia="es-ES"/>
+        </w:rPr>
+        <w:t>Embedded</w:t>
+      </w:r>
+      <w:proofErr w:type="spellEnd"/>
+      <w:r>
+        <w:rPr>
+          <w:lang w:eastAsia="es-ES"/>
+        </w:rPr>
+        <w:t xml:space="preserve"> Clustering (DEC). A nivel de optimización, esto significa que el modelo no se limita </w:t>
+      </w:r>
+      <w:r>
+        <w:rPr>
+          <w:lang w:eastAsia="es-ES"/>
+        </w:rPr>
+        <w:t xml:space="preserve">únicamente a la </w:t>
+      </w:r>
+      <w:r>
+        <w:rPr>
+          <w:lang w:eastAsia="es-ES"/>
+        </w:rPr>
+        <w:t>reducción de dimensionalidad, sino que es guiado por una función de pérdida dual durante su fase de entrenamiento.</w:t>
+      </w:r>
+      <w:r>
+        <w:rPr>
+          <w:lang w:eastAsia="es-ES"/>
+        </w:rPr>
+        <w:t xml:space="preserve"> </w:t>
+      </w:r>
+    </w:p>
+    <w:p>
+      <w:pPr>
+        <w:ind w:firstLine="488"/>
+        <w:rPr>
+          <w:lang w:eastAsia="es-ES"/>
+        </w:rPr>
+      </w:pPr>
+      <w:r>
+        <w:rPr>
+          <w:lang w:eastAsia="es-ES"/>
+        </w:rPr>
+        <w:t xml:space="preserve">Por un lado, la red minimiza una pérdida de reconstrucción (empleando la métrica Huber Loss) para garantizar que el espacio latente retenga fielmente la información estructural y las características originales del estudiante. Por otro lado, incorpora simultáneamente una pérdida de agrupamiento basada en la divergencia de </w:t>
+      </w:r>
+      <w:proofErr w:type="spellStart"/>
+      <w:r>
+        <w:rPr>
+          <w:lang w:eastAsia="es-ES"/>
+        </w:rPr>
+        <w:t>Kullback-Leibler</w:t>
+      </w:r>
+      <w:proofErr w:type="spellEnd"/>
+      <w:r>
+        <w:rPr>
+          <w:lang w:eastAsia="es-ES"/>
+        </w:rPr>
+        <w:t xml:space="preserve"> (KL). Esta segunda función interactúa con una capa de clustering que utiliza la distribución t de Student para calcular asignaciones probabilísticas, empujando y reubicando iterativamente las representaciones latentes hasta consolidarlas en k clústeres bien definidos. Mediante esta optimización conjunta, el </w:t>
+      </w:r>
+      <w:proofErr w:type="spellStart"/>
+      <w:r>
+        <w:rPr>
+          <w:lang w:eastAsia="es-ES"/>
+        </w:rPr>
+        <w:t>autoencoder</w:t>
+      </w:r>
+      <w:proofErr w:type="spellEnd"/>
+      <w:r>
+        <w:rPr>
+          <w:lang w:eastAsia="es-ES"/>
+        </w:rPr>
+        <w:t xml:space="preserve"> genera </w:t>
+      </w:r>
+      <w:proofErr w:type="spellStart"/>
+      <w:r>
+        <w:rPr>
+          <w:lang w:eastAsia="es-ES"/>
+        </w:rPr>
+        <w:t>embeddings</w:t>
+      </w:r>
+      <w:proofErr w:type="spellEnd"/>
+      <w:r>
+        <w:rPr>
+          <w:lang w:eastAsia="es-ES"/>
+        </w:rPr>
+        <w:t xml:space="preserve"> que no solo están limpios de ruido, sino que están matemáticamente forzados a ser altamente discriminativos para la segmentación de perfiles de aprendizaje.</w:t>
+      </w:r>
+    </w:p>
+    <w:p>
+      <w:pPr>
+        <w:ind w:firstLine="488"/>
+        <w:rPr>
+          <w:lang w:eastAsia="es-ES"/>
+        </w:rPr>
+      </w:pPr>
+      <w:r>
+        <w:rPr>
+          <w:lang w:eastAsia="es-ES"/>
+        </w:rPr>
+        <w:t xml:space="preserve">En la Ilustración 10 se presenta una representación visual del funcionamiento del </w:t>
+      </w:r>
+      <w:proofErr w:type="spellStart"/>
+      <w:r>
+        <w:rPr>
+          <w:lang w:eastAsia="es-ES"/>
+        </w:rPr>
+        <w:t>autoencoder</w:t>
+      </w:r>
+      <w:proofErr w:type="spellEnd"/>
+      <w:r>
+        <w:rPr>
+          <w:lang w:eastAsia="es-ES"/>
+        </w:rPr>
+        <w:t xml:space="preserve"> en tres niveles: (1) el espacio original proyectado mediante PCA, (2) el espacio latente aprendido por el modelo y (3) la reconstrucción nuevamente proyectada en el espacio PCA. Las filas </w:t>
+      </w:r>
+      <w:r>
+        <w:rPr>
+          <w:lang w:eastAsia="es-ES"/>
+        </w:rPr>
+        <w:lastRenderedPageBreak/>
+        <w:t>corresponden a distintas ventanas temporales (W05, W10 y W15), lo que permite observar la estabilidad del mapeo aprendido a lo largo del tiempo.</w:t>
+      </w:r>
+    </w:p>
+    <w:p>
+      <w:pPr>
+        <w:keepNext/>
+        <w:spacing w:after="0"/>
+        <w:ind w:firstLine="488"/>
+        <w:jc w:val="center"/>
+      </w:pPr>
+      <w:r>
+        <w:rPr>
+          <w:lang w:eastAsia="es-ES"/>
+        </w:rPr>
+        <w:drawing>
+          <wp:inline distT="0" distB="0" distL="0" distR="0" wp14:anchorId="02806BF3" wp14:editId="71F62A71">
+            <wp:extent cx="5350510" cy="3799593"/>
+            <wp:effectExtent l="0" t="0" r="0" b="0"/>
+            <wp:docPr id="1269282200" name="Imagen 1" descr="Gráfico, Gráfico de dispersión&#10;&#10;El contenido generado por IA puede ser incorrecto."/>
+            <wp:cNvGraphicFramePr>
+              <a:graphicFrameLocks xmlns:a="http://schemas.openxmlformats.org/drawingml/2006/main" noChangeAspect="1"/>
+            </wp:cNvGraphicFramePr>
+            <a:graphic xmlns:a="http://schemas.openxmlformats.org/drawingml/2006/main">
+              <a:graphicData uri="http://schemas.openxmlformats.org/drawingml/2006/picture">
+                <pic:pic xmlns:pic="http://schemas.openxmlformats.org/drawingml/2006/picture">
+                  <pic:nvPicPr>
+                    <pic:cNvPr id="1269282200" name="Imagen 1" descr="Gráfico, Gráfico de dispersión&#10;&#10;El contenido generado por IA puede ser incorrecto."/>
+                    <pic:cNvPicPr/>
+                  </pic:nvPicPr>
+                  <pic:blipFill>
+                    <a:blip r:embed="rId19"/>
+                    <a:stretch>
+                      <a:fillRect/>
+                    </a:stretch>
+                  </pic:blipFill>
+                  <pic:spPr>
+                    <a:xfrm>
+                      <a:off x="0" y="0"/>
+                      <a:ext cx="5358152" cy="3805020"/>
+                    </a:xfrm>
+                    <a:prstGeom prst="rect">
+                      <a:avLst/>
+                    </a:prstGeom>
+                  </pic:spPr>
+                </pic:pic>
+              </a:graphicData>
+            </a:graphic>
+          </wp:inline>
+        </w:drawing>
+      </w:r>
+    </w:p>
+    <w:p>
+      <w:pPr>
+        <w:pStyle w:val="Descripcin"/>
+      </w:pPr>
+      <w:r>
+        <w:rPr>
+          <w:b/>
+          <w:bCs/>
+        </w:rPr>
+        <w:t xml:space="preserve">Ilustración </w:t>
+      </w:r>
+      <w:r>
+        <w:rPr>
+          <w:b/>
+          <w:bCs/>
+        </w:rPr>
+        <w:fldChar w:fldCharType="begin"/>
+      </w:r>
+      <w:r>
+        <w:rPr>
+          <w:b/>
+          <w:bCs/>
+        </w:rPr>
+        <w:instrText xml:space="preserve"> SEQ Ilustración \* ARABIC </w:instrText>
+      </w:r>
+      <w:r>
+        <w:rPr>
+          <w:b/>
+          <w:bCs/>
+        </w:rPr>
+        <w:fldChar w:fldCharType="separate"/>
+      </w:r>
+      <w:r>
+        <w:rPr>
+          <w:b/>
+          <w:bCs/>
+          <w:noProof/>
+        </w:rPr>
+        <w:t>11</w:t>
+      </w:r>
+      <w:r>
+        <w:rPr>
+          <w:b/>
+          <w:bCs/>
+        </w:rPr>
+        <w:fldChar w:fldCharType="end"/>
+      </w:r>
+      <w:r>
+        <w:t xml:space="preserve"> Representación de datos de estudiantes en el espacio original,</w:t>
+      </w:r>
+      <w:r>
+        <w:br/>
+        <w:t xml:space="preserve"> latente y reconstrucción - Autoría Propia - Apéndice I - Reportes -A</w:t>
+      </w:r>
+      <w:r>
+        <w:t>E</w:t>
+      </w:r>
+    </w:p>
+    <w:p>
+      <w:pPr>
+        <w:ind w:firstLine="488"/>
+        <w:rPr>
+          <w:sz w:val="12"/>
+          <w:szCs w:val="10"/>
+        </w:rPr>
+      </w:pPr>
+    </w:p>
+    <w:p>
+      <w:pPr>
+        <w:ind w:firstLine="488"/>
+      </w:pPr>
+      <w:r>
+        <w:t xml:space="preserve">Puede apreciarse cómo, en el espacio latente, las representaciones se compactan y reorganizan en estructuras más definidas y separables, evidenciando el efecto conjunto de la pérdida de reconstrucción y la pérdida de clustering. Al mismo tiempo, la reconstrucción mantiene una alta fidelidad respecto al espacio original, lo que confirma que la compresión no implica pérdida sustancial de información estructural. Este comportamiento valida empíricamente que el </w:t>
+      </w:r>
+      <w:proofErr w:type="spellStart"/>
+      <w:r>
+        <w:t>autoencoder</w:t>
+      </w:r>
+      <w:proofErr w:type="spellEnd"/>
+      <w:r>
+        <w:t xml:space="preserve"> no solo actúa como un mecanismo de reducción de dimensionalidad, sino como un generador de </w:t>
+      </w:r>
+      <w:proofErr w:type="spellStart"/>
+      <w:r>
+        <w:t>embeddings</w:t>
+      </w:r>
+      <w:proofErr w:type="spellEnd"/>
+      <w:r>
+        <w:t xml:space="preserve"> estructuralmente coherentes y optimizados para la segmentación, consolidando perfiles de aprendizaje más nítidos y matemáticamente discriminativos.</w:t>
+      </w:r>
+    </w:p>
+    <w:p>
+      <w:pPr>
+        <w:ind w:firstLine="488"/>
+      </w:pPr>
     </w:p>
     <w:p>
       <w:pPr>
         <w:pStyle w:val="Ttulo3"/>
       </w:pPr>
-      <w:bookmarkStart w:id="45" w:name="_Toc222511699"/>
       <w:proofErr w:type="spellStart"/>
       <w:r>
+        <w:t>Embeddings</w:t>
+      </w:r>
+      <w:proofErr w:type="spellEnd"/>
+    </w:p>
+    <w:p>
+      <w:pPr>
+        <w:ind w:firstLine="488"/>
+        <w:rPr>
+          <w:lang w:eastAsia="es-ES"/>
+        </w:rPr>
+      </w:pPr>
+      <w:r>
+        <w:rPr>
+          <w:lang w:eastAsia="es-ES"/>
+        </w:rPr>
+        <w:t xml:space="preserve">Para la generación de </w:t>
+      </w:r>
+      <w:proofErr w:type="spellStart"/>
+      <w:r>
+        <w:rPr>
+          <w:lang w:eastAsia="es-ES"/>
+        </w:rPr>
+        <w:t>embeddings</w:t>
+      </w:r>
+      <w:proofErr w:type="spellEnd"/>
+      <w:r>
+        <w:rPr>
+          <w:lang w:eastAsia="es-ES"/>
+        </w:rPr>
+        <w:t xml:space="preserve"> —entendidos como representaciones comprimidas de los vectores de datos de los estudiantes en un espacio latente de menor dimensionalidad— se empleó el </w:t>
+      </w:r>
+      <w:proofErr w:type="spellStart"/>
+      <w:r>
+        <w:rPr>
+          <w:lang w:eastAsia="es-ES"/>
+        </w:rPr>
+        <w:t>autoencoder</w:t>
+      </w:r>
+      <w:proofErr w:type="spellEnd"/>
+      <w:r>
+        <w:rPr>
+          <w:lang w:eastAsia="es-ES"/>
+        </w:rPr>
+        <w:t xml:space="preserve"> descrito en el epígrafe anterior. De forma complementaria, y con el objetivo de disponer de una línea base (</w:t>
+      </w:r>
+      <w:proofErr w:type="spellStart"/>
+      <w:r>
+        <w:rPr>
+          <w:lang w:eastAsia="es-ES"/>
+        </w:rPr>
+        <w:t>baseline</w:t>
+      </w:r>
+      <w:proofErr w:type="spellEnd"/>
+      <w:r>
+        <w:rPr>
+          <w:lang w:eastAsia="es-ES"/>
+        </w:rPr>
+        <w:t xml:space="preserve">) interpretable, se entrenó también un modelo PCA, ajustando su número de componentes al mismo tamaño dimensional del espacio latente del </w:t>
+      </w:r>
+      <w:proofErr w:type="spellStart"/>
+      <w:r>
+        <w:rPr>
+          <w:lang w:eastAsia="es-ES"/>
+        </w:rPr>
+        <w:t>autoencoder</w:t>
+      </w:r>
+      <w:proofErr w:type="spellEnd"/>
+      <w:r>
+        <w:rPr>
+          <w:lang w:eastAsia="es-ES"/>
+        </w:rPr>
+        <w:t>. Esta comparación permite evaluar cuál de las dos técnicas resulta más adecuada como etapa previa al clustering.</w:t>
+      </w:r>
+    </w:p>
+    <w:p>
+      <w:pPr>
+        <w:ind w:firstLine="488"/>
+        <w:rPr>
+          <w:lang w:eastAsia="es-ES"/>
+        </w:rPr>
+      </w:pPr>
+      <w:r>
+        <w:rPr>
+          <w:lang w:eastAsia="es-ES"/>
+        </w:rPr>
+        <w:t xml:space="preserve">Para la generación de los </w:t>
+      </w:r>
+      <w:proofErr w:type="spellStart"/>
+      <w:r>
+        <w:rPr>
+          <w:lang w:eastAsia="es-ES"/>
+        </w:rPr>
+        <w:t>embeddings</w:t>
+      </w:r>
+      <w:proofErr w:type="spellEnd"/>
+      <w:r>
+        <w:rPr>
+          <w:lang w:eastAsia="es-ES"/>
+        </w:rPr>
+        <w:t xml:space="preserve"> se </w:t>
+      </w:r>
+      <w:r>
+        <w:rPr>
+          <w:lang w:eastAsia="es-ES"/>
+        </w:rPr>
+        <w:t>utilizó</w:t>
+      </w:r>
+      <w:r>
+        <w:rPr>
+          <w:lang w:eastAsia="es-ES"/>
+        </w:rPr>
+        <w:t xml:space="preserve"> el script </w:t>
+      </w:r>
+      <w:r>
+        <w:rPr>
+          <w:lang w:eastAsia="es-ES"/>
+        </w:rPr>
+        <w:t>“</w:t>
+      </w:r>
+      <w:r>
+        <w:rPr>
+          <w:lang w:eastAsia="es-ES"/>
+        </w:rPr>
+        <w:t>generate_embeddings.py</w:t>
+      </w:r>
+      <w:r>
+        <w:rPr>
+          <w:lang w:eastAsia="es-ES"/>
+        </w:rPr>
+        <w:t>”</w:t>
+      </w:r>
+      <w:r>
+        <w:rPr>
+          <w:lang w:eastAsia="es-ES"/>
+        </w:rPr>
+        <w:t xml:space="preserve"> en la carpeta</w:t>
+      </w:r>
+      <w:r>
+        <w:rPr>
+          <w:lang w:eastAsia="es-ES"/>
+        </w:rPr>
+        <w:t xml:space="preserve"> </w:t>
+      </w:r>
+      <w:proofErr w:type="spellStart"/>
+      <w:r>
+        <w:rPr>
+          <w:lang w:eastAsia="es-ES"/>
+        </w:rPr>
+        <w:t>educational_ai_analytics</w:t>
+      </w:r>
+      <w:proofErr w:type="spellEnd"/>
+      <w:r>
+        <w:rPr>
+          <w:lang w:eastAsia="es-ES"/>
+        </w:rPr>
+        <w:t>/2_modeling</w:t>
+      </w:r>
+      <w:r>
+        <w:rPr>
+          <w:lang w:eastAsia="es-ES"/>
+        </w:rPr>
+        <w:br/>
+      </w:r>
+      <w:r>
+        <w:rPr>
+          <w:lang w:eastAsia="es-ES"/>
+        </w:rPr>
+        <w:t>/</w:t>
+      </w:r>
+      <w:proofErr w:type="spellStart"/>
+      <w:r>
+        <w:rPr>
+          <w:lang w:eastAsia="es-ES"/>
+        </w:rPr>
+        <w:t>ae</w:t>
+      </w:r>
+      <w:proofErr w:type="spellEnd"/>
+      <w:r>
+        <w:rPr>
+          <w:lang w:eastAsia="es-ES"/>
+        </w:rPr>
+        <w:t xml:space="preserve"> (</w:t>
+      </w:r>
+      <w:hyperlink w:anchor="_Apéndice_I:_Repositorio" w:history="1">
+        <w:r>
+          <w:rPr>
+            <w:rStyle w:val="Hipervnculo"/>
+          </w:rPr>
+          <w:t>véase apéndice I</w:t>
+        </w:r>
+      </w:hyperlink>
+      <w:r>
+        <w:rPr>
+          <w:lang w:eastAsia="es-ES"/>
+        </w:rPr>
+        <w:t>)</w:t>
+      </w:r>
+      <w:r>
+        <w:rPr>
+          <w:lang w:eastAsia="es-ES"/>
+        </w:rPr>
+        <w:t xml:space="preserve">, este script toma como entrada los datos en la carpeta “data/3_features” y a partir de ella se generan los </w:t>
+      </w:r>
+      <w:proofErr w:type="spellStart"/>
+      <w:r>
+        <w:rPr>
+          <w:lang w:eastAsia="es-ES"/>
+        </w:rPr>
+        <w:t>embeddings</w:t>
+      </w:r>
+      <w:proofErr w:type="spellEnd"/>
+      <w:r>
+        <w:rPr>
+          <w:lang w:eastAsia="es-ES"/>
+        </w:rPr>
+        <w:t xml:space="preserve"> tanto para AE (</w:t>
+      </w:r>
+      <w:r>
+        <w:rPr>
+          <w:lang w:eastAsia="es-ES"/>
+        </w:rPr>
+        <w:t>ae_latent</w:t>
+      </w:r>
+      <w:r>
+        <w:rPr>
+          <w:lang w:eastAsia="es-ES"/>
+        </w:rPr>
+        <w:t>.csv) como para PCA(</w:t>
+      </w:r>
+      <w:r>
+        <w:rPr>
+          <w:lang w:eastAsia="es-ES"/>
+        </w:rPr>
+        <w:t>pca_latent.csv</w:t>
+      </w:r>
+      <w:r>
+        <w:rPr>
+          <w:lang w:eastAsia="es-ES"/>
+        </w:rPr>
+        <w:t>), estos vectores característicos de los estudiantes en el espacio latente son los que se utilizarán en la siguiente fase de Clustering.</w:t>
+      </w:r>
+    </w:p>
+    <w:p>
+      <w:pPr>
+        <w:pStyle w:val="Ttulo3"/>
+      </w:pPr>
+      <w:bookmarkStart w:id="51" w:name="_Toc222664067"/>
+      <w:r>
+        <w:t>Clustering</w:t>
+      </w:r>
+      <w:bookmarkEnd w:id="51"/>
+    </w:p>
+    <w:p>
+      <w:pPr>
+        <w:ind w:firstLine="349"/>
+        <w:rPr>
+          <w:lang w:eastAsia="es-ES"/>
+        </w:rPr>
+      </w:pPr>
+      <w:r>
+        <w:rPr>
+          <w:lang w:eastAsia="es-ES"/>
+        </w:rPr>
+        <w:t xml:space="preserve">El modelado de </w:t>
+      </w:r>
+      <w:r>
+        <w:rPr>
+          <w:b/>
+          <w:bCs/>
+          <w:lang w:eastAsia="es-ES"/>
+        </w:rPr>
+        <w:t>clustering</w:t>
+      </w:r>
+      <w:r>
+        <w:rPr>
+          <w:lang w:eastAsia="es-ES"/>
+        </w:rPr>
+        <w:t xml:space="preserve"> requirió una fase experimental iterativa que implicó realizar múltiples ajustes y reentrenamientos a lo largo de las etapas anteriores (procesamiento, EDA, ingeniería de características y modelado). A </w:t>
+      </w:r>
+      <w:r>
+        <w:rPr>
+          <w:lang w:eastAsia="es-ES"/>
+        </w:rPr>
+        <w:t>continuación,</w:t>
+      </w:r>
+      <w:r>
+        <w:rPr>
+          <w:lang w:eastAsia="es-ES"/>
+        </w:rPr>
+        <w:t xml:space="preserve"> se describen dos ejemplos representativos:</w:t>
+      </w:r>
+      <w:r>
+        <w:rPr>
+          <w:lang w:eastAsia="es-ES"/>
+        </w:rPr>
+        <w:t xml:space="preserve"> </w:t>
+      </w:r>
+    </w:p>
+    <w:p>
+      <w:pPr>
+        <w:pStyle w:val="Prrafodelista"/>
+        <w:numPr>
+          <w:ilvl w:val="0"/>
+          <w:numId w:val="49"/>
+        </w:numPr>
+        <w:tabs>
+          <w:tab w:val="left" w:pos="709"/>
+          <w:tab w:val="left" w:pos="993"/>
+        </w:tabs>
+        <w:ind w:left="709" w:hanging="425"/>
+        <w:rPr>
+          <w:lang w:eastAsia="es-ES"/>
+        </w:rPr>
+      </w:pPr>
+      <w:r>
+        <w:rPr>
+          <w:b/>
+          <w:bCs/>
+          <w:lang w:eastAsia="es-ES"/>
+        </w:rPr>
+        <w:t>Control de fuga de datos mediante ventanas temporales</w:t>
+      </w:r>
+      <w:r>
+        <w:rPr>
+          <w:lang w:eastAsia="es-ES"/>
+        </w:rPr>
+        <w:t xml:space="preserve">. En una primera aproximación, se construyó el clustering utilizando una única ventana que abarcaba desde el Día 0 hasta la última semana del curso. Este planteamiento introducía una fuga de datos evidente, ya que el </w:t>
+      </w:r>
+      <w:r>
+        <w:rPr>
+          <w:lang w:eastAsia="es-ES"/>
+        </w:rPr>
+        <w:lastRenderedPageBreak/>
+        <w:t xml:space="preserve">modelo incorporaba información futura y, por tanto, generaba agrupaciones artificialmente precisas. Dado que el objetivo del proyecto es clasificar al estudiante en diferentes semanas utilizando únicamente la información disponible hasta ese momento, fue necesario rediseñar el enfoque hacia ventanas temporales. Esto condujo a una revisión de la ingeniería de características y a ajustes en el </w:t>
+      </w:r>
+      <w:proofErr w:type="spellStart"/>
+      <w:r>
+        <w:rPr>
+          <w:lang w:eastAsia="es-ES"/>
+        </w:rPr>
+        <w:t>autoencoder</w:t>
+      </w:r>
+      <w:proofErr w:type="spellEnd"/>
+      <w:r>
+        <w:rPr>
+          <w:lang w:eastAsia="es-ES"/>
+        </w:rPr>
+        <w:t>, con el fin de construir un modelo de clustering específico por semana K, especializado en agrupar estudiantes según el comportamiento observado desde el inicio del curso hasta dicha semana.</w:t>
+      </w:r>
+    </w:p>
+    <w:p>
+      <w:pPr>
+        <w:pStyle w:val="Prrafodelista"/>
+        <w:numPr>
+          <w:ilvl w:val="0"/>
+          <w:numId w:val="49"/>
+        </w:numPr>
+        <w:tabs>
+          <w:tab w:val="left" w:pos="709"/>
+          <w:tab w:val="left" w:pos="993"/>
+        </w:tabs>
+        <w:ind w:left="709" w:hanging="425"/>
+        <w:rPr>
+          <w:lang w:eastAsia="es-ES"/>
+        </w:rPr>
+      </w:pPr>
+      <w:r>
+        <w:rPr>
+          <w:b/>
+          <w:bCs/>
+          <w:lang w:eastAsia="es-ES"/>
+        </w:rPr>
+        <w:t>Mejora del espacio latente mediante pérdida de clustering</w:t>
+      </w:r>
+      <w:r>
+        <w:rPr>
+          <w:lang w:eastAsia="es-ES"/>
+        </w:rPr>
+        <w:t xml:space="preserve">. Inicialmente, el </w:t>
+      </w:r>
+      <w:proofErr w:type="spellStart"/>
+      <w:r>
+        <w:rPr>
+          <w:lang w:eastAsia="es-ES"/>
+        </w:rPr>
+        <w:t>autoencoder</w:t>
+      </w:r>
+      <w:proofErr w:type="spellEnd"/>
+      <w:r>
+        <w:rPr>
+          <w:lang w:eastAsia="es-ES"/>
+        </w:rPr>
+        <w:t xml:space="preserve"> se entrenaba únicamente minimizando el error de reconstrucción. Aunque esta estrategia lograba compresión, el espacio latente resultante no siempre era fácilmente separable para técnicas de agrupamiento. Al incorporar una pérdida adicional basada en la divergencia de </w:t>
+      </w:r>
+      <w:proofErr w:type="spellStart"/>
+      <w:r>
+        <w:rPr>
+          <w:lang w:eastAsia="es-ES"/>
+        </w:rPr>
+        <w:t>Kullback</w:t>
+      </w:r>
+      <w:proofErr w:type="spellEnd"/>
+      <w:r>
+        <w:rPr>
+          <w:lang w:eastAsia="es-ES"/>
+        </w:rPr>
+        <w:t>–</w:t>
+      </w:r>
+      <w:proofErr w:type="spellStart"/>
+      <w:r>
+        <w:rPr>
+          <w:lang w:eastAsia="es-ES"/>
+        </w:rPr>
+        <w:t>Leibler</w:t>
+      </w:r>
+      <w:proofErr w:type="spellEnd"/>
+      <w:r>
+        <w:rPr>
+          <w:lang w:eastAsia="es-ES"/>
+        </w:rPr>
+        <w:t xml:space="preserve"> (KL) —siguiendo el enfoque DEC/DCN— el modelo empezó a producir </w:t>
+      </w:r>
+      <w:proofErr w:type="spellStart"/>
+      <w:r>
+        <w:rPr>
+          <w:lang w:eastAsia="es-ES"/>
+        </w:rPr>
+        <w:t>embeddings</w:t>
+      </w:r>
+      <w:proofErr w:type="spellEnd"/>
+      <w:r>
+        <w:rPr>
+          <w:lang w:eastAsia="es-ES"/>
+        </w:rPr>
+        <w:t xml:space="preserve"> más </w:t>
+      </w:r>
+      <w:proofErr w:type="spellStart"/>
+      <w:r>
+        <w:rPr>
+          <w:lang w:eastAsia="es-ES"/>
+        </w:rPr>
+        <w:t>clusterizables</w:t>
+      </w:r>
+      <w:proofErr w:type="spellEnd"/>
+      <w:r>
+        <w:rPr>
+          <w:lang w:eastAsia="es-ES"/>
+        </w:rPr>
+        <w:t xml:space="preserve">, aumentando la cohesión </w:t>
+      </w:r>
+      <w:proofErr w:type="spellStart"/>
+      <w:r>
+        <w:rPr>
+          <w:lang w:eastAsia="es-ES"/>
+        </w:rPr>
+        <w:t>intra-clúster</w:t>
+      </w:r>
+      <w:proofErr w:type="spellEnd"/>
+      <w:r>
+        <w:rPr>
+          <w:lang w:eastAsia="es-ES"/>
+        </w:rPr>
+        <w:t xml:space="preserve"> y facilitando una segmentación más clara en la fase de clustering.</w:t>
+      </w:r>
+    </w:p>
+    <w:p>
+      <w:pPr>
+        <w:tabs>
+          <w:tab w:val="left" w:pos="709"/>
+          <w:tab w:val="left" w:pos="993"/>
+        </w:tabs>
+        <w:rPr>
+          <w:lang w:eastAsia="es-ES"/>
+        </w:rPr>
+      </w:pPr>
+      <w:r>
+        <w:rPr>
+          <w:lang w:eastAsia="es-ES"/>
+        </w:rPr>
+        <w:tab/>
+      </w:r>
+      <w:r>
+        <w:rPr>
+          <w:lang w:eastAsia="es-ES"/>
+        </w:rPr>
+        <w:t>En conjunto, estos ejemplos reflejan que el desarrollo no siguió un flujo estrictamente lineal, sino un proceso iterativo, en el que cada decisión en una fase impactaba directamente en las siguientes, requiriendo ajustes sucesivos hasta converger en una solución metodológicamente consistente con el objetivo de alerta temprana.</w:t>
+      </w:r>
+    </w:p>
+    <w:p>
+      <w:pPr>
+        <w:tabs>
+          <w:tab w:val="left" w:pos="709"/>
+          <w:tab w:val="left" w:pos="993"/>
+        </w:tabs>
+        <w:rPr>
+          <w:lang w:eastAsia="es-ES"/>
+        </w:rPr>
+      </w:pPr>
+      <w:r>
+        <w:rPr>
+          <w:lang w:eastAsia="es-ES"/>
+        </w:rPr>
+        <w:tab/>
+      </w:r>
+      <w:r>
+        <w:rPr>
+          <w:lang w:eastAsia="es-ES"/>
+        </w:rPr>
+        <w:t>El detalle completo de los experimentos</w:t>
+      </w:r>
+      <w:r>
+        <w:rPr>
+          <w:lang w:eastAsia="es-ES"/>
+        </w:rPr>
+        <w:t xml:space="preserve"> para tomar decisiones de clustering</w:t>
+      </w:r>
+      <w:r>
+        <w:rPr>
+          <w:lang w:eastAsia="es-ES"/>
+        </w:rPr>
+        <w:t xml:space="preserve"> puede consultarse en el Notebook 4 dentro de la carpeta Notebooks del repositorio (</w:t>
+      </w:r>
+      <w:hyperlink w:anchor="_Apéndice_I:_Repositorio" w:history="1">
+        <w:r>
+          <w:rPr>
+            <w:rStyle w:val="Hipervnculo"/>
+            <w:lang w:eastAsia="es-ES"/>
+          </w:rPr>
+          <w:t>véase Apéndice I</w:t>
+        </w:r>
+      </w:hyperlink>
+      <w:r>
+        <w:rPr>
+          <w:lang w:eastAsia="es-ES"/>
+        </w:rPr>
+        <w:t xml:space="preserve">). En dicho notebook se exploran dos familias de combinaciones: (PCA o AE) + K-Means y (PCA o AE) + Gaussian Mixture Model (GMM). No obstante, para evitar extender en exceso la memoria, en este </w:t>
+      </w:r>
+      <w:r>
+        <w:rPr>
+          <w:lang w:eastAsia="es-ES"/>
+        </w:rPr>
+        <w:lastRenderedPageBreak/>
+        <w:t>epígrafe se analiza únicamente la segunda combinación, es decir, PCA o AE con GMM. Esta decisión se alinea con lo expuesto y justificado en el epígrafe anterior: por un lado, la naturaleza del problema no sugiere fronteras “duras” entre perfiles de estudiantes, y por otro, el uso posterior de modelos basados en Transformers se beneficia de representaciones probabilísticas (p. ej., pertenencias blandas o distribuciones), lo que hace al GMM más coherente con el enfoque global.</w:t>
+      </w:r>
+    </w:p>
+    <w:p>
+      <w:pPr>
+        <w:ind w:firstLine="488"/>
+        <w:rPr>
+          <w:lang w:eastAsia="es-ES"/>
+        </w:rPr>
+      </w:pPr>
+      <w:r>
+        <w:rPr>
+          <w:lang w:eastAsia="es-ES"/>
+        </w:rPr>
+        <w:t xml:space="preserve">En la figura siguiente se muestra la evolución de los criterios de información BIC/AIC para distintos valores de k (número de componentes) al aplicar GMM sobre </w:t>
+      </w:r>
+      <w:proofErr w:type="spellStart"/>
+      <w:r>
+        <w:rPr>
+          <w:lang w:eastAsia="es-ES"/>
+        </w:rPr>
+        <w:t>embeddings</w:t>
+      </w:r>
+      <w:proofErr w:type="spellEnd"/>
+      <w:r>
+        <w:rPr>
+          <w:lang w:eastAsia="es-ES"/>
+        </w:rPr>
+        <w:t xml:space="preserve"> generados mediante PCA y mediante </w:t>
+      </w:r>
+      <w:proofErr w:type="spellStart"/>
+      <w:r>
+        <w:rPr>
+          <w:lang w:eastAsia="es-ES"/>
+        </w:rPr>
+        <w:t>autoencoder</w:t>
+      </w:r>
+      <w:proofErr w:type="spellEnd"/>
+      <w:r>
+        <w:rPr>
+          <w:lang w:eastAsia="es-ES"/>
+        </w:rPr>
+        <w:t>. A partir de esta comparativa se puede observar el comportamiento relativo de ambas técnicas en términos de ajuste y parsimonia del modelo.</w:t>
+      </w:r>
+    </w:p>
+    <w:p>
+      <w:pPr>
+        <w:ind w:firstLine="488"/>
+        <w:rPr>
+          <w:lang w:eastAsia="es-ES"/>
+        </w:rPr>
+      </w:pPr>
+    </w:p>
+    <w:p>
+      <w:pPr>
+        <w:ind w:firstLine="488"/>
+        <w:rPr>
+          <w:lang w:eastAsia="es-ES"/>
+        </w:rPr>
+      </w:pPr>
+    </w:p>
+    <w:p>
+      <w:pPr>
+        <w:ind w:firstLine="488"/>
+        <w:rPr>
+          <w:lang w:eastAsia="es-ES"/>
+        </w:rPr>
+      </w:pPr>
+    </w:p>
+    <w:p>
+      <w:pPr>
+        <w:ind w:firstLine="488"/>
+        <w:rPr>
+          <w:lang w:eastAsia="es-ES"/>
+        </w:rPr>
+      </w:pPr>
+    </w:p>
+    <w:p>
+      <w:pPr>
+        <w:ind w:firstLine="488"/>
+        <w:rPr>
+          <w:lang w:eastAsia="es-ES"/>
+        </w:rPr>
+      </w:pPr>
+    </w:p>
+    <w:p>
+      <w:pPr>
+        <w:ind w:firstLine="488"/>
+        <w:rPr>
+          <w:lang w:eastAsia="es-ES"/>
+        </w:rPr>
+      </w:pPr>
+    </w:p>
+    <w:p>
+      <w:pPr>
+        <w:ind w:firstLine="488"/>
+        <w:rPr>
+          <w:lang w:eastAsia="es-ES"/>
+        </w:rPr>
+      </w:pPr>
+    </w:p>
+    <w:p>
+      <w:pPr>
+        <w:ind w:firstLine="488"/>
+        <w:rPr>
+          <w:lang w:eastAsia="es-ES"/>
+        </w:rPr>
+      </w:pPr>
+    </w:p>
+    <w:p>
+      <w:pPr>
+        <w:ind w:firstLine="488"/>
+        <w:rPr>
+          <w:lang w:eastAsia="es-ES"/>
+        </w:rPr>
+      </w:pPr>
+    </w:p>
+    <w:p>
+      <w:pPr>
+        <w:ind w:firstLine="488"/>
+        <w:rPr>
+          <w:lang w:eastAsia="es-ES"/>
+        </w:rPr>
+      </w:pPr>
+    </w:p>
+    <w:p>
+      <w:pPr>
+        <w:ind w:firstLine="488"/>
+        <w:rPr>
+          <w:lang w:eastAsia="es-ES"/>
+        </w:rPr>
+      </w:pPr>
+      <w:r>
+        <w:rPr>
+          <w:lang w:eastAsia="es-ES"/>
+        </w:rPr>
+        <w:lastRenderedPageBreak/>
+        <w:t xml:space="preserve">De la comparación entre PCA y </w:t>
+      </w:r>
+      <w:proofErr w:type="spellStart"/>
+      <w:r>
+        <w:rPr>
+          <w:lang w:eastAsia="es-ES"/>
+        </w:rPr>
+        <w:t>autoencoder</w:t>
+      </w:r>
+      <w:proofErr w:type="spellEnd"/>
+      <w:r>
+        <w:rPr>
+          <w:lang w:eastAsia="es-ES"/>
+        </w:rPr>
+        <w:t xml:space="preserve"> se deduce que los </w:t>
+      </w:r>
+      <w:proofErr w:type="spellStart"/>
+      <w:r>
+        <w:rPr>
+          <w:lang w:eastAsia="es-ES"/>
+        </w:rPr>
+        <w:t>embeddings</w:t>
+      </w:r>
+      <w:proofErr w:type="spellEnd"/>
+      <w:r>
+        <w:rPr>
+          <w:lang w:eastAsia="es-ES"/>
+        </w:rPr>
+        <w:t xml:space="preserve"> aprendidos por el </w:t>
+      </w:r>
+      <w:proofErr w:type="spellStart"/>
+      <w:r>
+        <w:rPr>
+          <w:lang w:eastAsia="es-ES"/>
+        </w:rPr>
+        <w:t>autoencoder</w:t>
+      </w:r>
+      <w:proofErr w:type="spellEnd"/>
+      <w:r>
+        <w:rPr>
+          <w:lang w:eastAsia="es-ES"/>
+        </w:rPr>
+        <w:t xml:space="preserve"> generan, de forma consistente, valores más favorables de BIC/AIC y una dinámica de mejora marginal más estable frente a PCA. Esto sugiere que el </w:t>
+      </w:r>
+      <w:proofErr w:type="spellStart"/>
+      <w:r>
+        <w:rPr>
+          <w:lang w:eastAsia="es-ES"/>
+        </w:rPr>
+        <w:t>autoencoder</w:t>
+      </w:r>
+      <w:proofErr w:type="spellEnd"/>
+      <w:r>
+        <w:rPr>
+          <w:lang w:eastAsia="es-ES"/>
+        </w:rPr>
+        <w:t xml:space="preserve"> logra capturar relaciones no lineales y estructuras internas del comportamiento estudiantil que una proyección lineal como PCA no representa con la misma fidelidad. En consecuencia, se adopta el </w:t>
+      </w:r>
+      <w:proofErr w:type="spellStart"/>
+      <w:r>
+        <w:rPr>
+          <w:lang w:eastAsia="es-ES"/>
+        </w:rPr>
+        <w:t>autoencoder</w:t>
+      </w:r>
+      <w:proofErr w:type="spellEnd"/>
+      <w:r>
+        <w:rPr>
+          <w:lang w:eastAsia="es-ES"/>
+        </w:rPr>
+        <w:t xml:space="preserve"> como técnica principal de generación de </w:t>
+      </w:r>
+      <w:proofErr w:type="spellStart"/>
+      <w:r>
+        <w:rPr>
+          <w:lang w:eastAsia="es-ES"/>
+        </w:rPr>
+        <w:t>embeddings</w:t>
+      </w:r>
+      <w:proofErr w:type="spellEnd"/>
+      <w:r>
+        <w:rPr>
+          <w:lang w:eastAsia="es-ES"/>
+        </w:rPr>
+        <w:t xml:space="preserve"> para la etapa de clustering, manteniendo PCA como referencia base para validar empíricamente la ganancia obtenida por el enfoque profundo.</w:t>
+      </w:r>
+    </w:p>
+    <w:p>
+      <w:pPr>
+        <w:ind w:firstLine="488"/>
+        <w:rPr>
+          <w:lang w:eastAsia="es-ES"/>
+        </w:rPr>
+      </w:pPr>
+      <w:r>
+        <w:rPr>
+          <w:lang w:eastAsia="es-ES"/>
+        </w:rPr>
+        <w:t>A la luz de los criterios de información, se selecciona k = 6 como número final de componentes del modelo Gaussian Mixture. Aunque los valores absolutos de BIC/AIC continúan disminuyendo para valores mayores de k, el análisis de mejora marginal muestra que k = 6 representa un punto de equilibrio razonable entre ganancia explicativa y complejidad del modelo: aporta una mejora sustancial respecto a configuraciones más simples, evitando al mismo tiempo incrementos de granularidad que tienden a producir resultados menos estables y más difíciles de interpretar. En consecuencia, k = 6 se adopta como configuración final por combinar un buen ajuste estadístico con una segmentación suficientemente rica para distinguir perfiles de aprendizaje, manteniendo además la interpretabilidad necesaria para su uso en un contexto educativo.</w:t>
+      </w:r>
+    </w:p>
+    <w:p>
+      <w:pPr>
+        <w:ind w:firstLine="488"/>
+        <w:rPr>
+          <w:szCs w:val="24"/>
+          <w:lang w:eastAsia="es-ES"/>
+        </w:rPr>
+      </w:pPr>
+      <w:r>
+        <w:rPr>
+          <w:szCs w:val="24"/>
+          <w:lang w:eastAsia="es-ES"/>
+        </w:rPr>
+        <w:t xml:space="preserve">En los anteriores apartados justificamos el motivo de usar el modelo de mixtura de Gaussianas para el clustering. </w:t>
+      </w:r>
+    </w:p>
+    <w:p>
+      <w:pPr>
+        <w:ind w:firstLine="488"/>
+        <w:rPr>
+          <w:szCs w:val="24"/>
+          <w:lang w:eastAsia="es-ES"/>
+        </w:rPr>
+      </w:pPr>
+      <w:r>
+        <w:rPr>
+          <w:szCs w:val="24"/>
+          <w:lang w:eastAsia="es-ES"/>
+        </w:rPr>
+        <w:t xml:space="preserve">Elegimos Gaussian Mixture Models (GMM) como técnica de segmentación por tres motivos principales. En primer lugar, su naturaleza probabilística permite asignar a cada estudiante una distribución de pertenencia a los distintos grupos, en lugar de imponer fronteras duras. Esta propiedad es especialmente </w:t>
+      </w:r>
+      <w:r>
+        <w:rPr>
+          <w:szCs w:val="24"/>
+          <w:lang w:eastAsia="es-ES"/>
+        </w:rPr>
+        <w:lastRenderedPageBreak/>
+        <w:t xml:space="preserve">adecuada en nuestro contexto, ya que buscamos representar perfiles de comportamiento derivados de </w:t>
+      </w:r>
+      <w:proofErr w:type="spellStart"/>
+      <w:r>
+        <w:rPr>
+          <w:szCs w:val="24"/>
+          <w:lang w:eastAsia="es-ES"/>
+        </w:rPr>
+        <w:t>embeddings</w:t>
+      </w:r>
+      <w:proofErr w:type="spellEnd"/>
+      <w:r>
+        <w:rPr>
+          <w:szCs w:val="24"/>
+          <w:lang w:eastAsia="es-ES"/>
+        </w:rPr>
+        <w:t xml:space="preserve"> (p. ej., basados en arquitecturas </w:t>
+      </w:r>
+      <w:proofErr w:type="spellStart"/>
+      <w:r>
+        <w:rPr>
+          <w:szCs w:val="24"/>
+          <w:lang w:eastAsia="es-ES"/>
+        </w:rPr>
+        <w:t>Transformer</w:t>
+      </w:r>
+      <w:proofErr w:type="spellEnd"/>
+      <w:r>
+        <w:rPr>
+          <w:szCs w:val="24"/>
+          <w:lang w:eastAsia="es-ES"/>
+        </w:rPr>
+        <w:t>) donde es razonable asumir transiciones graduales entre patrones y, por tanto, incertidumbre en la asignación.</w:t>
+      </w:r>
+    </w:p>
+    <w:p>
+      <w:pPr>
+        <w:ind w:firstLine="488"/>
+        <w:rPr>
+          <w:szCs w:val="24"/>
+          <w:lang w:eastAsia="es-ES"/>
+        </w:rPr>
+      </w:pPr>
+      <w:r>
+        <w:rPr>
+          <w:szCs w:val="24"/>
+          <w:lang w:eastAsia="es-ES"/>
+        </w:rPr>
+        <w:t xml:space="preserve">En segundo lugar, GMM ofrece un buen compromiso entre capacidad descriptiva y granularidad. Con k=6 se obtienen agrupaciones suficientemente finas como para capturar heterogeneidad relevante, sin caer en una segmentación excesivamente fragmentada. Esto permite superar la simplificación típica del </w:t>
+      </w:r>
+      <w:proofErr w:type="spellStart"/>
+      <w:r>
+        <w:rPr>
+          <w:szCs w:val="24"/>
+          <w:lang w:eastAsia="es-ES"/>
+        </w:rPr>
+        <w:t>dataset</w:t>
+      </w:r>
+      <w:proofErr w:type="spellEnd"/>
+      <w:r>
+        <w:rPr>
+          <w:szCs w:val="24"/>
+          <w:lang w:eastAsia="es-ES"/>
+        </w:rPr>
+        <w:t xml:space="preserve"> original (p. ej., </w:t>
+      </w:r>
+      <w:proofErr w:type="spellStart"/>
+      <w:r>
+        <w:rPr>
+          <w:szCs w:val="24"/>
+          <w:lang w:eastAsia="es-ES"/>
+        </w:rPr>
+        <w:t>withdraw</w:t>
+      </w:r>
+      <w:proofErr w:type="spellEnd"/>
+      <w:r>
+        <w:rPr>
+          <w:szCs w:val="24"/>
+          <w:lang w:eastAsia="es-ES"/>
+        </w:rPr>
+        <w:t xml:space="preserve"> / </w:t>
+      </w:r>
+      <w:proofErr w:type="spellStart"/>
+      <w:r>
+        <w:rPr>
+          <w:szCs w:val="24"/>
+          <w:lang w:eastAsia="es-ES"/>
+        </w:rPr>
+        <w:t>pass</w:t>
+      </w:r>
+      <w:proofErr w:type="spellEnd"/>
+      <w:r>
+        <w:rPr>
+          <w:szCs w:val="24"/>
+          <w:lang w:eastAsia="es-ES"/>
+        </w:rPr>
+        <w:t xml:space="preserve"> / </w:t>
+      </w:r>
+      <w:proofErr w:type="spellStart"/>
+      <w:r>
+        <w:rPr>
+          <w:szCs w:val="24"/>
+          <w:lang w:eastAsia="es-ES"/>
+        </w:rPr>
+        <w:t>fail</w:t>
+      </w:r>
+      <w:proofErr w:type="spellEnd"/>
+      <w:r>
+        <w:rPr>
+          <w:szCs w:val="24"/>
+          <w:lang w:eastAsia="es-ES"/>
+        </w:rPr>
+        <w:t>), obteniendo perfiles más ricos e interpretables, útiles para el análisis y potencialmente para diseñar intervenciones educativas diferenciadas.</w:t>
+      </w:r>
+    </w:p>
+    <w:p>
+      <w:pPr>
+        <w:ind w:firstLine="488"/>
+        <w:rPr>
+          <w:szCs w:val="24"/>
+          <w:lang w:eastAsia="es-ES"/>
+        </w:rPr>
+      </w:pPr>
+      <w:r>
+        <w:rPr>
+          <w:szCs w:val="24"/>
+          <w:lang w:eastAsia="es-ES"/>
+        </w:rPr>
+        <w:t xml:space="preserve">Por último, al comparar el comportamiento de GMM sobre la representación lineal (PCA) y sobre el espacio latente aprendido por el </w:t>
+      </w:r>
+      <w:proofErr w:type="spellStart"/>
+      <w:r>
+        <w:rPr>
+          <w:szCs w:val="24"/>
+          <w:lang w:eastAsia="es-ES"/>
+        </w:rPr>
         <w:t>Autoencoder</w:t>
       </w:r>
       <w:proofErr w:type="spellEnd"/>
       <w:r>
-        <w:t>.</w:t>
-      </w:r>
-      <w:bookmarkEnd w:id="45"/>
-    </w:p>
-    <w:p>
-      <w:pPr>
-        <w:rPr>
-          <w:lang w:eastAsia="es-ES"/>
-        </w:rPr>
-      </w:pPr>
+        <w:rPr>
+          <w:szCs w:val="24"/>
+          <w:lang w:eastAsia="es-ES"/>
+        </w:rPr>
+        <w:t xml:space="preserve">, las métricas y las visualizaciones sugieren que el espacio latente del </w:t>
+      </w:r>
+      <w:proofErr w:type="spellStart"/>
+      <w:r>
+        <w:rPr>
+          <w:szCs w:val="24"/>
+          <w:lang w:eastAsia="es-ES"/>
+        </w:rPr>
+        <w:t>Autoencoder</w:t>
+      </w:r>
+      <w:proofErr w:type="spellEnd"/>
+      <w:r>
+        <w:rPr>
+          <w:szCs w:val="24"/>
+          <w:lang w:eastAsia="es-ES"/>
+        </w:rPr>
+        <w:t xml:space="preserve"> produce una estructura más coherente y separable, además de perfiles con diferencias más consistentes en la tasa de éxito. Por ello, adoptamos GMM sobre el espacio latente del </w:t>
+      </w:r>
+      <w:proofErr w:type="spellStart"/>
+      <w:r>
+        <w:rPr>
+          <w:szCs w:val="24"/>
+          <w:lang w:eastAsia="es-ES"/>
+        </w:rPr>
+        <w:t>Autoencoder</w:t>
+      </w:r>
+      <w:proofErr w:type="spellEnd"/>
+      <w:r>
+        <w:rPr>
+          <w:szCs w:val="24"/>
+          <w:lang w:eastAsia="es-ES"/>
+        </w:rPr>
+        <w:t xml:space="preserve"> como la configuración principal para el análisis posterior.</w:t>
+      </w:r>
     </w:p>
     <w:p>
       <w:pPr>
         <w:pStyle w:val="Ttulo3"/>
       </w:pPr>
-      <w:bookmarkStart w:id="46" w:name="_Toc222511700"/>
-      <w:r>
-        <w:t>Clustering</w:t>
-      </w:r>
-      <w:bookmarkEnd w:id="46"/>
-    </w:p>
-    <w:p>
-      <w:pPr>
-        <w:rPr>
-          <w:szCs w:val="24"/>
-          <w:lang w:eastAsia="es-ES"/>
-        </w:rPr>
-      </w:pPr>
-      <w:r>
-        <w:rPr>
-          <w:szCs w:val="24"/>
-          <w:lang w:eastAsia="es-ES"/>
-        </w:rPr>
-        <w:t xml:space="preserve">Elegimos Gaussian Mixture Models (GMM) como técnica de segmentación por tres motivos principales. En primer lugar, su naturaleza probabilística permite asignar a cada estudiante una distribución de pertenencia a los distintos grupos, en lugar de imponer fronteras duras. Esta propiedad es especialmente adecuada en nuestro contexto, ya que buscamos representar perfiles de comportamiento derivados de </w:t>
+      <w:bookmarkStart w:id="52" w:name="_Toc222664068"/>
+      <w:r>
+        <w:t>Transformers.</w:t>
+      </w:r>
+      <w:bookmarkEnd w:id="52"/>
+      <w:r>
+        <w:t xml:space="preserve"> </w:t>
+      </w:r>
+    </w:p>
+    <w:p>
+      <w:pPr>
+        <w:pStyle w:val="Ttulo2"/>
+      </w:pPr>
+      <w:bookmarkStart w:id="53" w:name="_Toc222664069"/>
+      <w:r>
+        <w:t>Evaluación</w:t>
+      </w:r>
+      <w:bookmarkEnd w:id="53"/>
+    </w:p>
+    <w:p>
+      <w:pPr>
+        <w:ind w:firstLine="284"/>
+        <w:rPr>
+          <w:lang w:eastAsia="es-ES"/>
+        </w:rPr>
+      </w:pPr>
+      <w:r>
+        <w:rPr>
+          <w:lang w:eastAsia="es-ES"/>
+        </w:rPr>
+        <w:t xml:space="preserve">Si bien los valores de </w:t>
       </w:r>
       <w:proofErr w:type="spellStart"/>
       <w:r>
         <w:rPr>
-          <w:szCs w:val="24"/>
-          <w:lang w:eastAsia="es-ES"/>
-        </w:rPr>
-        <w:t>embeddings</w:t>
+          <w:lang w:eastAsia="es-ES"/>
+        </w:rPr>
+        <w:t>Silhouette</w:t>
       </w:r>
       <w:proofErr w:type="spellEnd"/>
       <w:r>
         <w:rPr>
-          <w:szCs w:val="24"/>
-          <w:lang w:eastAsia="es-ES"/>
-        </w:rPr>
-        <w:t xml:space="preserve"> (p. ej., basados en arquitecturas </w:t>
+          <w:lang w:eastAsia="es-ES"/>
+        </w:rPr>
+        <w:t xml:space="preserve"> obtenidos (~0.32) se sitúan en un rango que la literatura clásica define como estructura débil (</w:t>
       </w:r>
       <w:proofErr w:type="spellStart"/>
       <w:r>
         <w:rPr>
-          <w:szCs w:val="24"/>
-          <w:lang w:eastAsia="es-ES"/>
-        </w:rPr>
-        <w:t>Transformer</w:t>
+          <w:lang w:eastAsia="es-ES"/>
+        </w:rPr>
+        <w:t>Rousseeuw</w:t>
       </w:r>
       <w:proofErr w:type="spellEnd"/>
       <w:r>
         <w:rPr>
-          <w:szCs w:val="24"/>
-          <w:lang w:eastAsia="es-ES"/>
-        </w:rPr>
-        <w:t>) donde es razonable asumir transiciones graduales entre patrones y, por tanto, incertidumbre en la asignación.</w:t>
-      </w:r>
-    </w:p>
-    <w:p>
-      <w:pPr>
-        <w:rPr>
-          <w:szCs w:val="24"/>
-          <w:lang w:eastAsia="es-ES"/>
-        </w:rPr>
-      </w:pPr>
-      <w:r>
-        <w:rPr>
-          <w:szCs w:val="24"/>
-          <w:lang w:eastAsia="es-ES"/>
-        </w:rPr>
-        <w:t xml:space="preserve">En segundo lugar, GMM ofrece un buen compromiso entre capacidad descriptiva y granularidad. Con k=6 se obtienen agrupaciones suficientemente finas como para capturar heterogeneidad relevante, sin caer en una segmentación excesivamente fragmentada. Esto permite superar la simplificación típica del </w:t>
+          <w:lang w:eastAsia="es-ES"/>
+        </w:rPr>
+        <w:t xml:space="preserve">, 1987), autores en el área de Learning </w:t>
       </w:r>
       <w:proofErr w:type="spellStart"/>
       <w:r>
         <w:rPr>
-          <w:szCs w:val="24"/>
-          <w:lang w:eastAsia="es-ES"/>
-        </w:rPr>
-        <w:t>dataset</w:t>
+          <w:lang w:eastAsia="es-ES"/>
+        </w:rPr>
+        <w:t>Analytics</w:t>
       </w:r>
       <w:proofErr w:type="spellEnd"/>
       <w:r>
         <w:rPr>
-          <w:szCs w:val="24"/>
-          <w:lang w:eastAsia="es-ES"/>
-        </w:rPr>
-        <w:t xml:space="preserve"> original (p. ej., </w:t>
+          <w:lang w:eastAsia="es-ES"/>
+        </w:rPr>
+        <w:t xml:space="preserve"> (p.ej. Vellido et al.) sostienen </w:t>
+      </w:r>
+      <w:proofErr w:type="gramStart"/>
+      <w:r>
+        <w:rPr>
+          <w:lang w:eastAsia="es-ES"/>
+        </w:rPr>
+        <w:t>que</w:t>
+      </w:r>
+      <w:proofErr w:type="gramEnd"/>
+      <w:r>
+        <w:rPr>
+          <w:lang w:eastAsia="es-ES"/>
+        </w:rPr>
+        <w:t xml:space="preserve"> en datos de comportamiento humano, la superposición de perfiles es inherente. Por tanto, se prioriza la estabilidad temporal observada en las semanas analizada y la </w:t>
+      </w:r>
+      <w:r>
+        <w:rPr>
+          <w:lang w:eastAsia="es-ES"/>
+        </w:rPr>
+        <w:lastRenderedPageBreak/>
+        <w:t>interpretabilidad pedagógica de los 5 grupos sobre la maximización de la métrica de cohesión.</w:t>
+      </w:r>
+    </w:p>
+    <w:p>
+      <w:pPr>
+        <w:pStyle w:val="Ttulo2"/>
+      </w:pPr>
+      <w:r>
+        <w:t xml:space="preserve">  </w:t>
+      </w:r>
+      <w:bookmarkStart w:id="54" w:name="_Toc222664070"/>
+      <w:r>
+        <w:t xml:space="preserve">Infraestructura de Ingeniería: </w:t>
       </w:r>
       <w:proofErr w:type="spellStart"/>
       <w:r>
-        <w:rPr>
-          <w:szCs w:val="24"/>
-          <w:lang w:eastAsia="es-ES"/>
-        </w:rPr>
-        <w:t>withdraw</w:t>
+        <w:t>Dockerización</w:t>
       </w:r>
       <w:proofErr w:type="spellEnd"/>
       <w:r>
-        <w:rPr>
-          <w:szCs w:val="24"/>
-          <w:lang w:eastAsia="es-ES"/>
-        </w:rPr>
-        <w:t xml:space="preserve"> / </w:t>
-      </w:r>
-      <w:proofErr w:type="spellStart"/>
-      <w:r>
-        <w:rPr>
-          <w:szCs w:val="24"/>
-          <w:lang w:eastAsia="es-ES"/>
-        </w:rPr>
-        <w:t>pass</w:t>
-      </w:r>
-      <w:proofErr w:type="spellEnd"/>
-      <w:r>
-        <w:rPr>
-          <w:szCs w:val="24"/>
-          <w:lang w:eastAsia="es-ES"/>
-        </w:rPr>
-        <w:t xml:space="preserve"> / </w:t>
-      </w:r>
-      <w:proofErr w:type="spellStart"/>
-      <w:r>
-        <w:rPr>
-          <w:szCs w:val="24"/>
-          <w:lang w:eastAsia="es-ES"/>
-        </w:rPr>
-        <w:t>fail</w:t>
-      </w:r>
-      <w:proofErr w:type="spellEnd"/>
-      <w:r>
-        <w:rPr>
-          <w:szCs w:val="24"/>
-          <w:lang w:eastAsia="es-ES"/>
-        </w:rPr>
-        <w:t>), obteniendo perfiles más ricos e interpretables, útiles para el análisis y potencialmente para diseñar intervenciones educativas diferenciadas.</w:t>
-      </w:r>
-    </w:p>
-    <w:p>
-      <w:pPr>
-        <w:rPr>
-          <w:szCs w:val="24"/>
-          <w:lang w:eastAsia="es-ES"/>
-        </w:rPr>
-      </w:pPr>
-      <w:r>
-        <w:rPr>
-          <w:szCs w:val="24"/>
-          <w:lang w:eastAsia="es-ES"/>
-        </w:rPr>
-        <w:t xml:space="preserve">Por último, al comparar el comportamiento de GMM sobre la representación lineal (PCA) y sobre el espacio latente aprendido por el </w:t>
-      </w:r>
-      <w:proofErr w:type="spellStart"/>
-      <w:r>
-        <w:rPr>
-          <w:szCs w:val="24"/>
-          <w:lang w:eastAsia="es-ES"/>
-        </w:rPr>
-        <w:t>Autoencoder</w:t>
-      </w:r>
-      <w:proofErr w:type="spellEnd"/>
-      <w:r>
-        <w:rPr>
-          <w:szCs w:val="24"/>
-          <w:lang w:eastAsia="es-ES"/>
-        </w:rPr>
-        <w:t xml:space="preserve">, las métricas y las visualizaciones sugieren que el espacio latente del </w:t>
-      </w:r>
-      <w:proofErr w:type="spellStart"/>
-      <w:r>
-        <w:rPr>
-          <w:szCs w:val="24"/>
-          <w:lang w:eastAsia="es-ES"/>
-        </w:rPr>
-        <w:t>Autoencoder</w:t>
-      </w:r>
-      <w:proofErr w:type="spellEnd"/>
-      <w:r>
-        <w:rPr>
-          <w:szCs w:val="24"/>
-          <w:lang w:eastAsia="es-ES"/>
-        </w:rPr>
-        <w:t xml:space="preserve"> produce una estructura más coherente y separable, además de perfiles con diferencias más consistentes en la tasa de éxito. Por ello, adoptamos GMM sobre </w:t>
-      </w:r>
-      <w:r>
-        <w:rPr>
-          <w:szCs w:val="24"/>
-          <w:lang w:eastAsia="es-ES"/>
-        </w:rPr>
-        <w:lastRenderedPageBreak/>
-        <w:t xml:space="preserve">el espacio latente del </w:t>
-      </w:r>
-      <w:proofErr w:type="spellStart"/>
-      <w:r>
-        <w:rPr>
-          <w:szCs w:val="24"/>
-          <w:lang w:eastAsia="es-ES"/>
-        </w:rPr>
-        <w:t>Autoencoder</w:t>
-      </w:r>
-      <w:proofErr w:type="spellEnd"/>
-      <w:r>
-        <w:rPr>
-          <w:szCs w:val="24"/>
-          <w:lang w:eastAsia="es-ES"/>
-        </w:rPr>
-        <w:t xml:space="preserve"> como la configuración principal para el análisis posterior.</w:t>
-      </w:r>
-    </w:p>
-    <w:p>
-      <w:pPr>
-        <w:pStyle w:val="Ttulo3"/>
-      </w:pPr>
-      <w:bookmarkStart w:id="47" w:name="_Toc222511701"/>
-      <w:r>
-        <w:t>Transformers.</w:t>
-      </w:r>
-      <w:bookmarkEnd w:id="47"/>
-      <w:r>
-        <w:t xml:space="preserve"> </w:t>
-      </w:r>
-    </w:p>
-    <w:p>
-      <w:pPr>
-        <w:pStyle w:val="Ttulo2"/>
-      </w:pPr>
-      <w:r>
-        <w:t>Evaluación</w:t>
-      </w:r>
-    </w:p>
-    <w:p>
-      <w:pPr>
-        <w:rPr>
-          <w:lang w:eastAsia="es-ES"/>
-        </w:rPr>
-      </w:pPr>
-      <w:r>
-        <w:rPr>
-          <w:lang w:eastAsia="es-ES"/>
-        </w:rPr>
-        <w:t xml:space="preserve">Si bien los valores de </w:t>
-      </w:r>
-      <w:proofErr w:type="spellStart"/>
-      <w:r>
-        <w:rPr>
-          <w:lang w:eastAsia="es-ES"/>
-        </w:rPr>
-        <w:t>Silhouette</w:t>
-      </w:r>
-      <w:proofErr w:type="spellEnd"/>
-      <w:r>
-        <w:rPr>
-          <w:lang w:eastAsia="es-ES"/>
-        </w:rPr>
-        <w:t xml:space="preserve"> obtenidos (~0.32) se sitúan en un rango que la literatura clásica define como estructura débil (</w:t>
-      </w:r>
-      <w:proofErr w:type="spellStart"/>
-      <w:r>
-        <w:rPr>
-          <w:lang w:eastAsia="es-ES"/>
-        </w:rPr>
-        <w:t>Rousseeuw</w:t>
-      </w:r>
-      <w:proofErr w:type="spellEnd"/>
-      <w:r>
-        <w:rPr>
-          <w:lang w:eastAsia="es-ES"/>
-        </w:rPr>
-        <w:t xml:space="preserve">, 1987), autores en el área de Learning </w:t>
-      </w:r>
-      <w:proofErr w:type="spellStart"/>
-      <w:r>
-        <w:rPr>
-          <w:lang w:eastAsia="es-ES"/>
-        </w:rPr>
-        <w:t>Analytics</w:t>
-      </w:r>
-      <w:proofErr w:type="spellEnd"/>
-      <w:r>
-        <w:rPr>
-          <w:lang w:eastAsia="es-ES"/>
-        </w:rPr>
-        <w:t xml:space="preserve"> (p.ej. Vellido et al.) sostienen que en datos de comportamiento humano, la superposición de perfiles es inherente. Por tanto, se prioriza la estabilidad temporal observada en las semanas analizada y la interpretabilidad pedagógica de los 5 grupos sobre la maximización de la métrica de cohesión.</w:t>
-      </w:r>
-    </w:p>
-    <w:p>
-      <w:pPr>
-        <w:pStyle w:val="Ttulo2"/>
-      </w:pPr>
-      <w:r>
-        <w:t xml:space="preserve">  </w:t>
-      </w:r>
-      <w:bookmarkStart w:id="48" w:name="_Toc222511702"/>
-      <w:r>
-        <w:t xml:space="preserve">Infraestructura de Ingeniería: </w:t>
-      </w:r>
-      <w:proofErr w:type="spellStart"/>
-      <w:r>
-        <w:t>Dockerización</w:t>
-      </w:r>
-      <w:proofErr w:type="spellEnd"/>
-      <w:r>
         <w:t xml:space="preserve"> y Pipelines Automatizados</w:t>
       </w:r>
-      <w:bookmarkEnd w:id="48"/>
-    </w:p>
-    <w:p>
-      <w:pPr>
-        <w:ind w:left="488"/>
+      <w:bookmarkEnd w:id="54"/>
+    </w:p>
+    <w:p>
+      <w:pPr>
+        <w:ind w:firstLine="284"/>
         <w:rPr>
           <w:szCs w:val="24"/>
           <w:lang w:eastAsia="es-ES"/>
@@ -18830,7 +21006,6 @@
     </w:p>
     <w:p>
       <w:pPr>
-        <w:ind w:left="488"/>
         <w:rPr>
           <w:b/>
           <w:bCs/>
@@ -18889,6 +21064,7 @@
           <w:ilvl w:val="0"/>
           <w:numId w:val="34"/>
         </w:numPr>
+        <w:ind w:left="567" w:hanging="425"/>
         <w:rPr>
           <w:szCs w:val="24"/>
           <w:lang w:eastAsia="es-ES"/>
@@ -18926,15 +21102,7 @@
           <w:szCs w:val="24"/>
           <w:lang w:eastAsia="es-ES"/>
         </w:rPr>
-        <w:t xml:space="preserve"> 3.11. Incluye todas las capas de sistema necesarias para la aceleración por hardware y las bibliotecas de cálculo numérico </w:t>
-      </w:r>
-      <w:r>
-        <w:rPr>
-          <w:szCs w:val="24"/>
-          <w:lang w:eastAsia="es-ES"/>
-        </w:rPr>
-        <w:lastRenderedPageBreak/>
-        <w:t>(</w:t>
+        <w:t xml:space="preserve"> 3.11. Incluye todas las capas de sistema necesarias para la aceleración por hardware y las bibliotecas de cálculo numérico (</w:t>
       </w:r>
       <w:proofErr w:type="spellStart"/>
       <w:r>
@@ -18976,6 +21144,7 @@
           <w:ilvl w:val="0"/>
           <w:numId w:val="34"/>
         </w:numPr>
+        <w:ind w:left="567" w:hanging="425"/>
         <w:rPr>
           <w:szCs w:val="24"/>
           <w:lang w:eastAsia="es-ES"/>
@@ -19016,6 +21185,7 @@
           <w:ilvl w:val="0"/>
           <w:numId w:val="34"/>
         </w:numPr>
+        <w:ind w:left="567" w:hanging="425"/>
         <w:rPr>
           <w:szCs w:val="24"/>
           <w:lang w:eastAsia="es-ES"/>
@@ -19064,6 +21234,7 @@
           <w:szCs w:val="24"/>
           <w:lang w:eastAsia="es-ES"/>
         </w:rPr>
+        <w:lastRenderedPageBreak/>
         <w:t>Orquestación del Pipeline (</w:t>
       </w:r>
       <w:proofErr w:type="spellStart"/>
@@ -19310,14 +21481,13 @@
         <w:pStyle w:val="Ttulo1"/>
       </w:pPr>
       <w:r>
-        <w:lastRenderedPageBreak/>
         <w:t xml:space="preserve"> </w:t>
       </w:r>
-      <w:bookmarkStart w:id="49" w:name="_Toc222511703"/>
+      <w:bookmarkStart w:id="55" w:name="_Toc222664071"/>
       <w:r>
         <w:t>Resultados</w:t>
       </w:r>
-      <w:bookmarkEnd w:id="49"/>
+      <w:bookmarkEnd w:id="55"/>
     </w:p>
     <w:p>
       <w:pPr>
@@ -19333,11 +21503,11 @@
       <w:r>
         <w:t xml:space="preserve"> </w:t>
       </w:r>
-      <w:bookmarkStart w:id="50" w:name="_Toc222511704"/>
+      <w:bookmarkStart w:id="56" w:name="_Toc222664072"/>
       <w:r>
         <w:t>Conclusiones y trabajos futuros.</w:t>
       </w:r>
-      <w:bookmarkEnd w:id="50"/>
+      <w:bookmarkEnd w:id="56"/>
     </w:p>
     <w:p>
       <w:pPr>
@@ -19437,6 +21607,7 @@
           <w:rFonts w:ascii="Segoe UI" w:hAnsi="Segoe UI" w:cs="Segoe UI"/>
           <w:color w:val="CCCCCC"/>
         </w:rPr>
+        <w:lastRenderedPageBreak/>
         <w:t xml:space="preserve">Tu modelo no puede distinguir eso porque el </w:t>
       </w:r>
       <w:proofErr w:type="spellStart"/>
@@ -19480,10 +21651,10 @@
         <w:br w:type="page"/>
       </w:r>
     </w:p>
-    <w:bookmarkStart w:id="51" w:name="_Toc10030875" w:displacedByCustomXml="next"/>
-    <w:bookmarkEnd w:id="51" w:displacedByCustomXml="next"/>
-    <w:bookmarkStart w:id="52" w:name="_Toc10030878" w:displacedByCustomXml="next"/>
-    <w:bookmarkEnd w:id="52" w:displacedByCustomXml="next"/>
+    <w:bookmarkStart w:id="57" w:name="_Toc10030878" w:displacedByCustomXml="next"/>
+    <w:bookmarkEnd w:id="57" w:displacedByCustomXml="next"/>
+    <w:bookmarkStart w:id="58" w:name="_Toc10030875" w:displacedByCustomXml="next"/>
+    <w:bookmarkEnd w:id="58" w:displacedByCustomXml="next"/>
     <w:sdt>
       <w:sdtPr>
         <w:rPr>
@@ -19506,7 +21677,7 @@
         </w:rPr>
       </w:sdtEndPr>
       <w:sdtContent>
-        <w:bookmarkStart w:id="53" w:name="_Toc222511705" w:displacedByCustomXml="prev"/>
+        <w:bookmarkStart w:id="59" w:name="_Toc222664073" w:displacedByCustomXml="prev"/>
         <w:p>
           <w:pPr>
             <w:pStyle w:val="Ttulo1"/>
@@ -19521,7 +21692,7 @@
           <w:r>
             <w:t>Referencias</w:t>
           </w:r>
-          <w:bookmarkEnd w:id="53"/>
+          <w:bookmarkEnd w:id="59"/>
         </w:p>
         <w:sdt>
           <w:sdtPr>
@@ -20162,9 +22333,9 @@
         </w:numPr>
         <w:ind w:left="360"/>
       </w:pPr>
-      <w:bookmarkStart w:id="54" w:name="_Apéndice_I:_Repositorio"/>
-      <w:bookmarkStart w:id="55" w:name="_Toc222511706"/>
-      <w:bookmarkEnd w:id="54"/>
+      <w:bookmarkStart w:id="60" w:name="_Apéndice_I:_Repositorio"/>
+      <w:bookmarkStart w:id="61" w:name="_Toc222664074"/>
+      <w:bookmarkEnd w:id="60"/>
       <w:r>
         <w:lastRenderedPageBreak/>
         <w:t>Apéndice I</w:t>
@@ -20172,7 +22343,7 @@
       <w:r>
         <w:t>: Repositorio de Código y Reproducibilidad</w:t>
       </w:r>
-      <w:bookmarkEnd w:id="55"/>
+      <w:bookmarkEnd w:id="61"/>
     </w:p>
     <w:p>
       <w:pPr>
@@ -20296,7 +22467,7 @@
                 <w:szCs w:val="24"/>
               </w:rPr>
             </w:pPr>
-            <w:hyperlink r:id="rId17" w:history="1">
+            <w:hyperlink r:id="rId20" w:history="1">
               <w:r>
                 <w:rPr>
                   <w:rStyle w:val="Hipervnculo"/>
@@ -20584,7 +22755,7 @@
                           </pic:cNvPicPr>
                         </pic:nvPicPr>
                         <pic:blipFill>
-                          <a:blip r:embed="rId18">
+                          <a:blip r:embed="rId21">
                             <a:extLst>
                               <a:ext uri="{28A0092B-C50C-407E-A947-70E740481C1C}">
                                 <a14:useLocalDpi xmlns:a14="http://schemas.microsoft.com/office/drawing/2010/main" val="0"/>
@@ -20627,7 +22798,7 @@
           <w:szCs w:val="24"/>
         </w:rPr>
       </w:pPr>
-      <w:bookmarkStart w:id="56" w:name="_Toc222056458"/>
+      <w:bookmarkStart w:id="62" w:name="_Toc222056458"/>
       <w:r>
         <w:rPr>
           <w:sz w:val="24"/>
@@ -20678,7 +22849,7 @@
         </w:rPr>
         <w:t xml:space="preserve"> Ficha técnica de repositorio código fuente</w:t>
       </w:r>
-      <w:bookmarkEnd w:id="56"/>
+      <w:bookmarkEnd w:id="62"/>
     </w:p>
     <w:p>
       <w:pPr>
@@ -20921,7 +23092,15 @@
           <w:szCs w:val="24"/>
           <w:lang w:eastAsia="es-ES"/>
         </w:rPr>
-        <w:t>notebooks/: Cuadernos interactivos (.</w:t>
+        <w:t xml:space="preserve">notebooks/: Cuadernos interactivos </w:t>
+      </w:r>
+      <w:proofErr w:type="gramStart"/>
+      <w:r>
+        <w:rPr>
+          <w:szCs w:val="24"/>
+          <w:lang w:eastAsia="es-ES"/>
+        </w:rPr>
+        <w:t>(.</w:t>
       </w:r>
       <w:proofErr w:type="spellStart"/>
       <w:r>
@@ -20932,6 +23111,7 @@
         <w:t>ipynb</w:t>
       </w:r>
       <w:proofErr w:type="spellEnd"/>
+      <w:proofErr w:type="gramEnd"/>
       <w:r>
         <w:rPr>
           <w:szCs w:val="24"/>
@@ -20963,9 +23143,18 @@
           <w:szCs w:val="24"/>
           <w:lang w:eastAsia="es-ES"/>
         </w:rPr>
-        <w:t>data_exploration.ipynb</w:t>
+        <w:t>data_</w:t>
+      </w:r>
+      <w:proofErr w:type="gramStart"/>
+      <w:r>
+        <w:rPr>
+          <w:szCs w:val="24"/>
+          <w:lang w:eastAsia="es-ES"/>
+        </w:rPr>
+        <w:t>exploration.ipynb</w:t>
       </w:r>
       <w:proofErr w:type="spellEnd"/>
+      <w:proofErr w:type="gramEnd"/>
       <w:r>
         <w:rPr>
           <w:szCs w:val="24"/>
@@ -21370,6 +23559,7 @@
         </w:rPr>
       </w:pPr>
       <w:proofErr w:type="spellStart"/>
+      <w:proofErr w:type="gramStart"/>
       <w:r>
         <w:rPr>
           <w:szCs w:val="24"/>
@@ -21378,6 +23568,7 @@
         <w:t>pyproject.toml</w:t>
       </w:r>
       <w:proofErr w:type="spellEnd"/>
+      <w:proofErr w:type="gramEnd"/>
       <w:r>
         <w:rPr>
           <w:szCs w:val="24"/>
@@ -21412,6 +23603,7 @@
         </w:numPr>
         <w:ind w:left="357"/>
       </w:pPr>
+      <w:bookmarkStart w:id="63" w:name="_Toc222664075"/>
       <w:proofErr w:type="spellStart"/>
       <w:r>
         <w:lastRenderedPageBreak/>
@@ -21424,6 +23616,7 @@
       <w:r>
         <w:t>Tablas de características</w:t>
       </w:r>
+      <w:bookmarkEnd w:id="63"/>
     </w:p>
     <w:p>
       <w:pPr>
@@ -21434,8 +23627,9 @@
         </w:numPr>
         <w:ind w:left="993"/>
       </w:pPr>
-      <w:bookmarkStart w:id="57" w:name="_Características_del_autoencoder."/>
-      <w:bookmarkEnd w:id="57"/>
+      <w:bookmarkStart w:id="64" w:name="_Características_del_autoencoder."/>
+      <w:bookmarkStart w:id="65" w:name="_Toc222664076"/>
+      <w:bookmarkEnd w:id="64"/>
       <w:r>
         <w:t xml:space="preserve">Características del </w:t>
       </w:r>
@@ -21447,6 +23641,7 @@
       <w:r>
         <w:t>.</w:t>
       </w:r>
+      <w:bookmarkEnd w:id="65"/>
     </w:p>
     <w:tbl>
       <w:tblPr>
@@ -23598,9 +25793,9 @@
         </w:numPr>
         <w:ind w:left="360"/>
       </w:pPr>
-      <w:bookmarkStart w:id="58" w:name="_Anexos_I:_Estructura"/>
-      <w:bookmarkStart w:id="59" w:name="_Toc222511707"/>
-      <w:bookmarkEnd w:id="58"/>
+      <w:bookmarkStart w:id="66" w:name="_Anexos_I:_Estructura"/>
+      <w:bookmarkStart w:id="67" w:name="_Toc222664077"/>
+      <w:bookmarkEnd w:id="66"/>
       <w:r>
         <w:lastRenderedPageBreak/>
         <w:t>Anexos I</w:t>
@@ -23608,7 +25803,7 @@
       <w:r>
         <w:t>: Estructura y diccionario de datos OULAD.</w:t>
       </w:r>
-      <w:bookmarkEnd w:id="59"/>
+      <w:bookmarkEnd w:id="67"/>
     </w:p>
     <w:p>
       <w:pPr>
@@ -24557,7 +26752,7 @@
           <w:szCs w:val="24"/>
         </w:rPr>
       </w:pPr>
-      <w:bookmarkStart w:id="60" w:name="_Toc222056455"/>
+      <w:bookmarkStart w:id="68" w:name="_Toc222056455"/>
       <w:r>
         <w:rPr>
           <w:b/>
@@ -24620,7 +26815,7 @@
         </w:rPr>
         <w:t xml:space="preserve"> Descripción de datos de estudiantes</w:t>
       </w:r>
-      <w:bookmarkEnd w:id="60"/>
+      <w:bookmarkEnd w:id="68"/>
     </w:p>
     <w:p>
       <w:pPr>
@@ -25199,7 +27394,7 @@
           <w:szCs w:val="24"/>
         </w:rPr>
       </w:pPr>
-      <w:bookmarkStart w:id="61" w:name="_Toc222056456"/>
+      <w:bookmarkStart w:id="69" w:name="_Toc222056456"/>
       <w:r>
         <w:rPr>
           <w:b/>
@@ -25262,7 +27457,7 @@
         </w:rPr>
         <w:t xml:space="preserve"> Descripción de entrega de actividades</w:t>
       </w:r>
-      <w:bookmarkEnd w:id="61"/>
+      <w:bookmarkEnd w:id="69"/>
     </w:p>
     <w:p>
       <w:pPr>
@@ -26146,6 +28341,7 @@
               <w:rPr>
                 <w:szCs w:val="24"/>
               </w:rPr>
+              <w:lastRenderedPageBreak/>
               <w:t>date_unregistration</w:t>
             </w:r>
             <w:proofErr w:type="spellEnd"/>
@@ -26188,7 +28384,7 @@
           <w:szCs w:val="24"/>
         </w:rPr>
       </w:pPr>
-      <w:bookmarkStart w:id="62" w:name="_Toc222056457"/>
+      <w:bookmarkStart w:id="70" w:name="_Toc222056457"/>
       <w:r>
         <w:rPr>
           <w:b/>
@@ -26251,7 +28447,7 @@
         </w:rPr>
         <w:t xml:space="preserve"> Descripción datos de interacción de estudiantes</w:t>
       </w:r>
-      <w:bookmarkEnd w:id="62"/>
+      <w:bookmarkEnd w:id="70"/>
     </w:p>
     <w:p>
       <w:pPr>
@@ -26330,7 +28526,7 @@
                     <pic:cNvPicPr/>
                   </pic:nvPicPr>
                   <pic:blipFill>
-                    <a:blip r:embed="rId19"/>
+                    <a:blip r:embed="rId22"/>
                     <a:stretch>
                       <a:fillRect/>
                     </a:stretch>
@@ -26368,10 +28564,10 @@
       </w:pPr>
     </w:p>
     <w:sectPr>
-      <w:headerReference w:type="even" r:id="rId20"/>
-      <w:headerReference w:type="default" r:id="rId21"/>
-      <w:footerReference w:type="even" r:id="rId22"/>
-      <w:footerReference w:type="default" r:id="rId23"/>
+      <w:headerReference w:type="even" r:id="rId23"/>
+      <w:headerReference w:type="default" r:id="rId24"/>
+      <w:footerReference w:type="even" r:id="rId25"/>
+      <w:footerReference w:type="default" r:id="rId26"/>
       <w:pgSz w:w="11906" w:h="16838"/>
       <w:pgMar w:top="2127" w:right="1701" w:bottom="1244" w:left="1701" w:header="708" w:footer="708" w:gutter="0"/>
       <w:cols w:space="720"/>
@@ -28676,6 +30872,119 @@
     </w:lvl>
   </w:abstractNum>
   <w:abstractNum w:abstractNumId="15" w15:restartNumberingAfterBreak="0">
+    <w:nsid w:val="274717AE"/>
+    <w:multiLevelType w:val="hybridMultilevel"/>
+    <w:tmpl w:val="4ADE8DF2"/>
+    <w:lvl w:ilvl="0" w:tplc="0C0A0005">
+      <w:start w:val="1"/>
+      <w:numFmt w:val="bullet"/>
+      <w:lvlText w:val=""/>
+      <w:lvlJc w:val="left"/>
+      <w:pPr>
+        <w:ind w:left="1440" w:hanging="360"/>
+      </w:pPr>
+      <w:rPr>
+        <w:rFonts w:ascii="Wingdings" w:hAnsi="Wingdings" w:hint="default"/>
+      </w:rPr>
+    </w:lvl>
+    <w:lvl w:ilvl="1" w:tplc="0C0A0003" w:tentative="1">
+      <w:start w:val="1"/>
+      <w:numFmt w:val="bullet"/>
+      <w:lvlText w:val="o"/>
+      <w:lvlJc w:val="left"/>
+      <w:pPr>
+        <w:ind w:left="2160" w:hanging="360"/>
+      </w:pPr>
+      <w:rPr>
+        <w:rFonts w:ascii="Courier New" w:hAnsi="Courier New" w:cs="Courier New" w:hint="default"/>
+      </w:rPr>
+    </w:lvl>
+    <w:lvl w:ilvl="2" w:tplc="0C0A0005" w:tentative="1">
+      <w:start w:val="1"/>
+      <w:numFmt w:val="bullet"/>
+      <w:lvlText w:val=""/>
+      <w:lvlJc w:val="left"/>
+      <w:pPr>
+        <w:ind w:left="2880" w:hanging="360"/>
+      </w:pPr>
+      <w:rPr>
+        <w:rFonts w:ascii="Wingdings" w:hAnsi="Wingdings" w:hint="default"/>
+      </w:rPr>
+    </w:lvl>
+    <w:lvl w:ilvl="3" w:tplc="0C0A0001" w:tentative="1">
+      <w:start w:val="1"/>
+      <w:numFmt w:val="bullet"/>
+      <w:lvlText w:val=""/>
+      <w:lvlJc w:val="left"/>
+      <w:pPr>
+        <w:ind w:left="3600" w:hanging="360"/>
+      </w:pPr>
+      <w:rPr>
+        <w:rFonts w:ascii="Symbol" w:hAnsi="Symbol" w:hint="default"/>
+      </w:rPr>
+    </w:lvl>
+    <w:lvl w:ilvl="4" w:tplc="0C0A0003" w:tentative="1">
+      <w:start w:val="1"/>
+      <w:numFmt w:val="bullet"/>
+      <w:lvlText w:val="o"/>
+      <w:lvlJc w:val="left"/>
+      <w:pPr>
+        <w:ind w:left="4320" w:hanging="360"/>
+      </w:pPr>
+      <w:rPr>
+        <w:rFonts w:ascii="Courier New" w:hAnsi="Courier New" w:cs="Courier New" w:hint="default"/>
+      </w:rPr>
+    </w:lvl>
+    <w:lvl w:ilvl="5" w:tplc="0C0A0005" w:tentative="1">
+      <w:start w:val="1"/>
+      <w:numFmt w:val="bullet"/>
+      <w:lvlText w:val=""/>
+      <w:lvlJc w:val="left"/>
+      <w:pPr>
+        <w:ind w:left="5040" w:hanging="360"/>
+      </w:pPr>
+      <w:rPr>
+        <w:rFonts w:ascii="Wingdings" w:hAnsi="Wingdings" w:hint="default"/>
+      </w:rPr>
+    </w:lvl>
+    <w:lvl w:ilvl="6" w:tplc="0C0A0001" w:tentative="1">
+      <w:start w:val="1"/>
+      <w:numFmt w:val="bullet"/>
+      <w:lvlText w:val=""/>
+      <w:lvlJc w:val="left"/>
+      <w:pPr>
+        <w:ind w:left="5760" w:hanging="360"/>
+      </w:pPr>
+      <w:rPr>
+        <w:rFonts w:ascii="Symbol" w:hAnsi="Symbol" w:hint="default"/>
+      </w:rPr>
+    </w:lvl>
+    <w:lvl w:ilvl="7" w:tplc="0C0A0003" w:tentative="1">
+      <w:start w:val="1"/>
+      <w:numFmt w:val="bullet"/>
+      <w:lvlText w:val="o"/>
+      <w:lvlJc w:val="left"/>
+      <w:pPr>
+        <w:ind w:left="6480" w:hanging="360"/>
+      </w:pPr>
+      <w:rPr>
+        <w:rFonts w:ascii="Courier New" w:hAnsi="Courier New" w:cs="Courier New" w:hint="default"/>
+      </w:rPr>
+    </w:lvl>
+    <w:lvl w:ilvl="8" w:tplc="0C0A0005" w:tentative="1">
+      <w:start w:val="1"/>
+      <w:numFmt w:val="bullet"/>
+      <w:lvlText w:val=""/>
+      <w:lvlJc w:val="left"/>
+      <w:pPr>
+        <w:ind w:left="7200" w:hanging="360"/>
+      </w:pPr>
+      <w:rPr>
+        <w:rFonts w:ascii="Wingdings" w:hAnsi="Wingdings" w:hint="default"/>
+      </w:rPr>
+    </w:lvl>
+  </w:abstractNum>
+  <w:abstractNum w:abstractNumId="16" w15:restartNumberingAfterBreak="0">
     <w:nsid w:val="2A7B5FD1"/>
     <w:multiLevelType w:val="hybridMultilevel"/>
     <w:tmpl w:val="13EC9434"/>
@@ -28788,7 +31097,7 @@
       </w:rPr>
     </w:lvl>
   </w:abstractNum>
-  <w:abstractNum w:abstractNumId="16" w15:restartNumberingAfterBreak="0">
+  <w:abstractNum w:abstractNumId="17" w15:restartNumberingAfterBreak="0">
     <w:nsid w:val="2AF82338"/>
     <w:multiLevelType w:val="hybridMultilevel"/>
     <w:tmpl w:val="A3FA4EC8"/>
@@ -28901,7 +31210,7 @@
       </w:rPr>
     </w:lvl>
   </w:abstractNum>
-  <w:abstractNum w:abstractNumId="17" w15:restartNumberingAfterBreak="0">
+  <w:abstractNum w:abstractNumId="18" w15:restartNumberingAfterBreak="0">
     <w:nsid w:val="2C3A5A79"/>
     <w:multiLevelType w:val="hybridMultilevel"/>
     <w:tmpl w:val="287C7690"/>
@@ -29014,7 +31323,7 @@
       </w:rPr>
     </w:lvl>
   </w:abstractNum>
-  <w:abstractNum w:abstractNumId="18" w15:restartNumberingAfterBreak="0">
+  <w:abstractNum w:abstractNumId="19" w15:restartNumberingAfterBreak="0">
     <w:nsid w:val="310D0FA1"/>
     <w:multiLevelType w:val="hybridMultilevel"/>
     <w:tmpl w:val="7C46F6A4"/>
@@ -29127,7 +31436,7 @@
       </w:rPr>
     </w:lvl>
   </w:abstractNum>
-  <w:abstractNum w:abstractNumId="19" w15:restartNumberingAfterBreak="0">
+  <w:abstractNum w:abstractNumId="20" w15:restartNumberingAfterBreak="0">
     <w:nsid w:val="316F2955"/>
     <w:multiLevelType w:val="hybridMultilevel"/>
     <w:tmpl w:val="4E4C1A80"/>
@@ -29240,7 +31549,7 @@
       </w:rPr>
     </w:lvl>
   </w:abstractNum>
-  <w:abstractNum w:abstractNumId="20" w15:restartNumberingAfterBreak="0">
+  <w:abstractNum w:abstractNumId="21" w15:restartNumberingAfterBreak="0">
     <w:nsid w:val="332837B3"/>
     <w:multiLevelType w:val="multilevel"/>
     <w:tmpl w:val="10CEF920"/>
@@ -29389,10 +31698,10 @@
       </w:rPr>
     </w:lvl>
   </w:abstractNum>
-  <w:abstractNum w:abstractNumId="21" w15:restartNumberingAfterBreak="0">
+  <w:abstractNum w:abstractNumId="22" w15:restartNumberingAfterBreak="0">
     <w:nsid w:val="367564F6"/>
     <w:multiLevelType w:val="hybridMultilevel"/>
-    <w:tmpl w:val="8640A64C"/>
+    <w:tmpl w:val="28269FBE"/>
     <w:lvl w:ilvl="0" w:tplc="0C0A0005">
       <w:start w:val="1"/>
       <w:numFmt w:val="bullet"/>
@@ -29417,7 +31726,7 @@
         <w:rFonts w:ascii="Wingdings" w:hAnsi="Wingdings" w:hint="default"/>
       </w:rPr>
     </w:lvl>
-    <w:lvl w:ilvl="2" w:tplc="0C0A0005" w:tentative="1">
+    <w:lvl w:ilvl="2" w:tplc="0C0A0005">
       <w:start w:val="1"/>
       <w:numFmt w:val="bullet"/>
       <w:lvlText w:val=""/>
@@ -29502,7 +31811,7 @@
       </w:rPr>
     </w:lvl>
   </w:abstractNum>
-  <w:abstractNum w:abstractNumId="22" w15:restartNumberingAfterBreak="0">
+  <w:abstractNum w:abstractNumId="23" w15:restartNumberingAfterBreak="0">
     <w:nsid w:val="3AEE0E0C"/>
     <w:multiLevelType w:val="hybridMultilevel"/>
     <w:tmpl w:val="8B606EC6"/>
@@ -29591,7 +31900,7 @@
       </w:pPr>
     </w:lvl>
   </w:abstractNum>
-  <w:abstractNum w:abstractNumId="23" w15:restartNumberingAfterBreak="0">
+  <w:abstractNum w:abstractNumId="24" w15:restartNumberingAfterBreak="0">
     <w:nsid w:val="3F2C4ADF"/>
     <w:multiLevelType w:val="hybridMultilevel"/>
     <w:tmpl w:val="41D4C77A"/>
@@ -29704,7 +32013,7 @@
       </w:rPr>
     </w:lvl>
   </w:abstractNum>
-  <w:abstractNum w:abstractNumId="24" w15:restartNumberingAfterBreak="0">
+  <w:abstractNum w:abstractNumId="25" w15:restartNumberingAfterBreak="0">
     <w:nsid w:val="40460677"/>
     <w:multiLevelType w:val="multilevel"/>
     <w:tmpl w:val="6B3A27B2"/>
@@ -29817,7 +32126,7 @@
       </w:pPr>
     </w:lvl>
   </w:abstractNum>
-  <w:abstractNum w:abstractNumId="25" w15:restartNumberingAfterBreak="0">
+  <w:abstractNum w:abstractNumId="26" w15:restartNumberingAfterBreak="0">
     <w:nsid w:val="411D2D83"/>
     <w:multiLevelType w:val="multilevel"/>
     <w:tmpl w:val="52667826"/>
@@ -29966,7 +32275,7 @@
       </w:rPr>
     </w:lvl>
   </w:abstractNum>
-  <w:abstractNum w:abstractNumId="26" w15:restartNumberingAfterBreak="0">
+  <w:abstractNum w:abstractNumId="27" w15:restartNumberingAfterBreak="0">
     <w:nsid w:val="433E5335"/>
     <w:multiLevelType w:val="hybridMultilevel"/>
     <w:tmpl w:val="D094621E"/>
@@ -30079,7 +32388,7 @@
       </w:rPr>
     </w:lvl>
   </w:abstractNum>
-  <w:abstractNum w:abstractNumId="27" w15:restartNumberingAfterBreak="0">
+  <w:abstractNum w:abstractNumId="28" w15:restartNumberingAfterBreak="0">
     <w:nsid w:val="454B1BFE"/>
     <w:multiLevelType w:val="hybridMultilevel"/>
     <w:tmpl w:val="238403CC"/>
@@ -30192,7 +32501,7 @@
       </w:rPr>
     </w:lvl>
   </w:abstractNum>
-  <w:abstractNum w:abstractNumId="28" w15:restartNumberingAfterBreak="0">
+  <w:abstractNum w:abstractNumId="29" w15:restartNumberingAfterBreak="0">
     <w:nsid w:val="4C5643B6"/>
     <w:multiLevelType w:val="hybridMultilevel"/>
     <w:tmpl w:val="D3AE37C0"/>
@@ -30305,7 +32614,7 @@
       </w:rPr>
     </w:lvl>
   </w:abstractNum>
-  <w:abstractNum w:abstractNumId="29" w15:restartNumberingAfterBreak="0">
+  <w:abstractNum w:abstractNumId="30" w15:restartNumberingAfterBreak="0">
     <w:nsid w:val="4D075A18"/>
     <w:multiLevelType w:val="hybridMultilevel"/>
     <w:tmpl w:val="3BCEDEF0"/>
@@ -30418,7 +32727,7 @@
       </w:rPr>
     </w:lvl>
   </w:abstractNum>
-  <w:abstractNum w:abstractNumId="30" w15:restartNumberingAfterBreak="0">
+  <w:abstractNum w:abstractNumId="31" w15:restartNumberingAfterBreak="0">
     <w:nsid w:val="4DCC4C25"/>
     <w:multiLevelType w:val="hybridMultilevel"/>
     <w:tmpl w:val="3B208420"/>
@@ -30531,7 +32840,7 @@
       </w:rPr>
     </w:lvl>
   </w:abstractNum>
-  <w:abstractNum w:abstractNumId="31" w15:restartNumberingAfterBreak="0">
+  <w:abstractNum w:abstractNumId="32" w15:restartNumberingAfterBreak="0">
     <w:nsid w:val="4F814BA9"/>
     <w:multiLevelType w:val="hybridMultilevel"/>
     <w:tmpl w:val="B268CF04"/>
@@ -30644,7 +32953,7 @@
       </w:rPr>
     </w:lvl>
   </w:abstractNum>
-  <w:abstractNum w:abstractNumId="32" w15:restartNumberingAfterBreak="0">
+  <w:abstractNum w:abstractNumId="33" w15:restartNumberingAfterBreak="0">
     <w:nsid w:val="501455FF"/>
     <w:multiLevelType w:val="multilevel"/>
     <w:tmpl w:val="BEC08080"/>
@@ -30791,7 +33100,7 @@
       </w:rPr>
     </w:lvl>
   </w:abstractNum>
-  <w:abstractNum w:abstractNumId="33" w15:restartNumberingAfterBreak="0">
+  <w:abstractNum w:abstractNumId="34" w15:restartNumberingAfterBreak="0">
     <w:nsid w:val="529E4ED5"/>
     <w:multiLevelType w:val="multilevel"/>
     <w:tmpl w:val="F3464656"/>
@@ -30940,7 +33249,7 @@
       </w:rPr>
     </w:lvl>
   </w:abstractNum>
-  <w:abstractNum w:abstractNumId="34" w15:restartNumberingAfterBreak="0">
+  <w:abstractNum w:abstractNumId="35" w15:restartNumberingAfterBreak="0">
     <w:nsid w:val="545F0AD1"/>
     <w:multiLevelType w:val="hybridMultilevel"/>
     <w:tmpl w:val="5CACC586"/>
@@ -31026,7 +33335,7 @@
       </w:pPr>
     </w:lvl>
   </w:abstractNum>
-  <w:abstractNum w:abstractNumId="35" w15:restartNumberingAfterBreak="0">
+  <w:abstractNum w:abstractNumId="36" w15:restartNumberingAfterBreak="0">
     <w:nsid w:val="579252F5"/>
     <w:multiLevelType w:val="multilevel"/>
     <w:tmpl w:val="8564E4DC"/>
@@ -31139,7 +33448,7 @@
       </w:pPr>
     </w:lvl>
   </w:abstractNum>
-  <w:abstractNum w:abstractNumId="36" w15:restartNumberingAfterBreak="0">
+  <w:abstractNum w:abstractNumId="37" w15:restartNumberingAfterBreak="0">
     <w:nsid w:val="59392780"/>
     <w:multiLevelType w:val="hybridMultilevel"/>
     <w:tmpl w:val="4198DE90"/>
@@ -31252,7 +33561,7 @@
       </w:rPr>
     </w:lvl>
   </w:abstractNum>
-  <w:abstractNum w:abstractNumId="37" w15:restartNumberingAfterBreak="0">
+  <w:abstractNum w:abstractNumId="38" w15:restartNumberingAfterBreak="0">
     <w:nsid w:val="5CCD7258"/>
     <w:multiLevelType w:val="hybridMultilevel"/>
     <w:tmpl w:val="380EC62C"/>
@@ -31365,7 +33674,7 @@
       </w:rPr>
     </w:lvl>
   </w:abstractNum>
-  <w:abstractNum w:abstractNumId="38" w15:restartNumberingAfterBreak="0">
+  <w:abstractNum w:abstractNumId="39" w15:restartNumberingAfterBreak="0">
     <w:nsid w:val="60766086"/>
     <w:multiLevelType w:val="hybridMultilevel"/>
     <w:tmpl w:val="36B2C3F2"/>
@@ -31478,7 +33787,7 @@
       </w:rPr>
     </w:lvl>
   </w:abstractNum>
-  <w:abstractNum w:abstractNumId="39" w15:restartNumberingAfterBreak="0">
+  <w:abstractNum w:abstractNumId="40" w15:restartNumberingAfterBreak="0">
     <w:nsid w:val="60E46482"/>
     <w:multiLevelType w:val="hybridMultilevel"/>
     <w:tmpl w:val="5502ADE0"/>
@@ -31591,7 +33900,7 @@
       </w:rPr>
     </w:lvl>
   </w:abstractNum>
-  <w:abstractNum w:abstractNumId="40" w15:restartNumberingAfterBreak="0">
+  <w:abstractNum w:abstractNumId="41" w15:restartNumberingAfterBreak="0">
     <w:nsid w:val="653C0604"/>
     <w:multiLevelType w:val="hybridMultilevel"/>
     <w:tmpl w:val="EBC482FE"/>
@@ -31704,7 +34013,120 @@
       </w:rPr>
     </w:lvl>
   </w:abstractNum>
-  <w:abstractNum w:abstractNumId="41" w15:restartNumberingAfterBreak="0">
+  <w:abstractNum w:abstractNumId="42" w15:restartNumberingAfterBreak="0">
+    <w:nsid w:val="6B170D93"/>
+    <w:multiLevelType w:val="hybridMultilevel"/>
+    <w:tmpl w:val="C072561A"/>
+    <w:lvl w:ilvl="0" w:tplc="0C0A0005">
+      <w:start w:val="1"/>
+      <w:numFmt w:val="bullet"/>
+      <w:lvlText w:val=""/>
+      <w:lvlJc w:val="left"/>
+      <w:pPr>
+        <w:ind w:left="720" w:hanging="360"/>
+      </w:pPr>
+      <w:rPr>
+        <w:rFonts w:ascii="Wingdings" w:hAnsi="Wingdings" w:hint="default"/>
+      </w:rPr>
+    </w:lvl>
+    <w:lvl w:ilvl="1" w:tplc="0C0A0003" w:tentative="1">
+      <w:start w:val="1"/>
+      <w:numFmt w:val="bullet"/>
+      <w:lvlText w:val="o"/>
+      <w:lvlJc w:val="left"/>
+      <w:pPr>
+        <w:ind w:left="1440" w:hanging="360"/>
+      </w:pPr>
+      <w:rPr>
+        <w:rFonts w:ascii="Courier New" w:hAnsi="Courier New" w:cs="Courier New" w:hint="default"/>
+      </w:rPr>
+    </w:lvl>
+    <w:lvl w:ilvl="2" w:tplc="0C0A0005" w:tentative="1">
+      <w:start w:val="1"/>
+      <w:numFmt w:val="bullet"/>
+      <w:lvlText w:val=""/>
+      <w:lvlJc w:val="left"/>
+      <w:pPr>
+        <w:ind w:left="2160" w:hanging="360"/>
+      </w:pPr>
+      <w:rPr>
+        <w:rFonts w:ascii="Wingdings" w:hAnsi="Wingdings" w:hint="default"/>
+      </w:rPr>
+    </w:lvl>
+    <w:lvl w:ilvl="3" w:tplc="0C0A0001" w:tentative="1">
+      <w:start w:val="1"/>
+      <w:numFmt w:val="bullet"/>
+      <w:lvlText w:val=""/>
+      <w:lvlJc w:val="left"/>
+      <w:pPr>
+        <w:ind w:left="2880" w:hanging="360"/>
+      </w:pPr>
+      <w:rPr>
+        <w:rFonts w:ascii="Symbol" w:hAnsi="Symbol" w:hint="default"/>
+      </w:rPr>
+    </w:lvl>
+    <w:lvl w:ilvl="4" w:tplc="0C0A0003" w:tentative="1">
+      <w:start w:val="1"/>
+      <w:numFmt w:val="bullet"/>
+      <w:lvlText w:val="o"/>
+      <w:lvlJc w:val="left"/>
+      <w:pPr>
+        <w:ind w:left="3600" w:hanging="360"/>
+      </w:pPr>
+      <w:rPr>
+        <w:rFonts w:ascii="Courier New" w:hAnsi="Courier New" w:cs="Courier New" w:hint="default"/>
+      </w:rPr>
+    </w:lvl>
+    <w:lvl w:ilvl="5" w:tplc="0C0A0005" w:tentative="1">
+      <w:start w:val="1"/>
+      <w:numFmt w:val="bullet"/>
+      <w:lvlText w:val=""/>
+      <w:lvlJc w:val="left"/>
+      <w:pPr>
+        <w:ind w:left="4320" w:hanging="360"/>
+      </w:pPr>
+      <w:rPr>
+        <w:rFonts w:ascii="Wingdings" w:hAnsi="Wingdings" w:hint="default"/>
+      </w:rPr>
+    </w:lvl>
+    <w:lvl w:ilvl="6" w:tplc="0C0A0001" w:tentative="1">
+      <w:start w:val="1"/>
+      <w:numFmt w:val="bullet"/>
+      <w:lvlText w:val=""/>
+      <w:lvlJc w:val="left"/>
+      <w:pPr>
+        <w:ind w:left="5040" w:hanging="360"/>
+      </w:pPr>
+      <w:rPr>
+        <w:rFonts w:ascii="Symbol" w:hAnsi="Symbol" w:hint="default"/>
+      </w:rPr>
+    </w:lvl>
+    <w:lvl w:ilvl="7" w:tplc="0C0A0003" w:tentative="1">
+      <w:start w:val="1"/>
+      <w:numFmt w:val="bullet"/>
+      <w:lvlText w:val="o"/>
+      <w:lvlJc w:val="left"/>
+      <w:pPr>
+        <w:ind w:left="5760" w:hanging="360"/>
+      </w:pPr>
+      <w:rPr>
+        <w:rFonts w:ascii="Courier New" w:hAnsi="Courier New" w:cs="Courier New" w:hint="default"/>
+      </w:rPr>
+    </w:lvl>
+    <w:lvl w:ilvl="8" w:tplc="0C0A0005" w:tentative="1">
+      <w:start w:val="1"/>
+      <w:numFmt w:val="bullet"/>
+      <w:lvlText w:val=""/>
+      <w:lvlJc w:val="left"/>
+      <w:pPr>
+        <w:ind w:left="6480" w:hanging="360"/>
+      </w:pPr>
+      <w:rPr>
+        <w:rFonts w:ascii="Wingdings" w:hAnsi="Wingdings" w:hint="default"/>
+      </w:rPr>
+    </w:lvl>
+  </w:abstractNum>
+  <w:abstractNum w:abstractNumId="43" w15:restartNumberingAfterBreak="0">
     <w:nsid w:val="6EC849E6"/>
     <w:multiLevelType w:val="hybridMultilevel"/>
     <w:tmpl w:val="83C80376"/>
@@ -31817,7 +34239,7 @@
       </w:rPr>
     </w:lvl>
   </w:abstractNum>
-  <w:abstractNum w:abstractNumId="42" w15:restartNumberingAfterBreak="0">
+  <w:abstractNum w:abstractNumId="44" w15:restartNumberingAfterBreak="0">
     <w:nsid w:val="72416FAA"/>
     <w:multiLevelType w:val="multilevel"/>
     <w:tmpl w:val="49B4E668"/>
@@ -31957,120 +34379,120 @@
       </w:rPr>
     </w:lvl>
   </w:abstractNum>
-  <w:abstractNum w:abstractNumId="43" w15:restartNumberingAfterBreak="0">
+  <w:abstractNum w:abstractNumId="45" w15:restartNumberingAfterBreak="0">
     <w:nsid w:val="7A707A37"/>
     <w:multiLevelType w:val="hybridMultilevel"/>
-    <w:tmpl w:val="76B0AD90"/>
-    <w:lvl w:ilvl="0" w:tplc="0C0A0001">
+    <w:tmpl w:val="918AC73A"/>
+    <w:lvl w:ilvl="0" w:tplc="0C0A0005">
+      <w:start w:val="1"/>
+      <w:numFmt w:val="bullet"/>
+      <w:lvlText w:val=""/>
+      <w:lvlJc w:val="left"/>
+      <w:pPr>
+        <w:ind w:left="720" w:hanging="360"/>
+      </w:pPr>
+      <w:rPr>
+        <w:rFonts w:ascii="Wingdings" w:hAnsi="Wingdings" w:hint="default"/>
+      </w:rPr>
+    </w:lvl>
+    <w:lvl w:ilvl="1" w:tplc="0C0A0005">
+      <w:start w:val="1"/>
+      <w:numFmt w:val="bullet"/>
+      <w:lvlText w:val=""/>
+      <w:lvlJc w:val="left"/>
+      <w:pPr>
+        <w:ind w:left="1440" w:hanging="360"/>
+      </w:pPr>
+      <w:rPr>
+        <w:rFonts w:ascii="Wingdings" w:hAnsi="Wingdings" w:hint="default"/>
+      </w:rPr>
+    </w:lvl>
+    <w:lvl w:ilvl="2" w:tplc="0C0A0005" w:tentative="1">
+      <w:start w:val="1"/>
+      <w:numFmt w:val="bullet"/>
+      <w:lvlText w:val=""/>
+      <w:lvlJc w:val="left"/>
+      <w:pPr>
+        <w:ind w:left="2160" w:hanging="360"/>
+      </w:pPr>
+      <w:rPr>
+        <w:rFonts w:ascii="Wingdings" w:hAnsi="Wingdings" w:hint="default"/>
+      </w:rPr>
+    </w:lvl>
+    <w:lvl w:ilvl="3" w:tplc="0C0A0001" w:tentative="1">
       <w:start w:val="1"/>
       <w:numFmt w:val="bullet"/>
       <w:lvlText w:val=""/>
       <w:lvlJc w:val="left"/>
       <w:pPr>
-        <w:ind w:left="720" w:hanging="360"/>
+        <w:ind w:left="2880" w:hanging="360"/>
       </w:pPr>
       <w:rPr>
         <w:rFonts w:ascii="Symbol" w:hAnsi="Symbol" w:hint="default"/>
       </w:rPr>
     </w:lvl>
-    <w:lvl w:ilvl="1" w:tplc="0C0A0003" w:tentative="1">
+    <w:lvl w:ilvl="4" w:tplc="0C0A0003" w:tentative="1">
       <w:start w:val="1"/>
       <w:numFmt w:val="bullet"/>
       <w:lvlText w:val="o"/>
       <w:lvlJc w:val="left"/>
       <w:pPr>
-        <w:ind w:left="1440" w:hanging="360"/>
+        <w:ind w:left="3600" w:hanging="360"/>
       </w:pPr>
       <w:rPr>
         <w:rFonts w:ascii="Courier New" w:hAnsi="Courier New" w:cs="Courier New" w:hint="default"/>
       </w:rPr>
     </w:lvl>
-    <w:lvl w:ilvl="2" w:tplc="0C0A0005" w:tentative="1">
+    <w:lvl w:ilvl="5" w:tplc="0C0A0005" w:tentative="1">
       <w:start w:val="1"/>
       <w:numFmt w:val="bullet"/>
       <w:lvlText w:val=""/>
       <w:lvlJc w:val="left"/>
       <w:pPr>
-        <w:ind w:left="2160" w:hanging="360"/>
+        <w:ind w:left="4320" w:hanging="360"/>
       </w:pPr>
       <w:rPr>
         <w:rFonts w:ascii="Wingdings" w:hAnsi="Wingdings" w:hint="default"/>
       </w:rPr>
     </w:lvl>
-    <w:lvl w:ilvl="3" w:tplc="0C0A0001" w:tentative="1">
+    <w:lvl w:ilvl="6" w:tplc="0C0A0001" w:tentative="1">
       <w:start w:val="1"/>
       <w:numFmt w:val="bullet"/>
       <w:lvlText w:val=""/>
       <w:lvlJc w:val="left"/>
       <w:pPr>
-        <w:ind w:left="2880" w:hanging="360"/>
+        <w:ind w:left="5040" w:hanging="360"/>
       </w:pPr>
       <w:rPr>
         <w:rFonts w:ascii="Symbol" w:hAnsi="Symbol" w:hint="default"/>
       </w:rPr>
     </w:lvl>
-    <w:lvl w:ilvl="4" w:tplc="0C0A0003" w:tentative="1">
+    <w:lvl w:ilvl="7" w:tplc="0C0A0003" w:tentative="1">
       <w:start w:val="1"/>
       <w:numFmt w:val="bullet"/>
       <w:lvlText w:val="o"/>
       <w:lvlJc w:val="left"/>
       <w:pPr>
-        <w:ind w:left="3600" w:hanging="360"/>
+        <w:ind w:left="5760" w:hanging="360"/>
       </w:pPr>
       <w:rPr>
         <w:rFonts w:ascii="Courier New" w:hAnsi="Courier New" w:cs="Courier New" w:hint="default"/>
       </w:rPr>
     </w:lvl>
-    <w:lvl w:ilvl="5" w:tplc="0C0A0005" w:tentative="1">
+    <w:lvl w:ilvl="8" w:tplc="0C0A0005" w:tentative="1">
       <w:start w:val="1"/>
       <w:numFmt w:val="bullet"/>
       <w:lvlText w:val=""/>
       <w:lvlJc w:val="left"/>
       <w:pPr>
-        <w:ind w:left="4320" w:hanging="360"/>
+        <w:ind w:left="6480" w:hanging="360"/>
       </w:pPr>
       <w:rPr>
         <w:rFonts w:ascii="Wingdings" w:hAnsi="Wingdings" w:hint="default"/>
       </w:rPr>
     </w:lvl>
-    <w:lvl w:ilvl="6" w:tplc="0C0A0001" w:tentative="1">
-      <w:start w:val="1"/>
-      <w:numFmt w:val="bullet"/>
-      <w:lvlText w:val=""/>
-      <w:lvlJc w:val="left"/>
-      <w:pPr>
-        <w:ind w:left="5040" w:hanging="360"/>
-      </w:pPr>
-      <w:rPr>
-        <w:rFonts w:ascii="Symbol" w:hAnsi="Symbol" w:hint="default"/>
-      </w:rPr>
-    </w:lvl>
-    <w:lvl w:ilvl="7" w:tplc="0C0A0003" w:tentative="1">
-      <w:start w:val="1"/>
-      <w:numFmt w:val="bullet"/>
-      <w:lvlText w:val="o"/>
-      <w:lvlJc w:val="left"/>
-      <w:pPr>
-        <w:ind w:left="5760" w:hanging="360"/>
-      </w:pPr>
-      <w:rPr>
-        <w:rFonts w:ascii="Courier New" w:hAnsi="Courier New" w:cs="Courier New" w:hint="default"/>
-      </w:rPr>
-    </w:lvl>
-    <w:lvl w:ilvl="8" w:tplc="0C0A0005" w:tentative="1">
-      <w:start w:val="1"/>
-      <w:numFmt w:val="bullet"/>
-      <w:lvlText w:val=""/>
-      <w:lvlJc w:val="left"/>
-      <w:pPr>
-        <w:ind w:left="6480" w:hanging="360"/>
-      </w:pPr>
-      <w:rPr>
-        <w:rFonts w:ascii="Wingdings" w:hAnsi="Wingdings" w:hint="default"/>
-      </w:rPr>
-    </w:lvl>
   </w:abstractNum>
-  <w:abstractNum w:abstractNumId="44" w15:restartNumberingAfterBreak="0">
+  <w:abstractNum w:abstractNumId="46" w15:restartNumberingAfterBreak="0">
     <w:nsid w:val="7A8B67FD"/>
     <w:multiLevelType w:val="multilevel"/>
     <w:tmpl w:val="4DFE7854"/>
@@ -32219,7 +34641,7 @@
       </w:rPr>
     </w:lvl>
   </w:abstractNum>
-  <w:abstractNum w:abstractNumId="45" w15:restartNumberingAfterBreak="0">
+  <w:abstractNum w:abstractNumId="47" w15:restartNumberingAfterBreak="0">
     <w:nsid w:val="7B7B6430"/>
     <w:multiLevelType w:val="hybridMultilevel"/>
     <w:tmpl w:val="8C087AEC"/>
@@ -32332,7 +34754,7 @@
       </w:rPr>
     </w:lvl>
   </w:abstractNum>
-  <w:abstractNum w:abstractNumId="46" w15:restartNumberingAfterBreak="0">
+  <w:abstractNum w:abstractNumId="48" w15:restartNumberingAfterBreak="0">
     <w:nsid w:val="7FA22FF0"/>
     <w:multiLevelType w:val="hybridMultilevel"/>
     <w:tmpl w:val="44944AB8"/>
@@ -32449,67 +34871,67 @@
     <w:abstractNumId w:val="4"/>
   </w:num>
   <w:num w:numId="2" w16cid:durableId="2020934240">
-    <w:abstractNumId w:val="32"/>
+    <w:abstractNumId w:val="33"/>
   </w:num>
   <w:num w:numId="3" w16cid:durableId="1371953170">
-    <w:abstractNumId w:val="42"/>
+    <w:abstractNumId w:val="44"/>
   </w:num>
   <w:num w:numId="4" w16cid:durableId="1834489090">
-    <w:abstractNumId w:val="35"/>
+    <w:abstractNumId w:val="36"/>
   </w:num>
   <w:num w:numId="5" w16cid:durableId="1303272639">
-    <w:abstractNumId w:val="31"/>
+    <w:abstractNumId w:val="32"/>
   </w:num>
   <w:num w:numId="6" w16cid:durableId="1195732649">
     <w:abstractNumId w:val="12"/>
   </w:num>
   <w:num w:numId="7" w16cid:durableId="1978755521">
-    <w:abstractNumId w:val="20"/>
+    <w:abstractNumId w:val="21"/>
   </w:num>
   <w:num w:numId="8" w16cid:durableId="773474271">
-    <w:abstractNumId w:val="41"/>
+    <w:abstractNumId w:val="43"/>
   </w:num>
   <w:num w:numId="9" w16cid:durableId="1806653815">
-    <w:abstractNumId w:val="38"/>
+    <w:abstractNumId w:val="39"/>
   </w:num>
   <w:num w:numId="10" w16cid:durableId="368190108">
-    <w:abstractNumId w:val="39"/>
+    <w:abstractNumId w:val="40"/>
   </w:num>
   <w:num w:numId="11" w16cid:durableId="2042515851">
     <w:abstractNumId w:val="8"/>
   </w:num>
   <w:num w:numId="12" w16cid:durableId="307900423">
-    <w:abstractNumId w:val="24"/>
+    <w:abstractNumId w:val="25"/>
   </w:num>
   <w:num w:numId="13" w16cid:durableId="669214921">
-    <w:abstractNumId w:val="17"/>
+    <w:abstractNumId w:val="18"/>
   </w:num>
   <w:num w:numId="14" w16cid:durableId="1348292546">
-    <w:abstractNumId w:val="44"/>
+    <w:abstractNumId w:val="46"/>
   </w:num>
   <w:num w:numId="15" w16cid:durableId="1497916014">
     <w:abstractNumId w:val="6"/>
   </w:num>
   <w:num w:numId="16" w16cid:durableId="743454149">
-    <w:abstractNumId w:val="43"/>
+    <w:abstractNumId w:val="45"/>
   </w:num>
   <w:num w:numId="17" w16cid:durableId="42027819">
-    <w:abstractNumId w:val="19"/>
+    <w:abstractNumId w:val="20"/>
   </w:num>
   <w:num w:numId="18" w16cid:durableId="294409342">
     <w:abstractNumId w:val="14"/>
   </w:num>
   <w:num w:numId="19" w16cid:durableId="664745450">
-    <w:abstractNumId w:val="27"/>
+    <w:abstractNumId w:val="28"/>
   </w:num>
   <w:num w:numId="20" w16cid:durableId="1735396976">
     <w:abstractNumId w:val="7"/>
   </w:num>
   <w:num w:numId="21" w16cid:durableId="1180437839">
-    <w:abstractNumId w:val="23"/>
+    <w:abstractNumId w:val="24"/>
   </w:num>
   <w:num w:numId="22" w16cid:durableId="1307393806">
-    <w:abstractNumId w:val="26"/>
+    <w:abstractNumId w:val="27"/>
   </w:num>
   <w:num w:numId="23" w16cid:durableId="778259834">
     <w:abstractNumId w:val="9"/>
@@ -32527,64 +34949,70 @@
     <w:abstractNumId w:val="5"/>
   </w:num>
   <w:num w:numId="28" w16cid:durableId="1392851993">
-    <w:abstractNumId w:val="25"/>
+    <w:abstractNumId w:val="26"/>
   </w:num>
   <w:num w:numId="29" w16cid:durableId="1708412710">
-    <w:abstractNumId w:val="33"/>
+    <w:abstractNumId w:val="34"/>
   </w:num>
   <w:num w:numId="30" w16cid:durableId="1375353033">
     <w:abstractNumId w:val="11"/>
   </w:num>
   <w:num w:numId="31" w16cid:durableId="1334719899">
-    <w:abstractNumId w:val="22"/>
+    <w:abstractNumId w:val="23"/>
   </w:num>
   <w:num w:numId="32" w16cid:durableId="424956976">
-    <w:abstractNumId w:val="45"/>
+    <w:abstractNumId w:val="47"/>
   </w:num>
   <w:num w:numId="33" w16cid:durableId="2100053422">
-    <w:abstractNumId w:val="40"/>
+    <w:abstractNumId w:val="41"/>
   </w:num>
   <w:num w:numId="34" w16cid:durableId="1312444181">
     <w:abstractNumId w:val="10"/>
   </w:num>
   <w:num w:numId="35" w16cid:durableId="1673952078">
-    <w:abstractNumId w:val="18"/>
+    <w:abstractNumId w:val="19"/>
   </w:num>
   <w:num w:numId="36" w16cid:durableId="1553272497">
-    <w:abstractNumId w:val="34"/>
+    <w:abstractNumId w:val="35"/>
   </w:num>
   <w:num w:numId="37" w16cid:durableId="2100635806">
-    <w:abstractNumId w:val="46"/>
+    <w:abstractNumId w:val="48"/>
   </w:num>
   <w:num w:numId="38" w16cid:durableId="1956281961">
-    <w:abstractNumId w:val="29"/>
+    <w:abstractNumId w:val="30"/>
   </w:num>
   <w:num w:numId="39" w16cid:durableId="781724949">
-    <w:abstractNumId w:val="16"/>
+    <w:abstractNumId w:val="17"/>
   </w:num>
   <w:num w:numId="40" w16cid:durableId="1441875807">
-    <w:abstractNumId w:val="36"/>
+    <w:abstractNumId w:val="37"/>
   </w:num>
   <w:num w:numId="41" w16cid:durableId="1600403819">
     <w:abstractNumId w:val="2"/>
   </w:num>
   <w:num w:numId="42" w16cid:durableId="1642299097">
-    <w:abstractNumId w:val="37"/>
+    <w:abstractNumId w:val="38"/>
   </w:num>
   <w:num w:numId="43" w16cid:durableId="390423627">
-    <w:abstractNumId w:val="30"/>
+    <w:abstractNumId w:val="31"/>
   </w:num>
   <w:num w:numId="44" w16cid:durableId="1467775537">
     <w:abstractNumId w:val="1"/>
   </w:num>
   <w:num w:numId="45" w16cid:durableId="1372223458">
-    <w:abstractNumId w:val="28"/>
+    <w:abstractNumId w:val="29"/>
   </w:num>
   <w:num w:numId="46" w16cid:durableId="1639453053">
-    <w:abstractNumId w:val="15"/>
+    <w:abstractNumId w:val="16"/>
   </w:num>
   <w:num w:numId="47" w16cid:durableId="1191529868">
-    <w:abstractNumId w:val="21"/>
+    <w:abstractNumId w:val="22"/>
+  </w:num>
+  <w:num w:numId="48" w16cid:durableId="184948069">
+    <w:abstractNumId w:val="42"/>
+  </w:num>
+  <w:num w:numId="49" w16cid:durableId="907301053">
+    <w:abstractNumId w:val="15"/>
   </w:num>
 </w:numbering>
 </file>
@@ -34848,7 +37276,7 @@
 </file>
 
 <file path=customXml/itemProps1.xml><?xml version="1.0" encoding="utf-8"?>
-<ds:datastoreItem xmlns:ds="http://schemas.openxmlformats.org/officeDocument/2006/customXml" ds:itemID="{C420A472-3904-491D-BFF5-A8E10908E58A}">
+<ds:datastoreItem xmlns:ds="http://schemas.openxmlformats.org/officeDocument/2006/customXml" ds:itemID="{8959E703-71A4-4BEA-A70C-E87D0EB0C31E}">
   <ds:schemaRefs>
     <ds:schemaRef ds:uri="http://schemas.openxmlformats.org/officeDocument/2006/bibliography"/>
   </ds:schemaRefs>

--- a/TFM_education_ai_analytics/docs/Memoria_TFM.docx
+++ b/TFM_education_ai_analytics/docs/Memoria_TFM.docx
@@ -6028,274 +6028,10 @@
     </w:p>
     <w:p>
       <w:pPr>
-        <w:ind w:firstLine="360"/>
-        <w:rPr>
-          <w:rFonts w:cs="CMU Serif"/>
-          <w:szCs w:val="24"/>
-        </w:rPr>
-      </w:pPr>
-      <w:r>
-        <w:rPr>
-          <w:rFonts w:cs="CMU Serif"/>
-          <w:szCs w:val="24"/>
-        </w:rPr>
-        <w:t>En la actualidad, los Sistemas de Gestión del Aprendizaje (LMS) se han consolidado como la infraestructura fundamental del entorno educativo digital. Si bien estas plataformas han facilitado la generación de un volumen masivo de datos</w:t>
-      </w:r>
-      <w:r>
-        <w:rPr>
-          <w:rFonts w:cs="CMU Serif"/>
-          <w:szCs w:val="24"/>
-        </w:rPr>
-        <w:t>, persiste una brecha crítica entre la recolección de estos y su aprovechamiento pedagógico. En la práctica, los LMS operan frecuentemente como "cajas negras", almacenando registros que los docentes no pueden interpretar, lo que impide la detección temprana de estudiantes en riesgo de fracaso.</w:t>
-      </w:r>
-    </w:p>
-    <w:p>
-      <w:pPr>
-        <w:ind w:firstLine="360"/>
-        <w:rPr>
-          <w:rFonts w:cs="CMU Serif"/>
-          <w:szCs w:val="24"/>
-        </w:rPr>
-      </w:pPr>
-      <w:r>
-        <w:rPr>
-          <w:rFonts w:cs="CMU Serif"/>
-          <w:szCs w:val="24"/>
-        </w:rPr>
-        <w:t xml:space="preserve">El presente Trabajo de Fin de Máster (TFM) aborda esta problemática mediante el desarrollo y validación de un modelo híbrido de Minería de Datos Educativos (EDM). La investigación se fundamenta en la explotación del conjunto de datos </w:t>
-      </w:r>
-      <w:r>
-        <w:rPr>
-          <w:rFonts w:cs="CMU Serif"/>
-          <w:b/>
-          <w:bCs/>
-          <w:szCs w:val="24"/>
-        </w:rPr>
-        <w:t>OULAD (</w:t>
-      </w:r>
-      <w:r>
-        <w:rPr>
-          <w:rFonts w:cs="CMU Serif"/>
-          <w:b/>
-          <w:bCs/>
-          <w:i/>
-          <w:iCs/>
-          <w:szCs w:val="24"/>
-        </w:rPr>
-        <w:t xml:space="preserve">Open </w:t>
-      </w:r>
-      <w:proofErr w:type="spellStart"/>
-      <w:r>
-        <w:rPr>
-          <w:rFonts w:cs="CMU Serif"/>
-          <w:b/>
-          <w:bCs/>
-          <w:i/>
-          <w:iCs/>
-          <w:szCs w:val="24"/>
-        </w:rPr>
-        <w:t>University</w:t>
-      </w:r>
-      <w:proofErr w:type="spellEnd"/>
-      <w:r>
-        <w:rPr>
-          <w:rFonts w:cs="CMU Serif"/>
-          <w:b/>
-          <w:bCs/>
-          <w:i/>
-          <w:iCs/>
-          <w:szCs w:val="24"/>
-        </w:rPr>
-        <w:t xml:space="preserve"> Learning </w:t>
-      </w:r>
-      <w:proofErr w:type="spellStart"/>
-      <w:r>
-        <w:rPr>
-          <w:rFonts w:cs="CMU Serif"/>
-          <w:b/>
-          <w:bCs/>
-          <w:i/>
-          <w:iCs/>
-          <w:szCs w:val="24"/>
-        </w:rPr>
-        <w:t>Analytics</w:t>
-      </w:r>
-      <w:proofErr w:type="spellEnd"/>
-      <w:r>
-        <w:rPr>
-          <w:rFonts w:cs="CMU Serif"/>
-          <w:b/>
-          <w:bCs/>
-          <w:i/>
-          <w:iCs/>
-          <w:szCs w:val="24"/>
-        </w:rPr>
-        <w:t xml:space="preserve"> </w:t>
-      </w:r>
-      <w:proofErr w:type="spellStart"/>
-      <w:r>
-        <w:rPr>
-          <w:rFonts w:cs="CMU Serif"/>
-          <w:b/>
-          <w:bCs/>
-          <w:i/>
-          <w:iCs/>
-          <w:szCs w:val="24"/>
-        </w:rPr>
-        <w:t>Dataset</w:t>
-      </w:r>
-      <w:proofErr w:type="spellEnd"/>
-      <w:r>
-        <w:rPr>
-          <w:rFonts w:cs="CMU Serif"/>
-          <w:b/>
-          <w:bCs/>
-          <w:szCs w:val="24"/>
-        </w:rPr>
-        <w:t>)</w:t>
-      </w:r>
-      <w:r>
-        <w:rPr>
-          <w:rFonts w:cs="CMU Serif"/>
-          <w:szCs w:val="24"/>
-        </w:rPr>
-        <w:t>, uno de los repositorios de referencia más completos a nivel global, que integra información demográfica, resultados de evaluaciones y registros detallados de interacción de miles de estudiantes en diversos cursos universitarios.</w:t>
-      </w:r>
-    </w:p>
-    <w:p>
-      <w:pPr>
-        <w:ind w:firstLine="360"/>
-        <w:rPr>
-          <w:rFonts w:cs="CMU Serif"/>
-          <w:szCs w:val="24"/>
-        </w:rPr>
-      </w:pPr>
-      <w:r>
-        <w:rPr>
-          <w:rFonts w:cs="CMU Serif"/>
-          <w:szCs w:val="24"/>
-        </w:rPr>
-        <w:t xml:space="preserve">Tras una fase de ingeniería de </w:t>
-      </w:r>
-      <w:proofErr w:type="gramStart"/>
-      <w:r>
-        <w:rPr>
-          <w:rFonts w:cs="CMU Serif"/>
-          <w:szCs w:val="24"/>
-        </w:rPr>
-        <w:t>características  a</w:t>
-      </w:r>
-      <w:proofErr w:type="gramEnd"/>
-      <w:r>
-        <w:rPr>
-          <w:rFonts w:cs="CMU Serif"/>
-          <w:szCs w:val="24"/>
-        </w:rPr>
-        <w:t xml:space="preserve"> partir de estos datos para transformar los logs en métricas de comportamiento, se aplicaron técnicas de aprendizaje no supervisado (agrupamiento) para segmentar a la población estudiantil e identificar arquetipos de aprendizaje y patrones de conducta. Estos hallazgos se incorporaron posteriormente a modelos de aprendizaje supervisado orientados a predecir el rendimiento final del estudiante (</w:t>
-      </w:r>
-      <w:proofErr w:type="spellStart"/>
-      <w:r>
-        <w:rPr>
-          <w:rFonts w:cs="CMU Serif"/>
-          <w:szCs w:val="24"/>
-        </w:rPr>
-        <w:t>pass</w:t>
-      </w:r>
-      <w:proofErr w:type="spellEnd"/>
-      <w:r>
-        <w:rPr>
-          <w:rFonts w:cs="CMU Serif"/>
-          <w:szCs w:val="24"/>
-        </w:rPr>
-        <w:t xml:space="preserve">, </w:t>
-      </w:r>
-      <w:proofErr w:type="spellStart"/>
-      <w:r>
-        <w:rPr>
-          <w:rFonts w:cs="CMU Serif"/>
-          <w:szCs w:val="24"/>
-        </w:rPr>
-        <w:t>fail</w:t>
-      </w:r>
-      <w:proofErr w:type="spellEnd"/>
-      <w:r>
-        <w:rPr>
-          <w:rFonts w:cs="CMU Serif"/>
-          <w:szCs w:val="24"/>
-        </w:rPr>
-        <w:t xml:space="preserve">, </w:t>
-      </w:r>
-      <w:proofErr w:type="spellStart"/>
-      <w:r>
-        <w:rPr>
-          <w:rFonts w:cs="CMU Serif"/>
-          <w:szCs w:val="24"/>
-        </w:rPr>
-        <w:t>withdraw</w:t>
-      </w:r>
-      <w:proofErr w:type="spellEnd"/>
-      <w:r>
-        <w:rPr>
-          <w:rFonts w:cs="CMU Serif"/>
-          <w:szCs w:val="24"/>
-        </w:rPr>
-        <w:t xml:space="preserve">, </w:t>
-      </w:r>
-      <w:proofErr w:type="spellStart"/>
-      <w:r>
-        <w:rPr>
-          <w:rFonts w:cs="CMU Serif"/>
-          <w:szCs w:val="24"/>
-        </w:rPr>
-        <w:t>distinction</w:t>
-      </w:r>
-      <w:proofErr w:type="spellEnd"/>
-      <w:r>
-        <w:rPr>
-          <w:rFonts w:cs="CMU Serif"/>
-          <w:szCs w:val="24"/>
-        </w:rPr>
-        <w:t>). Finalmente, se integraron técnicas de Inteligencia Artificial Explicable (XAI) para identificar las variables con mayor influencia en el riesgo académico, proporcionando información interpretable y accionable para apoyar intervenciones docentes personalizadas.</w:t>
-      </w:r>
-    </w:p>
-    <w:p>
-      <w:pPr>
-        <w:rPr>
-          <w:rFonts w:cs="CMU Serif"/>
-          <w:szCs w:val="24"/>
-        </w:rPr>
-      </w:pPr>
-      <w:r>
-        <w:rPr>
-          <w:rFonts w:cs="CMU Serif"/>
-          <w:b/>
-          <w:bCs/>
-          <w:szCs w:val="24"/>
-        </w:rPr>
-        <w:lastRenderedPageBreak/>
-        <w:t>Palabras clave:</w:t>
-      </w:r>
-      <w:r>
-        <w:rPr>
-          <w:rFonts w:cs="CMU Serif"/>
-          <w:szCs w:val="24"/>
-        </w:rPr>
-        <w:t xml:space="preserve"> Minería de Datos Educativos, Moodle, Aprendizaje </w:t>
-      </w:r>
-      <w:r>
-        <w:rPr>
-          <w:rFonts w:cs="CMU Serif"/>
-          <w:szCs w:val="24"/>
-        </w:rPr>
-        <w:t>Supervisado, Aprendizaje no supervisado</w:t>
-      </w:r>
-      <w:r>
-        <w:rPr>
-          <w:rFonts w:cs="CMU Serif"/>
-          <w:szCs w:val="24"/>
-        </w:rPr>
-        <w:t>, Analítica de Aprendizaje, OULAD, Inteligencia Artificial Explicable.</w:t>
-      </w:r>
+        <w:rPr>
+          <w:lang w:eastAsia="es-ES"/>
+        </w:rPr>
+      </w:pPr>
     </w:p>
     <w:p>
       <w:pPr>
@@ -6319,70 +6055,6 @@
     </w:p>
     <w:p>
       <w:pPr>
-        <w:ind w:firstLine="708"/>
-        <w:rPr>
-          <w:szCs w:val="24"/>
-          <w:lang w:val="en-GB"/>
-        </w:rPr>
-      </w:pPr>
-      <w:r>
-        <w:rPr>
-          <w:szCs w:val="24"/>
-          <w:lang w:val="en-GB"/>
-        </w:rPr>
-        <w:t>Nowadays, Learning Management Systems (LMS) have become the fundamental infrastructure of the digital educational environment. Although these platforms have enabled the generation of a massive volume of data, a critical gap remains between data collection and its pedagogical use. In practice, LMS often operate as “black boxes”, storing records that teachers cannot interpret, which prevents the early detection of students at risk of failure.</w:t>
-      </w:r>
-    </w:p>
-    <w:p>
-      <w:pPr>
-        <w:ind w:firstLine="708"/>
-        <w:rPr>
-          <w:szCs w:val="24"/>
-          <w:lang w:val="en-GB"/>
-        </w:rPr>
-      </w:pPr>
-      <w:r>
-        <w:rPr>
-          <w:szCs w:val="24"/>
-          <w:lang w:val="en-GB"/>
-        </w:rPr>
-        <w:t xml:space="preserve">This </w:t>
-      </w:r>
-      <w:proofErr w:type="gramStart"/>
-      <w:r>
-        <w:rPr>
-          <w:szCs w:val="24"/>
-          <w:lang w:val="en-GB"/>
-        </w:rPr>
-        <w:t>Master’s</w:t>
-      </w:r>
-      <w:proofErr w:type="gramEnd"/>
-      <w:r>
-        <w:rPr>
-          <w:szCs w:val="24"/>
-          <w:lang w:val="en-GB"/>
-        </w:rPr>
-        <w:t xml:space="preserve"> Thesis (TFM) addresses this problem through the development and validation of a hybrid Educational Data Mining (EDM) model. The research is based on the exploitation of the OULAD dataset (Open University Learning Analytics Dataset), one of the most comprehensive reference repositories worldwide, which integrates demographic information, assessment results, and detailed interaction logs from thousands of students across various university courses.</w:t>
-      </w:r>
-    </w:p>
-    <w:p>
-      <w:pPr>
-        <w:ind w:firstLine="708"/>
-        <w:rPr>
-          <w:szCs w:val="24"/>
-          <w:lang w:val="en-GB"/>
-        </w:rPr>
-      </w:pPr>
-      <w:r>
-        <w:rPr>
-          <w:szCs w:val="24"/>
-          <w:lang w:val="en-GB"/>
-        </w:rPr>
-        <w:t>After a feature engineering phase to transform logs into behavioural metrics, unsupervised learning techniques (clustering) were applied to segment the student population and identify learning archetypes and behavioural patterns. These findings were subsequently incorporated into supervised learning models aimed at predicting students’ final performance (pass, fail, withdraw, distinction). Finally, Explainable Artificial Intelligence (XAI) techniques were integrated to identify the variables with the greatest influence on academic risk, providing interpretable and actionable information to support personalised teaching interventions.</w:t>
-      </w:r>
-    </w:p>
-    <w:p>
-      <w:pPr>
         <w:spacing w:after="0"/>
         <w:rPr>
           <w:b/>
@@ -6391,31 +6063,6 @@
           <w:lang w:val="en-GB"/>
         </w:rPr>
       </w:pPr>
-    </w:p>
-    <w:p>
-      <w:pPr>
-        <w:spacing w:after="0"/>
-        <w:rPr>
-          <w:szCs w:val="24"/>
-          <w:lang w:val="en-GB"/>
-        </w:rPr>
-      </w:pPr>
-      <w:r>
-        <w:rPr>
-          <w:b/>
-          <w:bCs/>
-          <w:szCs w:val="24"/>
-          <w:lang w:val="en-GB"/>
-        </w:rPr>
-        <w:t>Keywords:</w:t>
-      </w:r>
-      <w:r>
-        <w:rPr>
-          <w:szCs w:val="24"/>
-          <w:lang w:val="en-GB"/>
-        </w:rPr>
-        <w:t xml:space="preserve"> Educational Data Mining, Moodle, Supervised Learning, Unsupervised Learning, Learning Analytics, OULAD, Explainable Artificial Intelligence.</w:t>
-      </w:r>
     </w:p>
     <w:p>
       <w:pPr>
@@ -7176,89 +6823,25 @@
     </w:p>
     <w:p>
       <w:pPr>
-        <w:ind w:left="357" w:firstLine="351"/>
-        <w:rPr>
-          <w:szCs w:val="24"/>
-          <w:lang w:eastAsia="es-ES"/>
-        </w:rPr>
-      </w:pPr>
-      <w:r>
-        <w:rPr>
-          <w:szCs w:val="24"/>
-          <w:lang w:eastAsia="es-ES"/>
-        </w:rPr>
-        <w:t xml:space="preserve">Diseñar, implementar y evaluar una arquitectura híbrida de </w:t>
+        <w:ind w:firstLine="284"/>
+      </w:pPr>
+      <w:bookmarkStart w:id="8" w:name="_Toc222664033"/>
+      <w:r>
+        <w:t>Diseñar, implementar y evaluar una arquitectura híbrida de aprendizaje profundo aplicada a datos de interacción generados en un LMS (</w:t>
       </w:r>
       <w:proofErr w:type="spellStart"/>
       <w:r>
-        <w:rPr>
-          <w:szCs w:val="24"/>
-          <w:lang w:eastAsia="es-ES"/>
-        </w:rPr>
-        <w:t>deep</w:t>
+        <w:t>dataset</w:t>
       </w:r>
       <w:proofErr w:type="spellEnd"/>
       <w:r>
-        <w:rPr>
-          <w:szCs w:val="24"/>
-          <w:lang w:eastAsia="es-ES"/>
-        </w:rPr>
-        <w:t xml:space="preserve"> learning aplicada a datos de interacción generados en un LMS, utilizando el </w:t>
-      </w:r>
-      <w:proofErr w:type="spellStart"/>
-      <w:r>
-        <w:rPr>
-          <w:szCs w:val="24"/>
-          <w:lang w:eastAsia="es-ES"/>
-        </w:rPr>
-        <w:t>dataset</w:t>
-      </w:r>
-      <w:proofErr w:type="spellEnd"/>
-      <w:r>
-        <w:rPr>
-          <w:szCs w:val="24"/>
-          <w:lang w:eastAsia="es-ES"/>
-        </w:rPr>
-        <w:t xml:space="preserve"> OULAD, que integre aprendizaje no supervisado (</w:t>
-      </w:r>
-      <w:proofErr w:type="spellStart"/>
-      <w:r>
-        <w:rPr>
-          <w:szCs w:val="24"/>
-          <w:lang w:eastAsia="es-ES"/>
-        </w:rPr>
-        <w:t>autoencoders</w:t>
-      </w:r>
-      <w:proofErr w:type="spellEnd"/>
-      <w:r>
-        <w:rPr>
-          <w:szCs w:val="24"/>
-          <w:lang w:eastAsia="es-ES"/>
-        </w:rPr>
-        <w:t xml:space="preserve"> y clustering) para construir representaciones latentes y perfiles de estudiantes, y redes </w:t>
-      </w:r>
-      <w:proofErr w:type="spellStart"/>
-      <w:r>
-        <w:rPr>
-          <w:szCs w:val="24"/>
-          <w:lang w:eastAsia="es-ES"/>
-        </w:rPr>
-        <w:t>Transformer</w:t>
-      </w:r>
-      <w:proofErr w:type="spellEnd"/>
-      <w:r>
-        <w:rPr>
-          <w:szCs w:val="24"/>
-          <w:lang w:eastAsia="es-ES"/>
-        </w:rPr>
-        <w:t xml:space="preserve"> para modelar la evolución temporal de dicha interacción, con el fin de predecir de forma temprana el riesgo de fracaso y abandono académico, incorporando además técnicas de inteligencia artificial explicable (XAI) para interpretar y justificar las predicciones del modelo.</w:t>
+        <w:t xml:space="preserve"> OULAD), con el fin de detectar de forma temprana el riesgo de fracaso y abandono académico, integrando técnicas de aprendizaje no supervisado, modelado secuencial y métodos de inteligencia artificial explicable que permitan generar conocimiento pedagógicamente accionable.</w:t>
       </w:r>
     </w:p>
     <w:p>
       <w:pPr>
         <w:pStyle w:val="Ttulo2"/>
       </w:pPr>
-      <w:bookmarkStart w:id="8" w:name="_Toc222664033"/>
       <w:r>
         <w:t>Objetivos Específicos</w:t>
       </w:r>
@@ -7372,7 +6955,7 @@
           <w:szCs w:val="24"/>
           <w:lang w:eastAsia="es-ES"/>
         </w:rPr>
-        <w:t xml:space="preserve">ducativos, contrastando las limitaciones de los métodos lineales clásicos </w:t>
+        <w:t xml:space="preserve">ducativos, contrastando las limitaciones de los métodos lineales clásicos (PCA, Regresión) frente a las capacidades de las arquitecturas profundas </w:t>
       </w:r>
       <w:r>
         <w:rPr>
@@ -7380,7 +6963,7 @@
           <w:lang w:eastAsia="es-ES"/>
         </w:rPr>
         <w:lastRenderedPageBreak/>
-        <w:t>(PCA, Regresión) frente a las capacidades de las arquitecturas profundas (</w:t>
+        <w:t>(</w:t>
       </w:r>
       <w:proofErr w:type="spellStart"/>
       <w:r>
@@ -7595,21 +7178,19 @@
         </w:rPr>
         <w:t xml:space="preserve">mediante algoritmos de clustering sobre distintas representaciones comprimidas de los datos —espacio latente aprendido por </w:t>
       </w:r>
-      <w:proofErr w:type="spellStart"/>
-      <w:r>
-        <w:rPr>
-          <w:szCs w:val="24"/>
-          <w:lang w:eastAsia="es-ES"/>
-        </w:rPr>
-        <w:t>autoencoder</w:t>
-      </w:r>
-      <w:proofErr w:type="spellEnd"/>
-      <w:r>
-        <w:rPr>
-          <w:szCs w:val="24"/>
-          <w:lang w:eastAsia="es-ES"/>
-        </w:rPr>
-        <w:t xml:space="preserve"> y espacio reducido mediante PCA— con el fin de segmentar la población estudiantil, identificar arquetipos de aprendizaje emergentes y comparar hasta qué punto cada representación preserva o resalta estructura útil. </w:t>
+      <w:r>
+        <w:rPr>
+          <w:szCs w:val="24"/>
+          <w:lang w:eastAsia="es-ES"/>
+        </w:rPr>
+        <w:t>A</w:t>
+      </w:r>
+      <w:r>
+        <w:rPr>
+          <w:szCs w:val="24"/>
+          <w:lang w:eastAsia="es-ES"/>
+        </w:rPr>
+        <w:t xml:space="preserve">utoencoder y espacio reducido mediante PCA— con el fin de segmentar la población estudiantil, identificar arquetipos de aprendizaje emergentes y comparar hasta qué punto cada representación preserva o resalta estructura útil. </w:t>
       </w:r>
     </w:p>
     <w:p>
@@ -7658,15 +7239,21 @@
           <w:szCs w:val="24"/>
           <w:lang w:eastAsia="es-ES"/>
         </w:rPr>
-        <w:t xml:space="preserve"> para detectar dependencias a largo plazo en el curso y </w:t>
-      </w:r>
-      <w:r>
-        <w:rPr>
-          <w:szCs w:val="24"/>
-          <w:lang w:eastAsia="es-ES"/>
-        </w:rPr>
-        <w:lastRenderedPageBreak/>
-        <w:t>superar las limitaciones de memoria de las redes recurrentes (LSTM) en la detección temprana de riesgo.</w:t>
+        <w:t xml:space="preserve"> para detectar dependencias a largo plazo en </w:t>
+      </w:r>
+      <w:r>
+        <w:rPr>
+          <w:szCs w:val="24"/>
+          <w:lang w:eastAsia="es-ES"/>
+        </w:rPr>
+        <w:t>el curso</w:t>
+      </w:r>
+      <w:r>
+        <w:rPr>
+          <w:szCs w:val="24"/>
+          <w:lang w:eastAsia="es-ES"/>
+        </w:rPr>
+        <w:t>.</w:t>
       </w:r>
     </w:p>
     <w:p>
@@ -7690,6 +7277,7 @@
           <w:szCs w:val="24"/>
           <w:lang w:eastAsia="es-ES"/>
         </w:rPr>
+        <w:lastRenderedPageBreak/>
         <w:t>Desplegar una estrategia de Explicabilidad Dual (XAI) para mitigar el problema de la "Caja Negra":</w:t>
       </w:r>
     </w:p>
@@ -7826,111 +7414,6 @@
           <w:szCs w:val="24"/>
           <w:lang w:eastAsia="es-ES"/>
         </w:rPr>
-        <w:t xml:space="preserve">Comparar empíricamente el modelo </w:t>
-      </w:r>
-      <w:proofErr w:type="spellStart"/>
-      <w:r>
-        <w:rPr>
-          <w:b/>
-          <w:bCs/>
-          <w:szCs w:val="24"/>
-          <w:lang w:eastAsia="es-ES"/>
-        </w:rPr>
-        <w:t>transformers</w:t>
-      </w:r>
-      <w:proofErr w:type="spellEnd"/>
-      <w:r>
-        <w:rPr>
-          <w:b/>
-          <w:bCs/>
-          <w:szCs w:val="24"/>
-          <w:lang w:eastAsia="es-ES"/>
-        </w:rPr>
-        <w:t xml:space="preserve"> propuesto con líneas base tradicionales (</w:t>
-      </w:r>
-      <w:proofErr w:type="spellStart"/>
-      <w:r>
-        <w:rPr>
-          <w:b/>
-          <w:bCs/>
-          <w:szCs w:val="24"/>
-          <w:lang w:eastAsia="es-ES"/>
-        </w:rPr>
-        <w:t>Ensembles</w:t>
-      </w:r>
-      <w:proofErr w:type="spellEnd"/>
-      <w:r>
-        <w:rPr>
-          <w:b/>
-          <w:bCs/>
-          <w:szCs w:val="24"/>
-          <w:lang w:eastAsia="es-ES"/>
-        </w:rPr>
-        <w:t xml:space="preserve"> como </w:t>
-      </w:r>
-      <w:proofErr w:type="spellStart"/>
-      <w:r>
-        <w:rPr>
-          <w:b/>
-          <w:bCs/>
-          <w:szCs w:val="24"/>
-          <w:lang w:eastAsia="es-ES"/>
-        </w:rPr>
-        <w:t>XGBoost</w:t>
-      </w:r>
-      <w:proofErr w:type="spellEnd"/>
-      <w:r>
-        <w:rPr>
-          <w:b/>
-          <w:bCs/>
-          <w:szCs w:val="24"/>
-          <w:lang w:eastAsia="es-ES"/>
-        </w:rPr>
-        <w:t xml:space="preserve"> y reducciones lineales con PCA), </w:t>
-      </w:r>
-      <w:r>
-        <w:rPr>
-          <w:szCs w:val="24"/>
-          <w:lang w:eastAsia="es-ES"/>
-        </w:rPr>
-        <w:t>analizando sus métricas de precisión (</w:t>
-      </w:r>
-      <w:proofErr w:type="spellStart"/>
-      <w:r>
-        <w:rPr>
-          <w:szCs w:val="24"/>
-          <w:lang w:eastAsia="es-ES"/>
-        </w:rPr>
-        <w:t>Accuracy</w:t>
-      </w:r>
-      <w:proofErr w:type="spellEnd"/>
-      <w:r>
-        <w:rPr>
-          <w:szCs w:val="24"/>
-          <w:lang w:eastAsia="es-ES"/>
-        </w:rPr>
-        <w:t>, F1-Score) y el grado de explicabilidad, identificando en qué condiciones el enfoque propuesto aporta ventajas o limitaciones.</w:t>
-      </w:r>
-    </w:p>
-    <w:p>
-      <w:pPr>
-        <w:pStyle w:val="Prrafodelista"/>
-        <w:numPr>
-          <w:ilvl w:val="0"/>
-          <w:numId w:val="11"/>
-        </w:numPr>
-        <w:rPr>
-          <w:szCs w:val="24"/>
-          <w:lang w:eastAsia="es-ES"/>
-        </w:rPr>
-      </w:pPr>
-      <w:r>
-        <w:rPr>
-          <w:b/>
-          <w:bCs/>
-          <w:szCs w:val="24"/>
-          <w:lang w:eastAsia="es-ES"/>
-        </w:rPr>
         <w:t>Diseñar un marco de "Explicaciones Accionables"</w:t>
       </w:r>
       <w:r>
@@ -8099,7 +7582,7 @@
     </w:p>
     <w:p>
       <w:pPr>
-        <w:ind w:left="488" w:firstLine="220"/>
+        <w:ind w:firstLine="488"/>
         <w:rPr>
           <w:szCs w:val="24"/>
           <w:lang w:eastAsia="es-ES"/>
@@ -8158,7 +7641,7 @@
           <w:szCs w:val="24"/>
           <w:lang w:eastAsia="es-ES"/>
         </w:rPr>
-        <w:t xml:space="preserve">) son técnicas que utilizan </w:t>
+        <w:t xml:space="preserve">) son técnicas que utilizan el </w:t>
       </w:r>
       <w:r>
         <w:rPr>
@@ -8166,7 +7649,7 @@
           <w:lang w:eastAsia="es-ES"/>
         </w:rPr>
         <w:lastRenderedPageBreak/>
-        <w:t xml:space="preserve">el análisis de datos para mejorar los procesos educativos. Para ello </w:t>
+        <w:t xml:space="preserve">análisis de datos para mejorar los procesos educativos. Para ello </w:t>
       </w:r>
       <w:r>
         <w:rPr>
@@ -8261,7 +7744,7 @@
     </w:p>
     <w:p>
       <w:pPr>
-        <w:ind w:left="488" w:firstLine="220"/>
+        <w:ind w:firstLine="488"/>
         <w:rPr>
           <w:szCs w:val="24"/>
           <w:lang w:eastAsia="es-ES"/>
@@ -8385,7 +7868,7 @@
     </w:p>
     <w:p>
       <w:pPr>
-        <w:ind w:left="488" w:firstLine="220"/>
+        <w:ind w:firstLine="360"/>
         <w:rPr>
           <w:szCs w:val="24"/>
           <w:lang w:eastAsia="es-ES"/>
@@ -8498,7 +7981,7 @@
     </w:p>
     <w:p>
       <w:pPr>
-        <w:ind w:left="360" w:firstLine="348"/>
+        <w:ind w:firstLine="360"/>
         <w:rPr>
           <w:szCs w:val="24"/>
           <w:lang w:eastAsia="es-ES"/>
@@ -8530,7 +8013,7 @@
           <w:szCs w:val="24"/>
           <w:lang w:eastAsia="es-ES"/>
         </w:rPr>
-        <w:t xml:space="preserve">stablecer un marco de referencia común que garantice la validez externa y la comparabilidad de </w:t>
+        <w:t xml:space="preserve">stablecer un marco de referencia común que garantice la validez externa y la comparabilidad de los resultados (benchmarking). En este contexto, el conjunto de datos OULAD </w:t>
       </w:r>
       <w:r>
         <w:rPr>
@@ -8538,7 +8021,7 @@
           <w:lang w:eastAsia="es-ES"/>
         </w:rPr>
         <w:lastRenderedPageBreak/>
-        <w:t xml:space="preserve">los resultados (benchmarking). En este contexto, el conjunto de datos OULAD (Open </w:t>
+        <w:t xml:space="preserve">(Open </w:t>
       </w:r>
       <w:proofErr w:type="spellStart"/>
       <w:r>
@@ -8854,16 +8337,15 @@
     </w:p>
     <w:p>
       <w:pPr>
-        <w:ind w:left="360"/>
-        <w:rPr>
-          <w:szCs w:val="24"/>
-          <w:lang w:eastAsia="es-ES"/>
-        </w:rPr>
-      </w:pPr>
-    </w:p>
-    <w:p>
-      <w:pPr>
-        <w:ind w:left="360"/>
+        <w:rPr>
+          <w:szCs w:val="24"/>
+          <w:lang w:eastAsia="es-ES"/>
+        </w:rPr>
+      </w:pPr>
+    </w:p>
+    <w:p>
+      <w:pPr>
+        <w:ind w:firstLine="360"/>
         <w:rPr>
           <w:szCs w:val="24"/>
           <w:lang w:eastAsia="es-ES"/>
@@ -8943,7 +8425,7 @@
     </w:p>
     <w:p>
       <w:pPr>
-        <w:ind w:left="360" w:firstLine="129"/>
+        <w:ind w:firstLine="360"/>
         <w:rPr>
           <w:szCs w:val="24"/>
         </w:rPr>
@@ -8980,14 +8462,14 @@
         <w:rPr>
           <w:szCs w:val="24"/>
         </w:rPr>
-        <w:t xml:space="preserve"> o plataformas MOOC específicas) presentan inconvenientes críticos: o bien se trata de </w:t>
+        <w:t xml:space="preserve"> o plataformas MOOC específicas) presentan inconvenientes críticos: o bien se trata de datos sintéticos generados artificialmente para sortear regulaciones de privacidad —lo que </w:t>
       </w:r>
       <w:r>
         <w:rPr>
           <w:szCs w:val="24"/>
         </w:rPr>
         <w:lastRenderedPageBreak/>
-        <w:t xml:space="preserve">datos sintéticos generados artificialmente para sortear regulaciones de privacidad —lo que compromete la fidelidad del comportamiento humano real—, o bien carecen de la documentación académica rigurosa necesaria para sustentar una investigación formal. Asimismo, alternativas masivas como </w:t>
+        <w:t xml:space="preserve">compromete la fidelidad del comportamiento humano real—, o bien carecen de la documentación académica rigurosa necesaria para sustentar una investigación formal. Asimismo, alternativas masivas como </w:t>
       </w:r>
       <w:proofErr w:type="spellStart"/>
       <w:r>
@@ -9292,23 +8774,16 @@
           <w:szCs w:val="24"/>
           <w:lang w:eastAsia="es-ES"/>
         </w:rPr>
-        <w:t xml:space="preserve">Distinguir estos dos fenómenos es fundamental para la modelización computacional, ya que los patrones de interacción que preceden a un abandono (ej. disminución progresiva de accesos) difieren sustancialmente de los patrones de un estudiante que suspende (ej. accesos constantes, pero bajo desempeño en </w:t>
-      </w:r>
-      <w:r>
-        <w:rPr>
-          <w:szCs w:val="24"/>
-          <w:lang w:eastAsia="es-ES"/>
-        </w:rPr>
+        <w:t>Distinguir estos dos fenómenos es fundamental para la modelización computacional, ya que los patrones de interacción que preceden a un abandono (ej. disminución progresiva de accesos) difieren sustancialmente de los patrones de un estudiante que suspende (ej. accesos constantes, pero bajo desempeño en cuestionarios). Un sistema robusto debe ser capaz de diagnosticar ambos riesgos por separado.</w:t>
+      </w:r>
+    </w:p>
+    <w:p>
+      <w:pPr>
+        <w:pStyle w:val="Ttulo3"/>
+      </w:pPr>
+      <w:bookmarkStart w:id="15" w:name="_Toc222664039"/>
+      <w:r>
         <w:lastRenderedPageBreak/>
-        <w:t>cuestionarios). Un sistema robusto debe ser capaz de diagnosticar ambos riesgos por separado.</w:t>
-      </w:r>
-    </w:p>
-    <w:p>
-      <w:pPr>
-        <w:pStyle w:val="Ttulo3"/>
-      </w:pPr>
-      <w:bookmarkStart w:id="15" w:name="_Toc222664039"/>
-      <w:r>
         <w:t>Aprendizaje No Supervisado: Descubrimiento de Patrones (Clustering)</w:t>
       </w:r>
       <w:bookmarkEnd w:id="15"/>
@@ -10639,7 +10114,15 @@
           <w:szCs w:val="24"/>
           <w:lang w:eastAsia="es-ES"/>
         </w:rPr>
-        <w:t xml:space="preserve"> frente a Random Forest en su configuración experimental, destacando además la dependencia de estos modelos respecto a la ingeniería manual de características.</w:t>
+        <w:t xml:space="preserve"> frente a Random Forest en su configuración experimental, destacando además la </w:t>
+      </w:r>
+      <w:r>
+        <w:rPr>
+          <w:szCs w:val="24"/>
+          <w:lang w:eastAsia="es-ES"/>
+        </w:rPr>
+        <w:lastRenderedPageBreak/>
+        <w:t>dependencia de estos modelos respecto a la ingeniería manual de características.</w:t>
       </w:r>
       <w:r>
         <w:rPr>
@@ -10652,7 +10135,6 @@
           <w:szCs w:val="24"/>
           <w:lang w:eastAsia="es-ES"/>
         </w:rPr>
-        <w:lastRenderedPageBreak/>
         <w:t>En este sentido, parte de la literatura enfatiza que la ganancia de rendimiento en ensambles se apoya en “cómo” se agregan los logs (por semana/día, por tipo de actividad, por curso) y en la selección de variables, lo que puede limitar la captura de patrones temporales finos cuando se reduce la secuencia a totales acumulados.</w:t>
       </w:r>
     </w:p>
@@ -11881,7 +11363,7 @@
           <w:szCs w:val="24"/>
           <w:lang w:eastAsia="es-ES"/>
         </w:rPr>
-        <w:t xml:space="preserve">) que el usuario final deposite en el sistema, siendo la explicabilidad el vehículo fundamental para incrementarla. Los modelos de Deep Learning avanzados, como las redes LSTM </w:t>
+        <w:t xml:space="preserve">) que el usuario final deposite en el sistema, siendo la explicabilidad el vehículo fundamental para </w:t>
       </w:r>
       <w:r>
         <w:rPr>
@@ -11889,7 +11371,7 @@
           <w:lang w:eastAsia="es-ES"/>
         </w:rPr>
         <w:lastRenderedPageBreak/>
-        <w:t xml:space="preserve">o los propios </w:t>
+        <w:t xml:space="preserve">incrementarla. Los modelos de Deep Learning avanzados, como las redes LSTM o los propios </w:t>
       </w:r>
       <w:proofErr w:type="spellStart"/>
       <w:r>
@@ -12399,7 +11881,7 @@
           <w:szCs w:val="24"/>
           <w:lang w:eastAsia="es-ES"/>
         </w:rPr>
-        <w:t xml:space="preserve"> Coincidiendo con la visión de autores como Sejnowski (2020) y Khosravi et al. (2022), se detecta una necesidad transversal de dotar de transparencia a los modelos complejos. Más allá de la precisión predictiva, este TFM asume la </w:t>
+        <w:t xml:space="preserve"> Coincidiendo con la visión de autores como Sejnowski (2020) y Khosravi et al. (2022), se detecta una necesidad transversal de dotar de transparencia a los modelos </w:t>
       </w:r>
       <w:r>
         <w:rPr>
@@ -12407,7 +11889,7 @@
           <w:lang w:eastAsia="es-ES"/>
         </w:rPr>
         <w:lastRenderedPageBreak/>
-        <w:t xml:space="preserve">premisa de que la adopción real de estas herramientas depende de su interpretabilidad. Por tanto, se propone evaluar una estrategia de explicabilidad dual (SHAP y </w:t>
+        <w:t xml:space="preserve">complejos. Más allá de la precisión predictiva, este TFM asume la premisa de que la adopción real de estas herramientas depende de su interpretabilidad. Por tanto, se propone evaluar una estrategia de explicabilidad dual (SHAP y </w:t>
       </w:r>
       <w:proofErr w:type="spellStart"/>
       <w:r>
@@ -12524,6 +12006,7 @@
     <w:p>
       <w:pPr>
         <w:pStyle w:val="Ttulo1"/>
+        <w:spacing w:after="240"/>
       </w:pPr>
       <w:bookmarkStart w:id="24" w:name="_Toc10030874"/>
       <w:bookmarkEnd w:id="24"/>
@@ -12541,42 +12024,56 @@
       <w:pPr>
         <w:ind w:firstLine="357"/>
         <w:rPr>
-          <w:szCs w:val="24"/>
-        </w:rPr>
-      </w:pPr>
-      <w:r>
-        <w:rPr>
-          <w:szCs w:val="24"/>
-        </w:rPr>
-        <w:t>Tras haber establecido los cimientos conceptuales en el marco teórico y analizado el estado del arte, este capítulo constituye el núcleo empírico de la investigación. Su propósito es detallar el proceso de ingeniería y modelado seguido para transformar los registros brutos del conjunto de datos OULAD en un sistema predictivo robusto y funcional.</w:t>
+          <w:lang w:eastAsia="es-ES"/>
+        </w:rPr>
+      </w:pPr>
+      <w:r>
+        <w:rPr>
+          <w:lang w:eastAsia="es-ES"/>
+        </w:rPr>
+        <w:t xml:space="preserve">Este capítulo presenta el desarrollo técnico del sistema propuesto para la detección temprana del riesgo académico a partir de los datos del </w:t>
+      </w:r>
+      <w:proofErr w:type="spellStart"/>
+      <w:r>
+        <w:rPr>
+          <w:lang w:eastAsia="es-ES"/>
+        </w:rPr>
+        <w:t>dataset</w:t>
+      </w:r>
+      <w:proofErr w:type="spellEnd"/>
+      <w:r>
+        <w:rPr>
+          <w:lang w:eastAsia="es-ES"/>
+        </w:rPr>
+        <w:t xml:space="preserve"> OULAD. Tras la fundamentación teórica expuesta en los capítulos anteriores, se formaliza aquí el problema desde una perspectiva computacional y se describe la metodología seguida para su resolución.</w:t>
       </w:r>
     </w:p>
     <w:p>
       <w:pPr>
         <w:ind w:firstLine="357"/>
         <w:rPr>
-          <w:szCs w:val="24"/>
-        </w:rPr>
-      </w:pPr>
-      <w:r>
-        <w:rPr>
-          <w:szCs w:val="24"/>
-        </w:rPr>
-        <w:t>A lo largo de las siguientes secciones, se describe la implementación técnica de una arquitectura híbrida que combina el aprendizaje de representaciones (</w:t>
-      </w:r>
-      <w:proofErr w:type="spellStart"/>
-      <w:r>
-        <w:rPr>
-          <w:szCs w:val="24"/>
-        </w:rPr>
-        <w:t>Autoencoders</w:t>
-      </w:r>
-      <w:proofErr w:type="spellEnd"/>
-      <w:r>
-        <w:rPr>
-          <w:szCs w:val="24"/>
-        </w:rPr>
-        <w:t>) con el modelado secuencial (Transformers). El capítulo se estructura partiendo de la formalización del planteamiento del problema y la definición de la metodología (bajo el estándar CRISP-DM), para posteriormente abordar las fases de preprocesamiento, entrenamiento de los modelos y, finalmente, la discusión crítica de los resultados obtenidos, poniendo especial énfasis en su capacidad de explicación pedagógica (XAI) para el entorno docente.</w:t>
+          <w:lang w:eastAsia="es-ES"/>
+        </w:rPr>
+      </w:pPr>
+      <w:r>
+        <w:rPr>
+          <w:lang w:eastAsia="es-ES"/>
+        </w:rPr>
+        <w:t>En primer lugar, se delimita el planteamiento del problema, identificando las limitaciones actuales en el aprovechamiento pedagógico de los registros generados en los LMS. A continuación, se detalla la solución propuesta, basada en una arquitectura híbrida que combina aprendizaje no supervisado y modelado secuencial.</w:t>
+      </w:r>
+    </w:p>
+    <w:p>
+      <w:pPr>
+        <w:ind w:firstLine="284"/>
+        <w:rPr>
+          <w:lang w:eastAsia="es-ES"/>
+        </w:rPr>
+      </w:pPr>
+      <w:r>
+        <w:rPr>
+          <w:lang w:eastAsia="es-ES"/>
+        </w:rPr>
+        <w:t>Finalmente, se expone el marco metodológico adoptado —estructurado bajo el estándar CRISP-DM— así como las fases operativas que guían el preprocesamiento, el entrenamiento de los modelos y la evaluación del sistema, con especial atención a su interpretabilidad y aplicabilidad en el contexto docente.</w:t>
       </w:r>
     </w:p>
     <w:p>
@@ -13276,21 +12773,21 @@
         <w:rPr>
           <w:lang w:eastAsia="es-ES"/>
         </w:rPr>
-        <w:t xml:space="preserve">, se realiza un agrupamiento (clustering) del estudiantado utilizando exclusivamente la información disponible hasta la semana W, con el objetivo de identificar perfiles de comportamiento diferenciados. Para optimizar el agrupamiento, se comparan técnicas de reducción de dimensionalidad, concretamente PCA y un </w:t>
-      </w:r>
-      <w:proofErr w:type="spellStart"/>
-      <w:r>
-        <w:rPr>
-          <w:lang w:eastAsia="es-ES"/>
-        </w:rPr>
-        <w:t>autoencoder</w:t>
-      </w:r>
-      <w:proofErr w:type="spellEnd"/>
-      <w:r>
-        <w:rPr>
-          <w:lang w:eastAsia="es-ES"/>
-        </w:rPr>
-        <w:t>, con el fin de proyectar la información a un espacio latente de menor dimensión y potencialmente más separable.</w:t>
+        <w:t xml:space="preserve">, se realiza un agrupamiento (clustering) del estudiantado utilizando exclusivamente la información disponible hasta la semana W, con el objetivo de identificar perfiles de comportamiento diferenciados. </w:t>
+      </w:r>
+    </w:p>
+    <w:p>
+      <w:pPr>
+        <w:ind w:firstLine="284"/>
+        <w:rPr>
+          <w:lang w:eastAsia="es-ES"/>
+        </w:rPr>
+      </w:pPr>
+      <w:r>
+        <w:rPr>
+          <w:lang w:eastAsia="es-ES"/>
+        </w:rPr>
+        <w:t>Para optimizar el agrupamiento, se comparan técnicas de reducción de dimensionalidad, concretamente PCA y un autoencoder, con el fin de proyectar la información a un espacio latente de menor dimensión y potencialmente más separable.</w:t>
       </w:r>
       <w:r>
         <w:rPr>
@@ -13308,21 +12805,7 @@
         <w:rPr>
           <w:lang w:eastAsia="es-ES"/>
         </w:rPr>
-        <w:t xml:space="preserve"> </w:t>
-      </w:r>
-      <w:proofErr w:type="spellStart"/>
-      <w:r>
-        <w:rPr>
-          <w:lang w:eastAsia="es-ES"/>
-        </w:rPr>
-        <w:t>autoencoder</w:t>
-      </w:r>
-      <w:proofErr w:type="spellEnd"/>
-      <w:r>
-        <w:rPr>
-          <w:lang w:eastAsia="es-ES"/>
-        </w:rPr>
-        <w:t xml:space="preserve"> se le penalizará no solo por su capacidad de reconstrucción sino también por su capacidad para </w:t>
+        <w:t xml:space="preserve"> autoencoder se le penalizará no solo por su capacidad de reconstrucción sino también por su capacidad para </w:t>
       </w:r>
       <w:proofErr w:type="spellStart"/>
       <w:r>
@@ -13347,11 +12830,12 @@
       </w:pPr>
       <w:r>
         <w:rPr>
+          <w:noProof/>
           <w:lang w:eastAsia="es-ES"/>
         </w:rPr>
         <w:drawing>
-          <wp:inline distT="0" distB="0" distL="0" distR="0" wp14:anchorId="10CCC794" wp14:editId="4AEC81A7">
-            <wp:extent cx="3668171" cy="2037681"/>
+          <wp:inline distT="0" distB="0" distL="0" distR="0" wp14:anchorId="10CCC794" wp14:editId="769E88AA">
+            <wp:extent cx="4357819" cy="2420782"/>
             <wp:effectExtent l="0" t="0" r="0" b="0"/>
             <wp:docPr id="2062421347" name="Imagen 1" descr="Diagrama&#10;&#10;El contenido generado por IA puede ser incorrecto."/>
             <wp:cNvGraphicFramePr>
@@ -13373,7 +12857,7 @@
                   <pic:spPr>
                     <a:xfrm>
                       <a:off x="0" y="0"/>
-                      <a:ext cx="3688294" cy="2048859"/>
+                      <a:ext cx="4397736" cy="2442956"/>
                     </a:xfrm>
                     <a:prstGeom prst="rect">
                       <a:avLst/>
@@ -13454,41 +12938,204 @@
         <w:rPr>
           <w:lang w:eastAsia="es-ES"/>
         </w:rPr>
-        <w:t xml:space="preserve">En concreto, se entrenará un único </w:t>
+        <w:lastRenderedPageBreak/>
+        <w:t xml:space="preserve">En concreto, se entrenará un único autoencoder (común a todas las ventanas) para aprender una representación comprimida de los datos. Posteriormente, se ajustará un modelo de clustering independiente para cada ventana temporal W, de modo que cada uno esté especializado en agrupar a los estudiantes basándose en su comportamiento acumulado desde el inicio del curso hasta </w:t>
+      </w:r>
+      <w:r>
+        <w:rPr>
+          <w:lang w:eastAsia="es-ES"/>
+        </w:rPr>
+        <w:t>la</w:t>
+      </w:r>
+      <w:r>
+        <w:rPr>
+          <w:lang w:eastAsia="es-ES"/>
+        </w:rPr>
+        <w:t xml:space="preserve"> semana W</w:t>
+      </w:r>
+      <w:r>
+        <w:rPr>
+          <w:lang w:eastAsia="es-ES"/>
+        </w:rPr>
+        <w:t>.</w:t>
+      </w:r>
+      <w:r>
+        <w:rPr>
+          <w:lang w:eastAsia="es-ES"/>
+        </w:rPr>
+        <w:t xml:space="preserve"> </w:t>
+      </w:r>
+    </w:p>
+    <w:p>
+      <w:pPr>
+        <w:ind w:firstLine="284"/>
+        <w:rPr>
+          <w:lang w:eastAsia="es-ES"/>
+        </w:rPr>
+      </w:pPr>
+      <w:r>
+        <w:rPr>
+          <w:lang w:eastAsia="es-ES"/>
+        </w:rPr>
+        <w:t>El algoritmo de agrupamiento seleccionado para esta fase es el Modelo de Mixtura Gaussiana (GMM, por sus siglas en inglés). La elección se fundamenta en su naturaleza probabilística, la cual se adapta de manera óptima a distribuciones de datos continuas donde las fronteras entre los diferentes perfiles de estudiantes son difusas. A diferencia de los métodos de asignación estricta (</w:t>
       </w:r>
       <w:proofErr w:type="spellStart"/>
       <w:r>
         <w:rPr>
           <w:lang w:eastAsia="es-ES"/>
         </w:rPr>
-        <w:t>autoencoder</w:t>
+        <w:t>hard</w:t>
       </w:r>
       <w:proofErr w:type="spellEnd"/>
       <w:r>
         <w:rPr>
           <w:lang w:eastAsia="es-ES"/>
         </w:rPr>
-        <w:t xml:space="preserve"> (común a todas las ventanas) para aprender una representación comprimida de los datos. Posteriormente, se ajustará un modelo de clustering independiente para cada ventana temporal W, </w:t>
+        <w:t xml:space="preserve"> clustering), GMM no fuerza a un alumno a pertenecer a un único grupo, sino que calcula una distribución de probabilidades. Adicionalmente, desde una perspectiva arquitectónica, alimentar la red neuronal </w:t>
+      </w:r>
+      <w:proofErr w:type="spellStart"/>
+      <w:r>
+        <w:rPr>
+          <w:lang w:eastAsia="es-ES"/>
+        </w:rPr>
+        <w:t>Transformer</w:t>
+      </w:r>
+      <w:proofErr w:type="spellEnd"/>
+      <w:r>
+        <w:rPr>
+          <w:lang w:eastAsia="es-ES"/>
+        </w:rPr>
+        <w:t xml:space="preserve"> posterior con un vector continuo de probabilidades (</w:t>
+      </w:r>
+      <w:proofErr w:type="spellStart"/>
+      <w:r>
+        <w:rPr>
+          <w:lang w:eastAsia="es-ES"/>
+        </w:rPr>
+        <w:t>soft</w:t>
+      </w:r>
+      <w:proofErr w:type="spellEnd"/>
+      <w:r>
+        <w:rPr>
+          <w:lang w:eastAsia="es-ES"/>
+        </w:rPr>
+        <w:t xml:space="preserve"> </w:t>
+      </w:r>
+      <w:proofErr w:type="spellStart"/>
+      <w:r>
+        <w:rPr>
+          <w:lang w:eastAsia="es-ES"/>
+        </w:rPr>
+        <w:t>labels</w:t>
+      </w:r>
+      <w:proofErr w:type="spellEnd"/>
+      <w:r>
+        <w:rPr>
+          <w:lang w:eastAsia="es-ES"/>
+        </w:rPr>
+        <w:t>) resulta mucho más informativo y estable para la optimización del modelo que utilizar un identificador de clase discreto.</w:t>
+      </w:r>
+    </w:p>
+    <w:p>
+      <w:pPr>
+        <w:pStyle w:val="Ttulo3"/>
+      </w:pPr>
+      <w:r>
+        <w:t xml:space="preserve">Modelado secuencial con </w:t>
+      </w:r>
+      <w:proofErr w:type="spellStart"/>
+      <w:r>
+        <w:t>Transformer</w:t>
+      </w:r>
+      <w:proofErr w:type="spellEnd"/>
+      <w:r>
+        <w:t>.</w:t>
+      </w:r>
+    </w:p>
+    <w:p>
+      <w:pPr>
+        <w:ind w:firstLine="488"/>
+        <w:rPr>
+          <w:lang w:eastAsia="es-ES"/>
+        </w:rPr>
+      </w:pPr>
+      <w:r>
+        <w:rPr>
+          <w:lang w:eastAsia="es-ES"/>
+        </w:rPr>
+        <w:t xml:space="preserve">El objetivo principal de la red neuronal </w:t>
+      </w:r>
+      <w:proofErr w:type="spellStart"/>
+      <w:r>
+        <w:rPr>
+          <w:lang w:eastAsia="es-ES"/>
+        </w:rPr>
+        <w:t>Transformer</w:t>
+      </w:r>
+      <w:proofErr w:type="spellEnd"/>
+      <w:r>
+        <w:rPr>
+          <w:lang w:eastAsia="es-ES"/>
+        </w:rPr>
+        <w:t xml:space="preserve"> es predecir de forma temprana el riesgo de abandono (Withdrawn) o de fracaso académico (Fail). Es importante destacar que la naturaleza del problema predictivo variará en función de la ventana temporal analizada. En etapas tempranas del curso (por ejemplo, a las 5, 10 o 15 semanas), la falta de evaluaciones formales consolidadas limita la capacidad para predecir un suspenso, lo que plantea un escenario de clasificación binaria (aprobar frente a abandonar). A medida que avanza el curso y se recaba mayor evidencia, el problema evoluciona hacia una clasificación multiclase (aprobar, abandonar o suspender). Para gestionar esta dinámica temporal, se diseñará un conjunto de Transformers independientes, </w:t>
       </w:r>
       <w:r>
         <w:rPr>
           <w:lang w:eastAsia="es-ES"/>
         </w:rPr>
         <w:lastRenderedPageBreak/>
-        <w:t xml:space="preserve">de modo que cada uno esté especializado en agrupar a los estudiantes basándose en su comportamiento acumulado desde el inicio del curso hasta </w:t>
-      </w:r>
-      <w:r>
-        <w:rPr>
-          <w:lang w:eastAsia="es-ES"/>
-        </w:rPr>
-        <w:t>la</w:t>
-      </w:r>
-      <w:r>
-        <w:rPr>
-          <w:lang w:eastAsia="es-ES"/>
-        </w:rPr>
-        <w:t xml:space="preserve"> semana W</w:t>
-      </w:r>
+        <w:t>donde cada modelo estará rigurosamente especializado en realizar predicciones utilizando únicamente la información disponible hasta su ventana de tiempo asignada.</w:t>
+      </w:r>
+    </w:p>
+    <w:p>
+      <w:pPr>
+        <w:ind w:firstLine="488"/>
+        <w:rPr>
+          <w:lang w:eastAsia="es-ES"/>
+        </w:rPr>
+      </w:pPr>
+      <w:r>
+        <w:rPr>
+          <w:lang w:eastAsia="es-ES"/>
+        </w:rPr>
+        <w:t>Para alimentar estos modelos, se procesarán secuencias temporales que capturen la evolución semanal de la interactividad del estudiante en la plataforma. A esta información secuencial se le integrarán las características derivadas de la fase previa de clustering, concretamente los vectores probabilísticos de pertenencia (</w:t>
+      </w:r>
+      <w:proofErr w:type="spellStart"/>
+      <w:r>
+        <w:rPr>
+          <w:lang w:eastAsia="es-ES"/>
+        </w:rPr>
+        <w:t>soft</w:t>
+      </w:r>
+      <w:proofErr w:type="spellEnd"/>
+      <w:r>
+        <w:rPr>
+          <w:lang w:eastAsia="es-ES"/>
+        </w:rPr>
+        <w:t xml:space="preserve"> </w:t>
+      </w:r>
+      <w:proofErr w:type="spellStart"/>
+      <w:r>
+        <w:rPr>
+          <w:lang w:eastAsia="es-ES"/>
+        </w:rPr>
+        <w:t>labels</w:t>
+      </w:r>
+      <w:proofErr w:type="spellEnd"/>
+      <w:r>
+        <w:rPr>
+          <w:lang w:eastAsia="es-ES"/>
+        </w:rPr>
+        <w:t xml:space="preserve">) generados por el GMM. Mediante esta arquitectura híbrida, se busca demostrar empíricamente que el enriquecimiento de los datos secuenciales con representaciones latentes de comportamiento mejora sustancialmente el rendimiento predictivo del </w:t>
+      </w:r>
+      <w:proofErr w:type="spellStart"/>
+      <w:r>
+        <w:rPr>
+          <w:lang w:eastAsia="es-ES"/>
+        </w:rPr>
+        <w:t>Transformer</w:t>
+      </w:r>
+      <w:proofErr w:type="spellEnd"/>
       <w:r>
         <w:rPr>
           <w:lang w:eastAsia="es-ES"/>
@@ -13498,147 +13145,51 @@
     </w:p>
     <w:p>
       <w:pPr>
-        <w:ind w:firstLine="284"/>
-        <w:rPr>
-          <w:lang w:eastAsia="es-ES"/>
-        </w:rPr>
-      </w:pPr>
-      <w:r>
-        <w:rPr>
-          <w:lang w:eastAsia="es-ES"/>
-        </w:rPr>
-        <w:t xml:space="preserve"> </w:t>
-      </w:r>
-      <w:r>
-        <w:rPr>
-          <w:lang w:eastAsia="es-ES"/>
-        </w:rPr>
-        <w:t xml:space="preserve">El método escogido será Mixtura de Gaussianas, </w:t>
-      </w:r>
-      <w:r>
-        <w:rPr>
-          <w:lang w:eastAsia="es-ES"/>
-        </w:rPr>
-        <w:t xml:space="preserve">esto se debe a su naturaleza probabilística, amoldándose más a la distribución de datos continua que no tiene fronteras muy claras entre alumnos que pertenecen a un grupo u otro, es por ello, que en este escenario es mejor jugar con probabilidades. Adicionalmente las redes neuronales Transformers agradecen más un array de probabilidades que un numero indicativo de la clase perteneciente. </w:t>
-      </w:r>
-    </w:p>
-    <w:p>
-      <w:pPr>
-        <w:ind w:firstLine="284"/>
-        <w:rPr>
-          <w:lang w:eastAsia="es-ES"/>
-        </w:rPr>
-      </w:pPr>
-      <w:r>
-        <w:rPr>
-          <w:lang w:eastAsia="es-ES"/>
-        </w:rPr>
-        <w:t>El algoritmo de agrupamiento seleccionado para esta fase es el Modelo de Mixtura Gaussiana (GMM, por sus siglas en inglés). La elección se fundamenta en su naturaleza probabilística, la cual se adapta de manera óptima a distribuciones de datos continuas donde las fronteras entre los diferentes perfiles de estudiantes son difusas. A diferencia de los métodos de asignación estricta (</w:t>
+        <w:pStyle w:val="Ttulo3"/>
+      </w:pPr>
+      <w:r>
+        <w:t>IA Explicativa.</w:t>
+      </w:r>
+    </w:p>
+    <w:p>
+      <w:pPr>
+        <w:ind w:firstLine="488"/>
+        <w:rPr>
+          <w:lang w:eastAsia="es-ES"/>
+        </w:rPr>
+      </w:pPr>
+      <w:r>
+        <w:rPr>
+          <w:lang w:eastAsia="es-ES"/>
+        </w:rPr>
+        <w:t xml:space="preserve">Finalmente, para mitigar el problema de la "caja negra" inherente a las arquitecturas de Deep Learning, se abordará la interpretabilidad del sistema integrando técnicas de Inteligencia Artificial Explicable (XAI). El propósito es dotar de transparencia a las predicciones generadas tanto en la fase de clustering como en la clasificación del </w:t>
       </w:r>
       <w:proofErr w:type="spellStart"/>
       <w:r>
         <w:rPr>
           <w:lang w:eastAsia="es-ES"/>
         </w:rPr>
-        <w:t>hard</w:t>
+        <w:t>Transformer</w:t>
       </w:r>
       <w:proofErr w:type="spellEnd"/>
       <w:r>
         <w:rPr>
           <w:lang w:eastAsia="es-ES"/>
         </w:rPr>
-        <w:t xml:space="preserve"> clustering), GMM no fuerza a un alumno a pertenecer a un único grupo, sino que calcula una distribución de probabilidades. Adicionalmente, desde una perspectiva arquitectónica, alimentar la red neuronal </w:t>
-      </w:r>
-      <w:proofErr w:type="spellStart"/>
-      <w:r>
-        <w:rPr>
-          <w:lang w:eastAsia="es-ES"/>
-        </w:rPr>
-        <w:t>Transformer</w:t>
-      </w:r>
-      <w:proofErr w:type="spellEnd"/>
-      <w:r>
-        <w:rPr>
-          <w:lang w:eastAsia="es-ES"/>
-        </w:rPr>
-        <w:t xml:space="preserve"> posterior con un vector continuo de probabilidades (</w:t>
-      </w:r>
-      <w:proofErr w:type="spellStart"/>
-      <w:r>
-        <w:rPr>
-          <w:lang w:eastAsia="es-ES"/>
-        </w:rPr>
-        <w:t>soft</w:t>
-      </w:r>
-      <w:proofErr w:type="spellEnd"/>
-      <w:r>
-        <w:rPr>
-          <w:lang w:eastAsia="es-ES"/>
-        </w:rPr>
-        <w:t xml:space="preserve"> </w:t>
-      </w:r>
-      <w:proofErr w:type="spellStart"/>
-      <w:r>
-        <w:rPr>
-          <w:lang w:eastAsia="es-ES"/>
-        </w:rPr>
-        <w:t>labels</w:t>
-      </w:r>
-      <w:proofErr w:type="spellEnd"/>
-      <w:r>
-        <w:rPr>
-          <w:lang w:eastAsia="es-ES"/>
-        </w:rPr>
-        <w:t>) resulta mucho más informativo y estable para la optimización del modelo que utilizar un identificador de clase discreto.</w:t>
+        <w:t>, transformando los resultados matemáticos en explicaciones pedagógicas accionables para el docente</w:t>
+      </w:r>
+      <w:r>
+        <w:rPr>
+          <w:lang w:eastAsia="es-ES"/>
+        </w:rPr>
+        <w:t>.</w:t>
       </w:r>
     </w:p>
     <w:p>
       <w:pPr>
         <w:pStyle w:val="Ttulo3"/>
       </w:pPr>
-      <w:proofErr w:type="spellStart"/>
-      <w:r>
-        <w:t>Transformer</w:t>
-      </w:r>
-      <w:proofErr w:type="spellEnd"/>
-      <w:r>
-        <w:t>.</w:t>
-      </w:r>
-    </w:p>
-    <w:p>
-      <w:pPr>
-        <w:rPr>
-          <w:lang w:eastAsia="es-ES"/>
-        </w:rPr>
-      </w:pPr>
-    </w:p>
-    <w:p>
-      <w:pPr>
-        <w:rPr>
-          <w:lang w:eastAsia="es-ES"/>
-        </w:rPr>
-      </w:pPr>
-    </w:p>
-    <w:p>
-      <w:pPr>
-        <w:rPr>
-          <w:lang w:eastAsia="es-ES"/>
-        </w:rPr>
-      </w:pPr>
-    </w:p>
-    <w:p>
-      <w:pPr>
-        <w:rPr>
-          <w:lang w:eastAsia="es-ES"/>
-        </w:rPr>
-      </w:pPr>
-    </w:p>
-    <w:p>
-      <w:pPr>
-        <w:pStyle w:val="Ttulo3"/>
-      </w:pPr>
-      <w:r>
-        <w:lastRenderedPageBreak/>
+      <w:r>
         <w:t>Ecosistema completo</w:t>
       </w:r>
     </w:p>
@@ -13655,7 +13206,14 @@
         <w:rPr>
           <w:lang w:eastAsia="es-ES"/>
         </w:rPr>
-        <w:t>En la siguiente figura se presenta una visión global del ecosistema metodológico desarrollado en este proyecto, mostrando de forma integrada el flujo completo de información desde las fuentes de datos hasta la generación de predicciones y recomendaciones pedagógicas. El diagrama sintetiza las distintas capas del sistema —preprocesamiento e ingeniería de características, aprendizaje no supervisado, modelado supervisado secuencial y módulos de inteligencia artificial explicable (XAI)— así como las interacciones entre ellas. Esta representación permite comprender cómo cada componente contribuye de manera coordinada al objetivo principal del estudio: la detección temprana del riesgo académico y la generación de explicaciones accionables para el docente.</w:t>
+        <w:t xml:space="preserve">En la siguiente figura se presenta una visión global del ecosistema metodológico desarrollado en este proyecto, mostrando de forma integrada el flujo completo de información desde las fuentes de datos hasta la generación de predicciones y recomendaciones pedagógicas. El diagrama sintetiza las distintas capas del sistema —preprocesamiento e ingeniería de características, aprendizaje no supervisado, </w:t>
+      </w:r>
+      <w:r>
+        <w:rPr>
+          <w:lang w:eastAsia="es-ES"/>
+        </w:rPr>
+        <w:lastRenderedPageBreak/>
+        <w:t>modelado supervisado secuencial y módulos de inteligencia artificial explicable (XAI)— así como las interacciones entre ellas. Esta representación permite comprender cómo cada componente contribuye de manera coordinada al objetivo principal del estudio: la detección temprana del riesgo académico y la generación de explicaciones accionables para el docente.</w:t>
       </w:r>
     </w:p>
     <w:p>
@@ -13667,6 +13225,7 @@
       </w:pPr>
       <w:r>
         <w:rPr>
+          <w:noProof/>
           <w:lang w:eastAsia="es-ES"/>
         </w:rPr>
         <w:drawing>
@@ -13792,7 +13351,6 @@
       </w:pPr>
       <w:bookmarkStart w:id="28" w:name="_Toc222664051"/>
       <w:r>
-        <w:lastRenderedPageBreak/>
         <w:t>Metodología.</w:t>
       </w:r>
       <w:bookmarkEnd w:id="28"/>
@@ -13836,6 +13394,7 @@
         <w:rPr>
           <w:szCs w:val="24"/>
         </w:rPr>
+        <w:lastRenderedPageBreak/>
         <w:t>Para garantizar la rigurosidad científica y la replicabilidad de la investigación, se describe a continuación el estándar procedimental seguido (CRISP-DM), la jerarquía de las tareas operativas diseñadas para este estudio junto con las tareas específicas a realizar y la hoja de ruta temporal que guía el desarrollo del proyecto.</w:t>
       </w:r>
     </w:p>
@@ -13990,7 +13549,6 @@
           <w:szCs w:val="24"/>
           <w:lang w:eastAsia="es-ES"/>
         </w:rPr>
-        <w:lastRenderedPageBreak/>
         <w:t>Entender el problema (Comprensión del Negocio):</w:t>
       </w:r>
       <w:r>
@@ -14051,6 +13609,7 @@
           <w:szCs w:val="24"/>
           <w:lang w:eastAsia="es-ES"/>
         </w:rPr>
+        <w:lastRenderedPageBreak/>
         <w:t>Preparar la información:</w:t>
       </w:r>
       <w:r>
@@ -14283,15 +13842,7 @@
           <w:szCs w:val="24"/>
           <w:lang w:eastAsia="es-ES"/>
         </w:rPr>
-        <w:t xml:space="preserve">. Esta decisión metodológica garantiza que cualquier </w:t>
-      </w:r>
-      <w:r>
-        <w:rPr>
-          <w:szCs w:val="24"/>
-          <w:lang w:eastAsia="es-ES"/>
-        </w:rPr>
-        <w:lastRenderedPageBreak/>
-        <w:t>transformación (normalización, imputación o ingeniería de variables) se aplique de forma </w:t>
+        <w:t>. Esta decisión metodológica garantiza que cualquier transformación (normalización, imputación o ingeniería de variables) se aplique de forma </w:t>
       </w:r>
       <w:r>
         <w:rPr>
@@ -14323,7 +13874,15 @@
           <w:szCs w:val="24"/>
           <w:lang w:eastAsia="es-ES"/>
         </w:rPr>
-        <w:t>Definida la metodología de trabajo, el siguiente paso consiste en delimitar el alcance del problema técnico y pedagógico. No basta con saber 'cómo' vamos a trabajar (CRISP-DM), sino que debemos precisar 'qué' estamos intentando resolver y cuáles son los hitos específicos que permitirán alcanzar el éxito del modelo.</w:t>
+        <w:t xml:space="preserve">Definida la metodología de trabajo, el siguiente paso consiste en delimitar el alcance del problema técnico y pedagógico. No basta con saber 'cómo' vamos a </w:t>
+      </w:r>
+      <w:r>
+        <w:rPr>
+          <w:szCs w:val="24"/>
+          <w:lang w:eastAsia="es-ES"/>
+        </w:rPr>
+        <w:lastRenderedPageBreak/>
+        <w:t>trabajar (CRISP-DM), sino que debemos precisar 'qué' estamos intentando resolver y cuáles son los hitos específicos que permitirán alcanzar el éxito del modelo.</w:t>
       </w:r>
     </w:p>
     <w:p>
@@ -14496,24 +14055,6 @@
     </w:p>
     <w:p>
       <w:pPr>
-        <w:ind w:left="567"/>
-        <w:rPr>
-          <w:szCs w:val="24"/>
-          <w:lang w:eastAsia="es-ES"/>
-        </w:rPr>
-      </w:pPr>
-    </w:p>
-    <w:p>
-      <w:pPr>
-        <w:ind w:left="567"/>
-        <w:rPr>
-          <w:szCs w:val="24"/>
-          <w:lang w:eastAsia="es-ES"/>
-        </w:rPr>
-      </w:pPr>
-    </w:p>
-    <w:p>
-      <w:pPr>
         <w:jc w:val="left"/>
         <w:rPr>
           <w:rFonts w:cs="CMU Serif"/>
@@ -14529,7 +14070,6 @@
           <w:szCs w:val="24"/>
           <w:lang w:eastAsia="es-ES"/>
         </w:rPr>
-        <w:lastRenderedPageBreak/>
         <w:t>Fase II:</w:t>
       </w:r>
       <w:r>
@@ -14640,6 +14180,7 @@
           <w:b/>
           <w:bCs/>
         </w:rPr>
+        <w:lastRenderedPageBreak/>
         <w:t>Análisis Exploratorio de Datos (EDA):</w:t>
       </w:r>
       <w:r>
@@ -14908,6 +14449,7 @@
           <w:ilvl w:val="0"/>
           <w:numId w:val="21"/>
         </w:numPr>
+        <w:ind w:left="567"/>
         <w:rPr>
           <w:szCs w:val="24"/>
           <w:lang w:eastAsia="es-ES"/>
@@ -14920,7 +14462,6 @@
           <w:szCs w:val="24"/>
           <w:lang w:eastAsia="es-ES"/>
         </w:rPr>
-        <w:lastRenderedPageBreak/>
         <w:t>Implementación de Inteligencia Artificial Explicable (XAI):</w:t>
       </w:r>
       <w:r>
@@ -14938,6 +14479,7 @@
           <w:ilvl w:val="0"/>
           <w:numId w:val="21"/>
         </w:numPr>
+        <w:ind w:left="567"/>
         <w:rPr>
           <w:szCs w:val="24"/>
           <w:lang w:eastAsia="es-ES"/>
@@ -14966,6 +14508,7 @@
       </w:pPr>
       <w:bookmarkStart w:id="31" w:name="_Toc222664054"/>
       <w:r>
+        <w:lastRenderedPageBreak/>
         <w:t>Planificación.</w:t>
       </w:r>
       <w:bookmarkEnd w:id="31"/>
@@ -15585,7 +15128,7 @@
         <w:rPr>
           <w:szCs w:val="24"/>
         </w:rPr>
-        <w:t>Otro aspecto relevante para poder comprender la lógica de negocio del aprendizaje educativo en plataformas es entender los datos de OULAD, observando cómo están estructurados y cómo se relacionan entre sí. El análisis estructural de este conjunto de datos se fundamenta en tres dimensiones críticas que alimentarán el modelo híbrido propuesto:</w:t>
+        <w:t>Otro aspecto relevante para poder comprender la lógica de negocio del aprendizaje educativo en plataformas es entender los datos de OULAD, observando cómo están estructurados y cómo se relacionan entre sí. El análisis estructural de este conjunto de datos se fundamenta en tres dimensiones que alimentarán el modelo híbrido propuesto:</w:t>
       </w:r>
     </w:p>
     <w:p>
@@ -15626,21 +15169,7 @@
         <w:rPr>
           <w:szCs w:val="24"/>
         </w:rPr>
-        <w:t xml:space="preserve"> El género del estudiante, su región de residencia, el nivel educativo previo (como "A Level" o "HE </w:t>
-      </w:r>
-      <w:proofErr w:type="spellStart"/>
-      <w:r>
-        <w:rPr>
-          <w:szCs w:val="24"/>
-        </w:rPr>
-        <w:t>Qualification</w:t>
-      </w:r>
-      <w:proofErr w:type="spellEnd"/>
-      <w:r>
-        <w:rPr>
-          <w:szCs w:val="24"/>
-        </w:rPr>
-        <w:t>")</w:t>
+        <w:t xml:space="preserve"> El género del estudiante, su región de residencia, el nivel educativo previo</w:t>
       </w:r>
       <w:r>
         <w:rPr>
@@ -15801,7 +15330,31 @@
         <w:rPr>
           <w:szCs w:val="24"/>
         </w:rPr>
-        <w:t xml:space="preserve">Las fechas normalmente están relativizas con respecto al inicio del curso y se expresan en días previos o posteriores, relativos al inicio del curso. </w:t>
+        <w:t>Las fechas normalmente están relativizas con respecto al inicio del curso y se expresan en días previos</w:t>
+      </w:r>
+      <w:r>
+        <w:rPr>
+          <w:szCs w:val="24"/>
+        </w:rPr>
+        <w:t xml:space="preserve"> (negativo)</w:t>
+      </w:r>
+      <w:r>
+        <w:rPr>
+          <w:szCs w:val="24"/>
+        </w:rPr>
+        <w:t xml:space="preserve"> o posteriore</w:t>
+      </w:r>
+      <w:r>
+        <w:rPr>
+          <w:szCs w:val="24"/>
+        </w:rPr>
+        <w:t>s (positivos)</w:t>
+      </w:r>
+      <w:r>
+        <w:rPr>
+          <w:szCs w:val="24"/>
+        </w:rPr>
+        <w:t xml:space="preserve">. </w:t>
       </w:r>
     </w:p>
     <w:p>
@@ -15873,6 +15426,7 @@
     </w:p>
     <w:p>
       <w:pPr>
+        <w:shd w:val="clear" w:color="auto" w:fill="DAEEF3" w:themeFill="accent5" w:themeFillTint="33"/>
         <w:spacing w:after="0"/>
         <w:ind w:left="284" w:firstLine="220"/>
         <w:rPr>
@@ -16243,7 +15797,19 @@
         <w:rPr>
           <w:szCs w:val="24"/>
         </w:rPr>
-        <w:t xml:space="preserve"> (45 nulos) requieren un tratamiento diferenciado para evitar sesgos de selección al eliminar registros.</w:t>
+        <w:t xml:space="preserve"> (45 nulos) requieren un tratamiento difer</w:t>
+      </w:r>
+      <w:r>
+        <w:rPr>
+          <w:szCs w:val="24"/>
+        </w:rPr>
+        <w:t>ente</w:t>
+      </w:r>
+      <w:r>
+        <w:rPr>
+          <w:szCs w:val="24"/>
+        </w:rPr>
+        <w:t xml:space="preserve"> para evitar sesgos de selección al eliminar registros.</w:t>
       </w:r>
     </w:p>
     <w:p>
@@ -16280,21 +15846,7 @@
           <w:szCs w:val="24"/>
         </w:rPr>
         <w:lastRenderedPageBreak/>
-        <w:t xml:space="preserve">filtrado estricto en la fase de </w:t>
-      </w:r>
-      <w:proofErr w:type="spellStart"/>
-      <w:r>
-        <w:rPr>
-          <w:szCs w:val="24"/>
-        </w:rPr>
-        <w:t>pre-procesamiento</w:t>
-      </w:r>
-      <w:proofErr w:type="spellEnd"/>
-      <w:r>
-        <w:rPr>
-          <w:szCs w:val="24"/>
-        </w:rPr>
-        <w:t xml:space="preserve"> para garantizar la veracidad de las etiquetas de rendimiento.</w:t>
+        <w:t>filtrado estricto en la fase de preprocesamiento para garantizar la veracidad de las etiquetas de rendimiento.</w:t>
       </w:r>
     </w:p>
     <w:p>
@@ -16437,8 +15989,8 @@
           <w:szCs w:val="24"/>
         </w:rPr>
         <w:drawing>
-          <wp:inline distT="0" distB="0" distL="0" distR="0" wp14:anchorId="3D9C3ED8" wp14:editId="2A13CEFE">
-            <wp:extent cx="3701143" cy="2444656"/>
+          <wp:inline distT="0" distB="0" distL="0" distR="0" wp14:anchorId="3D9C3ED8" wp14:editId="2B4EA191">
+            <wp:extent cx="3171330" cy="2094707"/>
             <wp:effectExtent l="0" t="0" r="0" b="0"/>
             <wp:docPr id="434048161" name="Imagen 1" descr="Gráfico, Gráfico de barras, Gráfico de rectángulos&#10;&#10;El contenido generado por IA puede ser incorrecto."/>
             <wp:cNvGraphicFramePr>
@@ -16460,7 +16012,7 @@
                   <pic:spPr>
                     <a:xfrm>
                       <a:off x="0" y="0"/>
-                      <a:ext cx="3889393" cy="2568998"/>
+                      <a:ext cx="3340755" cy="2206614"/>
                     </a:xfrm>
                     <a:prstGeom prst="rect">
                       <a:avLst/>
@@ -16589,14 +16141,14 @@
         <w:rPr>
           <w:szCs w:val="24"/>
         </w:rPr>
-        <w:t xml:space="preserve">Al contrastar el promedio de interacciones, se observó que el análisis diario </w:t>
+        <w:t xml:space="preserve">Al contrastar el promedio de interacciones, se observó que el análisis diario presenta un ruido de alta frecuencia difícil de modelar. Por el contrario, </w:t>
       </w:r>
       <w:r>
         <w:rPr>
           <w:szCs w:val="24"/>
         </w:rPr>
         <w:lastRenderedPageBreak/>
-        <w:t>presenta un ruido de alta frecuencia difícil de modelar. Por el contrario, la agregación semanal ofrece una señal limpia con patrones identificables. Esta observación justifica la decisión técnica de transformar los registros brutos en secuencias semanales para mejorar la capacidad predictiva del modelo.</w:t>
+        <w:t>la agregación semanal ofrece una señal limpia con patrones identificables. Esta observación justifica la decisión técnica de transformar los registros brutos en secuencias semanales para mejorar la capacidad predictiva del modelo.</w:t>
       </w:r>
     </w:p>
     <w:p>
@@ -16817,10 +16369,9 @@
           <w:noProof/>
           <w:szCs w:val="24"/>
         </w:rPr>
-        <w:lastRenderedPageBreak/>
         <w:drawing>
-          <wp:inline distT="0" distB="0" distL="0" distR="0" wp14:anchorId="3F434845" wp14:editId="5EDC9EA4">
-            <wp:extent cx="4225000" cy="2089150"/>
+          <wp:inline distT="0" distB="0" distL="0" distR="0" wp14:anchorId="3F434845" wp14:editId="52BC4F6A">
+            <wp:extent cx="3677101" cy="1818228"/>
             <wp:effectExtent l="0" t="0" r="0" b="0"/>
             <wp:docPr id="1697052589" name="Imagen 1" descr="Gráfico, Gráfico de barras&#10;&#10;El contenido generado por IA puede ser incorrecto."/>
             <wp:cNvGraphicFramePr>
@@ -16842,7 +16393,7 @@
                   <pic:spPr>
                     <a:xfrm>
                       <a:off x="0" y="0"/>
-                      <a:ext cx="4258948" cy="2105936"/>
+                      <a:ext cx="3747508" cy="1853042"/>
                     </a:xfrm>
                     <a:prstGeom prst="rect">
                       <a:avLst/>
@@ -16940,6 +16491,7 @@
           <w:bCs/>
           <w:szCs w:val="24"/>
         </w:rPr>
+        <w:lastRenderedPageBreak/>
         <w:t>La influencia del tipo de curso en la cantidad de iteraciones:</w:t>
       </w:r>
       <w:r>
@@ -16974,7 +16526,6 @@
         <w:rPr>
           <w:szCs w:val="24"/>
         </w:rPr>
-        <w:lastRenderedPageBreak/>
         <w:t>Para evitar esto, en lugar de contar clics totales, se mide qué tanto destaca un alumno respecto al promedio de su propia clase. Así, podemos comparar con justicia a estudiantes de distintos cursos, asegurando que el análisis se centre en el ritmo y la constancia individual, sin importar si la materia exige muchas o pocas interacciones.</w:t>
       </w:r>
     </w:p>
@@ -17113,6 +16664,7 @@
         <w:ind w:left="709"/>
       </w:pPr>
       <w:r>
+        <w:lastRenderedPageBreak/>
         <w:t xml:space="preserve">Si nos fijamos en la siguiente ilustración podremos apreciar que no hay relación entre el día que se matricularon los alumnos y si se abandona o si se aprueba, por el contrario, el número de intentos previos y el número de interacciones con la plataforma educativa antes del comienzo del curso </w:t>
       </w:r>
       <w:proofErr w:type="spellStart"/>
@@ -17136,7 +16688,6 @@
           <w:noProof/>
           <w:szCs w:val="24"/>
         </w:rPr>
-        <w:lastRenderedPageBreak/>
         <w:drawing>
           <wp:inline distT="0" distB="0" distL="0" distR="0" wp14:anchorId="02CCDD26" wp14:editId="2929C5A1">
             <wp:extent cx="4718050" cy="1665194"/>
@@ -17407,14 +16958,7 @@
         <w:rPr>
           <w:szCs w:val="24"/>
         </w:rPr>
-        <w:t xml:space="preserve">, entrenamiento de modelos y evaluación, los hallazgos </w:t>
-      </w:r>
-      <w:r>
-        <w:rPr>
-          <w:szCs w:val="24"/>
-        </w:rPr>
-        <w:lastRenderedPageBreak/>
-        <w:t xml:space="preserve">obtenidos permiten volver al análisis de los datos para pulir métricas y perfeccionar la ingeniería de características. </w:t>
+        <w:t xml:space="preserve">, entrenamiento de modelos y evaluación, los hallazgos obtenidos permiten volver al análisis de los datos para pulir métricas y perfeccionar la ingeniería de características. </w:t>
       </w:r>
     </w:p>
     <w:p>
@@ -17443,7 +16987,7 @@
           <w:szCs w:val="24"/>
           <w:lang w:eastAsia="es-ES"/>
         </w:rPr>
-        <w:t xml:space="preserve">Una vez comprendida la naturaleza y distribución de los datos, se procedió a su preprocesamiento. En primera instancia, se llevó a cabo un tratamiento básico de la información para facilitar el Análisis Exploratorio de Datos (EDA). Posteriormente, el flujo de trabajo se bifurcó en dos enfoques metodológicos: el primero consistió en el preprocesamiento y la ingeniería de características orientados a un modelo </w:t>
+        <w:t xml:space="preserve">Una vez comprendida la naturaleza y distribución de los datos, se procedió a su preprocesamiento. En primera instancia, se llevó a cabo un tratamiento básico de la información para facilitar el Análisis Exploratorio de Datos (EDA). Posteriormente, el flujo de trabajo se bifurcó en dos enfoques metodológicos: el primero consistió en el preprocesamiento y la ingeniería de características orientados a un modelo Autoencoder, con el objetivo de aplicar técnicas de clustering sobre su espacio latente; el segundo abordó un proceso análogo, pero adaptado a la red neuronal </w:t>
       </w:r>
       <w:proofErr w:type="spellStart"/>
       <w:r>
@@ -17451,7 +16995,7 @@
           <w:szCs w:val="24"/>
           <w:lang w:eastAsia="es-ES"/>
         </w:rPr>
-        <w:t>Autoencoder</w:t>
+        <w:t>Transformer</w:t>
       </w:r>
       <w:proofErr w:type="spellEnd"/>
       <w:r>
@@ -17459,22 +17003,6 @@
           <w:szCs w:val="24"/>
           <w:lang w:eastAsia="es-ES"/>
         </w:rPr>
-        <w:t xml:space="preserve">, con el objetivo de aplicar técnicas de clustering sobre su espacio latente; el segundo abordó un proceso análogo, pero adaptado a la red neuronal </w:t>
-      </w:r>
-      <w:proofErr w:type="spellStart"/>
-      <w:r>
-        <w:rPr>
-          <w:szCs w:val="24"/>
-          <w:lang w:eastAsia="es-ES"/>
-        </w:rPr>
-        <w:t>Transformer</w:t>
-      </w:r>
-      <w:proofErr w:type="spellEnd"/>
-      <w:r>
-        <w:rPr>
-          <w:szCs w:val="24"/>
-          <w:lang w:eastAsia="es-ES"/>
-        </w:rPr>
         <w:t>.</w:t>
       </w:r>
       <w:r>
@@ -17489,23 +17017,7 @@
           <w:szCs w:val="24"/>
           <w:lang w:eastAsia="es-ES"/>
         </w:rPr>
-        <w:t xml:space="preserve">Por consiguiente, la presente subsección se dividirá en el preprocesamiento destinado al EDA, al </w:t>
-      </w:r>
-      <w:proofErr w:type="spellStart"/>
-      <w:r>
-        <w:rPr>
-          <w:szCs w:val="24"/>
-          <w:lang w:eastAsia="es-ES"/>
-        </w:rPr>
-        <w:t>Autoencoder</w:t>
-      </w:r>
-      <w:proofErr w:type="spellEnd"/>
-      <w:r>
-        <w:rPr>
-          <w:szCs w:val="24"/>
-          <w:lang w:eastAsia="es-ES"/>
-        </w:rPr>
-        <w:t xml:space="preserve"> y, finalmente, a la arquitectura </w:t>
+        <w:t xml:space="preserve">Por consiguiente, la presente subsección se dividirá en el preprocesamiento destinado al EDA, al Autoencoder y, finalmente, a la arquitectura </w:t>
       </w:r>
       <w:proofErr w:type="spellStart"/>
       <w:r>
@@ -17641,7 +17153,15 @@
           <w:szCs w:val="24"/>
           <w:lang w:eastAsia="es-ES"/>
         </w:rPr>
-        <w:t xml:space="preserve"> y en “data/2_processed”.</w:t>
+        <w:t xml:space="preserve"> y en </w:t>
+      </w:r>
+      <w:r>
+        <w:rPr>
+          <w:szCs w:val="24"/>
+          <w:lang w:eastAsia="es-ES"/>
+        </w:rPr>
+        <w:lastRenderedPageBreak/>
+        <w:t>“data/2_processed”.</w:t>
       </w:r>
       <w:r>
         <w:rPr>
@@ -17741,7 +17261,6 @@
           <w:bCs/>
           <w:lang w:eastAsia="es-ES"/>
         </w:rPr>
-        <w:lastRenderedPageBreak/>
         <w:t xml:space="preserve">Partición y protección contra fuga de datos (Data </w:t>
       </w:r>
       <w:proofErr w:type="spellStart"/>
@@ -17835,15 +17354,7 @@
       </w:pPr>
       <w:bookmarkStart w:id="44" w:name="_Toc222664060"/>
       <w:r>
-        <w:t xml:space="preserve">Preprocesamiento para </w:t>
-      </w:r>
-      <w:proofErr w:type="spellStart"/>
-      <w:r>
-        <w:t>Autoencoder</w:t>
-      </w:r>
-      <w:proofErr w:type="spellEnd"/>
-      <w:r>
-        <w:t xml:space="preserve"> y clustering.</w:t>
+        <w:t>Preprocesamiento para Autoencoder y clustering.</w:t>
       </w:r>
       <w:bookmarkEnd w:id="44"/>
     </w:p>
@@ -17858,21 +17369,7 @@
         <w:rPr>
           <w:lang w:eastAsia="es-ES"/>
         </w:rPr>
-        <w:t xml:space="preserve">La preparación de los datos para el </w:t>
-      </w:r>
-      <w:proofErr w:type="spellStart"/>
-      <w:r>
-        <w:rPr>
-          <w:lang w:eastAsia="es-ES"/>
-        </w:rPr>
-        <w:t>Autoencoder</w:t>
-      </w:r>
-      <w:proofErr w:type="spellEnd"/>
-      <w:r>
-        <w:rPr>
-          <w:lang w:eastAsia="es-ES"/>
-        </w:rPr>
-        <w:t xml:space="preserve"> se llevó a cabo en dos scripts de Python, específicamente “</w:t>
+        <w:t>La preparación de los datos para el Autoencoder se llevó a cabo en dos scripts de Python, específicamente “</w:t>
       </w:r>
       <w:r>
         <w:rPr>
@@ -17956,7 +17453,14 @@
         <w:rPr>
           <w:lang w:eastAsia="es-ES"/>
         </w:rPr>
-        <w:t xml:space="preserve">. Aunque a nivel práctico se hayan fusionado el preprocesado e </w:t>
+        <w:t xml:space="preserve">. Aunque a nivel práctico se hayan </w:t>
+      </w:r>
+      <w:r>
+        <w:rPr>
+          <w:lang w:eastAsia="es-ES"/>
+        </w:rPr>
+        <w:lastRenderedPageBreak/>
+        <w:t xml:space="preserve">fusionado el preprocesado e </w:t>
       </w:r>
       <w:proofErr w:type="spellStart"/>
       <w:r>
@@ -18040,7 +17544,6 @@
           <w:bCs/>
           <w:lang w:eastAsia="es-ES"/>
         </w:rPr>
-        <w:lastRenderedPageBreak/>
         <w:t>Normalización condicional por curso:</w:t>
       </w:r>
       <w:r>
@@ -18203,7 +17706,14 @@
         <w:rPr>
           <w:lang w:eastAsia="es-ES"/>
         </w:rPr>
-        <w:t xml:space="preserve"> (acotamiento). Se limitaron los valores máximos de actividad diaria utilizando el cuantil superior (0.995) de la distribución, mitigando así el impacto de </w:t>
+        <w:t xml:space="preserve"> (acotamiento). </w:t>
+      </w:r>
+      <w:r>
+        <w:rPr>
+          <w:lang w:eastAsia="es-ES"/>
+        </w:rPr>
+        <w:lastRenderedPageBreak/>
+        <w:t xml:space="preserve">Se limitaron los valores máximos de actividad diaria utilizando el cuantil superior (0.995) de la distribución, mitigando así el impacto de </w:t>
       </w:r>
       <w:proofErr w:type="spellStart"/>
       <w:r>
@@ -18236,183 +17746,303 @@
     </w:p>
     <w:p>
       <w:pPr>
+        <w:pStyle w:val="Ttulo3"/>
+      </w:pPr>
+      <w:bookmarkStart w:id="45" w:name="_Toc222664061"/>
+      <w:r>
+        <w:t xml:space="preserve">Preprocesamiento para red neuronal </w:t>
+      </w:r>
+      <w:proofErr w:type="spellStart"/>
+      <w:r>
+        <w:t>Transformer</w:t>
+      </w:r>
+      <w:proofErr w:type="spellEnd"/>
+      <w:r>
+        <w:t>.</w:t>
+      </w:r>
+      <w:bookmarkEnd w:id="45"/>
+    </w:p>
+    <w:p>
+      <w:pPr>
         <w:spacing w:after="0"/>
-        <w:ind w:left="488" w:firstLine="220"/>
-        <w:rPr>
-          <w:lang w:eastAsia="es-ES"/>
-        </w:rPr>
-      </w:pPr>
-    </w:p>
-    <w:p>
-      <w:pPr>
+        <w:ind w:firstLine="284"/>
+        <w:rPr>
+          <w:szCs w:val="24"/>
+        </w:rPr>
+      </w:pPr>
+      <w:r>
+        <w:rPr>
+          <w:szCs w:val="24"/>
+        </w:rPr>
+        <w:t xml:space="preserve">El preprocesamiento para el modelo </w:t>
+      </w:r>
+      <w:proofErr w:type="spellStart"/>
+      <w:r>
+        <w:rPr>
+          <w:szCs w:val="24"/>
+        </w:rPr>
+        <w:t>Transformer</w:t>
+      </w:r>
+      <w:proofErr w:type="spellEnd"/>
+      <w:r>
+        <w:rPr>
+          <w:szCs w:val="24"/>
+        </w:rPr>
+        <w:t xml:space="preserve"> difiere del enfoque tradicional, ya que requiere estructurar la información en secuencias temporales en lugar de vectores planos. Este tratamiento se automatizó para transformar los registros diarios en tensores tridimensionales, ejecutando las siguientes acciones clave:</w:t>
+      </w:r>
+    </w:p>
+    <w:p>
+      <w:pPr>
+        <w:pStyle w:val="Prrafodelista"/>
+        <w:numPr>
+          <w:ilvl w:val="0"/>
+          <w:numId w:val="47"/>
+        </w:numPr>
         <w:spacing w:after="0"/>
-        <w:ind w:left="488" w:firstLine="220"/>
-        <w:rPr>
-          <w:lang w:eastAsia="es-ES"/>
-        </w:rPr>
-      </w:pPr>
-    </w:p>
-    <w:p>
-      <w:pPr>
+        <w:ind w:left="567"/>
+        <w:rPr>
+          <w:szCs w:val="24"/>
+        </w:rPr>
+      </w:pPr>
+      <w:r>
+        <w:rPr>
+          <w:b/>
+          <w:bCs/>
+          <w:szCs w:val="24"/>
+        </w:rPr>
+        <w:t>Estructuración temporal y de identidad:</w:t>
+      </w:r>
+      <w:r>
+        <w:rPr>
+          <w:szCs w:val="24"/>
+        </w:rPr>
+        <w:t xml:space="preserve"> Se generó un identificador único por estudiante y curso, transformando la granularidad de los registros de días relativos a índices semanales.</w:t>
+      </w:r>
+    </w:p>
+    <w:p>
+      <w:pPr>
+        <w:pStyle w:val="Prrafodelista"/>
+        <w:numPr>
+          <w:ilvl w:val="0"/>
+          <w:numId w:val="47"/>
+        </w:numPr>
         <w:spacing w:after="0"/>
-        <w:ind w:left="488" w:firstLine="220"/>
-        <w:rPr>
-          <w:lang w:eastAsia="es-ES"/>
-        </w:rPr>
-      </w:pPr>
-    </w:p>
-    <w:p>
-      <w:pPr>
+        <w:ind w:left="567"/>
+        <w:rPr>
+          <w:szCs w:val="24"/>
+        </w:rPr>
+      </w:pPr>
+      <w:r>
+        <w:rPr>
+          <w:b/>
+          <w:bCs/>
+          <w:szCs w:val="24"/>
+        </w:rPr>
+        <w:t>Generación de tensores y máscaras:</w:t>
+      </w:r>
+      <w:r>
+        <w:rPr>
+          <w:szCs w:val="24"/>
+        </w:rPr>
+        <w:t xml:space="preserve"> Los registros se agruparon en un tensor de dimensionalidad (N, T, F) (estudiantes, semanas transcurridas, tipos de actividad). Simultáneamente, se creó una máscara booleana (</w:t>
+      </w:r>
+      <w:proofErr w:type="spellStart"/>
+      <w:r>
+        <w:rPr>
+          <w:szCs w:val="24"/>
+        </w:rPr>
+        <w:t>mask_activity</w:t>
+      </w:r>
+      <w:proofErr w:type="spellEnd"/>
+      <w:r>
+        <w:rPr>
+          <w:szCs w:val="24"/>
+        </w:rPr>
+        <w:t xml:space="preserve">) para indicar explícitamente al mecanismo de atención del </w:t>
+      </w:r>
+      <w:proofErr w:type="spellStart"/>
+      <w:r>
+        <w:rPr>
+          <w:szCs w:val="24"/>
+        </w:rPr>
+        <w:t>Transformer</w:t>
+      </w:r>
+      <w:proofErr w:type="spellEnd"/>
+      <w:r>
+        <w:rPr>
+          <w:szCs w:val="24"/>
+        </w:rPr>
+        <w:t xml:space="preserve"> qué semanas contienen señales de comportamiento real y cuáles son vacíos estructurales por inactividad.</w:t>
+      </w:r>
+    </w:p>
+    <w:p>
+      <w:pPr>
+        <w:pStyle w:val="Prrafodelista"/>
+        <w:numPr>
+          <w:ilvl w:val="0"/>
+          <w:numId w:val="47"/>
+        </w:numPr>
         <w:spacing w:after="0"/>
-        <w:ind w:left="488" w:firstLine="220"/>
-        <w:rPr>
-          <w:lang w:eastAsia="es-ES"/>
-        </w:rPr>
-      </w:pPr>
+        <w:ind w:left="567"/>
+        <w:rPr>
+          <w:szCs w:val="24"/>
+        </w:rPr>
+      </w:pPr>
+      <w:r>
+        <w:rPr>
+          <w:b/>
+          <w:bCs/>
+          <w:szCs w:val="24"/>
+        </w:rPr>
+        <w:t>Normalización contextualizada:</w:t>
+      </w:r>
+      <w:r>
+        <w:rPr>
+          <w:szCs w:val="24"/>
+        </w:rPr>
+        <w:t xml:space="preserve"> Para mitigar la alta varianza en la frecuencia de clics, se aplicó una transformación Log1p seguida de una estandarización (Z-score). Para prevenir la fuga de datos (data </w:t>
+      </w:r>
+      <w:proofErr w:type="spellStart"/>
+      <w:r>
+        <w:rPr>
+          <w:szCs w:val="24"/>
+        </w:rPr>
+        <w:t>leakage</w:t>
+      </w:r>
+      <w:proofErr w:type="spellEnd"/>
+      <w:r>
+        <w:rPr>
+          <w:szCs w:val="24"/>
+        </w:rPr>
+        <w:t>), los estadísticos de normalización se calcularon estrictamente sobre el conjunto de entrenamiento, diferenciando por curso y considerando exclusivamente las semanas con actividad.</w:t>
+      </w:r>
+    </w:p>
+    <w:p>
+      <w:pPr>
+        <w:pStyle w:val="Prrafodelista"/>
+        <w:numPr>
+          <w:ilvl w:val="0"/>
+          <w:numId w:val="47"/>
+        </w:numPr>
+        <w:spacing w:after="0"/>
+        <w:ind w:left="567"/>
+        <w:rPr>
+          <w:szCs w:val="24"/>
+        </w:rPr>
+      </w:pPr>
+      <w:r>
+        <w:rPr>
+          <w:b/>
+          <w:bCs/>
+          <w:szCs w:val="24"/>
+        </w:rPr>
+        <w:t>Alineación topológica:</w:t>
+      </w:r>
+      <w:r>
+        <w:rPr>
+          <w:szCs w:val="24"/>
+        </w:rPr>
+        <w:t xml:space="preserve"> Por último, se aseguró la correspondencia exacta de los índices entre el tensor secuencial, el vector de la variable objetivo </w:t>
+      </w:r>
+      <w:r>
+        <w:rPr>
+          <w:szCs w:val="24"/>
+        </w:rPr>
+        <w:lastRenderedPageBreak/>
+        <w:t>(y) y las matrices que integran las características estáticas (datos demográficos y variables de clustering).</w:t>
+      </w:r>
+    </w:p>
+    <w:p>
+      <w:pPr>
+        <w:pStyle w:val="Ttulo2"/>
+      </w:pPr>
+      <w:bookmarkStart w:id="46" w:name="_Toc222664062"/>
+      <w:r>
+        <w:t>Ingeniería de características</w:t>
+      </w:r>
+      <w:r>
+        <w:t>.</w:t>
+      </w:r>
+      <w:bookmarkEnd w:id="46"/>
+    </w:p>
+    <w:p>
+      <w:pPr>
+        <w:ind w:left="284" w:firstLine="204"/>
+        <w:rPr>
+          <w:szCs w:val="24"/>
+          <w:lang w:eastAsia="es-ES"/>
+        </w:rPr>
+      </w:pPr>
+      <w:r>
+        <w:rPr>
+          <w:szCs w:val="24"/>
+          <w:lang w:eastAsia="es-ES"/>
+        </w:rPr>
+        <w:t xml:space="preserve">En el caso de la ingeniería de características tenemos dos fases: La primera consistente en la preparación y selección de los datos para el autoencoder, el cual representará la información en un espacio latente de menor dimensión que luego será </w:t>
+      </w:r>
+      <w:proofErr w:type="spellStart"/>
+      <w:r>
+        <w:rPr>
+          <w:szCs w:val="24"/>
+          <w:lang w:eastAsia="es-ES"/>
+        </w:rPr>
+        <w:t>clusterizado</w:t>
+      </w:r>
+      <w:proofErr w:type="spellEnd"/>
+      <w:r>
+        <w:rPr>
+          <w:szCs w:val="24"/>
+          <w:lang w:eastAsia="es-ES"/>
+        </w:rPr>
+        <w:t xml:space="preserve">. </w:t>
+      </w:r>
+      <w:r>
+        <w:rPr>
+          <w:szCs w:val="24"/>
+          <w:lang w:eastAsia="es-ES"/>
+        </w:rPr>
+        <w:t xml:space="preserve">La segunda es dependiente de la </w:t>
+      </w:r>
+      <w:proofErr w:type="gramStart"/>
+      <w:r>
+        <w:rPr>
+          <w:szCs w:val="24"/>
+          <w:lang w:eastAsia="es-ES"/>
+        </w:rPr>
+        <w:t>resolución  de</w:t>
+      </w:r>
+      <w:proofErr w:type="gramEnd"/>
+      <w:r>
+        <w:rPr>
+          <w:szCs w:val="24"/>
+          <w:lang w:eastAsia="es-ES"/>
+        </w:rPr>
+        <w:t xml:space="preserve"> la primera fase, dado que los resultados de las agrupaciones de los datos de la fase I junto con información de interacción de estudiantes </w:t>
+      </w:r>
+    </w:p>
+    <w:p>
+      <w:pPr>
+        <w:ind w:left="284" w:firstLine="204"/>
+        <w:rPr>
+          <w:szCs w:val="24"/>
+          <w:lang w:eastAsia="es-ES"/>
+        </w:rPr>
+      </w:pPr>
+      <w:r>
+        <w:rPr>
+          <w:szCs w:val="24"/>
+          <w:lang w:eastAsia="es-ES"/>
+        </w:rPr>
+        <w:t>Las exploraciones</w:t>
+      </w:r>
     </w:p>
     <w:p>
       <w:pPr>
         <w:pStyle w:val="Ttulo3"/>
       </w:pPr>
-      <w:bookmarkStart w:id="45" w:name="_Toc222664061"/>
-      <w:r>
-        <w:lastRenderedPageBreak/>
-        <w:t xml:space="preserve">Preprocesamiento para red neuronal </w:t>
-      </w:r>
-      <w:proofErr w:type="spellStart"/>
-      <w:r>
-        <w:t>Transformer</w:t>
-      </w:r>
-      <w:proofErr w:type="spellEnd"/>
-      <w:r>
-        <w:t>.</w:t>
-      </w:r>
-      <w:bookmarkEnd w:id="45"/>
-    </w:p>
-    <w:p>
-      <w:pPr>
-        <w:spacing w:after="0"/>
-        <w:jc w:val="left"/>
-        <w:rPr>
-          <w:szCs w:val="24"/>
-        </w:rPr>
-      </w:pPr>
-    </w:p>
-    <w:p>
-      <w:pPr>
-        <w:pStyle w:val="Ttulo2"/>
-      </w:pPr>
-      <w:bookmarkStart w:id="46" w:name="_Toc222664062"/>
-      <w:r>
-        <w:t>Ingeniería de características</w:t>
-      </w:r>
-      <w:r>
-        <w:t>.</w:t>
-      </w:r>
-      <w:bookmarkEnd w:id="46"/>
-    </w:p>
-    <w:p>
-      <w:pPr>
-        <w:ind w:left="284" w:firstLine="204"/>
-        <w:rPr>
-          <w:szCs w:val="24"/>
-          <w:lang w:eastAsia="es-ES"/>
-        </w:rPr>
-      </w:pPr>
-      <w:r>
-        <w:rPr>
-          <w:szCs w:val="24"/>
-          <w:lang w:eastAsia="es-ES"/>
-        </w:rPr>
-        <w:t xml:space="preserve">En el caso de la ingeniería de características tenemos dos fases: La primera consistente en la preparación y selección de los datos para el </w:t>
-      </w:r>
-      <w:proofErr w:type="spellStart"/>
-      <w:r>
-        <w:rPr>
-          <w:szCs w:val="24"/>
-          <w:lang w:eastAsia="es-ES"/>
-        </w:rPr>
-        <w:t>autoencoder</w:t>
-      </w:r>
-      <w:proofErr w:type="spellEnd"/>
-      <w:r>
-        <w:rPr>
-          <w:szCs w:val="24"/>
-          <w:lang w:eastAsia="es-ES"/>
-        </w:rPr>
-        <w:t xml:space="preserve">, el cual representará la información en un espacio latente de menor dimensión que luego será </w:t>
-      </w:r>
-      <w:proofErr w:type="spellStart"/>
-      <w:r>
-        <w:rPr>
-          <w:szCs w:val="24"/>
-          <w:lang w:eastAsia="es-ES"/>
-        </w:rPr>
-        <w:t>clusterizado</w:t>
-      </w:r>
-      <w:proofErr w:type="spellEnd"/>
-      <w:r>
-        <w:rPr>
-          <w:szCs w:val="24"/>
-          <w:lang w:eastAsia="es-ES"/>
-        </w:rPr>
-        <w:t xml:space="preserve">. </w:t>
-      </w:r>
-      <w:r>
-        <w:rPr>
-          <w:szCs w:val="24"/>
-          <w:lang w:eastAsia="es-ES"/>
-        </w:rPr>
-        <w:t xml:space="preserve">La segunda es dependiente de la </w:t>
-      </w:r>
-      <w:proofErr w:type="gramStart"/>
-      <w:r>
-        <w:rPr>
-          <w:szCs w:val="24"/>
-          <w:lang w:eastAsia="es-ES"/>
-        </w:rPr>
-        <w:t>resolución  de</w:t>
-      </w:r>
-      <w:proofErr w:type="gramEnd"/>
-      <w:r>
-        <w:rPr>
-          <w:szCs w:val="24"/>
-          <w:lang w:eastAsia="es-ES"/>
-        </w:rPr>
-        <w:t xml:space="preserve"> la primera fase, dado que los resultados de las agrupaciones de los datos de la fase I junto con información de interacción de estudiantes </w:t>
-      </w:r>
-    </w:p>
-    <w:p>
-      <w:pPr>
-        <w:ind w:left="284" w:firstLine="204"/>
-        <w:rPr>
-          <w:szCs w:val="24"/>
-          <w:lang w:eastAsia="es-ES"/>
-        </w:rPr>
-      </w:pPr>
-      <w:r>
-        <w:rPr>
-          <w:szCs w:val="24"/>
-          <w:lang w:eastAsia="es-ES"/>
-        </w:rPr>
-        <w:t>Las exploraciones</w:t>
-      </w:r>
-    </w:p>
-    <w:p>
-      <w:pPr>
-        <w:pStyle w:val="Ttulo3"/>
-      </w:pPr>
       <w:bookmarkStart w:id="47" w:name="_Toc222664063"/>
       <w:r>
-        <w:t xml:space="preserve">Fase I: Características para </w:t>
-      </w:r>
-      <w:proofErr w:type="spellStart"/>
-      <w:r>
-        <w:t>Autoencoder</w:t>
-      </w:r>
-      <w:proofErr w:type="spellEnd"/>
-      <w:r>
-        <w:t>.</w:t>
+        <w:t>Fase I: Características para Autoencoder.</w:t>
       </w:r>
       <w:bookmarkEnd w:id="47"/>
     </w:p>
@@ -18480,21 +18110,7 @@
         <w:rPr>
           <w:lang w:eastAsia="es-ES"/>
         </w:rPr>
-        <w:t xml:space="preserve">). Una vez procesados los datos provenientes del directorio data/2_processed, las variables resultantes para el </w:t>
-      </w:r>
-      <w:proofErr w:type="spellStart"/>
-      <w:r>
-        <w:rPr>
-          <w:lang w:eastAsia="es-ES"/>
-        </w:rPr>
-        <w:t>autoencoder</w:t>
-      </w:r>
-      <w:proofErr w:type="spellEnd"/>
-      <w:r>
-        <w:rPr>
-          <w:lang w:eastAsia="es-ES"/>
-        </w:rPr>
-        <w:t xml:space="preserve"> se exportan a data/3_features. La arquitectura de estos datos se fundamenta en dos bloques principales:</w:t>
+        <w:t>). Una vez procesados los datos provenientes del directorio data/2_processed, las variables resultantes para el autoencoder se exportan a data/3_features. La arquitectura de estos datos se fundamenta en dos bloques principales:</w:t>
       </w:r>
     </w:p>
     <w:p>
@@ -18671,19 +18287,7 @@
         <w:rPr>
           <w:lang w:eastAsia="es-ES"/>
         </w:rPr>
-        <w:t xml:space="preserve">El objetivo es que para diferentes ventanas </w:t>
-      </w:r>
-      <w:r>
-        <w:rPr>
-          <w:lang w:eastAsia="es-ES"/>
-        </w:rPr>
-        <w:t xml:space="preserve">de tiempo </w:t>
-      </w:r>
-      <w:r>
-        <w:rPr>
-          <w:lang w:eastAsia="es-ES"/>
-        </w:rPr>
-        <w:t>(desde la semana cero hasta la semana X)</w:t>
+        <w:t>El objetivo es que para diferentes ventanas de tiempo (desde la semana cero hasta la semana X)</w:t>
       </w:r>
       <w:r>
         <w:rPr>
@@ -19175,21 +18779,7 @@
         <w:rPr>
           <w:lang w:eastAsia="es-ES"/>
         </w:rPr>
-        <w:t xml:space="preserve">el vector de alta dimensionalidad que alimentó la arquitectura del </w:t>
-      </w:r>
-      <w:proofErr w:type="spellStart"/>
-      <w:r>
-        <w:rPr>
-          <w:lang w:eastAsia="es-ES"/>
-        </w:rPr>
-        <w:t>Autoencoder</w:t>
-      </w:r>
-      <w:proofErr w:type="spellEnd"/>
-      <w:r>
-        <w:rPr>
-          <w:lang w:eastAsia="es-ES"/>
-        </w:rPr>
-        <w:t xml:space="preserve">. Esto permitió a la red comprimir la información en un espacio latente, extrayendo patrones de comportamiento no lineales, limpios de ruido y altamente accionables desde la perspectiva pedagógica. Para una revisión exhaustiva del conjunto de datos resultante, el </w:t>
+        <w:t xml:space="preserve">el vector de alta dimensionalidad que alimentó la arquitectura del Autoencoder. Esto permitió a la red comprimir la información en un espacio latente, extrayendo patrones de comportamiento no lineales, limpios de ruido y altamente accionables desde la perspectiva pedagógica. Para una revisión exhaustiva del conjunto de datos resultante, el </w:t>
       </w:r>
       <w:hyperlink w:anchor="_Características_del_autoencoder." w:history="1">
         <w:r>
@@ -19277,11 +18867,9 @@
         <w:pStyle w:val="Ttulo3"/>
       </w:pPr>
       <w:bookmarkStart w:id="50" w:name="_Toc222664066"/>
-      <w:proofErr w:type="spellStart"/>
       <w:r>
         <w:t>Autoencoder</w:t>
       </w:r>
-      <w:proofErr w:type="spellEnd"/>
       <w:r>
         <w:t>.</w:t>
       </w:r>
@@ -19300,7 +18888,6 @@
         </w:rPr>
         <w:t xml:space="preserve">El modelado del </w:t>
       </w:r>
-      <w:proofErr w:type="spellStart"/>
       <w:proofErr w:type="gramStart"/>
       <w:r>
         <w:rPr>
@@ -19308,7 +18895,6 @@
         </w:rPr>
         <w:t>autoencoder</w:t>
       </w:r>
-      <w:proofErr w:type="spellEnd"/>
       <w:r>
         <w:rPr>
           <w:lang w:eastAsia="es-ES"/>
@@ -19438,21 +19024,7 @@
         <w:rPr>
           <w:lang w:eastAsia="es-ES"/>
         </w:rPr>
-        <w:t xml:space="preserve">La estrategia principal consiste en entrenar un único </w:t>
-      </w:r>
-      <w:proofErr w:type="spellStart"/>
-      <w:r>
-        <w:rPr>
-          <w:lang w:eastAsia="es-ES"/>
-        </w:rPr>
-        <w:t>autoencoder</w:t>
-      </w:r>
-      <w:proofErr w:type="spellEnd"/>
-      <w:r>
-        <w:rPr>
-          <w:lang w:eastAsia="es-ES"/>
-        </w:rPr>
-        <w:t xml:space="preserve"> global que procesa simultáneamente todas las ventanas semanales (5, 10, 15, 20 y 25). Esta decisión se fundamenta en tres motivos técnicos: primero, garantiza la </w:t>
+        <w:t xml:space="preserve">La estrategia principal consiste en entrenar un único autoencoder global que procesa simultáneamente todas las ventanas semanales (5, 10, 15, 20 y 25). Esta decisión se fundamenta en tres motivos técnicos: primero, garantiza la </w:t>
       </w:r>
       <w:r>
         <w:rPr>
@@ -19583,19 +19155,7 @@
         <w:rPr>
           <w:lang w:eastAsia="es-ES"/>
         </w:rPr>
-        <w:t xml:space="preserve">Adicionalmente, la arquitectura implementada </w:t>
-      </w:r>
-      <w:r>
-        <w:rPr>
-          <w:lang w:eastAsia="es-ES"/>
-        </w:rPr>
-        <w:t>se enmarca en</w:t>
-      </w:r>
-      <w:r>
-        <w:rPr>
-          <w:lang w:eastAsia="es-ES"/>
-        </w:rPr>
-        <w:t xml:space="preserve"> la categoría de redes Deep Clustering Networks (DCN), inspirada en los principios del Deep </w:t>
+        <w:t xml:space="preserve">Adicionalmente, la arquitectura implementada se enmarca en la categoría de redes Deep Clustering Networks (DCN), inspirada en los principios del Deep </w:t>
       </w:r>
       <w:proofErr w:type="spellStart"/>
       <w:r>
@@ -19655,34 +19215,20 @@
         <w:rPr>
           <w:lang w:eastAsia="es-ES"/>
         </w:rPr>
-        <w:t xml:space="preserve"> (KL). Esta segunda función interactúa con una capa de clustering que utiliza la distribución t de Student para calcular asignaciones probabilísticas, empujando y reubicando iterativamente las representaciones latentes hasta consolidarlas en k clústeres bien definidos. Mediante esta optimización conjunta, el </w:t>
+        <w:t xml:space="preserve"> (KL). Esta segunda función interactúa con una capa de clustering que utiliza la distribución t de Student para calcular asignaciones probabilísticas, empujando y reubicando iterativamente las representaciones latentes hasta consolidarlas en k clústeres bien definidos. Mediante esta optimización conjunta, el autoencoder genera </w:t>
       </w:r>
       <w:proofErr w:type="spellStart"/>
       <w:r>
         <w:rPr>
           <w:lang w:eastAsia="es-ES"/>
         </w:rPr>
-        <w:t>autoencoder</w:t>
+        <w:t>embeddings</w:t>
       </w:r>
       <w:proofErr w:type="spellEnd"/>
       <w:r>
         <w:rPr>
           <w:lang w:eastAsia="es-ES"/>
         </w:rPr>
-        <w:t xml:space="preserve"> genera </w:t>
-      </w:r>
-      <w:proofErr w:type="spellStart"/>
-      <w:r>
-        <w:rPr>
-          <w:lang w:eastAsia="es-ES"/>
-        </w:rPr>
-        <w:t>embeddings</w:t>
-      </w:r>
-      <w:proofErr w:type="spellEnd"/>
-      <w:r>
-        <w:rPr>
-          <w:lang w:eastAsia="es-ES"/>
-        </w:rPr>
         <w:t xml:space="preserve"> que no solo están limpios de ruido, sino que están matemáticamente forzados a ser altamente discriminativos para la segmentación de perfiles de aprendizaje.</w:t>
       </w:r>
     </w:p>
@@ -19697,21 +19243,7 @@
         <w:rPr>
           <w:lang w:eastAsia="es-ES"/>
         </w:rPr>
-        <w:t xml:space="preserve">En la Ilustración 10 se presenta una representación visual del funcionamiento del </w:t>
-      </w:r>
-      <w:proofErr w:type="spellStart"/>
-      <w:r>
-        <w:rPr>
-          <w:lang w:eastAsia="es-ES"/>
-        </w:rPr>
-        <w:t>autoencoder</w:t>
-      </w:r>
-      <w:proofErr w:type="spellEnd"/>
-      <w:r>
-        <w:rPr>
-          <w:lang w:eastAsia="es-ES"/>
-        </w:rPr>
-        <w:t xml:space="preserve"> en tres niveles: (1) el espacio original proyectado mediante PCA, (2) el espacio latente aprendido por el modelo y (3) la reconstrucción nuevamente proyectada en el espacio PCA. Las filas </w:t>
+        <w:t xml:space="preserve">En la Ilustración 10 se presenta una representación visual del funcionamiento del autoencoder en tres niveles: (1) el espacio original proyectado mediante PCA, (2) el espacio latente aprendido por el modelo y (3) la reconstrucción nuevamente proyectada en el espacio PCA. Las filas </w:t>
       </w:r>
       <w:r>
         <w:rPr>
@@ -19730,6 +19262,7 @@
       </w:pPr>
       <w:r>
         <w:rPr>
+          <w:noProof/>
           <w:lang w:eastAsia="es-ES"/>
         </w:rPr>
         <w:drawing>
@@ -19841,191 +19374,155 @@
         <w:ind w:firstLine="488"/>
       </w:pPr>
       <w:r>
-        <w:t xml:space="preserve">Puede apreciarse cómo, en el espacio latente, las representaciones se compactan y reorganizan en estructuras más definidas y separables, evidenciando el efecto conjunto de la pérdida de reconstrucción y la pérdida de clustering. Al mismo tiempo, la reconstrucción mantiene una alta fidelidad respecto al espacio original, lo que confirma que la compresión no implica pérdida sustancial de información estructural. Este comportamiento valida empíricamente que el </w:t>
+        <w:t xml:space="preserve">Puede apreciarse cómo, en el espacio latente, las representaciones se compactan y reorganizan en estructuras más definidas y separables, evidenciando el efecto conjunto de la pérdida de reconstrucción y la pérdida de clustering. Al mismo tiempo, la reconstrucción mantiene una alta fidelidad respecto al espacio original, lo que confirma que la compresión no implica pérdida sustancial de información estructural. Este comportamiento valida empíricamente que el autoencoder no solo actúa como un mecanismo de reducción de dimensionalidad, sino como un generador de </w:t>
       </w:r>
       <w:proofErr w:type="spellStart"/>
       <w:r>
-        <w:t>autoencoder</w:t>
+        <w:t>embeddings</w:t>
       </w:r>
       <w:proofErr w:type="spellEnd"/>
       <w:r>
-        <w:t xml:space="preserve"> no solo actúa como un mecanismo de reducción de dimensionalidad, sino como un generador de </w:t>
-      </w:r>
+        <w:t xml:space="preserve"> estructuralmente coherentes y optimizados para la segmentación, consolidando perfiles de aprendizaje más nítidos y matemáticamente discriminativos.</w:t>
+      </w:r>
+    </w:p>
+    <w:p>
+      <w:pPr>
+        <w:ind w:firstLine="488"/>
+      </w:pPr>
+    </w:p>
+    <w:p>
+      <w:pPr>
+        <w:pStyle w:val="Ttulo3"/>
+      </w:pPr>
       <w:proofErr w:type="spellStart"/>
       <w:r>
+        <w:t>Embeddings</w:t>
+      </w:r>
+      <w:proofErr w:type="spellEnd"/>
+    </w:p>
+    <w:p>
+      <w:pPr>
+        <w:ind w:firstLine="488"/>
+        <w:rPr>
+          <w:lang w:eastAsia="es-ES"/>
+        </w:rPr>
+      </w:pPr>
+      <w:r>
+        <w:rPr>
+          <w:lang w:eastAsia="es-ES"/>
+        </w:rPr>
+        <w:t xml:space="preserve">Para la generación de </w:t>
+      </w:r>
+      <w:proofErr w:type="spellStart"/>
+      <w:r>
+        <w:rPr>
+          <w:lang w:eastAsia="es-ES"/>
+        </w:rPr>
         <w:t>embeddings</w:t>
       </w:r>
       <w:proofErr w:type="spellEnd"/>
       <w:r>
-        <w:t xml:space="preserve"> estructuralmente coherentes y optimizados para la segmentación, consolidando perfiles de aprendizaje más nítidos y matemáticamente discriminativos.</w:t>
+        <w:rPr>
+          <w:lang w:eastAsia="es-ES"/>
+        </w:rPr>
+        <w:t xml:space="preserve"> —entendidos como representaciones comprimidas de los vectores de datos de los estudiantes en un espacio latente de menor dimensionalidad— se empleó el autoencoder descrito en el epígrafe anterior. De forma complementaria, y con el objetivo de disponer de una línea base (</w:t>
+      </w:r>
+      <w:proofErr w:type="spellStart"/>
+      <w:r>
+        <w:rPr>
+          <w:lang w:eastAsia="es-ES"/>
+        </w:rPr>
+        <w:t>baseline</w:t>
+      </w:r>
+      <w:proofErr w:type="spellEnd"/>
+      <w:r>
+        <w:rPr>
+          <w:lang w:eastAsia="es-ES"/>
+        </w:rPr>
+        <w:t>) interpretable, se entrenó también un modelo PCA, ajustando su número de componentes al mismo tamaño dimensional del espacio latente del autoencoder. Esta comparación permite evaluar cuál de las dos técnicas resulta más adecuada como etapa previa al clustering.</w:t>
       </w:r>
     </w:p>
     <w:p>
       <w:pPr>
         <w:ind w:firstLine="488"/>
-      </w:pPr>
-    </w:p>
-    <w:p>
-      <w:pPr>
-        <w:pStyle w:val="Ttulo3"/>
-      </w:pPr>
+        <w:rPr>
+          <w:lang w:eastAsia="es-ES"/>
+        </w:rPr>
+      </w:pPr>
+      <w:r>
+        <w:rPr>
+          <w:lang w:eastAsia="es-ES"/>
+        </w:rPr>
+        <w:t xml:space="preserve">Para la generación de los </w:t>
+      </w:r>
       <w:proofErr w:type="spellStart"/>
       <w:r>
-        <w:t>Embeddings</w:t>
+        <w:rPr>
+          <w:lang w:eastAsia="es-ES"/>
+        </w:rPr>
+        <w:t>embeddings</w:t>
       </w:r>
       <w:proofErr w:type="spellEnd"/>
-    </w:p>
-    <w:p>
-      <w:pPr>
-        <w:ind w:firstLine="488"/>
-        <w:rPr>
-          <w:lang w:eastAsia="es-ES"/>
-        </w:rPr>
-      </w:pPr>
-      <w:r>
-        <w:rPr>
-          <w:lang w:eastAsia="es-ES"/>
-        </w:rPr>
-        <w:t xml:space="preserve">Para la generación de </w:t>
+      <w:r>
+        <w:rPr>
+          <w:lang w:eastAsia="es-ES"/>
+        </w:rPr>
+        <w:t xml:space="preserve"> se </w:t>
+      </w:r>
+      <w:r>
+        <w:rPr>
+          <w:lang w:eastAsia="es-ES"/>
+        </w:rPr>
+        <w:t>utilizó</w:t>
+      </w:r>
+      <w:r>
+        <w:rPr>
+          <w:lang w:eastAsia="es-ES"/>
+        </w:rPr>
+        <w:t xml:space="preserve"> el script </w:t>
+      </w:r>
+      <w:r>
+        <w:rPr>
+          <w:lang w:eastAsia="es-ES"/>
+        </w:rPr>
+        <w:t>“</w:t>
+      </w:r>
+      <w:r>
+        <w:rPr>
+          <w:lang w:eastAsia="es-ES"/>
+        </w:rPr>
+        <w:t>generate_embeddings.py</w:t>
+      </w:r>
+      <w:r>
+        <w:rPr>
+          <w:lang w:eastAsia="es-ES"/>
+        </w:rPr>
+        <w:t>”</w:t>
+      </w:r>
+      <w:r>
+        <w:rPr>
+          <w:lang w:eastAsia="es-ES"/>
+        </w:rPr>
+        <w:t xml:space="preserve"> en la carpeta</w:t>
+      </w:r>
+      <w:r>
+        <w:rPr>
+          <w:lang w:eastAsia="es-ES"/>
+        </w:rPr>
+        <w:t xml:space="preserve"> </w:t>
       </w:r>
       <w:proofErr w:type="spellStart"/>
       <w:r>
         <w:rPr>
           <w:lang w:eastAsia="es-ES"/>
         </w:rPr>
-        <w:t>embeddings</w:t>
+        <w:t>educational_ai_analytics</w:t>
       </w:r>
       <w:proofErr w:type="spellEnd"/>
       <w:r>
         <w:rPr>
           <w:lang w:eastAsia="es-ES"/>
         </w:rPr>
-        <w:t xml:space="preserve"> —entendidos como representaciones comprimidas de los vectores de datos de los estudiantes en un espacio latente de menor dimensionalidad— se empleó el </w:t>
-      </w:r>
-      <w:proofErr w:type="spellStart"/>
-      <w:r>
-        <w:rPr>
-          <w:lang w:eastAsia="es-ES"/>
-        </w:rPr>
-        <w:t>autoencoder</w:t>
-      </w:r>
-      <w:proofErr w:type="spellEnd"/>
-      <w:r>
-        <w:rPr>
-          <w:lang w:eastAsia="es-ES"/>
-        </w:rPr>
-        <w:t xml:space="preserve"> descrito en el epígrafe anterior. De forma complementaria, y con el objetivo de disponer de una línea base (</w:t>
-      </w:r>
-      <w:proofErr w:type="spellStart"/>
-      <w:r>
-        <w:rPr>
-          <w:lang w:eastAsia="es-ES"/>
-        </w:rPr>
-        <w:t>baseline</w:t>
-      </w:r>
-      <w:proofErr w:type="spellEnd"/>
-      <w:r>
-        <w:rPr>
-          <w:lang w:eastAsia="es-ES"/>
-        </w:rPr>
-        <w:t xml:space="preserve">) interpretable, se entrenó también un modelo PCA, ajustando su número de componentes al mismo tamaño dimensional del espacio latente del </w:t>
-      </w:r>
-      <w:proofErr w:type="spellStart"/>
-      <w:r>
-        <w:rPr>
-          <w:lang w:eastAsia="es-ES"/>
-        </w:rPr>
-        <w:t>autoencoder</w:t>
-      </w:r>
-      <w:proofErr w:type="spellEnd"/>
-      <w:r>
-        <w:rPr>
-          <w:lang w:eastAsia="es-ES"/>
-        </w:rPr>
-        <w:t>. Esta comparación permite evaluar cuál de las dos técnicas resulta más adecuada como etapa previa al clustering.</w:t>
-      </w:r>
-    </w:p>
-    <w:p>
-      <w:pPr>
-        <w:ind w:firstLine="488"/>
-        <w:rPr>
-          <w:lang w:eastAsia="es-ES"/>
-        </w:rPr>
-      </w:pPr>
-      <w:r>
-        <w:rPr>
-          <w:lang w:eastAsia="es-ES"/>
-        </w:rPr>
-        <w:t xml:space="preserve">Para la generación de los </w:t>
-      </w:r>
-      <w:proofErr w:type="spellStart"/>
-      <w:r>
-        <w:rPr>
-          <w:lang w:eastAsia="es-ES"/>
-        </w:rPr>
-        <w:t>embeddings</w:t>
-      </w:r>
-      <w:proofErr w:type="spellEnd"/>
-      <w:r>
-        <w:rPr>
-          <w:lang w:eastAsia="es-ES"/>
-        </w:rPr>
-        <w:t xml:space="preserve"> se </w:t>
-      </w:r>
-      <w:r>
-        <w:rPr>
-          <w:lang w:eastAsia="es-ES"/>
-        </w:rPr>
-        <w:t>utilizó</w:t>
-      </w:r>
-      <w:r>
-        <w:rPr>
-          <w:lang w:eastAsia="es-ES"/>
-        </w:rPr>
-        <w:t xml:space="preserve"> el script </w:t>
-      </w:r>
-      <w:r>
-        <w:rPr>
-          <w:lang w:eastAsia="es-ES"/>
-        </w:rPr>
-        <w:t>“</w:t>
-      </w:r>
-      <w:r>
-        <w:rPr>
-          <w:lang w:eastAsia="es-ES"/>
-        </w:rPr>
-        <w:t>generate_embeddings.py</w:t>
-      </w:r>
-      <w:r>
-        <w:rPr>
-          <w:lang w:eastAsia="es-ES"/>
-        </w:rPr>
-        <w:t>”</w:t>
-      </w:r>
-      <w:r>
-        <w:rPr>
-          <w:lang w:eastAsia="es-ES"/>
-        </w:rPr>
-        <w:t xml:space="preserve"> en la carpeta</w:t>
-      </w:r>
-      <w:r>
-        <w:rPr>
-          <w:lang w:eastAsia="es-ES"/>
-        </w:rPr>
-        <w:t xml:space="preserve"> </w:t>
-      </w:r>
-      <w:proofErr w:type="spellStart"/>
-      <w:r>
-        <w:rPr>
-          <w:lang w:eastAsia="es-ES"/>
-        </w:rPr>
-        <w:t>educational_ai_analytics</w:t>
-      </w:r>
-      <w:proofErr w:type="spellEnd"/>
-      <w:r>
-        <w:rPr>
-          <w:lang w:eastAsia="es-ES"/>
-        </w:rPr>
         <w:t>/2_modeling</w:t>
       </w:r>
       <w:r>
@@ -20033,11 +19530,6 @@
           <w:lang w:eastAsia="es-ES"/>
         </w:rPr>
         <w:br/>
-      </w:r>
-      <w:r>
-        <w:rPr>
-          <w:lang w:eastAsia="es-ES"/>
-        </w:rPr>
         <w:t>/</w:t>
       </w:r>
       <w:proofErr w:type="spellStart"/>
@@ -20066,13 +19558,7 @@
         <w:rPr>
           <w:lang w:eastAsia="es-ES"/>
         </w:rPr>
-        <w:t>)</w:t>
-      </w:r>
-      <w:r>
-        <w:rPr>
-          <w:lang w:eastAsia="es-ES"/>
-        </w:rPr>
-        <w:t xml:space="preserve">, este script toma como entrada los datos en la carpeta “data/3_features” y a partir de ella se generan los </w:t>
+        <w:t xml:space="preserve">), este script toma como entrada los datos en la carpeta “data/3_features” y a partir de ella se generan los </w:t>
       </w:r>
       <w:proofErr w:type="spellStart"/>
       <w:r>
@@ -20148,19 +19634,7 @@
         <w:rPr>
           <w:lang w:eastAsia="es-ES"/>
         </w:rPr>
-        <w:t xml:space="preserve"> requirió una fase experimental iterativa que implicó realizar múltiples ajustes y reentrenamientos a lo largo de las etapas anteriores (procesamiento, EDA, ingeniería de características y modelado). A </w:t>
-      </w:r>
-      <w:r>
-        <w:rPr>
-          <w:lang w:eastAsia="es-ES"/>
-        </w:rPr>
-        <w:t>continuación,</w:t>
-      </w:r>
-      <w:r>
-        <w:rPr>
-          <w:lang w:eastAsia="es-ES"/>
-        </w:rPr>
-        <w:t xml:space="preserve"> se describen dos ejemplos representativos:</w:t>
+        <w:t xml:space="preserve"> requirió una fase experimental iterativa que implicó realizar múltiples ajustes y reentrenamientos a lo largo de las etapas anteriores (procesamiento, EDA, ingeniería de características y modelado). A continuación, se describen dos ejemplos representativos:</w:t>
       </w:r>
       <w:r>
         <w:rPr>
@@ -20197,28 +19671,14 @@
         <w:rPr>
           <w:lang w:eastAsia="es-ES"/>
         </w:rPr>
-        <w:t xml:space="preserve">. En una primera aproximación, se construyó el clustering utilizando una única ventana que abarcaba desde el Día 0 hasta la última semana del curso. Este planteamiento introducía una fuga de datos evidente, ya que el </w:t>
+        <w:t xml:space="preserve">. En una primera aproximación, se construyó el clustering utilizando una única ventana que abarcaba desde el Día 0 hasta la última semana del curso. </w:t>
       </w:r>
       <w:r>
         <w:rPr>
           <w:lang w:eastAsia="es-ES"/>
         </w:rPr>
         <w:lastRenderedPageBreak/>
-        <w:t xml:space="preserve">modelo incorporaba información futura y, por tanto, generaba agrupaciones artificialmente precisas. Dado que el objetivo del proyecto es clasificar al estudiante en diferentes semanas utilizando únicamente la información disponible hasta ese momento, fue necesario rediseñar el enfoque hacia ventanas temporales. Esto condujo a una revisión de la ingeniería de características y a ajustes en el </w:t>
-      </w:r>
-      <w:proofErr w:type="spellStart"/>
-      <w:r>
-        <w:rPr>
-          <w:lang w:eastAsia="es-ES"/>
-        </w:rPr>
-        <w:t>autoencoder</w:t>
-      </w:r>
-      <w:proofErr w:type="spellEnd"/>
-      <w:r>
-        <w:rPr>
-          <w:lang w:eastAsia="es-ES"/>
-        </w:rPr>
-        <w:t>, con el fin de construir un modelo de clustering específico por semana K, especializado en agrupar estudiantes según el comportamiento observado desde el inicio del curso hasta dicha semana.</w:t>
+        <w:t>Este planteamiento introducía una fuga de datos evidente, ya que el modelo incorporaba información futura y, por tanto, generaba agrupaciones artificialmente precisas. Dado que el objetivo del proyecto es clasificar al estudiante en diferentes semanas utilizando únicamente la información disponible hasta ese momento, fue necesario rediseñar el enfoque hacia ventanas temporales. Esto condujo a una revisión de la ingeniería de características y a ajustes en el autoencoder, con el fin de construir un modelo de clustering específico por semana K, especializado en agrupar estudiantes según el comportamiento observado desde el inicio del curso hasta dicha semana.</w:t>
       </w:r>
     </w:p>
     <w:p>
@@ -20249,21 +19709,7 @@
         <w:rPr>
           <w:lang w:eastAsia="es-ES"/>
         </w:rPr>
-        <w:t xml:space="preserve">. Inicialmente, el </w:t>
-      </w:r>
-      <w:proofErr w:type="spellStart"/>
-      <w:r>
-        <w:rPr>
-          <w:lang w:eastAsia="es-ES"/>
-        </w:rPr>
-        <w:t>autoencoder</w:t>
-      </w:r>
-      <w:proofErr w:type="spellEnd"/>
-      <w:r>
-        <w:rPr>
-          <w:lang w:eastAsia="es-ES"/>
-        </w:rPr>
-        <w:t xml:space="preserve"> se entrenaba únicamente minimizando el error de reconstrucción. Aunque esta estrategia lograba compresión, el espacio latente resultante no siempre era fácilmente separable para técnicas de agrupamiento. Al incorporar una pérdida adicional basada en la divergencia de </w:t>
+        <w:t xml:space="preserve">. Inicialmente, el autoencoder se entrenaba únicamente minimizando el error de reconstrucción. Aunque esta estrategia lograba compresión, el espacio latente resultante no siempre era fácilmente separable para técnicas de agrupamiento. Al incorporar una pérdida adicional basada en la divergencia de </w:t>
       </w:r>
       <w:proofErr w:type="spellStart"/>
       <w:r>
@@ -20406,14 +19852,14 @@
         <w:rPr>
           <w:lang w:eastAsia="es-ES"/>
         </w:rPr>
-        <w:t xml:space="preserve">). En dicho notebook se exploran dos familias de combinaciones: (PCA o AE) + K-Means y (PCA o AE) + Gaussian Mixture Model (GMM). No obstante, para evitar extender en exceso la memoria, en este </w:t>
+        <w:t xml:space="preserve">). En dicho notebook se exploran dos familias de combinaciones: (PCA o AE) + K-Means y (PCA o AE) + Gaussian Mixture </w:t>
       </w:r>
       <w:r>
         <w:rPr>
           <w:lang w:eastAsia="es-ES"/>
         </w:rPr>
         <w:lastRenderedPageBreak/>
-        <w:t>epígrafe se analiza únicamente la segunda combinación, es decir, PCA o AE con GMM. Esta decisión se alinea con lo expuesto y justificado en el epígrafe anterior: por un lado, la naturaleza del problema no sugiere fronteras “duras” entre perfiles de estudiantes, y por otro, el uso posterior de modelos basados en Transformers se beneficia de representaciones probabilísticas (p. ej., pertenencias blandas o distribuciones), lo que hace al GMM más coherente con el enfoque global.</w:t>
+        <w:t>Model (GMM). No obstante, para evitar extender en exceso la memoria, en este epígrafe se analiza únicamente la segunda combinación, es decir, PCA o AE con GMM. Esta decisión se alinea con lo expuesto y justificado en el epígrafe anterior: por un lado, la naturaleza del problema no sugiere fronteras “duras” entre perfiles de estudiantes, y por otro, el uso posterior de modelos basados en Transformers se beneficia de representaciones probabilísticas (p. ej., pertenencias blandas o distribuciones), lo que hace al GMM más coherente con el enfoque global.</w:t>
       </w:r>
     </w:p>
     <w:p>
@@ -20441,186 +19887,116 @@
         <w:rPr>
           <w:lang w:eastAsia="es-ES"/>
         </w:rPr>
-        <w:t xml:space="preserve"> generados mediante PCA y mediante </w:t>
+        <w:t xml:space="preserve"> generados mediante PCA y mediante autoencoder. A partir de esta comparativa se puede observar el comportamiento relativo de ambas técnicas en términos de ajuste y parsimonia del modelo.</w:t>
+      </w:r>
+    </w:p>
+    <w:p>
+      <w:pPr>
+        <w:ind w:firstLine="488"/>
+        <w:rPr>
+          <w:lang w:eastAsia="es-ES"/>
+        </w:rPr>
+      </w:pPr>
+    </w:p>
+    <w:p>
+      <w:pPr>
+        <w:ind w:firstLine="488"/>
+        <w:rPr>
+          <w:lang w:eastAsia="es-ES"/>
+        </w:rPr>
+      </w:pPr>
+    </w:p>
+    <w:p>
+      <w:pPr>
+        <w:ind w:firstLine="488"/>
+        <w:rPr>
+          <w:lang w:eastAsia="es-ES"/>
+        </w:rPr>
+      </w:pPr>
+    </w:p>
+    <w:p>
+      <w:pPr>
+        <w:ind w:firstLine="488"/>
+        <w:rPr>
+          <w:lang w:eastAsia="es-ES"/>
+        </w:rPr>
+      </w:pPr>
+    </w:p>
+    <w:p>
+      <w:pPr>
+        <w:ind w:firstLine="488"/>
+        <w:rPr>
+          <w:lang w:eastAsia="es-ES"/>
+        </w:rPr>
+      </w:pPr>
+    </w:p>
+    <w:p>
+      <w:pPr>
+        <w:ind w:firstLine="488"/>
+        <w:rPr>
+          <w:lang w:eastAsia="es-ES"/>
+        </w:rPr>
+      </w:pPr>
+    </w:p>
+    <w:p>
+      <w:pPr>
+        <w:ind w:firstLine="488"/>
+        <w:rPr>
+          <w:lang w:eastAsia="es-ES"/>
+        </w:rPr>
+      </w:pPr>
+    </w:p>
+    <w:p>
+      <w:pPr>
+        <w:ind w:firstLine="488"/>
+        <w:rPr>
+          <w:lang w:eastAsia="es-ES"/>
+        </w:rPr>
+      </w:pPr>
+    </w:p>
+    <w:p>
+      <w:pPr>
+        <w:ind w:firstLine="488"/>
+        <w:rPr>
+          <w:lang w:eastAsia="es-ES"/>
+        </w:rPr>
+      </w:pPr>
+    </w:p>
+    <w:p>
+      <w:pPr>
+        <w:ind w:firstLine="488"/>
+        <w:rPr>
+          <w:lang w:eastAsia="es-ES"/>
+        </w:rPr>
+      </w:pPr>
+    </w:p>
+    <w:p>
+      <w:pPr>
+        <w:ind w:firstLine="488"/>
+        <w:rPr>
+          <w:lang w:eastAsia="es-ES"/>
+        </w:rPr>
+      </w:pPr>
+      <w:r>
+        <w:rPr>
+          <w:lang w:eastAsia="es-ES"/>
+        </w:rPr>
+        <w:lastRenderedPageBreak/>
+        <w:t xml:space="preserve">De la comparación entre PCA y autoencoder se deduce que los </w:t>
       </w:r>
       <w:proofErr w:type="spellStart"/>
       <w:r>
         <w:rPr>
           <w:lang w:eastAsia="es-ES"/>
         </w:rPr>
-        <w:t>autoencoder</w:t>
+        <w:t>embeddings</w:t>
       </w:r>
       <w:proofErr w:type="spellEnd"/>
       <w:r>
         <w:rPr>
           <w:lang w:eastAsia="es-ES"/>
         </w:rPr>
-        <w:t>. A partir de esta comparativa se puede observar el comportamiento relativo de ambas técnicas en términos de ajuste y parsimonia del modelo.</w:t>
-      </w:r>
-    </w:p>
-    <w:p>
-      <w:pPr>
-        <w:ind w:firstLine="488"/>
-        <w:rPr>
-          <w:lang w:eastAsia="es-ES"/>
-        </w:rPr>
-      </w:pPr>
-    </w:p>
-    <w:p>
-      <w:pPr>
-        <w:ind w:firstLine="488"/>
-        <w:rPr>
-          <w:lang w:eastAsia="es-ES"/>
-        </w:rPr>
-      </w:pPr>
-    </w:p>
-    <w:p>
-      <w:pPr>
-        <w:ind w:firstLine="488"/>
-        <w:rPr>
-          <w:lang w:eastAsia="es-ES"/>
-        </w:rPr>
-      </w:pPr>
-    </w:p>
-    <w:p>
-      <w:pPr>
-        <w:ind w:firstLine="488"/>
-        <w:rPr>
-          <w:lang w:eastAsia="es-ES"/>
-        </w:rPr>
-      </w:pPr>
-    </w:p>
-    <w:p>
-      <w:pPr>
-        <w:ind w:firstLine="488"/>
-        <w:rPr>
-          <w:lang w:eastAsia="es-ES"/>
-        </w:rPr>
-      </w:pPr>
-    </w:p>
-    <w:p>
-      <w:pPr>
-        <w:ind w:firstLine="488"/>
-        <w:rPr>
-          <w:lang w:eastAsia="es-ES"/>
-        </w:rPr>
-      </w:pPr>
-    </w:p>
-    <w:p>
-      <w:pPr>
-        <w:ind w:firstLine="488"/>
-        <w:rPr>
-          <w:lang w:eastAsia="es-ES"/>
-        </w:rPr>
-      </w:pPr>
-    </w:p>
-    <w:p>
-      <w:pPr>
-        <w:ind w:firstLine="488"/>
-        <w:rPr>
-          <w:lang w:eastAsia="es-ES"/>
-        </w:rPr>
-      </w:pPr>
-    </w:p>
-    <w:p>
-      <w:pPr>
-        <w:ind w:firstLine="488"/>
-        <w:rPr>
-          <w:lang w:eastAsia="es-ES"/>
-        </w:rPr>
-      </w:pPr>
-    </w:p>
-    <w:p>
-      <w:pPr>
-        <w:ind w:firstLine="488"/>
-        <w:rPr>
-          <w:lang w:eastAsia="es-ES"/>
-        </w:rPr>
-      </w:pPr>
-    </w:p>
-    <w:p>
-      <w:pPr>
-        <w:ind w:firstLine="488"/>
-        <w:rPr>
-          <w:lang w:eastAsia="es-ES"/>
-        </w:rPr>
-      </w:pPr>
-      <w:r>
-        <w:rPr>
-          <w:lang w:eastAsia="es-ES"/>
-        </w:rPr>
-        <w:lastRenderedPageBreak/>
-        <w:t xml:space="preserve">De la comparación entre PCA y </w:t>
-      </w:r>
-      <w:proofErr w:type="spellStart"/>
-      <w:r>
-        <w:rPr>
-          <w:lang w:eastAsia="es-ES"/>
-        </w:rPr>
-        <w:t>autoencoder</w:t>
-      </w:r>
-      <w:proofErr w:type="spellEnd"/>
-      <w:r>
-        <w:rPr>
-          <w:lang w:eastAsia="es-ES"/>
-        </w:rPr>
-        <w:t xml:space="preserve"> se deduce que los </w:t>
-      </w:r>
-      <w:proofErr w:type="spellStart"/>
-      <w:r>
-        <w:rPr>
-          <w:lang w:eastAsia="es-ES"/>
-        </w:rPr>
-        <w:t>embeddings</w:t>
-      </w:r>
-      <w:proofErr w:type="spellEnd"/>
-      <w:r>
-        <w:rPr>
-          <w:lang w:eastAsia="es-ES"/>
-        </w:rPr>
-        <w:t xml:space="preserve"> aprendidos por el </w:t>
-      </w:r>
-      <w:proofErr w:type="spellStart"/>
-      <w:r>
-        <w:rPr>
-          <w:lang w:eastAsia="es-ES"/>
-        </w:rPr>
-        <w:t>autoencoder</w:t>
-      </w:r>
-      <w:proofErr w:type="spellEnd"/>
-      <w:r>
-        <w:rPr>
-          <w:lang w:eastAsia="es-ES"/>
-        </w:rPr>
-        <w:t xml:space="preserve"> generan, de forma consistente, valores más favorables de BIC/AIC y una dinámica de mejora marginal más estable frente a PCA. Esto sugiere que el </w:t>
-      </w:r>
-      <w:proofErr w:type="spellStart"/>
-      <w:r>
-        <w:rPr>
-          <w:lang w:eastAsia="es-ES"/>
-        </w:rPr>
-        <w:t>autoencoder</w:t>
-      </w:r>
-      <w:proofErr w:type="spellEnd"/>
-      <w:r>
-        <w:rPr>
-          <w:lang w:eastAsia="es-ES"/>
-        </w:rPr>
-        <w:t xml:space="preserve"> logra capturar relaciones no lineales y estructuras internas del comportamiento estudiantil que una proyección lineal como PCA no representa con la misma fidelidad. En consecuencia, se adopta el </w:t>
-      </w:r>
-      <w:proofErr w:type="spellStart"/>
-      <w:r>
-        <w:rPr>
-          <w:lang w:eastAsia="es-ES"/>
-        </w:rPr>
-        <w:t>autoencoder</w:t>
-      </w:r>
-      <w:proofErr w:type="spellEnd"/>
-      <w:r>
-        <w:rPr>
-          <w:lang w:eastAsia="es-ES"/>
-        </w:rPr>
-        <w:t xml:space="preserve"> como técnica principal de generación de </w:t>
+        <w:t xml:space="preserve"> aprendidos por el autoencoder generan, de forma consistente, valores más favorables de BIC/AIC y una dinámica de mejora marginal más estable frente a PCA. Esto sugiere que el autoencoder logra capturar relaciones no lineales y estructuras internas del comportamiento estudiantil que una proyección lineal como PCA no representa con la misma fidelidad. En consecuencia, se adopta el autoencoder como técnica principal de generación de </w:t>
       </w:r>
       <w:proofErr w:type="spellStart"/>
       <w:r>
@@ -20816,55 +20192,7 @@
           <w:szCs w:val="24"/>
           <w:lang w:eastAsia="es-ES"/>
         </w:rPr>
-        <w:t xml:space="preserve">Por último, al comparar el comportamiento de GMM sobre la representación lineal (PCA) y sobre el espacio latente aprendido por el </w:t>
-      </w:r>
-      <w:proofErr w:type="spellStart"/>
-      <w:r>
-        <w:rPr>
-          <w:szCs w:val="24"/>
-          <w:lang w:eastAsia="es-ES"/>
-        </w:rPr>
-        <w:t>Autoencoder</w:t>
-      </w:r>
-      <w:proofErr w:type="spellEnd"/>
-      <w:r>
-        <w:rPr>
-          <w:szCs w:val="24"/>
-          <w:lang w:eastAsia="es-ES"/>
-        </w:rPr>
-        <w:t xml:space="preserve">, las métricas y las visualizaciones sugieren que el espacio latente del </w:t>
-      </w:r>
-      <w:proofErr w:type="spellStart"/>
-      <w:r>
-        <w:rPr>
-          <w:szCs w:val="24"/>
-          <w:lang w:eastAsia="es-ES"/>
-        </w:rPr>
-        <w:t>Autoencoder</w:t>
-      </w:r>
-      <w:proofErr w:type="spellEnd"/>
-      <w:r>
-        <w:rPr>
-          <w:szCs w:val="24"/>
-          <w:lang w:eastAsia="es-ES"/>
-        </w:rPr>
-        <w:t xml:space="preserve"> produce una estructura más coherente y separable, además de perfiles con diferencias más consistentes en la tasa de éxito. Por ello, adoptamos GMM sobre el espacio latente del </w:t>
-      </w:r>
-      <w:proofErr w:type="spellStart"/>
-      <w:r>
-        <w:rPr>
-          <w:szCs w:val="24"/>
-          <w:lang w:eastAsia="es-ES"/>
-        </w:rPr>
-        <w:t>Autoencoder</w:t>
-      </w:r>
-      <w:proofErr w:type="spellEnd"/>
-      <w:r>
-        <w:rPr>
-          <w:szCs w:val="24"/>
-          <w:lang w:eastAsia="es-ES"/>
-        </w:rPr>
-        <w:t xml:space="preserve"> como la configuración principal para el análisis posterior.</w:t>
+        <w:t>Por último, al comparar el comportamiento de GMM sobre la representación lineal (PCA) y sobre el espacio latente aprendido por el Autoencoder, las métricas y las visualizaciones sugieren que el espacio latente del Autoencoder produce una estructura más coherente y separable, además de perfiles con diferencias más consistentes en la tasa de éxito. Por ello, adoptamos GMM sobre el espacio latente del Autoencoder como la configuración principal para el análisis posterior.</w:t>
       </w:r>
     </w:p>
     <w:p>
@@ -21412,23 +20740,7 @@
           <w:szCs w:val="24"/>
           <w:lang w:eastAsia="es-ES"/>
         </w:rPr>
-        <w:t xml:space="preserve"> Encadena de forma secuencial el entrenamiento del </w:t>
-      </w:r>
-      <w:proofErr w:type="spellStart"/>
-      <w:r>
-        <w:rPr>
-          <w:szCs w:val="24"/>
-          <w:lang w:eastAsia="es-ES"/>
-        </w:rPr>
-        <w:t>Autoencoder</w:t>
-      </w:r>
-      <w:proofErr w:type="spellEnd"/>
-      <w:r>
-        <w:rPr>
-          <w:szCs w:val="24"/>
-          <w:lang w:eastAsia="es-ES"/>
-        </w:rPr>
-        <w:t xml:space="preserve"> y la generación de </w:t>
+        <w:t xml:space="preserve"> Encadena de forma secuencial el entrenamiento del Autoencoder y la generación de </w:t>
       </w:r>
       <w:proofErr w:type="spellStart"/>
       <w:r>
@@ -21651,9 +20963,9 @@
         <w:br w:type="page"/>
       </w:r>
     </w:p>
-    <w:bookmarkStart w:id="57" w:name="_Toc10030878" w:displacedByCustomXml="next"/>
+    <w:bookmarkStart w:id="57" w:name="_Toc10030875" w:displacedByCustomXml="next"/>
     <w:bookmarkEnd w:id="57" w:displacedByCustomXml="next"/>
-    <w:bookmarkStart w:id="58" w:name="_Toc10030875" w:displacedByCustomXml="next"/>
+    <w:bookmarkStart w:id="58" w:name="_Toc10030878" w:displacedByCustomXml="next"/>
     <w:bookmarkEnd w:id="58" w:displacedByCustomXml="next"/>
     <w:sdt>
       <w:sdtPr>
@@ -23631,15 +22943,7 @@
       <w:bookmarkStart w:id="65" w:name="_Toc222664076"/>
       <w:bookmarkEnd w:id="64"/>
       <w:r>
-        <w:t xml:space="preserve">Características del </w:t>
-      </w:r>
-      <w:proofErr w:type="spellStart"/>
-      <w:r>
-        <w:t>autoencoder</w:t>
-      </w:r>
-      <w:proofErr w:type="spellEnd"/>
-      <w:r>
-        <w:t>.</w:t>
+        <w:t>Características del autoencoder.</w:t>
       </w:r>
       <w:bookmarkEnd w:id="65"/>
     </w:p>
@@ -31701,7 +31005,7 @@
   <w:abstractNum w:abstractNumId="22" w15:restartNumberingAfterBreak="0">
     <w:nsid w:val="367564F6"/>
     <w:multiLevelType w:val="hybridMultilevel"/>
-    <w:tmpl w:val="28269FBE"/>
+    <w:tmpl w:val="58C86744"/>
     <w:lvl w:ilvl="0" w:tplc="0C0A0005">
       <w:start w:val="1"/>
       <w:numFmt w:val="bullet"/>
@@ -32956,7 +32260,7 @@
   <w:abstractNum w:abstractNumId="33" w15:restartNumberingAfterBreak="0">
     <w:nsid w:val="501455FF"/>
     <w:multiLevelType w:val="multilevel"/>
-    <w:tmpl w:val="BEC08080"/>
+    <w:tmpl w:val="448AC50E"/>
     <w:lvl w:ilvl="0">
       <w:start w:val="1"/>
       <w:numFmt w:val="decimal"/>
@@ -35485,12 +34789,11 @@
     <w:uiPriority w:val="9"/>
     <w:unhideWhenUsed/>
     <w:qFormat/>
-    <w:rsid w:val="00E21C5A"/>
+    <w:rsid w:val="001C6CEC"/>
     <w:pPr>
       <w:numPr>
         <w:ilvl w:val="2"/>
       </w:numPr>
-      <w:spacing w:after="120"/>
       <w:ind w:left="993" w:hanging="505"/>
       <w:outlineLvl w:val="2"/>
     </w:pPr>
@@ -35628,7 +34931,7 @@
     <w:link w:val="Ttulo3"/>
     <w:uiPriority w:val="9"/>
     <w:qFormat/>
-    <w:rsid w:val="00E21C5A"/>
+    <w:rsid w:val="001C6CEC"/>
     <w:rPr>
       <w:rFonts w:ascii="CMU Serif" w:eastAsiaTheme="majorEastAsia" w:hAnsi="CMU Serif" w:cs="Arial"/>
       <w:color w:val="000000" w:themeColor="text1"/>

--- a/TFM_education_ai_analytics/docs/Memoria_TFM.docx
+++ b/TFM_education_ai_analytics/docs/Memoria_TFM.docx
@@ -466,21 +466,7 @@
         <w:rPr>
           <w:szCs w:val="24"/>
         </w:rPr>
-        <w:t xml:space="preserve">00 </w:t>
-      </w:r>
-      <w:proofErr w:type="gramStart"/>
-      <w:r>
-        <w:rPr>
-          <w:szCs w:val="24"/>
-        </w:rPr>
-        <w:t>Mes</w:t>
-      </w:r>
-      <w:proofErr w:type="gramEnd"/>
-      <w:r>
-        <w:rPr>
-          <w:szCs w:val="24"/>
-        </w:rPr>
-        <w:t xml:space="preserve"> 202</w:t>
+        <w:t>00 Mes 202</w:t>
       </w:r>
       <w:r>
         <w:rPr>
@@ -6173,35 +6159,7 @@
         <w:rPr>
           <w:szCs w:val="24"/>
         </w:rPr>
-        <w:t xml:space="preserve">oodle (Modular </w:t>
-      </w:r>
-      <w:proofErr w:type="spellStart"/>
-      <w:r>
-        <w:rPr>
-          <w:szCs w:val="24"/>
-        </w:rPr>
-        <w:t>Object-Oriented</w:t>
-      </w:r>
-      <w:proofErr w:type="spellEnd"/>
-      <w:r>
-        <w:rPr>
-          <w:szCs w:val="24"/>
-        </w:rPr>
-        <w:t xml:space="preserve"> Dynamic Learning </w:t>
-      </w:r>
-      <w:proofErr w:type="spellStart"/>
-      <w:r>
-        <w:rPr>
-          <w:szCs w:val="24"/>
-        </w:rPr>
-        <w:t>Environment</w:t>
-      </w:r>
-      <w:proofErr w:type="spellEnd"/>
-      <w:r>
-        <w:rPr>
-          <w:szCs w:val="24"/>
-        </w:rPr>
-        <w:t xml:space="preserve">) se ha consolidado como </w:t>
+        <w:t xml:space="preserve">oodle (Modular Object-Oriented Dynamic Learning Environment) se ha consolidado como </w:t>
       </w:r>
       <w:r>
         <w:rPr>
@@ -6827,15 +6785,7 @@
       </w:pPr>
       <w:bookmarkStart w:id="8" w:name="_Toc222664033"/>
       <w:r>
-        <w:t>Diseñar, implementar y evaluar una arquitectura híbrida de aprendizaje profundo aplicada a datos de interacción generados en un LMS (</w:t>
-      </w:r>
-      <w:proofErr w:type="spellStart"/>
-      <w:r>
-        <w:t>dataset</w:t>
-      </w:r>
-      <w:proofErr w:type="spellEnd"/>
-      <w:r>
-        <w:t xml:space="preserve"> OULAD), con el fin de detectar de forma temprana el riesgo de fracaso y abandono académico, integrando técnicas de aprendizaje no supervisado, modelado secuencial y métodos de inteligencia artificial explicable que permitan generar conocimiento pedagógicamente accionable.</w:t>
+        <w:t>Diseñar, implementar y evaluar una arquitectura híbrida de aprendizaje profundo aplicada a datos de interacción generados en un LMS (dataset OULAD), con el fin de detectar de forma temprana el riesgo de fracaso y abandono académico, integrando técnicas de aprendizaje no supervisado, modelado secuencial y métodos de inteligencia artificial explicable que permitan generar conocimiento pedagógicamente accionable.</w:t>
       </w:r>
     </w:p>
     <w:p>
@@ -6965,7 +6915,6 @@
         <w:lastRenderedPageBreak/>
         <w:t>(</w:t>
       </w:r>
-      <w:proofErr w:type="spellStart"/>
       <w:r>
         <w:rPr>
           <w:szCs w:val="24"/>
@@ -6978,15 +6927,7 @@
           <w:szCs w:val="24"/>
           <w:lang w:eastAsia="es-ES"/>
         </w:rPr>
-        <w:t>eep</w:t>
-      </w:r>
-      <w:proofErr w:type="spellEnd"/>
-      <w:r>
-        <w:rPr>
-          <w:szCs w:val="24"/>
-          <w:lang w:eastAsia="es-ES"/>
-        </w:rPr>
-        <w:t xml:space="preserve"> Learning) para modelar la complejidad del comportamiento estudiantil.</w:t>
+        <w:t>eep Learning) para modelar la complejidad del comportamiento estudiantil.</w:t>
       </w:r>
     </w:p>
     <w:p>
@@ -7019,23 +6960,7 @@
           <w:szCs w:val="24"/>
           <w:lang w:eastAsia="es-ES"/>
         </w:rPr>
-        <w:t xml:space="preserve">transformando los registros brutos de interacción (logs) en secuencias temporales estructuradas que permitan modelar la evolución de la actividad del estudiante en el LMS y sus patrones de interacción a lo largo del curso, más allá de métricas estáticas acumuladas. Esta representación temporal resulta especialmente adecuada para su tratamiento mediante redes neuronales de tipo </w:t>
-      </w:r>
-      <w:proofErr w:type="spellStart"/>
-      <w:r>
-        <w:rPr>
-          <w:szCs w:val="24"/>
-          <w:lang w:eastAsia="es-ES"/>
-        </w:rPr>
-        <w:t>transformer</w:t>
-      </w:r>
-      <w:proofErr w:type="spellEnd"/>
-      <w:r>
-        <w:rPr>
-          <w:szCs w:val="24"/>
-          <w:lang w:eastAsia="es-ES"/>
-        </w:rPr>
-        <w:t xml:space="preserve"> y se alinea con propuestas recientes que destacan la utilidad de los “default logs” de Moodle para analizar el comportamiento del estudiante </w:t>
+        <w:t xml:space="preserve">transformando los registros brutos de interacción (logs) en secuencias temporales estructuradas que permitan modelar la evolución de la actividad del estudiante en el LMS y sus patrones de interacción a lo largo del curso, más allá de métricas estáticas acumuladas. Esta representación temporal resulta especialmente adecuada para su tratamiento mediante redes neuronales de tipo transformer y se alinea con propuestas recientes que destacan la utilidad de los “default logs” de Moodle para analizar el comportamiento del estudiante </w:t>
       </w:r>
       <w:sdt>
         <w:sdtPr>
@@ -7116,27 +7041,7 @@
           <w:szCs w:val="24"/>
           <w:lang w:eastAsia="es-ES"/>
         </w:rPr>
-        <w:t xml:space="preserve">Implementar una arquitectura de </w:t>
-      </w:r>
-      <w:proofErr w:type="spellStart"/>
-      <w:r>
-        <w:rPr>
-          <w:b/>
-          <w:bCs/>
-          <w:szCs w:val="24"/>
-          <w:lang w:eastAsia="es-ES"/>
-        </w:rPr>
-        <w:t>Autoencoders</w:t>
-      </w:r>
-      <w:proofErr w:type="spellEnd"/>
-      <w:r>
-        <w:rPr>
-          <w:b/>
-          <w:bCs/>
-          <w:szCs w:val="24"/>
-          <w:lang w:eastAsia="es-ES"/>
-        </w:rPr>
-        <w:t xml:space="preserve"> (Aprendizaje de Representaciones) </w:t>
+        <w:t xml:space="preserve">Implementar una arquitectura de Autoencoders (Aprendizaje de Representaciones) </w:t>
       </w:r>
       <w:r>
         <w:rPr>
@@ -7223,23 +7128,7 @@
           <w:szCs w:val="24"/>
           <w:lang w:eastAsia="es-ES"/>
         </w:rPr>
-        <w:t>aprovechando el mecanismo de Self-</w:t>
-      </w:r>
-      <w:proofErr w:type="spellStart"/>
-      <w:r>
-        <w:rPr>
-          <w:szCs w:val="24"/>
-          <w:lang w:eastAsia="es-ES"/>
-        </w:rPr>
-        <w:t>Attention</w:t>
-      </w:r>
-      <w:proofErr w:type="spellEnd"/>
-      <w:r>
-        <w:rPr>
-          <w:szCs w:val="24"/>
-          <w:lang w:eastAsia="es-ES"/>
-        </w:rPr>
-        <w:t xml:space="preserve"> para detectar dependencias a largo plazo en </w:t>
+        <w:t xml:space="preserve">aprovechando el mecanismo de Self-Attention para detectar dependencias a largo plazo en </w:t>
       </w:r>
       <w:r>
         <w:rPr>
@@ -7344,55 +7233,7 @@
           <w:szCs w:val="24"/>
           <w:lang w:eastAsia="es-ES"/>
         </w:rPr>
-        <w:t>Aplicación de valores SHAP (</w:t>
-      </w:r>
-      <w:proofErr w:type="spellStart"/>
-      <w:r>
-        <w:rPr>
-          <w:szCs w:val="24"/>
-          <w:lang w:eastAsia="es-ES"/>
-        </w:rPr>
-        <w:t>SHapley</w:t>
-      </w:r>
-      <w:proofErr w:type="spellEnd"/>
-      <w:r>
-        <w:rPr>
-          <w:szCs w:val="24"/>
-          <w:lang w:eastAsia="es-ES"/>
-        </w:rPr>
-        <w:t xml:space="preserve"> </w:t>
-      </w:r>
-      <w:proofErr w:type="spellStart"/>
-      <w:r>
-        <w:rPr>
-          <w:szCs w:val="24"/>
-          <w:lang w:eastAsia="es-ES"/>
-        </w:rPr>
-        <w:t>Additive</w:t>
-      </w:r>
-      <w:proofErr w:type="spellEnd"/>
-      <w:r>
-        <w:rPr>
-          <w:szCs w:val="24"/>
-          <w:lang w:eastAsia="es-ES"/>
-        </w:rPr>
-        <w:t xml:space="preserve"> </w:t>
-      </w:r>
-      <w:proofErr w:type="spellStart"/>
-      <w:r>
-        <w:rPr>
-          <w:szCs w:val="24"/>
-          <w:lang w:eastAsia="es-ES"/>
-        </w:rPr>
-        <w:t>exPlanations</w:t>
-      </w:r>
-      <w:proofErr w:type="spellEnd"/>
-      <w:r>
-        <w:rPr>
-          <w:szCs w:val="24"/>
-          <w:lang w:eastAsia="es-ES"/>
-        </w:rPr>
-        <w:t>) —un método basado en la teoría de juegos que permite descomponer la predicción de cualquier modelo para entender el peso de cada factor— con el fin de cuantificar la contribución individual y global de cada variable en la predicción final del éxito o riesgo del estudiante.</w:t>
+        <w:t>Aplicación de valores SHAP (SHapley Additive exPlanations) —un método basado en la teoría de juegos que permite descomponer la predicción de cualquier modelo para entender el peso de cada factor— con el fin de cuantificar la contribución individual y global de cada variable en la predicción final del éxito o riesgo del estudiante.</w:t>
       </w:r>
     </w:p>
     <w:p>
@@ -7459,7 +7300,6 @@
         </w:rPr>
         <w:t xml:space="preserve">La construcción de un sistema predictivo robusto exige un sólido anclaje en la literatura científica y pedagógica actual. Este capítulo establece los cimientos teóricos de la Minería de Datos Educativos (EDM) y la Analítica de Aprendizaje (LA), revisando las investigaciones de los últimos cinco años que sustentan el paso hacia el </w:t>
       </w:r>
-      <w:proofErr w:type="spellStart"/>
       <w:r>
         <w:rPr>
           <w:szCs w:val="24"/>
@@ -7472,15 +7312,7 @@
           <w:szCs w:val="24"/>
           <w:lang w:eastAsia="es-ES"/>
         </w:rPr>
-        <w:t>eep</w:t>
-      </w:r>
-      <w:proofErr w:type="spellEnd"/>
-      <w:r>
-        <w:rPr>
-          <w:szCs w:val="24"/>
-          <w:lang w:eastAsia="es-ES"/>
-        </w:rPr>
-        <w:t xml:space="preserve"> </w:t>
+        <w:t xml:space="preserve">eep </w:t>
       </w:r>
       <w:r>
         <w:rPr>
@@ -7510,17 +7342,8 @@
           <w:szCs w:val="24"/>
           <w:lang w:eastAsia="es-ES"/>
         </w:rPr>
-        <w:t xml:space="preserve">A través de este análisis, se justifica la adopción de arquitecturas híbridas —basadas en </w:t>
-      </w:r>
-      <w:proofErr w:type="spellStart"/>
-      <w:r>
-        <w:rPr>
-          <w:szCs w:val="24"/>
-          <w:lang w:eastAsia="es-ES"/>
-        </w:rPr>
-        <w:t>Autoencoders</w:t>
-      </w:r>
-      <w:proofErr w:type="spellEnd"/>
+        <w:t>A través de este análisis, se justifica la adopción de arquitecturas híbridas —basadas en Autoencoders</w:t>
+      </w:r>
       <w:r>
         <w:rPr>
           <w:szCs w:val="24"/>
@@ -7568,15 +7391,7 @@
       </w:pPr>
       <w:bookmarkStart w:id="11" w:name="_Toc222664036"/>
       <w:r>
-        <w:t xml:space="preserve">Minería de Datos Educativos (EDM) y Learning </w:t>
-      </w:r>
-      <w:proofErr w:type="spellStart"/>
-      <w:r>
-        <w:t>Analytics</w:t>
-      </w:r>
-      <w:proofErr w:type="spellEnd"/>
-      <w:r>
-        <w:t>.</w:t>
+        <w:t>Minería de Datos Educativos (EDM) y Learning Analytics.</w:t>
       </w:r>
       <w:bookmarkEnd w:id="11"/>
     </w:p>
@@ -7593,55 +7408,7 @@
           <w:szCs w:val="24"/>
           <w:lang w:eastAsia="es-ES"/>
         </w:rPr>
-        <w:t xml:space="preserve">La minería de datos educativos (EDM, </w:t>
-      </w:r>
-      <w:proofErr w:type="spellStart"/>
-      <w:r>
-        <w:rPr>
-          <w:szCs w:val="24"/>
-          <w:lang w:eastAsia="es-ES"/>
-        </w:rPr>
-        <w:t>Educational</w:t>
-      </w:r>
-      <w:proofErr w:type="spellEnd"/>
-      <w:r>
-        <w:rPr>
-          <w:szCs w:val="24"/>
-          <w:lang w:eastAsia="es-ES"/>
-        </w:rPr>
-        <w:t xml:space="preserve"> Data </w:t>
-      </w:r>
-      <w:proofErr w:type="spellStart"/>
-      <w:r>
-        <w:rPr>
-          <w:szCs w:val="24"/>
-          <w:lang w:eastAsia="es-ES"/>
-        </w:rPr>
-        <w:t>Mining</w:t>
-      </w:r>
-      <w:proofErr w:type="spellEnd"/>
-      <w:r>
-        <w:rPr>
-          <w:szCs w:val="24"/>
-          <w:lang w:eastAsia="es-ES"/>
-        </w:rPr>
-        <w:t xml:space="preserve">) y la analítica del aprendizaje (LA, Learning </w:t>
-      </w:r>
-      <w:proofErr w:type="spellStart"/>
-      <w:r>
-        <w:rPr>
-          <w:szCs w:val="24"/>
-          <w:lang w:eastAsia="es-ES"/>
-        </w:rPr>
-        <w:t>Analytics</w:t>
-      </w:r>
-      <w:proofErr w:type="spellEnd"/>
-      <w:r>
-        <w:rPr>
-          <w:szCs w:val="24"/>
-          <w:lang w:eastAsia="es-ES"/>
-        </w:rPr>
-        <w:t xml:space="preserve">) son técnicas que utilizan el </w:t>
+        <w:t xml:space="preserve">La minería de datos educativos (EDM, Educational Data Mining) y la analítica del aprendizaje (LA, Learning Analytics) son técnicas que utilizan el </w:t>
       </w:r>
       <w:r>
         <w:rPr>
@@ -7757,7 +7524,6 @@
         </w:rPr>
         <w:t xml:space="preserve">Para materializar estas promesas, es fundamental comprender el origen de la información. Como se detalla en la revisión fundamental sobre EDM publicada en la revista </w:t>
       </w:r>
-      <w:proofErr w:type="spellStart"/>
       <w:r>
         <w:rPr>
           <w:i/>
@@ -7767,7 +7533,6 @@
         </w:rPr>
         <w:t>Modelling</w:t>
       </w:r>
-      <w:proofErr w:type="spellEnd"/>
       <w:r>
         <w:rPr>
           <w:szCs w:val="24"/>
@@ -8021,55 +7786,7 @@
           <w:lang w:eastAsia="es-ES"/>
         </w:rPr>
         <w:lastRenderedPageBreak/>
-        <w:t xml:space="preserve">(Open </w:t>
-      </w:r>
-      <w:proofErr w:type="spellStart"/>
-      <w:r>
-        <w:rPr>
-          <w:szCs w:val="24"/>
-          <w:lang w:eastAsia="es-ES"/>
-        </w:rPr>
-        <w:t>University</w:t>
-      </w:r>
-      <w:proofErr w:type="spellEnd"/>
-      <w:r>
-        <w:rPr>
-          <w:szCs w:val="24"/>
-          <w:lang w:eastAsia="es-ES"/>
-        </w:rPr>
-        <w:t xml:space="preserve"> Learning </w:t>
-      </w:r>
-      <w:proofErr w:type="spellStart"/>
-      <w:r>
-        <w:rPr>
-          <w:szCs w:val="24"/>
-          <w:lang w:eastAsia="es-ES"/>
-        </w:rPr>
-        <w:t>Analytics</w:t>
-      </w:r>
-      <w:proofErr w:type="spellEnd"/>
-      <w:r>
-        <w:rPr>
-          <w:szCs w:val="24"/>
-          <w:lang w:eastAsia="es-ES"/>
-        </w:rPr>
-        <w:t xml:space="preserve"> </w:t>
-      </w:r>
-      <w:proofErr w:type="spellStart"/>
-      <w:r>
-        <w:rPr>
-          <w:szCs w:val="24"/>
-          <w:lang w:eastAsia="es-ES"/>
-        </w:rPr>
-        <w:t>Dataset</w:t>
-      </w:r>
-      <w:proofErr w:type="spellEnd"/>
-      <w:r>
-        <w:rPr>
-          <w:szCs w:val="24"/>
-          <w:lang w:eastAsia="es-ES"/>
-        </w:rPr>
-        <w:t xml:space="preserve">) se ha consolidado como </w:t>
+        <w:t xml:space="preserve">(Open University Learning Analytics Dataset) se ha consolidado como </w:t>
       </w:r>
       <w:r>
         <w:rPr>
@@ -8097,23 +7814,7 @@
           <w:szCs w:val="24"/>
           <w:lang w:eastAsia="es-ES"/>
         </w:rPr>
-        <w:t xml:space="preserve">ste </w:t>
-      </w:r>
-      <w:proofErr w:type="spellStart"/>
-      <w:r>
-        <w:rPr>
-          <w:szCs w:val="24"/>
-          <w:lang w:eastAsia="es-ES"/>
-        </w:rPr>
-        <w:t>dataset</w:t>
-      </w:r>
-      <w:proofErr w:type="spellEnd"/>
-      <w:r>
-        <w:rPr>
-          <w:szCs w:val="24"/>
-          <w:lang w:eastAsia="es-ES"/>
-        </w:rPr>
-        <w:t xml:space="preserve"> destaca no solo por su amplia adopción en la literatura científica, sino por su riqueza multidimensional</w:t>
+        <w:t>ste dataset destaca no solo por su amplia adopción en la literatura científica, sino por su riqueza multidimensional</w:t>
       </w:r>
       <w:r>
         <w:rPr>
@@ -8246,23 +7947,7 @@
           <w:sz w:val="24"/>
           <w:szCs w:val="24"/>
         </w:rPr>
-        <w:t xml:space="preserve"> Proceso de preparación del </w:t>
-      </w:r>
-      <w:proofErr w:type="spellStart"/>
-      <w:r>
-        <w:rPr>
-          <w:sz w:val="24"/>
-          <w:szCs w:val="24"/>
-        </w:rPr>
-        <w:t>dataset</w:t>
-      </w:r>
-      <w:proofErr w:type="spellEnd"/>
-      <w:r>
-        <w:rPr>
-          <w:sz w:val="24"/>
-          <w:szCs w:val="24"/>
-        </w:rPr>
-        <w:t xml:space="preserve"> OULAD.</w:t>
+        <w:t xml:space="preserve"> Proceso de preparación del dataset OULAD.</w:t>
       </w:r>
       <w:r>
         <w:rPr>
@@ -8356,23 +8041,7 @@
           <w:szCs w:val="24"/>
           <w:lang w:eastAsia="es-ES"/>
         </w:rPr>
-        <w:t xml:space="preserve">Integra datos demográficos, resultados de evaluación y registros detallados de interacción (logs) generados en el Entorno Virtual de Aprendizaje (VLE) de la Open </w:t>
-      </w:r>
-      <w:proofErr w:type="spellStart"/>
-      <w:r>
-        <w:rPr>
-          <w:szCs w:val="24"/>
-          <w:lang w:eastAsia="es-ES"/>
-        </w:rPr>
-        <w:t>University</w:t>
-      </w:r>
-      <w:proofErr w:type="spellEnd"/>
-      <w:r>
-        <w:rPr>
-          <w:szCs w:val="24"/>
-          <w:lang w:eastAsia="es-ES"/>
-        </w:rPr>
-        <w:t xml:space="preserve"> durante los cursos académicos 2013 y 2014. </w:t>
+        <w:t xml:space="preserve">Integra datos demográficos, resultados de evaluación y registros detallados de interacción (logs) generados en el Entorno Virtual de Aprendizaje (VLE) de la Open University durante los cursos académicos 2013 y 2014. </w:t>
       </w:r>
       <w:sdt>
         <w:sdtPr>
@@ -8434,70 +8103,14 @@
         <w:rPr>
           <w:szCs w:val="24"/>
         </w:rPr>
-        <w:t xml:space="preserve">Si bien han surgido conjuntos de datos más recientes en los últimos años, su idoneidad para la presente investigación es limitada. Gran parte de los </w:t>
-      </w:r>
-      <w:proofErr w:type="spellStart"/>
-      <w:r>
-        <w:rPr>
-          <w:szCs w:val="24"/>
-        </w:rPr>
-        <w:t>datasets</w:t>
-      </w:r>
-      <w:proofErr w:type="spellEnd"/>
-      <w:r>
-        <w:rPr>
-          <w:szCs w:val="24"/>
-        </w:rPr>
-        <w:t xml:space="preserve"> actuales (procedentes de competiciones tipo </w:t>
-      </w:r>
-      <w:proofErr w:type="spellStart"/>
-      <w:r>
-        <w:rPr>
-          <w:szCs w:val="24"/>
-        </w:rPr>
-        <w:t>Kaggle</w:t>
-      </w:r>
-      <w:proofErr w:type="spellEnd"/>
-      <w:r>
-        <w:rPr>
-          <w:szCs w:val="24"/>
-        </w:rPr>
-        <w:t xml:space="preserve"> o plataformas MOOC específicas) presentan inconvenientes críticos: o bien se trata de datos sintéticos generados artificialmente para sortear regulaciones de privacidad —lo que </w:t>
+        <w:t xml:space="preserve">Si bien han surgido conjuntos de datos más recientes en los últimos años, su idoneidad para la presente investigación es limitada. Gran parte de los datasets actuales (procedentes de competiciones tipo Kaggle o plataformas MOOC específicas) presentan inconvenientes críticos: o bien se trata de datos sintéticos generados artificialmente para sortear regulaciones de privacidad —lo que </w:t>
       </w:r>
       <w:r>
         <w:rPr>
           <w:szCs w:val="24"/>
         </w:rPr>
         <w:lastRenderedPageBreak/>
-        <w:t xml:space="preserve">compromete la fidelidad del comportamiento humano real—, o bien carecen de la documentación académica rigurosa necesaria para sustentar una investigación formal. Asimismo, alternativas masivas como </w:t>
-      </w:r>
-      <w:proofErr w:type="spellStart"/>
-      <w:r>
-        <w:rPr>
-          <w:szCs w:val="24"/>
-        </w:rPr>
-        <w:t>EdNet</w:t>
-      </w:r>
-      <w:proofErr w:type="spellEnd"/>
-      <w:r>
-        <w:rPr>
-          <w:szCs w:val="24"/>
-        </w:rPr>
-        <w:t xml:space="preserve"> se centran excesivamente en el trazado de conocimiento (Knowledge </w:t>
-      </w:r>
-      <w:proofErr w:type="spellStart"/>
-      <w:r>
-        <w:rPr>
-          <w:szCs w:val="24"/>
-        </w:rPr>
-        <w:t>Tracing</w:t>
-      </w:r>
-      <w:proofErr w:type="spellEnd"/>
-      <w:r>
-        <w:rPr>
-          <w:szCs w:val="24"/>
-        </w:rPr>
-        <w:t xml:space="preserve">) a nivel de ítem, alejándose de la estructura general de interacción típica de Moodle que este trabajo pretende modelar. Por tanto, OULAD se mantiene como un recurso idóneo para validar modelos predictivos en entornos LMS tradicionales, cuya relevancia continúa siendo reconocida en los inventarios de datos de la literatura científica actual </w:t>
+        <w:t xml:space="preserve">compromete la fidelidad del comportamiento humano real—, o bien carecen de la documentación académica rigurosa necesaria para sustentar una investigación formal. Asimismo, alternativas masivas como EdNet se centran excesivamente en el trazado de conocimiento (Knowledge Tracing) a nivel de ítem, alejándose de la estructura general de interacción típica de Moodle que este trabajo pretende modelar. Por tanto, OULAD se mantiene como un recurso idóneo para validar modelos predictivos en entornos LMS tradicionales, cuya relevancia continúa siendo reconocida en los inventarios de datos de la literatura científica actual </w:t>
       </w:r>
       <w:sdt>
         <w:sdtPr>
@@ -8598,19 +8211,8 @@
           <w:szCs w:val="24"/>
           <w:lang w:eastAsia="es-ES"/>
         </w:rPr>
-        <w:t xml:space="preserve">Learning </w:t>
-      </w:r>
-      <w:proofErr w:type="spellStart"/>
-      <w:r>
-        <w:rPr>
-          <w:i/>
-          <w:iCs/>
-          <w:szCs w:val="24"/>
-          <w:lang w:eastAsia="es-ES"/>
-        </w:rPr>
-        <w:t>Analytics</w:t>
-      </w:r>
-      <w:proofErr w:type="spellEnd"/>
+        <w:t>Learning Analytics</w:t>
+      </w:r>
       <w:r>
         <w:rPr>
           <w:szCs w:val="24"/>
@@ -8632,23 +8234,7 @@
           <w:szCs w:val="24"/>
           <w:lang w:eastAsia="es-ES"/>
         </w:rPr>
-        <w:t xml:space="preserve"> (</w:t>
-      </w:r>
-      <w:proofErr w:type="spellStart"/>
-      <w:r>
-        <w:rPr>
-          <w:szCs w:val="24"/>
-          <w:lang w:eastAsia="es-ES"/>
-        </w:rPr>
-        <w:t>dropout</w:t>
-      </w:r>
-      <w:proofErr w:type="spellEnd"/>
-      <w:r>
-        <w:rPr>
-          <w:szCs w:val="24"/>
-          <w:lang w:eastAsia="es-ES"/>
-        </w:rPr>
-        <w:t xml:space="preserve">) y el </w:t>
+        <w:t xml:space="preserve"> (dropout) y el </w:t>
       </w:r>
       <w:r>
         <w:rPr>
@@ -8664,23 +8250,7 @@
           <w:szCs w:val="24"/>
           <w:lang w:eastAsia="es-ES"/>
         </w:rPr>
-        <w:t xml:space="preserve"> (</w:t>
-      </w:r>
-      <w:proofErr w:type="spellStart"/>
-      <w:r>
-        <w:rPr>
-          <w:szCs w:val="24"/>
-          <w:lang w:eastAsia="es-ES"/>
-        </w:rPr>
-        <w:t>failure</w:t>
-      </w:r>
-      <w:proofErr w:type="spellEnd"/>
-      <w:r>
-        <w:rPr>
-          <w:szCs w:val="24"/>
-          <w:lang w:eastAsia="es-ES"/>
-        </w:rPr>
-        <w:t>).</w:t>
+        <w:t xml:space="preserve"> (failure).</w:t>
       </w:r>
     </w:p>
     <w:p>
@@ -8712,23 +8282,7 @@
           <w:szCs w:val="24"/>
           <w:lang w:eastAsia="es-ES"/>
         </w:rPr>
-        <w:t xml:space="preserve"> se define como el cese de la actividad en la plataforma y la desvinculación formal del curso antes de su finalización. Este fenómeno suele estar asociado a factores motivacionales, gestión del tiempo o insatisfacción con el entorno. En el </w:t>
-      </w:r>
-      <w:proofErr w:type="spellStart"/>
-      <w:r>
-        <w:rPr>
-          <w:szCs w:val="24"/>
-          <w:lang w:eastAsia="es-ES"/>
-        </w:rPr>
-        <w:t>dataset</w:t>
-      </w:r>
-      <w:proofErr w:type="spellEnd"/>
-      <w:r>
-        <w:rPr>
-          <w:szCs w:val="24"/>
-          <w:lang w:eastAsia="es-ES"/>
-        </w:rPr>
-        <w:t xml:space="preserve"> OULAD, esto se representa mediante la etiqueta Withdrawn</w:t>
+        <w:t xml:space="preserve"> se define como el cese de la actividad en la plataforma y la desvinculación formal del curso antes de su finalización. Este fenómeno suele estar asociado a factores motivacionales, gestión del tiempo o insatisfacción con el entorno. En el dataset OULAD, esto se representa mediante la etiqueta Withdrawn</w:t>
       </w:r>
       <w:r>
         <w:rPr>
@@ -9081,39 +8635,7 @@
           <w:szCs w:val="24"/>
           <w:lang w:eastAsia="es-ES"/>
         </w:rPr>
-        <w:t>Estos combinan múltiples "árboles de decisión" para manejar el desbalance de clases y determinar la importancia de las variables (</w:t>
-      </w:r>
-      <w:proofErr w:type="spellStart"/>
-      <w:r>
-        <w:rPr>
-          <w:szCs w:val="24"/>
-          <w:lang w:eastAsia="es-ES"/>
-        </w:rPr>
-        <w:t>Feature</w:t>
-      </w:r>
-      <w:proofErr w:type="spellEnd"/>
-      <w:r>
-        <w:rPr>
-          <w:szCs w:val="24"/>
-          <w:lang w:eastAsia="es-ES"/>
-        </w:rPr>
-        <w:t xml:space="preserve"> </w:t>
-      </w:r>
-      <w:proofErr w:type="spellStart"/>
-      <w:r>
-        <w:rPr>
-          <w:szCs w:val="24"/>
-          <w:lang w:eastAsia="es-ES"/>
-        </w:rPr>
-        <w:t>Importance</w:t>
-      </w:r>
-      <w:proofErr w:type="spellEnd"/>
-      <w:r>
-        <w:rPr>
-          <w:szCs w:val="24"/>
-          <w:lang w:eastAsia="es-ES"/>
-        </w:rPr>
-        <w:t xml:space="preserve">). </w:t>
+        <w:t xml:space="preserve">Estos combinan múltiples "árboles de decisión" para manejar el desbalance de clases y determinar la importancia de las variables (Feature Importance). </w:t>
       </w:r>
       <w:r>
         <w:rPr>
@@ -9316,55 +8838,7 @@
           <w:szCs w:val="24"/>
           <w:lang w:eastAsia="es-ES"/>
         </w:rPr>
-        <w:t xml:space="preserve">Inicialmente, las redes recurrentes (RNN y LSTM) permitieron analizar la evolución temporal del alumno. Más recientemente, la arquitectura </w:t>
-      </w:r>
-      <w:proofErr w:type="spellStart"/>
-      <w:r>
-        <w:rPr>
-          <w:szCs w:val="24"/>
-          <w:lang w:eastAsia="es-ES"/>
-        </w:rPr>
-        <w:t>transformer</w:t>
-      </w:r>
-      <w:proofErr w:type="spellEnd"/>
-      <w:r>
-        <w:rPr>
-          <w:szCs w:val="24"/>
-          <w:lang w:eastAsia="es-ES"/>
-        </w:rPr>
-        <w:t xml:space="preserve"> ha ganado protagonismo en el modelado secuencial. A diferencia de las anteriores, los </w:t>
-      </w:r>
-      <w:proofErr w:type="spellStart"/>
-      <w:r>
-        <w:rPr>
-          <w:szCs w:val="24"/>
-          <w:lang w:eastAsia="es-ES"/>
-        </w:rPr>
-        <w:t>transformers</w:t>
-      </w:r>
-      <w:proofErr w:type="spellEnd"/>
-      <w:r>
-        <w:rPr>
-          <w:szCs w:val="24"/>
-          <w:lang w:eastAsia="es-ES"/>
-        </w:rPr>
-        <w:t xml:space="preserve"> se basan en mecanismos de autoatención (</w:t>
-      </w:r>
-      <w:proofErr w:type="spellStart"/>
-      <w:r>
-        <w:rPr>
-          <w:szCs w:val="24"/>
-          <w:lang w:eastAsia="es-ES"/>
-        </w:rPr>
-        <w:t>self-attention</w:t>
-      </w:r>
-      <w:proofErr w:type="spellEnd"/>
-      <w:r>
-        <w:rPr>
-          <w:szCs w:val="24"/>
-          <w:lang w:eastAsia="es-ES"/>
-        </w:rPr>
-        <w:t>), que permiten ponderar la relevancia de cada evento del curso en relación con los demás, independientemente de la distancia temporal entre ellos. De este modo, es posible capturar dependencias a largo plazo (por ejemplo, cómo el desempeño en una tarea temprana puede influir en el abandono en semanas posteriores)</w:t>
+        <w:t>Inicialmente, las redes recurrentes (RNN y LSTM) permitieron analizar la evolución temporal del alumno. Más recientemente, la arquitectura transformer ha ganado protagonismo en el modelado secuencial. A diferencia de las anteriores, los transformers se basan en mecanismos de autoatención (self-attention), que permiten ponderar la relevancia de cada evento del curso en relación con los demás, independientemente de la distancia temporal entre ellos. De este modo, es posible capturar dependencias a largo plazo (por ejemplo, cómo el desempeño en una tarea temprana puede influir en el abandono en semanas posteriores)</w:t>
       </w:r>
       <w:r>
         <w:rPr>
@@ -9572,21 +9046,7 @@
         <w:rPr>
           <w:szCs w:val="24"/>
         </w:rPr>
-        <w:t xml:space="preserve">ducativos ha evolucionado desde la aplicación aislada de algoritmos básicos hacia arquitecturas cada vez más complejas orientadas a la personalización. Para contextualizar la contribución de este TFM, esta sección analiza las investigaciones más relevantes de los últimos cinco años que han utilizado el </w:t>
-      </w:r>
-      <w:proofErr w:type="spellStart"/>
-      <w:r>
-        <w:rPr>
-          <w:szCs w:val="24"/>
-        </w:rPr>
-        <w:t>dataset</w:t>
-      </w:r>
-      <w:proofErr w:type="spellEnd"/>
-      <w:r>
-        <w:rPr>
-          <w:szCs w:val="24"/>
-        </w:rPr>
-        <w:t xml:space="preserve"> OULAD. El análisis se estructura focalizándose en la evolución metodológica: partiendo de los enfoques puramente exploratorios (no supervisados) y predictivos (supervisados), hasta llegar a las propuestas híbridas más vanguardistas. Asimismo, se identifican las limitaciones recurrentes en los estudios actuales —específicamente en la reducción de dimensionalidad y la interpretabilidad— que justifican la necesidad de explorar técnicas no lineales de Deep Learning.</w:t>
+        <w:t>ducativos ha evolucionado desde la aplicación aislada de algoritmos básicos hacia arquitecturas cada vez más complejas orientadas a la personalización. Para contextualizar la contribución de este TFM, esta sección analiza las investigaciones más relevantes de los últimos cinco años que han utilizado el dataset OULAD. El análisis se estructura focalizándose en la evolución metodológica: partiendo de los enfoques puramente exploratorios (no supervisados) y predictivos (supervisados), hasta llegar a las propuestas híbridas más vanguardistas. Asimismo, se identifican las limitaciones recurrentes en los estudios actuales —específicamente en la reducción de dimensionalidad y la interpretabilidad— que justifican la necesidad de explorar técnicas no lineales de Deep Learning.</w:t>
       </w:r>
     </w:p>
     <w:p>
@@ -9611,23 +9071,7 @@
           <w:szCs w:val="24"/>
           <w:lang w:eastAsia="es-ES"/>
         </w:rPr>
-        <w:t xml:space="preserve">En el contexto específico del </w:t>
-      </w:r>
-      <w:proofErr w:type="spellStart"/>
-      <w:r>
-        <w:rPr>
-          <w:szCs w:val="24"/>
-          <w:lang w:eastAsia="es-ES"/>
-        </w:rPr>
-        <w:t>dataset</w:t>
-      </w:r>
-      <w:proofErr w:type="spellEnd"/>
-      <w:r>
-        <w:rPr>
-          <w:szCs w:val="24"/>
-          <w:lang w:eastAsia="es-ES"/>
-        </w:rPr>
-        <w:t xml:space="preserve"> OULAD, la investigación más reciente no solo valida la eficacia de las técnicas de clustering, sino que las posiciona como herramientas indispensables para la personalización educativa. Un ejemplo es el estudio publicado por </w:t>
+        <w:t xml:space="preserve">En el contexto específico del dataset OULAD, la investigación más reciente no solo valida la eficacia de las técnicas de clustering, sino que las posiciona como herramientas indispensables para la personalización educativa. Un ejemplo es el estudio publicado por </w:t>
       </w:r>
       <w:r>
         <w:rPr>
@@ -9858,35 +9302,7 @@
         <w:rPr>
           <w:szCs w:val="24"/>
         </w:rPr>
-        <w:t xml:space="preserve">Estos hallazgos son relevantes para la presente investigación, ya que sugieren que el </w:t>
-      </w:r>
-      <w:proofErr w:type="spellStart"/>
-      <w:r>
-        <w:rPr>
-          <w:szCs w:val="24"/>
-        </w:rPr>
-        <w:t>dataset</w:t>
-      </w:r>
-      <w:proofErr w:type="spellEnd"/>
-      <w:r>
-        <w:rPr>
-          <w:szCs w:val="24"/>
-        </w:rPr>
-        <w:t xml:space="preserve"> OULAD contiene estructura y regularidades aprovechables. No obstante, el hecho de que el estudio reciente se apoye metodológicamente en PCA también refleja que el campo tiende a priorizar transformaciones lineales por su simplicidad e interpretabilidad. En este contexto, se propone explorar el uso de técnicas no lineales (</w:t>
-      </w:r>
-      <w:proofErr w:type="spellStart"/>
-      <w:r>
-        <w:rPr>
-          <w:szCs w:val="24"/>
-        </w:rPr>
-        <w:t>autoencoders</w:t>
-      </w:r>
-      <w:proofErr w:type="spellEnd"/>
-      <w:r>
-        <w:rPr>
-          <w:szCs w:val="24"/>
-        </w:rPr>
-        <w:t>) como una vía complementaria para evaluar si pueden representar aspectos del comportamiento estudiantil que PCA no capture de forma directa. Esta propuesta se plantea de manera exploratoria, sin asumir a priori una mejora garantizada, y su utilidad se determinará empíricamente a partir de comparativas y métricas en las fases posteriores del trabajo.</w:t>
+        <w:t>Estos hallazgos son relevantes para la presente investigación, ya que sugieren que el dataset OULAD contiene estructura y regularidades aprovechables. No obstante, el hecho de que el estudio reciente se apoye metodológicamente en PCA también refleja que el campo tiende a priorizar transformaciones lineales por su simplicidad e interpretabilidad. En este contexto, se propone explorar el uso de técnicas no lineales (autoencoders) como una vía complementaria para evaluar si pueden representar aspectos del comportamiento estudiantil que PCA no capture de forma directa. Esta propuesta se plantea de manera exploratoria, sin asumir a priori una mejora garantizada, y su utilidad se determinará empíricamente a partir de comparativas y métricas en las fases posteriores del trabajo.</w:t>
       </w:r>
     </w:p>
     <w:p>
@@ -9915,23 +9331,7 @@
           <w:szCs w:val="24"/>
           <w:lang w:eastAsia="es-ES"/>
         </w:rPr>
-        <w:t xml:space="preserve">La evolución de los modelos predictivos aplicados a OULAD muestra una transición desde clasificadores lineales hacia métodos de ensamble y, más recientemente, hacia enfoques secuenciales de aprendizaje profundo. Este desplazamiento es coherente con la propia naturaleza del </w:t>
-      </w:r>
-      <w:proofErr w:type="spellStart"/>
-      <w:r>
-        <w:rPr>
-          <w:szCs w:val="24"/>
-          <w:lang w:eastAsia="es-ES"/>
-        </w:rPr>
-        <w:t>dataset</w:t>
-      </w:r>
-      <w:proofErr w:type="spellEnd"/>
-      <w:r>
-        <w:rPr>
-          <w:szCs w:val="24"/>
-          <w:lang w:eastAsia="es-ES"/>
-        </w:rPr>
-        <w:t xml:space="preserve"> OULAD, que combina variables demográficas, evaluaciones y trazas de interacción en el VLE para más de 32.000 estudiantes, y cuyo uso extendido facilita la comparación metodológica entre estudios </w:t>
+        <w:t xml:space="preserve">La evolución de los modelos predictivos aplicados a OULAD muestra una transición desde clasificadores lineales hacia métodos de ensamble y, más recientemente, hacia enfoques secuenciales de aprendizaje profundo. Este desplazamiento es coherente con la propia naturaleza del dataset OULAD, que combina variables demográficas, evaluaciones y trazas de interacción en el VLE para más de 32.000 estudiantes, y cuyo uso extendido facilita la comparación metodológica entre estudios </w:t>
       </w:r>
       <w:sdt>
         <w:sdtPr>
@@ -9995,55 +9395,7 @@
           <w:szCs w:val="24"/>
           <w:lang w:eastAsia="es-ES"/>
         </w:rPr>
-        <w:t xml:space="preserve">En tareas con variables tabulares agregadas, algoritmos de </w:t>
-      </w:r>
-      <w:proofErr w:type="spellStart"/>
-      <w:r>
-        <w:rPr>
-          <w:szCs w:val="24"/>
-          <w:lang w:eastAsia="es-ES"/>
-        </w:rPr>
-        <w:t>gradient</w:t>
-      </w:r>
-      <w:proofErr w:type="spellEnd"/>
-      <w:r>
-        <w:rPr>
-          <w:szCs w:val="24"/>
-          <w:lang w:eastAsia="es-ES"/>
-        </w:rPr>
-        <w:t xml:space="preserve"> </w:t>
-      </w:r>
-      <w:proofErr w:type="spellStart"/>
-      <w:r>
-        <w:rPr>
-          <w:szCs w:val="24"/>
-          <w:lang w:eastAsia="es-ES"/>
-        </w:rPr>
-        <w:t>boosting</w:t>
-      </w:r>
-      <w:proofErr w:type="spellEnd"/>
-      <w:r>
-        <w:rPr>
-          <w:szCs w:val="24"/>
-          <w:lang w:eastAsia="es-ES"/>
-        </w:rPr>
-        <w:t xml:space="preserve"> como </w:t>
-      </w:r>
-      <w:proofErr w:type="spellStart"/>
-      <w:r>
-        <w:rPr>
-          <w:szCs w:val="24"/>
-          <w:lang w:eastAsia="es-ES"/>
-        </w:rPr>
-        <w:t>XGBoost</w:t>
-      </w:r>
-      <w:proofErr w:type="spellEnd"/>
-      <w:r>
-        <w:rPr>
-          <w:szCs w:val="24"/>
-          <w:lang w:eastAsia="es-ES"/>
-        </w:rPr>
-        <w:t xml:space="preserve"> se emplean con frecuencia como línea base competitiva; por ejemplo, Firat </w:t>
+        <w:t xml:space="preserve">En tareas con variables tabulares agregadas, algoritmos de gradient boosting como XGBoost se emplean con frecuencia como línea base competitiva; por ejemplo, Firat </w:t>
       </w:r>
       <w:sdt>
         <w:sdtPr>
@@ -10098,23 +9450,7 @@
           <w:szCs w:val="24"/>
           <w:lang w:eastAsia="es-ES"/>
         </w:rPr>
-        <w:t xml:space="preserve"> reporta mejores resultados de </w:t>
-      </w:r>
-      <w:proofErr w:type="spellStart"/>
-      <w:r>
-        <w:rPr>
-          <w:szCs w:val="24"/>
-          <w:lang w:eastAsia="es-ES"/>
-        </w:rPr>
-        <w:t>XGBoost</w:t>
-      </w:r>
-      <w:proofErr w:type="spellEnd"/>
-      <w:r>
-        <w:rPr>
-          <w:szCs w:val="24"/>
-          <w:lang w:eastAsia="es-ES"/>
-        </w:rPr>
-        <w:t xml:space="preserve"> frente a Random Forest en su configuración experimental, destacando además la </w:t>
+        <w:t xml:space="preserve"> reporta mejores resultados de XGBoost frente a Random Forest en su configuración experimental, destacando además la </w:t>
       </w:r>
       <w:r>
         <w:rPr>
@@ -10235,142 +9571,14 @@
           <w:szCs w:val="24"/>
           <w:lang w:eastAsia="es-ES"/>
         </w:rPr>
-        <w:t xml:space="preserve">obtienen alrededor de un 83% de </w:t>
-      </w:r>
-      <w:proofErr w:type="spellStart"/>
-      <w:r>
-        <w:rPr>
-          <w:szCs w:val="24"/>
-          <w:lang w:eastAsia="es-ES"/>
-        </w:rPr>
-        <w:t>accuracy</w:t>
-      </w:r>
-      <w:proofErr w:type="spellEnd"/>
-      <w:r>
-        <w:rPr>
-          <w:szCs w:val="24"/>
-          <w:lang w:eastAsia="es-ES"/>
-        </w:rPr>
-        <w:t xml:space="preserve"> con LSTM, superando a varios enfoques clásicos en su comparación. </w:t>
-      </w:r>
-      <w:r>
-        <w:rPr>
-          <w:szCs w:val="24"/>
-          <w:lang w:eastAsia="es-ES"/>
-        </w:rPr>
-        <w:t>Este resultado es consistente con la línea de trabajos que tratan los clics/interacciones como series temporales (p. ej., agregación semanal) para anticipar riesgo académico antes de finalizar el curso, priorizando el “cuándo” además del “cuánto” interactúa el estudiante. Además, otros enfoques recientes amplían el foco a escenarios multiclase (</w:t>
-      </w:r>
-      <w:proofErr w:type="spellStart"/>
-      <w:r>
-        <w:rPr>
-          <w:szCs w:val="24"/>
-          <w:lang w:eastAsia="es-ES"/>
-        </w:rPr>
-        <w:t>pass</w:t>
-      </w:r>
-      <w:proofErr w:type="spellEnd"/>
-      <w:r>
-        <w:rPr>
-          <w:szCs w:val="24"/>
-          <w:lang w:eastAsia="es-ES"/>
-        </w:rPr>
-        <w:t xml:space="preserve">, </w:t>
-      </w:r>
-      <w:proofErr w:type="spellStart"/>
-      <w:r>
-        <w:rPr>
-          <w:szCs w:val="24"/>
-          <w:lang w:eastAsia="es-ES"/>
-        </w:rPr>
-        <w:t>fail</w:t>
-      </w:r>
-      <w:proofErr w:type="spellEnd"/>
-      <w:r>
-        <w:rPr>
-          <w:szCs w:val="24"/>
-          <w:lang w:eastAsia="es-ES"/>
-        </w:rPr>
-        <w:t xml:space="preserve">, </w:t>
-      </w:r>
-      <w:proofErr w:type="spellStart"/>
-      <w:r>
-        <w:rPr>
-          <w:szCs w:val="24"/>
-          <w:lang w:eastAsia="es-ES"/>
-        </w:rPr>
-        <w:t>withdrawn</w:t>
-      </w:r>
-      <w:proofErr w:type="spellEnd"/>
-      <w:r>
-        <w:rPr>
-          <w:szCs w:val="24"/>
-          <w:lang w:eastAsia="es-ES"/>
-        </w:rPr>
-        <w:t xml:space="preserve">, </w:t>
-      </w:r>
-      <w:proofErr w:type="spellStart"/>
-      <w:r>
-        <w:rPr>
-          <w:szCs w:val="24"/>
-          <w:lang w:eastAsia="es-ES"/>
-        </w:rPr>
-        <w:t>distinction</w:t>
-      </w:r>
-      <w:proofErr w:type="spellEnd"/>
-      <w:r>
-        <w:rPr>
-          <w:szCs w:val="24"/>
-          <w:lang w:eastAsia="es-ES"/>
-        </w:rPr>
-        <w:t xml:space="preserve">) y muestran que redes neuronales pueden mejorar la predicción temprana cuando integran diversas fuentes (demografía, evaluaciones y </w:t>
-      </w:r>
-      <w:proofErr w:type="spellStart"/>
-      <w:r>
-        <w:rPr>
-          <w:szCs w:val="24"/>
-          <w:lang w:eastAsia="es-ES"/>
-        </w:rPr>
-        <w:t>clickstream</w:t>
-      </w:r>
-      <w:proofErr w:type="spellEnd"/>
-      <w:r>
-        <w:rPr>
-          <w:szCs w:val="24"/>
-          <w:lang w:eastAsia="es-ES"/>
-        </w:rPr>
-        <w:t xml:space="preserve">) con preprocesado y </w:t>
-      </w:r>
-      <w:proofErr w:type="spellStart"/>
-      <w:r>
-        <w:rPr>
-          <w:szCs w:val="24"/>
-          <w:lang w:eastAsia="es-ES"/>
-        </w:rPr>
-        <w:t>feature</w:t>
-      </w:r>
-      <w:proofErr w:type="spellEnd"/>
-      <w:r>
-        <w:rPr>
-          <w:szCs w:val="24"/>
-          <w:lang w:eastAsia="es-ES"/>
-        </w:rPr>
-        <w:t xml:space="preserve"> </w:t>
-      </w:r>
-      <w:proofErr w:type="spellStart"/>
-      <w:r>
-        <w:rPr>
-          <w:szCs w:val="24"/>
-          <w:lang w:eastAsia="es-ES"/>
-        </w:rPr>
-        <w:t>engineering</w:t>
-      </w:r>
-      <w:proofErr w:type="spellEnd"/>
-      <w:r>
-        <w:rPr>
-          <w:szCs w:val="24"/>
-          <w:lang w:eastAsia="es-ES"/>
-        </w:rPr>
-        <w:t xml:space="preserve"> más exhaustivos </w:t>
+        <w:t xml:space="preserve">obtienen alrededor de un 83% de accuracy con LSTM, superando a varios enfoques clásicos en su comparación. </w:t>
+      </w:r>
+      <w:r>
+        <w:rPr>
+          <w:szCs w:val="24"/>
+          <w:lang w:eastAsia="es-ES"/>
+        </w:rPr>
+        <w:t xml:space="preserve">Este resultado es consistente con la línea de trabajos que tratan los clics/interacciones como series temporales (p. ej., agregación semanal) para anticipar riesgo académico antes de finalizar el curso, priorizando el “cuándo” además del “cuánto” interactúa el estudiante. Además, otros enfoques recientes amplían el foco a escenarios multiclase (pass, fail, withdrawn, distinction) y muestran que redes neuronales pueden mejorar la predicción temprana cuando integran diversas fuentes (demografía, evaluaciones y clickstream) con preprocesado y feature engineering más exhaustivos </w:t>
       </w:r>
       <w:sdt>
         <w:sdtPr>
@@ -10448,39 +9656,7 @@
           <w:szCs w:val="24"/>
           <w:lang w:eastAsia="es-ES"/>
         </w:rPr>
-        <w:t xml:space="preserve"> </w:t>
-      </w:r>
-      <w:proofErr w:type="spellStart"/>
-      <w:r>
-        <w:rPr>
-          <w:szCs w:val="24"/>
-          <w:lang w:eastAsia="es-ES"/>
-        </w:rPr>
-        <w:t>Kusumawardani</w:t>
-      </w:r>
-      <w:proofErr w:type="spellEnd"/>
-      <w:r>
-        <w:rPr>
-          <w:szCs w:val="24"/>
-          <w:lang w:eastAsia="es-ES"/>
-        </w:rPr>
-        <w:t xml:space="preserve"> &amp; </w:t>
-      </w:r>
-      <w:proofErr w:type="spellStart"/>
-      <w:r>
-        <w:rPr>
-          <w:szCs w:val="24"/>
-          <w:lang w:eastAsia="es-ES"/>
-        </w:rPr>
-        <w:t>Alfarozi</w:t>
-      </w:r>
-      <w:proofErr w:type="spellEnd"/>
-      <w:r>
-        <w:rPr>
-          <w:szCs w:val="24"/>
-          <w:lang w:eastAsia="es-ES"/>
-        </w:rPr>
-        <w:t xml:space="preserve"> </w:t>
+        <w:t xml:space="preserve"> Kusumawardani &amp; Alfarozi </w:t>
       </w:r>
       <w:sdt>
         <w:sdtPr>
@@ -10542,39 +9718,7 @@
           <w:szCs w:val="24"/>
           <w:lang w:eastAsia="es-ES"/>
         </w:rPr>
-        <w:t xml:space="preserve">exploran </w:t>
-      </w:r>
-      <w:proofErr w:type="spellStart"/>
-      <w:r>
-        <w:rPr>
-          <w:szCs w:val="24"/>
-          <w:lang w:eastAsia="es-ES"/>
-        </w:rPr>
-        <w:t>transformer</w:t>
-      </w:r>
-      <w:proofErr w:type="spellEnd"/>
-      <w:r>
-        <w:rPr>
-          <w:szCs w:val="24"/>
-          <w:lang w:eastAsia="es-ES"/>
-        </w:rPr>
-        <w:t xml:space="preserve"> </w:t>
-      </w:r>
-      <w:proofErr w:type="spellStart"/>
-      <w:r>
-        <w:rPr>
-          <w:szCs w:val="24"/>
-          <w:lang w:eastAsia="es-ES"/>
-        </w:rPr>
-        <w:t>encoders</w:t>
-      </w:r>
-      <w:proofErr w:type="spellEnd"/>
-      <w:r>
-        <w:rPr>
-          <w:szCs w:val="24"/>
-          <w:lang w:eastAsia="es-ES"/>
-        </w:rPr>
-        <w:t xml:space="preserve"> sobre OULAD para predicción secuencial (diaria/semanal), reportando resultados competitivos y ventajas prácticas asociadas a la atención y la paralelización del entrenamiento</w:t>
+        <w:t>exploran transformer encoders sobre OULAD para predicción secuencial (diaria/semanal), reportando resultados competitivos y ventajas prácticas asociadas a la atención y la paralelización del entrenamiento</w:t>
       </w:r>
       <w:r>
         <w:rPr>
@@ -10588,39 +9732,7 @@
           <w:szCs w:val="24"/>
           <w:lang w:eastAsia="es-ES"/>
         </w:rPr>
-        <w:t xml:space="preserve"> De forma complementaria, investigaciones recientes sobre OULAD centradas específicamente en abandono (</w:t>
-      </w:r>
-      <w:proofErr w:type="spellStart"/>
-      <w:r>
-        <w:rPr>
-          <w:szCs w:val="24"/>
-          <w:lang w:eastAsia="es-ES"/>
-        </w:rPr>
-        <w:t>withdrawal</w:t>
-      </w:r>
-      <w:proofErr w:type="spellEnd"/>
-      <w:r>
-        <w:rPr>
-          <w:szCs w:val="24"/>
-          <w:lang w:eastAsia="es-ES"/>
-        </w:rPr>
-        <w:t xml:space="preserve">) también han propuesto variantes </w:t>
-      </w:r>
-      <w:proofErr w:type="spellStart"/>
-      <w:r>
-        <w:rPr>
-          <w:szCs w:val="24"/>
-          <w:lang w:eastAsia="es-ES"/>
-        </w:rPr>
-        <w:t>transformer</w:t>
-      </w:r>
-      <w:proofErr w:type="spellEnd"/>
-      <w:r>
-        <w:rPr>
-          <w:szCs w:val="24"/>
-          <w:lang w:eastAsia="es-ES"/>
-        </w:rPr>
-        <w:t xml:space="preserve"> y reportan un rendimiento alto y estable en predicción temprana cuando se usan secuencias semanales de actividad </w:t>
+        <w:t xml:space="preserve"> De forma complementaria, investigaciones recientes sobre OULAD centradas específicamente en abandono (withdrawal) también han propuesto variantes transformer y reportan un rendimiento alto y estable en predicción temprana cuando se usan secuencias semanales de actividad </w:t>
       </w:r>
       <w:sdt>
         <w:sdtPr>
@@ -10699,23 +9811,7 @@
           <w:szCs w:val="24"/>
           <w:lang w:eastAsia="es-ES"/>
         </w:rPr>
-        <w:t xml:space="preserve">Más allá de la eficiencia, una posible ventaja de los </w:t>
-      </w:r>
-      <w:proofErr w:type="spellStart"/>
-      <w:r>
-        <w:rPr>
-          <w:szCs w:val="24"/>
-          <w:lang w:eastAsia="es-ES"/>
-        </w:rPr>
-        <w:t>transformers</w:t>
-      </w:r>
-      <w:proofErr w:type="spellEnd"/>
-      <w:r>
-        <w:rPr>
-          <w:szCs w:val="24"/>
-          <w:lang w:eastAsia="es-ES"/>
-        </w:rPr>
-        <w:t xml:space="preserve"> para este TFM es su utilidad interpretativa como señal complementaria: los mecanismos de autoatención generan pesos que permiten analizar qué partes de la secuencia (por ejemplo, interacciones en semanas concretas) han sido más relevantes para la predicción. </w:t>
+        <w:t xml:space="preserve">Más allá de la eficiencia, una posible ventaja de los transformers para este TFM es su utilidad interpretativa como señal complementaria: los mecanismos de autoatención generan pesos que permiten analizar qué partes de la secuencia (por ejemplo, interacciones en semanas concretas) han sido más relevantes para la predicción. </w:t>
       </w:r>
       <w:r>
         <w:rPr>
@@ -10729,23 +9825,7 @@
           <w:szCs w:val="24"/>
           <w:lang w:eastAsia="es-ES"/>
         </w:rPr>
-        <w:t xml:space="preserve">En consecuencia, este TFM propone no solo evaluar modelos </w:t>
-      </w:r>
-      <w:proofErr w:type="spellStart"/>
-      <w:r>
-        <w:rPr>
-          <w:szCs w:val="24"/>
-          <w:lang w:eastAsia="es-ES"/>
-        </w:rPr>
-        <w:t>transformer</w:t>
-      </w:r>
-      <w:proofErr w:type="spellEnd"/>
-      <w:r>
-        <w:rPr>
-          <w:szCs w:val="24"/>
-          <w:lang w:eastAsia="es-ES"/>
-        </w:rPr>
-        <w:t xml:space="preserve"> en términos de rendimiento, sino también analizar patrones de atención y complementarlos con técnicas agnósticas como SHAP para reforzar la explicabilidad (XAI) del sistema híbrido, facilitando que el docente comprenda el “porqué” del riesgo detectado.</w:t>
+        <w:t>En consecuencia, este TFM propone no solo evaluar modelos transformer en términos de rendimiento, sino también analizar patrones de atención y complementarlos con técnicas agnósticas como SHAP para reforzar la explicabilidad (XAI) del sistema híbrido, facilitando que el docente comprenda el “porqué” del riesgo detectado.</w:t>
       </w:r>
     </w:p>
     <w:p>
@@ -10849,27 +9929,7 @@
           <w:szCs w:val="24"/>
           <w:lang w:eastAsia="es-ES"/>
         </w:rPr>
-        <w:t>Al-</w:t>
-      </w:r>
-      <w:proofErr w:type="spellStart"/>
-      <w:r>
-        <w:rPr>
-          <w:b/>
-          <w:bCs/>
-          <w:szCs w:val="24"/>
-          <w:lang w:eastAsia="es-ES"/>
-        </w:rPr>
-        <w:t>Tameemi</w:t>
-      </w:r>
-      <w:proofErr w:type="spellEnd"/>
-      <w:r>
-        <w:rPr>
-          <w:b/>
-          <w:bCs/>
-          <w:szCs w:val="24"/>
-          <w:lang w:eastAsia="es-ES"/>
-        </w:rPr>
-        <w:t xml:space="preserve"> et al. </w:t>
+        <w:t xml:space="preserve">Al-Tameemi et al. </w:t>
       </w:r>
       <w:sdt>
         <w:sdtPr>
@@ -10952,27 +10012,7 @@
           <w:szCs w:val="24"/>
           <w:lang w:eastAsia="es-ES"/>
         </w:rPr>
-        <w:t>Al-</w:t>
-      </w:r>
-      <w:proofErr w:type="spellStart"/>
-      <w:r>
-        <w:rPr>
-          <w:b/>
-          <w:bCs/>
-          <w:szCs w:val="24"/>
-          <w:lang w:eastAsia="es-ES"/>
-        </w:rPr>
-        <w:t>Tameemi</w:t>
-      </w:r>
-      <w:proofErr w:type="spellEnd"/>
-      <w:r>
-        <w:rPr>
-          <w:b/>
-          <w:bCs/>
-          <w:szCs w:val="24"/>
-          <w:lang w:eastAsia="es-ES"/>
-        </w:rPr>
-        <w:t xml:space="preserve"> et al.</w:t>
+        <w:t>Al-Tameemi et al.</w:t>
       </w:r>
       <w:r>
         <w:rPr>
@@ -11122,23 +10162,7 @@
           <w:szCs w:val="24"/>
           <w:lang w:eastAsia="es-ES"/>
         </w:rPr>
-        <w:t xml:space="preserve">Dado que el aprendizaje humano es un proceso complejo y dinámico, la asunción de linealidad puede resultar limitante en ciertos contextos y simplificar relaciones potencialmente más ricas en los datos. Por ello, este TFM plantea complementar el enfoque basado en PCA con una exploración de arquitecturas de </w:t>
-      </w:r>
-      <w:proofErr w:type="spellStart"/>
-      <w:r>
-        <w:rPr>
-          <w:szCs w:val="24"/>
-          <w:lang w:eastAsia="es-ES"/>
-        </w:rPr>
-        <w:t>autoencoders</w:t>
-      </w:r>
-      <w:proofErr w:type="spellEnd"/>
-      <w:r>
-        <w:rPr>
-          <w:szCs w:val="24"/>
-          <w:lang w:eastAsia="es-ES"/>
-        </w:rPr>
-        <w:t xml:space="preserve"> (Deep Learning) como alternativa no lineal de reducción de dimensionalidad. El objetivo es evaluar empíricamente si estas representaciones latentes son capaces de capturar dependencias que PCA no modela de forma directa y, en caso de aportar valor, utilizarlas como base para los modelos predictivos posteriores.</w:t>
+        <w:t>Dado que el aprendizaje humano es un proceso complejo y dinámico, la asunción de linealidad puede resultar limitante en ciertos contextos y simplificar relaciones potencialmente más ricas en los datos. Por ello, este TFM plantea complementar el enfoque basado en PCA con una exploración de arquitecturas de autoencoders (Deep Learning) como alternativa no lineal de reducción de dimensionalidad. El objetivo es evaluar empíricamente si estas representaciones latentes son capaces de capturar dependencias que PCA no modela de forma directa y, en caso de aportar valor, utilizarlas como base para los modelos predictivos posteriores.</w:t>
       </w:r>
     </w:p>
     <w:p>
@@ -11166,23 +10190,7 @@
           <w:szCs w:val="24"/>
           <w:lang w:eastAsia="es-ES"/>
         </w:rPr>
-        <w:t xml:space="preserve">Tal como se adelantó al finalizar el análisis sobre los modelos supervisados y la arquitectura </w:t>
-      </w:r>
-      <w:proofErr w:type="spellStart"/>
-      <w:r>
-        <w:rPr>
-          <w:szCs w:val="24"/>
-          <w:lang w:eastAsia="es-ES"/>
-        </w:rPr>
-        <w:t>Transformer</w:t>
-      </w:r>
-      <w:proofErr w:type="spellEnd"/>
-      <w:r>
-        <w:rPr>
-          <w:szCs w:val="24"/>
-          <w:lang w:eastAsia="es-ES"/>
-        </w:rPr>
-        <w:t xml:space="preserve">, la búsqueda de una mayor precisión predictiva conlleva la creación de "cajas negras", modelos con estructuras complejas que no son fácilmente interpretables </w:t>
+        <w:t xml:space="preserve">Tal como se adelantó al finalizar el análisis sobre los modelos supervisados y la arquitectura Transformer, la búsqueda de una mayor precisión predictiva conlleva la creación de "cajas negras", modelos con estructuras complejas que no son fácilmente interpretables </w:t>
       </w:r>
       <w:sdt>
         <w:sdtPr>
@@ -11237,39 +10245,7 @@
           <w:szCs w:val="24"/>
           <w:lang w:eastAsia="es-ES"/>
         </w:rPr>
-        <w:t>.En el ámbito educativo, un modelo que predice el fracaso con un 90% de acierto pero que no explica las causas es pedagógicamente estéril, ya que impide al docente diseñar una intervención correctiva fundamentada. La literatura define esto como la necesidad de generar "explicaciones accionables" (</w:t>
-      </w:r>
-      <w:proofErr w:type="spellStart"/>
-      <w:r>
-        <w:rPr>
-          <w:szCs w:val="24"/>
-          <w:lang w:eastAsia="es-ES"/>
-        </w:rPr>
-        <w:t>actionable</w:t>
-      </w:r>
-      <w:proofErr w:type="spellEnd"/>
-      <w:r>
-        <w:rPr>
-          <w:szCs w:val="24"/>
-          <w:lang w:eastAsia="es-ES"/>
-        </w:rPr>
-        <w:t xml:space="preserve"> </w:t>
-      </w:r>
-      <w:proofErr w:type="spellStart"/>
-      <w:r>
-        <w:rPr>
-          <w:szCs w:val="24"/>
-          <w:lang w:eastAsia="es-ES"/>
-        </w:rPr>
-        <w:t>explanations</w:t>
-      </w:r>
-      <w:proofErr w:type="spellEnd"/>
-      <w:r>
-        <w:rPr>
-          <w:szCs w:val="24"/>
-          <w:lang w:eastAsia="es-ES"/>
-        </w:rPr>
-        <w:t>), entendidas como datos que permiten establecer un procedimiento correctivo o bucle de retroalimentación para un conjunto de acciones</w:t>
+        <w:t>.En el ámbito educativo, un modelo que predice el fracaso con un 90% de acierto pero que no explica las causas es pedagógicamente estéril, ya que impide al docente diseñar una intervención correctiva fundamentada. La literatura define esto como la necesidad de generar "explicaciones accionables" (actionable explanations), entendidas como datos que permiten establecer un procedimiento correctivo o bucle de retroalimentación para un conjunto de acciones</w:t>
       </w:r>
       <w:sdt>
         <w:sdtPr>
@@ -11347,23 +10323,7 @@
           <w:szCs w:val="24"/>
           <w:lang w:eastAsia="es-ES"/>
         </w:rPr>
-        <w:t>Estudios recientes coinciden en que la adopción real de la Minería de Datos Educativos depende de la confianza (</w:t>
-      </w:r>
-      <w:proofErr w:type="spellStart"/>
-      <w:r>
-        <w:rPr>
-          <w:szCs w:val="24"/>
-          <w:lang w:eastAsia="es-ES"/>
-        </w:rPr>
-        <w:t>Trustworthiness</w:t>
-      </w:r>
-      <w:proofErr w:type="spellEnd"/>
-      <w:r>
-        <w:rPr>
-          <w:szCs w:val="24"/>
-          <w:lang w:eastAsia="es-ES"/>
-        </w:rPr>
-        <w:t xml:space="preserve">) que el usuario final deposite en el sistema, siendo la explicabilidad el vehículo fundamental para </w:t>
+        <w:t xml:space="preserve">Estudios recientes coinciden en que la adopción real de la Minería de Datos Educativos depende de la confianza (Trustworthiness) que el usuario final deposite en el sistema, siendo la explicabilidad el vehículo fundamental para </w:t>
       </w:r>
       <w:r>
         <w:rPr>
@@ -11371,23 +10331,7 @@
           <w:lang w:eastAsia="es-ES"/>
         </w:rPr>
         <w:lastRenderedPageBreak/>
-        <w:t xml:space="preserve">incrementarla. Los modelos de Deep Learning avanzados, como las redes LSTM o los propios </w:t>
-      </w:r>
-      <w:proofErr w:type="spellStart"/>
-      <w:r>
-        <w:rPr>
-          <w:szCs w:val="24"/>
-          <w:lang w:eastAsia="es-ES"/>
-        </w:rPr>
-        <w:t>Autoencoders</w:t>
-      </w:r>
-      <w:proofErr w:type="spellEnd"/>
-      <w:r>
-        <w:rPr>
-          <w:szCs w:val="24"/>
-          <w:lang w:eastAsia="es-ES"/>
-        </w:rPr>
-        <w:t xml:space="preserve">, operan mediante transformaciones no lineales complejas que oscurecen la relación directa entre la entrada y la salida; </w:t>
+        <w:t xml:space="preserve">incrementarla. Los modelos de Deep Learning avanzados, como las redes LSTM o los propios Autoencoders, operan mediante transformaciones no lineales complejas que oscurecen la relación directa entre la entrada y la salida; </w:t>
       </w:r>
       <w:r>
         <w:rPr>
@@ -11487,102 +10431,14 @@
           <w:szCs w:val="24"/>
           <w:lang w:eastAsia="es-ES"/>
         </w:rPr>
-        <w:t>Explicabilidad Intrínseca (</w:t>
-      </w:r>
-      <w:proofErr w:type="spellStart"/>
-      <w:r>
-        <w:rPr>
-          <w:b/>
-          <w:bCs/>
-          <w:szCs w:val="24"/>
-          <w:lang w:eastAsia="es-ES"/>
-        </w:rPr>
-        <w:t>Attention</w:t>
-      </w:r>
-      <w:proofErr w:type="spellEnd"/>
-      <w:r>
-        <w:rPr>
-          <w:b/>
-          <w:bCs/>
-          <w:szCs w:val="24"/>
-          <w:lang w:eastAsia="es-ES"/>
-        </w:rPr>
-        <w:t xml:space="preserve"> </w:t>
-      </w:r>
-      <w:proofErr w:type="spellStart"/>
-      <w:r>
-        <w:rPr>
-          <w:b/>
-          <w:bCs/>
-          <w:szCs w:val="24"/>
-          <w:lang w:eastAsia="es-ES"/>
-        </w:rPr>
-        <w:t>Maps</w:t>
-      </w:r>
-      <w:proofErr w:type="spellEnd"/>
-      <w:r>
-        <w:rPr>
-          <w:b/>
-          <w:bCs/>
-          <w:szCs w:val="24"/>
-          <w:lang w:eastAsia="es-ES"/>
-        </w:rPr>
-        <w:t>):</w:t>
-      </w:r>
-      <w:r>
-        <w:rPr>
-          <w:szCs w:val="24"/>
-          <w:lang w:eastAsia="es-ES"/>
-        </w:rPr>
-        <w:t xml:space="preserve"> Aprovechando la arquitectura </w:t>
-      </w:r>
-      <w:proofErr w:type="spellStart"/>
-      <w:r>
-        <w:rPr>
-          <w:szCs w:val="24"/>
-          <w:lang w:eastAsia="es-ES"/>
-        </w:rPr>
-        <w:t>Transformer</w:t>
-      </w:r>
-      <w:proofErr w:type="spellEnd"/>
-      <w:r>
-        <w:rPr>
-          <w:szCs w:val="24"/>
-          <w:lang w:eastAsia="es-ES"/>
-        </w:rPr>
-        <w:t xml:space="preserve"> seleccionada, se extraerán y visualizarán las matrices de pesos de atención (Self-</w:t>
-      </w:r>
-      <w:proofErr w:type="spellStart"/>
-      <w:r>
-        <w:rPr>
-          <w:szCs w:val="24"/>
-          <w:lang w:eastAsia="es-ES"/>
-        </w:rPr>
-        <w:t>Attention</w:t>
-      </w:r>
-      <w:proofErr w:type="spellEnd"/>
-      <w:r>
-        <w:rPr>
-          <w:szCs w:val="24"/>
-          <w:lang w:eastAsia="es-ES"/>
-        </w:rPr>
-        <w:t xml:space="preserve"> </w:t>
-      </w:r>
-      <w:proofErr w:type="spellStart"/>
-      <w:r>
-        <w:rPr>
-          <w:szCs w:val="24"/>
-          <w:lang w:eastAsia="es-ES"/>
-        </w:rPr>
-        <w:t>Weights</w:t>
-      </w:r>
-      <w:proofErr w:type="spellEnd"/>
-      <w:r>
-        <w:rPr>
-          <w:szCs w:val="24"/>
-          <w:lang w:eastAsia="es-ES"/>
-        </w:rPr>
-        <w:t>). A diferencia de las redes recurrentes, estos mapas permiten observar directamente en qué momentos del curso o actividades específicas se "fijó" el modelo para determinar el riesgo de un estudiante Este enfoque sigue las recomendaciones de complementar modelos complejos con componentes visuales interpretables para garantizar la transparencia</w:t>
+        <w:t>Explicabilidad Intrínseca (Attention Maps):</w:t>
+      </w:r>
+      <w:r>
+        <w:rPr>
+          <w:szCs w:val="24"/>
+          <w:lang w:eastAsia="es-ES"/>
+        </w:rPr>
+        <w:t xml:space="preserve"> Aprovechando la arquitectura Transformer seleccionada, se extraerán y visualizarán las matrices de pesos de atención (Self-Attention Weights). A diferencia de las redes recurrentes, estos mapas permiten observar directamente en qué momentos del curso o actividades específicas se "fijó" el modelo para determinar el riesgo de un estudiante Este enfoque sigue las recomendaciones de complementar modelos complejos con componentes visuales interpretables para garantizar la transparencia</w:t>
       </w:r>
       <w:sdt>
         <w:sdtPr>
@@ -11675,39 +10531,7 @@
           <w:szCs w:val="24"/>
           <w:lang w:eastAsia="es-ES"/>
         </w:rPr>
-        <w:t xml:space="preserve">: Dado que la arquitectura propuesta es híbrida, la interacción entre componentes puede ser compleja. Para garantizar una interpretación global, se utilizarán valores SHAP (Shapley </w:t>
-      </w:r>
-      <w:proofErr w:type="spellStart"/>
-      <w:r>
-        <w:rPr>
-          <w:szCs w:val="24"/>
-          <w:lang w:eastAsia="es-ES"/>
-        </w:rPr>
-        <w:t>Additive</w:t>
-      </w:r>
-      <w:proofErr w:type="spellEnd"/>
-      <w:r>
-        <w:rPr>
-          <w:szCs w:val="24"/>
-          <w:lang w:eastAsia="es-ES"/>
-        </w:rPr>
-        <w:t xml:space="preserve"> </w:t>
-      </w:r>
-      <w:proofErr w:type="spellStart"/>
-      <w:r>
-        <w:rPr>
-          <w:szCs w:val="24"/>
-          <w:lang w:eastAsia="es-ES"/>
-        </w:rPr>
-        <w:t>exPlanations</w:t>
-      </w:r>
-      <w:proofErr w:type="spellEnd"/>
-      <w:r>
-        <w:rPr>
-          <w:szCs w:val="24"/>
-          <w:lang w:eastAsia="es-ES"/>
-        </w:rPr>
-        <w:t>). Esta técnica, fundamentada en la teoría de juegos, permite asignar una puntuación de contribución a cada variable, desvelando qué características empujaron la predicción hacia el éxito o el fracaso y distribuyendo equitativamente la importancia entre ellas (Lundberg &amp; Lee, 2017).</w:t>
+        <w:t>: Dado que la arquitectura propuesta es híbrida, la interacción entre componentes puede ser compleja. Para garantizar una interpretación global, se utilizarán valores SHAP (Shapley Additive exPlanations). Esta técnica, fundamentada en la teoría de juegos, permite asignar una puntuación de contribución a cada variable, desvelando qué características empujaron la predicción hacia el éxito o el fracaso y distribuyendo equitativamente la importancia entre ellas (Lundberg &amp; Lee, 2017).</w:t>
       </w:r>
     </w:p>
     <w:p>
@@ -11733,23 +10557,7 @@
           <w:szCs w:val="24"/>
           <w:lang w:eastAsia="es-ES"/>
         </w:rPr>
-        <w:t xml:space="preserve">La revisión bibliográfica realizada, si bien no pretende abarcar la totalidad de la vasta producción científica en Minería de Datos Educativos, ha permitido identificar ciertas tendencias y patrones predominantes en los estudios recientes (2020-2025) sobre el </w:t>
-      </w:r>
-      <w:proofErr w:type="spellStart"/>
-      <w:r>
-        <w:rPr>
-          <w:szCs w:val="24"/>
-          <w:lang w:eastAsia="es-ES"/>
-        </w:rPr>
-        <w:t>dataset</w:t>
-      </w:r>
-      <w:proofErr w:type="spellEnd"/>
-      <w:r>
-        <w:rPr>
-          <w:szCs w:val="24"/>
-          <w:lang w:eastAsia="es-ES"/>
-        </w:rPr>
-        <w:t xml:space="preserve"> OULAD. A partir de la muestra seleccionada, se extraen tres conclusiones que fundamentan la propuesta experimental de este TFM:</w:t>
+        <w:t>La revisión bibliográfica realizada, si bien no pretende abarcar la totalidad de la vasta producción científica en Minería de Datos Educativos, ha permitido identificar ciertas tendencias y patrones predominantes en los estudios recientes (2020-2025) sobre el dataset OULAD. A partir de la muestra seleccionada, se extraen tres conclusiones que fundamentan la propuesta experimental de este TFM:</w:t>
       </w:r>
     </w:p>
     <w:p>
@@ -11777,23 +10585,7 @@
           <w:szCs w:val="24"/>
           <w:lang w:eastAsia="es-ES"/>
         </w:rPr>
-        <w:t xml:space="preserve"> En los trabajos analizados (como El Ghali et al., 2025), se observa un uso frecuente de técnicas lineales como el PCA para la reducción de dimensionalidad. Si bien estas técnicas son efectivas, cabe la posibilidad de que la complejidad del comportamiento estudiantil contenga matices no lineales que se pierden en estas proyecciones. Por ello, resulta pertinente explorar si arquitecturas de Deep Learning, como los </w:t>
-      </w:r>
-      <w:proofErr w:type="spellStart"/>
-      <w:r>
-        <w:rPr>
-          <w:szCs w:val="24"/>
-          <w:lang w:eastAsia="es-ES"/>
-        </w:rPr>
-        <w:t>Autoencoders</w:t>
-      </w:r>
-      <w:proofErr w:type="spellEnd"/>
-      <w:r>
-        <w:rPr>
-          <w:szCs w:val="24"/>
-          <w:lang w:eastAsia="es-ES"/>
-        </w:rPr>
-        <w:t>, pueden generar representaciones latentes más ricas y mejorar el rendimiento de los modelos posteriores en este contexto específico.</w:t>
+        <w:t xml:space="preserve"> En los trabajos analizados (como El Ghali et al., 2025), se observa un uso frecuente de técnicas lineales como el PCA para la reducción de dimensionalidad. Si bien estas técnicas son efectivas, cabe la posibilidad de que la complejidad del comportamiento estudiantil contenga matices no lineales que se pierden en estas proyecciones. Por ello, resulta pertinente explorar si arquitecturas de Deep Learning, como los Autoencoders, pueden generar representaciones latentes más ricas y mejorar el rendimiento de los modelos posteriores en este contexto específico.</w:t>
       </w:r>
     </w:p>
     <w:p>
@@ -11837,23 +10629,7 @@
           <w:szCs w:val="24"/>
           <w:lang w:eastAsia="es-ES"/>
         </w:rPr>
-        <w:t xml:space="preserve">emergente, aplicando y validando la eficacia de los Transformers sobre los datos de la Open </w:t>
-      </w:r>
-      <w:proofErr w:type="spellStart"/>
-      <w:r>
-        <w:rPr>
-          <w:szCs w:val="24"/>
-          <w:lang w:eastAsia="es-ES"/>
-        </w:rPr>
-        <w:t>University</w:t>
-      </w:r>
-      <w:proofErr w:type="spellEnd"/>
-      <w:r>
-        <w:rPr>
-          <w:szCs w:val="24"/>
-          <w:lang w:eastAsia="es-ES"/>
-        </w:rPr>
-        <w:t>.</w:t>
+        <w:t>emergente, aplicando y validando la eficacia de los Transformers sobre los datos de la Open University.</w:t>
       </w:r>
     </w:p>
     <w:p>
@@ -11889,101 +10665,37 @@
           <w:lang w:eastAsia="es-ES"/>
         </w:rPr>
         <w:lastRenderedPageBreak/>
-        <w:t xml:space="preserve">complejos. Más allá de la precisión predictiva, este TFM asume la premisa de que la adopción real de estas herramientas depende de su interpretabilidad. Por tanto, se propone evaluar una estrategia de explicabilidad dual (SHAP y </w:t>
-      </w:r>
-      <w:proofErr w:type="spellStart"/>
-      <w:r>
-        <w:rPr>
-          <w:szCs w:val="24"/>
-          <w:lang w:eastAsia="es-ES"/>
-        </w:rPr>
-        <w:t>Attention</w:t>
-      </w:r>
-      <w:proofErr w:type="spellEnd"/>
-      <w:r>
-        <w:rPr>
-          <w:szCs w:val="24"/>
-          <w:lang w:eastAsia="es-ES"/>
-        </w:rPr>
-        <w:t xml:space="preserve"> </w:t>
-      </w:r>
-      <w:proofErr w:type="spellStart"/>
-      <w:r>
-        <w:rPr>
-          <w:szCs w:val="24"/>
-          <w:lang w:eastAsia="es-ES"/>
-        </w:rPr>
-        <w:t>Maps</w:t>
-      </w:r>
-      <w:proofErr w:type="spellEnd"/>
-      <w:r>
-        <w:rPr>
-          <w:szCs w:val="24"/>
-          <w:lang w:eastAsia="es-ES"/>
-        </w:rPr>
-        <w:t>) para determinar si ofrece información pedagógicamente accionable al docente.</w:t>
-      </w:r>
-    </w:p>
-    <w:p>
-      <w:pPr>
-        <w:rPr>
-          <w:szCs w:val="24"/>
-          <w:lang w:eastAsia="es-ES"/>
-        </w:rPr>
-      </w:pPr>
-      <w:r>
-        <w:rPr>
-          <w:szCs w:val="24"/>
-          <w:lang w:eastAsia="es-ES"/>
-        </w:rPr>
-        <w:t xml:space="preserve">En definitiva, basándonos en el alcance de esta revisión, se constata que, si bien estas tecnologías han sido exploradas de manera aislada o parcial, no se ha hallado evidencia en la literatura reciente de una arquitectura que las orqueste simultáneamente sobre el </w:t>
-      </w:r>
-      <w:proofErr w:type="spellStart"/>
-      <w:r>
-        <w:rPr>
-          <w:szCs w:val="24"/>
-          <w:lang w:eastAsia="es-ES"/>
-        </w:rPr>
-        <w:t>dataset</w:t>
-      </w:r>
-      <w:proofErr w:type="spellEnd"/>
-      <w:r>
-        <w:rPr>
-          <w:szCs w:val="24"/>
-          <w:lang w:eastAsia="es-ES"/>
-        </w:rPr>
-        <w:t xml:space="preserve"> OULAD.</w:t>
-      </w:r>
-    </w:p>
-    <w:p>
-      <w:pPr>
-        <w:rPr>
-          <w:szCs w:val="24"/>
-          <w:lang w:eastAsia="es-ES"/>
-        </w:rPr>
-      </w:pPr>
-      <w:r>
-        <w:rPr>
-          <w:szCs w:val="24"/>
-          <w:lang w:eastAsia="es-ES"/>
-        </w:rPr>
-        <w:t xml:space="preserve">Por consiguiente, la combinación específica de </w:t>
-      </w:r>
-      <w:proofErr w:type="spellStart"/>
-      <w:r>
-        <w:rPr>
-          <w:szCs w:val="24"/>
-          <w:lang w:eastAsia="es-ES"/>
-        </w:rPr>
-        <w:t>Autoencoders</w:t>
-      </w:r>
-      <w:proofErr w:type="spellEnd"/>
-      <w:r>
-        <w:rPr>
-          <w:szCs w:val="24"/>
-          <w:lang w:eastAsia="es-ES"/>
-        </w:rPr>
-        <w:t xml:space="preserve"> (para la representación latente no lineal), Transformers (para el modelado secuencial) y XAI (para la explicabilidad dual) se presenta no solo como una arquitectura híbrida de alto interés experimental, sino como una propuesta novedosa que busca cubrir el vacío existente. Este enfoque pretende verificar si la integración sinérgica de estas tres técnicas avanzadas ofrece ventajas tangibles y superiores frente a la aplicación fragmentada o tradicional observada en el estado del arte.</w:t>
+        <w:t>complejos. Más allá de la precisión predictiva, este TFM asume la premisa de que la adopción real de estas herramientas depende de su interpretabilidad. Por tanto, se propone evaluar una estrategia de explicabilidad dual (SHAP y Attention Maps) para determinar si ofrece información pedagógicamente accionable al docente.</w:t>
+      </w:r>
+    </w:p>
+    <w:p>
+      <w:pPr>
+        <w:rPr>
+          <w:szCs w:val="24"/>
+          <w:lang w:eastAsia="es-ES"/>
+        </w:rPr>
+      </w:pPr>
+      <w:r>
+        <w:rPr>
+          <w:szCs w:val="24"/>
+          <w:lang w:eastAsia="es-ES"/>
+        </w:rPr>
+        <w:t>En definitiva, basándonos en el alcance de esta revisión, se constata que, si bien estas tecnologías han sido exploradas de manera aislada o parcial, no se ha hallado evidencia en la literatura reciente de una arquitectura que las orqueste simultáneamente sobre el dataset OULAD.</w:t>
+      </w:r>
+    </w:p>
+    <w:p>
+      <w:pPr>
+        <w:rPr>
+          <w:szCs w:val="24"/>
+          <w:lang w:eastAsia="es-ES"/>
+        </w:rPr>
+      </w:pPr>
+      <w:r>
+        <w:rPr>
+          <w:szCs w:val="24"/>
+          <w:lang w:eastAsia="es-ES"/>
+        </w:rPr>
+        <w:t>Por consiguiente, la combinación específica de Autoencoders (para la representación latente no lineal), Transformers (para el modelado secuencial) y XAI (para la explicabilidad dual) se presenta no solo como una arquitectura híbrida de alto interés experimental, sino como una propuesta novedosa que busca cubrir el vacío existente. Este enfoque pretende verificar si la integración sinérgica de estas tres técnicas avanzadas ofrece ventajas tangibles y superiores frente a la aplicación fragmentada o tradicional observada en el estado del arte.</w:t>
       </w:r>
     </w:p>
     <w:p>
@@ -12031,21 +10743,7 @@
         <w:rPr>
           <w:lang w:eastAsia="es-ES"/>
         </w:rPr>
-        <w:t xml:space="preserve">Este capítulo presenta el desarrollo técnico del sistema propuesto para la detección temprana del riesgo académico a partir de los datos del </w:t>
-      </w:r>
-      <w:proofErr w:type="spellStart"/>
-      <w:r>
-        <w:rPr>
-          <w:lang w:eastAsia="es-ES"/>
-        </w:rPr>
-        <w:t>dataset</w:t>
-      </w:r>
-      <w:proofErr w:type="spellEnd"/>
-      <w:r>
-        <w:rPr>
-          <w:lang w:eastAsia="es-ES"/>
-        </w:rPr>
-        <w:t xml:space="preserve"> OULAD. Tras la fundamentación teórica expuesta en los capítulos anteriores, se formaliza aquí el problema desde una perspectiva computacional y se describe la metodología seguida para su resolución.</w:t>
+        <w:t>Este capítulo presenta el desarrollo técnico del sistema propuesto para la detección temprana del riesgo académico a partir de los datos del dataset OULAD. Tras la fundamentación teórica expuesta en los capítulos anteriores, se formaliza aquí el problema desde una perspectiva computacional y se describe la metodología seguida para su resolución.</w:t>
       </w:r>
     </w:p>
     <w:p>
@@ -12510,21 +11208,7 @@
         <w:rPr>
           <w:lang w:eastAsia="es-ES"/>
         </w:rPr>
-        <w:t xml:space="preserve">Al abordar un problema de detección temprana de riesgo, uno de los principales desafíos metodológicos es evitar la "fuga de datos" (data </w:t>
-      </w:r>
-      <w:proofErr w:type="spellStart"/>
-      <w:r>
-        <w:rPr>
-          <w:lang w:eastAsia="es-ES"/>
-        </w:rPr>
-        <w:t>leakage</w:t>
-      </w:r>
-      <w:proofErr w:type="spellEnd"/>
-      <w:r>
-        <w:rPr>
-          <w:lang w:eastAsia="es-ES"/>
-        </w:rPr>
-        <w:t xml:space="preserve">). </w:t>
+        <w:t xml:space="preserve">Al abordar un problema de detección temprana de riesgo, uno de los principales desafíos metodológicos es evitar la "fuga de datos" (data leakage). </w:t>
       </w:r>
     </w:p>
     <w:p>
@@ -12573,30 +11257,8 @@
         <w:rPr>
           <w:lang w:eastAsia="es-ES"/>
         </w:rPr>
-        <w:t xml:space="preserve">Como ya se observó en el Análisis Exploratorio de Datos (EDA), el registro diario de interacciones presenta un nivel de ruido que dificulta la extracción de patrones claros. Sin embargo, al agregar la actividad de los estudiantes de forma semanal, el comportamiento se vuelve mucho más estable y tratable. Esta decisión de diseño concuerda con los hallazgos de </w:t>
-      </w:r>
-      <w:proofErr w:type="spellStart"/>
-      <w:r>
-        <w:rPr>
-          <w:lang w:eastAsia="es-ES"/>
-        </w:rPr>
-        <w:t>Kusumawardani</w:t>
-      </w:r>
-      <w:proofErr w:type="spellEnd"/>
-      <w:r>
-        <w:rPr>
-          <w:lang w:eastAsia="es-ES"/>
-        </w:rPr>
-        <w:t xml:space="preserve"> y </w:t>
-      </w:r>
-      <w:proofErr w:type="spellStart"/>
-      <w:r>
-        <w:rPr>
-          <w:lang w:eastAsia="es-ES"/>
-        </w:rPr>
-        <w:t>Alfarozi</w:t>
-      </w:r>
-      <w:proofErr w:type="spellEnd"/>
+        <w:t>Como ya se observó en el Análisis Exploratorio de Datos (EDA), el registro diario de interacciones presenta un nivel de ruido que dificulta la extracción de patrones claros. Sin embargo, al agregar la actividad de los estudiantes de forma semanal, el comportamiento se vuelve mucho más estable y tratable. Esta decisión de diseño concuerda con los hallazgos de Kusumawardani y Alfarozi</w:t>
+      </w:r>
       <w:r>
         <w:rPr>
           <w:lang w:eastAsia="es-ES"/>
@@ -12805,16 +11467,8 @@
         <w:rPr>
           <w:lang w:eastAsia="es-ES"/>
         </w:rPr>
-        <w:t xml:space="preserve"> autoencoder se le penalizará no solo por su capacidad de reconstrucción sino también por su capacidad para </w:t>
-      </w:r>
-      <w:proofErr w:type="spellStart"/>
-      <w:r>
-        <w:rPr>
-          <w:lang w:eastAsia="es-ES"/>
-        </w:rPr>
-        <w:t>clusterizar</w:t>
-      </w:r>
-      <w:proofErr w:type="spellEnd"/>
+        <w:t xml:space="preserve"> autoencoder se le penalizará no solo por su capacidad de reconstrucción sino también por su capacidad para clusterizar</w:t>
+      </w:r>
       <w:r>
         <w:rPr>
           <w:lang w:eastAsia="es-ES"/>
@@ -12977,63 +11631,7 @@
         <w:rPr>
           <w:lang w:eastAsia="es-ES"/>
         </w:rPr>
-        <w:t>El algoritmo de agrupamiento seleccionado para esta fase es el Modelo de Mixtura Gaussiana (GMM, por sus siglas en inglés). La elección se fundamenta en su naturaleza probabilística, la cual se adapta de manera óptima a distribuciones de datos continuas donde las fronteras entre los diferentes perfiles de estudiantes son difusas. A diferencia de los métodos de asignación estricta (</w:t>
-      </w:r>
-      <w:proofErr w:type="spellStart"/>
-      <w:r>
-        <w:rPr>
-          <w:lang w:eastAsia="es-ES"/>
-        </w:rPr>
-        <w:t>hard</w:t>
-      </w:r>
-      <w:proofErr w:type="spellEnd"/>
-      <w:r>
-        <w:rPr>
-          <w:lang w:eastAsia="es-ES"/>
-        </w:rPr>
-        <w:t xml:space="preserve"> clustering), GMM no fuerza a un alumno a pertenecer a un único grupo, sino que calcula una distribución de probabilidades. Adicionalmente, desde una perspectiva arquitectónica, alimentar la red neuronal </w:t>
-      </w:r>
-      <w:proofErr w:type="spellStart"/>
-      <w:r>
-        <w:rPr>
-          <w:lang w:eastAsia="es-ES"/>
-        </w:rPr>
-        <w:t>Transformer</w:t>
-      </w:r>
-      <w:proofErr w:type="spellEnd"/>
-      <w:r>
-        <w:rPr>
-          <w:lang w:eastAsia="es-ES"/>
-        </w:rPr>
-        <w:t xml:space="preserve"> posterior con un vector continuo de probabilidades (</w:t>
-      </w:r>
-      <w:proofErr w:type="spellStart"/>
-      <w:r>
-        <w:rPr>
-          <w:lang w:eastAsia="es-ES"/>
-        </w:rPr>
-        <w:t>soft</w:t>
-      </w:r>
-      <w:proofErr w:type="spellEnd"/>
-      <w:r>
-        <w:rPr>
-          <w:lang w:eastAsia="es-ES"/>
-        </w:rPr>
-        <w:t xml:space="preserve"> </w:t>
-      </w:r>
-      <w:proofErr w:type="spellStart"/>
-      <w:r>
-        <w:rPr>
-          <w:lang w:eastAsia="es-ES"/>
-        </w:rPr>
-        <w:t>labels</w:t>
-      </w:r>
-      <w:proofErr w:type="spellEnd"/>
-      <w:r>
-        <w:rPr>
-          <w:lang w:eastAsia="es-ES"/>
-        </w:rPr>
-        <w:t>) resulta mucho más informativo y estable para la optimización del modelo que utilizar un identificador de clase discreto.</w:t>
+        <w:t>El algoritmo de agrupamiento seleccionado para esta fase es el Modelo de Mixtura Gaussiana (GMM, por sus siglas en inglés). La elección se fundamenta en su naturaleza probabilística, la cual se adapta de manera óptima a distribuciones de datos continuas donde las fronteras entre los diferentes perfiles de estudiantes son difusas. A diferencia de los métodos de asignación estricta (hard clustering), GMM no fuerza a un alumno a pertenecer a un único grupo, sino que calcula una distribución de probabilidades. Adicionalmente, desde una perspectiva arquitectónica, alimentar la red neuronal Transformer posterior con un vector continuo de probabilidades (soft labels) resulta mucho más informativo y estable para la optimización del modelo que utilizar un identificador de clase discreto.</w:t>
       </w:r>
     </w:p>
     <w:p>
@@ -13041,13 +11639,8 @@
         <w:pStyle w:val="Ttulo3"/>
       </w:pPr>
       <w:r>
-        <w:t xml:space="preserve">Modelado secuencial con </w:t>
-      </w:r>
-      <w:proofErr w:type="spellStart"/>
-      <w:r>
-        <w:t>Transformer</w:t>
-      </w:r>
-      <w:proofErr w:type="spellEnd"/>
+        <w:t>Modelado secuencial con Transformer</w:t>
+      </w:r>
       <w:r>
         <w:t>.</w:t>
       </w:r>
@@ -13063,21 +11656,7 @@
         <w:rPr>
           <w:lang w:eastAsia="es-ES"/>
         </w:rPr>
-        <w:t xml:space="preserve">El objetivo principal de la red neuronal </w:t>
-      </w:r>
-      <w:proofErr w:type="spellStart"/>
-      <w:r>
-        <w:rPr>
-          <w:lang w:eastAsia="es-ES"/>
-        </w:rPr>
-        <w:t>Transformer</w:t>
-      </w:r>
-      <w:proofErr w:type="spellEnd"/>
-      <w:r>
-        <w:rPr>
-          <w:lang w:eastAsia="es-ES"/>
-        </w:rPr>
-        <w:t xml:space="preserve"> es predecir de forma temprana el riesgo de abandono (Withdrawn) o de fracaso académico (Fail). Es importante destacar que la naturaleza del problema predictivo variará en función de la ventana temporal analizada. En etapas tempranas del curso (por ejemplo, a las 5, 10 o 15 semanas), la falta de evaluaciones formales consolidadas limita la capacidad para predecir un suspenso, lo que plantea un escenario de clasificación binaria (aprobar frente a abandonar). A medida que avanza el curso y se recaba mayor evidencia, el problema evoluciona hacia una clasificación multiclase (aprobar, abandonar o suspender). Para gestionar esta dinámica temporal, se diseñará un conjunto de Transformers independientes, </w:t>
+        <w:t xml:space="preserve">El objetivo principal de la red neuronal Transformer es predecir de forma temprana el riesgo de abandono (Withdrawn) o de fracaso académico (Fail). Es importante destacar que la naturaleza del problema predictivo variará en función de la ventana temporal analizada. En etapas tempranas del curso (por ejemplo, a las 5, 10 o 15 semanas), la falta de evaluaciones formales consolidadas limita la capacidad para predecir un suspenso, lo que plantea un escenario de clasificación binaria (aprobar frente a abandonar). A medida que avanza el curso y se recaba mayor evidencia, el problema evoluciona hacia una clasificación multiclase (aprobar, abandonar o suspender). Para gestionar esta dinámica temporal, se diseñará un conjunto de Transformers independientes, </w:t>
       </w:r>
       <w:r>
         <w:rPr>
@@ -13098,49 +11677,7 @@
         <w:rPr>
           <w:lang w:eastAsia="es-ES"/>
         </w:rPr>
-        <w:t>Para alimentar estos modelos, se procesarán secuencias temporales que capturen la evolución semanal de la interactividad del estudiante en la plataforma. A esta información secuencial se le integrarán las características derivadas de la fase previa de clustering, concretamente los vectores probabilísticos de pertenencia (</w:t>
-      </w:r>
-      <w:proofErr w:type="spellStart"/>
-      <w:r>
-        <w:rPr>
-          <w:lang w:eastAsia="es-ES"/>
-        </w:rPr>
-        <w:t>soft</w:t>
-      </w:r>
-      <w:proofErr w:type="spellEnd"/>
-      <w:r>
-        <w:rPr>
-          <w:lang w:eastAsia="es-ES"/>
-        </w:rPr>
-        <w:t xml:space="preserve"> </w:t>
-      </w:r>
-      <w:proofErr w:type="spellStart"/>
-      <w:r>
-        <w:rPr>
-          <w:lang w:eastAsia="es-ES"/>
-        </w:rPr>
-        <w:t>labels</w:t>
-      </w:r>
-      <w:proofErr w:type="spellEnd"/>
-      <w:r>
-        <w:rPr>
-          <w:lang w:eastAsia="es-ES"/>
-        </w:rPr>
-        <w:t xml:space="preserve">) generados por el GMM. Mediante esta arquitectura híbrida, se busca demostrar empíricamente que el enriquecimiento de los datos secuenciales con representaciones latentes de comportamiento mejora sustancialmente el rendimiento predictivo del </w:t>
-      </w:r>
-      <w:proofErr w:type="spellStart"/>
-      <w:r>
-        <w:rPr>
-          <w:lang w:eastAsia="es-ES"/>
-        </w:rPr>
-        <w:t>Transformer</w:t>
-      </w:r>
-      <w:proofErr w:type="spellEnd"/>
-      <w:r>
-        <w:rPr>
-          <w:lang w:eastAsia="es-ES"/>
-        </w:rPr>
-        <w:t>.</w:t>
+        <w:t>Para alimentar estos modelos, se procesarán secuencias temporales que capturen la evolución semanal de la interactividad del estudiante en la plataforma. A esta información secuencial se le integrarán las características derivadas de la fase previa de clustering, concretamente los vectores probabilísticos de pertenencia (soft labels) generados por el GMM. Mediante esta arquitectura híbrida, se busca demostrar empíricamente que el enriquecimiento de los datos secuenciales con representaciones latentes de comportamiento mejora sustancialmente el rendimiento predictivo del Transformer.</w:t>
       </w:r>
     </w:p>
     <w:p>
@@ -13162,21 +11699,7 @@
         <w:rPr>
           <w:lang w:eastAsia="es-ES"/>
         </w:rPr>
-        <w:t xml:space="preserve">Finalmente, para mitigar el problema de la "caja negra" inherente a las arquitecturas de Deep Learning, se abordará la interpretabilidad del sistema integrando técnicas de Inteligencia Artificial Explicable (XAI). El propósito es dotar de transparencia a las predicciones generadas tanto en la fase de clustering como en la clasificación del </w:t>
-      </w:r>
-      <w:proofErr w:type="spellStart"/>
-      <w:r>
-        <w:rPr>
-          <w:lang w:eastAsia="es-ES"/>
-        </w:rPr>
-        <w:t>Transformer</w:t>
-      </w:r>
-      <w:proofErr w:type="spellEnd"/>
-      <w:r>
-        <w:rPr>
-          <w:lang w:eastAsia="es-ES"/>
-        </w:rPr>
-        <w:t>, transformando los resultados matemáticos en explicaciones pedagógicas accionables para el docente</w:t>
+        <w:t>Finalmente, para mitigar el problema de la "caja negra" inherente a las arquitecturas de Deep Learning, se abordará la interpretabilidad del sistema integrando técnicas de Inteligencia Artificial Explicable (XAI). El propósito es dotar de transparencia a las predicciones generadas tanto en la fase de clustering como en la clasificación del Transformer, transformando los resultados matemáticos en explicaciones pedagógicas accionables para el docente</w:t>
       </w:r>
       <w:r>
         <w:rPr>
@@ -13329,13 +11852,8 @@
       </w:r>
       <w:r>
         <w:br/>
-        <w:t xml:space="preserve">Autoría propia - AI </w:t>
-      </w:r>
-      <w:proofErr w:type="spellStart"/>
-      <w:r>
-        <w:t>Generated</w:t>
-      </w:r>
-      <w:proofErr w:type="spellEnd"/>
+        <w:t>Autoría propia - AI Generated</w:t>
+      </w:r>
     </w:p>
     <w:p>
       <w:pPr>
@@ -13452,59 +11970,8 @@
           <w:szCs w:val="24"/>
           <w:lang w:eastAsia="es-ES"/>
         </w:rPr>
-        <w:t>Cross-</w:t>
-      </w:r>
-      <w:proofErr w:type="spellStart"/>
-      <w:r>
-        <w:rPr>
-          <w:i/>
-          <w:iCs/>
-          <w:szCs w:val="24"/>
-          <w:lang w:eastAsia="es-ES"/>
-        </w:rPr>
-        <w:t>Industry</w:t>
-      </w:r>
-      <w:proofErr w:type="spellEnd"/>
-      <w:r>
-        <w:rPr>
-          <w:i/>
-          <w:iCs/>
-          <w:szCs w:val="24"/>
-          <w:lang w:eastAsia="es-ES"/>
-        </w:rPr>
-        <w:t xml:space="preserve"> Standard Process </w:t>
-      </w:r>
-      <w:proofErr w:type="spellStart"/>
-      <w:r>
-        <w:rPr>
-          <w:i/>
-          <w:iCs/>
-          <w:szCs w:val="24"/>
-          <w:lang w:eastAsia="es-ES"/>
-        </w:rPr>
-        <w:t>for</w:t>
-      </w:r>
-      <w:proofErr w:type="spellEnd"/>
-      <w:r>
-        <w:rPr>
-          <w:i/>
-          <w:iCs/>
-          <w:szCs w:val="24"/>
-          <w:lang w:eastAsia="es-ES"/>
-        </w:rPr>
-        <w:t xml:space="preserve"> Data </w:t>
-      </w:r>
-      <w:proofErr w:type="spellStart"/>
-      <w:r>
-        <w:rPr>
-          <w:i/>
-          <w:iCs/>
-          <w:szCs w:val="24"/>
-          <w:lang w:eastAsia="es-ES"/>
-        </w:rPr>
-        <w:t>Mining</w:t>
-      </w:r>
-      <w:proofErr w:type="spellEnd"/>
+        <w:t>Cross-Industry Standard Process for Data Mining</w:t>
+      </w:r>
       <w:r>
         <w:rPr>
           <w:szCs w:val="24"/>
@@ -13711,7 +12178,6 @@
         </w:rPr>
         <w:t xml:space="preserve"> Aquí es donde introducimos la potencia del Deep Learning. En lugar de usar modelos simples, entrenamos sistemas complejos (</w:t>
       </w:r>
-      <w:proofErr w:type="spellStart"/>
       <w:r>
         <w:rPr>
           <w:i/>
@@ -13719,17 +12185,7 @@
           <w:szCs w:val="24"/>
           <w:lang w:eastAsia="es-ES"/>
         </w:rPr>
-        <w:t>Autoencoders</w:t>
-      </w:r>
-      <w:proofErr w:type="spellEnd"/>
-      <w:r>
-        <w:rPr>
-          <w:i/>
-          <w:iCs/>
-          <w:szCs w:val="24"/>
-          <w:lang w:eastAsia="es-ES"/>
-        </w:rPr>
-        <w:t xml:space="preserve"> y Transformers</w:t>
+        <w:t>Autoencoders y Transformers</w:t>
       </w:r>
       <w:r>
         <w:rPr>
@@ -13963,27 +12419,7 @@
           <w:szCs w:val="24"/>
           <w:lang w:eastAsia="es-ES"/>
         </w:rPr>
-        <w:t xml:space="preserve">Comprensión del ecosistema (Business </w:t>
-      </w:r>
-      <w:proofErr w:type="spellStart"/>
-      <w:r>
-        <w:rPr>
-          <w:b/>
-          <w:bCs/>
-          <w:szCs w:val="24"/>
-          <w:lang w:eastAsia="es-ES"/>
-        </w:rPr>
-        <w:t>Understanding</w:t>
-      </w:r>
-      <w:proofErr w:type="spellEnd"/>
-      <w:r>
-        <w:rPr>
-          <w:b/>
-          <w:bCs/>
-          <w:szCs w:val="24"/>
-          <w:lang w:eastAsia="es-ES"/>
-        </w:rPr>
-        <w:t>):</w:t>
+        <w:t>Comprensión del ecosistema (Business Understanding):</w:t>
       </w:r>
       <w:r>
         <w:rPr>
@@ -14136,23 +12572,13 @@
           <w:rFonts w:ascii="CMU Serif" w:hAnsi="CMU Serif" w:cs="CMU Serif"/>
         </w:rPr>
       </w:pPr>
-      <w:proofErr w:type="spellStart"/>
       <w:r>
         <w:rPr>
           <w:rFonts w:ascii="CMU Serif" w:hAnsi="CMU Serif" w:cs="CMU Serif"/>
           <w:b/>
           <w:bCs/>
         </w:rPr>
-        <w:t>Pre-procesamiento</w:t>
-      </w:r>
-      <w:proofErr w:type="spellEnd"/>
-      <w:r>
-        <w:rPr>
-          <w:rFonts w:ascii="CMU Serif" w:hAnsi="CMU Serif" w:cs="CMU Serif"/>
-          <w:b/>
-          <w:bCs/>
-        </w:rPr>
-        <w:t xml:space="preserve"> y Limpieza:</w:t>
+        <w:t>Pre-procesamiento y Limpieza:</w:t>
       </w:r>
       <w:r>
         <w:rPr>
@@ -14351,7 +12777,6 @@
         </w:rPr>
         <w:t xml:space="preserve"> Diseño y entrenamiento de una red neuronal basada en la arquitectura </w:t>
       </w:r>
-      <w:proofErr w:type="spellStart"/>
       <w:r>
         <w:rPr>
           <w:b/>
@@ -14361,7 +12786,6 @@
         </w:rPr>
         <w:t>Transformer</w:t>
       </w:r>
-      <w:proofErr w:type="spellEnd"/>
       <w:r>
         <w:rPr>
           <w:szCs w:val="24"/>
@@ -14423,23 +12847,7 @@
           <w:szCs w:val="24"/>
           <w:lang w:eastAsia="es-ES"/>
         </w:rPr>
-        <w:t xml:space="preserve"> Cálculo de métricas de rendimiento (</w:t>
-      </w:r>
-      <w:proofErr w:type="spellStart"/>
-      <w:r>
-        <w:rPr>
-          <w:szCs w:val="24"/>
-          <w:lang w:eastAsia="es-ES"/>
-        </w:rPr>
-        <w:t>Accuracy</w:t>
-      </w:r>
-      <w:proofErr w:type="spellEnd"/>
-      <w:r>
-        <w:rPr>
-          <w:szCs w:val="24"/>
-          <w:lang w:eastAsia="es-ES"/>
-        </w:rPr>
-        <w:t>, F1-Score, Precisión) para validar la robustez de las predicciones.</w:t>
+        <w:t xml:space="preserve"> Cálculo de métricas de rendimiento (Accuracy, F1-Score, Precisión) para validar la robustez de las predicciones.</w:t>
       </w:r>
     </w:p>
     <w:p>
@@ -14765,7 +13173,6 @@
         </w:rPr>
         <w:t xml:space="preserve"> El historial de </w:t>
       </w:r>
-      <w:proofErr w:type="spellStart"/>
       <w:r>
         <w:rPr>
           <w:i/>
@@ -14774,7 +13181,6 @@
         </w:rPr>
         <w:t>commits</w:t>
       </w:r>
-      <w:proofErr w:type="spellEnd"/>
       <w:r>
         <w:rPr>
           <w:szCs w:val="24"/>
@@ -14885,63 +13291,7 @@
         <w:rPr>
           <w:szCs w:val="24"/>
         </w:rPr>
-        <w:t xml:space="preserve"> se inició con una investigación exhaustiva sobre fuentes de datos que cumplieran con requisitos de fiabilidad, volumen y representatividad de un entorno LMS real. Tras evaluar diversas alternativas, se seleccionó el conjunto de datos OULAD (Open </w:t>
-      </w:r>
-      <w:proofErr w:type="spellStart"/>
-      <w:r>
-        <w:rPr>
-          <w:szCs w:val="24"/>
-        </w:rPr>
-        <w:t>University</w:t>
-      </w:r>
-      <w:proofErr w:type="spellEnd"/>
-      <w:r>
-        <w:rPr>
-          <w:szCs w:val="24"/>
-        </w:rPr>
-        <w:t xml:space="preserve"> Learning </w:t>
-      </w:r>
-      <w:proofErr w:type="spellStart"/>
-      <w:r>
-        <w:rPr>
-          <w:szCs w:val="24"/>
-        </w:rPr>
-        <w:t>Analytics</w:t>
-      </w:r>
-      <w:proofErr w:type="spellEnd"/>
-      <w:r>
-        <w:rPr>
-          <w:szCs w:val="24"/>
-        </w:rPr>
-        <w:t xml:space="preserve"> </w:t>
-      </w:r>
-      <w:proofErr w:type="spellStart"/>
-      <w:r>
-        <w:rPr>
-          <w:szCs w:val="24"/>
-        </w:rPr>
-        <w:t>Dataset</w:t>
-      </w:r>
-      <w:proofErr w:type="spellEnd"/>
-      <w:r>
-        <w:rPr>
-          <w:szCs w:val="24"/>
-        </w:rPr>
-        <w:t xml:space="preserve">). La elección de este </w:t>
-      </w:r>
-      <w:proofErr w:type="spellStart"/>
-      <w:r>
-        <w:rPr>
-          <w:szCs w:val="24"/>
-        </w:rPr>
-        <w:t>dataset</w:t>
-      </w:r>
-      <w:proofErr w:type="spellEnd"/>
-      <w:r>
-        <w:rPr>
-          <w:szCs w:val="24"/>
-        </w:rPr>
-        <w:t xml:space="preserve"> se justifica por tres motivos críticos para la calidad de la investigación:</w:t>
+        <w:t xml:space="preserve"> se inició con una investigación exhaustiva sobre fuentes de datos que cumplieran con requisitos de fiabilidad, volumen y representatividad de un entorno LMS real. Tras evaluar diversas alternativas, se seleccionó el conjunto de datos OULAD (Open University Learning Analytics Dataset). La elección de este dataset se justifica por tres motivos críticos para la calidad de la investigación:</w:t>
       </w:r>
     </w:p>
     <w:p>
@@ -14983,7 +13333,6 @@
           <w:szCs w:val="24"/>
         </w:rPr>
       </w:pPr>
-      <w:proofErr w:type="spellStart"/>
       <w:r>
         <w:rPr>
           <w:b/>
@@ -14991,16 +13340,7 @@
           <w:szCs w:val="24"/>
         </w:rPr>
         <w:lastRenderedPageBreak/>
-        <w:t>Anonimización</w:t>
-      </w:r>
-      <w:proofErr w:type="spellEnd"/>
-      <w:r>
-        <w:rPr>
-          <w:b/>
-          <w:bCs/>
-          <w:szCs w:val="24"/>
-        </w:rPr>
-        <w:t>:</w:t>
+        <w:t>Anonimización:</w:t>
       </w:r>
       <w:r>
         <w:rPr>
@@ -15033,21 +13373,7 @@
         <w:rPr>
           <w:szCs w:val="24"/>
         </w:rPr>
-        <w:t xml:space="preserve">El </w:t>
-      </w:r>
-      <w:proofErr w:type="spellStart"/>
-      <w:r>
-        <w:rPr>
-          <w:szCs w:val="24"/>
-        </w:rPr>
-        <w:t>dataset</w:t>
-      </w:r>
-      <w:proofErr w:type="spellEnd"/>
-      <w:r>
-        <w:rPr>
-          <w:szCs w:val="24"/>
-        </w:rPr>
-        <w:t xml:space="preserve"> está constituido por 32.593 estudiantes y más de 10 millones de interacciones con el LMS, lo cual, constituye una buena base que representa la realidad. </w:t>
+        <w:t xml:space="preserve">El dataset está constituido por 32.593 estudiantes y más de 10 millones de interacciones con el LMS, lo cual, constituye una buena base que representa la realidad. </w:t>
       </w:r>
     </w:p>
     <w:p>
@@ -15449,23 +13775,8 @@
         <w:rPr>
           <w:szCs w:val="24"/>
         </w:rPr>
-        <w:t xml:space="preserve"> en un </w:t>
-      </w:r>
-      <w:proofErr w:type="spellStart"/>
-      <w:r>
-        <w:rPr>
-          <w:szCs w:val="24"/>
-        </w:rPr>
-        <w:t>jupyter</w:t>
-      </w:r>
-      <w:proofErr w:type="spellEnd"/>
-      <w:r>
-        <w:rPr>
-          <w:szCs w:val="24"/>
-        </w:rPr>
-        <w:t xml:space="preserve"> notebook, concretamente en el archivo </w:t>
-      </w:r>
-      <w:proofErr w:type="spellStart"/>
+        <w:t xml:space="preserve"> en un jupyter notebook, concretamente en el archivo </w:t>
+      </w:r>
       <w:r>
         <w:rPr>
           <w:szCs w:val="24"/>
@@ -15476,22 +13787,7 @@
         <w:rPr>
           <w:szCs w:val="24"/>
         </w:rPr>
-        <w:t>data_</w:t>
-      </w:r>
-      <w:proofErr w:type="gramStart"/>
-      <w:r>
-        <w:rPr>
-          <w:szCs w:val="24"/>
-        </w:rPr>
-        <w:t>exploration.ipynb</w:t>
-      </w:r>
-      <w:proofErr w:type="spellEnd"/>
-      <w:proofErr w:type="gramEnd"/>
-      <w:r>
-        <w:rPr>
-          <w:szCs w:val="24"/>
-        </w:rPr>
-        <w:t xml:space="preserve">. Este cuaderno, cuya ubicación exacta dentro de la estructura del proyecto se detalla en el </w:t>
+        <w:t xml:space="preserve">data_exploration.ipynb. Este cuaderno, cuya ubicación exacta dentro de la estructura del proyecto se detalla en el </w:t>
       </w:r>
       <w:hyperlink w:anchor="_Apéndice_I:_Repositorio" w:history="1">
         <w:r>
@@ -15593,18 +13889,8 @@
           <w:bCs/>
           <w:szCs w:val="24"/>
         </w:rPr>
-        <w:t xml:space="preserve">Descarte por ética y directrices del EU AI </w:t>
-      </w:r>
-      <w:proofErr w:type="spellStart"/>
-      <w:r>
-        <w:rPr>
-          <w:b/>
-          <w:bCs/>
-          <w:szCs w:val="24"/>
-        </w:rPr>
-        <w:t>act</w:t>
-      </w:r>
-      <w:proofErr w:type="spellEnd"/>
+        <w:t>Descarte por ética y directrices del EU AI act</w:t>
+      </w:r>
       <w:r>
         <w:rPr>
           <w:szCs w:val="24"/>
@@ -15769,35 +14055,7 @@
         <w:rPr>
           <w:szCs w:val="24"/>
         </w:rPr>
-        <w:t xml:space="preserve">Se detectaron nulos masivos en la variable </w:t>
-      </w:r>
-      <w:proofErr w:type="spellStart"/>
-      <w:r>
-        <w:rPr>
-          <w:szCs w:val="24"/>
-        </w:rPr>
-        <w:t>date_unregistration</w:t>
-      </w:r>
-      <w:proofErr w:type="spellEnd"/>
-      <w:r>
-        <w:rPr>
-          <w:szCs w:val="24"/>
-        </w:rPr>
-        <w:t xml:space="preserve"> (22,521 registros), lo cual es un indicador positivo de persistencia, ya que representa a los alumnos que no han abandonado el curso. Asimismo, variables como imd_band (1,111 nulos) y </w:t>
-      </w:r>
-      <w:proofErr w:type="spellStart"/>
-      <w:r>
-        <w:rPr>
-          <w:szCs w:val="24"/>
-        </w:rPr>
-        <w:t>date_registration</w:t>
-      </w:r>
-      <w:proofErr w:type="spellEnd"/>
-      <w:r>
-        <w:rPr>
-          <w:szCs w:val="24"/>
-        </w:rPr>
-        <w:t xml:space="preserve"> (45 nulos) requieren un tratamiento difer</w:t>
+        <w:t>Se detectaron nulos masivos en la variable date_unregistration (22,521 registros), lo cual es un indicador positivo de persistencia, ya que representa a los alumnos que no han abandonado el curso. Asimismo, variables como imd_band (1,111 nulos) y date_registration (45 nulos) requieren un tratamiento difer</w:t>
       </w:r>
       <w:r>
         <w:rPr>
@@ -15874,21 +14132,7 @@
         <w:rPr>
           <w:szCs w:val="24"/>
         </w:rPr>
-        <w:t xml:space="preserve">Los campos temporales en los logs muestran nulos que deben ser normalizados para no interrumpir el cálculo de métricas secuenciales como el momentum o el </w:t>
-      </w:r>
-      <w:proofErr w:type="spellStart"/>
-      <w:r>
-        <w:rPr>
-          <w:szCs w:val="24"/>
-        </w:rPr>
-        <w:t>engagement</w:t>
-      </w:r>
-      <w:proofErr w:type="spellEnd"/>
-      <w:r>
-        <w:rPr>
-          <w:szCs w:val="24"/>
-        </w:rPr>
-        <w:t xml:space="preserve"> pesado.</w:t>
+        <w:t>Los campos temporales en los logs muestran nulos que deben ser normalizados para no interrumpir el cálculo de métricas secuenciales como el momentum o el engagement pesado.</w:t>
       </w:r>
     </w:p>
     <w:p>
@@ -15942,35 +14186,7 @@
         <w:rPr>
           <w:szCs w:val="24"/>
         </w:rPr>
-        <w:t xml:space="preserve"> Esto nos hace ver que hay que tener especial cuidado con el riesgo de sesgo hacia las clases mayoritarias, lo que justifica técnicamente la elección de métricas de evaluación más precisas que la exactitud simple (</w:t>
-      </w:r>
-      <w:proofErr w:type="spellStart"/>
-      <w:r>
-        <w:rPr>
-          <w:szCs w:val="24"/>
-        </w:rPr>
-        <w:t>accuracy</w:t>
-      </w:r>
-      <w:proofErr w:type="spellEnd"/>
-      <w:r>
-        <w:rPr>
-          <w:szCs w:val="24"/>
-        </w:rPr>
-        <w:t>), como el F1-Score, y el uso de arquitecturas de Deep Learning (</w:t>
-      </w:r>
-      <w:proofErr w:type="spellStart"/>
-      <w:r>
-        <w:rPr>
-          <w:szCs w:val="24"/>
-        </w:rPr>
-        <w:t>Autoencoders</w:t>
-      </w:r>
-      <w:proofErr w:type="spellEnd"/>
-      <w:r>
-        <w:rPr>
-          <w:szCs w:val="24"/>
-        </w:rPr>
-        <w:t xml:space="preserve"> y Transformers) capaces de aprender representaciones latentes más ricas para identificar patrones sutiles en los grupos con menor representación.</w:t>
+        <w:t xml:space="preserve"> Esto nos hace ver que hay que tener especial cuidado con el riesgo de sesgo hacia las clases mayoritarias, lo que justifica técnicamente la elección de métricas de evaluación más precisas que la exactitud simple (accuracy), como el F1-Score, y el uso de arquitecturas de Deep Learning (Autoencoders y Transformers) capaces de aprender representaciones latentes más ricas para identificar patrones sutiles en los grupos con menor representación.</w:t>
       </w:r>
     </w:p>
     <w:p>
@@ -16275,39 +14491,7 @@
           <w:sz w:val="20"/>
           <w:szCs w:val="20"/>
         </w:rPr>
-        <w:t xml:space="preserve"> Análisis comparativo de </w:t>
-      </w:r>
-      <w:proofErr w:type="spellStart"/>
-      <w:r>
-        <w:rPr>
-          <w:sz w:val="20"/>
-          <w:szCs w:val="20"/>
-        </w:rPr>
-        <w:t>de</w:t>
-      </w:r>
-      <w:proofErr w:type="spellEnd"/>
-      <w:r>
-        <w:rPr>
-          <w:sz w:val="20"/>
-          <w:szCs w:val="20"/>
-        </w:rPr>
-        <w:t xml:space="preserve"> interacciones: Ruido diario frente a señal semanal agregada. Autoría propia - </w:t>
-      </w:r>
-      <w:proofErr w:type="spellStart"/>
-      <w:r>
-        <w:rPr>
-          <w:sz w:val="20"/>
-          <w:szCs w:val="20"/>
-        </w:rPr>
-        <w:t>Apendice</w:t>
-      </w:r>
-      <w:proofErr w:type="spellEnd"/>
-      <w:r>
-        <w:rPr>
-          <w:sz w:val="20"/>
-          <w:szCs w:val="20"/>
-        </w:rPr>
-        <w:t xml:space="preserve"> I - Notebook I</w:t>
+        <w:t xml:space="preserve"> Análisis comparativo de de interacciones: Ruido diario frente a señal semanal agregada. Autoría propia - Apendice I - Notebook I</w:t>
       </w:r>
       <w:bookmarkEnd w:id="37"/>
     </w:p>
@@ -16461,15 +14645,7 @@
       </w:r>
       <w:r>
         <w:br/>
-        <w:t xml:space="preserve"> - Autoría </w:t>
-      </w:r>
-      <w:proofErr w:type="spellStart"/>
-      <w:r>
-        <w:t>Profia</w:t>
-      </w:r>
-      <w:proofErr w:type="spellEnd"/>
-      <w:r>
-        <w:t xml:space="preserve"> - Apéndice I - Notebook I</w:t>
+        <w:t xml:space="preserve"> - Autoría Profia - Apéndice I - Notebook I</w:t>
       </w:r>
       <w:bookmarkEnd w:id="38"/>
     </w:p>
@@ -16665,15 +14841,7 @@
       </w:pPr>
       <w:r>
         <w:lastRenderedPageBreak/>
-        <w:t xml:space="preserve">Si nos fijamos en la siguiente ilustración podremos apreciar que no hay relación entre el día que se matricularon los alumnos y si se abandona o si se aprueba, por el contrario, el número de intentos previos y el número de interacciones con la plataforma educativa antes del comienzo del curso </w:t>
-      </w:r>
-      <w:proofErr w:type="spellStart"/>
-      <w:r>
-        <w:t>si</w:t>
-      </w:r>
-      <w:proofErr w:type="spellEnd"/>
-      <w:r>
-        <w:t xml:space="preserve"> que están directamente relacionada con la tasa de abandono, el porcentaje de aprobados y el número de sobresalientes, por las que se las proporcionaremos a nuestro modelo: </w:t>
+        <w:t xml:space="preserve">Si nos fijamos en la siguiente ilustración podremos apreciar que no hay relación entre el día que se matricularon los alumnos y si se abandona o si se aprueba, por el contrario, el número de intentos previos y el número de interacciones con la plataforma educativa antes del comienzo del curso si que están directamente relacionada con la tasa de abandono, el porcentaje de aprobados y el número de sobresalientes, por las que se las proporcionaremos a nuestro modelo: </w:t>
       </w:r>
     </w:p>
     <w:p>
@@ -16944,21 +15112,7 @@
         <w:rPr>
           <w:szCs w:val="24"/>
         </w:rPr>
-        <w:t xml:space="preserve">Es fundamental señalar que esta fase de análisis exploratorio (EDA) no constituye un bloque estático o aislado dentro del flujo de trabajo. Por el contrario, el EDA actúa como un proceso transversal y evolutivo que acompaña al ciclo de vida del proyecto. A medida que se itera en las fases de </w:t>
-      </w:r>
-      <w:proofErr w:type="spellStart"/>
-      <w:r>
-        <w:rPr>
-          <w:szCs w:val="24"/>
-        </w:rPr>
-        <w:t>pre-procesamiento</w:t>
-      </w:r>
-      <w:proofErr w:type="spellEnd"/>
-      <w:r>
-        <w:rPr>
-          <w:szCs w:val="24"/>
-        </w:rPr>
-        <w:t xml:space="preserve">, entrenamiento de modelos y evaluación, los hallazgos obtenidos permiten volver al análisis de los datos para pulir métricas y perfeccionar la ingeniería de características. </w:t>
+        <w:t xml:space="preserve">Es fundamental señalar que esta fase de análisis exploratorio (EDA) no constituye un bloque estático o aislado dentro del flujo de trabajo. Por el contrario, el EDA actúa como un proceso transversal y evolutivo que acompaña al ciclo de vida del proyecto. A medida que se itera en las fases de pre-procesamiento, entrenamiento de modelos y evaluación, los hallazgos obtenidos permiten volver al análisis de los datos para pulir métricas y perfeccionar la ingeniería de características. </w:t>
       </w:r>
     </w:p>
     <w:p>
@@ -16987,23 +15141,7 @@
           <w:szCs w:val="24"/>
           <w:lang w:eastAsia="es-ES"/>
         </w:rPr>
-        <w:t xml:space="preserve">Una vez comprendida la naturaleza y distribución de los datos, se procedió a su preprocesamiento. En primera instancia, se llevó a cabo un tratamiento básico de la información para facilitar el Análisis Exploratorio de Datos (EDA). Posteriormente, el flujo de trabajo se bifurcó en dos enfoques metodológicos: el primero consistió en el preprocesamiento y la ingeniería de características orientados a un modelo Autoencoder, con el objetivo de aplicar técnicas de clustering sobre su espacio latente; el segundo abordó un proceso análogo, pero adaptado a la red neuronal </w:t>
-      </w:r>
-      <w:proofErr w:type="spellStart"/>
-      <w:r>
-        <w:rPr>
-          <w:szCs w:val="24"/>
-          <w:lang w:eastAsia="es-ES"/>
-        </w:rPr>
-        <w:t>Transformer</w:t>
-      </w:r>
-      <w:proofErr w:type="spellEnd"/>
-      <w:r>
-        <w:rPr>
-          <w:szCs w:val="24"/>
-          <w:lang w:eastAsia="es-ES"/>
-        </w:rPr>
-        <w:t>.</w:t>
+        <w:t>Una vez comprendida la naturaleza y distribución de los datos, se procedió a su preprocesamiento. En primera instancia, se llevó a cabo un tratamiento básico de la información para facilitar el Análisis Exploratorio de Datos (EDA). Posteriormente, el flujo de trabajo se bifurcó en dos enfoques metodológicos: el primero consistió en el preprocesamiento y la ingeniería de características orientados a un modelo Autoencoder, con el objetivo de aplicar técnicas de clustering sobre su espacio latente; el segundo abordó un proceso análogo, pero adaptado a la red neuronal Transformer.</w:t>
       </w:r>
       <w:r>
         <w:rPr>
@@ -17017,23 +15155,7 @@
           <w:szCs w:val="24"/>
           <w:lang w:eastAsia="es-ES"/>
         </w:rPr>
-        <w:t xml:space="preserve">Por consiguiente, la presente subsección se dividirá en el preprocesamiento destinado al EDA, al Autoencoder y, finalmente, a la arquitectura </w:t>
-      </w:r>
-      <w:proofErr w:type="spellStart"/>
-      <w:r>
-        <w:rPr>
-          <w:szCs w:val="24"/>
-          <w:lang w:eastAsia="es-ES"/>
-        </w:rPr>
-        <w:t>Transformer</w:t>
-      </w:r>
-      <w:proofErr w:type="spellEnd"/>
-      <w:r>
-        <w:rPr>
-          <w:szCs w:val="24"/>
-          <w:lang w:eastAsia="es-ES"/>
-        </w:rPr>
-        <w:t>."</w:t>
+        <w:t>Por consiguiente, la presente subsección se dividirá en el preprocesamiento destinado al EDA, al Autoencoder y, finalmente, a la arquitectura Transformer."</w:t>
       </w:r>
     </w:p>
     <w:p>
@@ -17066,21 +15188,12 @@
         </w:rPr>
         <w:t xml:space="preserve"> analítica se llevo a cabo a partir de los datos obtenidos de la base de datos oficial de OULAD, el tratamiento de los datos se llevo a cabo en el script dataset.py dentro de la carpeta “</w:t>
       </w:r>
-      <w:proofErr w:type="spellStart"/>
-      <w:r>
-        <w:rPr>
-          <w:szCs w:val="24"/>
-          <w:lang w:eastAsia="es-ES"/>
-        </w:rPr>
-        <w:t>educational_ai_analytics</w:t>
-      </w:r>
-      <w:proofErr w:type="spellEnd"/>
-      <w:r>
-        <w:rPr>
-          <w:szCs w:val="24"/>
-          <w:lang w:eastAsia="es-ES"/>
-        </w:rPr>
-        <w:t>/</w:t>
+      <w:r>
+        <w:rPr>
+          <w:szCs w:val="24"/>
+          <w:lang w:eastAsia="es-ES"/>
+        </w:rPr>
+        <w:t>educational_ai_analytics/</w:t>
       </w:r>
       <w:r>
         <w:rPr>
@@ -17175,23 +15288,7 @@
           <w:szCs w:val="24"/>
           <w:lang w:eastAsia="es-ES"/>
         </w:rPr>
-        <w:t xml:space="preserve">Las acciones </w:t>
-      </w:r>
-      <w:proofErr w:type="spellStart"/>
-      <w:r>
-        <w:rPr>
-          <w:szCs w:val="24"/>
-          <w:lang w:eastAsia="es-ES"/>
-        </w:rPr>
-        <w:t>especificas</w:t>
-      </w:r>
-      <w:proofErr w:type="spellEnd"/>
-      <w:r>
-        <w:rPr>
-          <w:szCs w:val="24"/>
-          <w:lang w:eastAsia="es-ES"/>
-        </w:rPr>
-        <w:t xml:space="preserve"> que se llevan a cabo en este script son:</w:t>
+        <w:t>Las acciones especificas que se llevan a cabo en este script son:</w:t>
       </w:r>
     </w:p>
     <w:p>
@@ -17261,25 +15358,7 @@
           <w:bCs/>
           <w:lang w:eastAsia="es-ES"/>
         </w:rPr>
-        <w:t xml:space="preserve">Partición y protección contra fuga de datos (Data </w:t>
-      </w:r>
-      <w:proofErr w:type="spellStart"/>
-      <w:r>
-        <w:rPr>
-          <w:b/>
-          <w:bCs/>
-          <w:lang w:eastAsia="es-ES"/>
-        </w:rPr>
-        <w:t>Leakage</w:t>
-      </w:r>
-      <w:proofErr w:type="spellEnd"/>
-      <w:r>
-        <w:rPr>
-          <w:b/>
-          <w:bCs/>
-          <w:lang w:eastAsia="es-ES"/>
-        </w:rPr>
-        <w:t>):</w:t>
+        <w:t>Partición y protección contra fuga de datos (Data Leakage):</w:t>
       </w:r>
       <w:r>
         <w:rPr>
@@ -17312,37 +15391,13 @@
         <w:t>imputación de valores nulos</w:t>
       </w:r>
       <w:r>
-        <w:t xml:space="preserve"> para no distorsionar la muestra. Concretamente, las ausencias en el índice de privación múltiple (imd_band) se recategorizaron bajo la etiqueta 'Unknown' para preservar los registros sin introducir sesgos poblacionales. Por su parte, los valores faltantes en la fecha de matriculación (</w:t>
-      </w:r>
-      <w:proofErr w:type="spellStart"/>
-      <w:r>
-        <w:t>date_registration</w:t>
-      </w:r>
-      <w:proofErr w:type="spellEnd"/>
-      <w:r>
-        <w:t xml:space="preserve">) se imputaron estadísticamente utilizando la mediana temporal </w:t>
+        <w:t xml:space="preserve"> para no distorsionar la muestra. Concretamente, las ausencias en el índice de privación múltiple (imd_band) se recategorizaron bajo la etiqueta 'Unknown' para preservar los registros sin introducir sesgos poblacionales. Por su parte, los valores faltantes en la fecha de matriculación (date_registration) se imputaron estadísticamente utilizando la mediana temporal </w:t>
       </w:r>
       <w:r>
         <w:t xml:space="preserve">del curso correspondiente </w:t>
       </w:r>
       <w:r>
-        <w:t>(</w:t>
-      </w:r>
-      <w:proofErr w:type="spellStart"/>
-      <w:r>
-        <w:t>code_presentation</w:t>
-      </w:r>
-      <w:proofErr w:type="spellEnd"/>
-      <w:r>
-        <w:t xml:space="preserve">), calculada estrictamente sobre el conjunto de entrenamiento para evitar fuga de datos (data </w:t>
-      </w:r>
-      <w:proofErr w:type="spellStart"/>
-      <w:r>
-        <w:t>leakage</w:t>
-      </w:r>
-      <w:proofErr w:type="spellEnd"/>
-      <w:r>
-        <w:t>)</w:t>
+        <w:t>(code_presentation), calculada estrictamente sobre el conjunto de entrenamiento para evitar fuga de datos (data leakage)</w:t>
       </w:r>
       <w:r>
         <w:t>.</w:t>
@@ -17395,7 +15450,6 @@
         </w:rPr>
         <w:t>” dentro de la carpeta “</w:t>
       </w:r>
-      <w:proofErr w:type="spellStart"/>
       <w:r>
         <w:rPr>
           <w:szCs w:val="24"/>
@@ -17403,7 +15457,6 @@
         </w:rPr>
         <w:t>educational_ai_analytics</w:t>
       </w:r>
-      <w:proofErr w:type="spellEnd"/>
       <w:r>
         <w:rPr>
           <w:szCs w:val="24"/>
@@ -17460,21 +15513,7 @@
           <w:lang w:eastAsia="es-ES"/>
         </w:rPr>
         <w:lastRenderedPageBreak/>
-        <w:t xml:space="preserve">fusionado el preprocesado e </w:t>
-      </w:r>
-      <w:proofErr w:type="spellStart"/>
-      <w:r>
-        <w:rPr>
-          <w:lang w:eastAsia="es-ES"/>
-        </w:rPr>
-        <w:t>ingenieria</w:t>
-      </w:r>
-      <w:proofErr w:type="spellEnd"/>
-      <w:r>
-        <w:rPr>
-          <w:lang w:eastAsia="es-ES"/>
-        </w:rPr>
-        <w:t xml:space="preserve"> de características en un mismo script. En este epígrafe nos limitaremos a la parte de preprocesamiento. </w:t>
+        <w:t xml:space="preserve">fusionado el preprocesado e ingenieria de características en un mismo script. En este epígrafe nos limitaremos a la parte de preprocesamiento. </w:t>
       </w:r>
     </w:p>
     <w:p>
@@ -17508,21 +15547,7 @@
         <w:rPr>
           <w:lang w:eastAsia="es-ES"/>
         </w:rPr>
-        <w:t xml:space="preserve"> compuesto por el código del estudiante, el módulo matriculado y el semestre (</w:t>
-      </w:r>
-      <w:proofErr w:type="spellStart"/>
-      <w:r>
-        <w:rPr>
-          <w:lang w:eastAsia="es-ES"/>
-        </w:rPr>
-        <w:t>id_student_code_module_code_presentation</w:t>
-      </w:r>
-      <w:proofErr w:type="spellEnd"/>
-      <w:r>
-        <w:rPr>
-          <w:lang w:eastAsia="es-ES"/>
-        </w:rPr>
-        <w:t>). Este identificador actuó como índice principal para todas las tablas.</w:t>
+        <w:t xml:space="preserve"> compuesto por el código del estudiante, el módulo matriculado y el semestre (id_student_code_module_code_presentation). Este identificador actuó como índice principal para todas las tablas.</w:t>
       </w:r>
     </w:p>
     <w:p>
@@ -17590,35 +15615,7 @@
         <w:rPr>
           <w:lang w:eastAsia="es-ES"/>
         </w:rPr>
-        <w:t>Variables ordinales como el índice de privación múltiple (imd_band), el rango de edad (</w:t>
-      </w:r>
-      <w:proofErr w:type="spellStart"/>
-      <w:r>
-        <w:rPr>
-          <w:lang w:eastAsia="es-ES"/>
-        </w:rPr>
-        <w:t>age_band</w:t>
-      </w:r>
-      <w:proofErr w:type="spellEnd"/>
-      <w:r>
-        <w:rPr>
-          <w:lang w:eastAsia="es-ES"/>
-        </w:rPr>
-        <w:t>) y el nivel educativo previo (</w:t>
-      </w:r>
-      <w:proofErr w:type="spellStart"/>
-      <w:r>
-        <w:rPr>
-          <w:lang w:eastAsia="es-ES"/>
-        </w:rPr>
-        <w:t>highest_education</w:t>
-      </w:r>
-      <w:proofErr w:type="spellEnd"/>
-      <w:r>
-        <w:rPr>
-          <w:lang w:eastAsia="es-ES"/>
-        </w:rPr>
-        <w:t>) se mapearon a escalas numéricas continuas o discretas, facilitando su interpretación por parte de las redes neuronales.</w:t>
+        <w:t>Variables ordinales como el índice de privación múltiple (imd_band), el rango de edad (age_band) y el nivel educativo previo (highest_education) se mapearon a escalas numéricas continuas o discretas, facilitando su interpretación por parte de las redes neuronales.</w:t>
       </w:r>
       <w:r>
         <w:rPr>
@@ -17668,80 +15665,20 @@
           <w:bCs/>
           <w:lang w:eastAsia="es-ES"/>
         </w:rPr>
-        <w:t>Tratamiento robusto de interacciones (</w:t>
-      </w:r>
-      <w:proofErr w:type="spellStart"/>
-      <w:r>
-        <w:rPr>
-          <w:b/>
-          <w:bCs/>
-          <w:lang w:eastAsia="es-ES"/>
-        </w:rPr>
-        <w:t>Clipping</w:t>
-      </w:r>
-      <w:proofErr w:type="spellEnd"/>
-      <w:r>
-        <w:rPr>
-          <w:b/>
-          <w:bCs/>
-          <w:lang w:eastAsia="es-ES"/>
-        </w:rPr>
-        <w:t>):</w:t>
-      </w:r>
-      <w:r>
-        <w:rPr>
-          <w:lang w:eastAsia="es-ES"/>
-        </w:rPr>
-        <w:t xml:space="preserve"> Dada la alta varianza en la frecuencia de interacción diaria de los estudiantes con la plataforma (clics), se implementó una técnica de </w:t>
-      </w:r>
-      <w:proofErr w:type="spellStart"/>
-      <w:r>
-        <w:rPr>
-          <w:lang w:eastAsia="es-ES"/>
-        </w:rPr>
-        <w:t>clipping</w:t>
-      </w:r>
-      <w:proofErr w:type="spellEnd"/>
-      <w:r>
-        <w:rPr>
-          <w:lang w:eastAsia="es-ES"/>
-        </w:rPr>
-        <w:t xml:space="preserve"> (acotamiento). </w:t>
+        <w:t>Tratamiento robusto de interacciones (Clipping):</w:t>
+      </w:r>
+      <w:r>
+        <w:rPr>
+          <w:lang w:eastAsia="es-ES"/>
+        </w:rPr>
+        <w:t xml:space="preserve"> Dada la alta varianza en la frecuencia de interacción diaria de los estudiantes con la plataforma (clics), se implementó una técnica de clipping (acotamiento). </w:t>
       </w:r>
       <w:r>
         <w:rPr>
           <w:lang w:eastAsia="es-ES"/>
         </w:rPr>
         <w:lastRenderedPageBreak/>
-        <w:t xml:space="preserve">Se limitaron los valores máximos de actividad diaria utilizando el cuantil superior (0.995) de la distribución, mitigando así el impacto de </w:t>
-      </w:r>
-      <w:proofErr w:type="spellStart"/>
-      <w:r>
-        <w:rPr>
-          <w:lang w:eastAsia="es-ES"/>
-        </w:rPr>
-        <w:t>outliers</w:t>
-      </w:r>
-      <w:proofErr w:type="spellEnd"/>
-      <w:r>
-        <w:rPr>
-          <w:lang w:eastAsia="es-ES"/>
-        </w:rPr>
-        <w:t xml:space="preserve"> extremos generados por actividad inusual (por ejemplo, </w:t>
-      </w:r>
-      <w:proofErr w:type="spellStart"/>
-      <w:r>
-        <w:rPr>
-          <w:lang w:eastAsia="es-ES"/>
-        </w:rPr>
-        <w:t>bots</w:t>
-      </w:r>
-      <w:proofErr w:type="spellEnd"/>
-      <w:r>
-        <w:rPr>
-          <w:lang w:eastAsia="es-ES"/>
-        </w:rPr>
-        <w:t xml:space="preserve"> de descarga masiva).</w:t>
+        <w:t>Se limitaron los valores máximos de actividad diaria utilizando el cuantil superior (0.995) de la distribución, mitigando así el impacto de outliers extremos generados por actividad inusual (por ejemplo, bots de descarga masiva).</w:t>
       </w:r>
     </w:p>
     <w:p>
@@ -17750,15 +15687,7 @@
       </w:pPr>
       <w:bookmarkStart w:id="45" w:name="_Toc222664061"/>
       <w:r>
-        <w:t xml:space="preserve">Preprocesamiento para red neuronal </w:t>
-      </w:r>
-      <w:proofErr w:type="spellStart"/>
-      <w:r>
-        <w:t>Transformer</w:t>
-      </w:r>
-      <w:proofErr w:type="spellEnd"/>
-      <w:r>
-        <w:t>.</w:t>
+        <w:t>Preprocesamiento para red neuronal Transformer.</w:t>
       </w:r>
       <w:bookmarkEnd w:id="45"/>
     </w:p>
@@ -17774,21 +15703,7 @@
         <w:rPr>
           <w:szCs w:val="24"/>
         </w:rPr>
-        <w:t xml:space="preserve">El preprocesamiento para el modelo </w:t>
-      </w:r>
-      <w:proofErr w:type="spellStart"/>
-      <w:r>
-        <w:rPr>
-          <w:szCs w:val="24"/>
-        </w:rPr>
-        <w:t>Transformer</w:t>
-      </w:r>
-      <w:proofErr w:type="spellEnd"/>
-      <w:r>
-        <w:rPr>
-          <w:szCs w:val="24"/>
-        </w:rPr>
-        <w:t xml:space="preserve"> difiere del enfoque tradicional, ya que requiere estructurar la información en secuencias temporales en lugar de vectores planos. Este tratamiento se automatizó para transformar los registros diarios en tensores tridimensionales, ejecutando las siguientes acciones clave:</w:t>
+        <w:t>El preprocesamiento para el modelo Transformer difiere del enfoque tradicional, ya que requiere estructurar la información en secuencias temporales en lugar de vectores planos. Este tratamiento se automatizó para transformar los registros diarios en tensores tridimensionales, ejecutando las siguientes acciones clave:</w:t>
       </w:r>
     </w:p>
     <w:p>
@@ -17844,35 +15759,7 @@
         <w:rPr>
           <w:szCs w:val="24"/>
         </w:rPr>
-        <w:t xml:space="preserve"> Los registros se agruparon en un tensor de dimensionalidad (N, T, F) (estudiantes, semanas transcurridas, tipos de actividad). Simultáneamente, se creó una máscara booleana (</w:t>
-      </w:r>
-      <w:proofErr w:type="spellStart"/>
-      <w:r>
-        <w:rPr>
-          <w:szCs w:val="24"/>
-        </w:rPr>
-        <w:t>mask_activity</w:t>
-      </w:r>
-      <w:proofErr w:type="spellEnd"/>
-      <w:r>
-        <w:rPr>
-          <w:szCs w:val="24"/>
-        </w:rPr>
-        <w:t xml:space="preserve">) para indicar explícitamente al mecanismo de atención del </w:t>
-      </w:r>
-      <w:proofErr w:type="spellStart"/>
-      <w:r>
-        <w:rPr>
-          <w:szCs w:val="24"/>
-        </w:rPr>
-        <w:t>Transformer</w:t>
-      </w:r>
-      <w:proofErr w:type="spellEnd"/>
-      <w:r>
-        <w:rPr>
-          <w:szCs w:val="24"/>
-        </w:rPr>
-        <w:t xml:space="preserve"> qué semanas contienen señales de comportamiento real y cuáles son vacíos estructurales por inactividad.</w:t>
+        <w:t xml:space="preserve"> Los registros se agruparon en un tensor de dimensionalidad (N, T, F) (estudiantes, semanas transcurridas, tipos de actividad). Simultáneamente, se creó una máscara booleana (mask_activity) para indicar explícitamente al mecanismo de atención del Transformer qué semanas contienen señales de comportamiento real y cuáles son vacíos estructurales por inactividad.</w:t>
       </w:r>
     </w:p>
     <w:p>
@@ -17900,21 +15787,7 @@
         <w:rPr>
           <w:szCs w:val="24"/>
         </w:rPr>
-        <w:t xml:space="preserve"> Para mitigar la alta varianza en la frecuencia de clics, se aplicó una transformación Log1p seguida de una estandarización (Z-score). Para prevenir la fuga de datos (data </w:t>
-      </w:r>
-      <w:proofErr w:type="spellStart"/>
-      <w:r>
-        <w:rPr>
-          <w:szCs w:val="24"/>
-        </w:rPr>
-        <w:t>leakage</w:t>
-      </w:r>
-      <w:proofErr w:type="spellEnd"/>
-      <w:r>
-        <w:rPr>
-          <w:szCs w:val="24"/>
-        </w:rPr>
-        <w:t>), los estadísticos de normalización se calcularon estrictamente sobre el conjunto de entrenamiento, diferenciando por curso y considerando exclusivamente las semanas con actividad.</w:t>
+        <w:t xml:space="preserve"> Para mitigar la alta varianza en la frecuencia de clics, se aplicó una transformación Log1p seguida de una estandarización (Z-score). Para prevenir la fuga de datos (data leakage), los estadísticos de normalización se calcularon estrictamente sobre el conjunto de entrenamiento, diferenciando por curso y considerando exclusivamente las semanas con actividad.</w:t>
       </w:r>
     </w:p>
     <w:p>
@@ -17978,46 +15851,14 @@
           <w:szCs w:val="24"/>
           <w:lang w:eastAsia="es-ES"/>
         </w:rPr>
-        <w:t xml:space="preserve">En el caso de la ingeniería de características tenemos dos fases: La primera consistente en la preparación y selección de los datos para el autoencoder, el cual representará la información en un espacio latente de menor dimensión que luego será </w:t>
-      </w:r>
-      <w:proofErr w:type="spellStart"/>
-      <w:r>
-        <w:rPr>
-          <w:szCs w:val="24"/>
-          <w:lang w:eastAsia="es-ES"/>
-        </w:rPr>
-        <w:t>clusterizado</w:t>
-      </w:r>
-      <w:proofErr w:type="spellEnd"/>
-      <w:r>
-        <w:rPr>
-          <w:szCs w:val="24"/>
-          <w:lang w:eastAsia="es-ES"/>
-        </w:rPr>
-        <w:t xml:space="preserve">. </w:t>
-      </w:r>
-      <w:r>
-        <w:rPr>
-          <w:szCs w:val="24"/>
-          <w:lang w:eastAsia="es-ES"/>
-        </w:rPr>
-        <w:t xml:space="preserve">La segunda es dependiente de la </w:t>
-      </w:r>
-      <w:proofErr w:type="gramStart"/>
-      <w:r>
-        <w:rPr>
-          <w:szCs w:val="24"/>
-          <w:lang w:eastAsia="es-ES"/>
-        </w:rPr>
-        <w:t>resolución  de</w:t>
-      </w:r>
-      <w:proofErr w:type="gramEnd"/>
-      <w:r>
-        <w:rPr>
-          <w:szCs w:val="24"/>
-          <w:lang w:eastAsia="es-ES"/>
-        </w:rPr>
-        <w:t xml:space="preserve"> la primera fase, dado que los resultados de las agrupaciones de los datos de la fase I junto con información de interacción de estudiantes </w:t>
+        <w:t xml:space="preserve">En el caso de la ingeniería de características tenemos dos fases: La primera consistente en la preparación y selección de los datos para el autoencoder, el cual representará la información en un espacio latente de menor dimensión que luego será clusterizado. </w:t>
+      </w:r>
+      <w:r>
+        <w:rPr>
+          <w:szCs w:val="24"/>
+          <w:lang w:eastAsia="es-ES"/>
+        </w:rPr>
+        <w:t xml:space="preserve">La segunda es dependiente de la resolución  de la primera fase, dado que los resultados de las agrupaciones de los datos de la fase I junto con información de interacción de estudiantes </w:t>
       </w:r>
     </w:p>
     <w:p>
@@ -18069,21 +15910,7 @@
         <w:rPr>
           <w:lang w:eastAsia="es-ES"/>
         </w:rPr>
-        <w:t xml:space="preserve">, alojados en la carpeta </w:t>
-      </w:r>
-      <w:proofErr w:type="spellStart"/>
-      <w:r>
-        <w:rPr>
-          <w:lang w:eastAsia="es-ES"/>
-        </w:rPr>
-        <w:t>educational_analytics</w:t>
-      </w:r>
-      <w:proofErr w:type="spellEnd"/>
-      <w:r>
-        <w:rPr>
-          <w:lang w:eastAsia="es-ES"/>
-        </w:rPr>
-        <w:t>/</w:t>
+        <w:t>, alojados en la carpeta educational_analytics/</w:t>
       </w:r>
       <w:r>
         <w:rPr>
@@ -18199,67 +16026,21 @@
           <w:bCs/>
           <w:lang w:eastAsia="es-ES"/>
         </w:rPr>
-        <w:t>Características de Arranque (</w:t>
-      </w:r>
-      <w:proofErr w:type="spellStart"/>
+        <w:t>Características de Arranque (Pre-inicio del curso):</w:t>
+      </w:r>
       <w:r>
         <w:rPr>
           <w:b/>
           <w:bCs/>
           <w:lang w:eastAsia="es-ES"/>
         </w:rPr>
-        <w:t>Pre-inicio</w:t>
-      </w:r>
-      <w:proofErr w:type="spellEnd"/>
-      <w:r>
-        <w:rPr>
-          <w:b/>
-          <w:bCs/>
-          <w:lang w:eastAsia="es-ES"/>
-        </w:rPr>
-        <w:t xml:space="preserve"> del curso):</w:t>
-      </w:r>
-      <w:r>
-        <w:rPr>
-          <w:b/>
-          <w:bCs/>
-          <w:lang w:eastAsia="es-ES"/>
-        </w:rPr>
         <w:t xml:space="preserve"> S</w:t>
       </w:r>
       <w:r>
         <w:rPr>
           <w:lang w:eastAsia="es-ES"/>
         </w:rPr>
-        <w:t>e modeló su nivel de proactividad antes del comienzo oficial de las clases (Día 0). Para ello, se calcularon métricas como la intensidad previa (</w:t>
-      </w:r>
-      <w:proofErr w:type="spellStart"/>
-      <w:r>
-        <w:rPr>
-          <w:lang w:eastAsia="es-ES"/>
-        </w:rPr>
-        <w:t>prestart_intensity</w:t>
-      </w:r>
-      <w:proofErr w:type="spellEnd"/>
-      <w:r>
-        <w:rPr>
-          <w:lang w:eastAsia="es-ES"/>
-        </w:rPr>
-        <w:t>), que mide la relación entre los clics totales y los días activos, y la anticipación (</w:t>
-      </w:r>
-      <w:proofErr w:type="spellStart"/>
-      <w:r>
-        <w:rPr>
-          <w:lang w:eastAsia="es-ES"/>
-        </w:rPr>
-        <w:t>prestart_anticipation</w:t>
-      </w:r>
-      <w:proofErr w:type="spellEnd"/>
-      <w:r>
-        <w:rPr>
-          <w:lang w:eastAsia="es-ES"/>
-        </w:rPr>
-        <w:t>), que cuantifica cuántos días antes del inicio el alumno comenzó a interactuar con la plataforma.</w:t>
+        <w:t>e modeló su nivel de proactividad antes del comienzo oficial de las clases (Día 0). Para ello, se calcularon métricas como la intensidad previa (prestart_intensity), que mide la relación entre los clics totales y los días activos, y la anticipación (prestart_anticipation), que cuantifica cuántos días antes del inicio el alumno comenzó a interactuar con la plataforma.</w:t>
       </w:r>
     </w:p>
     <w:p>
@@ -18321,63 +16102,13 @@
           <w:bCs/>
           <w:lang w:eastAsia="es-ES"/>
         </w:rPr>
-        <w:t>Métricas de Compromiso Ponderado (</w:t>
-      </w:r>
-      <w:proofErr w:type="spellStart"/>
-      <w:r>
-        <w:rPr>
-          <w:b/>
-          <w:bCs/>
-          <w:lang w:eastAsia="es-ES"/>
-        </w:rPr>
-        <w:t>Weighted</w:t>
-      </w:r>
-      <w:proofErr w:type="spellEnd"/>
-      <w:r>
-        <w:rPr>
-          <w:b/>
-          <w:bCs/>
-          <w:lang w:eastAsia="es-ES"/>
-        </w:rPr>
-        <w:t xml:space="preserve"> </w:t>
-      </w:r>
-      <w:proofErr w:type="spellStart"/>
-      <w:r>
-        <w:rPr>
-          <w:b/>
-          <w:bCs/>
-          <w:lang w:eastAsia="es-ES"/>
-        </w:rPr>
-        <w:t>Engagement</w:t>
-      </w:r>
-      <w:proofErr w:type="spellEnd"/>
-      <w:r>
-        <w:rPr>
-          <w:b/>
-          <w:bCs/>
-          <w:lang w:eastAsia="es-ES"/>
-        </w:rPr>
-        <w:t>):</w:t>
-      </w:r>
-      <w:r>
-        <w:rPr>
-          <w:lang w:eastAsia="es-ES"/>
-        </w:rPr>
-        <w:t xml:space="preserve"> Se descartó el uso del conteo simple de clics totales, ya que introduce un sesgo de volumen que no refleja necesariamente el aprendizaje real. En su lugar, se creó una métrica de compromiso ponderado (</w:t>
-      </w:r>
-      <w:proofErr w:type="spellStart"/>
-      <w:r>
-        <w:rPr>
-          <w:lang w:eastAsia="es-ES"/>
-        </w:rPr>
-        <w:t>total_weighted_engagement</w:t>
-      </w:r>
-      <w:proofErr w:type="spellEnd"/>
-      <w:r>
-        <w:rPr>
-          <w:lang w:eastAsia="es-ES"/>
-        </w:rPr>
-        <w:t>) donde se asignó un mayor peso (1.3) a actividades que requieren esfuerzo cognitivo activo (como cuestionarios o herramientas colaborativas) y un peso menor (0.8) a la lectura pasiva de recursos.</w:t>
+        <w:t>Métricas de Compromiso Ponderado (Weighted Engagement):</w:t>
+      </w:r>
+      <w:r>
+        <w:rPr>
+          <w:lang w:eastAsia="es-ES"/>
+        </w:rPr>
+        <w:t xml:space="preserve"> Se descartó el uso del conteo simple de clics totales, ya que introduce un sesgo de volumen que no refleja necesariamente el aprendizaje real. En su lugar, se creó una métrica de compromiso ponderado (total_weighted_engagement) donde se asignó un mayor peso (1.3) a actividades que requieren esfuerzo cognitivo activo (como cuestionarios o herramientas colaborativas) y un peso menor (0.8) a la lectura pasiva de recursos.</w:t>
       </w:r>
     </w:p>
     <w:p>
@@ -18428,25 +16159,7 @@
           <w:lang w:eastAsia="es-ES"/>
         </w:rPr>
         <w:lastRenderedPageBreak/>
-        <w:t>Tendencia de esfuerzo (</w:t>
-      </w:r>
-      <w:proofErr w:type="spellStart"/>
-      <w:r>
-        <w:rPr>
-          <w:b/>
-          <w:bCs/>
-          <w:lang w:eastAsia="es-ES"/>
-        </w:rPr>
-        <w:t>effort_slope</w:t>
-      </w:r>
-      <w:proofErr w:type="spellEnd"/>
-      <w:r>
-        <w:rPr>
-          <w:b/>
-          <w:bCs/>
-          <w:lang w:eastAsia="es-ES"/>
-        </w:rPr>
-        <w:t>):</w:t>
+        <w:t>Tendencia de esfuerzo (effort_slope):</w:t>
       </w:r>
       <w:r>
         <w:rPr>
@@ -18520,35 +16233,7 @@
         <w:rPr>
           <w:lang w:eastAsia="es-ES"/>
         </w:rPr>
-        <w:t xml:space="preserve"> Se extrajeron métricas como la racha final de semanas consecutivas activas (</w:t>
-      </w:r>
-      <w:proofErr w:type="spellStart"/>
-      <w:r>
-        <w:rPr>
-          <w:lang w:eastAsia="es-ES"/>
-        </w:rPr>
-        <w:t>streak_final</w:t>
-      </w:r>
-      <w:proofErr w:type="spellEnd"/>
-      <w:r>
-        <w:rPr>
-          <w:lang w:eastAsia="es-ES"/>
-        </w:rPr>
-        <w:t>) y la cantidad de semanas transcurridas desde la última actividad (</w:t>
-      </w:r>
-      <w:proofErr w:type="spellStart"/>
-      <w:r>
-        <w:rPr>
-          <w:lang w:eastAsia="es-ES"/>
-        </w:rPr>
-        <w:t>weeks_since_last_activity</w:t>
-      </w:r>
-      <w:proofErr w:type="spellEnd"/>
-      <w:r>
-        <w:rPr>
-          <w:lang w:eastAsia="es-ES"/>
-        </w:rPr>
-        <w:t>), fundamentales para detectar riesgo inminente de abandono.</w:t>
+        <w:t xml:space="preserve"> Se extrajeron métricas como la racha final de semanas consecutivas activas (streak_final) y la cantidad de semanas transcurridas desde la última actividad (weeks_since_last_activity), fundamentales para detectar riesgo inminente de abandono.</w:t>
       </w:r>
     </w:p>
     <w:p>
@@ -18576,35 +16261,7 @@
         <w:rPr>
           <w:lang w:eastAsia="es-ES"/>
         </w:rPr>
-        <w:t>: Se diseñaron indicadores para perfilar el estilo de navegación del alumno. Entre ellos destaca la entropía temporal (</w:t>
-      </w:r>
-      <w:proofErr w:type="spellStart"/>
-      <w:r>
-        <w:rPr>
-          <w:lang w:eastAsia="es-ES"/>
-        </w:rPr>
-        <w:t>temporal_entropy_uptoW</w:t>
-      </w:r>
-      <w:proofErr w:type="spellEnd"/>
-      <w:r>
-        <w:rPr>
-          <w:lang w:eastAsia="es-ES"/>
-        </w:rPr>
-        <w:t>), que diferencia a los estudiantes constantes de aquellos que concentran su actividad en picos esporádicos. Asimismo, métricas como el top1_share (proporción de clics en la actividad principal) y el índice de curiosidad (</w:t>
-      </w:r>
-      <w:proofErr w:type="spellStart"/>
-      <w:r>
-        <w:rPr>
-          <w:lang w:eastAsia="es-ES"/>
-        </w:rPr>
-        <w:t>curiosity_index</w:t>
-      </w:r>
-      <w:proofErr w:type="spellEnd"/>
-      <w:r>
-        <w:rPr>
-          <w:lang w:eastAsia="es-ES"/>
-        </w:rPr>
-        <w:t>) permitieron medir si el estudiante explora transversalmente los recursos o se limita a un único tipo de material.</w:t>
+        <w:t>: Se diseñaron indicadores para perfilar el estilo de navegación del alumno. Entre ellos destaca la entropía temporal (temporal_entropy_uptoW), que diferencia a los estudiantes constantes de aquellos que concentran su actividad en picos esporádicos. Asimismo, métricas como el top1_share (proporción de clics en la actividad principal) y el índice de curiosidad (curiosity_index) permitieron medir si el estudiante explora transversalmente los recursos o se limita a un único tipo de material.</w:t>
       </w:r>
     </w:p>
     <w:p>
@@ -18626,25 +16283,7 @@
           <w:bCs/>
           <w:lang w:eastAsia="es-ES"/>
         </w:rPr>
-        <w:t>Evolución del Rendimiento (</w:t>
-      </w:r>
-      <w:proofErr w:type="spellStart"/>
-      <w:r>
-        <w:rPr>
-          <w:b/>
-          <w:bCs/>
-          <w:lang w:eastAsia="es-ES"/>
-        </w:rPr>
-        <w:t>Assessments</w:t>
-      </w:r>
-      <w:proofErr w:type="spellEnd"/>
-      <w:r>
-        <w:rPr>
-          <w:b/>
-          <w:bCs/>
-          <w:lang w:eastAsia="es-ES"/>
-        </w:rPr>
-        <w:t>):</w:t>
+        <w:t>Evolución del Rendimiento (Assessments):</w:t>
       </w:r>
       <w:r>
         <w:rPr>
@@ -18662,63 +16301,7 @@
         <w:rPr>
           <w:lang w:eastAsia="es-ES"/>
         </w:rPr>
-        <w:t>de evaluación que incluyen la ratio de aprobados (</w:t>
-      </w:r>
-      <w:proofErr w:type="spellStart"/>
-      <w:r>
-        <w:rPr>
-          <w:lang w:eastAsia="es-ES"/>
-        </w:rPr>
-        <w:t>pass_ratio</w:t>
-      </w:r>
-      <w:proofErr w:type="spellEnd"/>
-      <w:r>
-        <w:rPr>
-          <w:lang w:eastAsia="es-ES"/>
-        </w:rPr>
-        <w:t>), la tendencia en las calificaciones (</w:t>
-      </w:r>
-      <w:proofErr w:type="spellStart"/>
-      <w:r>
-        <w:rPr>
-          <w:lang w:eastAsia="es-ES"/>
-        </w:rPr>
-        <w:t>score_slope</w:t>
-      </w:r>
-      <w:proofErr w:type="spellEnd"/>
-      <w:r>
-        <w:rPr>
-          <w:lang w:eastAsia="es-ES"/>
-        </w:rPr>
-        <w:t>), la proporción de entregas tardías (</w:t>
-      </w:r>
-      <w:proofErr w:type="spellStart"/>
-      <w:r>
-        <w:rPr>
-          <w:lang w:eastAsia="es-ES"/>
-        </w:rPr>
-        <w:t>late_ratio</w:t>
-      </w:r>
-      <w:proofErr w:type="spellEnd"/>
-      <w:r>
-        <w:rPr>
-          <w:lang w:eastAsia="es-ES"/>
-        </w:rPr>
-        <w:t>) y el tiempo transcurrido desde la última entrega (</w:t>
-      </w:r>
-      <w:proofErr w:type="spellStart"/>
-      <w:r>
-        <w:rPr>
-          <w:lang w:eastAsia="es-ES"/>
-        </w:rPr>
-        <w:t>weeks</w:t>
-      </w:r>
-      <w:proofErr w:type="spellEnd"/>
-      <w:r>
-        <w:rPr>
-          <w:lang w:eastAsia="es-ES"/>
-        </w:rPr>
-        <w:t>_</w:t>
+        <w:t>de evaluación que incluyen la ratio de aprobados (pass_ratio), la tendencia en las calificaciones (score_slope), la proporción de entregas tardías (late_ratio) y el tiempo transcurrido desde la última entrega (weeks_</w:t>
       </w:r>
       <w:r>
         <w:rPr>
@@ -18726,33 +16309,11 @@
         </w:rPr>
         <w:br/>
       </w:r>
-      <w:proofErr w:type="spellStart"/>
-      <w:r>
-        <w:rPr>
-          <w:lang w:eastAsia="es-ES"/>
-        </w:rPr>
-        <w:t>since_last_submission</w:t>
-      </w:r>
-      <w:proofErr w:type="spellEnd"/>
-      <w:r>
-        <w:rPr>
-          <w:lang w:eastAsia="es-ES"/>
-        </w:rPr>
-        <w:t>). Adicionalmente, se formuló un índice compuesto (</w:t>
-      </w:r>
-      <w:proofErr w:type="spellStart"/>
-      <w:r>
-        <w:rPr>
-          <w:lang w:eastAsia="es-ES"/>
-        </w:rPr>
-        <w:t>api_index</w:t>
-      </w:r>
-      <w:proofErr w:type="spellEnd"/>
-      <w:r>
-        <w:rPr>
-          <w:lang w:eastAsia="es-ES"/>
-        </w:rPr>
-        <w:t>) que pondera la nota media lograda por el logaritmo del volumen de entregas realizadas.</w:t>
+      <w:r>
+        <w:rPr>
+          <w:lang w:eastAsia="es-ES"/>
+        </w:rPr>
+        <w:t>since_last_submission). Adicionalmente, se formuló un índice compuesto (api_index) que pondera la nota media lograda por el logaritmo del volumen de entregas realizadas.</w:t>
       </w:r>
     </w:p>
     <w:p>
@@ -18818,21 +16379,341 @@
     </w:p>
     <w:p>
       <w:pPr>
-        <w:rPr>
-          <w:szCs w:val="24"/>
-          <w:lang w:eastAsia="es-ES"/>
-        </w:rPr>
-      </w:pPr>
-      <w:r>
-        <w:rPr>
-          <w:szCs w:val="24"/>
-          <w:lang w:eastAsia="es-ES"/>
-        </w:rPr>
-        <w:t xml:space="preserve">Las </w:t>
-      </w:r>
-    </w:p>
-    <w:p>
-      <w:pPr>
+        <w:ind w:firstLine="284"/>
+        <w:rPr>
+          <w:szCs w:val="24"/>
+          <w:lang w:eastAsia="es-ES"/>
+        </w:rPr>
+      </w:pPr>
+      <w:r>
+        <w:rPr>
+          <w:szCs w:val="24"/>
+          <w:lang w:eastAsia="es-ES"/>
+        </w:rPr>
+        <w:t>La segunda fase de la ingeniería de características tiene como propósito construir el conjunto de datos que alimentará el modelo secuencial. A diferencia del Autoencoder, que evalúa vectores estáticos de datos agregados, la red neuronal Transformer requiere una representación dinámica enriquecida con el contexto global del estudiante.</w:t>
+      </w:r>
+    </w:p>
+    <w:p>
+      <w:pPr>
+        <w:ind w:firstLine="284"/>
+        <w:rPr>
+          <w:szCs w:val="24"/>
+          <w:lang w:eastAsia="es-ES"/>
+        </w:rPr>
+      </w:pPr>
+      <w:r>
+        <w:rPr>
+          <w:szCs w:val="24"/>
+          <w:lang w:eastAsia="es-ES"/>
+        </w:rPr>
+        <w:t xml:space="preserve">Esta fase de implemento en el script </w:t>
+      </w:r>
+      <w:r>
+        <w:rPr>
+          <w:szCs w:val="24"/>
+          <w:lang w:eastAsia="es-ES"/>
+        </w:rPr>
+        <w:t>transformer_GLU_classifier.py</w:t>
+      </w:r>
+      <w:r>
+        <w:rPr>
+          <w:szCs w:val="24"/>
+          <w:lang w:eastAsia="es-ES"/>
+        </w:rPr>
+        <w:t xml:space="preserve"> dentro de la carpeta </w:t>
+      </w:r>
+      <w:r>
+        <w:rPr>
+          <w:szCs w:val="24"/>
+          <w:lang w:eastAsia="es-ES"/>
+        </w:rPr>
+        <w:t>educational_ai_analytics</w:t>
+      </w:r>
+      <w:r>
+        <w:rPr>
+          <w:szCs w:val="24"/>
+          <w:lang w:eastAsia="es-ES"/>
+        </w:rPr>
+        <w:t>/modeling/transformes.py, la exploración previa para modelar este script se encuentra en el notebook 5 (</w:t>
+      </w:r>
+      <w:hyperlink w:anchor="_Apéndice_I:_Repositorio" w:history="1">
+        <w:r>
+          <w:rPr>
+            <w:rStyle w:val="Hipervnculo"/>
+            <w:szCs w:val="24"/>
+            <w:lang w:eastAsia="es-ES"/>
+          </w:rPr>
+          <w:t>Apéndice I</w:t>
+        </w:r>
+      </w:hyperlink>
+      <w:r>
+        <w:rPr>
+          <w:szCs w:val="24"/>
+          <w:lang w:eastAsia="es-ES"/>
+        </w:rPr>
+        <w:t xml:space="preserve">).  </w:t>
+      </w:r>
+      <w:r>
+        <w:rPr>
+          <w:szCs w:val="24"/>
+          <w:lang w:eastAsia="es-ES"/>
+        </w:rPr>
+        <w:t xml:space="preserve">La arquitectura </w:t>
+      </w:r>
+      <w:r>
+        <w:rPr>
+          <w:szCs w:val="24"/>
+          <w:lang w:eastAsia="es-ES"/>
+        </w:rPr>
+        <w:t xml:space="preserve">las </w:t>
+      </w:r>
+      <w:r>
+        <w:rPr>
+          <w:szCs w:val="24"/>
+          <w:lang w:eastAsia="es-ES"/>
+        </w:rPr>
+        <w:t xml:space="preserve">características </w:t>
+      </w:r>
+      <w:r>
+        <w:rPr>
+          <w:szCs w:val="24"/>
+          <w:lang w:eastAsia="es-ES"/>
+        </w:rPr>
+        <w:t xml:space="preserve">generadas en este script </w:t>
+      </w:r>
+      <w:r>
+        <w:rPr>
+          <w:szCs w:val="24"/>
+          <w:lang w:eastAsia="es-ES"/>
+        </w:rPr>
+        <w:t>se estructura en los siguientes tres bloques fundamentales:</w:t>
+      </w:r>
+    </w:p>
+    <w:p>
+      <w:pPr>
+        <w:pStyle w:val="Prrafodelista"/>
+        <w:numPr>
+          <w:ilvl w:val="0"/>
+          <w:numId w:val="50"/>
+        </w:numPr>
+        <w:ind w:left="567"/>
+        <w:rPr>
+          <w:szCs w:val="24"/>
+          <w:lang w:eastAsia="es-ES"/>
+        </w:rPr>
+      </w:pPr>
+      <w:r>
+        <w:rPr>
+          <w:b/>
+          <w:bCs/>
+          <w:szCs w:val="24"/>
+          <w:lang w:eastAsia="es-ES"/>
+        </w:rPr>
+        <w:t>Matriz Secuencial de Interacciones (Comportamiento Temporal):</w:t>
+      </w:r>
+      <w:r>
+        <w:rPr>
+          <w:szCs w:val="24"/>
+          <w:lang w:eastAsia="es-ES"/>
+        </w:rPr>
+        <w:t xml:space="preserve"> Constituye el núcleo dinámico del modelo. En lugar de métricas acumuladas, la información se estructura en un tensor tridimensional de dimensionalidad </w:t>
+      </w:r>
+      <w:r>
+        <w:rPr>
+          <w:szCs w:val="24"/>
+          <w:lang w:eastAsia="es-ES"/>
+        </w:rPr>
+        <w:t>(</w:t>
+      </w:r>
+      <w:r>
+        <w:rPr>
+          <w:szCs w:val="24"/>
+          <w:lang w:eastAsia="es-ES"/>
+        </w:rPr>
+        <w:t xml:space="preserve">N </w:t>
+      </w:r>
+      <w:r>
+        <w:rPr>
+          <w:szCs w:val="24"/>
+          <w:lang w:eastAsia="es-ES"/>
+        </w:rPr>
+        <w:t>x</w:t>
+      </w:r>
+      <w:r>
+        <w:rPr>
+          <w:szCs w:val="24"/>
+          <w:lang w:eastAsia="es-ES"/>
+        </w:rPr>
+        <w:t xml:space="preserve"> T </w:t>
+      </w:r>
+      <w:r>
+        <w:rPr>
+          <w:szCs w:val="24"/>
+          <w:lang w:eastAsia="es-ES"/>
+        </w:rPr>
+        <w:t>x</w:t>
+      </w:r>
+      <w:r>
+        <w:rPr>
+          <w:szCs w:val="24"/>
+          <w:lang w:eastAsia="es-ES"/>
+        </w:rPr>
+        <w:t xml:space="preserve"> F</w:t>
+      </w:r>
+      <w:r>
+        <w:rPr>
+          <w:szCs w:val="24"/>
+          <w:lang w:eastAsia="es-ES"/>
+        </w:rPr>
+        <w:t>)</w:t>
+      </w:r>
+      <w:r>
+        <w:rPr>
+          <w:szCs w:val="24"/>
+          <w:lang w:eastAsia="es-ES"/>
+        </w:rPr>
+        <w:t xml:space="preserve"> (estudiantes, semanas transcurridas, tipos de actividad). Esto permite a la red evaluar la evolución pura de las interacciones semanales del alumno con cada recurso del LMS (foros, cuestionarios, lecturas) de forma cronológica.</w:t>
+      </w:r>
+    </w:p>
+    <w:p>
+      <w:pPr>
+        <w:pStyle w:val="Prrafodelista"/>
+        <w:numPr>
+          <w:ilvl w:val="0"/>
+          <w:numId w:val="50"/>
+        </w:numPr>
+        <w:ind w:left="567"/>
+        <w:rPr>
+          <w:szCs w:val="24"/>
+          <w:lang w:eastAsia="es-ES"/>
+        </w:rPr>
+      </w:pPr>
+      <w:r>
+        <w:rPr>
+          <w:b/>
+          <w:bCs/>
+          <w:szCs w:val="24"/>
+          <w:lang w:eastAsia="es-ES"/>
+        </w:rPr>
+        <w:lastRenderedPageBreak/>
+        <w:t>Representaciones Latentes y Arquetipos (Soft Labels):</w:t>
+      </w:r>
+      <w:r>
+        <w:rPr>
+          <w:szCs w:val="24"/>
+          <w:lang w:eastAsia="es-ES"/>
+        </w:rPr>
+        <w:t xml:space="preserve"> En este punto se materializa la arquitectura híbrida del proyecto. A la secuencia temporal se le inyectan las probabilidades continuas de pertenencia</w:t>
+      </w:r>
+      <w:r>
+        <w:rPr>
+          <w:szCs w:val="24"/>
+          <w:lang w:eastAsia="es-ES"/>
+        </w:rPr>
+        <w:t xml:space="preserve"> de cada estudiante</w:t>
+      </w:r>
+      <w:r>
+        <w:rPr>
+          <w:szCs w:val="24"/>
+          <w:lang w:eastAsia="es-ES"/>
+        </w:rPr>
+        <w:t xml:space="preserve"> a cada uno de los clústeres generados previamente por el Modelo de Mixtura de Gaussianas (GMM). Alimentar al Transformer con esta distribución de probabilidades (soft labels), en lugar de una clase discreta, proporciona al modelo un contexto rico sobre el arquetipo de aprendizaje del estudiante, estabilizando su optimización. También se incorporan métricas complejas derivadas en la Fase I, como la entropía temporal.</w:t>
+      </w:r>
+    </w:p>
+    <w:p>
+      <w:pPr>
+        <w:pStyle w:val="Prrafodelista"/>
+        <w:numPr>
+          <w:ilvl w:val="0"/>
+          <w:numId w:val="50"/>
+        </w:numPr>
+        <w:ind w:left="567"/>
+        <w:rPr>
+          <w:szCs w:val="24"/>
+          <w:lang w:eastAsia="es-ES"/>
+        </w:rPr>
+      </w:pPr>
+      <w:r>
+        <w:rPr>
+          <w:b/>
+          <w:bCs/>
+          <w:szCs w:val="24"/>
+          <w:lang w:eastAsia="es-ES"/>
+        </w:rPr>
+        <w:t>Características Estáticas y Perfil de Arranque (Día 0):</w:t>
+      </w:r>
+      <w:r>
+        <w:rPr>
+          <w:szCs w:val="24"/>
+          <w:lang w:eastAsia="es-ES"/>
+        </w:rPr>
+        <w:t xml:space="preserve"> Para contextualizar el punto de partida del estudiante, se concatena al tensor la información disponible antes de iniciar el curso. Esto incluye las variables sociodemográficas de alto poder predictivo (como el índice de riqueza del código postal, el nivel educativo previo y los intentos anteriores ) junto con las métricas de proactividad previas al arranque.</w:t>
+      </w:r>
+    </w:p>
+    <w:p>
+      <w:pPr>
+        <w:pStyle w:val="Prrafodelista"/>
+        <w:numPr>
+          <w:ilvl w:val="0"/>
+          <w:numId w:val="50"/>
+        </w:numPr>
+        <w:ind w:left="567"/>
+        <w:rPr>
+          <w:szCs w:val="24"/>
+          <w:lang w:eastAsia="es-ES"/>
+        </w:rPr>
+      </w:pPr>
+      <w:r>
+        <w:rPr>
+          <w:b/>
+          <w:bCs/>
+          <w:szCs w:val="24"/>
+          <w:lang w:eastAsia="es-ES"/>
+        </w:rPr>
+        <w:t>Variables acumulativas en la ventana de tiempo:</w:t>
+      </w:r>
+      <w:r>
+        <w:rPr>
+          <w:szCs w:val="24"/>
+          <w:lang w:eastAsia="es-ES"/>
+        </w:rPr>
+        <w:t xml:space="preserve"> </w:t>
+      </w:r>
+      <w:r>
+        <w:rPr>
+          <w:szCs w:val="24"/>
+          <w:lang w:eastAsia="es-ES"/>
+        </w:rPr>
+        <w:t>Como resultado de la fase de experimentación, se optó por incorporar también las características históricas acumuladas por el estudiante hasta la semana objeto de predicción (W). La inyección de estas métricas agregadas —calculadas inicialmente para el Autoencoder— complementa el análisis estrictamente secuencial del mecanismo de atención, lo que se tradujo empíricamente en una mejora sustancial de las métricas de rendimiento del modelo final.</w:t>
+      </w:r>
+    </w:p>
+    <w:p>
+      <w:pPr>
+        <w:ind w:firstLine="207"/>
+        <w:rPr>
+          <w:szCs w:val="24"/>
+          <w:lang w:eastAsia="es-ES"/>
+        </w:rPr>
+      </w:pPr>
+      <w:r>
+        <w:rPr>
+          <w:szCs w:val="24"/>
+          <w:lang w:eastAsia="es-ES"/>
+        </w:rPr>
+        <w:t xml:space="preserve">La integración conjunta de estos tres bloques permite al Transformer no solo procesar "qué" hace el estudiante semana a semana mediante su mecanismo de autoatención, sino contextualizarlo bajo "quién" es y a qué perfil de </w:t>
+      </w:r>
+      <w:r>
+        <w:rPr>
+          <w:szCs w:val="24"/>
+          <w:lang w:eastAsia="es-ES"/>
+        </w:rPr>
+        <w:lastRenderedPageBreak/>
+        <w:t>comportamiento general pertenece, maximizando así la precisión en la detección temprana del riesgo.</w:t>
+      </w:r>
+    </w:p>
+    <w:p>
+      <w:pPr>
+        <w:ind w:firstLine="207"/>
         <w:rPr>
           <w:szCs w:val="24"/>
           <w:lang w:eastAsia="es-ES"/>
@@ -18851,15 +16732,30 @@
     </w:p>
     <w:p>
       <w:pPr>
-        <w:rPr>
-          <w:lang w:eastAsia="es-ES"/>
-        </w:rPr>
-      </w:pPr>
-      <w:r>
-        <w:rPr>
-          <w:lang w:eastAsia="es-ES"/>
-        </w:rPr>
-        <w:t>La fase de modelado…</w:t>
+        <w:ind w:firstLine="284"/>
+        <w:rPr>
+          <w:lang w:eastAsia="es-ES"/>
+        </w:rPr>
+      </w:pPr>
+      <w:r>
+        <w:rPr>
+          <w:lang w:eastAsia="es-ES"/>
+        </w:rPr>
+        <w:t xml:space="preserve">La fase de modelado constituye el núcleo analítico y predictivo de esta investigación. Para abordar la naturaleza multidimensional del comportamiento estudiantil, se ha diseñado una arquitectura híbrida secuencial. Esta aproximación se divide en dos grandes etapas operativas: una primera fase de aprendizaje no supervisado (mediante Autoencoders y clustering) orientada a la reducción de dimensionalidad y el descubrimiento de arquetipos latentes; y una segunda fase de aprendizaje supervisado (basada en redes neuronales Transformer) especializada en modelar la evolución temporal del alumno para predecir su riesgo académico. </w:t>
+      </w:r>
+    </w:p>
+    <w:p>
+      <w:pPr>
+        <w:ind w:firstLine="284"/>
+        <w:rPr>
+          <w:lang w:eastAsia="es-ES"/>
+        </w:rPr>
+      </w:pPr>
+      <w:r>
+        <w:rPr>
+          <w:lang w:eastAsia="es-ES"/>
+        </w:rPr>
+        <w:t>A continuación, se detallan los fundamentos técnicos, la experimentación y las decisiones arquitectónicas que sustentan cada uno de estos modelos.</w:t>
       </w:r>
     </w:p>
     <w:p>
@@ -18886,27 +16782,31 @@
         <w:rPr>
           <w:lang w:eastAsia="es-ES"/>
         </w:rPr>
-        <w:t xml:space="preserve">El modelado del </w:t>
-      </w:r>
-      <w:proofErr w:type="gramStart"/>
-      <w:r>
-        <w:rPr>
-          <w:lang w:eastAsia="es-ES"/>
-        </w:rPr>
-        <w:t>autoencoder</w:t>
-      </w:r>
-      <w:r>
-        <w:rPr>
-          <w:lang w:eastAsia="es-ES"/>
-        </w:rPr>
-        <w:t>(</w:t>
-      </w:r>
-      <w:proofErr w:type="gramEnd"/>
-      <w:r>
-        <w:rPr>
-          <w:lang w:eastAsia="es-ES"/>
-        </w:rPr>
-        <w:t>AE)</w:t>
+        <w:t>El modelado del</w:t>
+      </w:r>
+      <w:r>
+        <w:rPr>
+          <w:lang w:eastAsia="es-ES"/>
+        </w:rPr>
+        <w:t xml:space="preserve"> </w:t>
+      </w:r>
+      <w:r>
+        <w:rPr>
+          <w:lang w:eastAsia="es-ES"/>
+        </w:rPr>
+        <w:t>A</w:t>
+      </w:r>
+      <w:r>
+        <w:rPr>
+          <w:lang w:eastAsia="es-ES"/>
+        </w:rPr>
+        <w:t>utoencoder</w:t>
+      </w:r>
+      <w:r>
+        <w:rPr>
+          <w:lang w:eastAsia="es-ES"/>
+        </w:rPr>
+        <w:t>(AE)</w:t>
       </w:r>
       <w:r>
         <w:rPr>
@@ -18918,16 +16818,8 @@
         <w:rPr>
           <w:lang w:eastAsia="es-ES"/>
         </w:rPr>
-        <w:t xml:space="preserve"> donde se construye la arquitectura del AE con </w:t>
-      </w:r>
-      <w:proofErr w:type="spellStart"/>
-      <w:r>
-        <w:rPr>
-          <w:lang w:eastAsia="es-ES"/>
-        </w:rPr>
-        <w:t>Keras</w:t>
-      </w:r>
-      <w:proofErr w:type="spellEnd"/>
+        <w:t xml:space="preserve"> donde se construye la arquitectura del AE con Keras</w:t>
+      </w:r>
       <w:r>
         <w:rPr>
           <w:lang w:eastAsia="es-ES"/>
@@ -18956,21 +16848,7 @@
         <w:rPr>
           <w:lang w:eastAsia="es-ES"/>
         </w:rPr>
-        <w:t>en la carpeta “</w:t>
-      </w:r>
-      <w:proofErr w:type="spellStart"/>
-      <w:r>
-        <w:rPr>
-          <w:lang w:eastAsia="es-ES"/>
-        </w:rPr>
-        <w:t>educational_ai_analytics</w:t>
-      </w:r>
-      <w:proofErr w:type="spellEnd"/>
-      <w:r>
-        <w:rPr>
-          <w:lang w:eastAsia="es-ES"/>
-        </w:rPr>
-        <w:t>/</w:t>
+        <w:t>en la carpeta “educational_ai_analytics/</w:t>
       </w:r>
       <w:r>
         <w:rPr>
@@ -18982,21 +16860,7 @@
         <w:rPr>
           <w:lang w:eastAsia="es-ES"/>
         </w:rPr>
-        <w:t>2_modeling/</w:t>
-      </w:r>
-      <w:proofErr w:type="spellStart"/>
-      <w:r>
-        <w:rPr>
-          <w:lang w:eastAsia="es-ES"/>
-        </w:rPr>
-        <w:t>ae</w:t>
-      </w:r>
-      <w:proofErr w:type="spellEnd"/>
-      <w:r>
-        <w:rPr>
-          <w:lang w:eastAsia="es-ES"/>
-        </w:rPr>
-        <w:t>” (</w:t>
+        <w:t>2_modeling/ae” (</w:t>
       </w:r>
       <w:hyperlink w:anchor="_Apéndice_I:_Repositorio" w:history="1">
         <w:r>
@@ -19038,7 +16902,14 @@
         <w:rPr>
           <w:lang w:eastAsia="es-ES"/>
         </w:rPr>
-        <w:t xml:space="preserve">, creando un marco de referencia universal que permite rastrear la evolución del estudiante sin las incompatibilidades de usar modelos independientes. Segundo, actúa como una técnica implícita de </w:t>
+        <w:t xml:space="preserve">, creando un marco de referencia universal que </w:t>
+      </w:r>
+      <w:r>
+        <w:rPr>
+          <w:lang w:eastAsia="es-ES"/>
+        </w:rPr>
+        <w:lastRenderedPageBreak/>
+        <w:t xml:space="preserve">permite rastrear la evolución del estudiante sin las incompatibilidades de usar modelos independientes. Segundo, actúa como una técnica implícita de </w:t>
       </w:r>
       <w:r>
         <w:rPr>
@@ -19046,7 +16917,6 @@
           <w:bCs/>
           <w:lang w:eastAsia="es-ES"/>
         </w:rPr>
-        <w:lastRenderedPageBreak/>
         <w:t>aumento de datos</w:t>
       </w:r>
       <w:r>
@@ -19061,87 +16931,61 @@
           <w:iCs/>
           <w:lang w:eastAsia="es-ES"/>
         </w:rPr>
-        <w:t xml:space="preserve">data </w:t>
-      </w:r>
-      <w:proofErr w:type="spellStart"/>
+        <w:t>data augmentation</w:t>
+      </w:r>
+      <w:r>
+        <w:rPr>
+          <w:lang w:eastAsia="es-ES"/>
+        </w:rPr>
+        <w:t>), multiplicando las muestras disponibles y reduciendo el sobreajuste (</w:t>
+      </w:r>
       <w:r>
         <w:rPr>
           <w:i/>
           <w:iCs/>
           <w:lang w:eastAsia="es-ES"/>
         </w:rPr>
-        <w:t>augmentation</w:t>
-      </w:r>
-      <w:proofErr w:type="spellEnd"/>
-      <w:r>
-        <w:rPr>
-          <w:lang w:eastAsia="es-ES"/>
-        </w:rPr>
-        <w:t>), multiplicando las muestras disponibles y reduciendo el sobreajuste (</w:t>
-      </w:r>
-      <w:proofErr w:type="spellStart"/>
+        <w:t>overfitting</w:t>
+      </w:r>
+      <w:r>
+        <w:rPr>
+          <w:lang w:eastAsia="es-ES"/>
+        </w:rPr>
+        <w:t xml:space="preserve">). Finalmente, fomenta la </w:t>
+      </w:r>
+      <w:r>
+        <w:rPr>
+          <w:b/>
+          <w:bCs/>
+          <w:lang w:eastAsia="es-ES"/>
+        </w:rPr>
+        <w:t>extracción de arquetipos universales</w:t>
+      </w:r>
+      <w:r>
+        <w:rPr>
+          <w:lang w:eastAsia="es-ES"/>
+        </w:rPr>
+        <w:t xml:space="preserve">, obligando a la red a identificar patrones de interacción como el </w:t>
+      </w:r>
       <w:r>
         <w:rPr>
           <w:i/>
           <w:iCs/>
           <w:lang w:eastAsia="es-ES"/>
         </w:rPr>
-        <w:t>overfitting</w:t>
-      </w:r>
-      <w:proofErr w:type="spellEnd"/>
-      <w:r>
-        <w:rPr>
-          <w:lang w:eastAsia="es-ES"/>
-        </w:rPr>
-        <w:t xml:space="preserve">). Finalmente, fomenta la </w:t>
-      </w:r>
-      <w:r>
-        <w:rPr>
-          <w:b/>
-          <w:bCs/>
-          <w:lang w:eastAsia="es-ES"/>
-        </w:rPr>
-        <w:t>extracción de arquetipos universales</w:t>
-      </w:r>
-      <w:r>
-        <w:rPr>
-          <w:lang w:eastAsia="es-ES"/>
-        </w:rPr>
-        <w:t xml:space="preserve">, obligando a la red a identificar patrones de interacción como el </w:t>
-      </w:r>
-      <w:r>
-        <w:rPr>
-          <w:i/>
-          <w:iCs/>
-          <w:lang w:eastAsia="es-ES"/>
-        </w:rPr>
         <w:t>momentum</w:t>
       </w:r>
       <w:r>
         <w:rPr>
           <w:lang w:eastAsia="es-ES"/>
         </w:rPr>
-        <w:t xml:space="preserve"> independientemente de la semana en la que ocurran, delegando el análisis estrictamente secuencial al modelo </w:t>
-      </w:r>
-      <w:proofErr w:type="spellStart"/>
-      <w:r>
-        <w:rPr>
-          <w:lang w:eastAsia="es-ES"/>
-        </w:rPr>
-        <w:t>Transform</w:t>
-      </w:r>
-      <w:r>
-        <w:rPr>
-          <w:lang w:eastAsia="es-ES"/>
-        </w:rPr>
-        <w:t>er</w:t>
-      </w:r>
-      <w:proofErr w:type="spellEnd"/>
-      <w:r>
-        <w:rPr>
-          <w:lang w:eastAsia="es-ES"/>
-        </w:rPr>
-        <w:t>.</w:t>
+        <w:t xml:space="preserve"> independientemente de la semana en la que ocurran, delegando el análisis estrictamente secuencial al modelo Transform</w:t>
+      </w:r>
+      <w:r>
+        <w:rPr>
+          <w:lang w:eastAsia="es-ES"/>
+        </w:rPr>
+        <w:t>er.</w:t>
       </w:r>
     </w:p>
     <w:p>
@@ -19155,21 +16999,7 @@
         <w:rPr>
           <w:lang w:eastAsia="es-ES"/>
         </w:rPr>
-        <w:t xml:space="preserve">Adicionalmente, la arquitectura implementada se enmarca en la categoría de redes Deep Clustering Networks (DCN), inspirada en los principios del Deep </w:t>
-      </w:r>
-      <w:proofErr w:type="spellStart"/>
-      <w:r>
-        <w:rPr>
-          <w:lang w:eastAsia="es-ES"/>
-        </w:rPr>
-        <w:t>Embedded</w:t>
-      </w:r>
-      <w:proofErr w:type="spellEnd"/>
-      <w:r>
-        <w:rPr>
-          <w:lang w:eastAsia="es-ES"/>
-        </w:rPr>
-        <w:t xml:space="preserve"> Clustering (DEC). A nivel de optimización, esto significa que el modelo no se limita </w:t>
+        <w:t xml:space="preserve">Adicionalmente, la arquitectura implementada se enmarca en la categoría de redes Deep Clustering Networks (DCN), inspirada en los principios del Deep Embedded Clustering (DEC). A nivel de optimización, esto significa que el modelo no se limita </w:t>
       </w:r>
       <w:r>
         <w:rPr>
@@ -19201,35 +17031,7 @@
         <w:rPr>
           <w:lang w:eastAsia="es-ES"/>
         </w:rPr>
-        <w:t xml:space="preserve">Por un lado, la red minimiza una pérdida de reconstrucción (empleando la métrica Huber Loss) para garantizar que el espacio latente retenga fielmente la información estructural y las características originales del estudiante. Por otro lado, incorpora simultáneamente una pérdida de agrupamiento basada en la divergencia de </w:t>
-      </w:r>
-      <w:proofErr w:type="spellStart"/>
-      <w:r>
-        <w:rPr>
-          <w:lang w:eastAsia="es-ES"/>
-        </w:rPr>
-        <w:t>Kullback-Leibler</w:t>
-      </w:r>
-      <w:proofErr w:type="spellEnd"/>
-      <w:r>
-        <w:rPr>
-          <w:lang w:eastAsia="es-ES"/>
-        </w:rPr>
-        <w:t xml:space="preserve"> (KL). Esta segunda función interactúa con una capa de clustering que utiliza la distribución t de Student para calcular asignaciones probabilísticas, empujando y reubicando iterativamente las representaciones latentes hasta consolidarlas en k clústeres bien definidos. Mediante esta optimización conjunta, el autoencoder genera </w:t>
-      </w:r>
-      <w:proofErr w:type="spellStart"/>
-      <w:r>
-        <w:rPr>
-          <w:lang w:eastAsia="es-ES"/>
-        </w:rPr>
-        <w:t>embeddings</w:t>
-      </w:r>
-      <w:proofErr w:type="spellEnd"/>
-      <w:r>
-        <w:rPr>
-          <w:lang w:eastAsia="es-ES"/>
-        </w:rPr>
-        <w:t xml:space="preserve"> que no solo están limpios de ruido, sino que están matemáticamente forzados a ser altamente discriminativos para la segmentación de perfiles de aprendizaje.</w:t>
+        <w:t>Por un lado, la red minimiza una pérdida de reconstrucción (empleando la métrica Huber Loss) para garantizar que el espacio latente retenga fielmente la información estructural y las características originales del estudiante. Por otro lado, incorpora simultáneamente una pérdida de agrupamiento basada en la divergencia de Kullback-Leibler (KL). Mediante esta optimización conjunta, el autoencoder genera embeddings que no solo están limpios de ruido, sino que están matemáticamente forzados a ser altamente discriminativos para la segmentación de perfiles de aprendizaje.</w:t>
       </w:r>
     </w:p>
     <w:p>
@@ -19243,14 +17045,7 @@
         <w:rPr>
           <w:lang w:eastAsia="es-ES"/>
         </w:rPr>
-        <w:t xml:space="preserve">En la Ilustración 10 se presenta una representación visual del funcionamiento del autoencoder en tres niveles: (1) el espacio original proyectado mediante PCA, (2) el espacio latente aprendido por el modelo y (3) la reconstrucción nuevamente proyectada en el espacio PCA. Las filas </w:t>
-      </w:r>
-      <w:r>
-        <w:rPr>
-          <w:lang w:eastAsia="es-ES"/>
-        </w:rPr>
-        <w:lastRenderedPageBreak/>
-        <w:t>corresponden a distintas ventanas temporales (W05, W10 y W15), lo que permite observar la estabilidad del mapeo aprendido a lo largo del tiempo.</w:t>
+        <w:t>En la Ilustración 10 se presenta una representación visual del funcionamiento del autoencoder en tres niveles: (1) el espacio original proyectado mediante PCA, (2) el espacio latente aprendido por el modelo y (3) la reconstrucción nuevamente proyectada en el espacio PCA. Las filas corresponden a distintas ventanas temporales (W05, W10 y W15), lo que permite observar la estabilidad del mapeo aprendido a lo largo del tiempo.</w:t>
       </w:r>
     </w:p>
     <w:p>
@@ -19265,9 +17060,10 @@
           <w:noProof/>
           <w:lang w:eastAsia="es-ES"/>
         </w:rPr>
+        <w:lastRenderedPageBreak/>
         <w:drawing>
-          <wp:inline distT="0" distB="0" distL="0" distR="0" wp14:anchorId="02806BF3" wp14:editId="71F62A71">
-            <wp:extent cx="5350510" cy="3799593"/>
+          <wp:inline distT="0" distB="0" distL="0" distR="0" wp14:anchorId="02806BF3" wp14:editId="580CEBAC">
+            <wp:extent cx="5042414" cy="3580803"/>
             <wp:effectExtent l="0" t="0" r="0" b="0"/>
             <wp:docPr id="1269282200" name="Imagen 1" descr="Gráfico, Gráfico de dispersión&#10;&#10;El contenido generado por IA puede ser incorrecto."/>
             <wp:cNvGraphicFramePr>
@@ -19289,7 +17085,7 @@
                   <pic:spPr>
                     <a:xfrm>
                       <a:off x="0" y="0"/>
-                      <a:ext cx="5358152" cy="3805020"/>
+                      <a:ext cx="5052534" cy="3587990"/>
                     </a:xfrm>
                     <a:prstGeom prst="rect">
                       <a:avLst/>
@@ -19363,111 +17159,52 @@
     <w:p>
       <w:pPr>
         <w:ind w:firstLine="488"/>
-        <w:rPr>
-          <w:sz w:val="12"/>
-          <w:szCs w:val="10"/>
-        </w:rPr>
-      </w:pPr>
+      </w:pPr>
+      <w:r>
+        <w:t>Puede apreciarse cómo, en el espacio latente, las representaciones se compactan y reorganizan en estructuras más definidas y separables, evidenciando el efecto conjunto de la pérdida de reconstrucción y la pérdida de clustering. Al mismo tiempo, la reconstrucción mantiene una alta fidelidad respecto al espacio original, lo que confirma que la compresión no implica pérdida sustancial de información estructural. Este comportamiento valida empíricamente que el autoencoder no solo actúa como un mecanismo de reducción de dimensionalidad, sino como un generador de embeddings estructuralmente coherentes y optimizados para la segmentación, consolidando perfiles de aprendizaje más nítidos y matemáticamente discriminativos.</w:t>
+      </w:r>
+    </w:p>
+    <w:p>
+      <w:pPr>
+        <w:pStyle w:val="Ttulo3"/>
+      </w:pPr>
+      <w:r>
+        <w:t>Embeddings</w:t>
+      </w:r>
     </w:p>
     <w:p>
       <w:pPr>
         <w:ind w:firstLine="488"/>
-      </w:pPr>
-      <w:r>
-        <w:t xml:space="preserve">Puede apreciarse cómo, en el espacio latente, las representaciones se compactan y reorganizan en estructuras más definidas y separables, evidenciando el efecto conjunto de la pérdida de reconstrucción y la pérdida de clustering. Al mismo tiempo, la reconstrucción mantiene una alta fidelidad respecto al espacio original, lo que confirma que la compresión no implica pérdida sustancial de información estructural. Este comportamiento valida empíricamente que el autoencoder no solo actúa como un mecanismo de reducción de dimensionalidad, sino como un generador de </w:t>
-      </w:r>
-      <w:proofErr w:type="spellStart"/>
-      <w:r>
-        <w:t>embeddings</w:t>
-      </w:r>
-      <w:proofErr w:type="spellEnd"/>
-      <w:r>
-        <w:t xml:space="preserve"> estructuralmente coherentes y optimizados para la segmentación, consolidando perfiles de aprendizaje más nítidos y matemáticamente discriminativos.</w:t>
+        <w:rPr>
+          <w:lang w:eastAsia="es-ES"/>
+        </w:rPr>
+      </w:pPr>
+      <w:r>
+        <w:rPr>
+          <w:lang w:eastAsia="es-ES"/>
+        </w:rPr>
+        <w:t xml:space="preserve">Para la generación de embeddings —entendidos como representaciones comprimidas de los vectores de datos de los estudiantes en un espacio latente de </w:t>
+      </w:r>
+      <w:r>
+        <w:rPr>
+          <w:lang w:eastAsia="es-ES"/>
+        </w:rPr>
+        <w:lastRenderedPageBreak/>
+        <w:t>menor dimensionalidad— se empleó el autoencoder descrito en el epígrafe anterior. De forma complementaria, y con el objetivo de disponer de una línea base (baseline) interpretable, se entrenó también un modelo PCA, ajustando su número de componentes al mismo tamaño dimensional del espacio latente del autoencoder. Esta comparación permite evaluar cuál de las dos técnicas resulta más adecuada como etapa previa al clustering.</w:t>
       </w:r>
     </w:p>
     <w:p>
       <w:pPr>
         <w:ind w:firstLine="488"/>
-      </w:pPr>
-    </w:p>
-    <w:p>
-      <w:pPr>
-        <w:pStyle w:val="Ttulo3"/>
-      </w:pPr>
-      <w:proofErr w:type="spellStart"/>
-      <w:r>
-        <w:t>Embeddings</w:t>
-      </w:r>
-      <w:proofErr w:type="spellEnd"/>
-    </w:p>
-    <w:p>
-      <w:pPr>
-        <w:ind w:firstLine="488"/>
-        <w:rPr>
-          <w:lang w:eastAsia="es-ES"/>
-        </w:rPr>
-      </w:pPr>
-      <w:r>
-        <w:rPr>
-          <w:lang w:eastAsia="es-ES"/>
-        </w:rPr>
-        <w:t xml:space="preserve">Para la generación de </w:t>
-      </w:r>
-      <w:proofErr w:type="spellStart"/>
-      <w:r>
-        <w:rPr>
-          <w:lang w:eastAsia="es-ES"/>
-        </w:rPr>
-        <w:t>embeddings</w:t>
-      </w:r>
-      <w:proofErr w:type="spellEnd"/>
-      <w:r>
-        <w:rPr>
-          <w:lang w:eastAsia="es-ES"/>
-        </w:rPr>
-        <w:t xml:space="preserve"> —entendidos como representaciones comprimidas de los vectores de datos de los estudiantes en un espacio latente de menor dimensionalidad— se empleó el autoencoder descrito en el epígrafe anterior. De forma complementaria, y con el objetivo de disponer de una línea base (</w:t>
-      </w:r>
-      <w:proofErr w:type="spellStart"/>
-      <w:r>
-        <w:rPr>
-          <w:lang w:eastAsia="es-ES"/>
-        </w:rPr>
-        <w:t>baseline</w:t>
-      </w:r>
-      <w:proofErr w:type="spellEnd"/>
-      <w:r>
-        <w:rPr>
-          <w:lang w:eastAsia="es-ES"/>
-        </w:rPr>
-        <w:t>) interpretable, se entrenó también un modelo PCA, ajustando su número de componentes al mismo tamaño dimensional del espacio latente del autoencoder. Esta comparación permite evaluar cuál de las dos técnicas resulta más adecuada como etapa previa al clustering.</w:t>
-      </w:r>
-    </w:p>
-    <w:p>
-      <w:pPr>
-        <w:ind w:firstLine="488"/>
-        <w:rPr>
-          <w:lang w:eastAsia="es-ES"/>
-        </w:rPr>
-      </w:pPr>
-      <w:r>
-        <w:rPr>
-          <w:lang w:eastAsia="es-ES"/>
-        </w:rPr>
-        <w:t xml:space="preserve">Para la generación de los </w:t>
-      </w:r>
-      <w:proofErr w:type="spellStart"/>
-      <w:r>
-        <w:rPr>
-          <w:lang w:eastAsia="es-ES"/>
-        </w:rPr>
-        <w:t>embeddings</w:t>
-      </w:r>
-      <w:proofErr w:type="spellEnd"/>
-      <w:r>
-        <w:rPr>
-          <w:lang w:eastAsia="es-ES"/>
-        </w:rPr>
-        <w:t xml:space="preserve"> se </w:t>
+        <w:rPr>
+          <w:lang w:eastAsia="es-ES"/>
+        </w:rPr>
+      </w:pPr>
+      <w:r>
+        <w:rPr>
+          <w:lang w:eastAsia="es-ES"/>
+        </w:rPr>
+        <w:t xml:space="preserve">Para la generación de los embeddings se </w:t>
       </w:r>
       <w:r>
         <w:rPr>
@@ -19509,42 +17246,14 @@
         <w:rPr>
           <w:lang w:eastAsia="es-ES"/>
         </w:rPr>
-        <w:t xml:space="preserve"> </w:t>
-      </w:r>
-      <w:proofErr w:type="spellStart"/>
-      <w:r>
-        <w:rPr>
-          <w:lang w:eastAsia="es-ES"/>
-        </w:rPr>
-        <w:t>educational_ai_analytics</w:t>
-      </w:r>
-      <w:proofErr w:type="spellEnd"/>
-      <w:r>
-        <w:rPr>
-          <w:lang w:eastAsia="es-ES"/>
-        </w:rPr>
-        <w:t>/2_modeling</w:t>
+        <w:t xml:space="preserve"> educational_ai_analytics/2_modeling</w:t>
       </w:r>
       <w:r>
         <w:rPr>
           <w:lang w:eastAsia="es-ES"/>
         </w:rPr>
         <w:br/>
-        <w:t>/</w:t>
-      </w:r>
-      <w:proofErr w:type="spellStart"/>
-      <w:r>
-        <w:rPr>
-          <w:lang w:eastAsia="es-ES"/>
-        </w:rPr>
-        <w:t>ae</w:t>
-      </w:r>
-      <w:proofErr w:type="spellEnd"/>
-      <w:r>
-        <w:rPr>
-          <w:lang w:eastAsia="es-ES"/>
-        </w:rPr>
-        <w:t xml:space="preserve"> (</w:t>
+        <w:t>/ae (</w:t>
       </w:r>
       <w:hyperlink w:anchor="_Apéndice_I:_Repositorio" w:history="1">
         <w:r>
@@ -19558,21 +17267,7 @@
         <w:rPr>
           <w:lang w:eastAsia="es-ES"/>
         </w:rPr>
-        <w:t xml:space="preserve">), este script toma como entrada los datos en la carpeta “data/3_features” y a partir de ella se generan los </w:t>
-      </w:r>
-      <w:proofErr w:type="spellStart"/>
-      <w:r>
-        <w:rPr>
-          <w:lang w:eastAsia="es-ES"/>
-        </w:rPr>
-        <w:t>embeddings</w:t>
-      </w:r>
-      <w:proofErr w:type="spellEnd"/>
-      <w:r>
-        <w:rPr>
-          <w:lang w:eastAsia="es-ES"/>
-        </w:rPr>
-        <w:t xml:space="preserve"> tanto para AE (</w:t>
+        <w:t>), este script toma como entrada los datos en la carpeta “data/3_features” y a partir de ella se generan los embeddings tanto para AE (</w:t>
       </w:r>
       <w:r>
         <w:rPr>
@@ -19671,14 +17366,14 @@
         <w:rPr>
           <w:lang w:eastAsia="es-ES"/>
         </w:rPr>
-        <w:t xml:space="preserve">. En una primera aproximación, se construyó el clustering utilizando una única ventana que abarcaba desde el Día 0 hasta la última semana del curso. </w:t>
+        <w:t xml:space="preserve">. En una primera aproximación, se construyó el clustering utilizando una única ventana que abarcaba desde el Día 0 hasta la última semana del curso. Este planteamiento introducía una fuga de datos evidente, ya que el modelo incorporaba información futura y, por tanto, generaba agrupaciones artificialmente precisas. Dado que el objetivo del proyecto es clasificar al estudiante en diferentes semanas utilizando únicamente la información disponible hasta ese momento, fue necesario rediseñar el </w:t>
       </w:r>
       <w:r>
         <w:rPr>
           <w:lang w:eastAsia="es-ES"/>
         </w:rPr>
         <w:lastRenderedPageBreak/>
-        <w:t>Este planteamiento introducía una fuga de datos evidente, ya que el modelo incorporaba información futura y, por tanto, generaba agrupaciones artificialmente precisas. Dado que el objetivo del proyecto es clasificar al estudiante en diferentes semanas utilizando únicamente la información disponible hasta ese momento, fue necesario rediseñar el enfoque hacia ventanas temporales. Esto condujo a una revisión de la ingeniería de características y a ajustes en el autoencoder, con el fin de construir un modelo de clustering específico por semana K, especializado en agrupar estudiantes según el comportamiento observado desde el inicio del curso hasta dicha semana.</w:t>
+        <w:t>enfoque hacia ventanas temporales. Esto condujo a una revisión de la ingeniería de características y a ajustes en el autoencoder, con el fin de construir un modelo de clustering específico por semana K, especializado en agrupar estudiantes según el comportamiento observado desde el inicio del curso hasta dicha semana.</w:t>
       </w:r>
     </w:p>
     <w:p>
@@ -19709,77 +17404,7 @@
         <w:rPr>
           <w:lang w:eastAsia="es-ES"/>
         </w:rPr>
-        <w:t xml:space="preserve">. Inicialmente, el autoencoder se entrenaba únicamente minimizando el error de reconstrucción. Aunque esta estrategia lograba compresión, el espacio latente resultante no siempre era fácilmente separable para técnicas de agrupamiento. Al incorporar una pérdida adicional basada en la divergencia de </w:t>
-      </w:r>
-      <w:proofErr w:type="spellStart"/>
-      <w:r>
-        <w:rPr>
-          <w:lang w:eastAsia="es-ES"/>
-        </w:rPr>
-        <w:t>Kullback</w:t>
-      </w:r>
-      <w:proofErr w:type="spellEnd"/>
-      <w:r>
-        <w:rPr>
-          <w:lang w:eastAsia="es-ES"/>
-        </w:rPr>
-        <w:t>–</w:t>
-      </w:r>
-      <w:proofErr w:type="spellStart"/>
-      <w:r>
-        <w:rPr>
-          <w:lang w:eastAsia="es-ES"/>
-        </w:rPr>
-        <w:t>Leibler</w:t>
-      </w:r>
-      <w:proofErr w:type="spellEnd"/>
-      <w:r>
-        <w:rPr>
-          <w:lang w:eastAsia="es-ES"/>
-        </w:rPr>
-        <w:t xml:space="preserve"> (KL) —siguiendo el enfoque DEC/DCN— el modelo empezó a producir </w:t>
-      </w:r>
-      <w:proofErr w:type="spellStart"/>
-      <w:r>
-        <w:rPr>
-          <w:lang w:eastAsia="es-ES"/>
-        </w:rPr>
-        <w:t>embeddings</w:t>
-      </w:r>
-      <w:proofErr w:type="spellEnd"/>
-      <w:r>
-        <w:rPr>
-          <w:lang w:eastAsia="es-ES"/>
-        </w:rPr>
-        <w:t xml:space="preserve"> más </w:t>
-      </w:r>
-      <w:proofErr w:type="spellStart"/>
-      <w:r>
-        <w:rPr>
-          <w:lang w:eastAsia="es-ES"/>
-        </w:rPr>
-        <w:t>clusterizables</w:t>
-      </w:r>
-      <w:proofErr w:type="spellEnd"/>
-      <w:r>
-        <w:rPr>
-          <w:lang w:eastAsia="es-ES"/>
-        </w:rPr>
-        <w:t xml:space="preserve">, aumentando la cohesión </w:t>
-      </w:r>
-      <w:proofErr w:type="spellStart"/>
-      <w:r>
-        <w:rPr>
-          <w:lang w:eastAsia="es-ES"/>
-        </w:rPr>
-        <w:t>intra-clúster</w:t>
-      </w:r>
-      <w:proofErr w:type="spellEnd"/>
-      <w:r>
-        <w:rPr>
-          <w:lang w:eastAsia="es-ES"/>
-        </w:rPr>
-        <w:t xml:space="preserve"> y facilitando una segmentación más clara en la fase de clustering.</w:t>
+        <w:t>. Inicialmente, el autoencoder se entrenaba únicamente minimizando el error de reconstrucción. Aunque esta estrategia lograba compresión, el espacio latente resultante no siempre era fácilmente separable para técnicas de agrupamiento. Al incorporar una pérdida adicional basada en la divergencia de Kullback–Leibler (KL) —siguiendo el enfoque DEC/DCN— el modelo empezó a producir embeddings más clusterizables, aumentando la cohesión intra-clúster y facilitando una segmentación más clara en la fase de clustering.</w:t>
       </w:r>
     </w:p>
     <w:p>
@@ -19852,14 +17477,14 @@
         <w:rPr>
           <w:lang w:eastAsia="es-ES"/>
         </w:rPr>
-        <w:t xml:space="preserve">). En dicho notebook se exploran dos familias de combinaciones: (PCA o AE) + K-Means y (PCA o AE) + Gaussian Mixture </w:t>
+        <w:t xml:space="preserve">). En dicho notebook se exploran dos familias de combinaciones: (PCA o AE) + K-Means y (PCA o AE) + Gaussian Mixture Model (GMM). No obstante, para evitar extender en exceso la memoria, en este epígrafe se analiza únicamente la segunda combinación, es decir, PCA o AE con GMM. Esta decisión se alinea con lo expuesto y justificado en el epígrafe anterior: por un lado, la naturaleza del problema no sugiere fronteras “duras” entre perfiles de estudiantes, y por otro, el uso posterior de modelos basados en </w:t>
       </w:r>
       <w:r>
         <w:rPr>
           <w:lang w:eastAsia="es-ES"/>
         </w:rPr>
         <w:lastRenderedPageBreak/>
-        <w:t>Model (GMM). No obstante, para evitar extender en exceso la memoria, en este epígrafe se analiza únicamente la segunda combinación, es decir, PCA o AE con GMM. Esta decisión se alinea con lo expuesto y justificado en el epígrafe anterior: por un lado, la naturaleza del problema no sugiere fronteras “duras” entre perfiles de estudiantes, y por otro, el uso posterior de modelos basados en Transformers se beneficia de representaciones probabilísticas (p. ej., pertenencias blandas o distribuciones), lo que hace al GMM más coherente con el enfoque global.</w:t>
+        <w:t>Transformers se beneficia de representaciones probabilísticas (p. ej., pertenencias blandas o distribuciones), lo que hace al GMM más coherente con el enfoque global.</w:t>
       </w:r>
     </w:p>
     <w:p>
@@ -19873,21 +17498,7 @@
         <w:rPr>
           <w:lang w:eastAsia="es-ES"/>
         </w:rPr>
-        <w:t xml:space="preserve">En la figura siguiente se muestra la evolución de los criterios de información BIC/AIC para distintos valores de k (número de componentes) al aplicar GMM sobre </w:t>
-      </w:r>
-      <w:proofErr w:type="spellStart"/>
-      <w:r>
-        <w:rPr>
-          <w:lang w:eastAsia="es-ES"/>
-        </w:rPr>
-        <w:t>embeddings</w:t>
-      </w:r>
-      <w:proofErr w:type="spellEnd"/>
-      <w:r>
-        <w:rPr>
-          <w:lang w:eastAsia="es-ES"/>
-        </w:rPr>
-        <w:t xml:space="preserve"> generados mediante PCA y mediante autoencoder. A partir de esta comparativa se puede observar el comportamiento relativo de ambas técnicas en términos de ajuste y parsimonia del modelo.</w:t>
+        <w:t>En la figura siguiente se muestra la evolución de los criterios de información BIC/AIC para distintos valores de k (número de componentes) al aplicar GMM sobre embeddings generados mediante PCA y mediante autoencoder. A partir de esta comparativa se puede observar el comportamiento relativo de ambas técnicas en términos de ajuste y parsimonia del modelo.</w:t>
       </w:r>
     </w:p>
     <w:p>
@@ -19948,11 +17559,31 @@
     </w:p>
     <w:p>
       <w:pPr>
+        <w:rPr>
+          <w:lang w:eastAsia="es-ES"/>
+        </w:rPr>
+      </w:pPr>
+    </w:p>
+    <w:p>
+      <w:pPr>
         <w:ind w:firstLine="488"/>
         <w:rPr>
           <w:lang w:eastAsia="es-ES"/>
         </w:rPr>
       </w:pPr>
+      <w:r>
+        <w:rPr>
+          <w:lang w:eastAsia="es-ES"/>
+        </w:rPr>
+        <w:t xml:space="preserve">De la comparación entre PCA y autoencoder se deduce que los embeddings aprendidos por el autoencoder generan, de forma consistente, valores más favorables de BIC/AIC y una dinámica de mejora marginal más estable frente a PCA. Esto sugiere que el autoencoder logra capturar relaciones no lineales y estructuras internas del comportamiento estudiantil que una proyección lineal como PCA no representa con la misma fidelidad. En consecuencia, se adopta el autoencoder como técnica principal de generación de embeddings para la etapa </w:t>
+      </w:r>
+      <w:r>
+        <w:rPr>
+          <w:lang w:eastAsia="es-ES"/>
+        </w:rPr>
+        <w:lastRenderedPageBreak/>
+        <w:t>de clustering, manteniendo PCA como referencia base para validar empíricamente la ganancia obtenida por el enfoque profundo.</w:t>
+      </w:r>
     </w:p>
     <w:p>
       <w:pPr>
@@ -19961,246 +17592,93 @@
           <w:lang w:eastAsia="es-ES"/>
         </w:rPr>
       </w:pPr>
+      <w:r>
+        <w:rPr>
+          <w:lang w:eastAsia="es-ES"/>
+        </w:rPr>
+        <w:t>A la luz de los criterios de información, se selecciona k = 6 como número final de componentes del modelo Gaussian Mixture. Aunque los valores absolutos de BIC/AIC continúan disminuyendo para valores mayores de k, el análisis de mejora marginal muestra que k = 6 representa un punto de equilibrio razonable entre ganancia explicativa y complejidad del modelo: aporta una mejora sustancial respecto a configuraciones más simples, evitando al mismo tiempo incrementos de granularidad que tienden a producir resultados menos estables y más difíciles de interpretar. En consecuencia, k = 6 se adopta como configuración final por combinar un buen ajuste estadístico con una segmentación suficientemente rica para distinguir perfiles de aprendizaje, manteniendo además la interpretabilidad necesaria para su uso en un contexto educativo.</w:t>
+      </w:r>
     </w:p>
     <w:p>
       <w:pPr>
         <w:ind w:firstLine="488"/>
         <w:rPr>
-          <w:lang w:eastAsia="es-ES"/>
-        </w:rPr>
-      </w:pPr>
+          <w:szCs w:val="24"/>
+          <w:lang w:eastAsia="es-ES"/>
+        </w:rPr>
+      </w:pPr>
+      <w:r>
+        <w:rPr>
+          <w:szCs w:val="24"/>
+          <w:lang w:eastAsia="es-ES"/>
+        </w:rPr>
+        <w:t>Elegimos Gaussian Mixture Models (GMM) como técnica de segmentación por tres motivos principales. En primer lugar, su naturaleza probabilística permite asignar a cada estudiante una distribución de pertenencia a los distintos grupos, en lugar de imponer fronteras duras. Esta propiedad es especialmente adecuada en nuestro contexto, ya que buscamos representar perfiles de comportamiento derivados de embeddings (p. ej., basados en arquitecturas Transformer) donde es razonable asumir transiciones graduales entre patrones y, por tanto, incertidumbre en la asignación.</w:t>
+      </w:r>
     </w:p>
     <w:p>
       <w:pPr>
         <w:ind w:firstLine="488"/>
         <w:rPr>
-          <w:lang w:eastAsia="es-ES"/>
-        </w:rPr>
-      </w:pPr>
-      <w:r>
-        <w:rPr>
+          <w:szCs w:val="24"/>
+          <w:lang w:eastAsia="es-ES"/>
+        </w:rPr>
+      </w:pPr>
+      <w:r>
+        <w:rPr>
+          <w:szCs w:val="24"/>
+          <w:lang w:eastAsia="es-ES"/>
+        </w:rPr>
+        <w:t xml:space="preserve">En segundo lugar, GMM ofrece un buen compromiso entre capacidad descriptiva y granularidad. Con k=6 se obtienen agrupaciones suficientemente finas como para capturar heterogeneidad relevante, sin caer en una segmentación excesivamente fragmentada. Esto permite superar la simplificación típica del dataset original (p. ej., withdraw / pass / fail), obteniendo perfiles </w:t>
+      </w:r>
+      <w:r>
+        <w:rPr>
+          <w:szCs w:val="24"/>
           <w:lang w:eastAsia="es-ES"/>
         </w:rPr>
         <w:lastRenderedPageBreak/>
-        <w:t xml:space="preserve">De la comparación entre PCA y autoencoder se deduce que los </w:t>
-      </w:r>
-      <w:proofErr w:type="spellStart"/>
-      <w:r>
-        <w:rPr>
-          <w:lang w:eastAsia="es-ES"/>
-        </w:rPr>
-        <w:t>embeddings</w:t>
-      </w:r>
-      <w:proofErr w:type="spellEnd"/>
-      <w:r>
-        <w:rPr>
-          <w:lang w:eastAsia="es-ES"/>
-        </w:rPr>
-        <w:t xml:space="preserve"> aprendidos por el autoencoder generan, de forma consistente, valores más favorables de BIC/AIC y una dinámica de mejora marginal más estable frente a PCA. Esto sugiere que el autoencoder logra capturar relaciones no lineales y estructuras internas del comportamiento estudiantil que una proyección lineal como PCA no representa con la misma fidelidad. En consecuencia, se adopta el autoencoder como técnica principal de generación de </w:t>
-      </w:r>
-      <w:proofErr w:type="spellStart"/>
-      <w:r>
-        <w:rPr>
-          <w:lang w:eastAsia="es-ES"/>
-        </w:rPr>
-        <w:t>embeddings</w:t>
-      </w:r>
-      <w:proofErr w:type="spellEnd"/>
-      <w:r>
-        <w:rPr>
-          <w:lang w:eastAsia="es-ES"/>
-        </w:rPr>
-        <w:t xml:space="preserve"> para la etapa de clustering, manteniendo PCA como referencia base para validar empíricamente la ganancia obtenida por el enfoque profundo.</w:t>
+        <w:t>más ricos e interpretables, útiles para el análisis y potencialmente para diseñar intervenciones educativas diferenciadas.</w:t>
       </w:r>
     </w:p>
     <w:p>
       <w:pPr>
         <w:ind w:firstLine="488"/>
         <w:rPr>
-          <w:lang w:eastAsia="es-ES"/>
-        </w:rPr>
-      </w:pPr>
-      <w:r>
-        <w:rPr>
-          <w:lang w:eastAsia="es-ES"/>
-        </w:rPr>
-        <w:t>A la luz de los criterios de información, se selecciona k = 6 como número final de componentes del modelo Gaussian Mixture. Aunque los valores absolutos de BIC/AIC continúan disminuyendo para valores mayores de k, el análisis de mejora marginal muestra que k = 6 representa un punto de equilibrio razonable entre ganancia explicativa y complejidad del modelo: aporta una mejora sustancial respecto a configuraciones más simples, evitando al mismo tiempo incrementos de granularidad que tienden a producir resultados menos estables y más difíciles de interpretar. En consecuencia, k = 6 se adopta como configuración final por combinar un buen ajuste estadístico con una segmentación suficientemente rica para distinguir perfiles de aprendizaje, manteniendo además la interpretabilidad necesaria para su uso en un contexto educativo.</w:t>
-      </w:r>
-    </w:p>
-    <w:p>
-      <w:pPr>
-        <w:ind w:firstLine="488"/>
-        <w:rPr>
-          <w:szCs w:val="24"/>
-          <w:lang w:eastAsia="es-ES"/>
-        </w:rPr>
-      </w:pPr>
-      <w:r>
-        <w:rPr>
-          <w:szCs w:val="24"/>
-          <w:lang w:eastAsia="es-ES"/>
-        </w:rPr>
-        <w:t xml:space="preserve">En los anteriores apartados justificamos el motivo de usar el modelo de mixtura de Gaussianas para el clustering. </w:t>
-      </w:r>
-    </w:p>
-    <w:p>
-      <w:pPr>
-        <w:ind w:firstLine="488"/>
-        <w:rPr>
-          <w:szCs w:val="24"/>
-          <w:lang w:eastAsia="es-ES"/>
-        </w:rPr>
-      </w:pPr>
-      <w:r>
-        <w:rPr>
-          <w:szCs w:val="24"/>
-          <w:lang w:eastAsia="es-ES"/>
-        </w:rPr>
-        <w:t xml:space="preserve">Elegimos Gaussian Mixture Models (GMM) como técnica de segmentación por tres motivos principales. En primer lugar, su naturaleza probabilística permite asignar a cada estudiante una distribución de pertenencia a los distintos grupos, en lugar de imponer fronteras duras. Esta propiedad es especialmente </w:t>
-      </w:r>
-      <w:r>
-        <w:rPr>
-          <w:szCs w:val="24"/>
-          <w:lang w:eastAsia="es-ES"/>
-        </w:rPr>
+          <w:szCs w:val="24"/>
+          <w:lang w:eastAsia="es-ES"/>
+        </w:rPr>
+      </w:pPr>
+      <w:r>
+        <w:rPr>
+          <w:szCs w:val="24"/>
+          <w:lang w:eastAsia="es-ES"/>
+        </w:rPr>
+        <w:t>Por último, al comparar el comportamiento de GMM sobre la representación lineal (PCA) y sobre el espacio latente aprendido por el Autoencoder, las métricas y las visualizaciones sugieren que el espacio latente del Autoencoder produce una estructura más coherente y separable, además de perfiles con diferencias más consistentes en la tasa de éxito. Por ello, adoptamos GMM sobre el espacio latente del Autoencoder como la configuración principal para el análisis posterior.</w:t>
+      </w:r>
+    </w:p>
+    <w:p>
+      <w:pPr>
+        <w:spacing w:after="0" w:line="240" w:lineRule="auto"/>
+        <w:jc w:val="left"/>
+        <w:rPr>
+          <w:szCs w:val="24"/>
+          <w:lang w:eastAsia="es-ES"/>
+        </w:rPr>
+      </w:pPr>
+      <w:r>
+        <w:rPr>
+          <w:szCs w:val="24"/>
+          <w:lang w:eastAsia="es-ES"/>
+        </w:rPr>
+        <w:br w:type="page"/>
+      </w:r>
+    </w:p>
+    <w:p>
+      <w:pPr>
+        <w:pStyle w:val="Ttulo3"/>
+      </w:pPr>
+      <w:bookmarkStart w:id="52" w:name="_Toc222664068"/>
+      <w:r>
         <w:lastRenderedPageBreak/>
-        <w:t xml:space="preserve">adecuada en nuestro contexto, ya que buscamos representar perfiles de comportamiento derivados de </w:t>
-      </w:r>
-      <w:proofErr w:type="spellStart"/>
-      <w:r>
-        <w:rPr>
-          <w:szCs w:val="24"/>
-          <w:lang w:eastAsia="es-ES"/>
-        </w:rPr>
-        <w:t>embeddings</w:t>
-      </w:r>
-      <w:proofErr w:type="spellEnd"/>
-      <w:r>
-        <w:rPr>
-          <w:szCs w:val="24"/>
-          <w:lang w:eastAsia="es-ES"/>
-        </w:rPr>
-        <w:t xml:space="preserve"> (p. ej., basados en arquitecturas </w:t>
-      </w:r>
-      <w:proofErr w:type="spellStart"/>
-      <w:r>
-        <w:rPr>
-          <w:szCs w:val="24"/>
-          <w:lang w:eastAsia="es-ES"/>
-        </w:rPr>
-        <w:t>Transformer</w:t>
-      </w:r>
-      <w:proofErr w:type="spellEnd"/>
-      <w:r>
-        <w:rPr>
-          <w:szCs w:val="24"/>
-          <w:lang w:eastAsia="es-ES"/>
-        </w:rPr>
-        <w:t>) donde es razonable asumir transiciones graduales entre patrones y, por tanto, incertidumbre en la asignación.</w:t>
-      </w:r>
-    </w:p>
-    <w:p>
-      <w:pPr>
-        <w:ind w:firstLine="488"/>
-        <w:rPr>
-          <w:szCs w:val="24"/>
-          <w:lang w:eastAsia="es-ES"/>
-        </w:rPr>
-      </w:pPr>
-      <w:r>
-        <w:rPr>
-          <w:szCs w:val="24"/>
-          <w:lang w:eastAsia="es-ES"/>
-        </w:rPr>
-        <w:t xml:space="preserve">En segundo lugar, GMM ofrece un buen compromiso entre capacidad descriptiva y granularidad. Con k=6 se obtienen agrupaciones suficientemente finas como para capturar heterogeneidad relevante, sin caer en una segmentación excesivamente fragmentada. Esto permite superar la simplificación típica del </w:t>
-      </w:r>
-      <w:proofErr w:type="spellStart"/>
-      <w:r>
-        <w:rPr>
-          <w:szCs w:val="24"/>
-          <w:lang w:eastAsia="es-ES"/>
-        </w:rPr>
-        <w:t>dataset</w:t>
-      </w:r>
-      <w:proofErr w:type="spellEnd"/>
-      <w:r>
-        <w:rPr>
-          <w:szCs w:val="24"/>
-          <w:lang w:eastAsia="es-ES"/>
-        </w:rPr>
-        <w:t xml:space="preserve"> original (p. ej., </w:t>
-      </w:r>
-      <w:proofErr w:type="spellStart"/>
-      <w:r>
-        <w:rPr>
-          <w:szCs w:val="24"/>
-          <w:lang w:eastAsia="es-ES"/>
-        </w:rPr>
-        <w:t>withdraw</w:t>
-      </w:r>
-      <w:proofErr w:type="spellEnd"/>
-      <w:r>
-        <w:rPr>
-          <w:szCs w:val="24"/>
-          <w:lang w:eastAsia="es-ES"/>
-        </w:rPr>
-        <w:t xml:space="preserve"> / </w:t>
-      </w:r>
-      <w:proofErr w:type="spellStart"/>
-      <w:r>
-        <w:rPr>
-          <w:szCs w:val="24"/>
-          <w:lang w:eastAsia="es-ES"/>
-        </w:rPr>
-        <w:t>pass</w:t>
-      </w:r>
-      <w:proofErr w:type="spellEnd"/>
-      <w:r>
-        <w:rPr>
-          <w:szCs w:val="24"/>
-          <w:lang w:eastAsia="es-ES"/>
-        </w:rPr>
-        <w:t xml:space="preserve"> / </w:t>
-      </w:r>
-      <w:proofErr w:type="spellStart"/>
-      <w:r>
-        <w:rPr>
-          <w:szCs w:val="24"/>
-          <w:lang w:eastAsia="es-ES"/>
-        </w:rPr>
-        <w:t>fail</w:t>
-      </w:r>
-      <w:proofErr w:type="spellEnd"/>
-      <w:r>
-        <w:rPr>
-          <w:szCs w:val="24"/>
-          <w:lang w:eastAsia="es-ES"/>
-        </w:rPr>
-        <w:t>), obteniendo perfiles más ricos e interpretables, útiles para el análisis y potencialmente para diseñar intervenciones educativas diferenciadas.</w:t>
-      </w:r>
-    </w:p>
-    <w:p>
-      <w:pPr>
-        <w:ind w:firstLine="488"/>
-        <w:rPr>
-          <w:szCs w:val="24"/>
-          <w:lang w:eastAsia="es-ES"/>
-        </w:rPr>
-      </w:pPr>
-      <w:r>
-        <w:rPr>
-          <w:szCs w:val="24"/>
-          <w:lang w:eastAsia="es-ES"/>
-        </w:rPr>
-        <w:t>Por último, al comparar el comportamiento de GMM sobre la representación lineal (PCA) y sobre el espacio latente aprendido por el Autoencoder, las métricas y las visualizaciones sugieren que el espacio latente del Autoencoder produce una estructura más coherente y separable, además de perfiles con diferencias más consistentes en la tasa de éxito. Por ello, adoptamos GMM sobre el espacio latente del Autoencoder como la configuración principal para el análisis posterior.</w:t>
-      </w:r>
-    </w:p>
-    <w:p>
-      <w:pPr>
-        <w:pStyle w:val="Ttulo3"/>
-      </w:pPr>
-      <w:bookmarkStart w:id="52" w:name="_Toc222664068"/>
-      <w:r>
         <w:t>Transformers.</w:t>
       </w:r>
       <w:bookmarkEnd w:id="52"/>
@@ -20210,179 +17688,371 @@
     </w:p>
     <w:p>
       <w:pPr>
-        <w:pStyle w:val="Ttulo2"/>
-      </w:pPr>
-      <w:bookmarkStart w:id="53" w:name="_Toc222664069"/>
-      <w:r>
-        <w:t>Evaluación</w:t>
-      </w:r>
-      <w:bookmarkEnd w:id="53"/>
-    </w:p>
-    <w:p>
-      <w:pPr>
-        <w:ind w:firstLine="284"/>
-        <w:rPr>
-          <w:lang w:eastAsia="es-ES"/>
-        </w:rPr>
-      </w:pPr>
-      <w:r>
-        <w:rPr>
-          <w:lang w:eastAsia="es-ES"/>
-        </w:rPr>
-        <w:t xml:space="preserve">Si bien los valores de </w:t>
-      </w:r>
-      <w:proofErr w:type="spellStart"/>
-      <w:r>
-        <w:rPr>
-          <w:lang w:eastAsia="es-ES"/>
-        </w:rPr>
-        <w:t>Silhouette</w:t>
-      </w:r>
-      <w:proofErr w:type="spellEnd"/>
-      <w:r>
-        <w:rPr>
-          <w:lang w:eastAsia="es-ES"/>
-        </w:rPr>
-        <w:t xml:space="preserve"> obtenidos (~0.32) se sitúan en un rango que la literatura clásica define como estructura débil (</w:t>
-      </w:r>
-      <w:proofErr w:type="spellStart"/>
-      <w:r>
-        <w:rPr>
-          <w:lang w:eastAsia="es-ES"/>
-        </w:rPr>
-        <w:t>Rousseeuw</w:t>
-      </w:r>
-      <w:proofErr w:type="spellEnd"/>
-      <w:r>
-        <w:rPr>
-          <w:lang w:eastAsia="es-ES"/>
-        </w:rPr>
-        <w:t xml:space="preserve">, 1987), autores en el área de Learning </w:t>
-      </w:r>
-      <w:proofErr w:type="spellStart"/>
-      <w:r>
-        <w:rPr>
-          <w:lang w:eastAsia="es-ES"/>
-        </w:rPr>
-        <w:t>Analytics</w:t>
-      </w:r>
-      <w:proofErr w:type="spellEnd"/>
-      <w:r>
-        <w:rPr>
-          <w:lang w:eastAsia="es-ES"/>
-        </w:rPr>
-        <w:t xml:space="preserve"> (p.ej. Vellido et al.) sostienen </w:t>
-      </w:r>
-      <w:proofErr w:type="gramStart"/>
-      <w:r>
-        <w:rPr>
-          <w:lang w:eastAsia="es-ES"/>
-        </w:rPr>
-        <w:t>que</w:t>
-      </w:r>
-      <w:proofErr w:type="gramEnd"/>
-      <w:r>
-        <w:rPr>
-          <w:lang w:eastAsia="es-ES"/>
-        </w:rPr>
-        <w:t xml:space="preserve"> en datos de comportamiento humano, la superposición de perfiles es inherente. Por tanto, se prioriza la estabilidad temporal observada en las semanas analizada y la </w:t>
-      </w:r>
-      <w:r>
-        <w:rPr>
-          <w:lang w:eastAsia="es-ES"/>
-        </w:rPr>
-        <w:lastRenderedPageBreak/>
-        <w:t>interpretabilidad pedagógica de los 5 grupos sobre la maximización de la métrica de cohesión.</w:t>
-      </w:r>
-    </w:p>
-    <w:p>
-      <w:pPr>
-        <w:pStyle w:val="Ttulo2"/>
-      </w:pPr>
-      <w:r>
-        <w:t xml:space="preserve">  </w:t>
-      </w:r>
-      <w:bookmarkStart w:id="54" w:name="_Toc222664070"/>
-      <w:r>
-        <w:t xml:space="preserve">Infraestructura de Ingeniería: </w:t>
-      </w:r>
-      <w:proofErr w:type="spellStart"/>
-      <w:r>
-        <w:t>Dockerización</w:t>
-      </w:r>
-      <w:proofErr w:type="spellEnd"/>
-      <w:r>
-        <w:t xml:space="preserve"> y Pipelines Automatizados</w:t>
-      </w:r>
-      <w:bookmarkEnd w:id="54"/>
-    </w:p>
-    <w:p>
-      <w:pPr>
-        <w:ind w:firstLine="284"/>
-        <w:rPr>
-          <w:szCs w:val="24"/>
-          <w:lang w:eastAsia="es-ES"/>
-        </w:rPr>
-      </w:pPr>
-      <w:r>
-        <w:rPr>
-          <w:szCs w:val="24"/>
-          <w:lang w:eastAsia="es-ES"/>
-        </w:rPr>
-        <w:t>Para garantizar que la arquitectura de Deep Learning sea agnóstica al hardware diferentes dispositivos y así garantizar su reproducibilidad se ha diseñado el proyecto bajo una infraestructura modular y reproducible basada en dos pilares:</w:t>
-      </w:r>
-    </w:p>
-    <w:p>
-      <w:pPr>
+        <w:ind w:firstLine="360"/>
+        <w:rPr>
+          <w:lang w:eastAsia="es-ES"/>
+        </w:rPr>
+      </w:pPr>
+      <w:r>
+        <w:rPr>
+          <w:lang w:eastAsia="es-ES"/>
+        </w:rPr>
+        <w:t>El componente culminante de la arquitectura es el modelo secuencial supervisado, implementado a través de una red neuronal Transformer personalizada (</w:t>
+      </w:r>
+      <w:r>
+        <w:rPr>
+          <w:i/>
+          <w:iCs/>
+          <w:lang w:eastAsia="es-ES"/>
+        </w:rPr>
+        <w:t>GLUTransformerClassifier</w:t>
+      </w:r>
+      <w:r>
+        <w:rPr>
+          <w:lang w:eastAsia="es-ES"/>
+        </w:rPr>
+        <w:t>). Para optimizar su rendimiento sobre los registros del LMS, se han integrado las siguientes innovaciones arquitectónicas:</w:t>
+      </w:r>
+    </w:p>
+    <w:p>
+      <w:pPr>
+        <w:numPr>
+          <w:ilvl w:val="0"/>
+          <w:numId w:val="51"/>
+        </w:numPr>
+        <w:rPr>
+          <w:lang w:eastAsia="es-ES"/>
+        </w:rPr>
+      </w:pPr>
+      <w:r>
         <w:rPr>
           <w:b/>
           <w:bCs/>
-          <w:szCs w:val="24"/>
-          <w:lang w:eastAsia="es-ES"/>
-        </w:rPr>
-      </w:pPr>
-      <w:proofErr w:type="spellStart"/>
+          <w:lang w:eastAsia="es-ES"/>
+        </w:rPr>
+        <w:t>Arquitectura Temporal Optimizada:</w:t>
+      </w:r>
+      <w:r>
+        <w:rPr>
+          <w:lang w:eastAsia="es-ES"/>
+        </w:rPr>
+        <w:t xml:space="preserve"> Se sustituyen las activaciones tradicionales (ReLU) por Unidades Lineales Compuerta (GLU, </w:t>
+      </w:r>
+      <w:r>
+        <w:rPr>
+          <w:i/>
+          <w:iCs/>
+          <w:lang w:eastAsia="es-ES"/>
+        </w:rPr>
+        <w:t>Gated Linear Units</w:t>
+      </w:r>
+      <w:r>
+        <w:rPr>
+          <w:lang w:eastAsia="es-ES"/>
+        </w:rPr>
+        <w:t xml:space="preserve">) y se emplea </w:t>
+      </w:r>
+      <w:r>
+        <w:rPr>
+          <w:i/>
+          <w:iCs/>
+          <w:lang w:eastAsia="es-ES"/>
+        </w:rPr>
+        <w:t>Pre-Layer Normalization</w:t>
+      </w:r>
+      <w:r>
+        <w:rPr>
+          <w:lang w:eastAsia="es-ES"/>
+        </w:rPr>
+        <w:t xml:space="preserve"> para estabilizar el flujo de gradientes. Además, se prescinde del </w:t>
+      </w:r>
+      <w:r>
+        <w:rPr>
+          <w:i/>
+          <w:iCs/>
+          <w:lang w:eastAsia="es-ES"/>
+        </w:rPr>
+        <w:t>Positional Encoding</w:t>
+      </w:r>
+      <w:r>
+        <w:rPr>
+          <w:lang w:eastAsia="es-ES"/>
+        </w:rPr>
+        <w:t xml:space="preserve"> clásico, adaptándose a la naturaleza intrínseca de las secuencias semanales pre-agregadas.</w:t>
+      </w:r>
+    </w:p>
+    <w:p>
+      <w:pPr>
+        <w:numPr>
+          <w:ilvl w:val="0"/>
+          <w:numId w:val="51"/>
+        </w:numPr>
+        <w:rPr>
+          <w:lang w:eastAsia="es-ES"/>
+        </w:rPr>
+      </w:pPr>
       <w:r>
         <w:rPr>
           <w:b/>
           <w:bCs/>
-          <w:szCs w:val="24"/>
-          <w:lang w:eastAsia="es-ES"/>
-        </w:rPr>
-        <w:t>Contenerización</w:t>
-      </w:r>
-      <w:proofErr w:type="spellEnd"/>
+          <w:lang w:eastAsia="es-ES"/>
+        </w:rPr>
+        <w:t>Mecanismo de Fusión Dual (Estático-Temporal):</w:t>
+      </w:r>
+      <w:r>
+        <w:rPr>
+          <w:lang w:eastAsia="es-ES"/>
+        </w:rPr>
+        <w:t xml:space="preserve"> La integración de la secuencia de interacciones con las variables estáticas (demografía y probabilidades del clustering) se realiza en dos etapas. Primero, un </w:t>
+      </w:r>
+      <w:r>
+        <w:rPr>
+          <w:i/>
+          <w:iCs/>
+          <w:lang w:eastAsia="es-ES"/>
+        </w:rPr>
+        <w:t>Gated Early Fusion</w:t>
+      </w:r>
+      <w:r>
+        <w:rPr>
+          <w:lang w:eastAsia="es-ES"/>
+        </w:rPr>
+        <w:t xml:space="preserve"> emplea una compuerta sigmoide para aprender dinámicamente qué proporción del perfil estático debe inyectarse en cada paso temporal. Posteriormente, un </w:t>
+      </w:r>
+      <w:r>
+        <w:rPr>
+          <w:i/>
+          <w:iCs/>
+          <w:lang w:eastAsia="es-ES"/>
+        </w:rPr>
+        <w:t>Late Fusion</w:t>
+      </w:r>
+      <w:r>
+        <w:rPr>
+          <w:lang w:eastAsia="es-ES"/>
+        </w:rPr>
+        <w:t xml:space="preserve"> concatena un resumen de la secuencia (mediante </w:t>
+      </w:r>
+      <w:r>
+        <w:rPr>
+          <w:i/>
+          <w:iCs/>
+          <w:lang w:eastAsia="es-ES"/>
+        </w:rPr>
+        <w:t>Average</w:t>
+      </w:r>
+      <w:r>
+        <w:rPr>
+          <w:lang w:eastAsia="es-ES"/>
+        </w:rPr>
+        <w:t xml:space="preserve"> y </w:t>
+      </w:r>
+      <w:r>
+        <w:rPr>
+          <w:i/>
+          <w:iCs/>
+          <w:lang w:eastAsia="es-ES"/>
+        </w:rPr>
+        <w:t>Max Pooling</w:t>
+      </w:r>
+      <w:r>
+        <w:rPr>
+          <w:lang w:eastAsia="es-ES"/>
+        </w:rPr>
+        <w:t xml:space="preserve"> enmascarados para ignorar la inactividad) directamente con los atributos estáticos crudos, preservando la señal original hasta la capa de clasificación.</w:t>
+      </w:r>
+    </w:p>
+    <w:p>
+      <w:pPr>
+        <w:numPr>
+          <w:ilvl w:val="0"/>
+          <w:numId w:val="51"/>
+        </w:numPr>
+        <w:rPr>
+          <w:lang w:eastAsia="es-ES"/>
+        </w:rPr>
+      </w:pPr>
       <w:r>
         <w:rPr>
           <w:b/>
           <w:bCs/>
-          <w:szCs w:val="24"/>
-          <w:lang w:eastAsia="es-ES"/>
-        </w:rPr>
-        <w:t xml:space="preserve"> del entorno (Docker): </w:t>
-      </w:r>
-      <w:r>
-        <w:rPr>
-          <w:szCs w:val="24"/>
-          <w:lang w:eastAsia="es-ES"/>
-        </w:rPr>
-        <w:t>Se ha implementado una arquitectura de contenedores que aísla las dependencias críticas (como las bibliotecas CUDA/</w:t>
-      </w:r>
-      <w:proofErr w:type="spellStart"/>
-      <w:r>
-        <w:rPr>
-          <w:szCs w:val="24"/>
-          <w:lang w:eastAsia="es-ES"/>
-        </w:rPr>
-        <w:t>cuDNN</w:t>
-      </w:r>
-      <w:proofErr w:type="spellEnd"/>
-      <w:r>
-        <w:rPr>
-          <w:szCs w:val="24"/>
-          <w:lang w:eastAsia="es-ES"/>
-        </w:rPr>
-        <w:t xml:space="preserve"> para aceleración por GPU):</w:t>
+          <w:lang w:eastAsia="es-ES"/>
+        </w:rPr>
+        <w:t>Focal Loss para Desbalanceo:</w:t>
+      </w:r>
+      <w:r>
+        <w:rPr>
+          <w:lang w:eastAsia="es-ES"/>
+        </w:rPr>
+        <w:t xml:space="preserve"> Para contrarrestar la asimetría en la distribución de resultados académicos, la optimización sustituye la entropía cruzada estándar por una función </w:t>
+      </w:r>
+      <w:r>
+        <w:rPr>
+          <w:i/>
+          <w:iCs/>
+          <w:lang w:eastAsia="es-ES"/>
+        </w:rPr>
+        <w:t>Sparse Focal Loss</w:t>
+      </w:r>
+      <w:r>
+        <w:rPr>
+          <w:lang w:eastAsia="es-ES"/>
+        </w:rPr>
+        <w:t xml:space="preserve">. Esta configuración reduce la penalización sobre los alumnos fácilmente </w:t>
+      </w:r>
+      <w:r>
+        <w:rPr>
+          <w:lang w:eastAsia="es-ES"/>
+        </w:rPr>
+        <w:lastRenderedPageBreak/>
+        <w:t>predecibles y concentra la capacidad de aprendizaje de la red en los casos frontera o minoritarios.</w:t>
+      </w:r>
+    </w:p>
+    <w:p>
+      <w:pPr>
+        <w:numPr>
+          <w:ilvl w:val="0"/>
+          <w:numId w:val="51"/>
+        </w:numPr>
+        <w:rPr>
+          <w:lang w:eastAsia="es-ES"/>
+        </w:rPr>
+      </w:pPr>
+      <w:r>
+        <w:rPr>
+          <w:b/>
+          <w:bCs/>
+          <w:lang w:eastAsia="es-ES"/>
+        </w:rPr>
+        <w:t>Optimización Orientada al Riesgo (Threshold Tuning):</w:t>
+      </w:r>
+      <w:r>
+        <w:rPr>
+          <w:lang w:eastAsia="es-ES"/>
+        </w:rPr>
+        <w:t xml:space="preserve"> El entrenamiento está regido por </w:t>
+      </w:r>
+      <w:r>
+        <w:rPr>
+          <w:i/>
+          <w:iCs/>
+          <w:lang w:eastAsia="es-ES"/>
+        </w:rPr>
+        <w:t>callbacks</w:t>
+      </w:r>
+      <w:r>
+        <w:rPr>
+          <w:lang w:eastAsia="es-ES"/>
+        </w:rPr>
+        <w:t xml:space="preserve"> personalizados que priorizan la exactitud balanceada (</w:t>
+      </w:r>
+      <w:r>
+        <w:rPr>
+          <w:i/>
+          <w:iCs/>
+          <w:lang w:eastAsia="es-ES"/>
+        </w:rPr>
+        <w:t>Balanced Accuracy</w:t>
+      </w:r>
+      <w:r>
+        <w:rPr>
+          <w:lang w:eastAsia="es-ES"/>
+        </w:rPr>
+        <w:t>) sobre la pérdida global. Adicionalmente, en escenarios de clasificación binaria (alerta de abandono), se aplica un algoritmo de calibración del umbral de decisión sobre el conjunto de validación. Este mecanismo ajusta el punto de corte para maximizar la detección de alumnos en riesgo (Recall) garantizando, simultáneamente, que se cumplan las restricciones mínimas de precisión requeridas para una intervención docente viable.</w:t>
+      </w:r>
+    </w:p>
+    <w:p>
+      <w:pPr>
+        <w:rPr>
+          <w:lang w:eastAsia="es-ES"/>
+        </w:rPr>
+      </w:pPr>
+    </w:p>
+    <w:p>
+      <w:pPr>
+        <w:pStyle w:val="Ttulo2"/>
+      </w:pPr>
+      <w:bookmarkStart w:id="53" w:name="_Toc222664069"/>
+      <w:r>
+        <w:t>Evaluación</w:t>
+      </w:r>
+      <w:bookmarkEnd w:id="53"/>
+    </w:p>
+    <w:p>
+      <w:pPr>
+        <w:ind w:firstLine="284"/>
+        <w:rPr>
+          <w:lang w:eastAsia="es-ES"/>
+        </w:rPr>
+      </w:pPr>
+      <w:r>
+        <w:rPr>
+          <w:lang w:eastAsia="es-ES"/>
+        </w:rPr>
+        <w:t>Si bien los valores de Silhouette obtenidos (~0.32) se sitúan en un rango que la literatura clásica define como estructura débil (Rousseeuw, 1987), autores en el área de Learning Analytics (p.ej. Vellido et al.) sostienen que en datos de comportamiento humano, la superposición de perfiles es inherente. Por tanto, se prioriza la estabilidad temporal observada en las semanas analizada y la interpretabilidad pedagógica de los 5 grupos sobre la maximización de la métrica de cohesión.</w:t>
+      </w:r>
+    </w:p>
+    <w:p>
+      <w:pPr>
+        <w:pStyle w:val="Ttulo2"/>
+      </w:pPr>
+      <w:r>
+        <w:t xml:space="preserve">  </w:t>
+      </w:r>
+      <w:bookmarkStart w:id="54" w:name="_Toc222664070"/>
+      <w:r>
+        <w:t>Infraestructura de Ingeniería: Dockerización y Pipelines Automatizados</w:t>
+      </w:r>
+      <w:bookmarkEnd w:id="54"/>
+    </w:p>
+    <w:p>
+      <w:pPr>
+        <w:ind w:firstLine="284"/>
+        <w:rPr>
+          <w:szCs w:val="24"/>
+          <w:lang w:eastAsia="es-ES"/>
+        </w:rPr>
+      </w:pPr>
+      <w:r>
+        <w:rPr>
+          <w:szCs w:val="24"/>
+          <w:lang w:eastAsia="es-ES"/>
+        </w:rPr>
+        <w:t xml:space="preserve">Para garantizar que la arquitectura de Deep Learning sea agnóstica al hardware diferentes dispositivos y así garantizar su reproducibilidad se ha </w:t>
+      </w:r>
+      <w:r>
+        <w:rPr>
+          <w:szCs w:val="24"/>
+          <w:lang w:eastAsia="es-ES"/>
+        </w:rPr>
+        <w:lastRenderedPageBreak/>
+        <w:t>diseñado el proyecto bajo una infraestructura modular y reproducible basada en dos pilares:</w:t>
+      </w:r>
+    </w:p>
+    <w:p>
+      <w:pPr>
+        <w:rPr>
+          <w:b/>
+          <w:bCs/>
+          <w:szCs w:val="24"/>
+          <w:lang w:eastAsia="es-ES"/>
+        </w:rPr>
+      </w:pPr>
+      <w:r>
+        <w:rPr>
+          <w:b/>
+          <w:bCs/>
+          <w:szCs w:val="24"/>
+          <w:lang w:eastAsia="es-ES"/>
+        </w:rPr>
+        <w:t xml:space="preserve">Contenerización del entorno (Docker): </w:t>
+      </w:r>
+      <w:r>
+        <w:rPr>
+          <w:szCs w:val="24"/>
+          <w:lang w:eastAsia="es-ES"/>
+        </w:rPr>
+        <w:t>Se ha implementado una arquitectura de contenedores que aísla las dependencias críticas (como las bibliotecas CUDA/cuDNN para aceleración por GPU):</w:t>
       </w:r>
     </w:p>
     <w:p>
@@ -20398,7 +18068,6 @@
           <w:lang w:eastAsia="es-ES"/>
         </w:rPr>
       </w:pPr>
-      <w:proofErr w:type="spellStart"/>
       <w:r>
         <w:rPr>
           <w:b/>
@@ -20408,61 +18077,12 @@
         </w:rPr>
         <w:t>Dockerfile</w:t>
       </w:r>
-      <w:proofErr w:type="spellEnd"/>
-      <w:r>
-        <w:rPr>
-          <w:szCs w:val="24"/>
-          <w:lang w:eastAsia="es-ES"/>
-        </w:rPr>
-        <w:t xml:space="preserve">: Define una imagen base inmutable con la versión exacta de </w:t>
-      </w:r>
-      <w:proofErr w:type="spellStart"/>
-      <w:r>
-        <w:rPr>
-          <w:szCs w:val="24"/>
-          <w:lang w:eastAsia="es-ES"/>
-        </w:rPr>
-        <w:t>python</w:t>
-      </w:r>
-      <w:proofErr w:type="spellEnd"/>
-      <w:r>
-        <w:rPr>
-          <w:szCs w:val="24"/>
-          <w:lang w:eastAsia="es-ES"/>
-        </w:rPr>
-        <w:t xml:space="preserve"> 3.11. Incluye todas las capas de sistema necesarias para la aceleración por hardware y las bibliotecas de cálculo numérico (</w:t>
-      </w:r>
-      <w:proofErr w:type="spellStart"/>
-      <w:r>
-        <w:rPr>
-          <w:szCs w:val="24"/>
-          <w:lang w:eastAsia="es-ES"/>
-        </w:rPr>
-        <w:t>TensorFlow</w:t>
-      </w:r>
-      <w:proofErr w:type="spellEnd"/>
-      <w:r>
-        <w:rPr>
-          <w:szCs w:val="24"/>
-          <w:lang w:eastAsia="es-ES"/>
-        </w:rPr>
-        <w:t xml:space="preserve">, </w:t>
-      </w:r>
-      <w:proofErr w:type="spellStart"/>
-      <w:r>
-        <w:rPr>
-          <w:szCs w:val="24"/>
-          <w:lang w:eastAsia="es-ES"/>
-        </w:rPr>
-        <w:t>Scikit-learn</w:t>
-      </w:r>
-      <w:proofErr w:type="spellEnd"/>
-      <w:r>
-        <w:rPr>
-          <w:szCs w:val="24"/>
-          <w:lang w:eastAsia="es-ES"/>
-        </w:rPr>
-        <w:t>), garantizando que el modelo se comporte igual en un servidor local que en la nube, o en cualquier hardware.</w:t>
+      <w:r>
+        <w:rPr>
+          <w:szCs w:val="24"/>
+          <w:lang w:eastAsia="es-ES"/>
+        </w:rPr>
+        <w:t>: Define una imagen base inmutable con la versión exacta de python 3.11. Incluye todas las capas de sistema necesarias para la aceleración por hardware y las bibliotecas de cálculo numérico (TensorFlow, Scikit-learn), garantizando que el modelo se comporte igual en un servidor local que en la nube, o en cualquier hardware.</w:t>
       </w:r>
     </w:p>
     <w:p>
@@ -20485,19 +18105,8 @@
           <w:szCs w:val="24"/>
           <w:lang w:eastAsia="es-ES"/>
         </w:rPr>
-        <w:t>Docker-</w:t>
-      </w:r>
-      <w:proofErr w:type="spellStart"/>
-      <w:r>
-        <w:rPr>
-          <w:b/>
-          <w:bCs/>
-          <w:szCs w:val="24"/>
-          <w:lang w:eastAsia="es-ES"/>
-        </w:rPr>
-        <w:t>Compose</w:t>
-      </w:r>
-      <w:proofErr w:type="spellEnd"/>
+        <w:t>Docker-Compose</w:t>
+      </w:r>
       <w:r>
         <w:rPr>
           <w:szCs w:val="24"/>
@@ -20526,9 +18135,24 @@
           <w:szCs w:val="24"/>
           <w:lang w:eastAsia="es-ES"/>
         </w:rPr>
-        <w:t xml:space="preserve">Dev </w:t>
-      </w:r>
-      <w:proofErr w:type="spellStart"/>
+        <w:t>Dev Containers</w:t>
+      </w:r>
+      <w:r>
+        <w:rPr>
+          <w:szCs w:val="24"/>
+          <w:lang w:eastAsia="es-ES"/>
+        </w:rPr>
+        <w:t>: Se ha integrado un estándar de desarrollo que permite vincular el IDE directamente con el contenedor. Esto asegura que el código escrito y el código ejecutado compartan siempre el mismo ecosistema, librerías y versiones de compiladores.</w:t>
+      </w:r>
+    </w:p>
+    <w:p>
+      <w:pPr>
+        <w:ind w:left="360"/>
+        <w:rPr>
+          <w:szCs w:val="24"/>
+          <w:lang w:eastAsia="es-ES"/>
+        </w:rPr>
+      </w:pPr>
       <w:r>
         <w:rPr>
           <w:b/>
@@ -20536,77 +18160,14 @@
           <w:szCs w:val="24"/>
           <w:lang w:eastAsia="es-ES"/>
         </w:rPr>
-        <w:t>Containers</w:t>
-      </w:r>
-      <w:proofErr w:type="spellEnd"/>
-      <w:r>
-        <w:rPr>
-          <w:szCs w:val="24"/>
-          <w:lang w:eastAsia="es-ES"/>
-        </w:rPr>
-        <w:t>: Se ha integrado un estándar de desarrollo que permite vincular el IDE directamente con el contenedor. Esto asegura que el código escrito y el código ejecutado compartan siempre el mismo ecosistema, librerías y versiones de compiladores.</w:t>
-      </w:r>
-    </w:p>
-    <w:p>
-      <w:pPr>
-        <w:ind w:left="360"/>
-        <w:rPr>
-          <w:szCs w:val="24"/>
-          <w:lang w:eastAsia="es-ES"/>
-        </w:rPr>
-      </w:pPr>
-      <w:r>
-        <w:rPr>
-          <w:b/>
-          <w:bCs/>
-          <w:szCs w:val="24"/>
-          <w:lang w:eastAsia="es-ES"/>
-        </w:rPr>
-        <w:lastRenderedPageBreak/>
-        <w:t>Orquestación del Pipeline (</w:t>
-      </w:r>
-      <w:proofErr w:type="spellStart"/>
-      <w:r>
-        <w:rPr>
-          <w:b/>
-          <w:bCs/>
-          <w:szCs w:val="24"/>
-          <w:lang w:eastAsia="es-ES"/>
-        </w:rPr>
-        <w:t>Makefile</w:t>
-      </w:r>
-      <w:proofErr w:type="spellEnd"/>
-      <w:r>
-        <w:rPr>
-          <w:b/>
-          <w:bCs/>
-          <w:szCs w:val="24"/>
-          <w:lang w:eastAsia="es-ES"/>
-        </w:rPr>
-        <w:t>):</w:t>
-      </w:r>
-      <w:r>
-        <w:rPr>
-          <w:szCs w:val="24"/>
-          <w:lang w:eastAsia="es-ES"/>
-        </w:rPr>
-        <w:t xml:space="preserve"> A diferencia del enfoque tradicional basado exclusivamente en notebooks experimentales, este proyecto implementa una Pipeline-as-Code profesional. Se ha diseñado un archivo maestro de orquestación (</w:t>
-      </w:r>
-      <w:proofErr w:type="spellStart"/>
-      <w:r>
-        <w:rPr>
-          <w:szCs w:val="24"/>
-          <w:lang w:eastAsia="es-ES"/>
-        </w:rPr>
-        <w:t>Makefile</w:t>
-      </w:r>
-      <w:proofErr w:type="spellEnd"/>
-      <w:r>
-        <w:rPr>
-          <w:szCs w:val="24"/>
-          <w:lang w:eastAsia="es-ES"/>
-        </w:rPr>
-        <w:t>) que automatiza el flujo de trabajo completo:</w:t>
+        <w:t>Orquestación del Pipeline (Makefile):</w:t>
+      </w:r>
+      <w:r>
+        <w:rPr>
+          <w:szCs w:val="24"/>
+          <w:lang w:eastAsia="es-ES"/>
+        </w:rPr>
+        <w:t xml:space="preserve"> A diferencia del enfoque tradicional basado exclusivamente en notebooks experimentales, este proyecto implementa una Pipeline-as-Code profesional. Se ha diseñado un archivo maestro de orquestación (Makefile) que automatiza el flujo de trabajo completo:</w:t>
       </w:r>
     </w:p>
     <w:p>
@@ -20628,50 +18189,14 @@
           <w:szCs w:val="24"/>
           <w:lang w:eastAsia="es-ES"/>
         </w:rPr>
-        <w:t>Ingesta de datos (</w:t>
-      </w:r>
-      <w:proofErr w:type="spellStart"/>
-      <w:r>
-        <w:rPr>
-          <w:b/>
-          <w:bCs/>
-          <w:szCs w:val="24"/>
-          <w:lang w:eastAsia="es-ES"/>
-        </w:rPr>
-        <w:t>make</w:t>
-      </w:r>
-      <w:proofErr w:type="spellEnd"/>
-      <w:r>
-        <w:rPr>
-          <w:b/>
-          <w:bCs/>
-          <w:szCs w:val="24"/>
-          <w:lang w:eastAsia="es-ES"/>
-        </w:rPr>
-        <w:t xml:space="preserve"> data):</w:t>
-      </w:r>
-      <w:r>
-        <w:rPr>
-          <w:szCs w:val="24"/>
-          <w:lang w:eastAsia="es-ES"/>
-        </w:rPr>
-        <w:t xml:space="preserve"> Realiza la limpieza, el limpiado preventivo de directorios y la división del </w:t>
-      </w:r>
-      <w:proofErr w:type="spellStart"/>
-      <w:r>
-        <w:rPr>
-          <w:szCs w:val="24"/>
-          <w:lang w:eastAsia="es-ES"/>
-        </w:rPr>
-        <w:t>dataset</w:t>
-      </w:r>
-      <w:proofErr w:type="spellEnd"/>
-      <w:r>
-        <w:rPr>
-          <w:szCs w:val="24"/>
-          <w:lang w:eastAsia="es-ES"/>
-        </w:rPr>
-        <w:t xml:space="preserve"> (Split) de forma determinista.</w:t>
+        <w:t>Ingesta de datos (make data):</w:t>
+      </w:r>
+      <w:r>
+        <w:rPr>
+          <w:szCs w:val="24"/>
+          <w:lang w:eastAsia="es-ES"/>
+        </w:rPr>
+        <w:t xml:space="preserve"> Realiza la limpieza, el limpiado preventivo de directorios y la división del dataset (Split) de forma determinista.</w:t>
       </w:r>
     </w:p>
     <w:p>
@@ -20693,70 +18218,15 @@
           <w:szCs w:val="24"/>
           <w:lang w:eastAsia="es-ES"/>
         </w:rPr>
-        <w:t>Entrenamiento y Latencia (</w:t>
-      </w:r>
-      <w:proofErr w:type="spellStart"/>
-      <w:r>
-        <w:rPr>
-          <w:b/>
-          <w:bCs/>
-          <w:szCs w:val="24"/>
-          <w:lang w:eastAsia="es-ES"/>
-        </w:rPr>
-        <w:t>make</w:t>
-      </w:r>
-      <w:proofErr w:type="spellEnd"/>
-      <w:r>
-        <w:rPr>
-          <w:b/>
-          <w:bCs/>
-          <w:szCs w:val="24"/>
-          <w:lang w:eastAsia="es-ES"/>
-        </w:rPr>
-        <w:t xml:space="preserve"> </w:t>
-      </w:r>
-      <w:proofErr w:type="spellStart"/>
-      <w:r>
-        <w:rPr>
-          <w:b/>
-          <w:bCs/>
-          <w:szCs w:val="24"/>
-          <w:lang w:eastAsia="es-ES"/>
-        </w:rPr>
-        <w:t>prep_latent</w:t>
-      </w:r>
-      <w:proofErr w:type="spellEnd"/>
-      <w:r>
-        <w:rPr>
-          <w:b/>
-          <w:bCs/>
-          <w:szCs w:val="24"/>
-          <w:lang w:eastAsia="es-ES"/>
-        </w:rPr>
-        <w:t>):</w:t>
-      </w:r>
-      <w:r>
-        <w:rPr>
-          <w:szCs w:val="24"/>
-          <w:lang w:eastAsia="es-ES"/>
-        </w:rPr>
-        <w:t xml:space="preserve"> Encadena de forma secuencial el entrenamiento del Autoencoder y la generación de </w:t>
-      </w:r>
-      <w:proofErr w:type="spellStart"/>
-      <w:r>
-        <w:rPr>
-          <w:szCs w:val="24"/>
-          <w:lang w:eastAsia="es-ES"/>
-        </w:rPr>
-        <w:t>embeddings</w:t>
-      </w:r>
-      <w:proofErr w:type="spellEnd"/>
-      <w:r>
-        <w:rPr>
-          <w:szCs w:val="24"/>
-          <w:lang w:eastAsia="es-ES"/>
-        </w:rPr>
-        <w:t>, asegurando la integridad referencial entre los modelos y sus representaciones vectoriales.</w:t>
+        <w:lastRenderedPageBreak/>
+        <w:t>Entrenamiento y Latencia (make prep_latent):</w:t>
+      </w:r>
+      <w:r>
+        <w:rPr>
+          <w:szCs w:val="24"/>
+          <w:lang w:eastAsia="es-ES"/>
+        </w:rPr>
+        <w:t xml:space="preserve"> Encadena de forma secuencial el entrenamiento del Autoencoder y la generación de embeddings, asegurando la integridad referencial entre los modelos y sus representaciones vectoriales.</w:t>
       </w:r>
     </w:p>
     <w:p>
@@ -20800,6 +18270,9 @@
         <w:t>Resultados</w:t>
       </w:r>
       <w:bookmarkEnd w:id="55"/>
+      <w:r>
+        <w:t xml:space="preserve"> Premilinares</w:t>
+      </w:r>
     </w:p>
     <w:p>
       <w:pPr>
@@ -20919,24 +18392,7 @@
           <w:rFonts w:ascii="Segoe UI" w:hAnsi="Segoe UI" w:cs="Segoe UI"/>
           <w:color w:val="CCCCCC"/>
         </w:rPr>
-        <w:lastRenderedPageBreak/>
-        <w:t xml:space="preserve">Tu modelo no puede distinguir eso porque el </w:t>
-      </w:r>
-      <w:proofErr w:type="spellStart"/>
-      <w:r>
-        <w:rPr>
-          <w:rFonts w:ascii="Segoe UI" w:hAnsi="Segoe UI" w:cs="Segoe UI"/>
-          <w:color w:val="CCCCCC"/>
-        </w:rPr>
-        <w:t>dataset</w:t>
-      </w:r>
-      <w:proofErr w:type="spellEnd"/>
-      <w:r>
-        <w:rPr>
-          <w:rFonts w:ascii="Segoe UI" w:hAnsi="Segoe UI" w:cs="Segoe UI"/>
-          <w:color w:val="CCCCCC"/>
-        </w:rPr>
-        <w:t xml:space="preserve"> no lo refleja. Pero es un </w:t>
+        <w:t>Tu modelo no puede distinguir eso porque el dataset no lo refleja. Pero es un </w:t>
       </w:r>
       <w:r>
         <w:rPr>
@@ -21925,23 +19381,7 @@
                 <w:szCs w:val="24"/>
                 <w:lang w:val="en-GB"/>
               </w:rPr>
-              <w:t>Pandas, TensorFlow/</w:t>
-            </w:r>
-            <w:proofErr w:type="spellStart"/>
-            <w:r>
-              <w:rPr>
-                <w:szCs w:val="24"/>
-                <w:lang w:val="en-GB"/>
-              </w:rPr>
-              <w:t>Keras</w:t>
-            </w:r>
-            <w:proofErr w:type="spellEnd"/>
-            <w:r>
-              <w:rPr>
-                <w:szCs w:val="24"/>
-                <w:lang w:val="en-GB"/>
-              </w:rPr>
-              <w:t>, Scikit-learn, SHAP</w:t>
+              <w:t>Pandas, TensorFlow/Keras, Scikit-learn, SHAP</w:t>
             </w:r>
           </w:p>
         </w:tc>
@@ -21988,21 +19428,7 @@
               <w:rPr>
                 <w:szCs w:val="24"/>
               </w:rPr>
-              <w:t xml:space="preserve">MIT </w:t>
-            </w:r>
-            <w:proofErr w:type="spellStart"/>
-            <w:r>
-              <w:rPr>
-                <w:szCs w:val="24"/>
-              </w:rPr>
-              <w:t>License</w:t>
-            </w:r>
-            <w:proofErr w:type="spellEnd"/>
-            <w:r>
-              <w:rPr>
-                <w:szCs w:val="24"/>
-              </w:rPr>
-              <w:t xml:space="preserve"> (Código abierto)</w:t>
+              <w:t>MIT License (Código abierto)</w:t>
             </w:r>
           </w:p>
         </w:tc>
@@ -22213,21 +19639,12 @@
           <w:lang w:eastAsia="es-ES"/>
         </w:rPr>
       </w:pPr>
-      <w:proofErr w:type="spellStart"/>
-      <w:r>
-        <w:rPr>
-          <w:szCs w:val="24"/>
-          <w:lang w:eastAsia="es-ES"/>
-        </w:rPr>
-        <w:t>root</w:t>
-      </w:r>
-      <w:proofErr w:type="spellEnd"/>
-      <w:r>
-        <w:rPr>
-          <w:szCs w:val="24"/>
-          <w:lang w:eastAsia="es-ES"/>
-        </w:rPr>
-        <w:t>/: Directorio principal del proyecto que contiene los archivos de configuración y automatización.</w:t>
+      <w:r>
+        <w:rPr>
+          <w:szCs w:val="24"/>
+          <w:lang w:eastAsia="es-ES"/>
+        </w:rPr>
+        <w:t>root/: Directorio principal del proyecto que contiene los archivos de configuración y automatización.</w:t>
       </w:r>
     </w:p>
     <w:p>
@@ -22297,21 +19714,12 @@
           <w:lang w:eastAsia="es-ES"/>
         </w:rPr>
       </w:pPr>
-      <w:proofErr w:type="spellStart"/>
-      <w:r>
-        <w:rPr>
-          <w:szCs w:val="24"/>
-          <w:lang w:eastAsia="es-ES"/>
-        </w:rPr>
-        <w:t>interim</w:t>
-      </w:r>
-      <w:proofErr w:type="spellEnd"/>
-      <w:r>
-        <w:rPr>
-          <w:szCs w:val="24"/>
-          <w:lang w:eastAsia="es-ES"/>
-        </w:rPr>
-        <w:t>/: Datos transformados durante los procesos de limpieza intermedios.</w:t>
+      <w:r>
+        <w:rPr>
+          <w:szCs w:val="24"/>
+          <w:lang w:eastAsia="es-ES"/>
+        </w:rPr>
+        <w:t>interim/: Datos transformados durante los procesos de limpieza intermedios.</w:t>
       </w:r>
     </w:p>
     <w:p>
@@ -22331,21 +19739,12 @@
           <w:lang w:eastAsia="es-ES"/>
         </w:rPr>
       </w:pPr>
-      <w:proofErr w:type="spellStart"/>
-      <w:r>
-        <w:rPr>
-          <w:szCs w:val="24"/>
-          <w:lang w:eastAsia="es-ES"/>
-        </w:rPr>
-        <w:t>processed</w:t>
-      </w:r>
-      <w:proofErr w:type="spellEnd"/>
-      <w:r>
-        <w:rPr>
-          <w:szCs w:val="24"/>
-          <w:lang w:eastAsia="es-ES"/>
-        </w:rPr>
-        <w:t>/: Conjuntos de datos finales, anonimizados y listos para alimentar los modelos de IA.</w:t>
+      <w:r>
+        <w:rPr>
+          <w:szCs w:val="24"/>
+          <w:lang w:eastAsia="es-ES"/>
+        </w:rPr>
+        <w:t>processed/: Conjuntos de datos finales, anonimizados y listos para alimentar los modelos de IA.</w:t>
       </w:r>
     </w:p>
     <w:p>
@@ -22365,21 +19764,12 @@
           <w:lang w:eastAsia="es-ES"/>
         </w:rPr>
       </w:pPr>
-      <w:proofErr w:type="spellStart"/>
-      <w:r>
-        <w:rPr>
-          <w:szCs w:val="24"/>
-          <w:lang w:eastAsia="es-ES"/>
-        </w:rPr>
-        <w:t>external</w:t>
-      </w:r>
-      <w:proofErr w:type="spellEnd"/>
-      <w:r>
-        <w:rPr>
-          <w:szCs w:val="24"/>
-          <w:lang w:eastAsia="es-ES"/>
-        </w:rPr>
-        <w:t>/: Datos complementarios de terceras fuentes utilizados en el análisis.</w:t>
+      <w:r>
+        <w:rPr>
+          <w:szCs w:val="24"/>
+          <w:lang w:eastAsia="es-ES"/>
+        </w:rPr>
+        <w:t>external/: Datos complementarios de terceras fuentes utilizados en el análisis.</w:t>
       </w:r>
     </w:p>
     <w:p>
@@ -22404,32 +19794,7 @@
           <w:szCs w:val="24"/>
           <w:lang w:eastAsia="es-ES"/>
         </w:rPr>
-        <w:t xml:space="preserve">notebooks/: Cuadernos interactivos </w:t>
-      </w:r>
-      <w:proofErr w:type="gramStart"/>
-      <w:r>
-        <w:rPr>
-          <w:szCs w:val="24"/>
-          <w:lang w:eastAsia="es-ES"/>
-        </w:rPr>
-        <w:t>(.</w:t>
-      </w:r>
-      <w:proofErr w:type="spellStart"/>
-      <w:r>
-        <w:rPr>
-          <w:szCs w:val="24"/>
-          <w:lang w:eastAsia="es-ES"/>
-        </w:rPr>
-        <w:t>ipynb</w:t>
-      </w:r>
-      <w:proofErr w:type="spellEnd"/>
-      <w:proofErr w:type="gramEnd"/>
-      <w:r>
-        <w:rPr>
-          <w:szCs w:val="24"/>
-          <w:lang w:eastAsia="es-ES"/>
-        </w:rPr>
-        <w:t>) utilizados para la experimentación inicial.</w:t>
+        <w:t>notebooks/: Cuadernos interactivos (.ipynb) utilizados para la experimentación inicial.</w:t>
       </w:r>
     </w:p>
     <w:p>
@@ -22449,30 +19814,12 @@
           <w:lang w:eastAsia="es-ES"/>
         </w:rPr>
       </w:pPr>
-      <w:proofErr w:type="spellStart"/>
-      <w:r>
-        <w:rPr>
-          <w:szCs w:val="24"/>
-          <w:lang w:eastAsia="es-ES"/>
-        </w:rPr>
-        <w:t>data_</w:t>
-      </w:r>
-      <w:proofErr w:type="gramStart"/>
-      <w:r>
-        <w:rPr>
-          <w:szCs w:val="24"/>
-          <w:lang w:eastAsia="es-ES"/>
-        </w:rPr>
-        <w:t>exploration.ipynb</w:t>
-      </w:r>
-      <w:proofErr w:type="spellEnd"/>
-      <w:proofErr w:type="gramEnd"/>
-      <w:r>
-        <w:rPr>
-          <w:szCs w:val="24"/>
-          <w:lang w:eastAsia="es-ES"/>
-        </w:rPr>
-        <w:t>: Documenta el análisis exploratorio (EDA), visualizaciones estadísticas y la validación de hipótesis iniciales.</w:t>
+      <w:r>
+        <w:rPr>
+          <w:szCs w:val="24"/>
+          <w:lang w:eastAsia="es-ES"/>
+        </w:rPr>
+        <w:t>data_exploration.ipynb: Documenta el análisis exploratorio (EDA), visualizaciones estadísticas y la validación de hipótesis iniciales.</w:t>
       </w:r>
     </w:p>
     <w:p>
@@ -22492,21 +19839,12 @@
           <w:lang w:eastAsia="es-ES"/>
         </w:rPr>
       </w:pPr>
-      <w:proofErr w:type="spellStart"/>
-      <w:r>
-        <w:rPr>
-          <w:szCs w:val="24"/>
-          <w:lang w:eastAsia="es-ES"/>
-        </w:rPr>
-        <w:t>educational_ai_analytics</w:t>
-      </w:r>
-      <w:proofErr w:type="spellEnd"/>
-      <w:r>
-        <w:rPr>
-          <w:szCs w:val="24"/>
-          <w:lang w:eastAsia="es-ES"/>
-        </w:rPr>
-        <w:t>/: Núcleo del código fuente desarrollado como un paquete modular de Python:</w:t>
+      <w:r>
+        <w:rPr>
+          <w:szCs w:val="24"/>
+          <w:lang w:eastAsia="es-ES"/>
+        </w:rPr>
+        <w:t>educational_ai_analytics/: Núcleo del código fuente desarrollado como un paquete modular de Python:</w:t>
       </w:r>
     </w:p>
     <w:p>
@@ -22576,21 +19914,12 @@
           <w:lang w:eastAsia="es-ES"/>
         </w:rPr>
       </w:pPr>
-      <w:proofErr w:type="spellStart"/>
-      <w:r>
-        <w:rPr>
-          <w:szCs w:val="24"/>
-          <w:lang w:eastAsia="es-ES"/>
-        </w:rPr>
-        <w:t>modeling</w:t>
-      </w:r>
-      <w:proofErr w:type="spellEnd"/>
-      <w:r>
-        <w:rPr>
-          <w:szCs w:val="24"/>
-          <w:lang w:eastAsia="es-ES"/>
-        </w:rPr>
-        <w:t>/: Scripts dedicados al entrenamiento, validación cruzada y serialización de los modelos.</w:t>
+      <w:r>
+        <w:rPr>
+          <w:szCs w:val="24"/>
+          <w:lang w:eastAsia="es-ES"/>
+        </w:rPr>
+        <w:t>modeling/: Scripts dedicados al entrenamiento, validación cruzada y serialización de los modelos.</w:t>
       </w:r>
     </w:p>
     <w:p>
@@ -22660,22 +19989,13 @@
           <w:lang w:eastAsia="es-ES"/>
         </w:rPr>
       </w:pPr>
-      <w:proofErr w:type="spellStart"/>
       <w:r>
         <w:rPr>
           <w:szCs w:val="24"/>
           <w:lang w:eastAsia="es-ES"/>
         </w:rPr>
         <w:lastRenderedPageBreak/>
-        <w:t>models</w:t>
-      </w:r>
-      <w:proofErr w:type="spellEnd"/>
-      <w:r>
-        <w:rPr>
-          <w:szCs w:val="24"/>
-          <w:lang w:eastAsia="es-ES"/>
-        </w:rPr>
-        <w:t>/: Directorio destinado a almacenar los pesos de los modelos entrenados y los archivos de metadatos asociados.</w:t>
+        <w:t>models/: Directorio destinado a almacenar los pesos de los modelos entrenados y los archivos de metadatos asociados.</w:t>
       </w:r>
     </w:p>
     <w:p>
@@ -22695,21 +20015,12 @@
           <w:lang w:eastAsia="es-ES"/>
         </w:rPr>
       </w:pPr>
-      <w:proofErr w:type="spellStart"/>
-      <w:r>
-        <w:rPr>
-          <w:szCs w:val="24"/>
-          <w:lang w:eastAsia="es-ES"/>
-        </w:rPr>
-        <w:t>reports</w:t>
-      </w:r>
-      <w:proofErr w:type="spellEnd"/>
-      <w:r>
-        <w:rPr>
-          <w:szCs w:val="24"/>
-          <w:lang w:eastAsia="es-ES"/>
-        </w:rPr>
-        <w:t>/: Resultados del análisis.</w:t>
+      <w:r>
+        <w:rPr>
+          <w:szCs w:val="24"/>
+          <w:lang w:eastAsia="es-ES"/>
+        </w:rPr>
+        <w:t>reports/: Resultados del análisis.</w:t>
       </w:r>
     </w:p>
     <w:p>
@@ -22754,21 +20065,12 @@
           <w:lang w:eastAsia="es-ES"/>
         </w:rPr>
       </w:pPr>
-      <w:proofErr w:type="spellStart"/>
-      <w:r>
-        <w:rPr>
-          <w:szCs w:val="24"/>
-          <w:lang w:eastAsia="es-ES"/>
-        </w:rPr>
-        <w:t>references</w:t>
-      </w:r>
-      <w:proofErr w:type="spellEnd"/>
-      <w:r>
-        <w:rPr>
-          <w:szCs w:val="24"/>
-          <w:lang w:eastAsia="es-ES"/>
-        </w:rPr>
-        <w:t>/: Documentación técnica, diccionarios de datos y manuales de las fuentes de información utilizadas.</w:t>
+      <w:r>
+        <w:rPr>
+          <w:szCs w:val="24"/>
+          <w:lang w:eastAsia="es-ES"/>
+        </w:rPr>
+        <w:t>references/: Documentación técnica, diccionarios de datos y manuales de las fuentes de información utilizadas.</w:t>
       </w:r>
     </w:p>
     <w:p>
@@ -22788,69 +20090,12 @@
           <w:lang w:eastAsia="es-ES"/>
         </w:rPr>
       </w:pPr>
-      <w:proofErr w:type="spellStart"/>
-      <w:r>
-        <w:rPr>
-          <w:szCs w:val="24"/>
-          <w:lang w:eastAsia="es-ES"/>
-        </w:rPr>
-        <w:t>Makefile</w:t>
-      </w:r>
-      <w:proofErr w:type="spellEnd"/>
-      <w:r>
-        <w:rPr>
-          <w:szCs w:val="24"/>
-          <w:lang w:eastAsia="es-ES"/>
-        </w:rPr>
-        <w:t>: Archivo de automatización que permite replicar todo el flujo de trabajo (limpieza, procesado y entrenamiento) mediante comandos simples (ej. </w:t>
-      </w:r>
-      <w:proofErr w:type="spellStart"/>
-      <w:r>
-        <w:rPr>
-          <w:szCs w:val="24"/>
-          <w:lang w:eastAsia="es-ES"/>
-        </w:rPr>
-        <w:t>make</w:t>
-      </w:r>
-      <w:proofErr w:type="spellEnd"/>
-      <w:r>
-        <w:rPr>
-          <w:szCs w:val="24"/>
-          <w:lang w:eastAsia="es-ES"/>
-        </w:rPr>
-        <w:t xml:space="preserve"> data, </w:t>
-      </w:r>
-      <w:proofErr w:type="spellStart"/>
-      <w:r>
-        <w:rPr>
-          <w:szCs w:val="24"/>
-          <w:lang w:eastAsia="es-ES"/>
-        </w:rPr>
-        <w:t>make</w:t>
-      </w:r>
-      <w:proofErr w:type="spellEnd"/>
-      <w:r>
-        <w:rPr>
-          <w:szCs w:val="24"/>
-          <w:lang w:eastAsia="es-ES"/>
-        </w:rPr>
-        <w:t xml:space="preserve"> </w:t>
-      </w:r>
-      <w:proofErr w:type="spellStart"/>
-      <w:r>
-        <w:rPr>
-          <w:szCs w:val="24"/>
-          <w:lang w:eastAsia="es-ES"/>
-        </w:rPr>
-        <w:t>models</w:t>
-      </w:r>
-      <w:proofErr w:type="spellEnd"/>
-      <w:r>
-        <w:rPr>
-          <w:szCs w:val="24"/>
-          <w:lang w:eastAsia="es-ES"/>
-        </w:rPr>
-        <w:t>).</w:t>
+      <w:r>
+        <w:rPr>
+          <w:szCs w:val="24"/>
+          <w:lang w:eastAsia="es-ES"/>
+        </w:rPr>
+        <w:t>Makefile: Archivo de automatización que permite replicar todo el flujo de trabajo (limpieza, procesado y entrenamiento) mediante comandos simples (ej. make data, make models).</w:t>
       </w:r>
     </w:p>
     <w:p>
@@ -22870,23 +20115,12 @@
           <w:lang w:eastAsia="es-ES"/>
         </w:rPr>
       </w:pPr>
-      <w:proofErr w:type="spellStart"/>
-      <w:proofErr w:type="gramStart"/>
-      <w:r>
-        <w:rPr>
-          <w:szCs w:val="24"/>
-          <w:lang w:eastAsia="es-ES"/>
-        </w:rPr>
-        <w:t>pyproject.toml</w:t>
-      </w:r>
-      <w:proofErr w:type="spellEnd"/>
-      <w:proofErr w:type="gramEnd"/>
-      <w:r>
-        <w:rPr>
-          <w:szCs w:val="24"/>
-          <w:lang w:eastAsia="es-ES"/>
-        </w:rPr>
-        <w:t>: Especificación de la versión de Python (3.12+) y lista exhaustiva de dependencias necesarias para recrear el entorno virtual.</w:t>
+      <w:r>
+        <w:rPr>
+          <w:szCs w:val="24"/>
+          <w:lang w:eastAsia="es-ES"/>
+        </w:rPr>
+        <w:t>pyproject.toml: Especificación de la versión de Python (3.12+) y lista exhaustiva de dependencias necesarias para recrear el entorno virtual.</w:t>
       </w:r>
     </w:p>
     <w:p>
@@ -22916,14 +20150,9 @@
         <w:ind w:left="357"/>
       </w:pPr>
       <w:bookmarkStart w:id="63" w:name="_Toc222664075"/>
-      <w:proofErr w:type="spellStart"/>
       <w:r>
         <w:lastRenderedPageBreak/>
-        <w:t>Apendice</w:t>
-      </w:r>
-      <w:proofErr w:type="spellEnd"/>
-      <w:r>
-        <w:t xml:space="preserve"> II: </w:t>
+        <w:t xml:space="preserve">Apendice II: </w:t>
       </w:r>
       <w:r>
         <w:t>Tablas de características</w:t>
@@ -23064,14 +20293,12 @@
                 <w:szCs w:val="24"/>
               </w:rPr>
             </w:pPr>
-            <w:proofErr w:type="spellStart"/>
             <w:r>
               <w:rPr>
                 <w:szCs w:val="24"/>
               </w:rPr>
               <w:t>age_band</w:t>
             </w:r>
-            <w:proofErr w:type="spellEnd"/>
           </w:p>
         </w:tc>
         <w:tc>
@@ -23110,14 +20337,12 @@
                 <w:szCs w:val="24"/>
               </w:rPr>
             </w:pPr>
-            <w:proofErr w:type="spellStart"/>
             <w:r>
               <w:rPr>
                 <w:szCs w:val="24"/>
               </w:rPr>
               <w:t>highest_education</w:t>
             </w:r>
-            <w:proofErr w:type="spellEnd"/>
           </w:p>
         </w:tc>
         <w:tc>
@@ -23156,14 +20381,12 @@
                 <w:szCs w:val="24"/>
               </w:rPr>
             </w:pPr>
-            <w:proofErr w:type="spellStart"/>
             <w:r>
               <w:rPr>
                 <w:szCs w:val="24"/>
               </w:rPr>
               <w:t>num_of_prev_attempts</w:t>
             </w:r>
-            <w:proofErr w:type="spellEnd"/>
           </w:p>
         </w:tc>
         <w:tc>
@@ -23202,14 +20425,12 @@
                 <w:szCs w:val="24"/>
               </w:rPr>
             </w:pPr>
-            <w:proofErr w:type="spellStart"/>
             <w:r>
               <w:rPr>
                 <w:szCs w:val="24"/>
               </w:rPr>
               <w:t>studied_credits</w:t>
             </w:r>
-            <w:proofErr w:type="spellEnd"/>
           </w:p>
         </w:tc>
         <w:tc>
@@ -23248,14 +20469,12 @@
                 <w:szCs w:val="24"/>
               </w:rPr>
             </w:pPr>
-            <w:proofErr w:type="spellStart"/>
             <w:r>
               <w:rPr>
                 <w:szCs w:val="24"/>
               </w:rPr>
               <w:t>region_encoded</w:t>
             </w:r>
-            <w:proofErr w:type="spellEnd"/>
           </w:p>
         </w:tc>
         <w:tc>
@@ -23294,14 +20513,12 @@
                 <w:szCs w:val="24"/>
               </w:rPr>
             </w:pPr>
-            <w:proofErr w:type="spellStart"/>
             <w:r>
               <w:rPr>
                 <w:szCs w:val="24"/>
               </w:rPr>
               <w:t>investigated_platform</w:t>
             </w:r>
-            <w:proofErr w:type="spellEnd"/>
           </w:p>
         </w:tc>
         <w:tc>
@@ -23340,14 +20557,12 @@
                 <w:szCs w:val="24"/>
               </w:rPr>
             </w:pPr>
-            <w:proofErr w:type="spellStart"/>
             <w:r>
               <w:rPr>
                 <w:szCs w:val="24"/>
               </w:rPr>
               <w:t>prestart_clicks_total</w:t>
             </w:r>
-            <w:proofErr w:type="spellEnd"/>
           </w:p>
         </w:tc>
         <w:tc>
@@ -23386,14 +20601,12 @@
                 <w:szCs w:val="24"/>
               </w:rPr>
             </w:pPr>
-            <w:proofErr w:type="spellStart"/>
             <w:r>
               <w:rPr>
                 <w:szCs w:val="24"/>
               </w:rPr>
               <w:t>prestart_active_days</w:t>
             </w:r>
-            <w:proofErr w:type="spellEnd"/>
           </w:p>
         </w:tc>
         <w:tc>
@@ -23432,14 +20645,12 @@
                 <w:szCs w:val="24"/>
               </w:rPr>
             </w:pPr>
-            <w:proofErr w:type="spellStart"/>
             <w:r>
               <w:rPr>
                 <w:szCs w:val="24"/>
               </w:rPr>
               <w:t>prestart_active_weeks</w:t>
             </w:r>
-            <w:proofErr w:type="spellEnd"/>
           </w:p>
         </w:tc>
         <w:tc>
@@ -23478,14 +20689,12 @@
                 <w:szCs w:val="24"/>
               </w:rPr>
             </w:pPr>
-            <w:proofErr w:type="spellStart"/>
             <w:r>
               <w:rPr>
                 <w:szCs w:val="24"/>
               </w:rPr>
               <w:t>prestart_earliest_day</w:t>
             </w:r>
-            <w:proofErr w:type="spellEnd"/>
           </w:p>
         </w:tc>
         <w:tc>
@@ -23524,14 +20733,12 @@
                 <w:szCs w:val="24"/>
               </w:rPr>
             </w:pPr>
-            <w:proofErr w:type="spellStart"/>
             <w:r>
               <w:rPr>
                 <w:szCs w:val="24"/>
               </w:rPr>
               <w:t>prestart_anticipation</w:t>
             </w:r>
-            <w:proofErr w:type="spellEnd"/>
           </w:p>
         </w:tc>
         <w:tc>
@@ -23570,14 +20777,12 @@
                 <w:szCs w:val="24"/>
               </w:rPr>
             </w:pPr>
-            <w:proofErr w:type="spellStart"/>
             <w:r>
               <w:rPr>
                 <w:szCs w:val="24"/>
               </w:rPr>
               <w:t>prestart_intensity</w:t>
             </w:r>
-            <w:proofErr w:type="spellEnd"/>
           </w:p>
         </w:tc>
         <w:tc>
@@ -23597,21 +20802,7 @@
               <w:rPr>
                 <w:szCs w:val="24"/>
               </w:rPr>
-              <w:t xml:space="preserve">Ratio de intensidad </w:t>
-            </w:r>
-            <w:proofErr w:type="spellStart"/>
-            <w:r>
-              <w:rPr>
-                <w:szCs w:val="24"/>
-              </w:rPr>
-              <w:t>pre-curso</w:t>
-            </w:r>
-            <w:proofErr w:type="spellEnd"/>
-            <w:r>
-              <w:rPr>
-                <w:szCs w:val="24"/>
-              </w:rPr>
-              <w:t xml:space="preserve"> (clics totales divididos entre días activos).</w:t>
+              <w:t>Ratio de intensidad pre-curso (clics totales divididos entre días activos).</w:t>
             </w:r>
           </w:p>
         </w:tc>
@@ -23630,33 +20821,11 @@
                 <w:szCs w:val="24"/>
               </w:rPr>
             </w:pPr>
-            <w:proofErr w:type="spellStart"/>
-            <w:r>
-              <w:rPr>
-                <w:szCs w:val="24"/>
-              </w:rPr>
-              <w:t>clicks</w:t>
-            </w:r>
-            <w:proofErr w:type="spellEnd"/>
-            <w:r>
-              <w:rPr>
-                <w:szCs w:val="24"/>
-              </w:rPr>
-              <w:t>_[</w:t>
-            </w:r>
-            <w:proofErr w:type="spellStart"/>
-            <w:r>
-              <w:rPr>
-                <w:szCs w:val="24"/>
-              </w:rPr>
-              <w:t>tipo_actividad</w:t>
-            </w:r>
-            <w:proofErr w:type="spellEnd"/>
-            <w:r>
-              <w:rPr>
-                <w:szCs w:val="24"/>
-              </w:rPr>
-              <w:t>]</w:t>
+            <w:r>
+              <w:rPr>
+                <w:szCs w:val="24"/>
+              </w:rPr>
+              <w:t>clicks_[tipo_actividad]</w:t>
             </w:r>
           </w:p>
         </w:tc>
@@ -23686,63 +20855,7 @@
               <w:rPr>
                 <w:szCs w:val="24"/>
               </w:rPr>
-              <w:t xml:space="preserve"> que acumulan los clics normalizados por cada tipo de recurso (ej. </w:t>
-            </w:r>
-            <w:proofErr w:type="spellStart"/>
-            <w:r>
-              <w:rPr>
-                <w:szCs w:val="24"/>
-              </w:rPr>
-              <w:t>clicks_forumng</w:t>
-            </w:r>
-            <w:proofErr w:type="spellEnd"/>
-            <w:r>
-              <w:rPr>
-                <w:szCs w:val="24"/>
-              </w:rPr>
-              <w:t xml:space="preserve">, </w:t>
-            </w:r>
-            <w:proofErr w:type="spellStart"/>
-            <w:r>
-              <w:rPr>
-                <w:szCs w:val="24"/>
-              </w:rPr>
-              <w:t>clicks_homepage</w:t>
-            </w:r>
-            <w:proofErr w:type="spellEnd"/>
-            <w:r>
-              <w:rPr>
-                <w:szCs w:val="24"/>
-              </w:rPr>
-              <w:t xml:space="preserve">, </w:t>
-            </w:r>
-            <w:proofErr w:type="spellStart"/>
-            <w:r>
-              <w:rPr>
-                <w:szCs w:val="24"/>
-              </w:rPr>
-              <w:t>clicks_quiz</w:t>
-            </w:r>
-            <w:proofErr w:type="spellEnd"/>
-            <w:r>
-              <w:rPr>
-                <w:szCs w:val="24"/>
-              </w:rPr>
-              <w:t xml:space="preserve">, </w:t>
-            </w:r>
-            <w:proofErr w:type="spellStart"/>
-            <w:r>
-              <w:rPr>
-                <w:szCs w:val="24"/>
-              </w:rPr>
-              <w:t>clicks_oucontent</w:t>
-            </w:r>
-            <w:proofErr w:type="spellEnd"/>
-            <w:r>
-              <w:rPr>
-                <w:szCs w:val="24"/>
-              </w:rPr>
-              <w:t>, etc.).</w:t>
+              <w:t xml:space="preserve"> que acumulan los clics normalizados por cada tipo de recurso (ej. clicks_forumng, clicks_homepage, clicks_quiz, clicks_oucontent, etc.).</w:t>
             </w:r>
           </w:p>
         </w:tc>
@@ -23761,7 +20874,6 @@
                 <w:szCs w:val="24"/>
               </w:rPr>
             </w:pPr>
-            <w:proofErr w:type="spellStart"/>
             <w:r>
               <w:rPr>
                 <w:szCs w:val="24"/>
@@ -23775,7 +20887,6 @@
               <w:lastRenderedPageBreak/>
               <w:t>ement</w:t>
             </w:r>
-            <w:proofErr w:type="spellEnd"/>
           </w:p>
         </w:tc>
         <w:tc>
@@ -23822,15 +20933,12 @@
                 <w:szCs w:val="24"/>
               </w:rPr>
             </w:pPr>
-            <w:proofErr w:type="spellStart"/>
-            <w:r>
-              <w:rPr>
-                <w:szCs w:val="24"/>
-              </w:rPr>
-              <w:lastRenderedPageBreak/>
+            <w:r>
+              <w:rPr>
+                <w:szCs w:val="24"/>
+              </w:rPr>
               <w:t>rel_eng_zscore</w:t>
             </w:r>
-            <w:proofErr w:type="spellEnd"/>
           </w:p>
         </w:tc>
         <w:tc>
@@ -23850,21 +20958,7 @@
               <w:rPr>
                 <w:szCs w:val="24"/>
               </w:rPr>
-              <w:t>Proxy del compromiso (</w:t>
-            </w:r>
-            <w:proofErr w:type="spellStart"/>
-            <w:r>
-              <w:rPr>
-                <w:szCs w:val="24"/>
-              </w:rPr>
-              <w:t>total_weighted_engagement</w:t>
-            </w:r>
-            <w:proofErr w:type="spellEnd"/>
-            <w:r>
-              <w:rPr>
-                <w:szCs w:val="24"/>
-              </w:rPr>
-              <w:t>), normalizado (Z-score) por curso.</w:t>
+              <w:t>Proxy del compromiso (total_weighted_engagement), normalizado (Z-score) por curso.</w:t>
             </w:r>
           </w:p>
         </w:tc>
@@ -23883,14 +20977,12 @@
                 <w:szCs w:val="24"/>
               </w:rPr>
             </w:pPr>
-            <w:proofErr w:type="spellStart"/>
             <w:r>
               <w:rPr>
                 <w:szCs w:val="24"/>
               </w:rPr>
               <w:t>last_week_clicks_weighted</w:t>
             </w:r>
-            <w:proofErr w:type="spellEnd"/>
           </w:p>
         </w:tc>
         <w:tc>
@@ -23973,14 +21065,12 @@
                 <w:szCs w:val="24"/>
               </w:rPr>
             </w:pPr>
-            <w:proofErr w:type="spellStart"/>
             <w:r>
               <w:rPr>
                 <w:szCs w:val="24"/>
               </w:rPr>
               <w:t>effort_slope</w:t>
             </w:r>
-            <w:proofErr w:type="spellEnd"/>
           </w:p>
         </w:tc>
         <w:tc>
@@ -24019,14 +21109,12 @@
                 <w:szCs w:val="24"/>
               </w:rPr>
             </w:pPr>
-            <w:proofErr w:type="spellStart"/>
             <w:r>
               <w:rPr>
                 <w:szCs w:val="24"/>
               </w:rPr>
               <w:t>temporal_entropy_uptoW</w:t>
             </w:r>
-            <w:proofErr w:type="spellEnd"/>
           </w:p>
         </w:tc>
         <w:tc>
@@ -24065,14 +21153,12 @@
                 <w:szCs w:val="24"/>
               </w:rPr>
             </w:pPr>
-            <w:proofErr w:type="spellStart"/>
             <w:r>
               <w:rPr>
                 <w:szCs w:val="24"/>
               </w:rPr>
               <w:t>weekly_std_uptoW</w:t>
             </w:r>
-            <w:proofErr w:type="spellEnd"/>
           </w:p>
         </w:tc>
         <w:tc>
@@ -24111,14 +21197,12 @@
                 <w:szCs w:val="24"/>
               </w:rPr>
             </w:pPr>
-            <w:proofErr w:type="spellStart"/>
             <w:r>
               <w:rPr>
                 <w:szCs w:val="24"/>
               </w:rPr>
               <w:t>activity_diversity</w:t>
             </w:r>
-            <w:proofErr w:type="spellEnd"/>
           </w:p>
         </w:tc>
         <w:tc>
@@ -24138,21 +21222,7 @@
               <w:rPr>
                 <w:szCs w:val="24"/>
               </w:rPr>
-              <w:t xml:space="preserve">Cantidad de tipos de recursos diferentes (foros, wikis, </w:t>
-            </w:r>
-            <w:proofErr w:type="spellStart"/>
-            <w:r>
-              <w:rPr>
-                <w:szCs w:val="24"/>
-              </w:rPr>
-              <w:t>pdfs</w:t>
-            </w:r>
-            <w:proofErr w:type="spellEnd"/>
-            <w:r>
-              <w:rPr>
-                <w:szCs w:val="24"/>
-              </w:rPr>
-              <w:t>) que el estudiante ha utilizado.</w:t>
+              <w:t>Cantidad de tipos de recursos diferentes (foros, wikis, pdfs) que el estudiante ha utilizado.</w:t>
             </w:r>
           </w:p>
         </w:tc>
@@ -24171,14 +21241,12 @@
                 <w:szCs w:val="24"/>
               </w:rPr>
             </w:pPr>
-            <w:proofErr w:type="spellStart"/>
             <w:r>
               <w:rPr>
                 <w:szCs w:val="24"/>
               </w:rPr>
               <w:t>curiosity_index</w:t>
             </w:r>
-            <w:proofErr w:type="spellEnd"/>
           </w:p>
         </w:tc>
         <w:tc>
@@ -24261,14 +21329,12 @@
                 <w:szCs w:val="24"/>
               </w:rPr>
             </w:pPr>
-            <w:proofErr w:type="spellStart"/>
             <w:r>
               <w:rPr>
                 <w:szCs w:val="24"/>
               </w:rPr>
               <w:t>prestart_ratio</w:t>
             </w:r>
-            <w:proofErr w:type="spellEnd"/>
           </w:p>
         </w:tc>
         <w:tc>
@@ -24307,14 +21373,12 @@
                 <w:szCs w:val="24"/>
               </w:rPr>
             </w:pPr>
-            <w:proofErr w:type="spellStart"/>
             <w:r>
               <w:rPr>
                 <w:szCs w:val="24"/>
               </w:rPr>
               <w:t>early_weeks_ratio</w:t>
             </w:r>
-            <w:proofErr w:type="spellEnd"/>
           </w:p>
         </w:tc>
         <w:tc>
@@ -24353,14 +21417,12 @@
                 <w:szCs w:val="24"/>
               </w:rPr>
             </w:pPr>
-            <w:proofErr w:type="spellStart"/>
             <w:r>
               <w:rPr>
                 <w:szCs w:val="24"/>
               </w:rPr>
               <w:t>first_active_week</w:t>
             </w:r>
-            <w:proofErr w:type="spellEnd"/>
           </w:p>
         </w:tc>
         <w:tc>
@@ -24380,21 +21442,7 @@
               <w:rPr>
                 <w:szCs w:val="24"/>
               </w:rPr>
-              <w:t xml:space="preserve">Semana exacta en la que el estudiante registró su primera interacción </w:t>
-            </w:r>
-            <w:proofErr w:type="spellStart"/>
-            <w:r>
-              <w:rPr>
-                <w:szCs w:val="24"/>
-              </w:rPr>
-              <w:t>post-inicio</w:t>
-            </w:r>
-            <w:proofErr w:type="spellEnd"/>
-            <w:r>
-              <w:rPr>
-                <w:szCs w:val="24"/>
-              </w:rPr>
-              <w:t>.</w:t>
+              <w:t>Semana exacta en la que el estudiante registró su primera interacción post-inicio.</w:t>
             </w:r>
           </w:p>
         </w:tc>
@@ -24413,14 +21461,12 @@
                 <w:szCs w:val="24"/>
               </w:rPr>
             </w:pPr>
-            <w:proofErr w:type="spellStart"/>
             <w:r>
               <w:rPr>
                 <w:szCs w:val="24"/>
               </w:rPr>
               <w:t>active_weeks</w:t>
             </w:r>
-            <w:proofErr w:type="spellEnd"/>
           </w:p>
         </w:tc>
         <w:tc>
@@ -24459,14 +21505,12 @@
                 <w:szCs w:val="24"/>
               </w:rPr>
             </w:pPr>
-            <w:proofErr w:type="spellStart"/>
             <w:r>
               <w:rPr>
                 <w:szCs w:val="24"/>
               </w:rPr>
               <w:t>active_ratio_uptoW</w:t>
             </w:r>
-            <w:proofErr w:type="spellEnd"/>
           </w:p>
         </w:tc>
         <w:tc>
@@ -24505,14 +21549,12 @@
                 <w:szCs w:val="24"/>
               </w:rPr>
             </w:pPr>
-            <w:proofErr w:type="spellStart"/>
             <w:r>
               <w:rPr>
                 <w:szCs w:val="24"/>
               </w:rPr>
               <w:t>streak_max_uptoW</w:t>
             </w:r>
-            <w:proofErr w:type="spellEnd"/>
           </w:p>
         </w:tc>
         <w:tc>
@@ -24551,14 +21593,12 @@
                 <w:szCs w:val="24"/>
               </w:rPr>
             </w:pPr>
-            <w:proofErr w:type="spellStart"/>
             <w:r>
               <w:rPr>
                 <w:szCs w:val="24"/>
               </w:rPr>
               <w:t>streak_final</w:t>
             </w:r>
-            <w:proofErr w:type="spellEnd"/>
           </w:p>
         </w:tc>
         <w:tc>
@@ -24597,14 +21637,12 @@
                 <w:szCs w:val="24"/>
               </w:rPr>
             </w:pPr>
-            <w:proofErr w:type="spellStart"/>
             <w:r>
               <w:rPr>
                 <w:szCs w:val="24"/>
               </w:rPr>
               <w:t>weeks_since_last_activity</w:t>
             </w:r>
-            <w:proofErr w:type="spellEnd"/>
           </w:p>
         </w:tc>
         <w:tc>
@@ -24643,14 +21681,12 @@
                 <w:szCs w:val="24"/>
               </w:rPr>
             </w:pPr>
-            <w:proofErr w:type="spellStart"/>
             <w:r>
               <w:rPr>
                 <w:szCs w:val="24"/>
               </w:rPr>
               <w:t>has_submitted</w:t>
             </w:r>
-            <w:proofErr w:type="spellEnd"/>
           </w:p>
         </w:tc>
         <w:tc>
@@ -24696,15 +21732,12 @@
                 <w:szCs w:val="24"/>
               </w:rPr>
             </w:pPr>
-            <w:proofErr w:type="spellStart"/>
-            <w:r>
-              <w:rPr>
-                <w:szCs w:val="24"/>
-              </w:rPr>
-              <w:lastRenderedPageBreak/>
+            <w:r>
+              <w:rPr>
+                <w:szCs w:val="24"/>
+              </w:rPr>
               <w:t>submission_count</w:t>
             </w:r>
-            <w:proofErr w:type="spellEnd"/>
           </w:p>
         </w:tc>
         <w:tc>
@@ -24743,14 +21776,12 @@
                 <w:szCs w:val="24"/>
               </w:rPr>
             </w:pPr>
-            <w:proofErr w:type="spellStart"/>
             <w:r>
               <w:rPr>
                 <w:szCs w:val="24"/>
               </w:rPr>
               <w:t>avg_score</w:t>
             </w:r>
-            <w:proofErr w:type="spellEnd"/>
           </w:p>
         </w:tc>
         <w:tc>
@@ -24789,14 +21820,12 @@
                 <w:szCs w:val="24"/>
               </w:rPr>
             </w:pPr>
-            <w:proofErr w:type="spellStart"/>
             <w:r>
               <w:rPr>
                 <w:szCs w:val="24"/>
               </w:rPr>
               <w:t>score_std</w:t>
             </w:r>
-            <w:proofErr w:type="spellEnd"/>
           </w:p>
         </w:tc>
         <w:tc>
@@ -24835,14 +21864,12 @@
                 <w:szCs w:val="24"/>
               </w:rPr>
             </w:pPr>
-            <w:proofErr w:type="spellStart"/>
             <w:r>
               <w:rPr>
                 <w:szCs w:val="24"/>
               </w:rPr>
               <w:t>pass_ratio</w:t>
             </w:r>
-            <w:proofErr w:type="spellEnd"/>
           </w:p>
         </w:tc>
         <w:tc>
@@ -24881,14 +21908,12 @@
                 <w:szCs w:val="24"/>
               </w:rPr>
             </w:pPr>
-            <w:proofErr w:type="spellStart"/>
             <w:r>
               <w:rPr>
                 <w:szCs w:val="24"/>
               </w:rPr>
               <w:t>late_ratio</w:t>
             </w:r>
-            <w:proofErr w:type="spellEnd"/>
           </w:p>
         </w:tc>
         <w:tc>
@@ -24927,14 +21952,12 @@
                 <w:szCs w:val="24"/>
               </w:rPr>
             </w:pPr>
-            <w:proofErr w:type="spellStart"/>
             <w:r>
               <w:rPr>
                 <w:szCs w:val="24"/>
               </w:rPr>
               <w:t>score_slope</w:t>
             </w:r>
-            <w:proofErr w:type="spellEnd"/>
           </w:p>
         </w:tc>
         <w:tc>
@@ -24973,14 +21996,12 @@
                 <w:szCs w:val="24"/>
               </w:rPr>
             </w:pPr>
-            <w:proofErr w:type="spellStart"/>
             <w:r>
               <w:rPr>
                 <w:szCs w:val="24"/>
               </w:rPr>
               <w:t>weeks_since_last_submission</w:t>
             </w:r>
-            <w:proofErr w:type="spellEnd"/>
           </w:p>
         </w:tc>
         <w:tc>
@@ -25019,14 +22040,12 @@
                 <w:szCs w:val="24"/>
               </w:rPr>
             </w:pPr>
-            <w:proofErr w:type="spellStart"/>
             <w:r>
               <w:rPr>
                 <w:szCs w:val="24"/>
               </w:rPr>
               <w:t>api_index</w:t>
             </w:r>
-            <w:proofErr w:type="spellEnd"/>
           </w:p>
         </w:tc>
         <w:tc>
@@ -25230,14 +22249,12 @@
                 <w:szCs w:val="24"/>
               </w:rPr>
             </w:pPr>
-            <w:proofErr w:type="spellStart"/>
             <w:r>
               <w:rPr>
                 <w:szCs w:val="24"/>
               </w:rPr>
               <w:t>code_module</w:t>
             </w:r>
-            <w:proofErr w:type="spellEnd"/>
           </w:p>
         </w:tc>
         <w:tc>
@@ -25285,14 +22302,12 @@
                 <w:szCs w:val="24"/>
               </w:rPr>
             </w:pPr>
-            <w:proofErr w:type="spellStart"/>
             <w:r>
               <w:rPr>
                 <w:szCs w:val="24"/>
               </w:rPr>
               <w:t>code_presentation</w:t>
             </w:r>
-            <w:proofErr w:type="spellEnd"/>
           </w:p>
         </w:tc>
         <w:tc>
@@ -25343,14 +22358,12 @@
                 <w:szCs w:val="24"/>
               </w:rPr>
             </w:pPr>
-            <w:proofErr w:type="spellStart"/>
             <w:r>
               <w:rPr>
                 <w:szCs w:val="24"/>
               </w:rPr>
               <w:t>id_student</w:t>
             </w:r>
-            <w:proofErr w:type="spellEnd"/>
           </w:p>
         </w:tc>
         <w:tc>
@@ -25398,14 +22411,12 @@
                 <w:szCs w:val="24"/>
               </w:rPr>
             </w:pPr>
-            <w:proofErr w:type="spellStart"/>
             <w:r>
               <w:rPr>
                 <w:szCs w:val="24"/>
               </w:rPr>
               <w:t>gender</w:t>
             </w:r>
-            <w:proofErr w:type="spellEnd"/>
           </w:p>
         </w:tc>
         <w:tc>
@@ -25456,14 +22467,12 @@
                 <w:szCs w:val="24"/>
               </w:rPr>
             </w:pPr>
-            <w:proofErr w:type="spellStart"/>
             <w:r>
               <w:rPr>
                 <w:szCs w:val="24"/>
               </w:rPr>
               <w:t>region</w:t>
             </w:r>
-            <w:proofErr w:type="spellEnd"/>
           </w:p>
         </w:tc>
         <w:tc>
@@ -25511,14 +22520,12 @@
                 <w:szCs w:val="24"/>
               </w:rPr>
             </w:pPr>
-            <w:proofErr w:type="spellStart"/>
             <w:r>
               <w:rPr>
                 <w:szCs w:val="24"/>
               </w:rPr>
               <w:t>highest_education</w:t>
             </w:r>
-            <w:proofErr w:type="spellEnd"/>
           </w:p>
         </w:tc>
         <w:tc>
@@ -25543,21 +22550,7 @@
               <w:rPr>
                 <w:szCs w:val="24"/>
               </w:rPr>
-              <w:t xml:space="preserve">Nivel educativo previo (ej. A Level, HE </w:t>
-            </w:r>
-            <w:proofErr w:type="spellStart"/>
-            <w:r>
-              <w:rPr>
-                <w:szCs w:val="24"/>
-              </w:rPr>
-              <w:t>Qualification</w:t>
-            </w:r>
-            <w:proofErr w:type="spellEnd"/>
-            <w:r>
-              <w:rPr>
-                <w:szCs w:val="24"/>
-              </w:rPr>
-              <w:t>).</w:t>
+              <w:t>Nivel educativo previo (ej. A Level, HE Qualification).</w:t>
             </w:r>
           </w:p>
         </w:tc>
@@ -25638,14 +22631,12 @@
                 <w:szCs w:val="24"/>
               </w:rPr>
             </w:pPr>
-            <w:proofErr w:type="spellStart"/>
             <w:r>
               <w:rPr>
                 <w:szCs w:val="24"/>
               </w:rPr>
               <w:t>age_band</w:t>
             </w:r>
-            <w:proofErr w:type="spellEnd"/>
           </w:p>
         </w:tc>
         <w:tc>
@@ -25697,14 +22688,12 @@
                 <w:szCs w:val="24"/>
               </w:rPr>
             </w:pPr>
-            <w:proofErr w:type="spellStart"/>
             <w:r>
               <w:rPr>
                 <w:szCs w:val="24"/>
               </w:rPr>
               <w:t>num_of_prev_attempts</w:t>
             </w:r>
-            <w:proofErr w:type="spellEnd"/>
           </w:p>
         </w:tc>
         <w:tc>
@@ -25753,14 +22742,12 @@
                 <w:szCs w:val="24"/>
               </w:rPr>
             </w:pPr>
-            <w:proofErr w:type="spellStart"/>
             <w:r>
               <w:rPr>
                 <w:szCs w:val="24"/>
               </w:rPr>
               <w:t>studied_credits</w:t>
             </w:r>
-            <w:proofErr w:type="spellEnd"/>
           </w:p>
         </w:tc>
         <w:tc>
@@ -25812,14 +22799,12 @@
                 <w:szCs w:val="24"/>
               </w:rPr>
             </w:pPr>
-            <w:proofErr w:type="spellStart"/>
             <w:r>
               <w:rPr>
                 <w:szCs w:val="24"/>
               </w:rPr>
               <w:t>disability</w:t>
             </w:r>
-            <w:proofErr w:type="spellEnd"/>
           </w:p>
         </w:tc>
         <w:tc>
@@ -25868,14 +22853,12 @@
                 <w:szCs w:val="24"/>
               </w:rPr>
             </w:pPr>
-            <w:proofErr w:type="spellStart"/>
             <w:r>
               <w:rPr>
                 <w:szCs w:val="24"/>
               </w:rPr>
               <w:t>final_result</w:t>
             </w:r>
-            <w:proofErr w:type="spellEnd"/>
           </w:p>
         </w:tc>
         <w:tc>
@@ -25904,19 +22887,8 @@
                 <w:szCs w:val="24"/>
                 <w:lang w:val="en-GB"/>
               </w:rPr>
-              <w:t xml:space="preserve">Variable </w:t>
-            </w:r>
-            <w:proofErr w:type="spellStart"/>
-            <w:r>
-              <w:rPr>
-                <w:b/>
-                <w:bCs/>
-                <w:szCs w:val="24"/>
-                <w:lang w:val="en-GB"/>
-              </w:rPr>
-              <w:t>Objetivo</w:t>
-            </w:r>
-            <w:proofErr w:type="spellEnd"/>
+              <w:t>Variable Objetivo</w:t>
+            </w:r>
             <w:r>
               <w:rPr>
                 <w:szCs w:val="24"/>
@@ -25950,14 +22922,12 @@
                 <w:szCs w:val="24"/>
               </w:rPr>
             </w:pPr>
-            <w:proofErr w:type="spellStart"/>
             <w:r>
               <w:rPr>
                 <w:szCs w:val="24"/>
               </w:rPr>
               <w:t>date_registration</w:t>
             </w:r>
-            <w:proofErr w:type="spellEnd"/>
           </w:p>
         </w:tc>
         <w:tc>
@@ -26008,14 +22978,12 @@
                 <w:szCs w:val="24"/>
               </w:rPr>
             </w:pPr>
-            <w:proofErr w:type="spellStart"/>
             <w:r>
               <w:rPr>
                 <w:szCs w:val="24"/>
               </w:rPr>
               <w:t>date_unregistration</w:t>
             </w:r>
-            <w:proofErr w:type="spellEnd"/>
           </w:p>
         </w:tc>
         <w:tc>
@@ -26238,7 +23206,6 @@
                 <w:szCs w:val="24"/>
               </w:rPr>
             </w:pPr>
-            <w:proofErr w:type="spellStart"/>
             <w:r>
               <w:rPr>
                 <w:szCs w:val="24"/>
@@ -26246,7 +23213,6 @@
               <w:lastRenderedPageBreak/>
               <w:t>id_assessment</w:t>
             </w:r>
-            <w:proofErr w:type="spellEnd"/>
           </w:p>
         </w:tc>
         <w:tc>
@@ -26293,14 +23259,12 @@
                 <w:szCs w:val="24"/>
               </w:rPr>
             </w:pPr>
-            <w:proofErr w:type="spellStart"/>
             <w:r>
               <w:rPr>
                 <w:szCs w:val="24"/>
               </w:rPr>
               <w:t>id_student</w:t>
             </w:r>
-            <w:proofErr w:type="spellEnd"/>
           </w:p>
         </w:tc>
         <w:tc>
@@ -26350,14 +23314,12 @@
                 <w:szCs w:val="24"/>
               </w:rPr>
             </w:pPr>
-            <w:proofErr w:type="spellStart"/>
             <w:r>
               <w:rPr>
                 <w:szCs w:val="24"/>
               </w:rPr>
               <w:t>date_submitted</w:t>
             </w:r>
-            <w:proofErr w:type="spellEnd"/>
           </w:p>
         </w:tc>
         <w:tc>
@@ -26404,14 +23366,12 @@
                 <w:szCs w:val="24"/>
               </w:rPr>
             </w:pPr>
-            <w:proofErr w:type="spellStart"/>
             <w:r>
               <w:rPr>
                 <w:szCs w:val="24"/>
               </w:rPr>
               <w:t>is_banked</w:t>
             </w:r>
-            <w:proofErr w:type="spellEnd"/>
           </w:p>
         </w:tc>
         <w:tc>
@@ -26513,14 +23473,12 @@
                 <w:szCs w:val="24"/>
               </w:rPr>
             </w:pPr>
-            <w:proofErr w:type="spellStart"/>
             <w:r>
               <w:rPr>
                 <w:szCs w:val="24"/>
               </w:rPr>
               <w:t>assessment_type</w:t>
             </w:r>
-            <w:proofErr w:type="spellEnd"/>
           </w:p>
         </w:tc>
         <w:tc>
@@ -26544,21 +23502,7 @@
               <w:rPr>
                 <w:szCs w:val="24"/>
               </w:rPr>
-              <w:t xml:space="preserve">Tipología: TMA (Corrección por tutor), CMA (Corrección automática), </w:t>
-            </w:r>
-            <w:proofErr w:type="spellStart"/>
-            <w:r>
-              <w:rPr>
-                <w:szCs w:val="24"/>
-              </w:rPr>
-              <w:t>Exam</w:t>
-            </w:r>
-            <w:proofErr w:type="spellEnd"/>
-            <w:r>
-              <w:rPr>
-                <w:szCs w:val="24"/>
-              </w:rPr>
-              <w:t>.</w:t>
+              <w:t>Tipología: TMA (Corrección por tutor), CMA (Corrección automática), Exam.</w:t>
             </w:r>
           </w:p>
         </w:tc>
@@ -26615,7 +23559,6 @@
               </w:rPr>
               <w:t>Fecha límite oficial de entrega (</w:t>
             </w:r>
-            <w:proofErr w:type="spellStart"/>
             <w:r>
               <w:rPr>
                 <w:i/>
@@ -26624,7 +23567,6 @@
               </w:rPr>
               <w:t>Deadline</w:t>
             </w:r>
-            <w:proofErr w:type="spellEnd"/>
             <w:r>
               <w:rPr>
                 <w:szCs w:val="24"/>
@@ -26652,14 +23594,12 @@
                 <w:szCs w:val="24"/>
               </w:rPr>
             </w:pPr>
-            <w:proofErr w:type="spellStart"/>
             <w:r>
               <w:rPr>
                 <w:szCs w:val="24"/>
               </w:rPr>
               <w:t>weight</w:t>
             </w:r>
-            <w:proofErr w:type="spellEnd"/>
           </w:p>
         </w:tc>
         <w:tc>
@@ -26879,14 +23819,12 @@
                 <w:szCs w:val="24"/>
               </w:rPr>
             </w:pPr>
-            <w:proofErr w:type="spellStart"/>
             <w:r>
               <w:rPr>
                 <w:szCs w:val="24"/>
               </w:rPr>
               <w:t>code_module</w:t>
             </w:r>
-            <w:proofErr w:type="spellEnd"/>
           </w:p>
         </w:tc>
         <w:tc>
@@ -26933,14 +23871,12 @@
                 <w:szCs w:val="24"/>
               </w:rPr>
             </w:pPr>
-            <w:proofErr w:type="spellStart"/>
             <w:r>
               <w:rPr>
                 <w:szCs w:val="24"/>
               </w:rPr>
               <w:t>code_presentation</w:t>
             </w:r>
-            <w:proofErr w:type="spellEnd"/>
           </w:p>
         </w:tc>
         <w:tc>
@@ -26990,14 +23926,12 @@
                 <w:szCs w:val="24"/>
               </w:rPr>
             </w:pPr>
-            <w:proofErr w:type="spellStart"/>
             <w:r>
               <w:rPr>
                 <w:szCs w:val="24"/>
               </w:rPr>
               <w:t>id_student</w:t>
             </w:r>
-            <w:proofErr w:type="spellEnd"/>
           </w:p>
         </w:tc>
         <w:tc>
@@ -27044,14 +23978,12 @@
                 <w:szCs w:val="24"/>
               </w:rPr>
             </w:pPr>
-            <w:proofErr w:type="spellStart"/>
             <w:r>
               <w:rPr>
                 <w:szCs w:val="24"/>
               </w:rPr>
               <w:t>gender</w:t>
             </w:r>
-            <w:proofErr w:type="spellEnd"/>
           </w:p>
         </w:tc>
         <w:tc>
@@ -27101,14 +24033,12 @@
                 <w:szCs w:val="24"/>
               </w:rPr>
             </w:pPr>
-            <w:proofErr w:type="spellStart"/>
             <w:r>
               <w:rPr>
                 <w:szCs w:val="24"/>
               </w:rPr>
               <w:t>region</w:t>
             </w:r>
-            <w:proofErr w:type="spellEnd"/>
           </w:p>
         </w:tc>
         <w:tc>
@@ -27155,14 +24085,12 @@
                 <w:szCs w:val="24"/>
               </w:rPr>
             </w:pPr>
-            <w:proofErr w:type="spellStart"/>
             <w:r>
               <w:rPr>
                 <w:szCs w:val="24"/>
               </w:rPr>
               <w:t>highest_education</w:t>
             </w:r>
-            <w:proofErr w:type="spellEnd"/>
           </w:p>
         </w:tc>
         <w:tc>
@@ -27186,21 +24114,7 @@
               <w:rPr>
                 <w:szCs w:val="24"/>
               </w:rPr>
-              <w:t xml:space="preserve">Nivel educativo previo (ej. A Level, HE </w:t>
-            </w:r>
-            <w:proofErr w:type="spellStart"/>
-            <w:r>
-              <w:rPr>
-                <w:szCs w:val="24"/>
-              </w:rPr>
-              <w:t>Qualification</w:t>
-            </w:r>
-            <w:proofErr w:type="spellEnd"/>
-            <w:r>
-              <w:rPr>
-                <w:szCs w:val="24"/>
-              </w:rPr>
-              <w:t>).</w:t>
+              <w:t>Nivel educativo previo (ej. A Level, HE Qualification).</w:t>
             </w:r>
           </w:p>
         </w:tc>
@@ -27278,14 +24192,12 @@
                 <w:szCs w:val="24"/>
               </w:rPr>
             </w:pPr>
-            <w:proofErr w:type="spellStart"/>
             <w:r>
               <w:rPr>
                 <w:szCs w:val="24"/>
               </w:rPr>
               <w:t>age_band</w:t>
             </w:r>
-            <w:proofErr w:type="spellEnd"/>
           </w:p>
         </w:tc>
         <w:tc>
@@ -27335,14 +24247,12 @@
                 <w:szCs w:val="24"/>
               </w:rPr>
             </w:pPr>
-            <w:proofErr w:type="spellStart"/>
             <w:r>
               <w:rPr>
                 <w:szCs w:val="24"/>
               </w:rPr>
               <w:t>num_of_prev_attempts</w:t>
             </w:r>
-            <w:proofErr w:type="spellEnd"/>
           </w:p>
         </w:tc>
         <w:tc>
@@ -27389,14 +24299,12 @@
                 <w:szCs w:val="24"/>
               </w:rPr>
             </w:pPr>
-            <w:proofErr w:type="spellStart"/>
             <w:r>
               <w:rPr>
                 <w:szCs w:val="24"/>
               </w:rPr>
               <w:t>studied_credits</w:t>
             </w:r>
-            <w:proofErr w:type="spellEnd"/>
           </w:p>
         </w:tc>
         <w:tc>
@@ -27446,14 +24354,12 @@
                 <w:szCs w:val="24"/>
               </w:rPr>
             </w:pPr>
-            <w:proofErr w:type="spellStart"/>
             <w:r>
               <w:rPr>
                 <w:szCs w:val="24"/>
               </w:rPr>
               <w:t>disability</w:t>
             </w:r>
-            <w:proofErr w:type="spellEnd"/>
           </w:p>
         </w:tc>
         <w:tc>
@@ -27500,14 +24406,12 @@
                 <w:szCs w:val="24"/>
               </w:rPr>
             </w:pPr>
-            <w:proofErr w:type="spellStart"/>
             <w:r>
               <w:rPr>
                 <w:szCs w:val="24"/>
               </w:rPr>
               <w:t>final_result</w:t>
             </w:r>
-            <w:proofErr w:type="spellEnd"/>
           </w:p>
         </w:tc>
         <w:tc>
@@ -27535,19 +24439,8 @@
                 <w:szCs w:val="24"/>
                 <w:lang w:val="en-GB"/>
               </w:rPr>
-              <w:t xml:space="preserve">Variable </w:t>
-            </w:r>
-            <w:proofErr w:type="spellStart"/>
-            <w:r>
-              <w:rPr>
-                <w:b/>
-                <w:bCs/>
-                <w:szCs w:val="24"/>
-                <w:lang w:val="en-GB"/>
-              </w:rPr>
-              <w:t>Objetivo</w:t>
-            </w:r>
-            <w:proofErr w:type="spellEnd"/>
+              <w:t>Variable Objetivo</w:t>
+            </w:r>
             <w:r>
               <w:rPr>
                 <w:szCs w:val="24"/>
@@ -27579,14 +24472,12 @@
                 <w:szCs w:val="24"/>
               </w:rPr>
             </w:pPr>
-            <w:proofErr w:type="spellStart"/>
             <w:r>
               <w:rPr>
                 <w:szCs w:val="24"/>
               </w:rPr>
               <w:t>date_registration</w:t>
             </w:r>
-            <w:proofErr w:type="spellEnd"/>
           </w:p>
         </w:tc>
         <w:tc>
@@ -27640,15 +24531,12 @@
                 <w:szCs w:val="24"/>
               </w:rPr>
             </w:pPr>
-            <w:proofErr w:type="spellStart"/>
-            <w:r>
-              <w:rPr>
-                <w:szCs w:val="24"/>
-              </w:rPr>
-              <w:lastRenderedPageBreak/>
+            <w:r>
+              <w:rPr>
+                <w:szCs w:val="24"/>
+              </w:rPr>
               <w:t>date_unregistration</w:t>
             </w:r>
-            <w:proofErr w:type="spellEnd"/>
           </w:p>
         </w:tc>
         <w:tc>
@@ -30289,6 +27177,268 @@
     </w:lvl>
   </w:abstractNum>
   <w:abstractNum w:abstractNumId="16" w15:restartNumberingAfterBreak="0">
+    <w:nsid w:val="28F60EC5"/>
+    <w:multiLevelType w:val="multilevel"/>
+    <w:tmpl w:val="91DAECD4"/>
+    <w:lvl w:ilvl="0">
+      <w:start w:val="1"/>
+      <w:numFmt w:val="bullet"/>
+      <w:lvlText w:val=""/>
+      <w:lvlJc w:val="left"/>
+      <w:pPr>
+        <w:tabs>
+          <w:tab w:val="num" w:pos="720"/>
+        </w:tabs>
+        <w:ind w:left="720" w:hanging="360"/>
+      </w:pPr>
+      <w:rPr>
+        <w:rFonts w:ascii="Symbol" w:hAnsi="Symbol" w:hint="default"/>
+        <w:sz w:val="20"/>
+      </w:rPr>
+    </w:lvl>
+    <w:lvl w:ilvl="1" w:tentative="1">
+      <w:start w:val="1"/>
+      <w:numFmt w:val="bullet"/>
+      <w:lvlText w:val="o"/>
+      <w:lvlJc w:val="left"/>
+      <w:pPr>
+        <w:tabs>
+          <w:tab w:val="num" w:pos="1440"/>
+        </w:tabs>
+        <w:ind w:left="1440" w:hanging="360"/>
+      </w:pPr>
+      <w:rPr>
+        <w:rFonts w:ascii="Courier New" w:hAnsi="Courier New" w:hint="default"/>
+        <w:sz w:val="20"/>
+      </w:rPr>
+    </w:lvl>
+    <w:lvl w:ilvl="2" w:tentative="1">
+      <w:start w:val="1"/>
+      <w:numFmt w:val="bullet"/>
+      <w:lvlText w:val=""/>
+      <w:lvlJc w:val="left"/>
+      <w:pPr>
+        <w:tabs>
+          <w:tab w:val="num" w:pos="2160"/>
+        </w:tabs>
+        <w:ind w:left="2160" w:hanging="360"/>
+      </w:pPr>
+      <w:rPr>
+        <w:rFonts w:ascii="Wingdings" w:hAnsi="Wingdings" w:hint="default"/>
+        <w:sz w:val="20"/>
+      </w:rPr>
+    </w:lvl>
+    <w:lvl w:ilvl="3" w:tentative="1">
+      <w:start w:val="1"/>
+      <w:numFmt w:val="bullet"/>
+      <w:lvlText w:val=""/>
+      <w:lvlJc w:val="left"/>
+      <w:pPr>
+        <w:tabs>
+          <w:tab w:val="num" w:pos="2880"/>
+        </w:tabs>
+        <w:ind w:left="2880" w:hanging="360"/>
+      </w:pPr>
+      <w:rPr>
+        <w:rFonts w:ascii="Wingdings" w:hAnsi="Wingdings" w:hint="default"/>
+        <w:sz w:val="20"/>
+      </w:rPr>
+    </w:lvl>
+    <w:lvl w:ilvl="4" w:tentative="1">
+      <w:start w:val="1"/>
+      <w:numFmt w:val="bullet"/>
+      <w:lvlText w:val=""/>
+      <w:lvlJc w:val="left"/>
+      <w:pPr>
+        <w:tabs>
+          <w:tab w:val="num" w:pos="3600"/>
+        </w:tabs>
+        <w:ind w:left="3600" w:hanging="360"/>
+      </w:pPr>
+      <w:rPr>
+        <w:rFonts w:ascii="Wingdings" w:hAnsi="Wingdings" w:hint="default"/>
+        <w:sz w:val="20"/>
+      </w:rPr>
+    </w:lvl>
+    <w:lvl w:ilvl="5" w:tentative="1">
+      <w:start w:val="1"/>
+      <w:numFmt w:val="bullet"/>
+      <w:lvlText w:val=""/>
+      <w:lvlJc w:val="left"/>
+      <w:pPr>
+        <w:tabs>
+          <w:tab w:val="num" w:pos="4320"/>
+        </w:tabs>
+        <w:ind w:left="4320" w:hanging="360"/>
+      </w:pPr>
+      <w:rPr>
+        <w:rFonts w:ascii="Wingdings" w:hAnsi="Wingdings" w:hint="default"/>
+        <w:sz w:val="20"/>
+      </w:rPr>
+    </w:lvl>
+    <w:lvl w:ilvl="6" w:tentative="1">
+      <w:start w:val="1"/>
+      <w:numFmt w:val="bullet"/>
+      <w:lvlText w:val=""/>
+      <w:lvlJc w:val="left"/>
+      <w:pPr>
+        <w:tabs>
+          <w:tab w:val="num" w:pos="5040"/>
+        </w:tabs>
+        <w:ind w:left="5040" w:hanging="360"/>
+      </w:pPr>
+      <w:rPr>
+        <w:rFonts w:ascii="Wingdings" w:hAnsi="Wingdings" w:hint="default"/>
+        <w:sz w:val="20"/>
+      </w:rPr>
+    </w:lvl>
+    <w:lvl w:ilvl="7" w:tentative="1">
+      <w:start w:val="1"/>
+      <w:numFmt w:val="bullet"/>
+      <w:lvlText w:val=""/>
+      <w:lvlJc w:val="left"/>
+      <w:pPr>
+        <w:tabs>
+          <w:tab w:val="num" w:pos="5760"/>
+        </w:tabs>
+        <w:ind w:left="5760" w:hanging="360"/>
+      </w:pPr>
+      <w:rPr>
+        <w:rFonts w:ascii="Wingdings" w:hAnsi="Wingdings" w:hint="default"/>
+        <w:sz w:val="20"/>
+      </w:rPr>
+    </w:lvl>
+    <w:lvl w:ilvl="8" w:tentative="1">
+      <w:start w:val="1"/>
+      <w:numFmt w:val="bullet"/>
+      <w:lvlText w:val=""/>
+      <w:lvlJc w:val="left"/>
+      <w:pPr>
+        <w:tabs>
+          <w:tab w:val="num" w:pos="6480"/>
+        </w:tabs>
+        <w:ind w:left="6480" w:hanging="360"/>
+      </w:pPr>
+      <w:rPr>
+        <w:rFonts w:ascii="Wingdings" w:hAnsi="Wingdings" w:hint="default"/>
+        <w:sz w:val="20"/>
+      </w:rPr>
+    </w:lvl>
+  </w:abstractNum>
+  <w:abstractNum w:abstractNumId="17" w15:restartNumberingAfterBreak="0">
+    <w:nsid w:val="2A4C720D"/>
+    <w:multiLevelType w:val="hybridMultilevel"/>
+    <w:tmpl w:val="63D8BC6C"/>
+    <w:lvl w:ilvl="0" w:tplc="0C0A0005">
+      <w:start w:val="1"/>
+      <w:numFmt w:val="bullet"/>
+      <w:lvlText w:val=""/>
+      <w:lvlJc w:val="left"/>
+      <w:pPr>
+        <w:ind w:left="1004" w:hanging="360"/>
+      </w:pPr>
+      <w:rPr>
+        <w:rFonts w:ascii="Wingdings" w:hAnsi="Wingdings" w:hint="default"/>
+      </w:rPr>
+    </w:lvl>
+    <w:lvl w:ilvl="1" w:tplc="0C0A0003" w:tentative="1">
+      <w:start w:val="1"/>
+      <w:numFmt w:val="bullet"/>
+      <w:lvlText w:val="o"/>
+      <w:lvlJc w:val="left"/>
+      <w:pPr>
+        <w:ind w:left="1724" w:hanging="360"/>
+      </w:pPr>
+      <w:rPr>
+        <w:rFonts w:ascii="Courier New" w:hAnsi="Courier New" w:cs="Courier New" w:hint="default"/>
+      </w:rPr>
+    </w:lvl>
+    <w:lvl w:ilvl="2" w:tplc="0C0A0005" w:tentative="1">
+      <w:start w:val="1"/>
+      <w:numFmt w:val="bullet"/>
+      <w:lvlText w:val=""/>
+      <w:lvlJc w:val="left"/>
+      <w:pPr>
+        <w:ind w:left="2444" w:hanging="360"/>
+      </w:pPr>
+      <w:rPr>
+        <w:rFonts w:ascii="Wingdings" w:hAnsi="Wingdings" w:hint="default"/>
+      </w:rPr>
+    </w:lvl>
+    <w:lvl w:ilvl="3" w:tplc="0C0A0001" w:tentative="1">
+      <w:start w:val="1"/>
+      <w:numFmt w:val="bullet"/>
+      <w:lvlText w:val=""/>
+      <w:lvlJc w:val="left"/>
+      <w:pPr>
+        <w:ind w:left="3164" w:hanging="360"/>
+      </w:pPr>
+      <w:rPr>
+        <w:rFonts w:ascii="Symbol" w:hAnsi="Symbol" w:hint="default"/>
+      </w:rPr>
+    </w:lvl>
+    <w:lvl w:ilvl="4" w:tplc="0C0A0003" w:tentative="1">
+      <w:start w:val="1"/>
+      <w:numFmt w:val="bullet"/>
+      <w:lvlText w:val="o"/>
+      <w:lvlJc w:val="left"/>
+      <w:pPr>
+        <w:ind w:left="3884" w:hanging="360"/>
+      </w:pPr>
+      <w:rPr>
+        <w:rFonts w:ascii="Courier New" w:hAnsi="Courier New" w:cs="Courier New" w:hint="default"/>
+      </w:rPr>
+    </w:lvl>
+    <w:lvl w:ilvl="5" w:tplc="0C0A0005" w:tentative="1">
+      <w:start w:val="1"/>
+      <w:numFmt w:val="bullet"/>
+      <w:lvlText w:val=""/>
+      <w:lvlJc w:val="left"/>
+      <w:pPr>
+        <w:ind w:left="4604" w:hanging="360"/>
+      </w:pPr>
+      <w:rPr>
+        <w:rFonts w:ascii="Wingdings" w:hAnsi="Wingdings" w:hint="default"/>
+      </w:rPr>
+    </w:lvl>
+    <w:lvl w:ilvl="6" w:tplc="0C0A0001" w:tentative="1">
+      <w:start w:val="1"/>
+      <w:numFmt w:val="bullet"/>
+      <w:lvlText w:val=""/>
+      <w:lvlJc w:val="left"/>
+      <w:pPr>
+        <w:ind w:left="5324" w:hanging="360"/>
+      </w:pPr>
+      <w:rPr>
+        <w:rFonts w:ascii="Symbol" w:hAnsi="Symbol" w:hint="default"/>
+      </w:rPr>
+    </w:lvl>
+    <w:lvl w:ilvl="7" w:tplc="0C0A0003" w:tentative="1">
+      <w:start w:val="1"/>
+      <w:numFmt w:val="bullet"/>
+      <w:lvlText w:val="o"/>
+      <w:lvlJc w:val="left"/>
+      <w:pPr>
+        <w:ind w:left="6044" w:hanging="360"/>
+      </w:pPr>
+      <w:rPr>
+        <w:rFonts w:ascii="Courier New" w:hAnsi="Courier New" w:cs="Courier New" w:hint="default"/>
+      </w:rPr>
+    </w:lvl>
+    <w:lvl w:ilvl="8" w:tplc="0C0A0005" w:tentative="1">
+      <w:start w:val="1"/>
+      <w:numFmt w:val="bullet"/>
+      <w:lvlText w:val=""/>
+      <w:lvlJc w:val="left"/>
+      <w:pPr>
+        <w:ind w:left="6764" w:hanging="360"/>
+      </w:pPr>
+      <w:rPr>
+        <w:rFonts w:ascii="Wingdings" w:hAnsi="Wingdings" w:hint="default"/>
+      </w:rPr>
+    </w:lvl>
+  </w:abstractNum>
+  <w:abstractNum w:abstractNumId="18" w15:restartNumberingAfterBreak="0">
     <w:nsid w:val="2A7B5FD1"/>
     <w:multiLevelType w:val="hybridMultilevel"/>
     <w:tmpl w:val="13EC9434"/>
@@ -30401,7 +27551,7 @@
       </w:rPr>
     </w:lvl>
   </w:abstractNum>
-  <w:abstractNum w:abstractNumId="17" w15:restartNumberingAfterBreak="0">
+  <w:abstractNum w:abstractNumId="19" w15:restartNumberingAfterBreak="0">
     <w:nsid w:val="2AF82338"/>
     <w:multiLevelType w:val="hybridMultilevel"/>
     <w:tmpl w:val="A3FA4EC8"/>
@@ -30514,7 +27664,7 @@
       </w:rPr>
     </w:lvl>
   </w:abstractNum>
-  <w:abstractNum w:abstractNumId="18" w15:restartNumberingAfterBreak="0">
+  <w:abstractNum w:abstractNumId="20" w15:restartNumberingAfterBreak="0">
     <w:nsid w:val="2C3A5A79"/>
     <w:multiLevelType w:val="hybridMultilevel"/>
     <w:tmpl w:val="287C7690"/>
@@ -30627,7 +27777,7 @@
       </w:rPr>
     </w:lvl>
   </w:abstractNum>
-  <w:abstractNum w:abstractNumId="19" w15:restartNumberingAfterBreak="0">
+  <w:abstractNum w:abstractNumId="21" w15:restartNumberingAfterBreak="0">
     <w:nsid w:val="310D0FA1"/>
     <w:multiLevelType w:val="hybridMultilevel"/>
     <w:tmpl w:val="7C46F6A4"/>
@@ -30740,7 +27890,7 @@
       </w:rPr>
     </w:lvl>
   </w:abstractNum>
-  <w:abstractNum w:abstractNumId="20" w15:restartNumberingAfterBreak="0">
+  <w:abstractNum w:abstractNumId="22" w15:restartNumberingAfterBreak="0">
     <w:nsid w:val="316F2955"/>
     <w:multiLevelType w:val="hybridMultilevel"/>
     <w:tmpl w:val="4E4C1A80"/>
@@ -30853,7 +28003,7 @@
       </w:rPr>
     </w:lvl>
   </w:abstractNum>
-  <w:abstractNum w:abstractNumId="21" w15:restartNumberingAfterBreak="0">
+  <w:abstractNum w:abstractNumId="23" w15:restartNumberingAfterBreak="0">
     <w:nsid w:val="332837B3"/>
     <w:multiLevelType w:val="multilevel"/>
     <w:tmpl w:val="10CEF920"/>
@@ -31002,7 +28152,7 @@
       </w:rPr>
     </w:lvl>
   </w:abstractNum>
-  <w:abstractNum w:abstractNumId="22" w15:restartNumberingAfterBreak="0">
+  <w:abstractNum w:abstractNumId="24" w15:restartNumberingAfterBreak="0">
     <w:nsid w:val="367564F6"/>
     <w:multiLevelType w:val="hybridMultilevel"/>
     <w:tmpl w:val="58C86744"/>
@@ -31115,7 +28265,7 @@
       </w:rPr>
     </w:lvl>
   </w:abstractNum>
-  <w:abstractNum w:abstractNumId="23" w15:restartNumberingAfterBreak="0">
+  <w:abstractNum w:abstractNumId="25" w15:restartNumberingAfterBreak="0">
     <w:nsid w:val="3AEE0E0C"/>
     <w:multiLevelType w:val="hybridMultilevel"/>
     <w:tmpl w:val="8B606EC6"/>
@@ -31204,7 +28354,7 @@
       </w:pPr>
     </w:lvl>
   </w:abstractNum>
-  <w:abstractNum w:abstractNumId="24" w15:restartNumberingAfterBreak="0">
+  <w:abstractNum w:abstractNumId="26" w15:restartNumberingAfterBreak="0">
     <w:nsid w:val="3F2C4ADF"/>
     <w:multiLevelType w:val="hybridMultilevel"/>
     <w:tmpl w:val="41D4C77A"/>
@@ -31317,7 +28467,7 @@
       </w:rPr>
     </w:lvl>
   </w:abstractNum>
-  <w:abstractNum w:abstractNumId="25" w15:restartNumberingAfterBreak="0">
+  <w:abstractNum w:abstractNumId="27" w15:restartNumberingAfterBreak="0">
     <w:nsid w:val="40460677"/>
     <w:multiLevelType w:val="multilevel"/>
     <w:tmpl w:val="6B3A27B2"/>
@@ -31430,7 +28580,7 @@
       </w:pPr>
     </w:lvl>
   </w:abstractNum>
-  <w:abstractNum w:abstractNumId="26" w15:restartNumberingAfterBreak="0">
+  <w:abstractNum w:abstractNumId="28" w15:restartNumberingAfterBreak="0">
     <w:nsid w:val="411D2D83"/>
     <w:multiLevelType w:val="multilevel"/>
     <w:tmpl w:val="52667826"/>
@@ -31579,7 +28729,7 @@
       </w:rPr>
     </w:lvl>
   </w:abstractNum>
-  <w:abstractNum w:abstractNumId="27" w15:restartNumberingAfterBreak="0">
+  <w:abstractNum w:abstractNumId="29" w15:restartNumberingAfterBreak="0">
     <w:nsid w:val="433E5335"/>
     <w:multiLevelType w:val="hybridMultilevel"/>
     <w:tmpl w:val="D094621E"/>
@@ -31692,7 +28842,7 @@
       </w:rPr>
     </w:lvl>
   </w:abstractNum>
-  <w:abstractNum w:abstractNumId="28" w15:restartNumberingAfterBreak="0">
+  <w:abstractNum w:abstractNumId="30" w15:restartNumberingAfterBreak="0">
     <w:nsid w:val="454B1BFE"/>
     <w:multiLevelType w:val="hybridMultilevel"/>
     <w:tmpl w:val="238403CC"/>
@@ -31805,7 +28955,7 @@
       </w:rPr>
     </w:lvl>
   </w:abstractNum>
-  <w:abstractNum w:abstractNumId="29" w15:restartNumberingAfterBreak="0">
+  <w:abstractNum w:abstractNumId="31" w15:restartNumberingAfterBreak="0">
     <w:nsid w:val="4C5643B6"/>
     <w:multiLevelType w:val="hybridMultilevel"/>
     <w:tmpl w:val="D3AE37C0"/>
@@ -31918,7 +29068,7 @@
       </w:rPr>
     </w:lvl>
   </w:abstractNum>
-  <w:abstractNum w:abstractNumId="30" w15:restartNumberingAfterBreak="0">
+  <w:abstractNum w:abstractNumId="32" w15:restartNumberingAfterBreak="0">
     <w:nsid w:val="4D075A18"/>
     <w:multiLevelType w:val="hybridMultilevel"/>
     <w:tmpl w:val="3BCEDEF0"/>
@@ -32031,7 +29181,7 @@
       </w:rPr>
     </w:lvl>
   </w:abstractNum>
-  <w:abstractNum w:abstractNumId="31" w15:restartNumberingAfterBreak="0">
+  <w:abstractNum w:abstractNumId="33" w15:restartNumberingAfterBreak="0">
     <w:nsid w:val="4DCC4C25"/>
     <w:multiLevelType w:val="hybridMultilevel"/>
     <w:tmpl w:val="3B208420"/>
@@ -32144,7 +29294,7 @@
       </w:rPr>
     </w:lvl>
   </w:abstractNum>
-  <w:abstractNum w:abstractNumId="32" w15:restartNumberingAfterBreak="0">
+  <w:abstractNum w:abstractNumId="34" w15:restartNumberingAfterBreak="0">
     <w:nsid w:val="4F814BA9"/>
     <w:multiLevelType w:val="hybridMultilevel"/>
     <w:tmpl w:val="B268CF04"/>
@@ -32257,7 +29407,7 @@
       </w:rPr>
     </w:lvl>
   </w:abstractNum>
-  <w:abstractNum w:abstractNumId="33" w15:restartNumberingAfterBreak="0">
+  <w:abstractNum w:abstractNumId="35" w15:restartNumberingAfterBreak="0">
     <w:nsid w:val="501455FF"/>
     <w:multiLevelType w:val="multilevel"/>
     <w:tmpl w:val="448AC50E"/>
@@ -32404,7 +29554,7 @@
       </w:rPr>
     </w:lvl>
   </w:abstractNum>
-  <w:abstractNum w:abstractNumId="34" w15:restartNumberingAfterBreak="0">
+  <w:abstractNum w:abstractNumId="36" w15:restartNumberingAfterBreak="0">
     <w:nsid w:val="529E4ED5"/>
     <w:multiLevelType w:val="multilevel"/>
     <w:tmpl w:val="F3464656"/>
@@ -32553,7 +29703,7 @@
       </w:rPr>
     </w:lvl>
   </w:abstractNum>
-  <w:abstractNum w:abstractNumId="35" w15:restartNumberingAfterBreak="0">
+  <w:abstractNum w:abstractNumId="37" w15:restartNumberingAfterBreak="0">
     <w:nsid w:val="545F0AD1"/>
     <w:multiLevelType w:val="hybridMultilevel"/>
     <w:tmpl w:val="5CACC586"/>
@@ -32639,7 +29789,7 @@
       </w:pPr>
     </w:lvl>
   </w:abstractNum>
-  <w:abstractNum w:abstractNumId="36" w15:restartNumberingAfterBreak="0">
+  <w:abstractNum w:abstractNumId="38" w15:restartNumberingAfterBreak="0">
     <w:nsid w:val="579252F5"/>
     <w:multiLevelType w:val="multilevel"/>
     <w:tmpl w:val="8564E4DC"/>
@@ -32752,7 +29902,7 @@
       </w:pPr>
     </w:lvl>
   </w:abstractNum>
-  <w:abstractNum w:abstractNumId="37" w15:restartNumberingAfterBreak="0">
+  <w:abstractNum w:abstractNumId="39" w15:restartNumberingAfterBreak="0">
     <w:nsid w:val="59392780"/>
     <w:multiLevelType w:val="hybridMultilevel"/>
     <w:tmpl w:val="4198DE90"/>
@@ -32865,7 +30015,7 @@
       </w:rPr>
     </w:lvl>
   </w:abstractNum>
-  <w:abstractNum w:abstractNumId="38" w15:restartNumberingAfterBreak="0">
+  <w:abstractNum w:abstractNumId="40" w15:restartNumberingAfterBreak="0">
     <w:nsid w:val="5CCD7258"/>
     <w:multiLevelType w:val="hybridMultilevel"/>
     <w:tmpl w:val="380EC62C"/>
@@ -32978,7 +30128,7 @@
       </w:rPr>
     </w:lvl>
   </w:abstractNum>
-  <w:abstractNum w:abstractNumId="39" w15:restartNumberingAfterBreak="0">
+  <w:abstractNum w:abstractNumId="41" w15:restartNumberingAfterBreak="0">
     <w:nsid w:val="60766086"/>
     <w:multiLevelType w:val="hybridMultilevel"/>
     <w:tmpl w:val="36B2C3F2"/>
@@ -33091,7 +30241,7 @@
       </w:rPr>
     </w:lvl>
   </w:abstractNum>
-  <w:abstractNum w:abstractNumId="40" w15:restartNumberingAfterBreak="0">
+  <w:abstractNum w:abstractNumId="42" w15:restartNumberingAfterBreak="0">
     <w:nsid w:val="60E46482"/>
     <w:multiLevelType w:val="hybridMultilevel"/>
     <w:tmpl w:val="5502ADE0"/>
@@ -33204,7 +30354,7 @@
       </w:rPr>
     </w:lvl>
   </w:abstractNum>
-  <w:abstractNum w:abstractNumId="41" w15:restartNumberingAfterBreak="0">
+  <w:abstractNum w:abstractNumId="43" w15:restartNumberingAfterBreak="0">
     <w:nsid w:val="653C0604"/>
     <w:multiLevelType w:val="hybridMultilevel"/>
     <w:tmpl w:val="EBC482FE"/>
@@ -33317,7 +30467,7 @@
       </w:rPr>
     </w:lvl>
   </w:abstractNum>
-  <w:abstractNum w:abstractNumId="42" w15:restartNumberingAfterBreak="0">
+  <w:abstractNum w:abstractNumId="44" w15:restartNumberingAfterBreak="0">
     <w:nsid w:val="6B170D93"/>
     <w:multiLevelType w:val="hybridMultilevel"/>
     <w:tmpl w:val="C072561A"/>
@@ -33430,7 +30580,7 @@
       </w:rPr>
     </w:lvl>
   </w:abstractNum>
-  <w:abstractNum w:abstractNumId="43" w15:restartNumberingAfterBreak="0">
+  <w:abstractNum w:abstractNumId="45" w15:restartNumberingAfterBreak="0">
     <w:nsid w:val="6EC849E6"/>
     <w:multiLevelType w:val="hybridMultilevel"/>
     <w:tmpl w:val="83C80376"/>
@@ -33543,7 +30693,7 @@
       </w:rPr>
     </w:lvl>
   </w:abstractNum>
-  <w:abstractNum w:abstractNumId="44" w15:restartNumberingAfterBreak="0">
+  <w:abstractNum w:abstractNumId="46" w15:restartNumberingAfterBreak="0">
     <w:nsid w:val="72416FAA"/>
     <w:multiLevelType w:val="multilevel"/>
     <w:tmpl w:val="49B4E668"/>
@@ -33683,7 +30833,7 @@
       </w:rPr>
     </w:lvl>
   </w:abstractNum>
-  <w:abstractNum w:abstractNumId="45" w15:restartNumberingAfterBreak="0">
+  <w:abstractNum w:abstractNumId="47" w15:restartNumberingAfterBreak="0">
     <w:nsid w:val="7A707A37"/>
     <w:multiLevelType w:val="hybridMultilevel"/>
     <w:tmpl w:val="918AC73A"/>
@@ -33796,7 +30946,7 @@
       </w:rPr>
     </w:lvl>
   </w:abstractNum>
-  <w:abstractNum w:abstractNumId="46" w15:restartNumberingAfterBreak="0">
+  <w:abstractNum w:abstractNumId="48" w15:restartNumberingAfterBreak="0">
     <w:nsid w:val="7A8B67FD"/>
     <w:multiLevelType w:val="multilevel"/>
     <w:tmpl w:val="4DFE7854"/>
@@ -33945,7 +31095,7 @@
       </w:rPr>
     </w:lvl>
   </w:abstractNum>
-  <w:abstractNum w:abstractNumId="47" w15:restartNumberingAfterBreak="0">
+  <w:abstractNum w:abstractNumId="49" w15:restartNumberingAfterBreak="0">
     <w:nsid w:val="7B7B6430"/>
     <w:multiLevelType w:val="hybridMultilevel"/>
     <w:tmpl w:val="8C087AEC"/>
@@ -34058,7 +31208,7 @@
       </w:rPr>
     </w:lvl>
   </w:abstractNum>
-  <w:abstractNum w:abstractNumId="48" w15:restartNumberingAfterBreak="0">
+  <w:abstractNum w:abstractNumId="50" w15:restartNumberingAfterBreak="0">
     <w:nsid w:val="7FA22FF0"/>
     <w:multiLevelType w:val="hybridMultilevel"/>
     <w:tmpl w:val="44944AB8"/>
@@ -34175,67 +31325,67 @@
     <w:abstractNumId w:val="4"/>
   </w:num>
   <w:num w:numId="2" w16cid:durableId="2020934240">
-    <w:abstractNumId w:val="33"/>
+    <w:abstractNumId w:val="35"/>
   </w:num>
   <w:num w:numId="3" w16cid:durableId="1371953170">
-    <w:abstractNumId w:val="44"/>
+    <w:abstractNumId w:val="46"/>
   </w:num>
   <w:num w:numId="4" w16cid:durableId="1834489090">
-    <w:abstractNumId w:val="36"/>
+    <w:abstractNumId w:val="38"/>
   </w:num>
   <w:num w:numId="5" w16cid:durableId="1303272639">
-    <w:abstractNumId w:val="32"/>
+    <w:abstractNumId w:val="34"/>
   </w:num>
   <w:num w:numId="6" w16cid:durableId="1195732649">
     <w:abstractNumId w:val="12"/>
   </w:num>
   <w:num w:numId="7" w16cid:durableId="1978755521">
-    <w:abstractNumId w:val="21"/>
+    <w:abstractNumId w:val="23"/>
   </w:num>
   <w:num w:numId="8" w16cid:durableId="773474271">
-    <w:abstractNumId w:val="43"/>
+    <w:abstractNumId w:val="45"/>
   </w:num>
   <w:num w:numId="9" w16cid:durableId="1806653815">
-    <w:abstractNumId w:val="39"/>
+    <w:abstractNumId w:val="41"/>
   </w:num>
   <w:num w:numId="10" w16cid:durableId="368190108">
-    <w:abstractNumId w:val="40"/>
+    <w:abstractNumId w:val="42"/>
   </w:num>
   <w:num w:numId="11" w16cid:durableId="2042515851">
     <w:abstractNumId w:val="8"/>
   </w:num>
   <w:num w:numId="12" w16cid:durableId="307900423">
-    <w:abstractNumId w:val="25"/>
+    <w:abstractNumId w:val="27"/>
   </w:num>
   <w:num w:numId="13" w16cid:durableId="669214921">
-    <w:abstractNumId w:val="18"/>
+    <w:abstractNumId w:val="20"/>
   </w:num>
   <w:num w:numId="14" w16cid:durableId="1348292546">
-    <w:abstractNumId w:val="46"/>
+    <w:abstractNumId w:val="48"/>
   </w:num>
   <w:num w:numId="15" w16cid:durableId="1497916014">
     <w:abstractNumId w:val="6"/>
   </w:num>
   <w:num w:numId="16" w16cid:durableId="743454149">
-    <w:abstractNumId w:val="45"/>
+    <w:abstractNumId w:val="47"/>
   </w:num>
   <w:num w:numId="17" w16cid:durableId="42027819">
-    <w:abstractNumId w:val="20"/>
+    <w:abstractNumId w:val="22"/>
   </w:num>
   <w:num w:numId="18" w16cid:durableId="294409342">
     <w:abstractNumId w:val="14"/>
   </w:num>
   <w:num w:numId="19" w16cid:durableId="664745450">
-    <w:abstractNumId w:val="28"/>
+    <w:abstractNumId w:val="30"/>
   </w:num>
   <w:num w:numId="20" w16cid:durableId="1735396976">
     <w:abstractNumId w:val="7"/>
   </w:num>
   <w:num w:numId="21" w16cid:durableId="1180437839">
-    <w:abstractNumId w:val="24"/>
+    <w:abstractNumId w:val="26"/>
   </w:num>
   <w:num w:numId="22" w16cid:durableId="1307393806">
-    <w:abstractNumId w:val="27"/>
+    <w:abstractNumId w:val="29"/>
   </w:num>
   <w:num w:numId="23" w16cid:durableId="778259834">
     <w:abstractNumId w:val="9"/>
@@ -34253,70 +31403,76 @@
     <w:abstractNumId w:val="5"/>
   </w:num>
   <w:num w:numId="28" w16cid:durableId="1392851993">
-    <w:abstractNumId w:val="26"/>
+    <w:abstractNumId w:val="28"/>
   </w:num>
   <w:num w:numId="29" w16cid:durableId="1708412710">
-    <w:abstractNumId w:val="34"/>
+    <w:abstractNumId w:val="36"/>
   </w:num>
   <w:num w:numId="30" w16cid:durableId="1375353033">
     <w:abstractNumId w:val="11"/>
   </w:num>
   <w:num w:numId="31" w16cid:durableId="1334719899">
-    <w:abstractNumId w:val="23"/>
+    <w:abstractNumId w:val="25"/>
   </w:num>
   <w:num w:numId="32" w16cid:durableId="424956976">
-    <w:abstractNumId w:val="47"/>
+    <w:abstractNumId w:val="49"/>
   </w:num>
   <w:num w:numId="33" w16cid:durableId="2100053422">
-    <w:abstractNumId w:val="41"/>
+    <w:abstractNumId w:val="43"/>
   </w:num>
   <w:num w:numId="34" w16cid:durableId="1312444181">
     <w:abstractNumId w:val="10"/>
   </w:num>
   <w:num w:numId="35" w16cid:durableId="1673952078">
+    <w:abstractNumId w:val="21"/>
+  </w:num>
+  <w:num w:numId="36" w16cid:durableId="1553272497">
+    <w:abstractNumId w:val="37"/>
+  </w:num>
+  <w:num w:numId="37" w16cid:durableId="2100635806">
+    <w:abstractNumId w:val="50"/>
+  </w:num>
+  <w:num w:numId="38" w16cid:durableId="1956281961">
+    <w:abstractNumId w:val="32"/>
+  </w:num>
+  <w:num w:numId="39" w16cid:durableId="781724949">
     <w:abstractNumId w:val="19"/>
   </w:num>
-  <w:num w:numId="36" w16cid:durableId="1553272497">
-    <w:abstractNumId w:val="35"/>
-  </w:num>
-  <w:num w:numId="37" w16cid:durableId="2100635806">
-    <w:abstractNumId w:val="48"/>
-  </w:num>
-  <w:num w:numId="38" w16cid:durableId="1956281961">
-    <w:abstractNumId w:val="30"/>
-  </w:num>
-  <w:num w:numId="39" w16cid:durableId="781724949">
-    <w:abstractNumId w:val="17"/>
-  </w:num>
   <w:num w:numId="40" w16cid:durableId="1441875807">
-    <w:abstractNumId w:val="37"/>
+    <w:abstractNumId w:val="39"/>
   </w:num>
   <w:num w:numId="41" w16cid:durableId="1600403819">
     <w:abstractNumId w:val="2"/>
   </w:num>
   <w:num w:numId="42" w16cid:durableId="1642299097">
-    <w:abstractNumId w:val="38"/>
+    <w:abstractNumId w:val="40"/>
   </w:num>
   <w:num w:numId="43" w16cid:durableId="390423627">
-    <w:abstractNumId w:val="31"/>
+    <w:abstractNumId w:val="33"/>
   </w:num>
   <w:num w:numId="44" w16cid:durableId="1467775537">
     <w:abstractNumId w:val="1"/>
   </w:num>
   <w:num w:numId="45" w16cid:durableId="1372223458">
-    <w:abstractNumId w:val="29"/>
+    <w:abstractNumId w:val="31"/>
   </w:num>
   <w:num w:numId="46" w16cid:durableId="1639453053">
-    <w:abstractNumId w:val="16"/>
+    <w:abstractNumId w:val="18"/>
   </w:num>
   <w:num w:numId="47" w16cid:durableId="1191529868">
-    <w:abstractNumId w:val="22"/>
+    <w:abstractNumId w:val="24"/>
   </w:num>
   <w:num w:numId="48" w16cid:durableId="184948069">
-    <w:abstractNumId w:val="42"/>
+    <w:abstractNumId w:val="44"/>
   </w:num>
   <w:num w:numId="49" w16cid:durableId="907301053">
     <w:abstractNumId w:val="15"/>
+  </w:num>
+  <w:num w:numId="50" w16cid:durableId="1813911524">
+    <w:abstractNumId w:val="17"/>
+  </w:num>
+  <w:num w:numId="51" w16cid:durableId="110173201">
+    <w:abstractNumId w:val="16"/>
   </w:num>
 </w:numbering>
 </file>

--- a/TFM_education_ai_analytics/docs/Memoria_TFM.docx
+++ b/TFM_education_ai_analytics/docs/Memoria_TFM.docx
@@ -591,7 +591,7 @@
             </w:rPr>
             <w:fldChar w:fldCharType="separate"/>
           </w:r>
-          <w:hyperlink w:anchor="_Toc223211311" w:history="1">
+          <w:hyperlink w:anchor="_Toc223427408" w:history="1">
             <w:r>
               <w:rPr>
                 <w:rStyle w:val="Hipervnculo"/>
@@ -618,7 +618,7 @@
                 <w:noProof/>
                 <w:webHidden/>
               </w:rPr>
-              <w:instrText xml:space="preserve"> PAGEREF _Toc223211311 \h </w:instrText>
+              <w:instrText xml:space="preserve"> PAGEREF _Toc223427408 \h </w:instrText>
             </w:r>
             <w:r>
               <w:rPr>
@@ -664,7 +664,7 @@
               <w14:ligatures w14:val="standardContextual"/>
             </w:rPr>
           </w:pPr>
-          <w:hyperlink w:anchor="_Toc223211312" w:history="1">
+          <w:hyperlink w:anchor="_Toc223427409" w:history="1">
             <w:r>
               <w:rPr>
                 <w:rStyle w:val="Hipervnculo"/>
@@ -692,7 +692,7 @@
                 <w:noProof/>
                 <w:webHidden/>
               </w:rPr>
-              <w:instrText xml:space="preserve"> PAGEREF _Toc223211312 \h </w:instrText>
+              <w:instrText xml:space="preserve"> PAGEREF _Toc223427409 \h </w:instrText>
             </w:r>
             <w:r>
               <w:rPr>
@@ -739,7 +739,7 @@
               <w14:ligatures w14:val="standardContextual"/>
             </w:rPr>
           </w:pPr>
-          <w:hyperlink w:anchor="_Toc223211313" w:history="1">
+          <w:hyperlink w:anchor="_Toc223427410" w:history="1">
             <w:r>
               <w:rPr>
                 <w:rStyle w:val="Hipervnculo"/>
@@ -784,7 +784,7 @@
                 <w:noProof/>
                 <w:webHidden/>
               </w:rPr>
-              <w:instrText xml:space="preserve"> PAGEREF _Toc223211313 \h </w:instrText>
+              <w:instrText xml:space="preserve"> PAGEREF _Toc223427410 \h </w:instrText>
             </w:r>
             <w:r>
               <w:rPr>
@@ -831,7 +831,7 @@
               <w14:ligatures w14:val="standardContextual"/>
             </w:rPr>
           </w:pPr>
-          <w:hyperlink w:anchor="_Toc223211314" w:history="1">
+          <w:hyperlink w:anchor="_Toc223427411" w:history="1">
             <w:r>
               <w:rPr>
                 <w:rStyle w:val="Hipervnculo"/>
@@ -876,7 +876,7 @@
                 <w:noProof/>
                 <w:webHidden/>
               </w:rPr>
-              <w:instrText xml:space="preserve"> PAGEREF _Toc223211314 \h </w:instrText>
+              <w:instrText xml:space="preserve"> PAGEREF _Toc223427411 \h </w:instrText>
             </w:r>
             <w:r>
               <w:rPr>
@@ -923,7 +923,7 @@
               <w14:ligatures w14:val="standardContextual"/>
             </w:rPr>
           </w:pPr>
-          <w:hyperlink w:anchor="_Toc223211315" w:history="1">
+          <w:hyperlink w:anchor="_Toc223427412" w:history="1">
             <w:r>
               <w:rPr>
                 <w:rStyle w:val="Hipervnculo"/>
@@ -968,7 +968,7 @@
                 <w:noProof/>
                 <w:webHidden/>
               </w:rPr>
-              <w:instrText xml:space="preserve"> PAGEREF _Toc223211315 \h </w:instrText>
+              <w:instrText xml:space="preserve"> PAGEREF _Toc223427412 \h </w:instrText>
             </w:r>
             <w:r>
               <w:rPr>
@@ -1015,7 +1015,7 @@
               <w14:ligatures w14:val="standardContextual"/>
             </w:rPr>
           </w:pPr>
-          <w:hyperlink w:anchor="_Toc223211316" w:history="1">
+          <w:hyperlink w:anchor="_Toc223427413" w:history="1">
             <w:r>
               <w:rPr>
                 <w:rStyle w:val="Hipervnculo"/>
@@ -1060,7 +1060,7 @@
                 <w:noProof/>
                 <w:webHidden/>
               </w:rPr>
-              <w:instrText xml:space="preserve"> PAGEREF _Toc223211316 \h </w:instrText>
+              <w:instrText xml:space="preserve"> PAGEREF _Toc223427413 \h </w:instrText>
             </w:r>
             <w:r>
               <w:rPr>
@@ -1107,7 +1107,7 @@
               <w14:ligatures w14:val="standardContextual"/>
             </w:rPr>
           </w:pPr>
-          <w:hyperlink w:anchor="_Toc223211317" w:history="1">
+          <w:hyperlink w:anchor="_Toc223427414" w:history="1">
             <w:r>
               <w:rPr>
                 <w:rStyle w:val="Hipervnculo"/>
@@ -1152,7 +1152,7 @@
                 <w:noProof/>
                 <w:webHidden/>
               </w:rPr>
-              <w:instrText xml:space="preserve"> PAGEREF _Toc223211317 \h </w:instrText>
+              <w:instrText xml:space="preserve"> PAGEREF _Toc223427414 \h </w:instrText>
             </w:r>
             <w:r>
               <w:rPr>
@@ -1199,7 +1199,7 @@
               <w14:ligatures w14:val="standardContextual"/>
             </w:rPr>
           </w:pPr>
-          <w:hyperlink w:anchor="_Toc223211318" w:history="1">
+          <w:hyperlink w:anchor="_Toc223427415" w:history="1">
             <w:r>
               <w:rPr>
                 <w:rStyle w:val="Hipervnculo"/>
@@ -1244,7 +1244,7 @@
                 <w:noProof/>
                 <w:webHidden/>
               </w:rPr>
-              <w:instrText xml:space="preserve"> PAGEREF _Toc223211318 \h </w:instrText>
+              <w:instrText xml:space="preserve"> PAGEREF _Toc223427415 \h </w:instrText>
             </w:r>
             <w:r>
               <w:rPr>
@@ -1287,7 +1287,7 @@
               <w14:ligatures w14:val="standardContextual"/>
             </w:rPr>
           </w:pPr>
-          <w:hyperlink w:anchor="_Toc223211319" w:history="1">
+          <w:hyperlink w:anchor="_Toc223427416" w:history="1">
             <w:r>
               <w:rPr>
                 <w:rStyle w:val="Hipervnculo"/>
@@ -1332,7 +1332,7 @@
                 <w:noProof/>
                 <w:webHidden/>
               </w:rPr>
-              <w:instrText xml:space="preserve"> PAGEREF _Toc223211319 \h </w:instrText>
+              <w:instrText xml:space="preserve"> PAGEREF _Toc223427416 \h </w:instrText>
             </w:r>
             <w:r>
               <w:rPr>
@@ -1375,7 +1375,7 @@
               <w14:ligatures w14:val="standardContextual"/>
             </w:rPr>
           </w:pPr>
-          <w:hyperlink w:anchor="_Toc223211320" w:history="1">
+          <w:hyperlink w:anchor="_Toc223427417" w:history="1">
             <w:r>
               <w:rPr>
                 <w:rStyle w:val="Hipervnculo"/>
@@ -1420,7 +1420,7 @@
                 <w:noProof/>
                 <w:webHidden/>
               </w:rPr>
-              <w:instrText xml:space="preserve"> PAGEREF _Toc223211320 \h </w:instrText>
+              <w:instrText xml:space="preserve"> PAGEREF _Toc223427417 \h </w:instrText>
             </w:r>
             <w:r>
               <w:rPr>
@@ -1463,7 +1463,7 @@
               <w14:ligatures w14:val="standardContextual"/>
             </w:rPr>
           </w:pPr>
-          <w:hyperlink w:anchor="_Toc223211321" w:history="1">
+          <w:hyperlink w:anchor="_Toc223427418" w:history="1">
             <w:r>
               <w:rPr>
                 <w:rStyle w:val="Hipervnculo"/>
@@ -1508,7 +1508,7 @@
                 <w:noProof/>
                 <w:webHidden/>
               </w:rPr>
-              <w:instrText xml:space="preserve"> PAGEREF _Toc223211321 \h </w:instrText>
+              <w:instrText xml:space="preserve"> PAGEREF _Toc223427418 \h </w:instrText>
             </w:r>
             <w:r>
               <w:rPr>
@@ -1551,7 +1551,7 @@
               <w14:ligatures w14:val="standardContextual"/>
             </w:rPr>
           </w:pPr>
-          <w:hyperlink w:anchor="_Toc223211322" w:history="1">
+          <w:hyperlink w:anchor="_Toc223427419" w:history="1">
             <w:r>
               <w:rPr>
                 <w:rStyle w:val="Hipervnculo"/>
@@ -1596,7 +1596,7 @@
                 <w:noProof/>
                 <w:webHidden/>
               </w:rPr>
-              <w:instrText xml:space="preserve"> PAGEREF _Toc223211322 \h </w:instrText>
+              <w:instrText xml:space="preserve"> PAGEREF _Toc223427419 \h </w:instrText>
             </w:r>
             <w:r>
               <w:rPr>
@@ -1639,7 +1639,7 @@
               <w14:ligatures w14:val="standardContextual"/>
             </w:rPr>
           </w:pPr>
-          <w:hyperlink w:anchor="_Toc223211323" w:history="1">
+          <w:hyperlink w:anchor="_Toc223427420" w:history="1">
             <w:r>
               <w:rPr>
                 <w:rStyle w:val="Hipervnculo"/>
@@ -1684,7 +1684,7 @@
                 <w:noProof/>
                 <w:webHidden/>
               </w:rPr>
-              <w:instrText xml:space="preserve"> PAGEREF _Toc223211323 \h </w:instrText>
+              <w:instrText xml:space="preserve"> PAGEREF _Toc223427420 \h </w:instrText>
             </w:r>
             <w:r>
               <w:rPr>
@@ -1727,7 +1727,7 @@
               <w14:ligatures w14:val="standardContextual"/>
             </w:rPr>
           </w:pPr>
-          <w:hyperlink w:anchor="_Toc223211324" w:history="1">
+          <w:hyperlink w:anchor="_Toc223427421" w:history="1">
             <w:r>
               <w:rPr>
                 <w:rStyle w:val="Hipervnculo"/>
@@ -1772,7 +1772,7 @@
                 <w:noProof/>
                 <w:webHidden/>
               </w:rPr>
-              <w:instrText xml:space="preserve"> PAGEREF _Toc223211324 \h </w:instrText>
+              <w:instrText xml:space="preserve"> PAGEREF _Toc223427421 \h </w:instrText>
             </w:r>
             <w:r>
               <w:rPr>
@@ -1819,7 +1819,7 @@
               <w14:ligatures w14:val="standardContextual"/>
             </w:rPr>
           </w:pPr>
-          <w:hyperlink w:anchor="_Toc223211325" w:history="1">
+          <w:hyperlink w:anchor="_Toc223427422" w:history="1">
             <w:r>
               <w:rPr>
                 <w:rStyle w:val="Hipervnculo"/>
@@ -1864,7 +1864,7 @@
                 <w:noProof/>
                 <w:webHidden/>
               </w:rPr>
-              <w:instrText xml:space="preserve"> PAGEREF _Toc223211325 \h </w:instrText>
+              <w:instrText xml:space="preserve"> PAGEREF _Toc223427422 \h </w:instrText>
             </w:r>
             <w:r>
               <w:rPr>
@@ -1907,7 +1907,7 @@
               <w14:ligatures w14:val="standardContextual"/>
             </w:rPr>
           </w:pPr>
-          <w:hyperlink w:anchor="_Toc223211326" w:history="1">
+          <w:hyperlink w:anchor="_Toc223427423" w:history="1">
             <w:r>
               <w:rPr>
                 <w:rStyle w:val="Hipervnculo"/>
@@ -1952,7 +1952,7 @@
                 <w:noProof/>
                 <w:webHidden/>
               </w:rPr>
-              <w:instrText xml:space="preserve"> PAGEREF _Toc223211326 \h </w:instrText>
+              <w:instrText xml:space="preserve"> PAGEREF _Toc223427423 \h </w:instrText>
             </w:r>
             <w:r>
               <w:rPr>
@@ -1995,7 +1995,7 @@
               <w14:ligatures w14:val="standardContextual"/>
             </w:rPr>
           </w:pPr>
-          <w:hyperlink w:anchor="_Toc223211327" w:history="1">
+          <w:hyperlink w:anchor="_Toc223427424" w:history="1">
             <w:r>
               <w:rPr>
                 <w:rStyle w:val="Hipervnculo"/>
@@ -2040,7 +2040,7 @@
                 <w:noProof/>
                 <w:webHidden/>
               </w:rPr>
-              <w:instrText xml:space="preserve"> PAGEREF _Toc223211327 \h </w:instrText>
+              <w:instrText xml:space="preserve"> PAGEREF _Toc223427424 \h </w:instrText>
             </w:r>
             <w:r>
               <w:rPr>
@@ -2083,7 +2083,7 @@
               <w14:ligatures w14:val="standardContextual"/>
             </w:rPr>
           </w:pPr>
-          <w:hyperlink w:anchor="_Toc223211328" w:history="1">
+          <w:hyperlink w:anchor="_Toc223427425" w:history="1">
             <w:r>
               <w:rPr>
                 <w:rStyle w:val="Hipervnculo"/>
@@ -2128,7 +2128,7 @@
                 <w:noProof/>
                 <w:webHidden/>
               </w:rPr>
-              <w:instrText xml:space="preserve"> PAGEREF _Toc223211328 \h </w:instrText>
+              <w:instrText xml:space="preserve"> PAGEREF _Toc223427425 \h </w:instrText>
             </w:r>
             <w:r>
               <w:rPr>
@@ -2171,7 +2171,7 @@
               <w14:ligatures w14:val="standardContextual"/>
             </w:rPr>
           </w:pPr>
-          <w:hyperlink w:anchor="_Toc223211329" w:history="1">
+          <w:hyperlink w:anchor="_Toc223427426" w:history="1">
             <w:r>
               <w:rPr>
                 <w:rStyle w:val="Hipervnculo"/>
@@ -2216,7 +2216,7 @@
                 <w:noProof/>
                 <w:webHidden/>
               </w:rPr>
-              <w:instrText xml:space="preserve"> PAGEREF _Toc223211329 \h </w:instrText>
+              <w:instrText xml:space="preserve"> PAGEREF _Toc223427426 \h </w:instrText>
             </w:r>
             <w:r>
               <w:rPr>
@@ -2259,7 +2259,7 @@
               <w14:ligatures w14:val="standardContextual"/>
             </w:rPr>
           </w:pPr>
-          <w:hyperlink w:anchor="_Toc223211330" w:history="1">
+          <w:hyperlink w:anchor="_Toc223427427" w:history="1">
             <w:r>
               <w:rPr>
                 <w:rStyle w:val="Hipervnculo"/>
@@ -2304,7 +2304,7 @@
                 <w:noProof/>
                 <w:webHidden/>
               </w:rPr>
-              <w:instrText xml:space="preserve"> PAGEREF _Toc223211330 \h </w:instrText>
+              <w:instrText xml:space="preserve"> PAGEREF _Toc223427427 \h </w:instrText>
             </w:r>
             <w:r>
               <w:rPr>
@@ -2351,7 +2351,7 @@
               <w14:ligatures w14:val="standardContextual"/>
             </w:rPr>
           </w:pPr>
-          <w:hyperlink w:anchor="_Toc223211331" w:history="1">
+          <w:hyperlink w:anchor="_Toc223427428" w:history="1">
             <w:r>
               <w:rPr>
                 <w:rStyle w:val="Hipervnculo"/>
@@ -2396,7 +2396,7 @@
                 <w:noProof/>
                 <w:webHidden/>
               </w:rPr>
-              <w:instrText xml:space="preserve"> PAGEREF _Toc223211331 \h </w:instrText>
+              <w:instrText xml:space="preserve"> PAGEREF _Toc223427428 \h </w:instrText>
             </w:r>
             <w:r>
               <w:rPr>
@@ -2443,7 +2443,7 @@
               <w14:ligatures w14:val="standardContextual"/>
             </w:rPr>
           </w:pPr>
-          <w:hyperlink w:anchor="_Toc223211332" w:history="1">
+          <w:hyperlink w:anchor="_Toc223427429" w:history="1">
             <w:r>
               <w:rPr>
                 <w:rStyle w:val="Hipervnculo"/>
@@ -2488,7 +2488,7 @@
                 <w:noProof/>
                 <w:webHidden/>
               </w:rPr>
-              <w:instrText xml:space="preserve"> PAGEREF _Toc223211332 \h </w:instrText>
+              <w:instrText xml:space="preserve"> PAGEREF _Toc223427429 \h </w:instrText>
             </w:r>
             <w:r>
               <w:rPr>
@@ -2535,7 +2535,7 @@
               <w14:ligatures w14:val="standardContextual"/>
             </w:rPr>
           </w:pPr>
-          <w:hyperlink w:anchor="_Toc223211333" w:history="1">
+          <w:hyperlink w:anchor="_Toc223427430" w:history="1">
             <w:r>
               <w:rPr>
                 <w:rStyle w:val="Hipervnculo"/>
@@ -2580,7 +2580,7 @@
                 <w:noProof/>
                 <w:webHidden/>
               </w:rPr>
-              <w:instrText xml:space="preserve"> PAGEREF _Toc223211333 \h </w:instrText>
+              <w:instrText xml:space="preserve"> PAGEREF _Toc223427430 \h </w:instrText>
             </w:r>
             <w:r>
               <w:rPr>
@@ -2623,7 +2623,7 @@
               <w14:ligatures w14:val="standardContextual"/>
             </w:rPr>
           </w:pPr>
-          <w:hyperlink w:anchor="_Toc223211334" w:history="1">
+          <w:hyperlink w:anchor="_Toc223427431" w:history="1">
             <w:r>
               <w:rPr>
                 <w:rStyle w:val="Hipervnculo"/>
@@ -2668,7 +2668,7 @@
                 <w:noProof/>
                 <w:webHidden/>
               </w:rPr>
-              <w:instrText xml:space="preserve"> PAGEREF _Toc223211334 \h </w:instrText>
+              <w:instrText xml:space="preserve"> PAGEREF _Toc223427431 \h </w:instrText>
             </w:r>
             <w:r>
               <w:rPr>
@@ -2711,7 +2711,7 @@
               <w14:ligatures w14:val="standardContextual"/>
             </w:rPr>
           </w:pPr>
-          <w:hyperlink w:anchor="_Toc223211335" w:history="1">
+          <w:hyperlink w:anchor="_Toc223427432" w:history="1">
             <w:r>
               <w:rPr>
                 <w:rStyle w:val="Hipervnculo"/>
@@ -2756,7 +2756,7 @@
                 <w:noProof/>
                 <w:webHidden/>
               </w:rPr>
-              <w:instrText xml:space="preserve"> PAGEREF _Toc223211335 \h </w:instrText>
+              <w:instrText xml:space="preserve"> PAGEREF _Toc223427432 \h </w:instrText>
             </w:r>
             <w:r>
               <w:rPr>
@@ -2799,7 +2799,7 @@
               <w14:ligatures w14:val="standardContextual"/>
             </w:rPr>
           </w:pPr>
-          <w:hyperlink w:anchor="_Toc223211336" w:history="1">
+          <w:hyperlink w:anchor="_Toc223427433" w:history="1">
             <w:r>
               <w:rPr>
                 <w:rStyle w:val="Hipervnculo"/>
@@ -2844,7 +2844,7 @@
                 <w:noProof/>
                 <w:webHidden/>
               </w:rPr>
-              <w:instrText xml:space="preserve"> PAGEREF _Toc223211336 \h </w:instrText>
+              <w:instrText xml:space="preserve"> PAGEREF _Toc223427433 \h </w:instrText>
             </w:r>
             <w:r>
               <w:rPr>
@@ -2887,7 +2887,7 @@
               <w14:ligatures w14:val="standardContextual"/>
             </w:rPr>
           </w:pPr>
-          <w:hyperlink w:anchor="_Toc223211337" w:history="1">
+          <w:hyperlink w:anchor="_Toc223427434" w:history="1">
             <w:r>
               <w:rPr>
                 <w:rStyle w:val="Hipervnculo"/>
@@ -2932,7 +2932,7 @@
                 <w:noProof/>
                 <w:webHidden/>
               </w:rPr>
-              <w:instrText xml:space="preserve"> PAGEREF _Toc223211337 \h </w:instrText>
+              <w:instrText xml:space="preserve"> PAGEREF _Toc223427434 \h </w:instrText>
             </w:r>
             <w:r>
               <w:rPr>
@@ -2975,7 +2975,7 @@
               <w14:ligatures w14:val="standardContextual"/>
             </w:rPr>
           </w:pPr>
-          <w:hyperlink w:anchor="_Toc223211338" w:history="1">
+          <w:hyperlink w:anchor="_Toc223427435" w:history="1">
             <w:r>
               <w:rPr>
                 <w:rStyle w:val="Hipervnculo"/>
@@ -3020,7 +3020,7 @@
                 <w:noProof/>
                 <w:webHidden/>
               </w:rPr>
-              <w:instrText xml:space="preserve"> PAGEREF _Toc223211338 \h </w:instrText>
+              <w:instrText xml:space="preserve"> PAGEREF _Toc223427435 \h </w:instrText>
             </w:r>
             <w:r>
               <w:rPr>
@@ -3067,7 +3067,7 @@
               <w14:ligatures w14:val="standardContextual"/>
             </w:rPr>
           </w:pPr>
-          <w:hyperlink w:anchor="_Toc223211339" w:history="1">
+          <w:hyperlink w:anchor="_Toc223427436" w:history="1">
             <w:r>
               <w:rPr>
                 <w:rStyle w:val="Hipervnculo"/>
@@ -3112,7 +3112,7 @@
                 <w:noProof/>
                 <w:webHidden/>
               </w:rPr>
-              <w:instrText xml:space="preserve"> PAGEREF _Toc223211339 \h </w:instrText>
+              <w:instrText xml:space="preserve"> PAGEREF _Toc223427436 \h </w:instrText>
             </w:r>
             <w:r>
               <w:rPr>
@@ -3155,7 +3155,7 @@
               <w14:ligatures w14:val="standardContextual"/>
             </w:rPr>
           </w:pPr>
-          <w:hyperlink w:anchor="_Toc223211340" w:history="1">
+          <w:hyperlink w:anchor="_Toc223427437" w:history="1">
             <w:r>
               <w:rPr>
                 <w:rStyle w:val="Hipervnculo"/>
@@ -3200,7 +3200,7 @@
                 <w:noProof/>
                 <w:webHidden/>
               </w:rPr>
-              <w:instrText xml:space="preserve"> PAGEREF _Toc223211340 \h </w:instrText>
+              <w:instrText xml:space="preserve"> PAGEREF _Toc223427437 \h </w:instrText>
             </w:r>
             <w:r>
               <w:rPr>
@@ -3243,7 +3243,7 @@
               <w14:ligatures w14:val="standardContextual"/>
             </w:rPr>
           </w:pPr>
-          <w:hyperlink w:anchor="_Toc223211341" w:history="1">
+          <w:hyperlink w:anchor="_Toc223427438" w:history="1">
             <w:r>
               <w:rPr>
                 <w:rStyle w:val="Hipervnculo"/>
@@ -3288,7 +3288,7 @@
                 <w:noProof/>
                 <w:webHidden/>
               </w:rPr>
-              <w:instrText xml:space="preserve"> PAGEREF _Toc223211341 \h </w:instrText>
+              <w:instrText xml:space="preserve"> PAGEREF _Toc223427438 \h </w:instrText>
             </w:r>
             <w:r>
               <w:rPr>
@@ -3331,7 +3331,7 @@
               <w14:ligatures w14:val="standardContextual"/>
             </w:rPr>
           </w:pPr>
-          <w:hyperlink w:anchor="_Toc223211342" w:history="1">
+          <w:hyperlink w:anchor="_Toc223427439" w:history="1">
             <w:r>
               <w:rPr>
                 <w:rStyle w:val="Hipervnculo"/>
@@ -3376,7 +3376,7 @@
                 <w:noProof/>
                 <w:webHidden/>
               </w:rPr>
-              <w:instrText xml:space="preserve"> PAGEREF _Toc223211342 \h </w:instrText>
+              <w:instrText xml:space="preserve"> PAGEREF _Toc223427439 \h </w:instrText>
             </w:r>
             <w:r>
               <w:rPr>
@@ -3423,7 +3423,7 @@
               <w14:ligatures w14:val="standardContextual"/>
             </w:rPr>
           </w:pPr>
-          <w:hyperlink w:anchor="_Toc223211343" w:history="1">
+          <w:hyperlink w:anchor="_Toc223427440" w:history="1">
             <w:r>
               <w:rPr>
                 <w:rStyle w:val="Hipervnculo"/>
@@ -3468,7 +3468,7 @@
                 <w:noProof/>
                 <w:webHidden/>
               </w:rPr>
-              <w:instrText xml:space="preserve"> PAGEREF _Toc223211343 \h </w:instrText>
+              <w:instrText xml:space="preserve"> PAGEREF _Toc223427440 \h </w:instrText>
             </w:r>
             <w:r>
               <w:rPr>
@@ -3515,7 +3515,7 @@
               <w14:ligatures w14:val="standardContextual"/>
             </w:rPr>
           </w:pPr>
-          <w:hyperlink w:anchor="_Toc223211344" w:history="1">
+          <w:hyperlink w:anchor="_Toc223427441" w:history="1">
             <w:r>
               <w:rPr>
                 <w:rStyle w:val="Hipervnculo"/>
@@ -3560,7 +3560,7 @@
                 <w:noProof/>
                 <w:webHidden/>
               </w:rPr>
-              <w:instrText xml:space="preserve"> PAGEREF _Toc223211344 \h </w:instrText>
+              <w:instrText xml:space="preserve"> PAGEREF _Toc223427441 \h </w:instrText>
             </w:r>
             <w:r>
               <w:rPr>
@@ -3607,7 +3607,7 @@
               <w14:ligatures w14:val="standardContextual"/>
             </w:rPr>
           </w:pPr>
-          <w:hyperlink w:anchor="_Toc223211345" w:history="1">
+          <w:hyperlink w:anchor="_Toc223427442" w:history="1">
             <w:r>
               <w:rPr>
                 <w:rStyle w:val="Hipervnculo"/>
@@ -3652,7 +3652,7 @@
                 <w:noProof/>
                 <w:webHidden/>
               </w:rPr>
-              <w:instrText xml:space="preserve"> PAGEREF _Toc223211345 \h </w:instrText>
+              <w:instrText xml:space="preserve"> PAGEREF _Toc223427442 \h </w:instrText>
             </w:r>
             <w:r>
               <w:rPr>
@@ -3699,7 +3699,7 @@
               <w14:ligatures w14:val="standardContextual"/>
             </w:rPr>
           </w:pPr>
-          <w:hyperlink w:anchor="_Toc223211346" w:history="1">
+          <w:hyperlink w:anchor="_Toc223427443" w:history="1">
             <w:r>
               <w:rPr>
                 <w:rStyle w:val="Hipervnculo"/>
@@ -3744,7 +3744,7 @@
                 <w:noProof/>
                 <w:webHidden/>
               </w:rPr>
-              <w:instrText xml:space="preserve"> PAGEREF _Toc223211346 \h </w:instrText>
+              <w:instrText xml:space="preserve"> PAGEREF _Toc223427443 \h </w:instrText>
             </w:r>
             <w:r>
               <w:rPr>
@@ -3787,7 +3787,7 @@
               <w14:ligatures w14:val="standardContextual"/>
             </w:rPr>
           </w:pPr>
-          <w:hyperlink w:anchor="_Toc223211347" w:history="1">
+          <w:hyperlink w:anchor="_Toc223427444" w:history="1">
             <w:r>
               <w:rPr>
                 <w:rStyle w:val="Hipervnculo"/>
@@ -3832,7 +3832,7 @@
                 <w:noProof/>
                 <w:webHidden/>
               </w:rPr>
-              <w:instrText xml:space="preserve"> PAGEREF _Toc223211347 \h </w:instrText>
+              <w:instrText xml:space="preserve"> PAGEREF _Toc223427444 \h </w:instrText>
             </w:r>
             <w:r>
               <w:rPr>
@@ -3875,7 +3875,7 @@
               <w14:ligatures w14:val="standardContextual"/>
             </w:rPr>
           </w:pPr>
-          <w:hyperlink w:anchor="_Toc223211348" w:history="1">
+          <w:hyperlink w:anchor="_Toc223427445" w:history="1">
             <w:r>
               <w:rPr>
                 <w:rStyle w:val="Hipervnculo"/>
@@ -3920,7 +3920,7 @@
                 <w:noProof/>
                 <w:webHidden/>
               </w:rPr>
-              <w:instrText xml:space="preserve"> PAGEREF _Toc223211348 \h </w:instrText>
+              <w:instrText xml:space="preserve"> PAGEREF _Toc223427445 \h </w:instrText>
             </w:r>
             <w:r>
               <w:rPr>
@@ -3963,7 +3963,7 @@
               <w14:ligatures w14:val="standardContextual"/>
             </w:rPr>
           </w:pPr>
-          <w:hyperlink w:anchor="_Toc223211349" w:history="1">
+          <w:hyperlink w:anchor="_Toc223427446" w:history="1">
             <w:r>
               <w:rPr>
                 <w:rStyle w:val="Hipervnculo"/>
@@ -4008,7 +4008,7 @@
                 <w:noProof/>
                 <w:webHidden/>
               </w:rPr>
-              <w:instrText xml:space="preserve"> PAGEREF _Toc223211349 \h </w:instrText>
+              <w:instrText xml:space="preserve"> PAGEREF _Toc223427446 \h </w:instrText>
             </w:r>
             <w:r>
               <w:rPr>
@@ -4055,7 +4055,7 @@
               <w14:ligatures w14:val="standardContextual"/>
             </w:rPr>
           </w:pPr>
-          <w:hyperlink w:anchor="_Toc223211350" w:history="1">
+          <w:hyperlink w:anchor="_Toc223427447" w:history="1">
             <w:r>
               <w:rPr>
                 <w:rStyle w:val="Hipervnculo"/>
@@ -4100,7 +4100,7 @@
                 <w:noProof/>
                 <w:webHidden/>
               </w:rPr>
-              <w:instrText xml:space="preserve"> PAGEREF _Toc223211350 \h </w:instrText>
+              <w:instrText xml:space="preserve"> PAGEREF _Toc223427447 \h </w:instrText>
             </w:r>
             <w:r>
               <w:rPr>
@@ -4143,7 +4143,7 @@
               <w14:ligatures w14:val="standardContextual"/>
             </w:rPr>
           </w:pPr>
-          <w:hyperlink w:anchor="_Toc223211351" w:history="1">
+          <w:hyperlink w:anchor="_Toc223427448" w:history="1">
             <w:r>
               <w:rPr>
                 <w:rStyle w:val="Hipervnculo"/>
@@ -4188,7 +4188,7 @@
                 <w:noProof/>
                 <w:webHidden/>
               </w:rPr>
-              <w:instrText xml:space="preserve"> PAGEREF _Toc223211351 \h </w:instrText>
+              <w:instrText xml:space="preserve"> PAGEREF _Toc223427448 \h </w:instrText>
             </w:r>
             <w:r>
               <w:rPr>
@@ -4231,7 +4231,7 @@
               <w14:ligatures w14:val="standardContextual"/>
             </w:rPr>
           </w:pPr>
-          <w:hyperlink w:anchor="_Toc223211352" w:history="1">
+          <w:hyperlink w:anchor="_Toc223427449" w:history="1">
             <w:r>
               <w:rPr>
                 <w:rStyle w:val="Hipervnculo"/>
@@ -4276,7 +4276,7 @@
                 <w:noProof/>
                 <w:webHidden/>
               </w:rPr>
-              <w:instrText xml:space="preserve"> PAGEREF _Toc223211352 \h </w:instrText>
+              <w:instrText xml:space="preserve"> PAGEREF _Toc223427449 \h </w:instrText>
             </w:r>
             <w:r>
               <w:rPr>
@@ -4323,7 +4323,7 @@
               <w14:ligatures w14:val="standardContextual"/>
             </w:rPr>
           </w:pPr>
-          <w:hyperlink w:anchor="_Toc223211353" w:history="1">
+          <w:hyperlink w:anchor="_Toc223427450" w:history="1">
             <w:r>
               <w:rPr>
                 <w:rStyle w:val="Hipervnculo"/>
@@ -4368,7 +4368,7 @@
                 <w:noProof/>
                 <w:webHidden/>
               </w:rPr>
-              <w:instrText xml:space="preserve"> PAGEREF _Toc223211353 \h </w:instrText>
+              <w:instrText xml:space="preserve"> PAGEREF _Toc223427450 \h </w:instrText>
             </w:r>
             <w:r>
               <w:rPr>
@@ -4411,7 +4411,7 @@
               <w14:ligatures w14:val="standardContextual"/>
             </w:rPr>
           </w:pPr>
-          <w:hyperlink w:anchor="_Toc223211354" w:history="1">
+          <w:hyperlink w:anchor="_Toc223427451" w:history="1">
             <w:r>
               <w:rPr>
                 <w:rStyle w:val="Hipervnculo"/>
@@ -4456,7 +4456,7 @@
                 <w:noProof/>
                 <w:webHidden/>
               </w:rPr>
-              <w:instrText xml:space="preserve"> PAGEREF _Toc223211354 \h </w:instrText>
+              <w:instrText xml:space="preserve"> PAGEREF _Toc223427451 \h </w:instrText>
             </w:r>
             <w:r>
               <w:rPr>
@@ -4499,7 +4499,7 @@
               <w14:ligatures w14:val="standardContextual"/>
             </w:rPr>
           </w:pPr>
-          <w:hyperlink w:anchor="_Toc223211355" w:history="1">
+          <w:hyperlink w:anchor="_Toc223427452" w:history="1">
             <w:r>
               <w:rPr>
                 <w:rStyle w:val="Hipervnculo"/>
@@ -4544,7 +4544,7 @@
                 <w:noProof/>
                 <w:webHidden/>
               </w:rPr>
-              <w:instrText xml:space="preserve"> PAGEREF _Toc223211355 \h </w:instrText>
+              <w:instrText xml:space="preserve"> PAGEREF _Toc223427452 \h </w:instrText>
             </w:r>
             <w:r>
               <w:rPr>
@@ -4587,7 +4587,7 @@
               <w14:ligatures w14:val="standardContextual"/>
             </w:rPr>
           </w:pPr>
-          <w:hyperlink w:anchor="_Toc223211356" w:history="1">
+          <w:hyperlink w:anchor="_Toc223427453" w:history="1">
             <w:r>
               <w:rPr>
                 <w:rStyle w:val="Hipervnculo"/>
@@ -4632,7 +4632,7 @@
                 <w:noProof/>
                 <w:webHidden/>
               </w:rPr>
-              <w:instrText xml:space="preserve"> PAGEREF _Toc223211356 \h </w:instrText>
+              <w:instrText xml:space="preserve"> PAGEREF _Toc223427453 \h </w:instrText>
             </w:r>
             <w:r>
               <w:rPr>
@@ -4675,7 +4675,7 @@
               <w14:ligatures w14:val="standardContextual"/>
             </w:rPr>
           </w:pPr>
-          <w:hyperlink w:anchor="_Toc223211357" w:history="1">
+          <w:hyperlink w:anchor="_Toc223427454" w:history="1">
             <w:r>
               <w:rPr>
                 <w:rStyle w:val="Hipervnculo"/>
@@ -4720,7 +4720,7 @@
                 <w:noProof/>
                 <w:webHidden/>
               </w:rPr>
-              <w:instrText xml:space="preserve"> PAGEREF _Toc223211357 \h </w:instrText>
+              <w:instrText xml:space="preserve"> PAGEREF _Toc223427454 \h </w:instrText>
             </w:r>
             <w:r>
               <w:rPr>
@@ -4740,7 +4740,7 @@
                 <w:noProof/>
                 <w:webHidden/>
               </w:rPr>
-              <w:t>62</w:t>
+              <w:t>61</w:t>
             </w:r>
             <w:r>
               <w:rPr>
@@ -4763,7 +4763,7 @@
               <w14:ligatures w14:val="standardContextual"/>
             </w:rPr>
           </w:pPr>
-          <w:hyperlink w:anchor="_Toc223211358" w:history="1">
+          <w:hyperlink w:anchor="_Toc223427455" w:history="1">
             <w:r>
               <w:rPr>
                 <w:rStyle w:val="Hipervnculo"/>
@@ -4787,7 +4787,7 @@
                 <w:rStyle w:val="Hipervnculo"/>
                 <w:noProof/>
               </w:rPr>
-              <w:t>Transformer I: Estrategia del entrenamiento y configuración de clases.</w:t>
+              <w:t>Transformer II: Influencia de características.</w:t>
             </w:r>
             <w:r>
               <w:rPr>
@@ -4808,7 +4808,7 @@
                 <w:noProof/>
                 <w:webHidden/>
               </w:rPr>
-              <w:instrText xml:space="preserve"> PAGEREF _Toc223211358 \h </w:instrText>
+              <w:instrText xml:space="preserve"> PAGEREF _Toc223427455 \h </w:instrText>
             </w:r>
             <w:r>
               <w:rPr>
@@ -4828,7 +4828,95 @@
                 <w:noProof/>
                 <w:webHidden/>
               </w:rPr>
-              <w:t>64</w:t>
+              <w:t>63</w:t>
+            </w:r>
+            <w:r>
+              <w:rPr>
+                <w:noProof/>
+                <w:webHidden/>
+              </w:rPr>
+              <w:fldChar w:fldCharType="end"/>
+            </w:r>
+          </w:hyperlink>
+        </w:p>
+        <w:p>
+          <w:pPr>
+            <w:pStyle w:val="TDC3"/>
+            <w:rPr>
+              <w:rFonts w:asciiTheme="minorHAnsi" w:eastAsiaTheme="minorEastAsia" w:hAnsiTheme="minorHAnsi" w:cstheme="minorBidi"/>
+              <w:noProof/>
+              <w:kern w:val="2"/>
+              <w:szCs w:val="24"/>
+              <w:lang w:eastAsia="es-ES"/>
+              <w14:ligatures w14:val="standardContextual"/>
+            </w:rPr>
+          </w:pPr>
+          <w:hyperlink w:anchor="_Toc223427456" w:history="1">
+            <w:r>
+              <w:rPr>
+                <w:rStyle w:val="Hipervnculo"/>
+                <w:noProof/>
+              </w:rPr>
+              <w:t>5.5.6.</w:t>
+            </w:r>
+            <w:r>
+              <w:rPr>
+                <w:rFonts w:asciiTheme="minorHAnsi" w:eastAsiaTheme="minorEastAsia" w:hAnsiTheme="minorHAnsi" w:cstheme="minorBidi"/>
+                <w:noProof/>
+                <w:kern w:val="2"/>
+                <w:szCs w:val="24"/>
+                <w:lang w:eastAsia="es-ES"/>
+                <w14:ligatures w14:val="standardContextual"/>
+              </w:rPr>
+              <w:tab/>
+            </w:r>
+            <w:r>
+              <w:rPr>
+                <w:rStyle w:val="Hipervnculo"/>
+                <w:noProof/>
+              </w:rPr>
+              <w:t>Transformer III: Estrategia del entrenamiento.</w:t>
+            </w:r>
+            <w:r>
+              <w:rPr>
+                <w:noProof/>
+                <w:webHidden/>
+              </w:rPr>
+              <w:tab/>
+            </w:r>
+            <w:r>
+              <w:rPr>
+                <w:noProof/>
+                <w:webHidden/>
+              </w:rPr>
+              <w:fldChar w:fldCharType="begin"/>
+            </w:r>
+            <w:r>
+              <w:rPr>
+                <w:noProof/>
+                <w:webHidden/>
+              </w:rPr>
+              <w:instrText xml:space="preserve"> PAGEREF _Toc223427456 \h </w:instrText>
+            </w:r>
+            <w:r>
+              <w:rPr>
+                <w:noProof/>
+                <w:webHidden/>
+              </w:rPr>
+            </w:r>
+            <w:r>
+              <w:rPr>
+                <w:noProof/>
+                <w:webHidden/>
+              </w:rPr>
+              <w:fldChar w:fldCharType="separate"/>
+            </w:r>
+            <w:r>
+              <w:rPr>
+                <w:noProof/>
+                <w:webHidden/>
+              </w:rPr>
+              <w:t>66</w:t>
             </w:r>
             <w:r>
               <w:rPr>
@@ -4855,7 +4943,7 @@
               <w14:ligatures w14:val="standardContextual"/>
             </w:rPr>
           </w:pPr>
-          <w:hyperlink w:anchor="_Toc223211359" w:history="1">
+          <w:hyperlink w:anchor="_Toc223427457" w:history="1">
             <w:r>
               <w:rPr>
                 <w:rStyle w:val="Hipervnculo"/>
@@ -4900,7 +4988,7 @@
                 <w:noProof/>
                 <w:webHidden/>
               </w:rPr>
-              <w:instrText xml:space="preserve"> PAGEREF _Toc223211359 \h </w:instrText>
+              <w:instrText xml:space="preserve"> PAGEREF _Toc223427457 \h </w:instrText>
             </w:r>
             <w:r>
               <w:rPr>
@@ -4920,7 +5008,7 @@
                 <w:noProof/>
                 <w:webHidden/>
               </w:rPr>
-              <w:t>66</w:t>
+              <w:t>68</w:t>
             </w:r>
             <w:r>
               <w:rPr>
@@ -4943,7 +5031,7 @@
               <w14:ligatures w14:val="standardContextual"/>
             </w:rPr>
           </w:pPr>
-          <w:hyperlink w:anchor="_Toc223211360" w:history="1">
+          <w:hyperlink w:anchor="_Toc223427458" w:history="1">
             <w:r>
               <w:rPr>
                 <w:rStyle w:val="Hipervnculo"/>
@@ -4988,7 +5076,7 @@
                 <w:noProof/>
                 <w:webHidden/>
               </w:rPr>
-              <w:instrText xml:space="preserve"> PAGEREF _Toc223211360 \h </w:instrText>
+              <w:instrText xml:space="preserve"> PAGEREF _Toc223427458 \h </w:instrText>
             </w:r>
             <w:r>
               <w:rPr>
@@ -5008,7 +5096,7 @@
                 <w:noProof/>
                 <w:webHidden/>
               </w:rPr>
-              <w:t>67</w:t>
+              <w:t>68</w:t>
             </w:r>
             <w:r>
               <w:rPr>
@@ -5031,7 +5119,7 @@
               <w14:ligatures w14:val="standardContextual"/>
             </w:rPr>
           </w:pPr>
-          <w:hyperlink w:anchor="_Toc223211361" w:history="1">
+          <w:hyperlink w:anchor="_Toc223427459" w:history="1">
             <w:r>
               <w:rPr>
                 <w:rStyle w:val="Hipervnculo"/>
@@ -5076,7 +5164,7 @@
                 <w:noProof/>
                 <w:webHidden/>
               </w:rPr>
-              <w:instrText xml:space="preserve"> PAGEREF _Toc223211361 \h </w:instrText>
+              <w:instrText xml:space="preserve"> PAGEREF _Toc223427459 \h </w:instrText>
             </w:r>
             <w:r>
               <w:rPr>
@@ -5096,7 +5184,7 @@
                 <w:noProof/>
                 <w:webHidden/>
               </w:rPr>
-              <w:t>67</w:t>
+              <w:t>69</w:t>
             </w:r>
             <w:r>
               <w:rPr>
@@ -5119,7 +5207,7 @@
               <w14:ligatures w14:val="standardContextual"/>
             </w:rPr>
           </w:pPr>
-          <w:hyperlink w:anchor="_Toc223211362" w:history="1">
+          <w:hyperlink w:anchor="_Toc223427460" w:history="1">
             <w:r>
               <w:rPr>
                 <w:rStyle w:val="Hipervnculo"/>
@@ -5164,7 +5252,7 @@
                 <w:noProof/>
                 <w:webHidden/>
               </w:rPr>
-              <w:instrText xml:space="preserve"> PAGEREF _Toc223211362 \h </w:instrText>
+              <w:instrText xml:space="preserve"> PAGEREF _Toc223427460 \h </w:instrText>
             </w:r>
             <w:r>
               <w:rPr>
@@ -5184,7 +5272,7 @@
                 <w:noProof/>
                 <w:webHidden/>
               </w:rPr>
-              <w:t>69</w:t>
+              <w:t>70</w:t>
             </w:r>
             <w:r>
               <w:rPr>
@@ -5211,7 +5299,7 @@
               <w14:ligatures w14:val="standardContextual"/>
             </w:rPr>
           </w:pPr>
-          <w:hyperlink w:anchor="_Toc223211363" w:history="1">
+          <w:hyperlink w:anchor="_Toc223427461" w:history="1">
             <w:r>
               <w:rPr>
                 <w:rStyle w:val="Hipervnculo"/>
@@ -5256,7 +5344,7 @@
                 <w:noProof/>
                 <w:webHidden/>
               </w:rPr>
-              <w:instrText xml:space="preserve"> PAGEREF _Toc223211363 \h </w:instrText>
+              <w:instrText xml:space="preserve"> PAGEREF _Toc223427461 \h </w:instrText>
             </w:r>
             <w:r>
               <w:rPr>
@@ -5276,7 +5364,7 @@
                 <w:noProof/>
                 <w:webHidden/>
               </w:rPr>
-              <w:t>71</w:t>
+              <w:t>72</w:t>
             </w:r>
             <w:r>
               <w:rPr>
@@ -5303,7 +5391,7 @@
               <w14:ligatures w14:val="standardContextual"/>
             </w:rPr>
           </w:pPr>
-          <w:hyperlink w:anchor="_Toc223211364" w:history="1">
+          <w:hyperlink w:anchor="_Toc223427462" w:history="1">
             <w:r>
               <w:rPr>
                 <w:rStyle w:val="Hipervnculo"/>
@@ -5327,15 +5415,7 @@
                 <w:rStyle w:val="Hipervnculo"/>
                 <w:noProof/>
               </w:rPr>
-              <w:t xml:space="preserve">Resultados </w:t>
-            </w:r>
-            <w:r>
-              <w:rPr>
-                <w:rStyle w:val="Hipervnculo"/>
-                <w:noProof/>
-                <w:highlight w:val="yellow"/>
-              </w:rPr>
-              <w:t>Preliminares.</w:t>
+              <w:t>Resultados.</w:t>
             </w:r>
             <w:r>
               <w:rPr>
@@ -5356,7 +5436,7 @@
                 <w:noProof/>
                 <w:webHidden/>
               </w:rPr>
-              <w:instrText xml:space="preserve"> PAGEREF _Toc223211364 \h </w:instrText>
+              <w:instrText xml:space="preserve"> PAGEREF _Toc223427462 \h </w:instrText>
             </w:r>
             <w:r>
               <w:rPr>
@@ -5376,7 +5456,7 @@
                 <w:noProof/>
                 <w:webHidden/>
               </w:rPr>
-              <w:t>73</w:t>
+              <w:t>74</w:t>
             </w:r>
             <w:r>
               <w:rPr>
@@ -5403,7 +5483,7 @@
               <w14:ligatures w14:val="standardContextual"/>
             </w:rPr>
           </w:pPr>
-          <w:hyperlink w:anchor="_Toc223211365" w:history="1">
+          <w:hyperlink w:anchor="_Toc223427463" w:history="1">
             <w:r>
               <w:rPr>
                 <w:rStyle w:val="Hipervnculo"/>
@@ -5448,7 +5528,7 @@
                 <w:noProof/>
                 <w:webHidden/>
               </w:rPr>
-              <w:instrText xml:space="preserve"> PAGEREF _Toc223211365 \h </w:instrText>
+              <w:instrText xml:space="preserve"> PAGEREF _Toc223427463 \h </w:instrText>
             </w:r>
             <w:r>
               <w:rPr>
@@ -5468,7 +5548,7 @@
                 <w:noProof/>
                 <w:webHidden/>
               </w:rPr>
-              <w:t>73</w:t>
+              <w:t>74</w:t>
             </w:r>
             <w:r>
               <w:rPr>
@@ -5491,7 +5571,7 @@
               <w14:ligatures w14:val="standardContextual"/>
             </w:rPr>
           </w:pPr>
-          <w:hyperlink w:anchor="_Toc223211366" w:history="1">
+          <w:hyperlink w:anchor="_Toc223427464" w:history="1">
             <w:r>
               <w:rPr>
                 <w:rStyle w:val="Hipervnculo"/>
@@ -5536,7 +5616,7 @@
                 <w:noProof/>
                 <w:webHidden/>
               </w:rPr>
-              <w:instrText xml:space="preserve"> PAGEREF _Toc223211366 \h </w:instrText>
+              <w:instrText xml:space="preserve"> PAGEREF _Toc223427464 \h </w:instrText>
             </w:r>
             <w:r>
               <w:rPr>
@@ -5556,7 +5636,7 @@
                 <w:noProof/>
                 <w:webHidden/>
               </w:rPr>
-              <w:t>73</w:t>
+              <w:t>74</w:t>
             </w:r>
             <w:r>
               <w:rPr>
@@ -5579,7 +5659,7 @@
               <w14:ligatures w14:val="standardContextual"/>
             </w:rPr>
           </w:pPr>
-          <w:hyperlink w:anchor="_Toc223211367" w:history="1">
+          <w:hyperlink w:anchor="_Toc223427465" w:history="1">
             <w:r>
               <w:rPr>
                 <w:rStyle w:val="Hipervnculo"/>
@@ -5624,7 +5704,7 @@
                 <w:noProof/>
                 <w:webHidden/>
               </w:rPr>
-              <w:instrText xml:space="preserve"> PAGEREF _Toc223211367 \h </w:instrText>
+              <w:instrText xml:space="preserve"> PAGEREF _Toc223427465 \h </w:instrText>
             </w:r>
             <w:r>
               <w:rPr>
@@ -5644,7 +5724,7 @@
                 <w:noProof/>
                 <w:webHidden/>
               </w:rPr>
-              <w:t>78</w:t>
+              <w:t>79</w:t>
             </w:r>
             <w:r>
               <w:rPr>
@@ -5671,7 +5751,7 @@
               <w14:ligatures w14:val="standardContextual"/>
             </w:rPr>
           </w:pPr>
-          <w:hyperlink w:anchor="_Toc223211368" w:history="1">
+          <w:hyperlink w:anchor="_Toc223427466" w:history="1">
             <w:r>
               <w:rPr>
                 <w:rStyle w:val="Hipervnculo"/>
@@ -5716,7 +5796,7 @@
                 <w:noProof/>
                 <w:webHidden/>
               </w:rPr>
-              <w:instrText xml:space="preserve"> PAGEREF _Toc223211368 \h </w:instrText>
+              <w:instrText xml:space="preserve"> PAGEREF _Toc223427466 \h </w:instrText>
             </w:r>
             <w:r>
               <w:rPr>
@@ -5736,7 +5816,7 @@
                 <w:noProof/>
                 <w:webHidden/>
               </w:rPr>
-              <w:t>79</w:t>
+              <w:t>80</w:t>
             </w:r>
             <w:r>
               <w:rPr>
@@ -5763,7 +5843,7 @@
               <w14:ligatures w14:val="standardContextual"/>
             </w:rPr>
           </w:pPr>
-          <w:hyperlink w:anchor="_Toc223211369" w:history="1">
+          <w:hyperlink w:anchor="_Toc223427467" w:history="1">
             <w:r>
               <w:rPr>
                 <w:rStyle w:val="Hipervnculo"/>
@@ -5808,7 +5888,7 @@
                 <w:noProof/>
                 <w:webHidden/>
               </w:rPr>
-              <w:instrText xml:space="preserve"> PAGEREF _Toc223211369 \h </w:instrText>
+              <w:instrText xml:space="preserve"> PAGEREF _Toc223427467 \h </w:instrText>
             </w:r>
             <w:r>
               <w:rPr>
@@ -5851,7 +5931,7 @@
               <w14:ligatures w14:val="standardContextual"/>
             </w:rPr>
           </w:pPr>
-          <w:hyperlink w:anchor="_Toc223211370" w:history="1">
+          <w:hyperlink w:anchor="_Toc223427468" w:history="1">
             <w:r>
               <w:rPr>
                 <w:rStyle w:val="Hipervnculo"/>
@@ -5896,7 +5976,7 @@
                 <w:noProof/>
                 <w:webHidden/>
               </w:rPr>
-              <w:instrText xml:space="preserve"> PAGEREF _Toc223211370 \h </w:instrText>
+              <w:instrText xml:space="preserve"> PAGEREF _Toc223427468 \h </w:instrText>
             </w:r>
             <w:r>
               <w:rPr>
@@ -5939,7 +6019,7 @@
               <w14:ligatures w14:val="standardContextual"/>
             </w:rPr>
           </w:pPr>
-          <w:hyperlink w:anchor="_Toc223211371" w:history="1">
+          <w:hyperlink w:anchor="_Toc223427469" w:history="1">
             <w:r>
               <w:rPr>
                 <w:rStyle w:val="Hipervnculo"/>
@@ -5984,7 +6064,7 @@
                 <w:noProof/>
                 <w:webHidden/>
               </w:rPr>
-              <w:instrText xml:space="preserve"> PAGEREF _Toc223211371 \h </w:instrText>
+              <w:instrText xml:space="preserve"> PAGEREF _Toc223427469 \h </w:instrText>
             </w:r>
             <w:r>
               <w:rPr>
@@ -6031,7 +6111,7 @@
               <w14:ligatures w14:val="standardContextual"/>
             </w:rPr>
           </w:pPr>
-          <w:hyperlink w:anchor="_Toc223211372" w:history="1">
+          <w:hyperlink w:anchor="_Toc223427470" w:history="1">
             <w:r>
               <w:rPr>
                 <w:rStyle w:val="Hipervnculo"/>
@@ -6076,7 +6156,7 @@
                 <w:noProof/>
                 <w:webHidden/>
               </w:rPr>
-              <w:instrText xml:space="preserve"> PAGEREF _Toc223211372 \h </w:instrText>
+              <w:instrText xml:space="preserve"> PAGEREF _Toc223427470 \h </w:instrText>
             </w:r>
             <w:r>
               <w:rPr>
@@ -6119,7 +6199,7 @@
               <w14:ligatures w14:val="standardContextual"/>
             </w:rPr>
           </w:pPr>
-          <w:hyperlink w:anchor="_Toc223211373" w:history="1">
+          <w:hyperlink w:anchor="_Toc223427471" w:history="1">
             <w:r>
               <w:rPr>
                 <w:rStyle w:val="Hipervnculo"/>
@@ -6164,7 +6244,7 @@
                 <w:noProof/>
                 <w:webHidden/>
               </w:rPr>
-              <w:instrText xml:space="preserve"> PAGEREF _Toc223211373 \h </w:instrText>
+              <w:instrText xml:space="preserve"> PAGEREF _Toc223427471 \h </w:instrText>
             </w:r>
             <w:r>
               <w:rPr>
@@ -6211,7 +6291,7 @@
               <w14:ligatures w14:val="standardContextual"/>
             </w:rPr>
           </w:pPr>
-          <w:hyperlink w:anchor="_Toc223211374" w:history="1">
+          <w:hyperlink w:anchor="_Toc223427472" w:history="1">
             <w:r>
               <w:rPr>
                 <w:rStyle w:val="Hipervnculo"/>
@@ -6235,6 +6315,98 @@
                 <w:rStyle w:val="Hipervnculo"/>
                 <w:noProof/>
               </w:rPr>
+              <w:t>Conclusiones.</w:t>
+            </w:r>
+            <w:r>
+              <w:rPr>
+                <w:noProof/>
+                <w:webHidden/>
+              </w:rPr>
+              <w:tab/>
+            </w:r>
+            <w:r>
+              <w:rPr>
+                <w:noProof/>
+                <w:webHidden/>
+              </w:rPr>
+              <w:fldChar w:fldCharType="begin"/>
+            </w:r>
+            <w:r>
+              <w:rPr>
+                <w:noProof/>
+                <w:webHidden/>
+              </w:rPr>
+              <w:instrText xml:space="preserve"> PAGEREF _Toc223427472 \h </w:instrText>
+            </w:r>
+            <w:r>
+              <w:rPr>
+                <w:noProof/>
+                <w:webHidden/>
+              </w:rPr>
+            </w:r>
+            <w:r>
+              <w:rPr>
+                <w:noProof/>
+                <w:webHidden/>
+              </w:rPr>
+              <w:fldChar w:fldCharType="separate"/>
+            </w:r>
+            <w:r>
+              <w:rPr>
+                <w:noProof/>
+                <w:webHidden/>
+              </w:rPr>
+              <w:t>88</w:t>
+            </w:r>
+            <w:r>
+              <w:rPr>
+                <w:noProof/>
+                <w:webHidden/>
+              </w:rPr>
+              <w:fldChar w:fldCharType="end"/>
+            </w:r>
+          </w:hyperlink>
+        </w:p>
+        <w:p>
+          <w:pPr>
+            <w:pStyle w:val="TDC1"/>
+            <w:tabs>
+              <w:tab w:val="left" w:pos="440"/>
+              <w:tab w:val="right" w:leader="dot" w:pos="8494"/>
+            </w:tabs>
+            <w:rPr>
+              <w:rFonts w:asciiTheme="minorHAnsi" w:eastAsiaTheme="minorEastAsia" w:hAnsiTheme="minorHAnsi" w:cstheme="minorBidi"/>
+              <w:noProof/>
+              <w:kern w:val="2"/>
+              <w:szCs w:val="24"/>
+              <w:lang w:eastAsia="es-ES"/>
+              <w14:ligatures w14:val="standardContextual"/>
+            </w:rPr>
+          </w:pPr>
+          <w:hyperlink w:anchor="_Toc223427473" w:history="1">
+            <w:r>
+              <w:rPr>
+                <w:rStyle w:val="Hipervnculo"/>
+                <w:noProof/>
+              </w:rPr>
+              <w:t>8.</w:t>
+            </w:r>
+            <w:r>
+              <w:rPr>
+                <w:rFonts w:asciiTheme="minorHAnsi" w:eastAsiaTheme="minorEastAsia" w:hAnsiTheme="minorHAnsi" w:cstheme="minorBidi"/>
+                <w:noProof/>
+                <w:kern w:val="2"/>
+                <w:szCs w:val="24"/>
+                <w:lang w:eastAsia="es-ES"/>
+                <w14:ligatures w14:val="standardContextual"/>
+              </w:rPr>
+              <w:tab/>
+            </w:r>
+            <w:r>
+              <w:rPr>
+                <w:rStyle w:val="Hipervnculo"/>
+                <w:noProof/>
+              </w:rPr>
               <w:t xml:space="preserve"> Referencias</w:t>
             </w:r>
             <w:r>
@@ -6256,7 +6428,7 @@
                 <w:noProof/>
                 <w:webHidden/>
               </w:rPr>
-              <w:instrText xml:space="preserve"> PAGEREF _Toc223211374 \h </w:instrText>
+              <w:instrText xml:space="preserve"> PAGEREF _Toc223427473 \h </w:instrText>
             </w:r>
             <w:r>
               <w:rPr>
@@ -6302,7 +6474,7 @@
               <w14:ligatures w14:val="standardContextual"/>
             </w:rPr>
           </w:pPr>
-          <w:hyperlink w:anchor="_Toc223211375" w:history="1">
+          <w:hyperlink w:anchor="_Toc223427474" w:history="1">
             <w:r>
               <w:rPr>
                 <w:rStyle w:val="Hipervnculo"/>
@@ -6329,7 +6501,7 @@
                 <w:noProof/>
                 <w:webHidden/>
               </w:rPr>
-              <w:instrText xml:space="preserve"> PAGEREF _Toc223211375 \h </w:instrText>
+              <w:instrText xml:space="preserve"> PAGEREF _Toc223427474 \h </w:instrText>
             </w:r>
             <w:r>
               <w:rPr>
@@ -6375,7 +6547,7 @@
               <w14:ligatures w14:val="standardContextual"/>
             </w:rPr>
           </w:pPr>
-          <w:hyperlink w:anchor="_Toc223211376" w:history="1">
+          <w:hyperlink w:anchor="_Toc223427475" w:history="1">
             <w:r>
               <w:rPr>
                 <w:rStyle w:val="Hipervnculo"/>
@@ -6402,7 +6574,7 @@
                 <w:noProof/>
                 <w:webHidden/>
               </w:rPr>
-              <w:instrText xml:space="preserve"> PAGEREF _Toc223211376 \h </w:instrText>
+              <w:instrText xml:space="preserve"> PAGEREF _Toc223427475 \h </w:instrText>
             </w:r>
             <w:r>
               <w:rPr>
@@ -6448,7 +6620,7 @@
               <w14:ligatures w14:val="standardContextual"/>
             </w:rPr>
           </w:pPr>
-          <w:hyperlink w:anchor="_Toc223211377" w:history="1">
+          <w:hyperlink w:anchor="_Toc223427476" w:history="1">
             <w:r>
               <w:rPr>
                 <w:rStyle w:val="Hipervnculo"/>
@@ -6475,7 +6647,7 @@
                 <w:noProof/>
                 <w:webHidden/>
               </w:rPr>
-              <w:instrText xml:space="preserve"> PAGEREF _Toc223211377 \h </w:instrText>
+              <w:instrText xml:space="preserve"> PAGEREF _Toc223427476 \h </w:instrText>
             </w:r>
             <w:r>
               <w:rPr>
@@ -6521,7 +6693,7 @@
               <w14:ligatures w14:val="standardContextual"/>
             </w:rPr>
           </w:pPr>
-          <w:hyperlink w:anchor="_Toc223211378" w:history="1">
+          <w:hyperlink w:anchor="_Toc223427477" w:history="1">
             <w:r>
               <w:rPr>
                 <w:rStyle w:val="Hipervnculo"/>
@@ -6548,7 +6720,7 @@
                 <w:noProof/>
                 <w:webHidden/>
               </w:rPr>
-              <w:instrText xml:space="preserve"> PAGEREF _Toc223211378 \h </w:instrText>
+              <w:instrText xml:space="preserve"> PAGEREF _Toc223427477 \h </w:instrText>
             </w:r>
             <w:r>
               <w:rPr>
@@ -6594,7 +6766,7 @@
               <w14:ligatures w14:val="standardContextual"/>
             </w:rPr>
           </w:pPr>
-          <w:hyperlink w:anchor="_Toc223211379" w:history="1">
+          <w:hyperlink w:anchor="_Toc223427478" w:history="1">
             <w:r>
               <w:rPr>
                 <w:rStyle w:val="Hipervnculo"/>
@@ -6621,7 +6793,7 @@
                 <w:noProof/>
                 <w:webHidden/>
               </w:rPr>
-              <w:instrText xml:space="preserve"> PAGEREF _Toc223211379 \h </w:instrText>
+              <w:instrText xml:space="preserve"> PAGEREF _Toc223427478 \h </w:instrText>
             </w:r>
             <w:r>
               <w:rPr>
@@ -6667,7 +6839,6 @@
               <w:rStyle w:val="Enlacedelndice"/>
               <w:szCs w:val="24"/>
             </w:rPr>
-            <w:lastRenderedPageBreak/>
             <w:fldChar w:fldCharType="end"/>
           </w:r>
         </w:p>
@@ -6745,7 +6916,7 @@
           <w:bCs/>
           <w:noProof/>
         </w:rPr>
-        <w:t>Ilustración 2</w:t>
+        <w:t>Ilustración 1</w:t>
       </w:r>
       <w:r>
         <w:rPr>
@@ -6769,7 +6940,7 @@
         <w:rPr>
           <w:noProof/>
         </w:rPr>
-        <w:instrText xml:space="preserve"> PAGEREF _Toc223211053 \h </w:instrText>
+        <w:instrText xml:space="preserve"> PAGEREF _Toc223427377 \h </w:instrText>
       </w:r>
       <w:r>
         <w:rPr>
@@ -6816,7 +6987,7 @@
           <w:bCs/>
           <w:noProof/>
         </w:rPr>
-        <w:t>Ilustración 3</w:t>
+        <w:t>Ilustración 2</w:t>
       </w:r>
       <w:r>
         <w:rPr>
@@ -6840,7 +7011,7 @@
         <w:rPr>
           <w:noProof/>
         </w:rPr>
-        <w:instrText xml:space="preserve"> PAGEREF _Toc223211054 \h </w:instrText>
+        <w:instrText xml:space="preserve"> PAGEREF _Toc223427378 \h </w:instrText>
       </w:r>
       <w:r>
         <w:rPr>
@@ -6887,7 +7058,7 @@
           <w:bCs/>
           <w:noProof/>
         </w:rPr>
-        <w:t>Ilustración 4</w:t>
+        <w:t>Ilustración 3</w:t>
       </w:r>
       <w:r>
         <w:rPr>
@@ -6911,7 +7082,7 @@
         <w:rPr>
           <w:noProof/>
         </w:rPr>
-        <w:instrText xml:space="preserve"> PAGEREF _Toc223211055 \h </w:instrText>
+        <w:instrText xml:space="preserve"> PAGEREF _Toc223427379 \h </w:instrText>
       </w:r>
       <w:r>
         <w:rPr>
@@ -6956,7 +7127,7 @@
         <w:rPr>
           <w:noProof/>
         </w:rPr>
-        <w:t>Ilustración 5 Distribución de estudiantes por resultado académico.  Autoría propia - Apéndice 1 - Notebook I</w:t>
+        <w:t>Ilustración 4 Distribución de estudiantes por resultado académico.  Autoría propia - Apéndice 1 - Notebook I</w:t>
       </w:r>
       <w:r>
         <w:rPr>
@@ -6974,7 +7145,7 @@
         <w:rPr>
           <w:noProof/>
         </w:rPr>
-        <w:instrText xml:space="preserve"> PAGEREF _Toc223211056 \h </w:instrText>
+        <w:instrText xml:space="preserve"> PAGEREF _Toc223427380 \h </w:instrText>
       </w:r>
       <w:r>
         <w:rPr>
@@ -7019,7 +7190,7 @@
         <w:rPr>
           <w:noProof/>
         </w:rPr>
-        <w:t>Ilustración 6 Análisis comparativo de de interacciones: Ruido diario frente a señal semanal agregada. Autoría propia - Apendice I - Notebook I</w:t>
+        <w:t>Ilustración 5 Análisis comparativo de de interacciones: Ruido diario frente a señal semanal agregada. Autoría propia - Apendice I - Notebook I</w:t>
       </w:r>
       <w:r>
         <w:rPr>
@@ -7037,7 +7208,7 @@
         <w:rPr>
           <w:noProof/>
         </w:rPr>
-        <w:instrText xml:space="preserve"> PAGEREF _Toc223211057 \h </w:instrText>
+        <w:instrText xml:space="preserve"> PAGEREF _Toc223427381 \h </w:instrText>
       </w:r>
       <w:r>
         <w:rPr>
@@ -7084,7 +7255,7 @@
           <w:bCs/>
           <w:noProof/>
         </w:rPr>
-        <w:t>Ilustración 7</w:t>
+        <w:t>Ilustración 6</w:t>
       </w:r>
       <w:r>
         <w:rPr>
@@ -7108,7 +7279,7 @@
         <w:rPr>
           <w:noProof/>
         </w:rPr>
-        <w:instrText xml:space="preserve"> PAGEREF _Toc223211058 \h </w:instrText>
+        <w:instrText xml:space="preserve"> PAGEREF _Toc223427382 \h </w:instrText>
       </w:r>
       <w:r>
         <w:rPr>
@@ -7155,7 +7326,7 @@
           <w:bCs/>
           <w:noProof/>
         </w:rPr>
-        <w:t>Ilustración 8</w:t>
+        <w:t>Ilustración 7</w:t>
       </w:r>
       <w:r>
         <w:rPr>
@@ -7179,7 +7350,7 @@
         <w:rPr>
           <w:noProof/>
         </w:rPr>
-        <w:instrText xml:space="preserve"> PAGEREF _Toc223211059 \h </w:instrText>
+        <w:instrText xml:space="preserve"> PAGEREF _Toc223427383 \h </w:instrText>
       </w:r>
       <w:r>
         <w:rPr>
@@ -7226,7 +7397,7 @@
           <w:bCs/>
           <w:noProof/>
         </w:rPr>
-        <w:t>Ilustración 9</w:t>
+        <w:t>Ilustración 8</w:t>
       </w:r>
       <w:r>
         <w:rPr>
@@ -7250,7 +7421,7 @@
         <w:rPr>
           <w:noProof/>
         </w:rPr>
-        <w:instrText xml:space="preserve"> PAGEREF _Toc223211060 \h </w:instrText>
+        <w:instrText xml:space="preserve"> PAGEREF _Toc223427384 \h </w:instrText>
       </w:r>
       <w:r>
         <w:rPr>
@@ -7297,7 +7468,7 @@
           <w:bCs/>
           <w:noProof/>
         </w:rPr>
-        <w:t>Ilustración 10</w:t>
+        <w:t>Ilustración 9</w:t>
       </w:r>
       <w:r>
         <w:rPr>
@@ -7321,7 +7492,7 @@
         <w:rPr>
           <w:noProof/>
         </w:rPr>
-        <w:instrText xml:space="preserve"> PAGEREF _Toc223211061 \h </w:instrText>
+        <w:instrText xml:space="preserve"> PAGEREF _Toc223427385 \h </w:instrText>
       </w:r>
       <w:r>
         <w:rPr>
@@ -7368,7 +7539,7 @@
           <w:bCs/>
           <w:noProof/>
         </w:rPr>
-        <w:t>Ilustración 11</w:t>
+        <w:t>Ilustración 10</w:t>
       </w:r>
       <w:r>
         <w:rPr>
@@ -7392,7 +7563,7 @@
         <w:rPr>
           <w:noProof/>
         </w:rPr>
-        <w:instrText xml:space="preserve"> PAGEREF _Toc223211062 \h </w:instrText>
+        <w:instrText xml:space="preserve"> PAGEREF _Toc223427386 \h </w:instrText>
       </w:r>
       <w:r>
         <w:rPr>
@@ -7439,7 +7610,7 @@
           <w:bCs/>
           <w:noProof/>
         </w:rPr>
-        <w:t>Ilustración 12</w:t>
+        <w:t>Ilustración 11</w:t>
       </w:r>
       <w:r>
         <w:rPr>
@@ -7463,7 +7634,7 @@
         <w:rPr>
           <w:noProof/>
         </w:rPr>
-        <w:instrText xml:space="preserve"> PAGEREF _Toc223211063 \h </w:instrText>
+        <w:instrText xml:space="preserve"> PAGEREF _Toc223427387 \h </w:instrText>
       </w:r>
       <w:r>
         <w:rPr>
@@ -7510,7 +7681,7 @@
           <w:bCs/>
           <w:noProof/>
         </w:rPr>
-        <w:t>Ilustración 13</w:t>
+        <w:t>Ilustración 12</w:t>
       </w:r>
       <w:r>
         <w:rPr>
@@ -7534,7 +7705,7 @@
         <w:rPr>
           <w:noProof/>
         </w:rPr>
-        <w:instrText xml:space="preserve"> PAGEREF _Toc223211064 \h </w:instrText>
+        <w:instrText xml:space="preserve"> PAGEREF _Toc223427388 \h </w:instrText>
       </w:r>
       <w:r>
         <w:rPr>
@@ -7581,13 +7752,13 @@
           <w:bCs/>
           <w:noProof/>
         </w:rPr>
-        <w:t>Ilustración 14</w:t>
+        <w:t>Ilustración 13</w:t>
       </w:r>
       <w:r>
         <w:rPr>
           <w:noProof/>
         </w:rPr>
-        <w:t xml:space="preserve"> Evolución de huber loss durante entrenamiento de autoencoder</w:t>
+        <w:t xml:space="preserve"> Resultados al inyectar variables sociodemográficas</w:t>
       </w:r>
       <w:r>
         <w:rPr>
@@ -7605,7 +7776,7 @@
         <w:rPr>
           <w:noProof/>
         </w:rPr>
-        <w:instrText xml:space="preserve"> PAGEREF _Toc223211065 \h </w:instrText>
+        <w:instrText xml:space="preserve"> PAGEREF _Toc223427389 \h </w:instrText>
       </w:r>
       <w:r>
         <w:rPr>
@@ -7622,7 +7793,7 @@
         <w:rPr>
           <w:noProof/>
         </w:rPr>
-        <w:t>72</w:t>
+        <w:t>62</w:t>
       </w:r>
       <w:r>
         <w:rPr>
@@ -7652,13 +7823,13 @@
           <w:bCs/>
           <w:noProof/>
         </w:rPr>
-        <w:t>Ilustración 15</w:t>
+        <w:t>Ilustración 14</w:t>
       </w:r>
       <w:r>
         <w:rPr>
           <w:noProof/>
         </w:rPr>
-        <w:t xml:space="preserve"> Evolución de perdidas en la fase de entrenamiento conjunto</w:t>
+        <w:t xml:space="preserve"> Resultados de inyectar variables asociadas al clustering</w:t>
       </w:r>
       <w:r>
         <w:rPr>
@@ -7676,7 +7847,7 @@
         <w:rPr>
           <w:noProof/>
         </w:rPr>
-        <w:instrText xml:space="preserve"> PAGEREF _Toc223211066 \h </w:instrText>
+        <w:instrText xml:space="preserve"> PAGEREF _Toc223427390 \h </w:instrText>
       </w:r>
       <w:r>
         <w:rPr>
@@ -7693,7 +7864,7 @@
         <w:rPr>
           <w:noProof/>
         </w:rPr>
-        <w:t>74</w:t>
+        <w:t>63</w:t>
       </w:r>
       <w:r>
         <w:rPr>
@@ -7719,52 +7890,44 @@
       </w:pPr>
       <w:r>
         <w:rPr>
-          <w:b/>
-          <w:bCs/>
           <w:noProof/>
         </w:rPr>
-        <w:t>Ilustración 16</w:t>
+        <w:t>Ilustración 15 Influencia de variables acumulativas en resultados de entrenamiento</w:t>
       </w:r>
       <w:r>
         <w:rPr>
           <w:noProof/>
         </w:rPr>
-        <w:t xml:space="preserve"> Balance entre reconstrucción y objetivo de clustering en fase conjunta</w:t>
+        <w:tab/>
       </w:r>
       <w:r>
         <w:rPr>
           <w:noProof/>
         </w:rPr>
-        <w:tab/>
+        <w:fldChar w:fldCharType="begin"/>
       </w:r>
       <w:r>
         <w:rPr>
           <w:noProof/>
         </w:rPr>
-        <w:fldChar w:fldCharType="begin"/>
+        <w:instrText xml:space="preserve"> PAGEREF _Toc223427391 \h </w:instrText>
       </w:r>
       <w:r>
         <w:rPr>
           <w:noProof/>
         </w:rPr>
-        <w:instrText xml:space="preserve"> PAGEREF _Toc223211067 \h </w:instrText>
       </w:r>
       <w:r>
         <w:rPr>
           <w:noProof/>
         </w:rPr>
+        <w:fldChar w:fldCharType="separate"/>
       </w:r>
       <w:r>
         <w:rPr>
           <w:noProof/>
         </w:rPr>
-        <w:fldChar w:fldCharType="separate"/>
-      </w:r>
-      <w:r>
-        <w:rPr>
-          <w:noProof/>
-        </w:rPr>
-        <w:t>75</w:t>
+        <w:t>64</w:t>
       </w:r>
       <w:r>
         <w:rPr>
@@ -7795,13 +7958,13 @@
           <w:noProof/>
         </w:rPr>
         <w:lastRenderedPageBreak/>
-        <w:t>Ilustración 17</w:t>
+        <w:t>Ilustración 16</w:t>
       </w:r>
       <w:r>
         <w:rPr>
           <w:noProof/>
         </w:rPr>
-        <w:t xml:space="preserve"> Representación de datos de estudiantes en el espacio original,  latente y reconstrucción - Autoría Propia - Apéndice I - Reportes -AE</w:t>
+        <w:t xml:space="preserve"> Evolución de huber loss durante entrenamiento de autoencoder</w:t>
       </w:r>
       <w:r>
         <w:rPr>
@@ -7819,7 +7982,7 @@
         <w:rPr>
           <w:noProof/>
         </w:rPr>
-        <w:instrText xml:space="preserve"> PAGEREF _Toc223211068 \h </w:instrText>
+        <w:instrText xml:space="preserve"> PAGEREF _Toc223427392 \h </w:instrText>
       </w:r>
       <w:r>
         <w:rPr>
@@ -7836,7 +7999,7 @@
         <w:rPr>
           <w:noProof/>
         </w:rPr>
-        <w:t>76</w:t>
+        <w:t>74</w:t>
       </w:r>
       <w:r>
         <w:rPr>
@@ -7862,14 +8025,22 @@
       </w:pPr>
       <w:r>
         <w:rPr>
+          <w:b/>
+          <w:bCs/>
           <w:noProof/>
         </w:rPr>
-        <w:t>Ilustración 18 Agrupaciones de estudiantes por grupos</w:t>
+        <w:t>Ilustración 17</w:t>
       </w:r>
       <w:r>
         <w:rPr>
           <w:noProof/>
         </w:rPr>
+        <w:t xml:space="preserve"> Evolución de perdidas en la fase de entrenamiento conjunto</w:t>
+      </w:r>
+      <w:r>
+        <w:rPr>
+          <w:noProof/>
+        </w:rPr>
         <w:tab/>
       </w:r>
       <w:r>
@@ -7882,7 +8053,7 @@
         <w:rPr>
           <w:noProof/>
         </w:rPr>
-        <w:instrText xml:space="preserve"> PAGEREF _Toc223211069 \h </w:instrText>
+        <w:instrText xml:space="preserve"> PAGEREF _Toc223427393 \h </w:instrText>
       </w:r>
       <w:r>
         <w:rPr>
@@ -7899,7 +8070,7 @@
         <w:rPr>
           <w:noProof/>
         </w:rPr>
-        <w:t>78</w:t>
+        <w:t>75</w:t>
       </w:r>
       <w:r>
         <w:rPr>
@@ -7925,14 +8096,22 @@
       </w:pPr>
       <w:r>
         <w:rPr>
+          <w:b/>
+          <w:bCs/>
           <w:noProof/>
         </w:rPr>
-        <w:t>Ilustración 19 Distribución de resultados académicos por perfil en la semana 20 (Validación y Test)</w:t>
+        <w:t>Ilustración 18</w:t>
       </w:r>
       <w:r>
         <w:rPr>
           <w:noProof/>
         </w:rPr>
+        <w:t xml:space="preserve"> Evolución de Sillouette y Davies-Bounldir en la fase 3</w:t>
+      </w:r>
+      <w:r>
+        <w:rPr>
+          <w:noProof/>
+        </w:rPr>
         <w:tab/>
       </w:r>
       <w:r>
@@ -7945,7 +8124,7 @@
         <w:rPr>
           <w:noProof/>
         </w:rPr>
-        <w:instrText xml:space="preserve"> PAGEREF _Toc223211070 \h </w:instrText>
+        <w:instrText xml:space="preserve"> PAGEREF _Toc223427394 \h </w:instrText>
       </w:r>
       <w:r>
         <w:rPr>
@@ -7962,7 +8141,7 @@
         <w:rPr>
           <w:noProof/>
         </w:rPr>
-        <w:t>79</w:t>
+        <w:t>76</w:t>
       </w:r>
       <w:r>
         <w:rPr>
@@ -7978,19 +8157,32 @@
           <w:tab w:val="right" w:leader="dot" w:pos="8494"/>
         </w:tabs>
         <w:rPr>
+          <w:rFonts w:asciiTheme="minorHAnsi" w:eastAsiaTheme="minorEastAsia" w:hAnsiTheme="minorHAnsi" w:cstheme="minorBidi"/>
           <w:noProof/>
-        </w:rPr>
-      </w:pPr>
-      <w:r>
-        <w:rPr>
+          <w:kern w:val="2"/>
+          <w:szCs w:val="24"/>
+          <w:lang w:eastAsia="es-ES"/>
+          <w14:ligatures w14:val="standardContextual"/>
+        </w:rPr>
+      </w:pPr>
+      <w:r>
+        <w:rPr>
+          <w:b/>
+          <w:bCs/>
           <w:noProof/>
         </w:rPr>
-        <w:t>Ilustración 20 Matriz Z-Effect de las 30 variables más discriminativas por clúster (W25)</w:t>
+        <w:t>Ilustración 19</w:t>
       </w:r>
       <w:r>
         <w:rPr>
           <w:noProof/>
         </w:rPr>
+        <w:t xml:space="preserve"> Balance entre reconstrucción y objetivo de clustering en fase conjunta</w:t>
+      </w:r>
+      <w:r>
+        <w:rPr>
+          <w:noProof/>
+        </w:rPr>
         <w:tab/>
       </w:r>
       <w:r>
@@ -8003,7 +8195,7 @@
         <w:rPr>
           <w:noProof/>
         </w:rPr>
-        <w:instrText xml:space="preserve"> PAGEREF _Toc223211071 \h </w:instrText>
+        <w:instrText xml:space="preserve"> PAGEREF _Toc223427395 \h </w:instrText>
       </w:r>
       <w:r>
         <w:rPr>
@@ -8020,7 +8212,7 @@
         <w:rPr>
           <w:noProof/>
         </w:rPr>
-        <w:t>84</w:t>
+        <w:t>77</w:t>
       </w:r>
       <w:r>
         <w:rPr>
@@ -8031,17 +8223,262 @@
     </w:p>
     <w:p>
       <w:pPr>
-        <w:spacing w:after="0" w:line="240" w:lineRule="auto"/>
-        <w:jc w:val="left"/>
-        <w:rPr>
+        <w:pStyle w:val="Tabladeilustraciones"/>
+        <w:tabs>
+          <w:tab w:val="right" w:leader="dot" w:pos="8494"/>
+        </w:tabs>
+        <w:rPr>
+          <w:rFonts w:asciiTheme="minorHAnsi" w:eastAsiaTheme="minorEastAsia" w:hAnsiTheme="minorHAnsi" w:cstheme="minorBidi"/>
           <w:noProof/>
-        </w:rPr>
-      </w:pPr>
-      <w:r>
-        <w:rPr>
+          <w:kern w:val="2"/>
+          <w:szCs w:val="24"/>
+          <w:lang w:eastAsia="es-ES"/>
+          <w14:ligatures w14:val="standardContextual"/>
+        </w:rPr>
+      </w:pPr>
+      <w:r>
+        <w:rPr>
+          <w:b/>
+          <w:bCs/>
           <w:noProof/>
         </w:rPr>
-        <w:br w:type="page"/>
+        <w:t>Ilustración 20</w:t>
+      </w:r>
+      <w:r>
+        <w:rPr>
+          <w:noProof/>
+        </w:rPr>
+        <w:t xml:space="preserve"> Representación de datos de estudiantes en el espacio original,  latente y reconstrucción - Autoría Propia - Apéndice I - Reportes -AE</w:t>
+      </w:r>
+      <w:r>
+        <w:rPr>
+          <w:noProof/>
+        </w:rPr>
+        <w:tab/>
+      </w:r>
+      <w:r>
+        <w:rPr>
+          <w:noProof/>
+        </w:rPr>
+        <w:fldChar w:fldCharType="begin"/>
+      </w:r>
+      <w:r>
+        <w:rPr>
+          <w:noProof/>
+        </w:rPr>
+        <w:instrText xml:space="preserve"> PAGEREF _Toc223427396 \h </w:instrText>
+      </w:r>
+      <w:r>
+        <w:rPr>
+          <w:noProof/>
+        </w:rPr>
+      </w:r>
+      <w:r>
+        <w:rPr>
+          <w:noProof/>
+        </w:rPr>
+        <w:fldChar w:fldCharType="separate"/>
+      </w:r>
+      <w:r>
+        <w:rPr>
+          <w:noProof/>
+        </w:rPr>
+        <w:t>78</w:t>
+      </w:r>
+      <w:r>
+        <w:rPr>
+          <w:noProof/>
+        </w:rPr>
+        <w:fldChar w:fldCharType="end"/>
+      </w:r>
+    </w:p>
+    <w:p>
+      <w:pPr>
+        <w:pStyle w:val="Tabladeilustraciones"/>
+        <w:tabs>
+          <w:tab w:val="right" w:leader="dot" w:pos="8494"/>
+        </w:tabs>
+        <w:rPr>
+          <w:rFonts w:asciiTheme="minorHAnsi" w:eastAsiaTheme="minorEastAsia" w:hAnsiTheme="minorHAnsi" w:cstheme="minorBidi"/>
+          <w:noProof/>
+          <w:kern w:val="2"/>
+          <w:szCs w:val="24"/>
+          <w:lang w:eastAsia="es-ES"/>
+          <w14:ligatures w14:val="standardContextual"/>
+        </w:rPr>
+      </w:pPr>
+      <w:r>
+        <w:rPr>
+          <w:noProof/>
+        </w:rPr>
+        <w:t>Ilustración 21 Agrupaciones de estudiantes por grupos</w:t>
+      </w:r>
+      <w:r>
+        <w:rPr>
+          <w:noProof/>
+        </w:rPr>
+        <w:tab/>
+      </w:r>
+      <w:r>
+        <w:rPr>
+          <w:noProof/>
+        </w:rPr>
+        <w:fldChar w:fldCharType="begin"/>
+      </w:r>
+      <w:r>
+        <w:rPr>
+          <w:noProof/>
+        </w:rPr>
+        <w:instrText xml:space="preserve"> PAGEREF _Toc223427397 \h </w:instrText>
+      </w:r>
+      <w:r>
+        <w:rPr>
+          <w:noProof/>
+        </w:rPr>
+      </w:r>
+      <w:r>
+        <w:rPr>
+          <w:noProof/>
+        </w:rPr>
+        <w:fldChar w:fldCharType="separate"/>
+      </w:r>
+      <w:r>
+        <w:rPr>
+          <w:noProof/>
+        </w:rPr>
+        <w:t>80</w:t>
+      </w:r>
+      <w:r>
+        <w:rPr>
+          <w:noProof/>
+        </w:rPr>
+        <w:fldChar w:fldCharType="end"/>
+      </w:r>
+    </w:p>
+    <w:p>
+      <w:pPr>
+        <w:pStyle w:val="Tabladeilustraciones"/>
+        <w:tabs>
+          <w:tab w:val="right" w:leader="dot" w:pos="8494"/>
+        </w:tabs>
+        <w:rPr>
+          <w:rFonts w:asciiTheme="minorHAnsi" w:eastAsiaTheme="minorEastAsia" w:hAnsiTheme="minorHAnsi" w:cstheme="minorBidi"/>
+          <w:noProof/>
+          <w:kern w:val="2"/>
+          <w:szCs w:val="24"/>
+          <w:lang w:eastAsia="es-ES"/>
+          <w14:ligatures w14:val="standardContextual"/>
+        </w:rPr>
+      </w:pPr>
+      <w:r>
+        <w:rPr>
+          <w:noProof/>
+        </w:rPr>
+        <w:t>Ilustración 22 Distribución de resultados académicos por perfil en la semana 20 (Validación y Test)</w:t>
+      </w:r>
+      <w:r>
+        <w:rPr>
+          <w:noProof/>
+        </w:rPr>
+        <w:tab/>
+      </w:r>
+      <w:r>
+        <w:rPr>
+          <w:noProof/>
+        </w:rPr>
+        <w:fldChar w:fldCharType="begin"/>
+      </w:r>
+      <w:r>
+        <w:rPr>
+          <w:noProof/>
+        </w:rPr>
+        <w:instrText xml:space="preserve"> PAGEREF _Toc223427398 \h </w:instrText>
+      </w:r>
+      <w:r>
+        <w:rPr>
+          <w:noProof/>
+        </w:rPr>
+      </w:r>
+      <w:r>
+        <w:rPr>
+          <w:noProof/>
+        </w:rPr>
+        <w:fldChar w:fldCharType="separate"/>
+      </w:r>
+      <w:r>
+        <w:rPr>
+          <w:noProof/>
+        </w:rPr>
+        <w:t>81</w:t>
+      </w:r>
+      <w:r>
+        <w:rPr>
+          <w:noProof/>
+        </w:rPr>
+        <w:fldChar w:fldCharType="end"/>
+      </w:r>
+    </w:p>
+    <w:p>
+      <w:pPr>
+        <w:pStyle w:val="Tabladeilustraciones"/>
+        <w:tabs>
+          <w:tab w:val="right" w:leader="dot" w:pos="8494"/>
+        </w:tabs>
+        <w:rPr>
+          <w:rFonts w:asciiTheme="minorHAnsi" w:eastAsiaTheme="minorEastAsia" w:hAnsiTheme="minorHAnsi" w:cstheme="minorBidi"/>
+          <w:noProof/>
+          <w:kern w:val="2"/>
+          <w:szCs w:val="24"/>
+          <w:lang w:eastAsia="es-ES"/>
+          <w14:ligatures w14:val="standardContextual"/>
+        </w:rPr>
+      </w:pPr>
+      <w:r>
+        <w:rPr>
+          <w:noProof/>
+        </w:rPr>
+        <w:t>Ilustración 23 Matriz Z-Effect de las 30 variables más discriminativas por clúster (W25)</w:t>
+      </w:r>
+      <w:r>
+        <w:rPr>
+          <w:noProof/>
+        </w:rPr>
+        <w:tab/>
+      </w:r>
+      <w:r>
+        <w:rPr>
+          <w:noProof/>
+        </w:rPr>
+        <w:fldChar w:fldCharType="begin"/>
+      </w:r>
+      <w:r>
+        <w:rPr>
+          <w:noProof/>
+        </w:rPr>
+        <w:instrText xml:space="preserve"> PAGEREF _Toc223427399 \h </w:instrText>
+      </w:r>
+      <w:r>
+        <w:rPr>
+          <w:noProof/>
+        </w:rPr>
+      </w:r>
+      <w:r>
+        <w:rPr>
+          <w:noProof/>
+        </w:rPr>
+        <w:fldChar w:fldCharType="separate"/>
+      </w:r>
+      <w:r>
+        <w:rPr>
+          <w:noProof/>
+        </w:rPr>
+        <w:t>85</w:t>
+      </w:r>
+      <w:r>
+        <w:rPr>
+          <w:noProof/>
+        </w:rPr>
+        <w:fldChar w:fldCharType="end"/>
       </w:r>
     </w:p>
     <w:p>
@@ -8052,24 +8489,33 @@
         </w:tabs>
         <w:spacing w:after="240"/>
         <w:rPr>
-          <w:sz w:val="40"/>
-          <w:szCs w:val="40"/>
-        </w:rPr>
-      </w:pPr>
-      <w:r>
-        <w:rPr>
           <w:rStyle w:val="Enlacedelndice"/>
           <w:szCs w:val="24"/>
         </w:rPr>
-        <w:lastRenderedPageBreak/>
+      </w:pPr>
+      <w:r>
+        <w:rPr>
+          <w:rStyle w:val="Enlacedelndice"/>
+          <w:szCs w:val="24"/>
+        </w:rPr>
         <w:fldChar w:fldCharType="end"/>
       </w:r>
-      <w:r>
-        <w:rPr>
-          <w:sz w:val="40"/>
-          <w:szCs w:val="40"/>
-        </w:rPr>
-        <w:t>Índice de tablas</w:t>
+    </w:p>
+    <w:p>
+      <w:pPr>
+        <w:spacing w:after="0" w:line="240" w:lineRule="auto"/>
+        <w:jc w:val="left"/>
+        <w:rPr>
+          <w:rStyle w:val="Enlacedelndice"/>
+          <w:szCs w:val="24"/>
+        </w:rPr>
+      </w:pPr>
+      <w:r>
+        <w:rPr>
+          <w:rStyle w:val="Enlacedelndice"/>
+          <w:szCs w:val="24"/>
+        </w:rPr>
+        <w:br w:type="page"/>
       </w:r>
     </w:p>
     <w:p>
@@ -8078,86 +8524,19 @@
         <w:tabs>
           <w:tab w:val="right" w:leader="dot" w:pos="8494"/>
         </w:tabs>
-        <w:rPr>
-          <w:rFonts w:asciiTheme="minorHAnsi" w:eastAsiaTheme="minorEastAsia" w:hAnsiTheme="minorHAnsi" w:cstheme="minorBidi"/>
-          <w:noProof/>
-          <w:kern w:val="2"/>
-          <w:szCs w:val="24"/>
-          <w:lang w:eastAsia="es-ES"/>
-          <w14:ligatures w14:val="standardContextual"/>
-        </w:rPr>
-      </w:pPr>
-      <w:r>
-        <w:fldChar w:fldCharType="begin"/>
-      </w:r>
-      <w:r>
-        <w:rPr>
-          <w:rStyle w:val="Enlacedelndice"/>
-          <w:szCs w:val="24"/>
-        </w:rPr>
-        <w:instrText>TOC \c "Tabla"</w:instrText>
-      </w:r>
-      <w:r>
-        <w:rPr>
-          <w:rStyle w:val="Enlacedelndice"/>
-          <w:szCs w:val="24"/>
-        </w:rPr>
-        <w:fldChar w:fldCharType="separate"/>
-      </w:r>
-      <w:r>
-        <w:rPr>
-          <w:b/>
-          <w:bCs/>
-          <w:noProof/>
-        </w:rPr>
-        <w:t>Tabla 1</w:t>
-      </w:r>
-      <w:r>
-        <w:rPr>
-          <w:noProof/>
-        </w:rPr>
-        <w:t xml:space="preserve"> Métricas obtenidas en clasificación binaria (Éxito vs Abandono)</w:t>
-      </w:r>
-      <w:r>
-        <w:rPr>
-          <w:noProof/>
-        </w:rPr>
-        <w:tab/>
-      </w:r>
-      <w:r>
-        <w:rPr>
-          <w:noProof/>
-        </w:rPr>
-        <w:fldChar w:fldCharType="begin"/>
-      </w:r>
-      <w:r>
-        <w:rPr>
-          <w:noProof/>
-        </w:rPr>
-        <w:instrText xml:space="preserve"> PAGEREF _Toc223211045 \h </w:instrText>
-      </w:r>
-      <w:r>
-        <w:rPr>
-          <w:noProof/>
-        </w:rPr>
-      </w:r>
-      <w:r>
-        <w:rPr>
-          <w:noProof/>
-        </w:rPr>
-        <w:fldChar w:fldCharType="separate"/>
-      </w:r>
-      <w:r>
-        <w:rPr>
-          <w:noProof/>
-        </w:rPr>
-        <w:t>81</w:t>
-      </w:r>
-      <w:r>
-        <w:rPr>
-          <w:noProof/>
-        </w:rPr>
-        <w:fldChar w:fldCharType="end"/>
+        <w:spacing w:after="240"/>
+        <w:rPr>
+          <w:sz w:val="40"/>
+          <w:szCs w:val="40"/>
+        </w:rPr>
+      </w:pPr>
+      <w:r>
+        <w:rPr>
+          <w:sz w:val="40"/>
+          <w:szCs w:val="40"/>
+        </w:rPr>
+        <w:lastRenderedPageBreak/>
+        <w:t>Índice de tablas</w:t>
       </w:r>
     </w:p>
     <w:p>
@@ -8176,15 +8555,40 @@
         </w:rPr>
       </w:pPr>
       <w:r>
-        <w:rPr>
+        <w:fldChar w:fldCharType="begin"/>
+      </w:r>
+      <w:r>
+        <w:rPr>
+          <w:rStyle w:val="Enlacedelndice"/>
+          <w:szCs w:val="24"/>
+        </w:rPr>
+        <w:instrText>TOC \c "Tabla"</w:instrText>
+      </w:r>
+      <w:r>
+        <w:rPr>
+          <w:rStyle w:val="Enlacedelndice"/>
+          <w:szCs w:val="24"/>
+        </w:rPr>
+        <w:fldChar w:fldCharType="separate"/>
+      </w:r>
+      <w:r>
+        <w:rPr>
+          <w:b/>
+          <w:bCs/>
           <w:noProof/>
         </w:rPr>
-        <w:t>Tabla 2 Ficha técnica de repositorio código fuente</w:t>
+        <w:t>Tabla 1</w:t>
       </w:r>
       <w:r>
         <w:rPr>
           <w:noProof/>
         </w:rPr>
+        <w:t xml:space="preserve"> Métricas obtenidas en clasificación binaria (Éxito vs Abandono)</w:t>
+      </w:r>
+      <w:r>
+        <w:rPr>
+          <w:noProof/>
+        </w:rPr>
         <w:tab/>
       </w:r>
       <w:r>
@@ -8197,7 +8601,7 @@
         <w:rPr>
           <w:noProof/>
         </w:rPr>
-        <w:instrText xml:space="preserve"> PAGEREF _Toc223211046 \h </w:instrText>
+        <w:instrText xml:space="preserve"> PAGEREF _Toc223427400 \h </w:instrText>
       </w:r>
       <w:r>
         <w:rPr>
@@ -8214,7 +8618,7 @@
         <w:rPr>
           <w:noProof/>
         </w:rPr>
-        <w:t>90</w:t>
+        <w:t>83</w:t>
       </w:r>
       <w:r>
         <w:rPr>
@@ -8240,52 +8644,44 @@
       </w:pPr>
       <w:r>
         <w:rPr>
-          <w:b/>
-          <w:bCs/>
           <w:noProof/>
         </w:rPr>
-        <w:t>Tabla 3</w:t>
+        <w:t>Tabla 2 Ficha técnica de repositorio código fuente</w:t>
       </w:r>
       <w:r>
         <w:rPr>
           <w:noProof/>
         </w:rPr>
-        <w:t xml:space="preserve"> Características de entrada al autoencoder</w:t>
+        <w:tab/>
       </w:r>
       <w:r>
         <w:rPr>
           <w:noProof/>
         </w:rPr>
-        <w:tab/>
+        <w:fldChar w:fldCharType="begin"/>
       </w:r>
       <w:r>
         <w:rPr>
           <w:noProof/>
         </w:rPr>
-        <w:fldChar w:fldCharType="begin"/>
+        <w:instrText xml:space="preserve"> PAGEREF _Toc223427401 \h </w:instrText>
       </w:r>
       <w:r>
         <w:rPr>
           <w:noProof/>
         </w:rPr>
-        <w:instrText xml:space="preserve"> PAGEREF _Toc223211047 \h </w:instrText>
       </w:r>
       <w:r>
         <w:rPr>
           <w:noProof/>
         </w:rPr>
+        <w:fldChar w:fldCharType="separate"/>
       </w:r>
       <w:r>
         <w:rPr>
           <w:noProof/>
         </w:rPr>
-        <w:fldChar w:fldCharType="separate"/>
-      </w:r>
-      <w:r>
-        <w:rPr>
-          <w:noProof/>
-        </w:rPr>
-        <w:t>95</w:t>
+        <w:t>92</w:t>
       </w:r>
       <w:r>
         <w:rPr>
@@ -8315,13 +8711,13 @@
           <w:bCs/>
           <w:noProof/>
         </w:rPr>
-        <w:t>Tabla 4</w:t>
+        <w:t>Tabla 3</w:t>
       </w:r>
       <w:r>
         <w:rPr>
           <w:noProof/>
         </w:rPr>
-        <w:t xml:space="preserve"> Métricas de entrenamiento del transformer clase binaria (Exito vs Fracaso)</w:t>
+        <w:t xml:space="preserve"> Características de entrada al autoencoder</w:t>
       </w:r>
       <w:r>
         <w:rPr>
@@ -8339,7 +8735,7 @@
         <w:rPr>
           <w:noProof/>
         </w:rPr>
-        <w:instrText xml:space="preserve"> PAGEREF _Toc223211048 \h </w:instrText>
+        <w:instrText xml:space="preserve"> PAGEREF _Toc223427402 \h </w:instrText>
       </w:r>
       <w:r>
         <w:rPr>
@@ -8356,7 +8752,7 @@
         <w:rPr>
           <w:noProof/>
         </w:rPr>
-        <w:t>96</w:t>
+        <w:t>97</w:t>
       </w:r>
       <w:r>
         <w:rPr>
@@ -8386,13 +8782,13 @@
           <w:bCs/>
           <w:noProof/>
         </w:rPr>
-        <w:t>Tabla 5</w:t>
+        <w:t>Tabla 4</w:t>
       </w:r>
       <w:r>
         <w:rPr>
           <w:noProof/>
         </w:rPr>
-        <w:t xml:space="preserve"> Resultados del transformer en clasificación binaria.</w:t>
+        <w:t xml:space="preserve"> Métricas de entrenamiento del transformer clase binaria (Exito vs Fracaso)</w:t>
       </w:r>
       <w:r>
         <w:rPr>
@@ -8410,7 +8806,7 @@
         <w:rPr>
           <w:noProof/>
         </w:rPr>
-        <w:instrText xml:space="preserve"> PAGEREF _Toc223211049 \h </w:instrText>
+        <w:instrText xml:space="preserve"> PAGEREF _Toc223427403 \h </w:instrText>
       </w:r>
       <w:r>
         <w:rPr>
@@ -8427,7 +8823,7 @@
         <w:rPr>
           <w:noProof/>
         </w:rPr>
-        <w:t>96</w:t>
+        <w:t>98</w:t>
       </w:r>
       <w:r>
         <w:rPr>
@@ -8457,13 +8853,13 @@
           <w:bCs/>
           <w:noProof/>
         </w:rPr>
-        <w:t>Tabla 6</w:t>
+        <w:t>Tabla 5</w:t>
       </w:r>
       <w:r>
         <w:rPr>
           <w:noProof/>
         </w:rPr>
-        <w:t xml:space="preserve"> Descripción de datos de estudiantes</w:t>
+        <w:t xml:space="preserve"> Resultados del transformer en clasificación binaria.</w:t>
       </w:r>
       <w:r>
         <w:rPr>
@@ -8481,7 +8877,7 @@
         <w:rPr>
           <w:noProof/>
         </w:rPr>
-        <w:instrText xml:space="preserve"> PAGEREF _Toc223211050 \h </w:instrText>
+        <w:instrText xml:space="preserve"> PAGEREF _Toc223427404 \h </w:instrText>
       </w:r>
       <w:r>
         <w:rPr>
@@ -8528,13 +8924,13 @@
           <w:bCs/>
           <w:noProof/>
         </w:rPr>
-        <w:t>Tabla 7</w:t>
+        <w:t>Tabla 6</w:t>
       </w:r>
       <w:r>
         <w:rPr>
           <w:noProof/>
         </w:rPr>
-        <w:t xml:space="preserve"> Descripción de entrega de actividades</w:t>
+        <w:t xml:space="preserve"> Descripción de datos de estudiantes</w:t>
       </w:r>
       <w:r>
         <w:rPr>
@@ -8552,7 +8948,7 @@
         <w:rPr>
           <w:noProof/>
         </w:rPr>
-        <w:instrText xml:space="preserve"> PAGEREF _Toc223211051 \h </w:instrText>
+        <w:instrText xml:space="preserve"> PAGEREF _Toc223427405 \h </w:instrText>
       </w:r>
       <w:r>
         <w:rPr>
@@ -8569,7 +8965,7 @@
         <w:rPr>
           <w:noProof/>
         </w:rPr>
-        <w:t>99</w:t>
+        <w:t>100</w:t>
       </w:r>
       <w:r>
         <w:rPr>
@@ -8599,6 +8995,77 @@
           <w:bCs/>
           <w:noProof/>
         </w:rPr>
+        <w:t>Tabla 7</w:t>
+      </w:r>
+      <w:r>
+        <w:rPr>
+          <w:noProof/>
+        </w:rPr>
+        <w:t xml:space="preserve"> Descripción de entrega de actividades</w:t>
+      </w:r>
+      <w:r>
+        <w:rPr>
+          <w:noProof/>
+        </w:rPr>
+        <w:tab/>
+      </w:r>
+      <w:r>
+        <w:rPr>
+          <w:noProof/>
+        </w:rPr>
+        <w:fldChar w:fldCharType="begin"/>
+      </w:r>
+      <w:r>
+        <w:rPr>
+          <w:noProof/>
+        </w:rPr>
+        <w:instrText xml:space="preserve"> PAGEREF _Toc223427406 \h </w:instrText>
+      </w:r>
+      <w:r>
+        <w:rPr>
+          <w:noProof/>
+        </w:rPr>
+      </w:r>
+      <w:r>
+        <w:rPr>
+          <w:noProof/>
+        </w:rPr>
+        <w:fldChar w:fldCharType="separate"/>
+      </w:r>
+      <w:r>
+        <w:rPr>
+          <w:noProof/>
+        </w:rPr>
+        <w:t>101</w:t>
+      </w:r>
+      <w:r>
+        <w:rPr>
+          <w:noProof/>
+        </w:rPr>
+        <w:fldChar w:fldCharType="end"/>
+      </w:r>
+    </w:p>
+    <w:p>
+      <w:pPr>
+        <w:pStyle w:val="Tabladeilustraciones"/>
+        <w:tabs>
+          <w:tab w:val="right" w:leader="dot" w:pos="8494"/>
+        </w:tabs>
+        <w:rPr>
+          <w:rFonts w:asciiTheme="minorHAnsi" w:eastAsiaTheme="minorEastAsia" w:hAnsiTheme="minorHAnsi" w:cstheme="minorBidi"/>
+          <w:noProof/>
+          <w:kern w:val="2"/>
+          <w:szCs w:val="24"/>
+          <w:lang w:eastAsia="es-ES"/>
+          <w14:ligatures w14:val="standardContextual"/>
+        </w:rPr>
+      </w:pPr>
+      <w:r>
+        <w:rPr>
+          <w:b/>
+          <w:bCs/>
+          <w:noProof/>
+        </w:rPr>
         <w:t>Tabla 8</w:t>
       </w:r>
       <w:r>
@@ -8623,7 +9090,7 @@
         <w:rPr>
           <w:noProof/>
         </w:rPr>
-        <w:instrText xml:space="preserve"> PAGEREF _Toc223211052 \h </w:instrText>
+        <w:instrText xml:space="preserve"> PAGEREF _Toc223427407 \h </w:instrText>
       </w:r>
       <w:r>
         <w:rPr>
@@ -8640,7 +9107,7 @@
         <w:rPr>
           <w:noProof/>
         </w:rPr>
-        <w:t>100</w:t>
+        <w:t>102</w:t>
       </w:r>
       <w:r>
         <w:rPr>
@@ -8692,7 +9159,7 @@
         <w:ind w:left="360"/>
       </w:pPr>
       <w:bookmarkStart w:id="0" w:name="_Toc10030870"/>
-      <w:bookmarkStart w:id="1" w:name="_Toc223211311"/>
+      <w:bookmarkStart w:id="1" w:name="_Toc223427408"/>
       <w:bookmarkEnd w:id="0"/>
       <w:r>
         <w:lastRenderedPageBreak/>
@@ -8726,7 +9193,7 @@
           <w:lang w:val="en-GB"/>
         </w:rPr>
       </w:pPr>
-      <w:bookmarkStart w:id="2" w:name="_Toc223211312"/>
+      <w:bookmarkStart w:id="2" w:name="_Toc223427409"/>
       <w:r>
         <w:rPr>
           <w:lang w:val="en-GB"/>
@@ -8769,7 +9236,7 @@
         <w:pStyle w:val="Ttulo1"/>
       </w:pPr>
       <w:bookmarkStart w:id="3" w:name="_Toc10030871"/>
-      <w:bookmarkStart w:id="4" w:name="_Toc223211313"/>
+      <w:bookmarkStart w:id="4" w:name="_Toc223427410"/>
       <w:bookmarkEnd w:id="3"/>
       <w:r>
         <w:lastRenderedPageBreak/>
@@ -8973,7 +9440,7 @@
         <w:lastRenderedPageBreak/>
         <w:t xml:space="preserve"> </w:t>
       </w:r>
-      <w:bookmarkStart w:id="5" w:name="_Toc223211314"/>
+      <w:bookmarkStart w:id="5" w:name="_Toc223427411"/>
       <w:r>
         <w:t>Objetivos</w:t>
       </w:r>
@@ -9009,7 +9476,7 @@
       <w:pPr>
         <w:pStyle w:val="Ttulo2"/>
       </w:pPr>
-      <w:bookmarkStart w:id="6" w:name="_Toc223211315"/>
+      <w:bookmarkStart w:id="6" w:name="_Toc223427412"/>
       <w:r>
         <w:t>Objetivo General</w:t>
       </w:r>
@@ -9046,7 +9513,7 @@
       <w:pPr>
         <w:pStyle w:val="Ttulo2"/>
       </w:pPr>
-      <w:bookmarkStart w:id="7" w:name="_Toc223211316"/>
+      <w:bookmarkStart w:id="7" w:name="_Toc223427413"/>
       <w:r>
         <w:t>Objetivos Específicos</w:t>
       </w:r>
@@ -9511,7 +9978,7 @@
         <w:lastRenderedPageBreak/>
         <w:t xml:space="preserve"> </w:t>
       </w:r>
-      <w:bookmarkStart w:id="8" w:name="_Toc223211317"/>
+      <w:bookmarkStart w:id="8" w:name="_Toc223427414"/>
       <w:r>
         <w:t>Marco teórico y estado del arte</w:t>
       </w:r>
@@ -9613,7 +10080,7 @@
       <w:pPr>
         <w:pStyle w:val="Ttulo2"/>
       </w:pPr>
-      <w:bookmarkStart w:id="9" w:name="_Toc223211318"/>
+      <w:bookmarkStart w:id="9" w:name="_Toc223427415"/>
       <w:r>
         <w:t>Marco teórico</w:t>
       </w:r>
@@ -9639,7 +10106,7 @@
       <w:pPr>
         <w:pStyle w:val="Ttulo3"/>
       </w:pPr>
-      <w:bookmarkStart w:id="10" w:name="_Toc223211319"/>
+      <w:bookmarkStart w:id="10" w:name="_Toc223427416"/>
       <w:r>
         <w:t xml:space="preserve">Minería de Datos Educativos (EDM) y Learning </w:t>
       </w:r>
@@ -9768,7 +10235,6 @@
           <w:id w:val="19829549"/>
           <w:citation/>
         </w:sdtPr>
-        <w:sdtEndPr/>
         <w:sdtContent>
           <w:r>
             <w:rPr>
@@ -9869,7 +10335,6 @@
           <w:id w:val="47039132"/>
           <w:citation/>
         </w:sdtPr>
-        <w:sdtEndPr/>
         <w:sdtContent>
           <w:r>
             <w:rPr>
@@ -9929,7 +10394,7 @@
       <w:pPr>
         <w:pStyle w:val="Ttulo3"/>
       </w:pPr>
-      <w:bookmarkStart w:id="11" w:name="_Toc223211320"/>
+      <w:bookmarkStart w:id="11" w:name="_Toc223427417"/>
       <w:r>
         <w:t xml:space="preserve">Heterogeneidad de datos y </w:t>
       </w:r>
@@ -10007,7 +10472,6 @@
           <w:id w:val="2019027479"/>
           <w:citation/>
         </w:sdtPr>
-        <w:sdtEndPr/>
         <w:sdtContent>
           <w:r>
             <w:rPr>
@@ -10242,7 +10706,6 @@
           <w:id w:val="-787196031"/>
           <w:citation/>
         </w:sdtPr>
-        <w:sdtEndPr/>
         <w:sdtContent>
           <w:r>
             <w:rPr>
@@ -10360,7 +10823,6 @@
           <w:id w:val="-680669027"/>
           <w:citation/>
         </w:sdtPr>
-        <w:sdtEndPr/>
         <w:sdtContent>
           <w:r>
             <w:rPr>
@@ -10406,7 +10868,7 @@
       <w:pPr>
         <w:pStyle w:val="Ttulo3"/>
       </w:pPr>
-      <w:bookmarkStart w:id="12" w:name="_Toc223211321"/>
+      <w:bookmarkStart w:id="12" w:name="_Toc223427418"/>
       <w:r>
         <w:t xml:space="preserve">Deserción </w:t>
       </w:r>
@@ -10636,7 +11098,7 @@
       <w:pPr>
         <w:pStyle w:val="Ttulo3"/>
       </w:pPr>
-      <w:bookmarkStart w:id="13" w:name="_Toc223211322"/>
+      <w:bookmarkStart w:id="13" w:name="_Toc223427419"/>
       <w:r>
         <w:t>Aprendizaje No Supervisado: Descubrimiento de Patrones (Clustering)</w:t>
       </w:r>
@@ -10745,7 +11207,7 @@
           <w:rStyle w:val="Ttulo3Car"/>
         </w:rPr>
       </w:pPr>
-      <w:bookmarkStart w:id="14" w:name="_Toc223211323"/>
+      <w:bookmarkStart w:id="14" w:name="_Toc223427420"/>
       <w:r>
         <w:rPr>
           <w:rStyle w:val="Ttulo3Car"/>
@@ -10843,7 +11305,6 @@
           <w:id w:val="-1695842452"/>
           <w:citation/>
         </w:sdtPr>
-        <w:sdtEndPr/>
         <w:sdtContent>
           <w:r>
             <w:rPr>
@@ -10953,7 +11414,6 @@
           <w:id w:val="-348181725"/>
           <w:citation/>
         </w:sdtPr>
-        <w:sdtEndPr/>
         <w:sdtContent>
           <w:r>
             <w:rPr>
@@ -11071,7 +11531,6 @@
           <w:id w:val="994384447"/>
           <w:citation/>
         </w:sdtPr>
-        <w:sdtEndPr/>
         <w:sdtContent>
           <w:r>
             <w:rPr>
@@ -11199,7 +11658,6 @@
           <w:id w:val="-1400743757"/>
           <w:citation/>
         </w:sdtPr>
-        <w:sdtEndPr/>
         <w:sdtContent>
           <w:r>
             <w:rPr>
@@ -11258,7 +11716,7 @@
       <w:pPr>
         <w:pStyle w:val="Ttulo3"/>
       </w:pPr>
-      <w:bookmarkStart w:id="15" w:name="_Toc223211324"/>
+      <w:bookmarkStart w:id="15" w:name="_Toc223427421"/>
       <w:r>
         <w:t>Síntesis del marco teórico</w:t>
       </w:r>
@@ -11336,7 +11794,7 @@
       <w:pPr>
         <w:pStyle w:val="Ttulo2"/>
       </w:pPr>
-      <w:bookmarkStart w:id="16" w:name="_Toc223211325"/>
+      <w:bookmarkStart w:id="16" w:name="_Toc223427422"/>
       <w:r>
         <w:lastRenderedPageBreak/>
         <w:t>Estado del arte.</w:t>
@@ -11410,7 +11868,7 @@
       <w:pPr>
         <w:pStyle w:val="Ttulo3"/>
       </w:pPr>
-      <w:bookmarkStart w:id="17" w:name="_Toc223211326"/>
+      <w:bookmarkStart w:id="17" w:name="_Toc223427423"/>
       <w:r>
         <w:t>Aprendizaje no supervisado en EDM.</w:t>
       </w:r>
@@ -11463,7 +11921,6 @@
           <w:id w:val="-549226270"/>
           <w:citation/>
         </w:sdtPr>
-        <w:sdtEndPr/>
         <w:sdtContent>
           <w:r>
             <w:rPr>
@@ -11619,7 +12076,6 @@
           <w:id w:val="442655576"/>
           <w:citation/>
         </w:sdtPr>
-        <w:sdtEndPr/>
         <w:sdtContent>
           <w:r>
             <w:rPr>
@@ -11696,7 +12152,7 @@
       <w:pPr>
         <w:pStyle w:val="Ttulo3"/>
       </w:pPr>
-      <w:bookmarkStart w:id="18" w:name="_Toc223211327"/>
+      <w:bookmarkStart w:id="18" w:name="_Toc223427424"/>
       <w:r>
         <w:t>Aprendizaje supervisado en EDM</w:t>
       </w:r>
@@ -11816,7 +12272,6 @@
           <w:id w:val="-650910452"/>
           <w:citation/>
         </w:sdtPr>
-        <w:sdtEndPr/>
         <w:sdtContent>
           <w:r>
             <w:rPr>
@@ -11939,7 +12394,6 @@
           <w:id w:val="45502803"/>
           <w:citation/>
         </w:sdtPr>
-        <w:sdtEndPr/>
         <w:sdtContent>
           <w:r>
             <w:rPr>
@@ -12145,7 +12599,6 @@
           <w:id w:val="-681115379"/>
           <w:citation/>
         </w:sdtPr>
-        <w:sdtEndPr/>
         <w:sdtContent>
           <w:r>
             <w:rPr>
@@ -12256,7 +12709,6 @@
           <w:id w:val="-946463200"/>
           <w:citation/>
         </w:sdtPr>
-        <w:sdtEndPr/>
         <w:sdtContent>
           <w:r>
             <w:rPr>
@@ -12397,7 +12849,6 @@
           <w:id w:val="-1223516556"/>
           <w:citation/>
         </w:sdtPr>
-        <w:sdtEndPr/>
         <w:sdtContent>
           <w:r>
             <w:rPr>
@@ -12519,7 +12970,7 @@
       <w:pPr>
         <w:pStyle w:val="Ttulo3"/>
       </w:pPr>
-      <w:bookmarkStart w:id="19" w:name="_Toc223211328"/>
+      <w:bookmarkStart w:id="19" w:name="_Toc223427425"/>
       <w:r>
         <w:t>El enfoque h</w:t>
       </w:r>
@@ -12649,7 +13100,6 @@
           <w:id w:val="1507634124"/>
           <w:citation/>
         </w:sdtPr>
-        <w:sdtEndPr/>
         <w:sdtContent>
           <w:r>
             <w:rPr>
@@ -12774,7 +13224,6 @@
           <w:id w:val="1418290342"/>
           <w:citation/>
         </w:sdtPr>
-        <w:sdtEndPr/>
         <w:sdtContent>
           <w:r>
             <w:rPr>
@@ -12906,7 +13355,7 @@
       <w:pPr>
         <w:pStyle w:val="Ttulo3"/>
       </w:pPr>
-      <w:bookmarkStart w:id="20" w:name="_Toc223211329"/>
+      <w:bookmarkStart w:id="20" w:name="_Toc223427426"/>
       <w:r>
         <w:lastRenderedPageBreak/>
         <w:t>Inteligencia Artificial Explicable (XAI) en Educación</w:t>
@@ -12955,7 +13404,6 @@
           <w:id w:val="635758984"/>
           <w:citation/>
         </w:sdtPr>
-        <w:sdtEndPr/>
         <w:sdtContent>
           <w:r>
             <w:rPr>
@@ -13043,7 +13491,6 @@
           <w:id w:val="-1857572215"/>
           <w:citation/>
         </w:sdtPr>
-        <w:sdtEndPr/>
         <w:sdtContent>
           <w:r>
             <w:rPr>
@@ -13161,7 +13608,6 @@
           <w:id w:val="835659840"/>
           <w:citation/>
         </w:sdtPr>
-        <w:sdtEndPr/>
         <w:sdtContent>
           <w:r>
             <w:rPr>
@@ -13387,7 +13833,6 @@
           <w:id w:val="-2117901825"/>
           <w:citation/>
         </w:sdtPr>
-        <w:sdtEndPr/>
         <w:sdtContent>
           <w:r>
             <w:rPr>
@@ -13509,7 +13954,7 @@
       <w:pPr>
         <w:pStyle w:val="Ttulo3"/>
       </w:pPr>
-      <w:bookmarkStart w:id="21" w:name="_Toc223211330"/>
+      <w:bookmarkStart w:id="21" w:name="_Toc223427427"/>
       <w:r>
         <w:t>Síntesis del estado del arte</w:t>
       </w:r>
@@ -13622,7 +14067,7 @@
         <w:lastRenderedPageBreak/>
         <w:t xml:space="preserve"> </w:t>
       </w:r>
-      <w:bookmarkStart w:id="23" w:name="_Toc223211331"/>
+      <w:bookmarkStart w:id="23" w:name="_Toc223427428"/>
       <w:r>
         <w:t>Planteamiento del problema y metodología.</w:t>
       </w:r>
@@ -13688,7 +14133,7 @@
       <w:pPr>
         <w:pStyle w:val="Ttulo2"/>
       </w:pPr>
-      <w:bookmarkStart w:id="24" w:name="_Toc223211332"/>
+      <w:bookmarkStart w:id="24" w:name="_Toc223427429"/>
       <w:r>
         <w:t>Planteamiento del problema.</w:t>
       </w:r>
@@ -13725,7 +14170,6 @@
           <w:id w:val="1775982062"/>
           <w:citation/>
         </w:sdtPr>
-        <w:sdtEndPr/>
         <w:sdtContent>
           <w:r>
             <w:rPr>
@@ -13935,7 +14379,7 @@
       <w:pPr>
         <w:pStyle w:val="Ttulo2"/>
       </w:pPr>
-      <w:bookmarkStart w:id="25" w:name="_Toc223211333"/>
+      <w:bookmarkStart w:id="25" w:name="_Toc223427430"/>
       <w:r>
         <w:t>Solución propuesta.</w:t>
       </w:r>
@@ -13987,7 +14431,7 @@
       <w:pPr>
         <w:pStyle w:val="Ttulo3"/>
       </w:pPr>
-      <w:bookmarkStart w:id="26" w:name="_Toc223211334"/>
+      <w:bookmarkStart w:id="26" w:name="_Toc223427431"/>
       <w:r>
         <w:t>Ventanas de tiempo.</w:t>
       </w:r>
@@ -14061,7 +14505,6 @@
           <w:id w:val="213777947"/>
           <w:citation/>
         </w:sdtPr>
-        <w:sdtEndPr/>
         <w:sdtContent>
           <w:r>
             <w:rPr>
@@ -14150,7 +14593,7 @@
       <w:pPr>
         <w:pStyle w:val="Ttulo3"/>
       </w:pPr>
-      <w:bookmarkStart w:id="27" w:name="_Toc223211335"/>
+      <w:bookmarkStart w:id="27" w:name="_Toc223427432"/>
       <w:r>
         <w:t>Reducción de dimensionalidad y Aprendizaje no supervisado.</w:t>
       </w:r>
@@ -14184,7 +14627,6 @@
           <w:id w:val="-2045815221"/>
           <w:citation/>
         </w:sdtPr>
-        <w:sdtEndPr/>
         <w:sdtContent>
           <w:r>
             <w:rPr>
@@ -14331,7 +14773,7 @@
       <w:pPr>
         <w:pStyle w:val="Descripcin"/>
       </w:pPr>
-      <w:bookmarkStart w:id="28" w:name="_Toc223211053"/>
+      <w:bookmarkStart w:id="28" w:name="_Toc223427377"/>
       <w:r>
         <w:rPr>
           <w:b/>
@@ -14366,7 +14808,7 @@
           <w:bCs/>
           <w:noProof/>
         </w:rPr>
-        <w:t>2</w:t>
+        <w:t>1</w:t>
       </w:r>
       <w:r>
         <w:rPr>
@@ -14473,7 +14915,7 @@
       <w:pPr>
         <w:pStyle w:val="Ttulo3"/>
       </w:pPr>
-      <w:bookmarkStart w:id="29" w:name="_Toc223211336"/>
+      <w:bookmarkStart w:id="29" w:name="_Toc223427433"/>
       <w:r>
         <w:lastRenderedPageBreak/>
         <w:t xml:space="preserve">Modelado secuencial con </w:t>
@@ -14650,7 +15092,7 @@
       <w:pPr>
         <w:pStyle w:val="Ttulo3"/>
       </w:pPr>
-      <w:bookmarkStart w:id="30" w:name="_Toc223211337"/>
+      <w:bookmarkStart w:id="30" w:name="_Toc223427434"/>
       <w:r>
         <w:lastRenderedPageBreak/>
         <w:t>IA Explicativa.</w:t>
@@ -14707,7 +15149,7 @@
       <w:pPr>
         <w:pStyle w:val="Ttulo3"/>
       </w:pPr>
-      <w:bookmarkStart w:id="31" w:name="_Toc223211338"/>
+      <w:bookmarkStart w:id="31" w:name="_Toc223427435"/>
       <w:r>
         <w:t>Ecosistema completo</w:t>
       </w:r>
@@ -14792,7 +15234,7 @@
           <w:lang w:eastAsia="es-ES"/>
         </w:rPr>
       </w:pPr>
-      <w:bookmarkStart w:id="32" w:name="_Toc223211054"/>
+      <w:bookmarkStart w:id="32" w:name="_Toc223427378"/>
       <w:r>
         <w:rPr>
           <w:b/>
@@ -14827,7 +15269,7 @@
           <w:bCs/>
           <w:noProof/>
         </w:rPr>
-        <w:t>3</w:t>
+        <w:t>2</w:t>
       </w:r>
       <w:r>
         <w:rPr>
@@ -14845,7 +15287,7 @@
       <w:pPr>
         <w:pStyle w:val="Ttulo2"/>
       </w:pPr>
-      <w:bookmarkStart w:id="33" w:name="_Toc223211339"/>
+      <w:bookmarkStart w:id="33" w:name="_Toc223427436"/>
       <w:r>
         <w:lastRenderedPageBreak/>
         <w:t>Metodología.</w:t>
@@ -14898,7 +15340,7 @@
       <w:pPr>
         <w:pStyle w:val="Ttulo3"/>
       </w:pPr>
-      <w:bookmarkStart w:id="34" w:name="_Toc223211340"/>
+      <w:bookmarkStart w:id="34" w:name="_Toc223427437"/>
       <w:r>
         <w:t>Metodología CRISP-D</w:t>
       </w:r>
@@ -15018,7 +15460,6 @@
           <w:id w:val="-2045051947"/>
           <w:citation/>
         </w:sdtPr>
-        <w:sdtEndPr/>
         <w:sdtContent>
           <w:r>
             <w:rPr>
@@ -15254,7 +15695,7 @@
       <w:pPr>
         <w:pStyle w:val="Ttulo3"/>
       </w:pPr>
-      <w:bookmarkStart w:id="35" w:name="_Toc223211341"/>
+      <w:bookmarkStart w:id="35" w:name="_Toc223427438"/>
       <w:r>
         <w:t>Definición de tareas.</w:t>
       </w:r>
@@ -15891,7 +16332,7 @@
       <w:pPr>
         <w:pStyle w:val="Ttulo3"/>
       </w:pPr>
-      <w:bookmarkStart w:id="36" w:name="_Toc223211342"/>
+      <w:bookmarkStart w:id="36" w:name="_Toc223427439"/>
       <w:r>
         <w:lastRenderedPageBreak/>
         <w:t>Planificación.</w:t>
@@ -15981,7 +16422,7 @@
           <w:szCs w:val="24"/>
         </w:rPr>
       </w:pPr>
-      <w:bookmarkStart w:id="37" w:name="_Toc223211055"/>
+      <w:bookmarkStart w:id="37" w:name="_Toc223427379"/>
       <w:r>
         <w:rPr>
           <w:b/>
@@ -16026,7 +16467,7 @@
           <w:sz w:val="24"/>
           <w:szCs w:val="24"/>
         </w:rPr>
-        <w:t>4</w:t>
+        <w:t>3</w:t>
       </w:r>
       <w:r>
         <w:rPr>
@@ -16070,7 +16511,7 @@
         <w:lastRenderedPageBreak/>
         <w:t xml:space="preserve"> </w:t>
       </w:r>
-      <w:bookmarkStart w:id="38" w:name="_Toc223211343"/>
+      <w:bookmarkStart w:id="38" w:name="_Toc223427440"/>
       <w:r>
         <w:t>Desarrollo del proyecto.</w:t>
       </w:r>
@@ -16238,7 +16679,7 @@
       <w:pPr>
         <w:pStyle w:val="Ttulo2"/>
       </w:pPr>
-      <w:bookmarkStart w:id="39" w:name="_Toc223211344"/>
+      <w:bookmarkStart w:id="39" w:name="_Toc223427441"/>
       <w:r>
         <w:t>Comprensión del negocio</w:t>
       </w:r>
@@ -16665,7 +17106,7 @@
       <w:pPr>
         <w:pStyle w:val="Ttulo2"/>
       </w:pPr>
-      <w:bookmarkStart w:id="40" w:name="_Toc223211345"/>
+      <w:bookmarkStart w:id="40" w:name="_Toc223427442"/>
       <w:r>
         <w:t>A</w:t>
       </w:r>
@@ -16880,7 +17321,6 @@
           <w:id w:val="-308712680"/>
           <w:citation/>
         </w:sdtPr>
-        <w:sdtEndPr/>
         <w:sdtContent>
           <w:r>
             <w:rPr>
@@ -17297,7 +17737,7 @@
           <w:szCs w:val="20"/>
         </w:rPr>
       </w:pPr>
-      <w:bookmarkStart w:id="41" w:name="_Toc223211056"/>
+      <w:bookmarkStart w:id="41" w:name="_Toc223427380"/>
       <w:r>
         <w:rPr>
           <w:sz w:val="20"/>
@@ -17332,7 +17772,7 @@
           <w:sz w:val="20"/>
           <w:szCs w:val="20"/>
         </w:rPr>
-        <w:t>5</w:t>
+        <w:t>4</w:t>
       </w:r>
       <w:r>
         <w:rPr>
@@ -17481,7 +17921,7 @@
           <w:szCs w:val="20"/>
         </w:rPr>
       </w:pPr>
-      <w:bookmarkStart w:id="42" w:name="_Toc223211057"/>
+      <w:bookmarkStart w:id="42" w:name="_Toc223427381"/>
       <w:r>
         <w:rPr>
           <w:sz w:val="20"/>
@@ -17516,7 +17956,7 @@
           <w:sz w:val="20"/>
           <w:szCs w:val="20"/>
         </w:rPr>
-        <w:t>6</w:t>
+        <w:t>5</w:t>
       </w:r>
       <w:r>
         <w:rPr>
@@ -17667,7 +18107,7 @@
         <w:pStyle w:val="Descripcin"/>
         <w:ind w:left="851"/>
       </w:pPr>
-      <w:bookmarkStart w:id="43" w:name="_Toc223211058"/>
+      <w:bookmarkStart w:id="43" w:name="_Toc223427382"/>
       <w:r>
         <w:rPr>
           <w:b/>
@@ -17702,7 +18142,7 @@
           <w:bCs/>
           <w:noProof/>
         </w:rPr>
-        <w:t>7</w:t>
+        <w:t>6</w:t>
       </w:r>
       <w:r>
         <w:rPr>
@@ -17809,7 +18249,7 @@
         </w:rPr>
         <w:lastRenderedPageBreak/>
         <w:drawing>
-          <wp:inline distT="0" distB="0" distL="0" distR="0" wp14:anchorId="4529E623" wp14:editId="75A7CC96">
+          <wp:inline distT="0" distB="0" distL="0" distR="0" wp14:anchorId="4529E623" wp14:editId="057A0491">
             <wp:extent cx="4175128" cy="3749749"/>
             <wp:effectExtent l="0" t="0" r="0" b="0"/>
             <wp:docPr id="1882811199" name="Imagen 3"/>
@@ -17866,7 +18306,7 @@
           <w:noProof/>
         </w:rPr>
       </w:pPr>
-      <w:bookmarkStart w:id="44" w:name="_Toc223211059"/>
+      <w:bookmarkStart w:id="44" w:name="_Toc223427383"/>
       <w:r>
         <w:rPr>
           <w:b/>
@@ -17901,7 +18341,7 @@
           <w:bCs/>
           <w:noProof/>
         </w:rPr>
-        <w:t>8</w:t>
+        <w:t>7</w:t>
       </w:r>
       <w:r>
         <w:rPr>
@@ -17971,7 +18411,7 @@
           <w:szCs w:val="24"/>
         </w:rPr>
         <w:drawing>
-          <wp:inline distT="0" distB="0" distL="0" distR="0" wp14:anchorId="02CCDD26" wp14:editId="6D5F21FD">
+          <wp:inline distT="0" distB="0" distL="0" distR="0" wp14:anchorId="02CCDD26" wp14:editId="22933C38">
             <wp:extent cx="4471574" cy="1578203"/>
             <wp:effectExtent l="0" t="0" r="0" b="0"/>
             <wp:docPr id="1505806298" name="Imagen 4"/>
@@ -18024,7 +18464,7 @@
       <w:pPr>
         <w:pStyle w:val="Descripcin"/>
       </w:pPr>
-      <w:bookmarkStart w:id="45" w:name="_Toc223211060"/>
+      <w:bookmarkStart w:id="45" w:name="_Toc223427384"/>
       <w:r>
         <w:rPr>
           <w:b/>
@@ -18059,7 +18499,7 @@
           <w:bCs/>
           <w:noProof/>
         </w:rPr>
-        <w:t>9</w:t>
+        <w:t>8</w:t>
       </w:r>
       <w:r>
         <w:rPr>
@@ -18108,7 +18548,7 @@
           <w:noProof/>
         </w:rPr>
         <w:drawing>
-          <wp:inline distT="0" distB="0" distL="0" distR="0" wp14:anchorId="58E9CF1F" wp14:editId="392C239D">
+          <wp:inline distT="0" distB="0" distL="0" distR="0" wp14:anchorId="58E9CF1F" wp14:editId="4C5CE392">
             <wp:extent cx="3266469" cy="2236569"/>
             <wp:effectExtent l="0" t="0" r="0" b="0"/>
             <wp:docPr id="2098546300" name="Imagen 6"/>
@@ -18161,7 +18601,7 @@
       <w:pPr>
         <w:pStyle w:val="Descripcin"/>
       </w:pPr>
-      <w:bookmarkStart w:id="46" w:name="_Toc223211061"/>
+      <w:bookmarkStart w:id="46" w:name="_Toc223427385"/>
       <w:r>
         <w:rPr>
           <w:b/>
@@ -18196,7 +18636,7 @@
           <w:bCs/>
           <w:noProof/>
         </w:rPr>
-        <w:t>10</w:t>
+        <w:t>9</w:t>
       </w:r>
       <w:r>
         <w:rPr>
@@ -18262,7 +18702,7 @@
       <w:pPr>
         <w:pStyle w:val="Ttulo2"/>
       </w:pPr>
-      <w:bookmarkStart w:id="47" w:name="_Toc223211346"/>
+      <w:bookmarkStart w:id="47" w:name="_Toc223427443"/>
       <w:r>
         <w:lastRenderedPageBreak/>
         <w:t>Preprocesamiento de datos.</w:t>
@@ -18338,7 +18778,7 @@
       <w:pPr>
         <w:pStyle w:val="Ttulo3"/>
       </w:pPr>
-      <w:bookmarkStart w:id="48" w:name="_Toc223211347"/>
+      <w:bookmarkStart w:id="48" w:name="_Toc223427444"/>
       <w:r>
         <w:t>Preprocesamiento para EDA.</w:t>
       </w:r>
@@ -18671,7 +19111,7 @@
       <w:pPr>
         <w:pStyle w:val="Ttulo3"/>
       </w:pPr>
-      <w:bookmarkStart w:id="49" w:name="_Toc223211348"/>
+      <w:bookmarkStart w:id="49" w:name="_Toc223427445"/>
       <w:r>
         <w:t>Preprocesamiento para Autoencoder y clustering.</w:t>
       </w:r>
@@ -19066,7 +19506,7 @@
       <w:pPr>
         <w:pStyle w:val="Ttulo3"/>
       </w:pPr>
-      <w:bookmarkStart w:id="50" w:name="_Toc223211349"/>
+      <w:bookmarkStart w:id="50" w:name="_Toc223427446"/>
       <w:r>
         <w:t xml:space="preserve">Preprocesamiento para red neuronal </w:t>
       </w:r>
@@ -19246,7 +19686,7 @@
       <w:pPr>
         <w:pStyle w:val="Ttulo2"/>
       </w:pPr>
-      <w:bookmarkStart w:id="51" w:name="_Toc223211350"/>
+      <w:bookmarkStart w:id="51" w:name="_Toc223427447"/>
       <w:r>
         <w:t>Ingeniería de características</w:t>
       </w:r>
@@ -19333,7 +19773,7 @@
       <w:pPr>
         <w:pStyle w:val="Ttulo3"/>
       </w:pPr>
-      <w:bookmarkStart w:id="52" w:name="_Toc223211351"/>
+      <w:bookmarkStart w:id="52" w:name="_Toc223427448"/>
       <w:r>
         <w:lastRenderedPageBreak/>
         <w:t>Fase I: Características para Autoencoder.</w:t>
@@ -20130,7 +20570,7 @@
       <w:pPr>
         <w:pStyle w:val="Ttulo3"/>
       </w:pPr>
-      <w:bookmarkStart w:id="53" w:name="_Toc223211352"/>
+      <w:bookmarkStart w:id="53" w:name="_Toc223427449"/>
       <w:r>
         <w:t>Fase II: Características para Transformers.</w:t>
       </w:r>
@@ -20643,7 +21083,7 @@
       <w:pPr>
         <w:pStyle w:val="Ttulo2"/>
       </w:pPr>
-      <w:bookmarkStart w:id="54" w:name="_Toc223211353"/>
+      <w:bookmarkStart w:id="54" w:name="_Toc223427450"/>
       <w:r>
         <w:t>Modelado</w:t>
       </w:r>
@@ -20709,7 +21149,7 @@
       <w:pPr>
         <w:pStyle w:val="Ttulo3"/>
       </w:pPr>
-      <w:bookmarkStart w:id="55" w:name="_Toc223211354"/>
+      <w:bookmarkStart w:id="55" w:name="_Toc223427451"/>
       <w:r>
         <w:t>Autoencoder</w:t>
       </w:r>
@@ -21314,7 +21754,7 @@
       <w:pPr>
         <w:pStyle w:val="Ttulo3"/>
       </w:pPr>
-      <w:bookmarkStart w:id="56" w:name="_Toc223211355"/>
+      <w:bookmarkStart w:id="56" w:name="_Toc223427452"/>
       <w:proofErr w:type="spellStart"/>
       <w:r>
         <w:t>Embeddings</w:t>
@@ -21606,7 +22046,7 @@
       <w:pPr>
         <w:pStyle w:val="Ttulo3"/>
       </w:pPr>
-      <w:bookmarkStart w:id="57" w:name="_Toc223211356"/>
+      <w:bookmarkStart w:id="57" w:name="_Toc223427453"/>
       <w:r>
         <w:t>Clustering</w:t>
       </w:r>
@@ -21927,7 +22367,7 @@
       <w:pPr>
         <w:pStyle w:val="Descripcin"/>
       </w:pPr>
-      <w:bookmarkStart w:id="58" w:name="_Toc223211062"/>
+      <w:bookmarkStart w:id="58" w:name="_Toc223427386"/>
       <w:r>
         <w:rPr>
           <w:b/>
@@ -21962,7 +22402,7 @@
           <w:bCs/>
           <w:noProof/>
         </w:rPr>
-        <w:t>11</w:t>
+        <w:t>10</w:t>
       </w:r>
       <w:r>
         <w:rPr>
@@ -22033,7 +22473,7 @@
           <w:lang w:eastAsia="es-ES"/>
         </w:rPr>
       </w:pPr>
-      <w:bookmarkStart w:id="59" w:name="_Toc223211063"/>
+      <w:bookmarkStart w:id="59" w:name="_Toc223427387"/>
       <w:r>
         <w:rPr>
           <w:b/>
@@ -22068,7 +22508,7 @@
           <w:bCs/>
           <w:noProof/>
         </w:rPr>
-        <w:t>12</w:t>
+        <w:t>11</w:t>
       </w:r>
       <w:r>
         <w:rPr>
@@ -22108,7 +22548,31 @@
           <w:lang w:eastAsia="es-ES"/>
         </w:rPr>
         <w:lastRenderedPageBreak/>
-        <w:t>Al observar las gráficas, la primera diferencia notable radica en el ajuste general de los modelos. Aunque ambos enfoques sitúan sus métricas en el mismo orden de magnitud (entre 1.56 y 1.77 millones), la Ilustración 13 (AE) presenta valores de BIC y AIC consistentemente inferiores a los de la Ilustración 12 (PCA) para cualquier número de componentes. Esta diferencia constante evidencia que las representaciones latentes extraídas por el Autoencoder logran un ajuste matemático superior frente a la reducción lineal tradicional.</w:t>
+        <w:t xml:space="preserve">Al observar las gráficas, la primera diferencia notable radica en el ajuste general de los modelos. Aunque ambos enfoques sitúan sus métricas en el mismo orden de magnitud (entre 1.56 y 1.77 millones), la </w:t>
+      </w:r>
+      <w:r>
+        <w:rPr>
+          <w:lang w:eastAsia="es-ES"/>
+        </w:rPr>
+        <w:t>anterior ilustración</w:t>
+      </w:r>
+      <w:r>
+        <w:rPr>
+          <w:lang w:eastAsia="es-ES"/>
+        </w:rPr>
+        <w:t xml:space="preserve"> (AE) presenta valores de BIC y AIC consistentemente inferiores a los de la Ilustración </w:t>
+      </w:r>
+      <w:r>
+        <w:rPr>
+          <w:lang w:eastAsia="es-ES"/>
+        </w:rPr>
+        <w:t xml:space="preserve">del </w:t>
+      </w:r>
+      <w:r>
+        <w:rPr>
+          <w:lang w:eastAsia="es-ES"/>
+        </w:rPr>
+        <w:t>PCA para cualquier número de componentes. Esta diferencia constante evidencia que las representaciones latentes extraídas por el Autoencoder logran un ajuste matemático superior frente a la reducción lineal tradicional.</w:t>
       </w:r>
     </w:p>
     <w:p>
@@ -22323,8 +22787,8 @@
         </w:rPr>
         <w:lastRenderedPageBreak/>
         <w:drawing>
-          <wp:inline distT="0" distB="0" distL="0" distR="0" wp14:anchorId="367EE354" wp14:editId="2FD6AF57">
-            <wp:extent cx="5400040" cy="2310130"/>
+          <wp:inline distT="0" distB="0" distL="0" distR="0" wp14:anchorId="367EE354" wp14:editId="23817925">
+            <wp:extent cx="4930815" cy="2109396"/>
             <wp:effectExtent l="0" t="0" r="0" b="0"/>
             <wp:docPr id="1330253595" name="Imagen 1" descr="Pantalla de computadora con letras&#10;&#10;El contenido generado por IA puede ser incorrecto."/>
             <wp:cNvGraphicFramePr>
@@ -22346,7 +22810,7 @@
                   <pic:spPr>
                     <a:xfrm>
                       <a:off x="0" y="0"/>
-                      <a:ext cx="5400040" cy="2310130"/>
+                      <a:ext cx="4937998" cy="2112469"/>
                     </a:xfrm>
                     <a:prstGeom prst="rect">
                       <a:avLst/>
@@ -22363,7 +22827,7 @@
       <w:pPr>
         <w:pStyle w:val="Descripcin"/>
       </w:pPr>
-      <w:bookmarkStart w:id="60" w:name="_Toc223211064"/>
+      <w:bookmarkStart w:id="60" w:name="_Toc223427388"/>
       <w:r>
         <w:rPr>
           <w:b/>
@@ -22398,7 +22862,7 @@
           <w:bCs/>
           <w:noProof/>
         </w:rPr>
-        <w:t>13</w:t>
+        <w:t>12</w:t>
       </w:r>
       <w:r>
         <w:rPr>
@@ -22414,14 +22878,6 @@
     </w:p>
     <w:p>
       <w:pPr>
-        <w:rPr>
-          <w:sz w:val="10"/>
-          <w:szCs w:val="8"/>
-        </w:rPr>
-      </w:pPr>
-    </w:p>
-    <w:p>
-      <w:pPr>
         <w:ind w:firstLine="488"/>
         <w:rPr>
           <w:lang w:eastAsia="es-ES"/>
@@ -22529,174 +22985,299 @@
         <w:rPr>
           <w:lang w:eastAsia="es-ES"/>
         </w:rPr>
-        <w:t>Los resultados recogidos en la siguiente ilustración exponen las mejores configuraciones obtenidas tras la experimentación. Como se puede apreciar con claridad, las representaciones basadas en el Autoencoder monopolizan las primeras posiciones del ranking global. Mientras que las configuraciones con AE logran maximizar las métricas de cohesión como la Silueta (alcanzando 0.1528) y minimizar el solapamiento (Davies-Bouldin), las alternativas basadas en PCA quedan relegadas a los últimos lugares del Top 10, presentando un rendimiento estructural y probabilístico notablemente inferior. Esta evidencia empírica consolida definitivamente la elección de la arquitectura no lineal para la fase de agrupación.</w:t>
+        <w:t>Como se puede apreciar con claridad, las representaciones basadas en el Autoencoder monopolizan las primeras posiciones del ranking global</w:t>
+      </w:r>
+      <w:r>
+        <w:rPr>
+          <w:lang w:eastAsia="es-ES"/>
+        </w:rPr>
+        <w:t xml:space="preserve">, además, </w:t>
+      </w:r>
+      <w:r>
+        <w:rPr>
+          <w:lang w:eastAsia="es-ES"/>
+        </w:rPr>
+        <w:t>AE logran maximizar las métricas de cohesión como la Silueta (alcanzando 0.1528) y minimizar el solapamiento (Davies-Bouldin), las alternativas basadas en PCA quedan relegadas a los últimos lugares del Top 10, presentando un rendimiento estructural y probabilístico notablemente inferior. Esta evidencia empírica consolida definitivamente la elección de la arquitectura no lineal para la fase de agrupación.</w:t>
       </w:r>
     </w:p>
     <w:p>
       <w:pPr>
         <w:pStyle w:val="Ttulo3"/>
       </w:pPr>
-      <w:bookmarkStart w:id="61" w:name="_Toc223211357"/>
+      <w:bookmarkStart w:id="61" w:name="_Toc223427454"/>
       <w:proofErr w:type="spellStart"/>
       <w:r>
+        <w:t>Transformer</w:t>
+      </w:r>
+      <w:proofErr w:type="spellEnd"/>
+      <w:r>
+        <w:t xml:space="preserve"> I: </w:t>
+      </w:r>
+      <w:r>
+        <w:t>Modelado</w:t>
+      </w:r>
+      <w:r>
+        <w:t>.</w:t>
+      </w:r>
+      <w:bookmarkEnd w:id="61"/>
+      <w:r>
+        <w:t xml:space="preserve"> </w:t>
+      </w:r>
+    </w:p>
+    <w:p>
+      <w:pPr>
+        <w:ind w:firstLine="488"/>
+        <w:rPr>
+          <w:lang w:eastAsia="es-ES"/>
+        </w:rPr>
+      </w:pPr>
+      <w:r>
+        <w:rPr>
+          <w:lang w:eastAsia="es-ES"/>
+        </w:rPr>
+        <w:t xml:space="preserve">Para el modelado de la red neuronal Transformers se </w:t>
+      </w:r>
+      <w:r>
+        <w:rPr>
+          <w:lang w:eastAsia="es-ES"/>
+        </w:rPr>
+        <w:t>usó</w:t>
+      </w:r>
+      <w:r>
+        <w:rPr>
+          <w:lang w:eastAsia="es-ES"/>
+        </w:rPr>
+        <w:t xml:space="preserve"> </w:t>
+      </w:r>
+      <w:proofErr w:type="spellStart"/>
+      <w:r>
+        <w:rPr>
+          <w:lang w:eastAsia="es-ES"/>
+        </w:rPr>
+        <w:t>Keras</w:t>
+      </w:r>
+      <w:proofErr w:type="spellEnd"/>
+      <w:r>
+        <w:rPr>
+          <w:lang w:eastAsia="es-ES"/>
+        </w:rPr>
+        <w:t>, el archivo en el que se materializa la implementación del modelo es “</w:t>
+      </w:r>
+      <w:r>
+        <w:rPr>
+          <w:lang w:eastAsia="es-ES"/>
+        </w:rPr>
+        <w:t>transformer_GLU_classifier.py</w:t>
+      </w:r>
+      <w:r>
+        <w:rPr>
+          <w:lang w:eastAsia="es-ES"/>
+        </w:rPr>
+        <w:t>” dentro de la carpeta “</w:t>
+      </w:r>
+      <w:proofErr w:type="spellStart"/>
+      <w:r>
+        <w:rPr>
+          <w:lang w:eastAsia="es-ES"/>
+        </w:rPr>
+        <w:t>ai_educational_analytics</w:t>
+      </w:r>
+      <w:proofErr w:type="spellEnd"/>
+      <w:r>
+        <w:rPr>
+          <w:lang w:eastAsia="es-ES"/>
+        </w:rPr>
+        <w:t>/2_modeling/</w:t>
+      </w:r>
+      <w:proofErr w:type="spellStart"/>
+      <w:r>
+        <w:rPr>
+          <w:lang w:eastAsia="es-ES"/>
+        </w:rPr>
+        <w:t>transformer</w:t>
+      </w:r>
+      <w:proofErr w:type="spellEnd"/>
+      <w:r>
+        <w:rPr>
+          <w:lang w:eastAsia="es-ES"/>
+        </w:rPr>
+        <w:t xml:space="preserve">”, y su entrenamiento se </w:t>
+      </w:r>
+      <w:r>
+        <w:rPr>
+          <w:lang w:eastAsia="es-ES"/>
+        </w:rPr>
         <w:lastRenderedPageBreak/>
-        <w:t>Transformer</w:t>
+        <w:t xml:space="preserve">realiza </w:t>
+      </w:r>
+      <w:r>
+        <w:rPr>
+          <w:lang w:eastAsia="es-ES"/>
+        </w:rPr>
+        <w:t>en el archivo “</w:t>
+      </w:r>
+      <w:r>
+        <w:rPr>
+          <w:lang w:eastAsia="es-ES"/>
+        </w:rPr>
+        <w:t>train_transformer.py</w:t>
+      </w:r>
+      <w:r>
+        <w:rPr>
+          <w:lang w:eastAsia="es-ES"/>
+        </w:rPr>
+        <w:t>”</w:t>
+      </w:r>
+      <w:r>
+        <w:rPr>
+          <w:lang w:eastAsia="es-ES"/>
+        </w:rPr>
+        <w:t xml:space="preserve"> (</w:t>
+      </w:r>
+      <w:hyperlink w:anchor="_Apendice_II:_Tablas" w:history="1">
+        <w:r>
+          <w:rPr>
+            <w:rStyle w:val="Hipervnculo"/>
+            <w:lang w:eastAsia="es-ES"/>
+          </w:rPr>
+          <w:t>Apéndice II</w:t>
+        </w:r>
+      </w:hyperlink>
+      <w:r>
+        <w:rPr>
+          <w:lang w:eastAsia="es-ES"/>
+        </w:rPr>
+        <w:t>)</w:t>
+      </w:r>
+      <w:r>
+        <w:rPr>
+          <w:lang w:eastAsia="es-ES"/>
+        </w:rPr>
+        <w:t>, complementariamente hay muchos scripts que sirven de utilidades (</w:t>
+      </w:r>
+      <w:proofErr w:type="spellStart"/>
+      <w:r>
+        <w:rPr>
+          <w:lang w:eastAsia="es-ES"/>
+        </w:rPr>
+        <w:t>finetuning</w:t>
       </w:r>
       <w:proofErr w:type="spellEnd"/>
       <w:r>
-        <w:t xml:space="preserve"> I: </w:t>
-      </w:r>
-      <w:r>
-        <w:t>Modelado</w:t>
-      </w:r>
-      <w:r>
-        <w:t>.</w:t>
-      </w:r>
-      <w:bookmarkEnd w:id="61"/>
-      <w:r>
+        <w:rPr>
+          <w:lang w:eastAsia="es-ES"/>
+        </w:rPr>
+        <w:t>, comparaciones de métricas entre entrenamientos, etc.)</w:t>
+      </w:r>
+      <w:r>
+        <w:rPr>
+          <w:lang w:eastAsia="es-ES"/>
+        </w:rPr>
+        <w:t xml:space="preserve">. Las principales características de su arquitectura son: </w:t>
+      </w:r>
+    </w:p>
+    <w:p>
+      <w:pPr>
+        <w:pStyle w:val="Prrafodelista"/>
+        <w:numPr>
+          <w:ilvl w:val="2"/>
+          <w:numId w:val="28"/>
+        </w:numPr>
+        <w:ind w:left="567" w:hanging="425"/>
+        <w:contextualSpacing w:val="0"/>
+        <w:rPr>
+          <w:lang w:eastAsia="es-ES"/>
+        </w:rPr>
+      </w:pPr>
+      <w:r>
+        <w:rPr>
+          <w:b/>
+          <w:bCs/>
+          <w:lang w:eastAsia="es-ES"/>
+        </w:rPr>
+        <w:t>Procesamiento en paralelo:</w:t>
+      </w:r>
+      <w:r>
+        <w:rPr>
+          <w:lang w:eastAsia="es-ES"/>
+        </w:rPr>
         <w:t xml:space="preserve"> </w:t>
       </w:r>
-    </w:p>
-    <w:p>
-      <w:pPr>
-        <w:ind w:firstLine="488"/>
-        <w:rPr>
-          <w:lang w:eastAsia="es-ES"/>
-        </w:rPr>
-      </w:pPr>
-      <w:r>
-        <w:rPr>
-          <w:lang w:eastAsia="es-ES"/>
-        </w:rPr>
-        <w:t xml:space="preserve">Para el modelado de la red neuronal Transformers se </w:t>
+      <w:r>
+        <w:rPr>
+          <w:lang w:eastAsia="es-ES"/>
+        </w:rPr>
+        <w:t xml:space="preserve">El modelo recibe la información dividida en dos naturalezas muy distintas, </w:t>
+      </w:r>
+      <w:r>
+        <w:rPr>
+          <w:lang w:eastAsia="es-ES"/>
+        </w:rPr>
+        <w:t>por un lado, una r</w:t>
+      </w:r>
+      <w:r>
+        <w:rPr>
+          <w:b/>
+          <w:bCs/>
+          <w:lang w:eastAsia="es-ES"/>
+        </w:rPr>
+        <w:t xml:space="preserve">ama de secuencias temporales: </w:t>
+      </w:r>
+      <w:r>
+        <w:rPr>
+          <w:lang w:eastAsia="es-ES"/>
+        </w:rPr>
+        <w:t xml:space="preserve">Toma las interacciones del estudiante semana a semana (clics, entregas, tiempo de conexión). Esta información </w:t>
+      </w:r>
+      <w:r>
+        <w:rPr>
+          <w:lang w:eastAsia="es-ES"/>
+        </w:rPr>
+        <w:t>se</w:t>
+      </w:r>
+      <w:r>
+        <w:rPr>
+          <w:lang w:eastAsia="es-ES"/>
+        </w:rPr>
+        <w:t xml:space="preserve"> transforma en representaciones vectoriales (</w:t>
       </w:r>
       <w:proofErr w:type="spellStart"/>
       <w:r>
         <w:rPr>
           <w:lang w:eastAsia="es-ES"/>
         </w:rPr>
-        <w:t>uso</w:t>
+        <w:t>embeddings</w:t>
       </w:r>
       <w:proofErr w:type="spellEnd"/>
       <w:r>
         <w:rPr>
           <w:lang w:eastAsia="es-ES"/>
         </w:rPr>
-        <w:t xml:space="preserve"> </w:t>
-      </w:r>
-      <w:proofErr w:type="spellStart"/>
-      <w:r>
-        <w:rPr>
-          <w:lang w:eastAsia="es-ES"/>
-        </w:rPr>
-        <w:t>Keras</w:t>
-      </w:r>
-      <w:proofErr w:type="spellEnd"/>
-      <w:r>
-        <w:rPr>
-          <w:lang w:eastAsia="es-ES"/>
-        </w:rPr>
-        <w:t>, el archivo en el que se materializa la implementación del modelo es “</w:t>
-      </w:r>
-      <w:r>
-        <w:rPr>
-          <w:lang w:eastAsia="es-ES"/>
-        </w:rPr>
-        <w:t>transformer_GLU_classifier.py</w:t>
-      </w:r>
-      <w:r>
-        <w:rPr>
-          <w:lang w:eastAsia="es-ES"/>
-        </w:rPr>
-        <w:t>” dentro de la carpeta “</w:t>
-      </w:r>
-      <w:proofErr w:type="spellStart"/>
-      <w:r>
-        <w:rPr>
-          <w:lang w:eastAsia="es-ES"/>
-        </w:rPr>
-        <w:t>ai_educational_analytics</w:t>
-      </w:r>
-      <w:proofErr w:type="spellEnd"/>
-      <w:r>
-        <w:rPr>
-          <w:lang w:eastAsia="es-ES"/>
-        </w:rPr>
-        <w:t>/2_modeling/</w:t>
-      </w:r>
-      <w:proofErr w:type="spellStart"/>
-      <w:r>
-        <w:rPr>
-          <w:lang w:eastAsia="es-ES"/>
-        </w:rPr>
-        <w:t>transformer</w:t>
-      </w:r>
-      <w:proofErr w:type="spellEnd"/>
-      <w:r>
-        <w:rPr>
-          <w:lang w:eastAsia="es-ES"/>
-        </w:rPr>
-        <w:t xml:space="preserve">”, y su entrenamiento se realiza </w:t>
-      </w:r>
-      <w:r>
-        <w:rPr>
-          <w:lang w:eastAsia="es-ES"/>
-        </w:rPr>
-        <w:t>en el archivo “</w:t>
-      </w:r>
-      <w:r>
-        <w:rPr>
-          <w:lang w:eastAsia="es-ES"/>
-        </w:rPr>
-        <w:t>train_transformer.py</w:t>
-      </w:r>
-      <w:r>
-        <w:rPr>
-          <w:lang w:eastAsia="es-ES"/>
-        </w:rPr>
-        <w:t>”, complementariamente hay muchos scripts que sirven de utilidades (</w:t>
-      </w:r>
-      <w:proofErr w:type="spellStart"/>
-      <w:r>
-        <w:rPr>
-          <w:lang w:eastAsia="es-ES"/>
-        </w:rPr>
-        <w:t>finetuning</w:t>
-      </w:r>
-      <w:proofErr w:type="spellEnd"/>
-      <w:r>
-        <w:rPr>
-          <w:lang w:eastAsia="es-ES"/>
-        </w:rPr>
-        <w:t>, comparaciones de métricas entre entrenamientos, etc.)</w:t>
-      </w:r>
-    </w:p>
-    <w:p>
-      <w:pPr>
-        <w:ind w:firstLine="284"/>
-        <w:rPr>
-          <w:lang w:eastAsia="es-ES"/>
-        </w:rPr>
-      </w:pPr>
-      <w:r>
-        <w:rPr>
-          <w:lang w:eastAsia="es-ES"/>
-        </w:rPr>
-        <w:t xml:space="preserve">Para la tarea de clasificación final (predecir el éxito, fracaso o abandono del estudiante), se diseñó una red neuronal a medida implementada en </w:t>
-      </w:r>
-      <w:proofErr w:type="spellStart"/>
-      <w:r>
-        <w:rPr>
-          <w:lang w:eastAsia="es-ES"/>
-        </w:rPr>
-        <w:t>Keras</w:t>
-      </w:r>
-      <w:proofErr w:type="spellEnd"/>
-      <w:r>
-        <w:rPr>
-          <w:lang w:eastAsia="es-ES"/>
-        </w:rPr>
-        <w:t>. A diferencia de un modelo tradicional que mezcla todos los datos de golpe, esta arquitectura se concibió con un enfoque "multimodal": separa la información en dos grandes ramas paralelas para procesarla de la manera más adecuada antes de tomar una decisión conjunta.</w:t>
+        <w:t>) más compactas y ricas en significado</w:t>
+      </w:r>
+      <w:r>
+        <w:rPr>
+          <w:lang w:eastAsia="es-ES"/>
+        </w:rPr>
+        <w:t xml:space="preserve">. Por otro lado, una </w:t>
+      </w:r>
+      <w:r>
+        <w:rPr>
+          <w:lang w:eastAsia="es-ES"/>
+        </w:rPr>
+        <w:t>r</w:t>
+      </w:r>
+      <w:r>
+        <w:rPr>
+          <w:lang w:eastAsia="es-ES"/>
+        </w:rPr>
+        <w:t>ama de contexto estático</w:t>
+      </w:r>
+      <w:r>
+        <w:rPr>
+          <w:lang w:eastAsia="es-ES"/>
+        </w:rPr>
+        <w:t xml:space="preserve">, de la cual, se comentará en más detalle en el siguiente epígrafe. </w:t>
       </w:r>
     </w:p>
     <w:p>
@@ -22709,48 +23290,10 @@
         <w:ind w:left="567"/>
         <w:contextualSpacing w:val="0"/>
         <w:rPr>
-          <w:lang w:eastAsia="es-ES"/>
-        </w:rPr>
-      </w:pPr>
-      <w:r>
-        <w:rPr>
           <w:b/>
           <w:bCs/>
           <w:lang w:eastAsia="es-ES"/>
         </w:rPr>
-        <w:t>Procesamiento en paralelo:</w:t>
-      </w:r>
-      <w:r>
-        <w:rPr>
-          <w:lang w:eastAsia="es-ES"/>
-        </w:rPr>
-        <w:t xml:space="preserve"> </w:t>
-      </w:r>
-      <w:r>
-        <w:rPr>
-          <w:lang w:eastAsia="es-ES"/>
-        </w:rPr>
-        <w:t>El modelo recibe la información dividida en dos naturalezas muy distintas, y utiliza una rama especializada para cada una con el objetivo de traducirlas a un espacio latente común</w:t>
-      </w:r>
-      <w:r>
-        <w:rPr>
-          <w:lang w:eastAsia="es-ES"/>
-        </w:rPr>
-        <w:t>:</w:t>
-      </w:r>
-    </w:p>
-    <w:p>
-      <w:pPr>
-        <w:pStyle w:val="Prrafodelista"/>
-        <w:numPr>
-          <w:ilvl w:val="2"/>
-          <w:numId w:val="28"/>
-        </w:numPr>
-        <w:ind w:left="851"/>
-        <w:contextualSpacing w:val="0"/>
-        <w:rPr>
-          <w:lang w:eastAsia="es-ES"/>
-        </w:rPr>
       </w:pPr>
       <w:r>
         <w:rPr>
@@ -22758,62 +23301,68 @@
           <w:bCs/>
           <w:lang w:eastAsia="es-ES"/>
         </w:rPr>
-        <w:t xml:space="preserve">Rama de secuencias temporales: </w:t>
-      </w:r>
-      <w:r>
-        <w:rPr>
-          <w:lang w:eastAsia="es-ES"/>
-        </w:rPr>
-        <w:t>Toma las interacciones del estudiante semana a semana (clics, entregas, tiempo de conexión). Esta información pasa por una capa de proyección que transforma estas variables brutas en representaciones vectoriales (</w:t>
+        <w:t xml:space="preserve">Fusión temprana (Early </w:t>
       </w:r>
       <w:proofErr w:type="spellStart"/>
-      <w:r>
-        <w:rPr>
-          <w:lang w:eastAsia="es-ES"/>
-        </w:rPr>
-        <w:t>embeddings</w:t>
-      </w:r>
-      <w:proofErr w:type="spellEnd"/>
-      <w:r>
-        <w:rPr>
-          <w:lang w:eastAsia="es-ES"/>
-        </w:rPr>
-        <w:t>) más compactas y ricas en significado.</w:t>
-      </w:r>
-    </w:p>
-    <w:p>
-      <w:pPr>
-        <w:pStyle w:val="Prrafodelista"/>
-        <w:numPr>
-          <w:ilvl w:val="2"/>
-          <w:numId w:val="28"/>
-        </w:numPr>
-        <w:ind w:left="851"/>
-        <w:contextualSpacing w:val="0"/>
-        <w:rPr>
-          <w:lang w:eastAsia="es-ES"/>
-        </w:rPr>
-      </w:pPr>
       <w:r>
         <w:rPr>
           <w:b/>
           <w:bCs/>
           <w:lang w:eastAsia="es-ES"/>
         </w:rPr>
-        <w:t>Rama de contexto estático:</w:t>
-      </w:r>
-      <w:r>
-        <w:rPr>
-          <w:lang w:eastAsia="es-ES"/>
-        </w:rPr>
-        <w:t xml:space="preserve"> Paralelamente, todas las variables estáticas (datos demográficos, actividad previa al inicio del curso, métricas acumuladas y el perfil probabilístico asignado por el Autoencoder/GMM) se procesan a través de una red neuronal densa </w:t>
-      </w:r>
-      <w:r>
-        <w:rPr>
-          <w:lang w:eastAsia="es-ES"/>
-        </w:rPr>
-        <w:lastRenderedPageBreak/>
-        <w:t>clásica. El objetivo de esta rama es destilar el "perfil base" del estudiante y proyectarlo a la misma dimensión que los datos temporales.</w:t>
+        <w:t>Fusion</w:t>
+      </w:r>
+      <w:proofErr w:type="spellEnd"/>
+      <w:r>
+        <w:rPr>
+          <w:b/>
+          <w:bCs/>
+          <w:lang w:eastAsia="es-ES"/>
+        </w:rPr>
+        <w:t>):</w:t>
+      </w:r>
+      <w:r>
+        <w:t xml:space="preserve"> </w:t>
+      </w:r>
+      <w:r>
+        <w:rPr>
+          <w:lang w:eastAsia="es-ES"/>
+        </w:rPr>
+        <w:t>Mediante un mecanismo de compuertas (</w:t>
+      </w:r>
+      <w:proofErr w:type="spellStart"/>
+      <w:r>
+        <w:rPr>
+          <w:lang w:eastAsia="es-ES"/>
+        </w:rPr>
+        <w:t>Gated</w:t>
+      </w:r>
+      <w:proofErr w:type="spellEnd"/>
+      <w:r>
+        <w:rPr>
+          <w:lang w:eastAsia="es-ES"/>
+        </w:rPr>
+        <w:t xml:space="preserve"> </w:t>
+      </w:r>
+      <w:proofErr w:type="spellStart"/>
+      <w:r>
+        <w:rPr>
+          <w:lang w:eastAsia="es-ES"/>
+        </w:rPr>
+        <w:t>Fusion</w:t>
+      </w:r>
+      <w:proofErr w:type="spellEnd"/>
+      <w:r>
+        <w:rPr>
+          <w:lang w:eastAsia="es-ES"/>
+        </w:rPr>
+        <w:t xml:space="preserve">), el modelo inyecta el "perfil base" del estudiante en cada una de las semanas de su secuencia temporal. De este modo, la red aprende a interpretar una misma acción (por ejemplo, una bajada de actividad en la semana 3) de forma distinta dependiendo de si el alumno tiene un perfil histórico de alto riesgo o </w:t>
+      </w:r>
+      <w:r>
+        <w:rPr>
+          <w:lang w:eastAsia="es-ES"/>
+        </w:rPr>
+        <w:t>no.</w:t>
       </w:r>
     </w:p>
     <w:p>
@@ -22826,157 +23375,66 @@
         <w:ind w:left="567"/>
         <w:contextualSpacing w:val="0"/>
         <w:rPr>
+          <w:lang w:eastAsia="es-ES"/>
+        </w:rPr>
+      </w:pPr>
+      <w:r>
+        <w:rPr>
           <w:b/>
           <w:bCs/>
           <w:lang w:eastAsia="es-ES"/>
         </w:rPr>
-      </w:pPr>
-      <w:r>
-        <w:rPr>
-          <w:b/>
-          <w:bCs/>
-          <w:lang w:eastAsia="es-ES"/>
-        </w:rPr>
-        <w:t xml:space="preserve">Fusión temprana (Early </w:t>
+        <w:t xml:space="preserve">El motor de atención: </w:t>
+      </w:r>
+      <w:r>
+        <w:rPr>
+          <w:lang w:eastAsia="es-ES"/>
+        </w:rPr>
+        <w:t xml:space="preserve">Una vez enriquecida, la secuencia ingresa al bloque </w:t>
       </w:r>
       <w:proofErr w:type="spellStart"/>
       <w:r>
         <w:rPr>
-          <w:b/>
-          <w:bCs/>
-          <w:lang w:eastAsia="es-ES"/>
-        </w:rPr>
-        <w:t>Fusion</w:t>
+          <w:lang w:eastAsia="es-ES"/>
+        </w:rPr>
+        <w:t>Transformer</w:t>
       </w:r>
       <w:proofErr w:type="spellEnd"/>
       <w:r>
         <w:rPr>
-          <w:b/>
-          <w:bCs/>
-          <w:lang w:eastAsia="es-ES"/>
-        </w:rPr>
-        <w:t>):</w:t>
-      </w:r>
-      <w:r>
-        <w:t xml:space="preserve"> </w:t>
-      </w:r>
-      <w:r>
-        <w:rPr>
-          <w:lang w:eastAsia="es-ES"/>
-        </w:rPr>
-        <w:t>Mediante un mecanismo de compuertas (</w:t>
+          <w:lang w:eastAsia="es-ES"/>
+        </w:rPr>
+        <w:t xml:space="preserve">. Allí, la "Atención </w:t>
       </w:r>
       <w:proofErr w:type="spellStart"/>
       <w:r>
         <w:rPr>
           <w:lang w:eastAsia="es-ES"/>
         </w:rPr>
-        <w:t>Gated</w:t>
+        <w:t>Multicabezal</w:t>
       </w:r>
       <w:proofErr w:type="spellEnd"/>
       <w:r>
         <w:rPr>
           <w:lang w:eastAsia="es-ES"/>
         </w:rPr>
-        <w:t xml:space="preserve"> </w:t>
+        <w:t xml:space="preserve">" evalúa toda la evolución del estudiante de forma simultánea, relacionando patrones pasados y recientes. Para garantizar la precisión matemática de este análisis, se aplican máscaras lógicas que filtran el "ruido" (semanas inactivas o de </w:t>
       </w:r>
       <w:proofErr w:type="spellStart"/>
       <w:r>
         <w:rPr>
-          <w:lang w:eastAsia="es-ES"/>
-        </w:rPr>
-        <w:t>Fusion</w:t>
+          <w:i/>
+          <w:iCs/>
+          <w:lang w:eastAsia="es-ES"/>
+        </w:rPr>
+        <w:t>padding</w:t>
       </w:r>
       <w:proofErr w:type="spellEnd"/>
       <w:r>
         <w:rPr>
           <w:lang w:eastAsia="es-ES"/>
         </w:rPr>
-        <w:t>), el modelo inyecta el "perfil base" del estudiante en cada una de las semanas de su secuencia temporal. De este modo, la red aprende a interpretar una misma acción (por ejemplo, una bajada de actividad en la semana 3) de forma distinta dependiendo de si el alumno tiene un perfil histórico de alto riesgo o si es un estudiante excelente que simplemente tuvo una semana atípica.</w:t>
-      </w:r>
-    </w:p>
-    <w:p>
-      <w:pPr>
-        <w:pStyle w:val="Prrafodelista"/>
-        <w:numPr>
-          <w:ilvl w:val="0"/>
-          <w:numId w:val="28"/>
-        </w:numPr>
-        <w:ind w:left="567"/>
-        <w:contextualSpacing w:val="0"/>
-        <w:rPr>
-          <w:lang w:eastAsia="es-ES"/>
-        </w:rPr>
-      </w:pPr>
-      <w:r>
-        <w:rPr>
-          <w:b/>
-          <w:bCs/>
-          <w:lang w:eastAsia="es-ES"/>
-        </w:rPr>
-        <w:t xml:space="preserve">El motor de atención: </w:t>
-      </w:r>
-      <w:r>
-        <w:rPr>
-          <w:lang w:eastAsia="es-ES"/>
-        </w:rPr>
-        <w:t xml:space="preserve">La secuencia, ya enriquecida con el contexto estático del alumno, entra en el corazón del modelo: el bloque </w:t>
-      </w:r>
-      <w:proofErr w:type="spellStart"/>
-      <w:r>
-        <w:rPr>
-          <w:lang w:eastAsia="es-ES"/>
-        </w:rPr>
-        <w:t>Transformer</w:t>
-      </w:r>
-      <w:proofErr w:type="spellEnd"/>
-      <w:r>
-        <w:rPr>
-          <w:lang w:eastAsia="es-ES"/>
-        </w:rPr>
-        <w:t xml:space="preserve">. Aquí, los mecanismos de "Atención </w:t>
-      </w:r>
-      <w:proofErr w:type="spellStart"/>
-      <w:r>
-        <w:rPr>
-          <w:lang w:eastAsia="es-ES"/>
-        </w:rPr>
-        <w:t>Multicabezal</w:t>
-      </w:r>
-      <w:proofErr w:type="spellEnd"/>
-      <w:r>
-        <w:rPr>
-          <w:lang w:eastAsia="es-ES"/>
-        </w:rPr>
-        <w:t xml:space="preserve">" (Multi-Head </w:t>
-      </w:r>
-      <w:proofErr w:type="spellStart"/>
-      <w:r>
-        <w:rPr>
-          <w:lang w:eastAsia="es-ES"/>
-        </w:rPr>
-        <w:t>Attention</w:t>
-      </w:r>
-      <w:proofErr w:type="spellEnd"/>
-      <w:r>
-        <w:rPr>
-          <w:lang w:eastAsia="es-ES"/>
-        </w:rPr>
-        <w:t>) analizan la secuencia completa de golpe. La red aprende a conectar eventos pasados con comportamientos recientes, entendiendo la evolución del estudiante. Para que este análisis sea preciso, se utilizan máscaras lógicas; estas indican al modelo qué semanas no tuvieron actividad real o cuáles son simplemente relleno (</w:t>
-      </w:r>
-      <w:proofErr w:type="spellStart"/>
-      <w:r>
-        <w:rPr>
-          <w:lang w:eastAsia="es-ES"/>
-        </w:rPr>
-        <w:t>padding</w:t>
-      </w:r>
-      <w:proofErr w:type="spellEnd"/>
-      <w:r>
-        <w:rPr>
-          <w:lang w:eastAsia="es-ES"/>
-        </w:rPr>
-        <w:t>), permitiendo que la red ignore el "ruido" y se concentre solo en la información válida.</w:t>
+        <w:t>), obligando a la red a concentrarse únicamente en la información válida.</w:t>
       </w:r>
     </w:p>
     <w:p>
@@ -23035,7 +23493,14 @@
         <w:rPr>
           <w:lang w:eastAsia="es-ES"/>
         </w:rPr>
-        <w:t xml:space="preserve"> comprime toda la evolución del estudiante en un único vector de resumen. Para tomar la decisión final con la máxima garantía, el modelo junta tres piezas clave de información:</w:t>
+        <w:t xml:space="preserve"> comprime toda la evolución del estudiante en </w:t>
+      </w:r>
+      <w:r>
+        <w:rPr>
+          <w:lang w:eastAsia="es-ES"/>
+        </w:rPr>
+        <w:lastRenderedPageBreak/>
+        <w:t>un único vector de resumen. Para tomar la decisión final con la máxima garantía, el modelo junta tres piezas clave de información:</w:t>
       </w:r>
     </w:p>
     <w:p>
@@ -23045,6 +23510,8 @@
           <w:ilvl w:val="1"/>
           <w:numId w:val="28"/>
         </w:numPr>
+        <w:spacing w:line="276" w:lineRule="auto"/>
+        <w:ind w:left="1276" w:hanging="425"/>
         <w:contextualSpacing w:val="0"/>
         <w:rPr>
           <w:lang w:eastAsia="es-ES"/>
@@ -23054,21 +23521,13 @@
         <w:rPr>
           <w:lang w:eastAsia="es-ES"/>
         </w:rPr>
-        <w:t xml:space="preserve">El resumen de la evolución temporal (lo que acaba de calcular el </w:t>
-      </w:r>
-      <w:proofErr w:type="spellStart"/>
-      <w:r>
-        <w:rPr>
-          <w:lang w:eastAsia="es-ES"/>
-        </w:rPr>
-        <w:t>Transformer</w:t>
-      </w:r>
-      <w:proofErr w:type="spellEnd"/>
-      <w:r>
-        <w:rPr>
-          <w:lang w:eastAsia="es-ES"/>
-        </w:rPr>
-        <w:t>).</w:t>
+        <w:t>El resumen de la evolución temporal</w:t>
+      </w:r>
+      <w:r>
+        <w:rPr>
+          <w:lang w:eastAsia="es-ES"/>
+        </w:rPr>
+        <w:t>.</w:t>
       </w:r>
     </w:p>
     <w:p>
@@ -23078,6 +23537,8 @@
           <w:ilvl w:val="1"/>
           <w:numId w:val="28"/>
         </w:numPr>
+        <w:spacing w:line="276" w:lineRule="auto"/>
+        <w:ind w:left="1276" w:hanging="425"/>
         <w:contextualSpacing w:val="0"/>
         <w:rPr>
           <w:lang w:eastAsia="es-ES"/>
@@ -23097,6 +23558,8 @@
           <w:ilvl w:val="1"/>
           <w:numId w:val="28"/>
         </w:numPr>
+        <w:spacing w:line="276" w:lineRule="auto"/>
+        <w:ind w:left="1276" w:hanging="425"/>
         <w:contextualSpacing w:val="0"/>
         <w:rPr>
           <w:lang w:eastAsia="es-ES"/>
@@ -23106,55 +23569,561 @@
         <w:rPr>
           <w:lang w:eastAsia="es-ES"/>
         </w:rPr>
+        <w:t>Los datos estáticos crudos originales (un "</w:t>
+      </w:r>
+      <w:proofErr w:type="gramStart"/>
+      <w:r>
+        <w:rPr>
+          <w:lang w:eastAsia="es-ES"/>
+        </w:rPr>
+        <w:t>bypass</w:t>
+      </w:r>
+      <w:proofErr w:type="gramEnd"/>
+      <w:r>
+        <w:rPr>
+          <w:lang w:eastAsia="es-ES"/>
+        </w:rPr>
+        <w:t>" directo para que el clasificador no olvide datos cruciales como la demografía exacta).</w:t>
+      </w:r>
+    </w:p>
+    <w:p>
+      <w:pPr>
+        <w:ind w:firstLine="284"/>
+        <w:rPr>
+          <w:lang w:eastAsia="es-ES"/>
+        </w:rPr>
+      </w:pPr>
+      <w:r>
+        <w:rPr>
+          <w:lang w:eastAsia="es-ES"/>
+        </w:rPr>
+        <w:t>Finalmente, esta información combinada pasa por un último bloque de red neuronal (el Head de clasificación) que emite la predicción probabilística</w:t>
+      </w:r>
+      <w:r>
+        <w:rPr>
+          <w:lang w:eastAsia="es-ES"/>
+        </w:rPr>
+        <w:t xml:space="preserve"> (Aprobado / </w:t>
+      </w:r>
+      <w:r>
+        <w:rPr>
+          <w:lang w:eastAsia="es-ES"/>
+        </w:rPr>
+        <w:t>Abandono</w:t>
+      </w:r>
+      <w:r>
+        <w:rPr>
+          <w:lang w:eastAsia="es-ES"/>
+        </w:rPr>
+        <w:t>)</w:t>
+      </w:r>
+      <w:r>
+        <w:rPr>
+          <w:lang w:eastAsia="es-ES"/>
+        </w:rPr>
+        <w:t xml:space="preserve"> sobre el estado final del estudiante en el curso.</w:t>
+      </w:r>
+    </w:p>
+    <w:p>
+      <w:pPr>
+        <w:pStyle w:val="Ttulo3"/>
+      </w:pPr>
+      <w:bookmarkStart w:id="62" w:name="_Toc223427455"/>
+      <w:proofErr w:type="spellStart"/>
+      <w:r>
+        <w:t>Transformer</w:t>
+      </w:r>
+      <w:proofErr w:type="spellEnd"/>
+      <w:r>
+        <w:t xml:space="preserve"> II</w:t>
+      </w:r>
+      <w:r>
+        <w:t xml:space="preserve">: </w:t>
+      </w:r>
+      <w:r>
+        <w:t>Influencia</w:t>
+      </w:r>
+      <w:r>
+        <w:t xml:space="preserve"> de características.</w:t>
+      </w:r>
+      <w:bookmarkEnd w:id="62"/>
+    </w:p>
+    <w:p>
+      <w:pPr>
+        <w:ind w:firstLine="488"/>
+        <w:rPr>
+          <w:lang w:eastAsia="es-ES"/>
+        </w:rPr>
+      </w:pPr>
+      <w:r>
+        <w:rPr>
+          <w:lang w:eastAsia="es-ES"/>
+        </w:rPr>
+        <w:t xml:space="preserve">Como se expuso previamente, el diseño multimodal del </w:t>
+      </w:r>
+      <w:proofErr w:type="spellStart"/>
+      <w:r>
+        <w:rPr>
+          <w:lang w:eastAsia="es-ES"/>
+        </w:rPr>
+        <w:t>Transformer</w:t>
+      </w:r>
+      <w:proofErr w:type="spellEnd"/>
+      <w:r>
+        <w:rPr>
+          <w:lang w:eastAsia="es-ES"/>
+        </w:rPr>
+        <w:t xml:space="preserve"> cuenta con una rama de entrada específica para procesar el contexto estático del alumno. Aprovechando la flexibilidad de esta arquitectura para habilitar distintos bloques de variables, se llevó a cabo un entrenamiento incremental. Inicialmente, el modelo se entrenó empleando de forma exclusiva las secuencias temporales (interacciones semanales por tipo de actividad). Posteriormente, se integró la información socioeconómica y demográfica (rango de edad, índice de riqueza, nivel educativo previo, etc.), obteniendo los siguientes resultados:</w:t>
+      </w:r>
+    </w:p>
+    <w:p>
+      <w:pPr>
+        <w:keepNext/>
+        <w:spacing w:after="0"/>
+        <w:jc w:val="center"/>
+      </w:pPr>
+      <w:r>
+        <w:rPr>
+          <w:lang w:eastAsia="es-ES"/>
+        </w:rPr>
+        <w:drawing>
+          <wp:inline distT="0" distB="0" distL="0" distR="0" wp14:anchorId="476906DA" wp14:editId="21CD039C">
+            <wp:extent cx="5400040" cy="1854200"/>
+            <wp:effectExtent l="0" t="0" r="0" b="0"/>
+            <wp:docPr id="919656588" name="Imagen 1"/>
+            <wp:cNvGraphicFramePr>
+              <a:graphicFrameLocks xmlns:a="http://schemas.openxmlformats.org/drawingml/2006/main" noChangeAspect="1"/>
+            </wp:cNvGraphicFramePr>
+            <a:graphic xmlns:a="http://schemas.openxmlformats.org/drawingml/2006/main">
+              <a:graphicData uri="http://schemas.openxmlformats.org/drawingml/2006/picture">
+                <pic:pic xmlns:pic="http://schemas.openxmlformats.org/drawingml/2006/picture">
+                  <pic:nvPicPr>
+                    <pic:cNvPr id="919656588" name=""/>
+                    <pic:cNvPicPr/>
+                  </pic:nvPicPr>
+                  <pic:blipFill>
+                    <a:blip r:embed="rId21"/>
+                    <a:stretch>
+                      <a:fillRect/>
+                    </a:stretch>
+                  </pic:blipFill>
+                  <pic:spPr>
+                    <a:xfrm>
+                      <a:off x="0" y="0"/>
+                      <a:ext cx="5400040" cy="1854200"/>
+                    </a:xfrm>
+                    <a:prstGeom prst="rect">
+                      <a:avLst/>
+                    </a:prstGeom>
+                  </pic:spPr>
+                </pic:pic>
+              </a:graphicData>
+            </a:graphic>
+          </wp:inline>
+        </w:drawing>
+      </w:r>
+    </w:p>
+    <w:p>
+      <w:pPr>
+        <w:pStyle w:val="Descripcin"/>
+        <w:rPr>
+          <w:lang w:eastAsia="es-ES"/>
+        </w:rPr>
+      </w:pPr>
+      <w:bookmarkStart w:id="63" w:name="_Toc223427389"/>
+      <w:r>
+        <w:rPr>
+          <w:b/>
+          <w:bCs/>
+        </w:rPr>
+        <w:t xml:space="preserve">Ilustración </w:t>
+      </w:r>
+      <w:r>
+        <w:rPr>
+          <w:b/>
+          <w:bCs/>
+        </w:rPr>
+        <w:fldChar w:fldCharType="begin"/>
+      </w:r>
+      <w:r>
+        <w:rPr>
+          <w:b/>
+          <w:bCs/>
+        </w:rPr>
+        <w:instrText xml:space="preserve"> SEQ Ilustración \* ARABIC </w:instrText>
+      </w:r>
+      <w:r>
+        <w:rPr>
+          <w:b/>
+          <w:bCs/>
+        </w:rPr>
+        <w:fldChar w:fldCharType="separate"/>
+      </w:r>
+      <w:r>
+        <w:rPr>
+          <w:b/>
+          <w:bCs/>
+          <w:noProof/>
+        </w:rPr>
+        <w:t>13</w:t>
+      </w:r>
+      <w:r>
+        <w:rPr>
+          <w:b/>
+          <w:bCs/>
+        </w:rPr>
+        <w:fldChar w:fldCharType="end"/>
+      </w:r>
+      <w:r>
+        <w:t xml:space="preserve"> Resultados al inyectar variables sociodemográficas</w:t>
+      </w:r>
+      <w:bookmarkEnd w:id="63"/>
+    </w:p>
+    <w:p>
+      <w:pPr>
+        <w:ind w:firstLine="488"/>
+      </w:pPr>
+      <w:r>
         <w:lastRenderedPageBreak/>
-        <w:t>Los datos estáticos crudos originales (un "</w:t>
+        <w:t xml:space="preserve">Como se aprecia en la comparativa de resultados, </w:t>
+      </w:r>
+      <w:r>
+        <w:t>la flexibilidad</w:t>
+      </w:r>
+      <w:r>
+        <w:t xml:space="preserve"> de la arquitectura implementada facilita una experimentación ágil. Con tan solo modificar el hiperparámetro </w:t>
+      </w:r>
+      <w:r>
+        <w:t>“</w:t>
+      </w:r>
+      <w:proofErr w:type="spellStart"/>
+      <w:r>
+        <w:t>with_static</w:t>
+      </w:r>
+      <w:proofErr w:type="spellEnd"/>
+      <w:r>
+        <w:t>”</w:t>
+      </w:r>
+      <w:r>
+        <w:t xml:space="preserve"> de False a True, el sistema incorpora automáticamente las variables sociodemográficas y de contexto al proceso de entrenamiento. Esta activación demuestra empíricamente </w:t>
       </w:r>
       <w:proofErr w:type="gramStart"/>
       <w:r>
-        <w:rPr>
-          <w:lang w:eastAsia="es-ES"/>
-        </w:rPr>
-        <w:t>bypass</w:t>
+        <w:t>que</w:t>
       </w:r>
       <w:proofErr w:type="gramEnd"/>
       <w:r>
-        <w:rPr>
-          <w:lang w:eastAsia="es-ES"/>
-        </w:rPr>
-        <w:t>" directo para que el clasificador no olvide datos cruciales como la demografía exacta).</w:t>
-      </w:r>
-    </w:p>
-    <w:p>
-      <w:pPr>
-        <w:ind w:firstLine="284"/>
-        <w:rPr>
-          <w:lang w:eastAsia="es-ES"/>
-        </w:rPr>
-      </w:pPr>
-      <w:r>
-        <w:rPr>
-          <w:lang w:eastAsia="es-ES"/>
-        </w:rPr>
-        <w:t>Finalmente, esta información combinada pasa por un último bloque de red neuronal (el Head de clasificación) que emite la predicción probabilística sobre el estado final del estudiante en el curso.</w:t>
+        <w:t xml:space="preserve"> a excepción de un levísimo descenso en el </w:t>
+      </w:r>
+      <w:proofErr w:type="spellStart"/>
+      <w:r>
+        <w:t>recall</w:t>
+      </w:r>
+      <w:proofErr w:type="spellEnd"/>
+      <w:r>
+        <w:t>, la inclusión de la información estática se traduce en una mejora generalizada de la capacidad predictiva del modelo, optimizando significativamente la precisión, el F1-Score y reduciendo la pérdida global (</w:t>
+      </w:r>
+      <w:proofErr w:type="spellStart"/>
+      <w:r>
+        <w:t>loss</w:t>
+      </w:r>
+      <w:proofErr w:type="spellEnd"/>
+      <w:r>
+        <w:t>).</w:t>
+      </w:r>
+    </w:p>
+    <w:p>
+      <w:pPr>
+        <w:ind w:firstLine="488"/>
+      </w:pPr>
+      <w:r>
+        <w:t xml:space="preserve">Posteriormente, se procedió a incorporar las características derivadas de la fase de clustering. En lugar de asignar una clase discreta, se optó por alimentar al </w:t>
+      </w:r>
+      <w:proofErr w:type="spellStart"/>
+      <w:r>
+        <w:t>Transformer</w:t>
+      </w:r>
+      <w:proofErr w:type="spellEnd"/>
+      <w:r>
+        <w:t xml:space="preserve"> exclusivamente con dos variables extraídas de este módulo: el vector de probabilidades de pertenencia a cada grupo (</w:t>
+      </w:r>
+      <w:proofErr w:type="spellStart"/>
+      <w:r>
+        <w:t>soft</w:t>
+      </w:r>
+      <w:proofErr w:type="spellEnd"/>
+      <w:r>
+        <w:t xml:space="preserve"> </w:t>
+      </w:r>
+      <w:proofErr w:type="spellStart"/>
+      <w:r>
+        <w:t>labels</w:t>
+      </w:r>
+      <w:proofErr w:type="spellEnd"/>
+      <w:r>
+        <w:t>) y la entropía matemática de dicha distribución, capturando así el grado de definición del perfil del estudiante.</w:t>
+      </w:r>
+      <w:r>
+        <w:t xml:space="preserve"> Aplicar estos cambios resulto en: </w:t>
+      </w:r>
+    </w:p>
+    <w:p>
+      <w:pPr>
+        <w:keepNext/>
+        <w:spacing w:after="0"/>
+        <w:ind w:firstLine="488"/>
+      </w:pPr>
+      <w:r>
+        <w:drawing>
+          <wp:inline distT="0" distB="0" distL="0" distR="0" wp14:anchorId="07A281E0" wp14:editId="3B91D700">
+            <wp:extent cx="5023413" cy="1676440"/>
+            <wp:effectExtent l="0" t="0" r="0" b="0"/>
+            <wp:docPr id="1287737395" name="Imagen 1" descr="Pantalla de computadora con letras&#10;&#10;El contenido generado por IA puede ser incorrecto."/>
+            <wp:cNvGraphicFramePr>
+              <a:graphicFrameLocks xmlns:a="http://schemas.openxmlformats.org/drawingml/2006/main" noChangeAspect="1"/>
+            </wp:cNvGraphicFramePr>
+            <a:graphic xmlns:a="http://schemas.openxmlformats.org/drawingml/2006/main">
+              <a:graphicData uri="http://schemas.openxmlformats.org/drawingml/2006/picture">
+                <pic:pic xmlns:pic="http://schemas.openxmlformats.org/drawingml/2006/picture">
+                  <pic:nvPicPr>
+                    <pic:cNvPr id="1287737395" name="Imagen 1" descr="Pantalla de computadora con letras&#10;&#10;El contenido generado por IA puede ser incorrecto."/>
+                    <pic:cNvPicPr/>
+                  </pic:nvPicPr>
+                  <pic:blipFill>
+                    <a:blip r:embed="rId22"/>
+                    <a:stretch>
+                      <a:fillRect/>
+                    </a:stretch>
+                  </pic:blipFill>
+                  <pic:spPr>
+                    <a:xfrm>
+                      <a:off x="0" y="0"/>
+                      <a:ext cx="5050075" cy="1685338"/>
+                    </a:xfrm>
+                    <a:prstGeom prst="rect">
+                      <a:avLst/>
+                    </a:prstGeom>
+                  </pic:spPr>
+                </pic:pic>
+              </a:graphicData>
+            </a:graphic>
+          </wp:inline>
+        </w:drawing>
+      </w:r>
+    </w:p>
+    <w:p>
+      <w:pPr>
+        <w:pStyle w:val="Descripcin"/>
+      </w:pPr>
+      <w:bookmarkStart w:id="64" w:name="_Toc223427390"/>
+      <w:r>
+        <w:rPr>
+          <w:b/>
+          <w:bCs/>
+        </w:rPr>
+        <w:t xml:space="preserve">Ilustración </w:t>
+      </w:r>
+      <w:r>
+        <w:rPr>
+          <w:b/>
+          <w:bCs/>
+        </w:rPr>
+        <w:fldChar w:fldCharType="begin"/>
+      </w:r>
+      <w:r>
+        <w:rPr>
+          <w:b/>
+          <w:bCs/>
+        </w:rPr>
+        <w:instrText xml:space="preserve"> SEQ Ilustración \* ARABIC </w:instrText>
+      </w:r>
+      <w:r>
+        <w:rPr>
+          <w:b/>
+          <w:bCs/>
+        </w:rPr>
+        <w:fldChar w:fldCharType="separate"/>
+      </w:r>
+      <w:r>
+        <w:rPr>
+          <w:b/>
+          <w:bCs/>
+          <w:noProof/>
+        </w:rPr>
+        <w:t>14</w:t>
+      </w:r>
+      <w:r>
+        <w:rPr>
+          <w:b/>
+          <w:bCs/>
+        </w:rPr>
+        <w:fldChar w:fldCharType="end"/>
+      </w:r>
+      <w:r>
+        <w:t xml:space="preserve"> Resultados de inyectar variables asociadas al clustering</w:t>
+      </w:r>
+      <w:bookmarkEnd w:id="64"/>
+    </w:p>
+    <w:p>
+      <w:pPr>
+        <w:ind w:firstLine="488"/>
+      </w:pPr>
+      <w:r>
+        <w:t>El análisis de las métricas revela un fenómeno de compensación clásico (</w:t>
+      </w:r>
+      <w:proofErr w:type="spellStart"/>
+      <w:r>
+        <w:t>trade</w:t>
+      </w:r>
+      <w:proofErr w:type="spellEnd"/>
+      <w:r>
+        <w:t>-off) entre precisión y exhaustividad (</w:t>
+      </w:r>
+      <w:proofErr w:type="spellStart"/>
+      <w:r>
+        <w:t>recall</w:t>
+      </w:r>
+      <w:proofErr w:type="spellEnd"/>
+      <w:r>
+        <w:t xml:space="preserve">). La inyección de características estáticas y perfiles de clustering dota a la red neuronal de un contexto más profundo, lo que reduce drásticamente las falsas alarmas (incrementando la precisión en más de un 10%). Al tener información sobre el arquetipo del estudiante, el modelo deja de penalizar de forma alarmista las caídas puntuales de actividad secuencial. Como contrapartida natural, el modelo </w:t>
+      </w:r>
+      <w:r>
+        <w:lastRenderedPageBreak/>
+        <w:t xml:space="preserve">adopta un sesgo ligeramente más conservador a la hora de emitir alertas de riesgo, lo que explica el descenso del </w:t>
+      </w:r>
+      <w:proofErr w:type="spellStart"/>
+      <w:r>
+        <w:t>recall</w:t>
+      </w:r>
+      <w:proofErr w:type="spellEnd"/>
+      <w:r>
+        <w:t>. No obstante, el incremento del F1-Score confirma que la ganancia en precisión supera armónicamente a la pérdida de exhaustividad.</w:t>
+      </w:r>
+    </w:p>
+    <w:p>
+      <w:pPr>
+        <w:ind w:firstLine="488"/>
+      </w:pPr>
+      <w:r>
+        <w:t>Finalmente, para completar el marco de información del modelo, se procedió a integrar un bloque de variables acumulativas a la arquitectura que ya contenía los datos estáticos y los perfiles de clustering. Estas nuevas características sintetizan el historial de esfuerzo del estudiante hasta la semana objeto de predicción (como, por ejemplo, el volumen total de clics acumulados o la nota media en las evaluaciones entregadas hasta la fecha). La incorporación de esta 'memoria histórica' agregada arrojó los siguientes resultados</w:t>
+      </w:r>
+    </w:p>
+    <w:p>
+      <w:pPr>
+        <w:keepNext/>
+        <w:spacing w:after="0"/>
+      </w:pPr>
+      <w:r>
+        <w:drawing>
+          <wp:inline distT="0" distB="0" distL="0" distR="0" wp14:anchorId="6B0A758D" wp14:editId="06631245">
+            <wp:extent cx="5400040" cy="2112010"/>
+            <wp:effectExtent l="0" t="0" r="0" b="0"/>
+            <wp:docPr id="1659925705" name="Imagen 1" descr="Texto&#10;&#10;El contenido generado por IA puede ser incorrecto."/>
+            <wp:cNvGraphicFramePr>
+              <a:graphicFrameLocks xmlns:a="http://schemas.openxmlformats.org/drawingml/2006/main" noChangeAspect="1"/>
+            </wp:cNvGraphicFramePr>
+            <a:graphic xmlns:a="http://schemas.openxmlformats.org/drawingml/2006/main">
+              <a:graphicData uri="http://schemas.openxmlformats.org/drawingml/2006/picture">
+                <pic:pic xmlns:pic="http://schemas.openxmlformats.org/drawingml/2006/picture">
+                  <pic:nvPicPr>
+                    <pic:cNvPr id="1659925705" name="Imagen 1" descr="Texto&#10;&#10;El contenido generado por IA puede ser incorrecto."/>
+                    <pic:cNvPicPr/>
+                  </pic:nvPicPr>
+                  <pic:blipFill>
+                    <a:blip r:embed="rId23"/>
+                    <a:stretch>
+                      <a:fillRect/>
+                    </a:stretch>
+                  </pic:blipFill>
+                  <pic:spPr>
+                    <a:xfrm>
+                      <a:off x="0" y="0"/>
+                      <a:ext cx="5408329" cy="2115252"/>
+                    </a:xfrm>
+                    <a:prstGeom prst="rect">
+                      <a:avLst/>
+                    </a:prstGeom>
+                  </pic:spPr>
+                </pic:pic>
+              </a:graphicData>
+            </a:graphic>
+          </wp:inline>
+        </w:drawing>
+      </w:r>
+    </w:p>
+    <w:p>
+      <w:pPr>
+        <w:pStyle w:val="Descripcin"/>
+      </w:pPr>
+      <w:bookmarkStart w:id="65" w:name="_Toc223427391"/>
+      <w:r>
+        <w:t xml:space="preserve">Ilustración </w:t>
+      </w:r>
+      <w:fldSimple w:instr=" SEQ Ilustración \* ARABIC ">
+        <w:r>
+          <w:rPr>
+            <w:noProof/>
+          </w:rPr>
+          <w:t>15</w:t>
+        </w:r>
+      </w:fldSimple>
+      <w:r>
+        <w:t xml:space="preserve"> Influencia de variables acumulativas en resultados de entrenamiento</w:t>
+      </w:r>
+      <w:bookmarkEnd w:id="65"/>
+    </w:p>
+    <w:p>
+      <w:pPr>
+        <w:ind w:firstLine="488"/>
+      </w:pPr>
+      <w:r>
+        <w:t xml:space="preserve">Como evidencia la comparativa, esta última adición logra una mejora unánime en absolutamente todas las métricas de evaluación. Al proveer al </w:t>
+      </w:r>
+      <w:proofErr w:type="spellStart"/>
+      <w:r>
+        <w:t>Transformer</w:t>
+      </w:r>
+      <w:proofErr w:type="spellEnd"/>
+      <w:r>
+        <w:t xml:space="preserve"> con un resumen cuantitativo del esfuerzo acumulado, el modelo perfecciona drásticamente su capacidad predictiva, destacando un notable incremento en la precisión (+12.52%) y en el F1-Score (+6.88%). Estos resultados confirman de forma definitiva que la arquitectura híbrida completa (secuencias temporales + contexto estático + clustering + métricas acumuladas) </w:t>
+      </w:r>
+      <w:r>
+        <w:lastRenderedPageBreak/>
+        <w:t>es la configuración óptima para maximizar el rendimiento del sistema de alerta temprana.</w:t>
       </w:r>
     </w:p>
     <w:p>
       <w:pPr>
         <w:pStyle w:val="Ttulo3"/>
       </w:pPr>
-      <w:bookmarkStart w:id="62" w:name="_Toc223211358"/>
+      <w:bookmarkStart w:id="66" w:name="_Toc223427456"/>
       <w:proofErr w:type="spellStart"/>
       <w:r>
         <w:t>Transformer</w:t>
       </w:r>
       <w:proofErr w:type="spellEnd"/>
       <w:r>
-        <w:t xml:space="preserve"> I: </w:t>
-      </w:r>
-      <w:r>
-        <w:t>Estrategia del entrenamiento y configuración de clases.</w:t>
-      </w:r>
-      <w:bookmarkEnd w:id="62"/>
+        <w:t xml:space="preserve"> I</w:t>
+      </w:r>
+      <w:r>
+        <w:t>I</w:t>
+      </w:r>
+      <w:r>
+        <w:t>I</w:t>
+      </w:r>
+      <w:r>
+        <w:t xml:space="preserve">: </w:t>
+      </w:r>
+      <w:r>
+        <w:t xml:space="preserve">Estrategia del </w:t>
+      </w:r>
+      <w:r>
+        <w:t>entrenamiento</w:t>
+      </w:r>
+      <w:r>
+        <w:t>.</w:t>
+      </w:r>
+      <w:bookmarkEnd w:id="66"/>
     </w:p>
     <w:p>
       <w:pPr>
@@ -23167,16 +24136,14 @@
         <w:rPr>
           <w:lang w:eastAsia="es-ES"/>
         </w:rPr>
-        <w:t>Una vez diseñada la arquitectura multimodal, el proceso de aprendizaje del modelo (gestionado mediante el script train_transformer.py) se configuró estratégicamente para afrontar uno de los mayores retos de la analítica educativa: el fuerte desbalanceo natural de los alumnos y la necesidad de adaptar el sistema a diferentes definiciones de "riesgo académico".</w:t>
-      </w:r>
-    </w:p>
-    <w:p>
-      <w:pPr>
-        <w:ind w:firstLine="488"/>
-        <w:rPr>
-          <w:lang w:eastAsia="es-ES"/>
-        </w:rPr>
-      </w:pPr>
+        <w:t>Una vez diseñada la arquitectura multimodal, el proceso de aprendizaje del modelo (gestionado mediante el script train_transformer.py) se configuró estratégicamente para afrontar el fuerte desbalanceo natural de los alumnos y la necesidad de adaptar el sistema a diferentes definiciones de "riesgo académico".</w:t>
+      </w:r>
+      <w:r>
+        <w:rPr>
+          <w:lang w:eastAsia="es-ES"/>
+        </w:rPr>
+        <w:t xml:space="preserve"> </w:t>
+      </w:r>
       <w:r>
         <w:rPr>
           <w:lang w:eastAsia="es-ES"/>
@@ -23228,6 +24195,12 @@
         <w:rPr>
           <w:lang w:eastAsia="es-ES"/>
         </w:rPr>
+        <w:t>)</w:t>
+      </w:r>
+      <w:r>
+        <w:rPr>
+          <w:lang w:eastAsia="es-ES"/>
+        </w:rPr>
         <w:t>.</w:t>
       </w:r>
     </w:p>
@@ -23255,14 +24228,33 @@
         <w:rPr>
           <w:lang w:eastAsia="es-ES"/>
         </w:rPr>
-        <w:t xml:space="preserve"> En un curso habitual, la gran mayoría de los alumnos aprueba y solo una minoría abandona. Si el algoritmo se entrenara de forma tradicional, tendería a ignorar a los alumnos en riesgo porque le resultaría más "rentable" </w:t>
-      </w:r>
-      <w:r>
-        <w:rPr>
-          <w:lang w:eastAsia="es-ES"/>
-        </w:rPr>
-        <w:lastRenderedPageBreak/>
-        <w:t>predecir siempre que todos van a aprobar. Para neutralizar este sesgo, se emplea una técnica matemática llamada Focal Loss. Este mecanismo penaliza severamente a la red cuando se equivoca en los casos raros (la minoría en riesgo) y le resta importancia a los alumnos que son evidentes, obligando al modelo a concentrarse en los estudiantes más difíciles de detectar.</w:t>
+        <w:t xml:space="preserve"> </w:t>
+      </w:r>
+      <w:r>
+        <w:rPr>
+          <w:lang w:eastAsia="es-ES"/>
+        </w:rPr>
+        <w:t xml:space="preserve">Debido al desbalance natural en las aulas (donde la gran mayoría aprueba), los algoritmos tradicionales tienden a ignorar a la minoría en riesgo para maximizar su acierto global. Para neutralizar este sesgo, se implementa la técnica </w:t>
+      </w:r>
+      <w:r>
+        <w:rPr>
+          <w:i/>
+          <w:iCs/>
+          <w:lang w:eastAsia="es-ES"/>
+        </w:rPr>
+        <w:t>Focal Loss</w:t>
+      </w:r>
+      <w:r>
+        <w:rPr>
+          <w:lang w:eastAsia="es-ES"/>
+        </w:rPr>
+        <w:t>. Este mecanismo penaliza severamente los errores en la clase minoritaria y resta peso a los casos evidentes, obligando al modelo a concentrarse en los estudiantes más difíciles de detectar</w:t>
+      </w:r>
+      <w:r>
+        <w:rPr>
+          <w:lang w:eastAsia="es-ES"/>
+        </w:rPr>
+        <w:t>.</w:t>
       </w:r>
     </w:p>
     <w:p>
@@ -23307,7 +24299,14 @@
         <w:rPr>
           <w:lang w:eastAsia="es-ES"/>
         </w:rPr>
-        <w:t>: En los escenarios de predicción de riesgo, disparar una alerta simplemente porque la probabilidad cruza la barrera del 50% rara vez es la mejor decisión. El sistema incorpora un algoritmo que evalúa cientos de puntos de corte de forma automática durante la fase de validación. Su objetivo es encontrar el umbral matemático óptimo que logre el equilibrio perfecto: maximizar la cantidad de alumnos en peligro detectados (exhaustividad), garantizando al mismo tiempo que no se sature a los docentes con falsas alarmas (precisión).</w:t>
+        <w:t xml:space="preserve">: En los escenarios de predicción de riesgo, disparar una alerta simplemente porque la probabilidad cruza la barrera del 50% rara vez es la mejor decisión. El sistema incorpora un algoritmo que evalúa cientos de puntos de corte de </w:t>
+      </w:r>
+      <w:r>
+        <w:rPr>
+          <w:lang w:eastAsia="es-ES"/>
+        </w:rPr>
+        <w:lastRenderedPageBreak/>
+        <w:t>forma automática durante la fase de validación. Su objetivo es encontrar el umbral matemático óptimo que logre el equilibrio perfecto: maximizar la cantidad de alumnos en peligro detectados (exhaustividad), garantizando al mismo tiempo que no se sature a los docentes con falsas alarmas (precisión).</w:t>
       </w:r>
     </w:p>
     <w:p>
@@ -23334,7 +24333,7 @@
         <w:rPr>
           <w:lang w:eastAsia="es-ES"/>
         </w:rPr>
-        <w:t xml:space="preserve">: Para asegurar que el modelo aprenda a deducir patrones reales y no se limite a memorizar el comportamiento de los alumnos de entrenamiento, el sistema monitoriza su propio rendimiento constantemente. Si detecta que el aprendizaje se estanca, reduce de forma autónoma la velocidad a la que actualiza sus conocimientos para realizar ajustes más finos. Si la mejora se detiene por completo, el entrenamiento finaliza prematuramente (Early </w:t>
+        <w:t xml:space="preserve">: Si detecta que el aprendizaje se estanca, reduce de forma autónoma la velocidad a la que actualiza sus conocimientos para realizar ajustes más finos. Si la mejora se detiene por completo, el entrenamiento finaliza prematuramente (Early </w:t>
       </w:r>
       <w:proofErr w:type="spellStart"/>
       <w:r>
@@ -23376,67 +24375,61 @@
         <w:rPr>
           <w:lang w:eastAsia="es-ES"/>
         </w:rPr>
-        <w:t xml:space="preserve"> es altamente sensible a su configuración, se desarrolló un script de búsqueda diseñado para evaluar miles de combinaciones </w:t>
-      </w:r>
-      <w:r>
-        <w:rPr>
-          <w:lang w:eastAsia="es-ES"/>
-        </w:rPr>
+        <w:t xml:space="preserve"> es altamente sensible a su configuración, se desarrolló un script de búsqueda diseñado para evaluar miles de combinaciones de hiperparámetros (tasas de aprendizaje, dimensiones latentes, número de cabezas de atención, ratios de </w:t>
+      </w:r>
+      <w:proofErr w:type="spellStart"/>
+      <w:r>
+        <w:rPr>
+          <w:lang w:eastAsia="es-ES"/>
+        </w:rPr>
+        <w:t>dropout</w:t>
+      </w:r>
+      <w:proofErr w:type="spellEnd"/>
+      <w:r>
+        <w:rPr>
+          <w:lang w:eastAsia="es-ES"/>
+        </w:rPr>
+        <w:t xml:space="preserve">, etc.). Para gestionar la ingente cantidad de modelos generados en este proceso, se implementó paralelamente un sistema de evaluación comparativa automática. Esta herramienta rastrea, archiva y contrasta el rendimiento de cada iteración, permitiendo auditar de un vistazo qué modificaciones se traducen en mejoras reales (aumentos en </w:t>
+      </w:r>
+      <w:proofErr w:type="spellStart"/>
+      <w:r>
+        <w:rPr>
+          <w:lang w:eastAsia="es-ES"/>
+        </w:rPr>
+        <w:t>Recall</w:t>
+      </w:r>
+      <w:proofErr w:type="spellEnd"/>
+      <w:r>
+        <w:rPr>
+          <w:lang w:eastAsia="es-ES"/>
+        </w:rPr>
+        <w:t xml:space="preserve"> o precisión) y cuáles provocan un empeoramiento. </w:t>
+      </w:r>
+    </w:p>
+    <w:p>
+      <w:pPr>
+        <w:ind w:firstLine="284"/>
+        <w:rPr>
+          <w:lang w:eastAsia="es-ES"/>
+        </w:rPr>
+      </w:pPr>
+      <w:r>
+        <w:rPr>
+          <w:lang w:eastAsia="es-ES"/>
+        </w:rPr>
+        <w:t>Gracias a este marco de trabajo, el ajuste fino del modelo dejó de ser un proceso de ensayo y error manual para convertirse en una toma de decisiones guiada estrictamente por la evidencia empírica.</w:t>
+      </w:r>
+    </w:p>
+    <w:p>
+      <w:pPr>
+        <w:pStyle w:val="Ttulo2"/>
+      </w:pPr>
+      <w:bookmarkStart w:id="67" w:name="_Toc223427457"/>
+      <w:r>
         <w:lastRenderedPageBreak/>
-        <w:t xml:space="preserve">de hiperparámetros (tasas de aprendizaje, dimensiones latentes, número de cabezas de atención, ratios de </w:t>
-      </w:r>
-      <w:proofErr w:type="spellStart"/>
-      <w:r>
-        <w:rPr>
-          <w:lang w:eastAsia="es-ES"/>
-        </w:rPr>
-        <w:t>dropout</w:t>
-      </w:r>
-      <w:proofErr w:type="spellEnd"/>
-      <w:r>
-        <w:rPr>
-          <w:lang w:eastAsia="es-ES"/>
-        </w:rPr>
-        <w:t xml:space="preserve">, etc.). Para gestionar la ingente cantidad de modelos generados en este proceso, se implementó paralelamente un sistema de evaluación comparativa automática. Esta herramienta rastrea, archiva y contrasta el rendimiento de cada iteración, permitiendo auditar de un vistazo qué modificaciones se traducen en mejoras reales (aumentos en </w:t>
-      </w:r>
-      <w:proofErr w:type="spellStart"/>
-      <w:r>
-        <w:rPr>
-          <w:lang w:eastAsia="es-ES"/>
-        </w:rPr>
-        <w:t>Recall</w:t>
-      </w:r>
-      <w:proofErr w:type="spellEnd"/>
-      <w:r>
-        <w:rPr>
-          <w:lang w:eastAsia="es-ES"/>
-        </w:rPr>
-        <w:t xml:space="preserve"> o precisión) y cuáles provocan un empeoramiento. </w:t>
-      </w:r>
-    </w:p>
-    <w:p>
-      <w:pPr>
-        <w:ind w:firstLine="284"/>
-        <w:rPr>
-          <w:lang w:eastAsia="es-ES"/>
-        </w:rPr>
-      </w:pPr>
-      <w:r>
-        <w:rPr>
-          <w:lang w:eastAsia="es-ES"/>
-        </w:rPr>
-        <w:t>Gracias a este marco de trabajo, el ajuste fino del modelo dejó de ser un proceso de ensayo y error manual para convertirse en una toma de decisiones guiada estrictamente por la evidencia empírica.</w:t>
-      </w:r>
-    </w:p>
-    <w:p>
-      <w:pPr>
-        <w:pStyle w:val="Ttulo2"/>
-      </w:pPr>
-      <w:bookmarkStart w:id="63" w:name="_Toc223211359"/>
-      <w:r>
         <w:t>Evaluación</w:t>
       </w:r>
-      <w:bookmarkEnd w:id="63"/>
+      <w:bookmarkEnd w:id="67"/>
     </w:p>
     <w:p>
       <w:pPr>
@@ -23550,21 +24543,14 @@
         <w:rPr>
           <w:lang w:eastAsia="es-ES"/>
         </w:rPr>
-        <w:t xml:space="preserve">a evaluación de un sistema predictivo en el ámbito de la Minería de Datos Educativos no puede limitarse a cuantificar su tasa de acierto global. Dado que el objetivo primordial del proyecto es construir una alerta temprana para permitir la intervención docente, el modelo debe ser evaluado </w:t>
-      </w:r>
-      <w:r>
-        <w:rPr>
-          <w:lang w:eastAsia="es-ES"/>
-        </w:rPr>
-        <w:lastRenderedPageBreak/>
-        <w:t>bajo una óptica multidimensional: su robustez estadística frente a datos desbalanceados, el análisis del coste del error y su interpretabilidad pedagógica.</w:t>
+        <w:t>a evaluación de un sistema predictivo en el ámbito de la Minería de Datos Educativos no puede limitarse a cuantificar su tasa de acierto global. Dado que el objetivo primordial del proyecto es construir una alerta temprana para permitir la intervención docente, el modelo debe ser evaluado bajo una óptica multidimensional: su robustez estadística frente a datos desbalanceados, el análisis del coste del error y su interpretabilidad pedagógica.</w:t>
       </w:r>
     </w:p>
     <w:p>
       <w:pPr>
         <w:pStyle w:val="Ttulo3"/>
       </w:pPr>
-      <w:bookmarkStart w:id="64" w:name="_Toc223211360"/>
+      <w:bookmarkStart w:id="68" w:name="_Toc223427458"/>
       <w:r>
         <w:t xml:space="preserve">Evaluación de </w:t>
       </w:r>
@@ -23577,7 +24563,7 @@
       <w:r>
         <w:t>.</w:t>
       </w:r>
-      <w:bookmarkEnd w:id="64"/>
+      <w:bookmarkEnd w:id="68"/>
       <w:r>
         <w:t xml:space="preserve"> </w:t>
       </w:r>
@@ -23632,7 +24618,14 @@
         <w:rPr>
           <w:lang w:eastAsia="es-ES"/>
         </w:rPr>
-        <w:t xml:space="preserve"> Monitorización de la pérdida de reconstrucción (Huber Loss) durante el entrenamiento, garantizando que la compresión al espacio latente no destruya la información estructural del estudiante.</w:t>
+        <w:t xml:space="preserve"> Monitorización de la pérdida de reconstrucción (Huber Loss) durante el entrenamiento, garantizando que la </w:t>
+      </w:r>
+      <w:r>
+        <w:rPr>
+          <w:lang w:eastAsia="es-ES"/>
+        </w:rPr>
+        <w:lastRenderedPageBreak/>
+        <w:t>compresión al espacio latente no destruya la información estructural del estudiante.</w:t>
       </w:r>
     </w:p>
     <w:p>
@@ -23698,11 +24691,11 @@
       <w:pPr>
         <w:pStyle w:val="Ttulo3"/>
       </w:pPr>
-      <w:bookmarkStart w:id="65" w:name="_Toc223211361"/>
+      <w:bookmarkStart w:id="69" w:name="_Toc223427459"/>
       <w:r>
         <w:t>Evaluación de Clustering.</w:t>
       </w:r>
-      <w:bookmarkEnd w:id="65"/>
+      <w:bookmarkEnd w:id="69"/>
       <w:r>
         <w:t xml:space="preserve"> </w:t>
       </w:r>
@@ -23764,7 +24757,6 @@
           <w:b/>
           <w:bCs/>
         </w:rPr>
-        <w:lastRenderedPageBreak/>
         <w:t>Coeficiente de Silueta:</w:t>
       </w:r>
       <w:r>
@@ -23827,7 +24819,11 @@
         <w:t>Índice de Davies-Bouldin:</w:t>
       </w:r>
       <w:r>
-        <w:t xml:space="preserve"> Funciona como un detector de solapamiento. Su objetivo es calcular cuánto se mezclan o se "pisan" las fronteras de los diferentes clústeres. Al revés que los anteriores, aquí se busca el valor más bajo posible, ya que penaliza a los grupos que se confunden entre sí</w:t>
+        <w:t xml:space="preserve"> Funciona como un detector de solapamiento. Su objetivo es calcular cuánto se mezclan o se "pisan" </w:t>
+      </w:r>
+      <w:r>
+        <w:lastRenderedPageBreak/>
+        <w:t>las fronteras de los diferentes clústeres. Al revés que los anteriores, aquí se busca el valor más bajo posible, ya que penaliza a los grupos que se confunden entre sí</w:t>
       </w:r>
       <w:r>
         <w:t>.</w:t>
@@ -23901,9 +24897,8 @@
       <w:pPr>
         <w:pStyle w:val="Ttulo3"/>
       </w:pPr>
-      <w:bookmarkStart w:id="66" w:name="_Toc223211362"/>
-      <w:r>
-        <w:lastRenderedPageBreak/>
+      <w:bookmarkStart w:id="70" w:name="_Toc223427460"/>
+      <w:r>
         <w:t>Evaluación de</w:t>
       </w:r>
       <w:r>
@@ -23920,7 +24915,7 @@
       <w:r>
         <w:t>.</w:t>
       </w:r>
-      <w:bookmarkEnd w:id="66"/>
+      <w:bookmarkEnd w:id="70"/>
     </w:p>
     <w:p>
       <w:pPr>
@@ -23998,6 +24993,7 @@
           <w:bCs/>
           <w:lang w:eastAsia="es-ES"/>
         </w:rPr>
+        <w:lastRenderedPageBreak/>
         <w:t>Recall</w:t>
       </w:r>
       <w:proofErr w:type="spellEnd"/>
@@ -24155,14 +25151,7 @@
         <w:rPr>
           <w:lang w:eastAsia="es-ES"/>
         </w:rPr>
-        <w:t xml:space="preserve"> entre Precisión y Exhaustividad, mientras que la Exactitud Balanceada calcula el acierto promedio ponderado de </w:t>
-      </w:r>
-      <w:r>
-        <w:rPr>
-          <w:lang w:eastAsia="es-ES"/>
-        </w:rPr>
-        <w:lastRenderedPageBreak/>
-        <w:t>todas las clases, garantizando que el modelo es justo y aprende de los grupos minoritarios.</w:t>
+        <w:t xml:space="preserve"> entre Precisión y Exhaustividad, mientras que la Exactitud Balanceada calcula el acierto promedio ponderado de todas las clases, garantizando que el modelo es justo y aprende de los grupos minoritarios.</w:t>
       </w:r>
     </w:p>
     <w:p>
@@ -24273,6 +25262,7 @@
           <w:bCs/>
           <w:lang w:eastAsia="es-ES"/>
         </w:rPr>
+        <w:lastRenderedPageBreak/>
         <w:t>Accuracy</w:t>
       </w:r>
       <w:proofErr w:type="spellEnd"/>
@@ -24323,17 +25313,16 @@
       <w:pPr>
         <w:pStyle w:val="Ttulo2"/>
       </w:pPr>
-      <w:bookmarkStart w:id="67" w:name="_Toc223211363"/>
+      <w:bookmarkStart w:id="71" w:name="_Toc223427461"/>
       <w:proofErr w:type="spellStart"/>
       <w:r>
-        <w:lastRenderedPageBreak/>
         <w:t>Dockerización</w:t>
       </w:r>
       <w:proofErr w:type="spellEnd"/>
       <w:r>
         <w:t xml:space="preserve"> y Pipelines Automatizados</w:t>
       </w:r>
-      <w:bookmarkEnd w:id="67"/>
+      <w:bookmarkEnd w:id="71"/>
     </w:p>
     <w:p>
       <w:pPr>
@@ -24559,6 +25548,7 @@
           <w:szCs w:val="24"/>
           <w:lang w:eastAsia="es-ES"/>
         </w:rPr>
+        <w:lastRenderedPageBreak/>
         <w:t xml:space="preserve">Dev </w:t>
       </w:r>
       <w:proofErr w:type="spellStart"/>
@@ -24660,7 +25650,6 @@
           <w:szCs w:val="24"/>
           <w:lang w:eastAsia="es-ES"/>
         </w:rPr>
-        <w:lastRenderedPageBreak/>
         <w:t>Ingesta de datos (</w:t>
       </w:r>
       <w:proofErr w:type="spellStart"/>
@@ -24848,94 +25837,88 @@
         <w:lastRenderedPageBreak/>
         <w:t xml:space="preserve"> </w:t>
       </w:r>
-      <w:bookmarkStart w:id="68" w:name="_Toc223211364"/>
+      <w:bookmarkStart w:id="72" w:name="_Toc223427462"/>
       <w:r>
         <w:t>Resultados</w:t>
       </w:r>
       <w:r>
+        <w:t>.</w:t>
+      </w:r>
+      <w:bookmarkEnd w:id="72"/>
+    </w:p>
+    <w:p>
+      <w:pPr>
+        <w:ind w:firstLine="284"/>
+        <w:rPr>
+          <w:lang w:eastAsia="es-ES"/>
+        </w:rPr>
+      </w:pPr>
+      <w:r>
+        <w:rPr>
+          <w:lang w:eastAsia="es-ES"/>
+        </w:rPr>
+        <w:t xml:space="preserve">En este capítulo se presentan los resultados obtenidos tras la implementación de la arquitectura híbrida propuesta. El análisis se estructura de acuerdo con las distintas fases del sistema —aprendizaje no supervisado, modelado secuencial con </w:t>
+      </w:r>
+      <w:proofErr w:type="spellStart"/>
+      <w:r>
+        <w:rPr>
+          <w:lang w:eastAsia="es-ES"/>
+        </w:rPr>
+        <w:t>Transformer</w:t>
+      </w:r>
+      <w:proofErr w:type="spellEnd"/>
+      <w:r>
+        <w:rPr>
+          <w:lang w:eastAsia="es-ES"/>
+        </w:rPr>
+        <w:t xml:space="preserve"> y mecanismos de explicabilidad— evaluando su desempeño en función de las diferentes ventanas temporales definidas. Estos resultados permiten valorar la viabilidad técnica del enfoque adoptado y establecer una base sólida para la optimización y consolidación final del modelo en la siguiente fase del proyecto.</w:t>
+      </w:r>
+    </w:p>
+    <w:p>
+      <w:pPr>
+        <w:pStyle w:val="Ttulo2"/>
+      </w:pPr>
+      <w:bookmarkStart w:id="73" w:name="_Toc223427463"/>
+      <w:r>
+        <w:t>Resultados de Autoencoder.</w:t>
+      </w:r>
+      <w:bookmarkEnd w:id="73"/>
+    </w:p>
+    <w:p>
+      <w:pPr>
+        <w:ind w:firstLine="284"/>
+        <w:rPr>
+          <w:lang w:eastAsia="es-ES"/>
+        </w:rPr>
+      </w:pPr>
+      <w:r>
+        <w:rPr>
+          <w:lang w:eastAsia="es-ES"/>
+        </w:rPr>
+        <w:t>El entrenamiento del autoencoder se realizó bajo un esquema no supervisado, cuyo objetivo principal consiste en aprender una representación latente comprimida de los datos que preserve la mayor cantidad de información estructural posible</w:t>
+      </w:r>
+      <w:r>
+        <w:rPr>
+          <w:lang w:eastAsia="es-ES"/>
+        </w:rPr>
+        <w:t xml:space="preserve">, para poder validar su funcionalidad se analiza la fidelidad de reconstrucción junto con visualizaciones de las representaciones vectoriales. </w:t>
+      </w:r>
+    </w:p>
+    <w:p>
+      <w:pPr>
+        <w:pStyle w:val="Ttulo3"/>
+      </w:pPr>
+      <w:r>
         <w:t xml:space="preserve"> </w:t>
       </w:r>
-      <w:r>
-        <w:rPr>
-          <w:highlight w:val="yellow"/>
-        </w:rPr>
-        <w:t>Preliminares</w:t>
-      </w:r>
-      <w:r>
-        <w:rPr>
-          <w:highlight w:val="yellow"/>
-        </w:rPr>
-        <w:t>.</w:t>
-      </w:r>
-      <w:bookmarkEnd w:id="68"/>
-    </w:p>
-    <w:p>
-      <w:pPr>
-        <w:ind w:firstLine="284"/>
-        <w:rPr>
-          <w:lang w:eastAsia="es-ES"/>
-        </w:rPr>
-      </w:pPr>
-      <w:r>
-        <w:rPr>
-          <w:lang w:eastAsia="es-ES"/>
-        </w:rPr>
-        <w:t xml:space="preserve">En este capítulo se presentan los resultados preliminares obtenidos tras la implementación de la arquitectura híbrida propuesta. El análisis se estructura de acuerdo con las distintas fases del sistema —aprendizaje no supervisado, modelado secuencial con </w:t>
-      </w:r>
-      <w:proofErr w:type="spellStart"/>
-      <w:r>
-        <w:rPr>
-          <w:lang w:eastAsia="es-ES"/>
-        </w:rPr>
-        <w:t>Transformer</w:t>
-      </w:r>
-      <w:proofErr w:type="spellEnd"/>
-      <w:r>
-        <w:rPr>
-          <w:lang w:eastAsia="es-ES"/>
-        </w:rPr>
-        <w:t xml:space="preserve"> y mecanismos de explicabilidad— evaluando su desempeño en función de las diferentes ventanas temporales definidas. Estos resultados permiten valorar la viabilidad técnica del enfoque adoptado y establecer una base sólida para la optimización y consolidación final del modelo en la siguiente fase del proyecto.</w:t>
-      </w:r>
-    </w:p>
-    <w:p>
-      <w:pPr>
-        <w:pStyle w:val="Ttulo2"/>
-      </w:pPr>
-      <w:bookmarkStart w:id="69" w:name="_Toc223211365"/>
-      <w:r>
-        <w:t>Resultados de Autoencoder.</w:t>
-      </w:r>
-      <w:bookmarkEnd w:id="69"/>
-    </w:p>
-    <w:p>
-      <w:pPr>
-        <w:ind w:firstLine="284"/>
-        <w:rPr>
-          <w:lang w:eastAsia="es-ES"/>
-        </w:rPr>
-      </w:pPr>
-      <w:r>
-        <w:rPr>
-          <w:lang w:eastAsia="es-ES"/>
-        </w:rPr>
-        <w:t>El entrenamiento del autoencoder se realizó bajo un esquema no supervisado, cuyo objetivo principal consiste en aprender una representación latente comprimida de los datos que preserve la mayor cantidad de información estructural posible.</w:t>
-      </w:r>
-    </w:p>
-    <w:p>
-      <w:pPr>
-        <w:pStyle w:val="Ttulo3"/>
-      </w:pPr>
-      <w:r>
-        <w:t xml:space="preserve"> </w:t>
-      </w:r>
-      <w:bookmarkStart w:id="70" w:name="_Toc223211366"/>
+      <w:bookmarkStart w:id="74" w:name="_Toc223427464"/>
       <w:r>
         <w:t>Fidelidad de r</w:t>
       </w:r>
       <w:r>
         <w:t>econstrucción.</w:t>
       </w:r>
-      <w:bookmarkEnd w:id="70"/>
+      <w:bookmarkEnd w:id="74"/>
     </w:p>
     <w:p>
       <w:pPr>
@@ -25027,8 +26010,8 @@
           <w:lang w:eastAsia="es-ES"/>
         </w:rPr>
         <w:drawing>
-          <wp:inline distT="0" distB="0" distL="0" distR="0" wp14:anchorId="13328F8E" wp14:editId="7FD4AACD">
-            <wp:extent cx="4059354" cy="2526323"/>
+          <wp:inline distT="0" distB="0" distL="0" distR="0" wp14:anchorId="13328F8E" wp14:editId="1ADC3C1E">
+            <wp:extent cx="3980073" cy="2476982"/>
             <wp:effectExtent l="0" t="0" r="0" b="0"/>
             <wp:docPr id="1181197297" name="Imagen 1"/>
             <wp:cNvGraphicFramePr>
@@ -25042,7 +26025,7 @@
                     <pic:cNvPicPr/>
                   </pic:nvPicPr>
                   <pic:blipFill rotWithShape="1">
-                    <a:blip r:embed="rId21"/>
+                    <a:blip r:embed="rId24"/>
                     <a:srcRect r="55691"/>
                     <a:stretch>
                       <a:fillRect/>
@@ -25051,7 +26034,7 @@
                   <pic:spPr bwMode="auto">
                     <a:xfrm>
                       <a:off x="0" y="0"/>
-                      <a:ext cx="4081224" cy="2539934"/>
+                      <a:ext cx="4023016" cy="2503707"/>
                     </a:xfrm>
                     <a:prstGeom prst="rect">
                       <a:avLst/>
@@ -25079,7 +26062,7 @@
           <w:lang w:eastAsia="es-ES"/>
         </w:rPr>
       </w:pPr>
-      <w:bookmarkStart w:id="71" w:name="_Toc223211065"/>
+      <w:bookmarkStart w:id="75" w:name="_Toc223427392"/>
       <w:r>
         <w:rPr>
           <w:b/>
@@ -25114,7 +26097,7 @@
           <w:bCs/>
           <w:noProof/>
         </w:rPr>
-        <w:t>14</w:t>
+        <w:t>16</w:t>
       </w:r>
       <w:r>
         <w:rPr>
@@ -25142,60 +26125,48 @@
       <w:r>
         <w:t xml:space="preserve"> durante entrenamiento de autoencoder</w:t>
       </w:r>
-      <w:bookmarkEnd w:id="71"/>
-    </w:p>
-    <w:p>
-      <w:pPr>
-        <w:ind w:firstLine="488"/>
-        <w:rPr>
-          <w:lang w:eastAsia="es-ES"/>
-        </w:rPr>
-      </w:pPr>
-      <w:r>
-        <w:rPr>
-          <w:lang w:eastAsia="es-ES"/>
-        </w:rPr>
-        <w:t>Se observa que a</w:t>
-      </w:r>
-      <w:r>
-        <w:rPr>
-          <w:lang w:eastAsia="es-ES"/>
-        </w:rPr>
-        <w:t>mbas curvas muestran un descenso pronunciado en las primeras épocas, lo que indica que el autoencoder aprende rápidamente una representación latente. Posteriormente, la pérdida se estabiliza de forma progresiva, evidenciando convergencia del modelo. La ausencia de divergencia entre entrenamiento y validación sugiere que no se produce un sobreajuste significativo y que la representación aprendida mantiene capacidad de generalización.</w:t>
-      </w:r>
-    </w:p>
-    <w:p>
-      <w:pPr>
-        <w:ind w:firstLine="488"/>
-        <w:rPr>
-          <w:lang w:eastAsia="es-ES"/>
-        </w:rPr>
-      </w:pPr>
-      <w:r>
-        <w:rPr>
-          <w:lang w:eastAsia="es-ES"/>
-        </w:rPr>
-        <w:t xml:space="preserve">Un aspecto destacable es que la pérdida en validación se mantiene ligeramente por debajo de la de entrenamiento a lo largo del proceso. Este comportamiento puede explicarse por la activación de mecanismos de regularización durante el entrenamiento, como el </w:t>
+      <w:bookmarkEnd w:id="75"/>
+    </w:p>
+    <w:p>
+      <w:pPr>
+        <w:ind w:firstLine="708"/>
+        <w:rPr>
+          <w:lang w:eastAsia="es-ES"/>
+        </w:rPr>
+      </w:pPr>
+      <w:r>
+        <w:rPr>
+          <w:lang w:eastAsia="es-ES"/>
+        </w:rPr>
+        <w:t xml:space="preserve">El rápido descenso inicial de ambas curvas y su progresiva estabilización indican que el autoencoder aprende eficazmente una representación latente y converge sin signos de sobreajuste, al no presentar divergencia entre ellas. Además, que la pérdida de validación se mantenga ligeramente por debajo de la de entrenamiento es un comportamiento esperado debido a mecanismos de regularización como </w:t>
       </w:r>
       <w:proofErr w:type="spellStart"/>
       <w:r>
         <w:rPr>
           <w:lang w:eastAsia="es-ES"/>
         </w:rPr>
-        <w:t>dropout</w:t>
+        <w:t>Dropout</w:t>
       </w:r>
       <w:proofErr w:type="spellEnd"/>
       <w:r>
         <w:rPr>
           <w:lang w:eastAsia="es-ES"/>
         </w:rPr>
-        <w:t xml:space="preserve"> —que introduce ruido al desactivar neuronas aleatoriamente— y </w:t>
-      </w:r>
-      <w:r>
-        <w:rPr>
-          <w:lang w:eastAsia="es-ES"/>
-        </w:rPr>
-        <w:t>el</w:t>
+        <w:t xml:space="preserve"> o Batch </w:t>
+      </w:r>
+      <w:proofErr w:type="spellStart"/>
+      <w:r>
+        <w:rPr>
+          <w:lang w:eastAsia="es-ES"/>
+        </w:rPr>
+        <w:t>Normalization</w:t>
+      </w:r>
+      <w:proofErr w:type="spellEnd"/>
+      <w:r>
+        <w:rPr>
+          <w:lang w:eastAsia="es-ES"/>
+        </w:rPr>
+        <w:t xml:space="preserve">. </w:t>
       </w:r>
       <w:r>
         <w:rPr>
@@ -25203,111 +26174,50 @@
         </w:rPr>
         <w:t xml:space="preserve"> </w:t>
       </w:r>
-      <w:proofErr w:type="spellStart"/>
-      <w:r>
-        <w:rPr>
-          <w:lang w:eastAsia="es-ES"/>
-        </w:rPr>
-        <w:t>batch</w:t>
-      </w:r>
-      <w:proofErr w:type="spellEnd"/>
+      <w:r>
+        <w:rPr>
+          <w:lang w:eastAsia="es-ES"/>
+        </w:rPr>
+        <w:t>Mientras que en la fase de entrenamiento estas técnicas introducen ruido y penalizan la red, durante la validación se desactivan, lo que permite al modelo generar reconstrucciones más consistentes y reportar un error menor.</w:t>
+      </w:r>
+      <w:r>
+        <w:rPr>
+          <w:lang w:eastAsia="es-ES"/>
+        </w:rPr>
+        <w:tab/>
+      </w:r>
+    </w:p>
+    <w:p>
+      <w:pPr>
+        <w:ind w:firstLine="708"/>
+        <w:rPr>
+          <w:lang w:eastAsia="es-ES"/>
+        </w:rPr>
+      </w:pPr>
+      <w:r>
+        <w:rPr>
+          <w:lang w:eastAsia="es-ES"/>
+        </w:rPr>
+        <w:t>Una vez completada la fase de preentrenamiento se inicia la fase de entrenamiento conjunto, en la que se incorpora el término adicional correspondiente al objetivo de clustering (divergencia KL): por un lado, busca la preservación de la información original y, por otro, la reorganización estructural del espacio latente en torno a centroides probabilísticos.</w:t>
+      </w:r>
       <w:r>
         <w:rPr>
           <w:lang w:eastAsia="es-ES"/>
         </w:rPr>
         <w:t xml:space="preserve"> </w:t>
       </w:r>
-      <w:proofErr w:type="spellStart"/>
-      <w:r>
-        <w:rPr>
-          <w:lang w:eastAsia="es-ES"/>
-        </w:rPr>
-        <w:t>normalization</w:t>
-      </w:r>
-      <w:proofErr w:type="spellEnd"/>
-      <w:r>
-        <w:rPr>
-          <w:lang w:eastAsia="es-ES"/>
-        </w:rPr>
-        <w:t xml:space="preserve"> —cuyas estadísticas por </w:t>
-      </w:r>
-      <w:proofErr w:type="spellStart"/>
-      <w:r>
-        <w:rPr>
-          <w:lang w:eastAsia="es-ES"/>
-        </w:rPr>
-        <w:t>mini-batch</w:t>
-      </w:r>
-      <w:proofErr w:type="spellEnd"/>
-      <w:r>
-        <w:rPr>
-          <w:lang w:eastAsia="es-ES"/>
-        </w:rPr>
-        <w:t xml:space="preserve"> añaden variabilidad—. En fase de validación, estos efectos no están presentes o se estabilizan, lo que puede dar lugar a </w:t>
+      <w:r>
+        <w:rPr>
+          <w:lang w:eastAsia="es-ES"/>
+        </w:rPr>
+        <w:t xml:space="preserve">La dinámica de este proceso puede observarse en la siguiente figura, donde se muestra la evolución </w:t>
       </w:r>
       <w:r>
         <w:rPr>
           <w:lang w:eastAsia="es-ES"/>
         </w:rPr>
         <w:lastRenderedPageBreak/>
-        <w:t>reconstrucciones más consistentes y, en consecuencia, a una pérdida ligeramente inferior.</w:t>
-      </w:r>
-    </w:p>
-    <w:p>
-      <w:pPr>
-        <w:rPr>
-          <w:lang w:eastAsia="es-ES"/>
-        </w:rPr>
-      </w:pPr>
-      <w:r>
-        <w:rPr>
-          <w:lang w:eastAsia="es-ES"/>
-        </w:rPr>
-        <w:tab/>
-      </w:r>
-      <w:r>
-        <w:rPr>
-          <w:lang w:eastAsia="es-ES"/>
-        </w:rPr>
-        <w:t>Una vez completada la fase de preentrenamiento basada exclusivamente en la pérdida de reconstrucción, se inicia la fase de entrenamiento conjunto, en la que se incorpora el término adicional correspondiente al objetivo de clustering (divergencia KL)</w:t>
-      </w:r>
-      <w:r>
-        <w:rPr>
-          <w:lang w:eastAsia="es-ES"/>
-        </w:rPr>
-        <w:t xml:space="preserve">: </w:t>
-      </w:r>
-      <w:r>
-        <w:rPr>
-          <w:lang w:eastAsia="es-ES"/>
-        </w:rPr>
-        <w:t xml:space="preserve">por un lado, </w:t>
-      </w:r>
-      <w:r>
-        <w:rPr>
-          <w:lang w:eastAsia="es-ES"/>
-        </w:rPr>
-        <w:t xml:space="preserve">busca </w:t>
-      </w:r>
-      <w:r>
-        <w:rPr>
-          <w:lang w:eastAsia="es-ES"/>
-        </w:rPr>
-        <w:t>la preservación de la información original y, por otro, la reorganización estructural del espacio latente en torno a centroides probabilísticos.</w:t>
-      </w:r>
-    </w:p>
-    <w:p>
-      <w:pPr>
-        <w:ind w:firstLine="708"/>
-        <w:rPr>
-          <w:lang w:eastAsia="es-ES"/>
-        </w:rPr>
-      </w:pPr>
-      <w:r>
-        <w:rPr>
-          <w:lang w:eastAsia="es-ES"/>
-        </w:rPr>
-        <w:t>La dinámica de este proceso puede observarse en la siguiente figura, donde se muestra la evolución de la pérdida asociada al objetivo de clustering durante el entrenamiento conjunto.</w:t>
+        <w:t>de la pérdida asociada al objetivo de clustering durante el entrenamiento conjunto.</w:t>
       </w:r>
     </w:p>
     <w:p>
@@ -25318,9 +26228,12 @@
         <w:jc w:val="center"/>
       </w:pPr>
       <w:r>
+        <w:rPr>
+          <w:noProof/>
+        </w:rPr>
         <w:drawing>
-          <wp:inline distT="0" distB="0" distL="0" distR="0" wp14:anchorId="44583FAC" wp14:editId="1B774B83">
-            <wp:extent cx="4171165" cy="2699191"/>
+          <wp:inline distT="0" distB="0" distL="0" distR="0" wp14:anchorId="44583FAC" wp14:editId="0529B4A1">
+            <wp:extent cx="4317357" cy="2793793"/>
             <wp:effectExtent l="0" t="0" r="0" b="0"/>
             <wp:docPr id="2036901760" name="Imagen 1" descr="Gráfico, Gráfico de líneas&#10;&#10;El contenido generado por IA puede ser incorrecto."/>
             <wp:cNvGraphicFramePr>
@@ -25334,7 +26247,7 @@
                     <pic:cNvPicPr/>
                   </pic:nvPicPr>
                   <pic:blipFill>
-                    <a:blip r:embed="rId22"/>
+                    <a:blip r:embed="rId25"/>
                     <a:stretch>
                       <a:fillRect/>
                     </a:stretch>
@@ -25342,7 +26255,7 @@
                   <pic:spPr>
                     <a:xfrm>
                       <a:off x="0" y="0"/>
-                      <a:ext cx="4191687" cy="2712471"/>
+                      <a:ext cx="4362630" cy="2823089"/>
                     </a:xfrm>
                     <a:prstGeom prst="rect">
                       <a:avLst/>
@@ -25359,7 +26272,7 @@
       <w:pPr>
         <w:pStyle w:val="Descripcin"/>
       </w:pPr>
-      <w:bookmarkStart w:id="72" w:name="_Toc223211066"/>
+      <w:bookmarkStart w:id="76" w:name="_Toc223427393"/>
       <w:r>
         <w:rPr>
           <w:b/>
@@ -25394,7 +26307,7 @@
           <w:bCs/>
           <w:noProof/>
         </w:rPr>
-        <w:t>15</w:t>
+        <w:t>17</w:t>
       </w:r>
       <w:r>
         <w:rPr>
@@ -25409,7 +26322,7 @@
       <w:r>
         <w:t>Evolución de perdidas en la fase de entrenamiento conjunto</w:t>
       </w:r>
-      <w:bookmarkEnd w:id="72"/>
+      <w:bookmarkEnd w:id="76"/>
     </w:p>
     <w:p>
       <w:pPr>
@@ -25430,40 +26343,167 @@
         <w:rPr>
           <w:lang w:eastAsia="es-ES"/>
         </w:rPr>
-        <w:t xml:space="preserve">La evolución de la divergencia KL muestra un incremento progresivo en validación y un comportamiento controlado en entrenamiento, con reajustes puntuales asociados a la actualización de las asignaciones probabilísticas. Este patrón es coherente con el funcionamiento esperado en arquitecturas de tipo DEC/DCN, donde el aumento de la KL refleja una mayor concentración de las </w:t>
-      </w:r>
+        <w:t xml:space="preserve">Durante la Fase 3, se observa que la métrica de objetivo (o divergencia KL) aumenta. Como se espera en la arquitectura DEC, esto es un artefacto matemático del endurecimiento progresivo de las probabilidades de asignación a los clústeres en la distribución objetivo (P). Para demostrar que este comportamiento interno se traduce en una mejora real del modelo, evaluamos la topología del espacio latente utilizando métricas independientes de la pérdida: el coeficiente de </w:t>
+      </w:r>
+      <w:proofErr w:type="spellStart"/>
+      <w:r>
+        <w:rPr>
+          <w:lang w:eastAsia="es-ES"/>
+        </w:rPr>
+        <w:t>Silhouette</w:t>
+      </w:r>
+      <w:proofErr w:type="spellEnd"/>
+      <w:r>
+        <w:rPr>
+          <w:lang w:eastAsia="es-ES"/>
+        </w:rPr>
+        <w:t xml:space="preserve"> y el índice Davies-Bouldin. Como se observa en la </w:t>
+      </w:r>
+      <w:r>
+        <w:rPr>
+          <w:lang w:eastAsia="es-ES"/>
+        </w:rPr>
+        <w:t>siguiente figura</w:t>
+      </w:r>
+      <w:r>
+        <w:rPr>
+          <w:lang w:eastAsia="es-ES"/>
+        </w:rPr>
+        <w:t>, ambas métricas mejoran significativamente durante esta misma fase, confirmando el éxito del agrupamiento.</w:t>
+      </w:r>
+    </w:p>
+    <w:p>
+      <w:pPr>
+        <w:keepNext/>
+        <w:spacing w:after="0"/>
+        <w:ind w:firstLine="488"/>
+        <w:jc w:val="center"/>
+      </w:pPr>
       <w:r>
         <w:rPr>
           <w:lang w:eastAsia="es-ES"/>
         </w:rPr>
         <w:lastRenderedPageBreak/>
-        <w:t>distribuciones latentes en torno a los centroides, favoreciendo la separabilidad entre perfiles. La ausencia de divergencias inestables o crecimiento explosivo indica que la estructuración del espacio latente se produce de forma gradual y controlada, manteniendo el equilibrio con la capacidad reconstructiva aprendida previamente.</w:t>
-      </w:r>
-    </w:p>
-    <w:p>
-      <w:pPr>
-        <w:ind w:firstLine="488"/>
-        <w:rPr>
-          <w:lang w:eastAsia="es-ES"/>
-        </w:rPr>
-      </w:pPr>
-      <w:r>
-        <w:rPr>
-          <w:lang w:eastAsia="es-ES"/>
-        </w:rPr>
-        <w:t>La evolución creciente de la divergencia KL no debe interpretarse como un deterioro del modelo, sino como consecuencia del mecanismo propio de las arquitecturas tipo DEC/DCN.</w:t>
-      </w:r>
-      <w:r>
-        <w:rPr>
-          <w:lang w:eastAsia="es-ES"/>
-        </w:rPr>
-        <w:t xml:space="preserve"> </w:t>
-      </w:r>
-      <w:r>
-        <w:rPr>
-          <w:lang w:eastAsia="es-ES"/>
-        </w:rPr>
-        <w:t>A medida que el modelo reorganiza el espacio latente y endurece progresivamente las pertenencias hacia determinados centroides, se produce un reajuste dinámico entre ambas distribuciones, lo que puede manifestarse como un incremento controlado de la divergencia.</w:t>
+        <w:drawing>
+          <wp:inline distT="0" distB="0" distL="0" distR="0" wp14:anchorId="34CAB873" wp14:editId="76E38094">
+            <wp:extent cx="4926431" cy="2922607"/>
+            <wp:effectExtent l="0" t="0" r="0" b="0"/>
+            <wp:docPr id="1923334830" name="Imagen 1" descr="Gráfico, Gráfico de líneas, Histograma&#10;&#10;El contenido generado por IA puede ser incorrecto."/>
+            <wp:cNvGraphicFramePr>
+              <a:graphicFrameLocks xmlns:a="http://schemas.openxmlformats.org/drawingml/2006/main" noChangeAspect="1"/>
+            </wp:cNvGraphicFramePr>
+            <a:graphic xmlns:a="http://schemas.openxmlformats.org/drawingml/2006/main">
+              <a:graphicData uri="http://schemas.openxmlformats.org/drawingml/2006/picture">
+                <pic:pic xmlns:pic="http://schemas.openxmlformats.org/drawingml/2006/picture">
+                  <pic:nvPicPr>
+                    <pic:cNvPr id="1923334830" name="Imagen 1" descr="Gráfico, Gráfico de líneas, Histograma&#10;&#10;El contenido generado por IA puede ser incorrecto."/>
+                    <pic:cNvPicPr/>
+                  </pic:nvPicPr>
+                  <pic:blipFill>
+                    <a:blip r:embed="rId26"/>
+                    <a:stretch>
+                      <a:fillRect/>
+                    </a:stretch>
+                  </pic:blipFill>
+                  <pic:spPr>
+                    <a:xfrm>
+                      <a:off x="0" y="0"/>
+                      <a:ext cx="4956759" cy="2940599"/>
+                    </a:xfrm>
+                    <a:prstGeom prst="rect">
+                      <a:avLst/>
+                    </a:prstGeom>
+                  </pic:spPr>
+                </pic:pic>
+              </a:graphicData>
+            </a:graphic>
+          </wp:inline>
+        </w:drawing>
+      </w:r>
+    </w:p>
+    <w:p>
+      <w:pPr>
+        <w:pStyle w:val="Descripcin"/>
+      </w:pPr>
+      <w:bookmarkStart w:id="77" w:name="_Toc223427394"/>
+      <w:r>
+        <w:rPr>
+          <w:b/>
+          <w:bCs/>
+        </w:rPr>
+        <w:t xml:space="preserve">Ilustración </w:t>
+      </w:r>
+      <w:r>
+        <w:rPr>
+          <w:b/>
+          <w:bCs/>
+        </w:rPr>
+        <w:fldChar w:fldCharType="begin"/>
+      </w:r>
+      <w:r>
+        <w:rPr>
+          <w:b/>
+          <w:bCs/>
+        </w:rPr>
+        <w:instrText xml:space="preserve"> SEQ Ilustración \* ARABIC </w:instrText>
+      </w:r>
+      <w:r>
+        <w:rPr>
+          <w:b/>
+          <w:bCs/>
+        </w:rPr>
+        <w:fldChar w:fldCharType="separate"/>
+      </w:r>
+      <w:r>
+        <w:rPr>
+          <w:b/>
+          <w:bCs/>
+          <w:noProof/>
+        </w:rPr>
+        <w:t>18</w:t>
+      </w:r>
+      <w:r>
+        <w:rPr>
+          <w:b/>
+          <w:bCs/>
+        </w:rPr>
+        <w:fldChar w:fldCharType="end"/>
+      </w:r>
+      <w:r>
+        <w:t xml:space="preserve"> Evolución de </w:t>
+      </w:r>
+      <w:proofErr w:type="spellStart"/>
+      <w:r>
+        <w:t>Sillouette</w:t>
+      </w:r>
+      <w:proofErr w:type="spellEnd"/>
+      <w:r>
+        <w:t xml:space="preserve"> y Davies-</w:t>
+      </w:r>
+      <w:proofErr w:type="spellStart"/>
+      <w:r>
+        <w:t>Bounldir</w:t>
+      </w:r>
+      <w:proofErr w:type="spellEnd"/>
+      <w:r>
+        <w:t xml:space="preserve"> en la fase 3</w:t>
+      </w:r>
+      <w:bookmarkEnd w:id="77"/>
+    </w:p>
+    <w:p>
+      <w:pPr>
+        <w:ind w:firstLine="708"/>
+      </w:pPr>
+      <w:r>
+        <w:t xml:space="preserve">El análisis de las métricas de validación confirma una mejora continua y significativa en la calidad del agrupamiento a lo largo de esta fase. Específicamente, a partir de la época 20 se observa una fuerte evolución conjunta: el coeficiente de </w:t>
+      </w:r>
+      <w:proofErr w:type="spellStart"/>
+      <w:r>
+        <w:t>Silhouette</w:t>
+      </w:r>
+      <w:proofErr w:type="spellEnd"/>
+      <w:r>
+        <w:t xml:space="preserve"> experimenta un incremento constante, lo que indica una mayor cohesión y densidad dentro de los clústeres, mientras que el índice Davies-Bouldin desciende de forma pronunciada, reflejando una mejor separación y menor superposición entre ellos. La convergencia de ambos indicadores hacia sus valores óptimos en las etapas finales del entrenamiento valida la eficacia del modelo para estructurar el espacio latente, justificando la selección de la época 39 como el punto de equilibrio ideal.</w:t>
       </w:r>
     </w:p>
     <w:p>
@@ -25493,8 +26533,10 @@
       </w:pPr>
       <w:r>
         <w:rPr>
-          <w:lang w:eastAsia="es-ES"/>
-        </w:rPr>
+          <w:noProof/>
+          <w:lang w:eastAsia="es-ES"/>
+        </w:rPr>
+        <w:lastRenderedPageBreak/>
         <w:drawing>
           <wp:inline distT="0" distB="0" distL="0" distR="0" wp14:anchorId="720B8E89" wp14:editId="4876A928">
             <wp:extent cx="4356847" cy="2544739"/>
@@ -25511,7 +26553,7 @@
                     <pic:cNvPicPr/>
                   </pic:nvPicPr>
                   <pic:blipFill>
-                    <a:blip r:embed="rId23"/>
+                    <a:blip r:embed="rId27"/>
                     <a:stretch>
                       <a:fillRect/>
                     </a:stretch>
@@ -25539,7 +26581,7 @@
           <w:lang w:eastAsia="es-ES"/>
         </w:rPr>
       </w:pPr>
-      <w:bookmarkStart w:id="73" w:name="_Toc223211067"/>
+      <w:bookmarkStart w:id="78" w:name="_Toc223427395"/>
       <w:r>
         <w:rPr>
           <w:b/>
@@ -25574,7 +26616,7 @@
           <w:bCs/>
           <w:noProof/>
         </w:rPr>
-        <w:t>16</w:t>
+        <w:t>19</w:t>
       </w:r>
       <w:r>
         <w:rPr>
@@ -25589,7 +26631,7 @@
       <w:r>
         <w:t>Balance entre reconstrucción y objetivo de clustering en fase conjunta</w:t>
       </w:r>
-      <w:bookmarkEnd w:id="73"/>
+      <w:bookmarkEnd w:id="78"/>
     </w:p>
     <w:p>
       <w:pPr>
@@ -25612,7 +26654,6 @@
         <w:rPr>
           <w:lang w:eastAsia="es-ES"/>
         </w:rPr>
-        <w:lastRenderedPageBreak/>
         <w:t>Durante el entrenamiento conjunto se observa que la pérdida de reconstrucción, tanto en entrenamiento como en validación, se mantiene prácticamente estable tras la fase de preentrenamiento, lo que indica que la incorporación del término de clustering no degrada la capacidad reconstructiva del autoencoder. Paralelamente, el objetivo monitorizado (</w:t>
       </w:r>
       <w:proofErr w:type="spellStart"/>
@@ -25668,7 +26709,7 @@
       <w:pPr>
         <w:pStyle w:val="Ttulo3"/>
       </w:pPr>
-      <w:bookmarkStart w:id="74" w:name="_Toc223211367"/>
+      <w:bookmarkStart w:id="79" w:name="_Toc223427465"/>
       <w:r>
         <w:lastRenderedPageBreak/>
         <w:t>Representaciones vectoriales (</w:t>
@@ -25681,7 +26722,7 @@
       <w:r>
         <w:t>).</w:t>
       </w:r>
-      <w:bookmarkEnd w:id="74"/>
+      <w:bookmarkEnd w:id="79"/>
       <w:r>
         <w:t xml:space="preserve"> </w:t>
       </w:r>
@@ -25711,11 +26752,12 @@
       </w:pPr>
       <w:r>
         <w:rPr>
+          <w:noProof/>
           <w:lang w:eastAsia="es-ES"/>
         </w:rPr>
         <w:drawing>
-          <wp:inline distT="0" distB="0" distL="0" distR="0" wp14:anchorId="3EC0007D" wp14:editId="3F2E7369">
-            <wp:extent cx="5400040" cy="2460625"/>
+          <wp:inline distT="0" distB="0" distL="0" distR="0" wp14:anchorId="3EC0007D" wp14:editId="1DBCF7DA">
+            <wp:extent cx="4797706" cy="2186161"/>
             <wp:effectExtent l="0" t="0" r="0" b="0"/>
             <wp:docPr id="1191289310" name="Imagen 1" descr="Imagen que contiene foto, oscuro, viendo, luz&#10;&#10;El contenido generado por IA puede ser incorrecto."/>
             <wp:cNvGraphicFramePr>
@@ -25729,7 +26771,7 @@
                     <pic:cNvPicPr/>
                   </pic:nvPicPr>
                   <pic:blipFill>
-                    <a:blip r:embed="rId24"/>
+                    <a:blip r:embed="rId28"/>
                     <a:stretch>
                       <a:fillRect/>
                     </a:stretch>
@@ -25737,7 +26779,7 @@
                   <pic:spPr>
                     <a:xfrm>
                       <a:off x="0" y="0"/>
-                      <a:ext cx="5400040" cy="2460625"/>
+                      <a:ext cx="4807000" cy="2190396"/>
                     </a:xfrm>
                     <a:prstGeom prst="rect">
                       <a:avLst/>
@@ -25754,7 +26796,7 @@
       <w:pPr>
         <w:pStyle w:val="Descripcin"/>
       </w:pPr>
-      <w:bookmarkStart w:id="75" w:name="_Toc223211068"/>
+      <w:bookmarkStart w:id="80" w:name="_Toc223427396"/>
       <w:r>
         <w:rPr>
           <w:b/>
@@ -25789,7 +26831,7 @@
           <w:bCs/>
           <w:noProof/>
         </w:rPr>
-        <w:t>17</w:t>
+        <w:t>20</w:t>
       </w:r>
       <w:r>
         <w:rPr>
@@ -25805,7 +26847,7 @@
         <w:br/>
         <w:t xml:space="preserve"> latente y reconstrucción - Autoría Propia - Apéndice I - Reportes -AE</w:t>
       </w:r>
-      <w:bookmarkEnd w:id="75"/>
+      <w:bookmarkEnd w:id="80"/>
     </w:p>
     <w:p>
       <w:pPr>
@@ -25830,12 +26872,12 @@
       <w:pPr>
         <w:pStyle w:val="Ttulo2"/>
       </w:pPr>
-      <w:bookmarkStart w:id="76" w:name="_Toc223211368"/>
+      <w:bookmarkStart w:id="81" w:name="_Toc223427466"/>
       <w:r>
         <w:lastRenderedPageBreak/>
         <w:t>Resultados de clustering.</w:t>
       </w:r>
-      <w:bookmarkEnd w:id="76"/>
+      <w:bookmarkEnd w:id="81"/>
     </w:p>
     <w:p>
       <w:pPr>
@@ -25907,14 +26949,12 @@
         </w:rPr>
         <w:t>)</w:t>
       </w:r>
-    </w:p>
-    <w:p>
-      <w:pPr>
-        <w:ind w:firstLine="488"/>
-        <w:rPr>
-          <w:lang w:eastAsia="es-ES"/>
-        </w:rPr>
-      </w:pPr>
+      <w:r>
+        <w:rPr>
+          <w:lang w:eastAsia="es-ES"/>
+        </w:rPr>
+        <w:t xml:space="preserve">. </w:t>
+      </w:r>
       <w:r>
         <w:rPr>
           <w:lang w:eastAsia="es-ES"/>
@@ -25958,14 +26998,12 @@
         </w:rPr>
         <w:t xml:space="preserve">La siguiente figura muestra la distribución porcentual de los resultados académicos dentro de cada uno de los perfiles identificados por el modelo de clustering. Para cada grupo se representa la proporción de estudiantes que obtienen aprobación, suspenso o abandono, diferenciando entre el conjunto de validación y el conjunto </w:t>
       </w:r>
-      <w:proofErr w:type="gramStart"/>
-      <w:r>
-        <w:rPr>
-          <w:lang w:eastAsia="es-ES"/>
-        </w:rPr>
-        <w:t>de test</w:t>
-      </w:r>
-      <w:proofErr w:type="gramEnd"/>
+      <w:r>
+        <w:rPr>
+          <w:lang w:eastAsia="es-ES"/>
+        </w:rPr>
+        <w:t>de prueba</w:t>
+      </w:r>
       <w:r>
         <w:rPr>
           <w:lang w:eastAsia="es-ES"/>
@@ -25981,12 +27019,13 @@
       </w:pPr>
       <w:r>
         <w:rPr>
+          <w:noProof/>
           <w:lang w:eastAsia="es-ES"/>
         </w:rPr>
         <w:lastRenderedPageBreak/>
         <w:drawing>
-          <wp:inline distT="0" distB="0" distL="0" distR="0" wp14:anchorId="06DEB064" wp14:editId="46A103F6">
-            <wp:extent cx="4474203" cy="3476662"/>
+          <wp:inline distT="0" distB="0" distL="0" distR="0" wp14:anchorId="06DEB064" wp14:editId="7313E354">
+            <wp:extent cx="4081435" cy="3171463"/>
             <wp:effectExtent l="0" t="0" r="0" b="0"/>
             <wp:docPr id="1603247392" name="Imagen 1" descr="Gráfico&#10;&#10;El contenido generado por IA puede ser incorrecto."/>
             <wp:cNvGraphicFramePr>
@@ -26000,7 +27039,7 @@
                     <pic:cNvPicPr/>
                   </pic:nvPicPr>
                   <pic:blipFill>
-                    <a:blip r:embed="rId25"/>
+                    <a:blip r:embed="rId29"/>
                     <a:stretch>
                       <a:fillRect/>
                     </a:stretch>
@@ -26008,7 +27047,7 @@
                   <pic:spPr>
                     <a:xfrm>
                       <a:off x="0" y="0"/>
-                      <a:ext cx="4482111" cy="3482807"/>
+                      <a:ext cx="4098227" cy="3184511"/>
                     </a:xfrm>
                     <a:prstGeom prst="rect">
                       <a:avLst/>
@@ -26028,7 +27067,7 @@
           <w:lang w:eastAsia="es-ES"/>
         </w:rPr>
       </w:pPr>
-      <w:bookmarkStart w:id="77" w:name="_Toc223211069"/>
+      <w:bookmarkStart w:id="82" w:name="_Toc223427397"/>
       <w:r>
         <w:t xml:space="preserve">Ilustración </w:t>
       </w:r>
@@ -26037,15 +27076,20 @@
           <w:rPr>
             <w:noProof/>
           </w:rPr>
-          <w:t>18</w:t>
+          <w:t>21</w:t>
         </w:r>
       </w:fldSimple>
       <w:r>
         <w:t xml:space="preserve"> Agrupaciones de estudiantes por grupos</w:t>
       </w:r>
-      <w:bookmarkEnd w:id="77"/>
-    </w:p>
-    <w:p>
+      <w:bookmarkEnd w:id="82"/>
+    </w:p>
+    <w:p>
+      <w:pPr>
+        <w:rPr>
+          <w:lang w:eastAsia="es-ES"/>
+        </w:rPr>
+      </w:pPr>
       <w:r>
         <w:rPr>
           <w:lang w:eastAsia="es-ES"/>
@@ -26053,7 +27097,10 @@
         <w:tab/>
       </w:r>
       <w:r>
-        <w:t>La figura muestra la distribución de resultados académicos cuando únicamente se dispone de la información acumulada durante las cinco primeras semanas. En esta fase temprana del curso, el modelo de clustering ya es capaz de segmentar perfiles con una clara diferenciación en términos de riesgo. El grupo denominado “Riesgo crítico (inactivos)” —correspondiente al clúster 0 del GMM— concentra más del 80% de abandonos (Withdrawn) tanto en validación como en test. Esto implica que, si el modelo probabilístico asigna a un estudiante una alta pertenencia al clúster 0 en la semana 5, existe una probabilidad significativamente elevada de que dicho estudiante termine abandonando el curso. Este resultado es especialmente relevante desde la perspectiva de alerta temprana, ya que evidencia capacidad predictiva estructural cuando aún no se dispone de calificaciones consolidadas.</w:t>
+        <w:rPr>
+          <w:lang w:eastAsia="es-ES"/>
+        </w:rPr>
+        <w:t>Utilizando únicamente la información de las primeras cinco semanas, el modelo ya logra segmentar eficazmente los perfiles según su nivel de riesgo. Destaca especialmente el grupo de "Riesgo crítico (inactivos)" (clúster 0), que concentra más del 80% de los abandonos tanto en validación como en test, lo que demuestra una notable capacidad predictiva como sistema de alerta temprana. Además, los perfiles intermedios exhiben un gradiente coherente y progresivo desde las tasas de abandono hacia las de aprobación, confirmando la solidez del ordenamiento latente aprendido por el algoritmo.</w:t>
       </w:r>
     </w:p>
     <w:p>
@@ -26061,41 +27108,25 @@
         <w:ind w:firstLine="488"/>
       </w:pPr>
       <w:r>
-        <w:t xml:space="preserve">En contraste, los perfiles intermedios muestran un gradiente progresivo desde mayores tasas de abandono hacia mayores tasas de aprobación, lo que refuerza la coherencia del ordenamiento latente aprendido por el modelo. No </w:t>
-      </w:r>
-      <w:r>
-        <w:lastRenderedPageBreak/>
-        <w:t>obstante, en la semana 5 el perfil de “Alto rendimiento (estratégico)” aún no presenta una diferenciación plenamente consolidada. Aunque ya evidencia mejores resultados que los perfiles de riesgo, la separación no es concluyente en esta fase temprana, probablemente debido a la limitada información evaluativa disponible. En consecuencia, el modelo muestra mayor precisión en la detección temprana de perfiles de riesgo que en la identificación definitiva del alto rendimiento en esta etapa inicial.</w:t>
-      </w:r>
-    </w:p>
-    <w:p>
-      <w:pPr>
-        <w:ind w:firstLine="488"/>
-        <w:rPr>
-          <w:lang w:eastAsia="es-ES"/>
-        </w:rPr>
-      </w:pPr>
-      <w:r>
-        <w:rPr>
-          <w:lang w:eastAsia="es-ES"/>
-        </w:rPr>
-        <w:t xml:space="preserve">A continuación, se presentan los resultados correspondientes a la </w:t>
-      </w:r>
-      <w:r>
-        <w:rPr>
-          <w:b/>
-          <w:bCs/>
-          <w:lang w:eastAsia="es-ES"/>
-        </w:rPr>
-        <w:t>ventana temporal W20 (semana 20 del curso)</w:t>
-      </w:r>
-      <w:r>
-        <w:rPr>
-          <w:lang w:eastAsia="es-ES"/>
-        </w:rPr>
-        <w:t>, momento en el que el modelo ya dispone de una cantidad sustancial de información conductual y evaluativa acumulada. En esta fase avanzada del curso, la segmentación debería reflejar una diferenciación más nítida entre perfiles de riesgo y perfiles de alto rendimiento, permitiendo evaluar la consolidación estructural de los clústeres identificados.</w:t>
-      </w:r>
-    </w:p>
+        <w:rPr>
+          <w:lang w:eastAsia="es-ES"/>
+        </w:rPr>
+        <w:t xml:space="preserve">Sin embargo, en esta fase inicial el perfil de "Alto rendimiento (estratégico)" aún no presenta una separación concluyente, indicando que, con datos limitados, el modelo es más preciso detectando el riesgo de abandono que confirmando el éxito académico definitivo. Para evaluar la consolidación de estos grupos, a </w:t>
+      </w:r>
+      <w:r>
+        <w:rPr>
+          <w:lang w:eastAsia="es-ES"/>
+        </w:rPr>
+        <w:t>continuación,</w:t>
+      </w:r>
+      <w:r>
+        <w:rPr>
+          <w:lang w:eastAsia="es-ES"/>
+        </w:rPr>
+        <w:t xml:space="preserve"> se analizan los resultados de la semana 20 (W20); en esta etapa avanzada, la mayor acumulación de información conductual y evaluativa debería reflejar una diferenciación mucho más nítida y definitiva entre todos los clústeres.</w:t>
+      </w:r>
+    </w:p>
+    <w:p/>
     <w:p>
       <w:pPr>
         <w:keepNext/>
@@ -26105,11 +27136,12 @@
       </w:pPr>
       <w:r>
         <w:rPr>
+          <w:noProof/>
           <w:lang w:eastAsia="es-ES"/>
         </w:rPr>
         <w:drawing>
-          <wp:inline distT="0" distB="0" distL="0" distR="0" wp14:anchorId="26A8F3AF" wp14:editId="25073E83">
-            <wp:extent cx="3793490" cy="2938794"/>
+          <wp:inline distT="0" distB="0" distL="0" distR="0" wp14:anchorId="26A8F3AF" wp14:editId="411AF713">
+            <wp:extent cx="3809948" cy="2951544"/>
             <wp:effectExtent l="0" t="0" r="0" b="0"/>
             <wp:docPr id="881903726" name="Imagen 1" descr="Gráfico&#10;&#10;El contenido generado por IA puede ser incorrecto."/>
             <wp:cNvGraphicFramePr>
@@ -26123,7 +27155,7 @@
                     <pic:cNvPicPr/>
                   </pic:nvPicPr>
                   <pic:blipFill>
-                    <a:blip r:embed="rId26"/>
+                    <a:blip r:embed="rId30"/>
                     <a:stretch>
                       <a:fillRect/>
                     </a:stretch>
@@ -26131,7 +27163,7 @@
                   <pic:spPr>
                     <a:xfrm>
                       <a:off x="0" y="0"/>
-                      <a:ext cx="3829387" cy="2966603"/>
+                      <a:ext cx="3886693" cy="3010998"/>
                     </a:xfrm>
                     <a:prstGeom prst="rect">
                       <a:avLst/>
@@ -26147,11 +27179,8 @@
     <w:p>
       <w:pPr>
         <w:pStyle w:val="Descripcin"/>
-        <w:rPr>
-          <w:lang w:eastAsia="es-ES"/>
-        </w:rPr>
-      </w:pPr>
-      <w:bookmarkStart w:id="78" w:name="_Toc223211070"/>
+      </w:pPr>
+      <w:bookmarkStart w:id="83" w:name="_Toc223427398"/>
       <w:r>
         <w:t xml:space="preserve">Ilustración </w:t>
       </w:r>
@@ -26160,7 +27189,7 @@
           <w:rPr>
             <w:noProof/>
           </w:rPr>
-          <w:t>19</w:t>
+          <w:t>22</w:t>
         </w:r>
       </w:fldSimple>
       <w:r>
@@ -26169,118 +27198,54 @@
       <w:r>
         <w:t>Distribución de resultados académicos por perfil en la semana 20 (Validación y Test)</w:t>
       </w:r>
-      <w:bookmarkEnd w:id="78"/>
-    </w:p>
-    <w:p>
-      <w:pPr>
-        <w:ind w:firstLine="488"/>
-        <w:rPr>
-          <w:lang w:eastAsia="es-ES"/>
-        </w:rPr>
-      </w:pPr>
-      <w:r>
-        <w:rPr>
-          <w:lang w:eastAsia="es-ES"/>
-        </w:rPr>
-        <w:t xml:space="preserve">En la semana 20 se observa una consolidación mucho más nítida de los perfiles identificados por el modelo. El grupo de </w:t>
-      </w:r>
-      <w:r>
-        <w:rPr>
-          <w:b/>
-          <w:bCs/>
-          <w:lang w:eastAsia="es-ES"/>
-        </w:rPr>
-        <w:t>Riesgo crítico (clúster 0)</w:t>
-      </w:r>
-      <w:r>
-        <w:rPr>
-          <w:lang w:eastAsia="es-ES"/>
-        </w:rPr>
-        <w:t xml:space="preserve"> </w:t>
-      </w:r>
-      <w:r>
-        <w:rPr>
-          <w:lang w:eastAsia="es-ES"/>
-        </w:rPr>
-        <w:lastRenderedPageBreak/>
-        <w:t>mantiene una concentración muy elevada de abandono, cercana al 90% tanto en validación como en test, lo que confirma la estabilidad del patrón detectado desde etapas tempranas. Esta persistencia refuerza la capacidad del modelo para identificar estudiantes con alta probabilidad de retirada incluso con información parcial del curso.</w:t>
-      </w:r>
-    </w:p>
-    <w:p>
-      <w:pPr>
-        <w:ind w:firstLine="488"/>
-        <w:rPr>
-          <w:lang w:eastAsia="es-ES"/>
-        </w:rPr>
-      </w:pPr>
-      <w:r>
-        <w:rPr>
-          <w:lang w:eastAsia="es-ES"/>
-        </w:rPr>
-        <w:t xml:space="preserve">A diferencia de lo observado en la semana 5, el perfil de </w:t>
-      </w:r>
-      <w:r>
-        <w:rPr>
-          <w:b/>
-          <w:bCs/>
-          <w:lang w:eastAsia="es-ES"/>
-        </w:rPr>
-        <w:t>Alto rendimiento (estratégico)</w:t>
-      </w:r>
-      <w:r>
-        <w:rPr>
-          <w:lang w:eastAsia="es-ES"/>
-        </w:rPr>
-        <w:t xml:space="preserve"> presenta ahora una diferenciación mucho más clara, concentrando más del 60% de aprobados y una tasa de abandono reducida. Esto sugiere que, conforme avanza el curso y se incorporan evidencias evaluativas adicionales, el espacio latente se estructura de manera más definida, permitiendo separar con mayor precisión tanto los perfiles de riesgo como los de éxito académico. En conjunto, la comparación entre W5 y W20 evidencia que la segmentación no solo es estable, sino que gana poder discriminativo a medida que aumenta la información disponible.</w:t>
-      </w:r>
-    </w:p>
-    <w:p>
-      <w:pPr>
-        <w:ind w:firstLine="488"/>
-        <w:rPr>
-          <w:lang w:eastAsia="es-ES"/>
-        </w:rPr>
-      </w:pPr>
-      <w:r>
-        <w:rPr>
-          <w:lang w:eastAsia="es-ES"/>
-        </w:rPr>
-        <w:t>Con el fin de dotar de interpretabilidad a los perfiles identificados, en el apartado de XAI se analizarán las variables que discriminan cada clúster mediante la matriz Z-</w:t>
+      <w:bookmarkEnd w:id="83"/>
+    </w:p>
+    <w:p>
+      <w:pPr>
+        <w:spacing w:after="0"/>
+        <w:ind w:firstLine="708"/>
+      </w:pPr>
+      <w:r>
+        <w:t>En la semana 20 (W20), la mayor acumulación de datos permite una consolidación mucho más nítida de los perfiles. Por un lado, el grupo de "Riesgo crítico" (clúster 0) reafirma su estabilidad manteniendo una tasa de abandono cercana al 90%, lo que confirma la fiabilidad de la alerta temprana. Por otro lado, a diferencia de lo ocurrido en la semana 5, el perfil de "Alto rendimiento" logra ahora una diferenciación clara, concentrando más del 60% de aprobados con un abandono mínimo. Esta evolución demuestra que, al incorporar más evidencias a lo largo del curso, el modelo aumenta significativamente su poder discriminativo</w:t>
+      </w:r>
+      <w:r>
+        <w:t>.</w:t>
+      </w:r>
+    </w:p>
+    <w:p>
+      <w:pPr>
+        <w:spacing w:after="0"/>
+        <w:ind w:firstLine="284"/>
+      </w:pPr>
+      <w:r>
+        <w:t>Para dotar de interpretabilidad a estos resultados, la sección de Inteligencia Artificial Explicable (XAI)</w:t>
+      </w:r>
+      <w:r>
+        <w:t xml:space="preserve"> enfocada en clustering</w:t>
+      </w:r>
+      <w:r>
+        <w:t xml:space="preserve"> empleará una matriz Z-</w:t>
       </w:r>
       <w:proofErr w:type="spellStart"/>
       <w:r>
-        <w:rPr>
-          <w:lang w:eastAsia="es-ES"/>
-        </w:rPr>
         <w:t>Effect</w:t>
       </w:r>
       <w:proofErr w:type="spellEnd"/>
       <w:r>
-        <w:rPr>
-          <w:lang w:eastAsia="es-ES"/>
-        </w:rPr>
-        <w:t xml:space="preserve">, la cual permite observar el grado de sobrerrepresentación o </w:t>
-      </w:r>
-      <w:proofErr w:type="spellStart"/>
-      <w:r>
-        <w:rPr>
-          <w:lang w:eastAsia="es-ES"/>
-        </w:rPr>
-        <w:t>infrarepresentación</w:t>
-      </w:r>
-      <w:proofErr w:type="spellEnd"/>
-      <w:r>
-        <w:rPr>
-          <w:lang w:eastAsia="es-ES"/>
-        </w:rPr>
-        <w:t xml:space="preserve"> de cada variable respecto a la media global. Este enfoque facilita la identificación de los patrones conductuales más característicos de cada perfil, evidenciando qué dimensiones explican su diferenciación estructural. Aunque los perfiles intermedios no siempre presentan contrastes tan visualmente marcados como los extremos (riesgo crítico y alto rendimiento), el análisis detallado de los efectos estandarizados permite detectar matices conductuales específicos que justifican su agrupación. De este modo, la matriz no solo confirma la coherencia estadística del clustering, sino que aporta una interpretación semántica clara sobre los factores que configuran cada perfil.</w:t>
-      </w:r>
+        <w:t xml:space="preserve">. Esta herramienta analiza la desviación de cada variable respecto a la media global, permitiendo identificar los patrones conductuales que definen a los perfiles extremos y revelando los matices específicos que justifican las agrupaciones intermedias. </w:t>
+      </w:r>
+    </w:p>
+    <w:p>
+      <w:pPr>
+        <w:spacing w:after="0"/>
+        <w:ind w:firstLine="284"/>
+      </w:pPr>
     </w:p>
     <w:p>
       <w:pPr>
         <w:pStyle w:val="Ttulo2"/>
       </w:pPr>
-      <w:bookmarkStart w:id="79" w:name="_Toc223211369"/>
+      <w:bookmarkStart w:id="84" w:name="_Toc223427467"/>
       <w:r>
         <w:lastRenderedPageBreak/>
         <w:t xml:space="preserve">Resultados en </w:t>
@@ -26293,7 +27258,7 @@
       <w:r>
         <w:t>.</w:t>
       </w:r>
-      <w:bookmarkEnd w:id="79"/>
+      <w:bookmarkEnd w:id="84"/>
     </w:p>
     <w:p>
       <w:pPr>
@@ -26310,11 +27275,9 @@
       <w:r>
         <w:t xml:space="preserve"> permite adaptar de forma flexible la definición del problema de clasificación, pudiendo abordarse como tarea binaria, </w:t>
       </w:r>
-      <w:proofErr w:type="spellStart"/>
-      <w:r>
-        <w:t>trinaria</w:t>
-      </w:r>
-      <w:proofErr w:type="spellEnd"/>
+      <w:r>
+        <w:t>trinaría</w:t>
+      </w:r>
       <w:r>
         <w:t xml:space="preserve"> o cuaternaria en función de la configuración de las etiquetas. En los siguientes epígrafes se analizará cada una de estas formulaciones de manera independiente.</w:t>
       </w:r>
@@ -26323,11 +27286,11 @@
       <w:pPr>
         <w:pStyle w:val="Ttulo3"/>
       </w:pPr>
-      <w:bookmarkStart w:id="80" w:name="_Toc223211370"/>
+      <w:bookmarkStart w:id="85" w:name="_Toc223427468"/>
       <w:r>
         <w:t>Clasificación binaria: Aprobar vs Abandonar.</w:t>
       </w:r>
-      <w:bookmarkEnd w:id="80"/>
+      <w:bookmarkEnd w:id="85"/>
     </w:p>
     <w:p>
       <w:pPr>
@@ -27622,7 +28585,7 @@
           <w:lang w:eastAsia="es-ES"/>
         </w:rPr>
       </w:pPr>
-      <w:bookmarkStart w:id="81" w:name="_Toc223211045"/>
+      <w:bookmarkStart w:id="86" w:name="_Toc223427400"/>
       <w:r>
         <w:rPr>
           <w:b/>
@@ -27669,7 +28632,7 @@
       <w:r>
         <w:t xml:space="preserve"> Métricas obtenidas en clasificación binaria (Éxito vs Abandono)</w:t>
       </w:r>
-      <w:bookmarkEnd w:id="81"/>
+      <w:bookmarkEnd w:id="86"/>
     </w:p>
     <w:p>
       <w:pPr>
@@ -27745,24 +28708,34 @@
       <w:pPr>
         <w:pStyle w:val="Ttulo3"/>
       </w:pPr>
-      <w:bookmarkStart w:id="82" w:name="_Toc223211371"/>
+      <w:bookmarkStart w:id="87" w:name="_Toc223427469"/>
       <w:r>
         <w:t>Otros tipos de clasificación.</w:t>
       </w:r>
-      <w:bookmarkEnd w:id="82"/>
+      <w:bookmarkEnd w:id="87"/>
     </w:p>
     <w:p>
       <w:pPr>
         <w:ind w:firstLine="488"/>
       </w:pPr>
       <w:r>
-        <w:t xml:space="preserve">De forma complementaria a la formulación binaria principal (Éxito vs. Fracaso), se evaluaron configuraciones de clasificación </w:t>
-      </w:r>
-      <w:proofErr w:type="spellStart"/>
-      <w:r>
-        <w:t>trinaria</w:t>
-      </w:r>
-      <w:proofErr w:type="spellEnd"/>
+        <w:t>De forma complementaria a la formulación binaria principal (</w:t>
+      </w:r>
+      <w:r>
+        <w:t>Aprobados</w:t>
+      </w:r>
+      <w:r>
+        <w:t xml:space="preserve"> vs. </w:t>
+      </w:r>
+      <w:r>
+        <w:t>Abandonos</w:t>
+      </w:r>
+      <w:r>
+        <w:t xml:space="preserve">), se evaluaron configuraciones de clasificación </w:t>
+      </w:r>
+      <w:r>
+        <w:t>trinaría</w:t>
+      </w:r>
       <w:r>
         <w:t xml:space="preserve"> y cuaternaria con el objetivo de analizar el comportamiento del modelo bajo escenarios de mayor granularidad. Los resultados completos pueden consultarse en el </w:t>
       </w:r>
@@ -27775,7 +28748,13 @@
         </w:r>
       </w:hyperlink>
       <w:r>
-        <w:t xml:space="preserve">, donde se detallan todas las métricas por ventana temporal. De manera general, se observa una evolución coherente y progresiva del rendimiento en ambos casos: las métricas mejoran sistemáticamente conforme aumenta la información disponible (W=5 </w:t>
+        <w:t xml:space="preserve">, donde se detallan todas las métricas por ventana temporal. De manera general, se observa una evolución coherente y progresiva del rendimiento en </w:t>
+      </w:r>
+      <w:r>
+        <w:t>todos los</w:t>
+      </w:r>
+      <w:r>
+        <w:t xml:space="preserve"> casos: las métricas mejoran sistemáticamente conforme aumenta la información disponible (W=5 </w:t>
       </w:r>
       <w:r>
         <w:rPr>
@@ -27805,14 +28784,16 @@
         <w:t>rdida desciende de forma estable, lo que confirma la consistencia del entrenamiento.</w:t>
       </w:r>
     </w:p>
-    <w:p/>
     <w:p>
       <w:pPr>
         <w:ind w:firstLine="284"/>
       </w:pPr>
       <w:r>
+        <w:t xml:space="preserve">No obstante, el incremento en el número de clases introduce una mayor complejidad en la frontera de decisión, reduciendo el rendimiento global respecto </w:t>
+      </w:r>
+      <w:r>
         <w:lastRenderedPageBreak/>
-        <w:t xml:space="preserve">No obstante, el incremento en el número de clases introduce una mayor complejidad en la frontera de decisión, reduciendo el rendimiento global respecto a la formulación binaria. En el escenario </w:t>
+        <w:t xml:space="preserve">a la formulación binaria. En el escenario </w:t>
       </w:r>
       <w:proofErr w:type="spellStart"/>
       <w:r>
@@ -27868,22 +28849,22 @@
       <w:pPr>
         <w:pStyle w:val="Ttulo2"/>
       </w:pPr>
-      <w:bookmarkStart w:id="83" w:name="_Toc223211372"/>
+      <w:bookmarkStart w:id="88" w:name="_Toc223427470"/>
       <w:r>
         <w:lastRenderedPageBreak/>
         <w:t>IA Explicable (XAI).</w:t>
       </w:r>
-      <w:bookmarkEnd w:id="83"/>
+      <w:bookmarkEnd w:id="88"/>
     </w:p>
     <w:p>
       <w:pPr>
         <w:pStyle w:val="Ttulo3"/>
       </w:pPr>
-      <w:bookmarkStart w:id="84" w:name="_Toc223211373"/>
+      <w:bookmarkStart w:id="89" w:name="_Toc223427471"/>
       <w:r>
         <w:t>IA Explicativa en el clustering.</w:t>
       </w:r>
-      <w:bookmarkEnd w:id="84"/>
+      <w:bookmarkEnd w:id="89"/>
       <w:r>
         <w:t xml:space="preserve"> </w:t>
       </w:r>
@@ -27979,11 +28960,12 @@
       </w:pPr>
       <w:r>
         <w:rPr>
+          <w:noProof/>
           <w:lang w:eastAsia="es-ES"/>
         </w:rPr>
         <w:drawing>
-          <wp:inline distT="0" distB="0" distL="0" distR="0" wp14:anchorId="7F62320D" wp14:editId="1704EC82">
-            <wp:extent cx="4409283" cy="3711388"/>
+          <wp:inline distT="0" distB="0" distL="0" distR="0" wp14:anchorId="7F62320D" wp14:editId="5426D28E">
+            <wp:extent cx="4627281" cy="3894881"/>
             <wp:effectExtent l="0" t="0" r="0" b="0"/>
             <wp:docPr id="103853173" name="Imagen 1" descr="Interfaz de usuario gráfica&#10;&#10;El contenido generado por IA puede ser incorrecto."/>
             <wp:cNvGraphicFramePr>
@@ -27997,7 +28979,7 @@
                     <pic:cNvPicPr/>
                   </pic:nvPicPr>
                   <pic:blipFill>
-                    <a:blip r:embed="rId27"/>
+                    <a:blip r:embed="rId31"/>
                     <a:stretch>
                       <a:fillRect/>
                     </a:stretch>
@@ -28005,7 +28987,7 @@
                   <pic:spPr>
                     <a:xfrm>
                       <a:off x="0" y="0"/>
-                      <a:ext cx="4440187" cy="3737400"/>
+                      <a:ext cx="4665945" cy="3927426"/>
                     </a:xfrm>
                     <a:prstGeom prst="rect">
                       <a:avLst/>
@@ -28022,7 +29004,7 @@
       <w:pPr>
         <w:pStyle w:val="Descripcin"/>
       </w:pPr>
-      <w:bookmarkStart w:id="85" w:name="_Toc223211071"/>
+      <w:bookmarkStart w:id="90" w:name="_Toc223427399"/>
       <w:r>
         <w:t xml:space="preserve">Ilustración </w:t>
       </w:r>
@@ -28031,7 +29013,7 @@
           <w:rPr>
             <w:noProof/>
           </w:rPr>
-          <w:t>20</w:t>
+          <w:t>23</w:t>
         </w:r>
       </w:fldSimple>
       <w:r>
@@ -28048,15 +29030,15 @@
       <w:r>
         <w:t xml:space="preserve"> de las 30 variables más discriminativas por clúster (W25)</w:t>
       </w:r>
-      <w:bookmarkEnd w:id="85"/>
-    </w:p>
-    <w:p>
-      <w:pPr>
-        <w:ind w:firstLine="708"/>
+      <w:bookmarkEnd w:id="90"/>
+    </w:p>
+    <w:p>
+      <w:pPr>
+        <w:ind w:firstLine="357"/>
       </w:pPr>
       <w:r>
         <w:lastRenderedPageBreak/>
-        <w:t>La matriz Z-</w:t>
+        <w:t>El análisis de la matriz Z-</w:t>
       </w:r>
       <w:proofErr w:type="spellStart"/>
       <w:r>
@@ -28064,11 +29046,11 @@
       </w:r>
       <w:proofErr w:type="spellEnd"/>
       <w:r>
-        <w:t xml:space="preserve"> muestra contrastes estructurales muy marcados entre los perfiles extremos. El clúster Riesgo crítico (inactivos) presenta valores fuertemente negativos en prácticamente todas las métricas de interacción (</w:t>
+        <w:t xml:space="preserve"> revela contrastes estructurales muy definidos y confirma que los clústeres no son categorías aisladas, sino posiciones dentro de un continuo conductual estructurado principalmente por la regularidad temporal, la recencia de la actividad y el rendimiento evaluativo (</w:t>
       </w:r>
       <w:proofErr w:type="spellStart"/>
       <w:r>
-        <w:t>activity_diversity</w:t>
+        <w:t>api_index</w:t>
       </w:r>
       <w:proofErr w:type="spellEnd"/>
       <w:r>
@@ -28076,296 +29058,226 @@
       </w:r>
       <w:proofErr w:type="spellStart"/>
       <w:r>
-        <w:t>total_weighted_engagement</w:t>
+        <w:t>pass_ratio</w:t>
       </w:r>
       <w:proofErr w:type="spellEnd"/>
       <w:r>
-        <w:t xml:space="preserve">, </w:t>
-      </w:r>
-      <w:proofErr w:type="spellStart"/>
-      <w:r>
-        <w:t>clicks_homepage</w:t>
-      </w:r>
-      <w:proofErr w:type="spellEnd"/>
-      <w:r>
-        <w:t xml:space="preserve">, </w:t>
-      </w:r>
-      <w:proofErr w:type="spellStart"/>
-      <w:r>
-        <w:t>clicks_subpage</w:t>
-      </w:r>
-      <w:proofErr w:type="spellEnd"/>
-      <w:r>
-        <w:t xml:space="preserve">, </w:t>
-      </w:r>
-      <w:proofErr w:type="spellStart"/>
-      <w:r>
-        <w:t>clicks_resource</w:t>
-      </w:r>
-      <w:proofErr w:type="spellEnd"/>
-      <w:r>
-        <w:t>, etc.), así como en indicadores de regularidad (</w:t>
-      </w:r>
-      <w:proofErr w:type="spellStart"/>
-      <w:r>
-        <w:t>active_weeks</w:t>
-      </w:r>
-      <w:proofErr w:type="spellEnd"/>
-      <w:r>
-        <w:t xml:space="preserve">, </w:t>
-      </w:r>
-      <w:proofErr w:type="spellStart"/>
-      <w:r>
-        <w:t>active_ratio_uptoW</w:t>
-      </w:r>
-      <w:proofErr w:type="spellEnd"/>
-      <w:r>
-        <w:t xml:space="preserve">, </w:t>
-      </w:r>
-      <w:proofErr w:type="spellStart"/>
-      <w:r>
-        <w:t>streak_max_uptoW</w:t>
-      </w:r>
-      <w:proofErr w:type="spellEnd"/>
-      <w:r>
-        <w:t xml:space="preserve">). En paralelo, exhibe valores positivos elevados en </w:t>
-      </w:r>
-      <w:proofErr w:type="spellStart"/>
-      <w:r>
-        <w:t>weeks_since_last_activity</w:t>
-      </w:r>
-      <w:proofErr w:type="spellEnd"/>
-      <w:r>
-        <w:t xml:space="preserve"> y </w:t>
-      </w:r>
-      <w:proofErr w:type="spellStart"/>
-      <w:r>
-        <w:t>weeks_since_last_submission</w:t>
-      </w:r>
-      <w:proofErr w:type="spellEnd"/>
-      <w:r>
-        <w:t>, confirmando un patrón claro de desvinculación y pérdida de continuidad. Este perfil no solo interactúa poco, sino que además presenta largos periodos de inactividad y escasa participación evaluativa.</w:t>
-      </w:r>
-    </w:p>
-    <w:p>
-      <w:pPr>
-        <w:ind w:firstLine="708"/>
-      </w:pPr>
-      <w:r>
-        <w:t>En el extremo opuesto, el perfil de Alto rendimiento (estratégico) muestra sobrerrepresentación consistente en métricas de participación sostenida (</w:t>
-      </w:r>
-      <w:proofErr w:type="spellStart"/>
-      <w:r>
-        <w:t>active_weeks</w:t>
-      </w:r>
-      <w:proofErr w:type="spellEnd"/>
-      <w:r>
-        <w:t xml:space="preserve">, </w:t>
-      </w:r>
-      <w:proofErr w:type="spellStart"/>
-      <w:r>
-        <w:t>active_ratio_uptoW</w:t>
-      </w:r>
-      <w:proofErr w:type="spellEnd"/>
-      <w:r>
-        <w:t>), regularidad temporal (</w:t>
-      </w:r>
-      <w:proofErr w:type="spellStart"/>
-      <w:r>
-        <w:t>temporal_entropy_uptoW</w:t>
-      </w:r>
-      <w:proofErr w:type="spellEnd"/>
-      <w:r>
-        <w:t>), intensidad de interacción y rendimiento académico (</w:t>
-      </w:r>
-      <w:proofErr w:type="spellStart"/>
-      <w:r>
-        <w:t>avg_score</w:t>
-      </w:r>
-      <w:proofErr w:type="spellEnd"/>
-      <w:r>
-        <w:t xml:space="preserve">, </w:t>
-      </w:r>
-      <w:proofErr w:type="spellStart"/>
-      <w:r>
-        <w:t>pass_ratio</w:t>
-      </w:r>
-      <w:proofErr w:type="spellEnd"/>
-      <w:r>
-        <w:t xml:space="preserve">, </w:t>
-      </w:r>
-      <w:proofErr w:type="spellStart"/>
-      <w:r>
-        <w:t>api_index</w:t>
-      </w:r>
-      <w:proofErr w:type="spellEnd"/>
-      <w:r>
-        <w:t>). Además, destacan indicadores de anticipación (</w:t>
-      </w:r>
-      <w:proofErr w:type="spellStart"/>
-      <w:r>
-        <w:t>prestart_active_weeks</w:t>
-      </w:r>
-      <w:proofErr w:type="spellEnd"/>
-      <w:r>
-        <w:t xml:space="preserve">, </w:t>
-      </w:r>
-      <w:proofErr w:type="spellStart"/>
-      <w:r>
-        <w:t>prestart_clicks_total</w:t>
-      </w:r>
-      <w:proofErr w:type="spellEnd"/>
-      <w:r>
-        <w:t xml:space="preserve">, </w:t>
-      </w:r>
-      <w:proofErr w:type="spellStart"/>
-      <w:r>
-        <w:t>prestart_anticipation</w:t>
-      </w:r>
-      <w:proofErr w:type="spellEnd"/>
-      <w:r>
-        <w:t>), lo que sugiere comportamientos proactivos previos al inicio oficial del curso. Este clúster combina actividad constante, diversificación de recursos y resultados académicos positivos, configurando un patrón de implicación estratégica.</w:t>
-      </w:r>
-    </w:p>
-    <w:p>
-      <w:pPr>
-        <w:ind w:firstLine="708"/>
-      </w:pPr>
-      <w:r>
-        <w:t>Los perfiles intermedios presentan configuraciones híbridas. El Perfil intermedio A muestra cierta concentración temprana de actividad (</w:t>
-      </w:r>
-      <w:proofErr w:type="spellStart"/>
-      <w:r>
-        <w:t>early_weeks_ratio</w:t>
-      </w:r>
-      <w:proofErr w:type="spellEnd"/>
-      <w:r>
-        <w:t xml:space="preserve">, </w:t>
-      </w:r>
-      <w:proofErr w:type="spellStart"/>
-      <w:r>
-        <w:t>curiosity_index</w:t>
-      </w:r>
-      <w:proofErr w:type="spellEnd"/>
-      <w:r>
-        <w:t xml:space="preserve"> elevados), pero sin consolidar regularidad posterior, mientras que el Perfil intermedio B mantiene niveles moderados de interacción y rendimiento. El Perfil intermedio C se aproxima al perfil estratégico en intensidad y regularidad, aunque con menor componente de anticipación y rendimiento consolidado. Esta gradación confirma que los </w:t>
-      </w:r>
-      <w:r>
-        <w:lastRenderedPageBreak/>
-        <w:t>clústeres no son categorías discretas arbitrarias, sino posiciones dentro de un continuo conductual.</w:t>
-      </w:r>
-    </w:p>
-    <w:p>
-      <w:pPr>
-        <w:ind w:firstLine="708"/>
-      </w:pPr>
-      <w:r>
-        <w:t>Entre las variables con mayor capacidad discriminativa destacan aquellas relacionadas con regularidad temporal (</w:t>
-      </w:r>
-      <w:proofErr w:type="spellStart"/>
-      <w:r>
-        <w:t>active_weeks</w:t>
-      </w:r>
-      <w:proofErr w:type="spellEnd"/>
-      <w:r>
-        <w:t xml:space="preserve">, </w:t>
-      </w:r>
-      <w:proofErr w:type="spellStart"/>
-      <w:r>
-        <w:t>active_ratio_uptoW</w:t>
-      </w:r>
-      <w:proofErr w:type="spellEnd"/>
-      <w:r>
-        <w:t xml:space="preserve">, </w:t>
-      </w:r>
-      <w:proofErr w:type="spellStart"/>
-      <w:r>
-        <w:t>temporal_entropy_uptoW</w:t>
-      </w:r>
-      <w:proofErr w:type="spellEnd"/>
-      <w:r>
-        <w:t>), recencia de actividad (</w:t>
-      </w:r>
-      <w:proofErr w:type="spellStart"/>
-      <w:r>
-        <w:t>weeks_since_last_activity</w:t>
-      </w:r>
-      <w:proofErr w:type="spellEnd"/>
-      <w:r>
-        <w:t xml:space="preserve">, </w:t>
-      </w:r>
-      <w:proofErr w:type="spellStart"/>
-      <w:r>
-        <w:t>weeks_since_last_submission</w:t>
-      </w:r>
-      <w:proofErr w:type="spellEnd"/>
-      <w:r>
-        <w:t>) y rendimiento compuesto (</w:t>
-      </w:r>
-      <w:proofErr w:type="spellStart"/>
-      <w:r>
-        <w:t>api_index</w:t>
-      </w:r>
-      <w:proofErr w:type="spellEnd"/>
-      <w:r>
-        <w:t xml:space="preserve">, </w:t>
-      </w:r>
-      <w:proofErr w:type="spellStart"/>
-      <w:r>
-        <w:t>pass_ratio</w:t>
-      </w:r>
-      <w:proofErr w:type="spellEnd"/>
-      <w:r>
-        <w:t>). Estas dimensiones parecen estructurar el eje principal que separa riesgo de éxito académico. La diversidad y volumen de clics también contribuyen a la diferenciación, pero es la combinación entre continuidad temporal y rendimiento evaluativo la que explica con mayor claridad la separación entre perfiles extremos.</w:t>
-      </w:r>
-    </w:p>
-    <w:p>
-      <w:pPr>
-        <w:ind w:firstLine="357"/>
-      </w:pPr>
-      <w:r>
-        <w:t xml:space="preserve">Desde una perspectiva aplicada, estos resultados sugieren líneas de intervención diferenciadas. El perfil de Riesgo crítico </w:t>
-      </w:r>
+        <w:t>). Esta diferenciación permite caracterizar los siguientes perfiles y definir intervenciones adaptativas:</w:t>
+      </w:r>
+    </w:p>
+    <w:p>
+      <w:pPr>
+        <w:pStyle w:val="Prrafodelista"/>
+        <w:numPr>
+          <w:ilvl w:val="0"/>
+          <w:numId w:val="41"/>
+        </w:numPr>
+        <w:ind w:left="567" w:hanging="425"/>
+      </w:pPr>
       <w:r>
         <w:rPr>
           <w:b/>
           <w:bCs/>
         </w:rPr>
-        <w:t>requiere acciones tempranas centradas en reactivación y seguimiento de continuidad</w:t>
-      </w:r>
-      <w:r>
-        <w:t xml:space="preserve">, priorizando la reducción de periodos de inactividad prolongada. Los perfiles intermedios </w:t>
-      </w:r>
+        <w:t>Riesgo crítico (inactivos):</w:t>
+      </w:r>
+      <w:r>
+        <w:t xml:space="preserve"> Evidencia una fuerte desvinculación, con valores mínimos en interacción y regularidad (</w:t>
+      </w:r>
+      <w:proofErr w:type="spellStart"/>
+      <w:r>
+        <w:t>active_weeks</w:t>
+      </w:r>
+      <w:proofErr w:type="spellEnd"/>
+      <w:r>
+        <w:t xml:space="preserve">, </w:t>
+      </w:r>
+      <w:proofErr w:type="spellStart"/>
+      <w:r>
+        <w:t>activity_diversity</w:t>
+      </w:r>
+      <w:proofErr w:type="spellEnd"/>
+      <w:r>
+        <w:t>) y máximos en inactividad prolongada (</w:t>
+      </w:r>
+      <w:proofErr w:type="spellStart"/>
+      <w:r>
+        <w:t>weeks_since_last_activity</w:t>
+      </w:r>
+      <w:proofErr w:type="spellEnd"/>
+      <w:r>
+        <w:t>). Requiere intervenciones tempranas centradas en la reactivación y el seguimiento continuo.</w:t>
+      </w:r>
+    </w:p>
+    <w:p>
+      <w:pPr>
+        <w:pStyle w:val="Prrafodelista"/>
+        <w:numPr>
+          <w:ilvl w:val="0"/>
+          <w:numId w:val="41"/>
+        </w:numPr>
+        <w:ind w:left="567" w:hanging="425"/>
+      </w:pPr>
       <w:r>
         <w:rPr>
           <w:b/>
           <w:bCs/>
         </w:rPr>
-        <w:t>podrían beneficiarse de estrategias de acompañamiento que fomenten regularidad y consolidación evaluativa</w:t>
-      </w:r>
-      <w:r>
-        <w:t>, evitando la transición hacia abandono. En cambio, el perfil de Alto rendimiento puede ser objeto de estrategias de</w:t>
-      </w:r>
+        <w:t>Alto rendimiento (estratégico):</w:t>
+      </w:r>
+      <w:r>
+        <w:t xml:space="preserve"> Destaca por su participación sostenida, intensidad de interacción y éxito académico. Su rasgo más distintivo es el comportamiento proactivo previo al inicio del curso (</w:t>
+      </w:r>
+      <w:proofErr w:type="spellStart"/>
+      <w:r>
+        <w:t>prestart_active_weeks</w:t>
+      </w:r>
+      <w:proofErr w:type="spellEnd"/>
+      <w:r>
+        <w:t xml:space="preserve">, </w:t>
+      </w:r>
+      <w:proofErr w:type="spellStart"/>
+      <w:r>
+        <w:t>prestart_anticipation</w:t>
+      </w:r>
+      <w:proofErr w:type="spellEnd"/>
+      <w:r>
+        <w:t>). Son candidatos ideales para estrategias de enriquecimiento o mentoría.</w:t>
+      </w:r>
+    </w:p>
+    <w:p>
+      <w:pPr>
+        <w:pStyle w:val="Prrafodelista"/>
+        <w:numPr>
+          <w:ilvl w:val="0"/>
+          <w:numId w:val="41"/>
+        </w:numPr>
+        <w:ind w:left="567" w:hanging="425"/>
+      </w:pPr>
       <w:r>
         <w:rPr>
           <w:b/>
           <w:bCs/>
         </w:rPr>
-        <w:t xml:space="preserve"> enriquecimiento o mentoría, aprovechando su comportamiento estratégico y proactivo.</w:t>
-      </w:r>
-      <w:r>
-        <w:t xml:space="preserve"> De este modo, la interpretación explicativa del clustering no solo valida el modelo estadísticamente, sino que proporciona una base operativa para intervenciones educativas adaptativas.</w:t>
+        <w:t>Perfiles intermedios (A, B y C):</w:t>
+      </w:r>
+      <w:r>
+        <w:t xml:space="preserve"> Presentan configuraciones híbridas que se benefician de estrategias de acompañamiento para consolidar la regularidad y evitar el abandono. El Perfil A concentra su actividad al inicio (</w:t>
+      </w:r>
+      <w:proofErr w:type="spellStart"/>
+      <w:r>
+        <w:t>early_weeks_ratio</w:t>
+      </w:r>
+      <w:proofErr w:type="spellEnd"/>
+      <w:r>
+        <w:t>), el Perfil B mantiene una interacción moderada, y el Perfil C se aproxima al alto rendimiento, aunque sin consolidar su nivel de anticipación.</w:t>
       </w:r>
     </w:p>
     <w:p>
       <w:pPr>
         <w:spacing w:after="0" w:line="240" w:lineRule="auto"/>
         <w:jc w:val="left"/>
-        <w:rPr>
-          <w:lang w:eastAsia="es-ES"/>
-        </w:rPr>
-      </w:pPr>
-      <w:r>
+      </w:pPr>
+      <w:r>
+        <w:br w:type="page"/>
+      </w:r>
+    </w:p>
+    <w:p>
+      <w:pPr>
+        <w:pStyle w:val="Ttulo1"/>
+      </w:pPr>
+      <w:r>
+        <w:lastRenderedPageBreak/>
+        <w:t xml:space="preserve"> </w:t>
+      </w:r>
+      <w:bookmarkStart w:id="91" w:name="_Toc223427472"/>
+      <w:r>
+        <w:t>Conclusiones.</w:t>
+      </w:r>
+      <w:bookmarkEnd w:id="91"/>
+    </w:p>
+    <w:p>
+      <w:pPr>
+        <w:ind w:firstLine="357"/>
+      </w:pPr>
+      <w:r>
+        <w:t xml:space="preserve">En el apartado 5.5.5 se confirma y ratifica que añadir características de </w:t>
+      </w:r>
+      <w:proofErr w:type="spellStart"/>
+      <w:r>
+        <w:t>custering</w:t>
+      </w:r>
+      <w:proofErr w:type="spellEnd"/>
+      <w:r>
+        <w:t xml:space="preserve"> mejoro las métricas, hay que subrayar que es el caso particular de este problema, con esta estructura de datos y que para sacar conclusiones </w:t>
+      </w:r>
+      <w:proofErr w:type="spellStart"/>
+      <w:r>
+        <w:t>mas</w:t>
+      </w:r>
+      <w:proofErr w:type="spellEnd"/>
+      <w:r>
+        <w:t xml:space="preserve"> generales habría que probar con diferentes </w:t>
+      </w:r>
+      <w:proofErr w:type="spellStart"/>
+      <w:r>
+        <w:t>datasets</w:t>
+      </w:r>
+      <w:proofErr w:type="spellEnd"/>
+      <w:r>
+        <w:t xml:space="preserve"> y siguiendo estrategias similares por lo que la premisa de que hacer clustering previo mejora los resultados de manera general, sería muy arriesgado.</w:t>
+      </w:r>
+    </w:p>
+    <w:p>
+      <w:pPr>
+        <w:ind w:firstLine="357"/>
+      </w:pPr>
+      <w:r>
+        <w:t xml:space="preserve">Desde una perspectiva aplicada, estos resultados sugieren líneas de intervención diferenciadas. El perfil de Riesgo crítico </w:t>
+      </w:r>
+      <w:r>
+        <w:rPr>
+          <w:b/>
+          <w:bCs/>
+        </w:rPr>
+        <w:t>requiere acciones tempranas centradas en reactivación y seguimiento de continuidad</w:t>
+      </w:r>
+      <w:r>
+        <w:t xml:space="preserve">, priorizando la reducción de periodos de inactividad prolongada. Los perfiles intermedios </w:t>
+      </w:r>
+      <w:r>
+        <w:rPr>
+          <w:b/>
+          <w:bCs/>
+        </w:rPr>
+        <w:t>podrían beneficiarse de estrategias de acompañamiento que fomenten regularidad y consolidación evaluativa</w:t>
+      </w:r>
+      <w:r>
+        <w:t>, evitando la transición hacia abandono. En cambio, el perfil de Alto rendimiento puede ser objeto de estrategias de</w:t>
+      </w:r>
+      <w:r>
+        <w:rPr>
+          <w:b/>
+          <w:bCs/>
+        </w:rPr>
+        <w:t xml:space="preserve"> enriquecimiento o mentoría, aprovechando su comportamiento estratégico y proactivo.</w:t>
+      </w:r>
+      <w:r>
+        <w:t xml:space="preserve"> De este modo, la interpretación explicativa del clustering no solo valida el modelo estadísticamente, sino que proporciona una base operativa para intervenciones educativas adaptativas.</w:t>
+      </w:r>
+    </w:p>
+    <w:p>
+      <w:pPr>
+        <w:spacing w:after="0" w:line="240" w:lineRule="auto"/>
+        <w:jc w:val="left"/>
+        <w:rPr>
+          <w:lang w:eastAsia="es-ES"/>
+        </w:rPr>
+      </w:pPr>
+      <w:r>
+        <w:rPr>
+          <w:lang w:eastAsia="es-ES"/>
+        </w:rPr>
         <w:br w:type="page"/>
       </w:r>
     </w:p>
@@ -28391,7 +29303,7 @@
         </w:rPr>
       </w:sdtEndPr>
       <w:sdtContent>
-        <w:bookmarkStart w:id="86" w:name="_Toc223211374" w:displacedByCustomXml="prev"/>
+        <w:bookmarkStart w:id="92" w:name="_Toc223427473" w:displacedByCustomXml="prev"/>
         <w:p>
           <w:pPr>
             <w:pStyle w:val="Ttulo1"/>
@@ -28406,7 +29318,7 @@
           <w:r>
             <w:t>Referencias</w:t>
           </w:r>
-          <w:bookmarkEnd w:id="86"/>
+          <w:bookmarkEnd w:id="92"/>
         </w:p>
         <w:sdt>
           <w:sdtPr>
@@ -28416,7 +29328,6 @@
             <w:id w:val="-573587230"/>
             <w:bibliography/>
           </w:sdtPr>
-          <w:sdtEndPr/>
           <w:sdtContent>
             <w:p>
               <w:pPr>
@@ -29048,9 +29959,9 @@
         </w:numPr>
         <w:ind w:left="360"/>
       </w:pPr>
-      <w:bookmarkStart w:id="87" w:name="_Apéndice_I:_Repositorio"/>
-      <w:bookmarkStart w:id="88" w:name="_Toc223211375"/>
-      <w:bookmarkEnd w:id="87"/>
+      <w:bookmarkStart w:id="93" w:name="_Apéndice_I:_Repositorio"/>
+      <w:bookmarkStart w:id="94" w:name="_Toc223427474"/>
+      <w:bookmarkEnd w:id="93"/>
       <w:r>
         <w:lastRenderedPageBreak/>
         <w:t>Apéndice I</w:t>
@@ -29058,7 +29969,7 @@
       <w:r>
         <w:t>: Repositorio de Código y Reproducibilidad</w:t>
       </w:r>
-      <w:bookmarkEnd w:id="88"/>
+      <w:bookmarkEnd w:id="94"/>
     </w:p>
     <w:p>
       <w:pPr>
@@ -29183,7 +30094,7 @@
                 <w:szCs w:val="24"/>
               </w:rPr>
             </w:pPr>
-            <w:hyperlink r:id="rId28" w:history="1">
+            <w:hyperlink r:id="rId32" w:history="1">
               <w:r>
                 <w:rPr>
                   <w:rStyle w:val="Hipervnculo"/>
@@ -29469,7 +30380,7 @@
           <w:szCs w:val="24"/>
         </w:rPr>
       </w:pPr>
-      <w:bookmarkStart w:id="89" w:name="_Toc223211046"/>
+      <w:bookmarkStart w:id="95" w:name="_Toc223427401"/>
       <w:r>
         <w:rPr>
           <w:sz w:val="24"/>
@@ -29520,7 +30431,7 @@
         </w:rPr>
         <w:t xml:space="preserve"> Ficha técnica de repositorio código fuente</w:t>
       </w:r>
-      <w:bookmarkEnd w:id="89"/>
+      <w:bookmarkEnd w:id="95"/>
     </w:p>
     <w:p>
       <w:pPr>
@@ -30267,7 +31178,9 @@
         </w:numPr>
         <w:ind w:left="357"/>
       </w:pPr>
-      <w:bookmarkStart w:id="90" w:name="_Toc223211376"/>
+      <w:bookmarkStart w:id="96" w:name="_Apendice_II:_Tablas"/>
+      <w:bookmarkStart w:id="97" w:name="_Toc223427475"/>
+      <w:bookmarkEnd w:id="96"/>
       <w:proofErr w:type="spellStart"/>
       <w:r>
         <w:lastRenderedPageBreak/>
@@ -30280,7 +31193,7 @@
       <w:r>
         <w:t>Tablas de características</w:t>
       </w:r>
-      <w:bookmarkEnd w:id="90"/>
+      <w:bookmarkEnd w:id="97"/>
     </w:p>
     <w:p>
       <w:pPr>
@@ -30291,13 +31204,13 @@
         </w:numPr>
         <w:ind w:left="993"/>
       </w:pPr>
-      <w:bookmarkStart w:id="91" w:name="_Características_del_autoencoder."/>
-      <w:bookmarkStart w:id="92" w:name="_Toc223211377"/>
-      <w:bookmarkEnd w:id="91"/>
+      <w:bookmarkStart w:id="98" w:name="_Características_del_autoencoder."/>
+      <w:bookmarkStart w:id="99" w:name="_Toc223427476"/>
+      <w:bookmarkEnd w:id="98"/>
       <w:r>
         <w:t>Características del autoencoder.</w:t>
       </w:r>
-      <w:bookmarkEnd w:id="92"/>
+      <w:bookmarkEnd w:id="99"/>
     </w:p>
     <w:tbl>
       <w:tblPr>
@@ -32413,7 +33326,7 @@
           <w:lang w:eastAsia="es-ES"/>
         </w:rPr>
       </w:pPr>
-      <w:bookmarkStart w:id="93" w:name="_Toc223211047"/>
+      <w:bookmarkStart w:id="100" w:name="_Toc223427402"/>
       <w:r>
         <w:rPr>
           <w:b/>
@@ -32460,7 +33373,7 @@
       <w:r>
         <w:t xml:space="preserve"> Características de entrada al autoencoder</w:t>
       </w:r>
-      <w:bookmarkEnd w:id="93"/>
+      <w:bookmarkEnd w:id="100"/>
     </w:p>
     <w:p>
       <w:pPr>
@@ -32497,14 +33410,14 @@
         </w:numPr>
         <w:ind w:left="357" w:hanging="357"/>
       </w:pPr>
-      <w:bookmarkStart w:id="94" w:name="_Apéndice_III:_Métricas"/>
-      <w:bookmarkStart w:id="95" w:name="_Toc223211378"/>
-      <w:bookmarkEnd w:id="94"/>
+      <w:bookmarkStart w:id="101" w:name="_Apéndice_III:_Métricas"/>
+      <w:bookmarkStart w:id="102" w:name="_Toc223427477"/>
+      <w:bookmarkEnd w:id="101"/>
       <w:r>
         <w:lastRenderedPageBreak/>
         <w:t>Apéndice III: Métricas de entrenamiento en Transformers.</w:t>
       </w:r>
-      <w:bookmarkEnd w:id="95"/>
+      <w:bookmarkEnd w:id="102"/>
       <w:r>
         <w:t xml:space="preserve"> </w:t>
       </w:r>
@@ -33742,7 +34655,7 @@
         <w:pStyle w:val="Descripcin"/>
         <w:framePr w:hSpace="141" w:wrap="around" w:vAnchor="text" w:hAnchor="page" w:x="2704" w:y="4123"/>
       </w:pPr>
-      <w:bookmarkStart w:id="96" w:name="_Toc223211048"/>
+      <w:bookmarkStart w:id="103" w:name="_Toc223427403"/>
       <w:r>
         <w:rPr>
           <w:b/>
@@ -33805,7 +34718,7 @@
       <w:r>
         <w:t xml:space="preserve"> vs Fracaso)</w:t>
       </w:r>
-      <w:bookmarkEnd w:id="96"/>
+      <w:bookmarkEnd w:id="103"/>
     </w:p>
     <w:p>
       <w:pPr>
@@ -35452,7 +36365,7 @@
         <w:pStyle w:val="Descripcin"/>
         <w:framePr w:hSpace="141" w:wrap="around" w:vAnchor="text" w:hAnchor="page" w:x="3697" w:y="5560"/>
       </w:pPr>
-      <w:bookmarkStart w:id="97" w:name="_Toc223211049"/>
+      <w:bookmarkStart w:id="104" w:name="_Toc223427404"/>
       <w:r>
         <w:rPr>
           <w:b/>
@@ -35507,7 +36420,7 @@
       <w:r>
         <w:t xml:space="preserve"> en clasificación binaria.</w:t>
       </w:r>
-      <w:bookmarkEnd w:id="97"/>
+      <w:bookmarkEnd w:id="104"/>
     </w:p>
     <w:p>
       <w:pPr>
@@ -37053,9 +37966,9 @@
         </w:numPr>
         <w:ind w:left="360"/>
       </w:pPr>
-      <w:bookmarkStart w:id="98" w:name="_Anexos_I:_Estructura"/>
-      <w:bookmarkStart w:id="99" w:name="_Toc223211379"/>
-      <w:bookmarkEnd w:id="98"/>
+      <w:bookmarkStart w:id="105" w:name="_Anexos_I:_Estructura"/>
+      <w:bookmarkStart w:id="106" w:name="_Toc223427478"/>
+      <w:bookmarkEnd w:id="105"/>
       <w:r>
         <w:lastRenderedPageBreak/>
         <w:t>Anexos I</w:t>
@@ -37063,7 +37976,7 @@
       <w:r>
         <w:t>: Estructura y diccionario de datos OULAD.</w:t>
       </w:r>
-      <w:bookmarkEnd w:id="99"/>
+      <w:bookmarkEnd w:id="106"/>
     </w:p>
     <w:p>
       <w:pPr>
@@ -38012,7 +38925,7 @@
           <w:szCs w:val="24"/>
         </w:rPr>
       </w:pPr>
-      <w:bookmarkStart w:id="100" w:name="_Toc223211050"/>
+      <w:bookmarkStart w:id="107" w:name="_Toc223427405"/>
       <w:r>
         <w:rPr>
           <w:b/>
@@ -38075,7 +38988,7 @@
         </w:rPr>
         <w:t xml:space="preserve"> Descripción de datos de estudiantes</w:t>
       </w:r>
-      <w:bookmarkEnd w:id="100"/>
+      <w:bookmarkEnd w:id="107"/>
     </w:p>
     <w:p/>
     <w:p/>
@@ -38658,7 +39571,7 @@
           <w:szCs w:val="24"/>
         </w:rPr>
       </w:pPr>
-      <w:bookmarkStart w:id="101" w:name="_Toc223211051"/>
+      <w:bookmarkStart w:id="108" w:name="_Toc223427406"/>
       <w:r>
         <w:rPr>
           <w:b/>
@@ -38721,7 +39634,7 @@
         </w:rPr>
         <w:t xml:space="preserve"> Descripción de entrega de actividades</w:t>
       </w:r>
-      <w:bookmarkEnd w:id="101"/>
+      <w:bookmarkEnd w:id="108"/>
     </w:p>
     <w:p>
       <w:pPr>
@@ -39641,7 +40554,7 @@
           <w:szCs w:val="24"/>
         </w:rPr>
       </w:pPr>
-      <w:bookmarkStart w:id="102" w:name="_Toc223211052"/>
+      <w:bookmarkStart w:id="109" w:name="_Toc223427407"/>
       <w:r>
         <w:rPr>
           <w:b/>
@@ -39704,7 +40617,7 @@
         </w:rPr>
         <w:t xml:space="preserve"> Descripción datos de interacción de estudiantes</w:t>
       </w:r>
-      <w:bookmarkEnd w:id="102"/>
+      <w:bookmarkEnd w:id="109"/>
     </w:p>
     <w:p>
       <w:pPr>
@@ -39731,10 +40644,10 @@
       </w:pPr>
     </w:p>
     <w:sectPr>
-      <w:headerReference w:type="even" r:id="rId29"/>
-      <w:headerReference w:type="default" r:id="rId30"/>
-      <w:footerReference w:type="even" r:id="rId31"/>
-      <w:footerReference w:type="default" r:id="rId32"/>
+      <w:headerReference w:type="even" r:id="rId33"/>
+      <w:headerReference w:type="default" r:id="rId34"/>
+      <w:footerReference w:type="even" r:id="rId35"/>
+      <w:footerReference w:type="default" r:id="rId36"/>
       <w:pgSz w:w="11906" w:h="16838"/>
       <w:pgMar w:top="2127" w:right="1701" w:bottom="1244" w:left="1701" w:header="708" w:footer="708" w:gutter="0"/>
       <w:cols w:space="720"/>
@@ -39792,7 +40705,6 @@
                     <w:docPartUnique/>
                   </w:docPartObj>
                 </w:sdtPr>
-                <w:sdtEndPr/>
                 <w:sdtContent>
                   <w:p>
                     <w:pPr>
@@ -39929,7 +40841,6 @@
                     <w:docPartUnique/>
                   </w:docPartObj>
                 </w:sdtPr>
-                <w:sdtEndPr/>
                 <w:sdtContent>
                   <w:p>
                     <w:pPr>
@@ -42011,6 +42922,119 @@
     </w:lvl>
   </w:abstractNum>
   <w:abstractNum w:abstractNumId="16" w15:restartNumberingAfterBreak="0">
+    <w:nsid w:val="2FF4534C"/>
+    <w:multiLevelType w:val="hybridMultilevel"/>
+    <w:tmpl w:val="C7685F76"/>
+    <w:lvl w:ilvl="0" w:tplc="0C0A0001">
+      <w:start w:val="1"/>
+      <w:numFmt w:val="bullet"/>
+      <w:lvlText w:val=""/>
+      <w:lvlJc w:val="left"/>
+      <w:pPr>
+        <w:ind w:left="1077" w:hanging="360"/>
+      </w:pPr>
+      <w:rPr>
+        <w:rFonts w:ascii="Symbol" w:hAnsi="Symbol" w:hint="default"/>
+      </w:rPr>
+    </w:lvl>
+    <w:lvl w:ilvl="1" w:tplc="0C0A0003" w:tentative="1">
+      <w:start w:val="1"/>
+      <w:numFmt w:val="bullet"/>
+      <w:lvlText w:val="o"/>
+      <w:lvlJc w:val="left"/>
+      <w:pPr>
+        <w:ind w:left="1797" w:hanging="360"/>
+      </w:pPr>
+      <w:rPr>
+        <w:rFonts w:ascii="Courier New" w:hAnsi="Courier New" w:cs="Courier New" w:hint="default"/>
+      </w:rPr>
+    </w:lvl>
+    <w:lvl w:ilvl="2" w:tplc="0C0A0005" w:tentative="1">
+      <w:start w:val="1"/>
+      <w:numFmt w:val="bullet"/>
+      <w:lvlText w:val=""/>
+      <w:lvlJc w:val="left"/>
+      <w:pPr>
+        <w:ind w:left="2517" w:hanging="360"/>
+      </w:pPr>
+      <w:rPr>
+        <w:rFonts w:ascii="Wingdings" w:hAnsi="Wingdings" w:hint="default"/>
+      </w:rPr>
+    </w:lvl>
+    <w:lvl w:ilvl="3" w:tplc="0C0A0001" w:tentative="1">
+      <w:start w:val="1"/>
+      <w:numFmt w:val="bullet"/>
+      <w:lvlText w:val=""/>
+      <w:lvlJc w:val="left"/>
+      <w:pPr>
+        <w:ind w:left="3237" w:hanging="360"/>
+      </w:pPr>
+      <w:rPr>
+        <w:rFonts w:ascii="Symbol" w:hAnsi="Symbol" w:hint="default"/>
+      </w:rPr>
+    </w:lvl>
+    <w:lvl w:ilvl="4" w:tplc="0C0A0003" w:tentative="1">
+      <w:start w:val="1"/>
+      <w:numFmt w:val="bullet"/>
+      <w:lvlText w:val="o"/>
+      <w:lvlJc w:val="left"/>
+      <w:pPr>
+        <w:ind w:left="3957" w:hanging="360"/>
+      </w:pPr>
+      <w:rPr>
+        <w:rFonts w:ascii="Courier New" w:hAnsi="Courier New" w:cs="Courier New" w:hint="default"/>
+      </w:rPr>
+    </w:lvl>
+    <w:lvl w:ilvl="5" w:tplc="0C0A0005" w:tentative="1">
+      <w:start w:val="1"/>
+      <w:numFmt w:val="bullet"/>
+      <w:lvlText w:val=""/>
+      <w:lvlJc w:val="left"/>
+      <w:pPr>
+        <w:ind w:left="4677" w:hanging="360"/>
+      </w:pPr>
+      <w:rPr>
+        <w:rFonts w:ascii="Wingdings" w:hAnsi="Wingdings" w:hint="default"/>
+      </w:rPr>
+    </w:lvl>
+    <w:lvl w:ilvl="6" w:tplc="0C0A0001" w:tentative="1">
+      <w:start w:val="1"/>
+      <w:numFmt w:val="bullet"/>
+      <w:lvlText w:val=""/>
+      <w:lvlJc w:val="left"/>
+      <w:pPr>
+        <w:ind w:left="5397" w:hanging="360"/>
+      </w:pPr>
+      <w:rPr>
+        <w:rFonts w:ascii="Symbol" w:hAnsi="Symbol" w:hint="default"/>
+      </w:rPr>
+    </w:lvl>
+    <w:lvl w:ilvl="7" w:tplc="0C0A0003" w:tentative="1">
+      <w:start w:val="1"/>
+      <w:numFmt w:val="bullet"/>
+      <w:lvlText w:val="o"/>
+      <w:lvlJc w:val="left"/>
+      <w:pPr>
+        <w:ind w:left="6117" w:hanging="360"/>
+      </w:pPr>
+      <w:rPr>
+        <w:rFonts w:ascii="Courier New" w:hAnsi="Courier New" w:cs="Courier New" w:hint="default"/>
+      </w:rPr>
+    </w:lvl>
+    <w:lvl w:ilvl="8" w:tplc="0C0A0005" w:tentative="1">
+      <w:start w:val="1"/>
+      <w:numFmt w:val="bullet"/>
+      <w:lvlText w:val=""/>
+      <w:lvlJc w:val="left"/>
+      <w:pPr>
+        <w:ind w:left="6837" w:hanging="360"/>
+      </w:pPr>
+      <w:rPr>
+        <w:rFonts w:ascii="Wingdings" w:hAnsi="Wingdings" w:hint="default"/>
+      </w:rPr>
+    </w:lvl>
+  </w:abstractNum>
+  <w:abstractNum w:abstractNumId="17" w15:restartNumberingAfterBreak="0">
     <w:nsid w:val="310D0FA1"/>
     <w:multiLevelType w:val="hybridMultilevel"/>
     <w:tmpl w:val="7C46F6A4"/>
@@ -42123,7 +43147,7 @@
       </w:rPr>
     </w:lvl>
   </w:abstractNum>
-  <w:abstractNum w:abstractNumId="17" w15:restartNumberingAfterBreak="0">
+  <w:abstractNum w:abstractNumId="18" w15:restartNumberingAfterBreak="0">
     <w:nsid w:val="316F2955"/>
     <w:multiLevelType w:val="hybridMultilevel"/>
     <w:tmpl w:val="4E4C1A80"/>
@@ -42236,7 +43260,7 @@
       </w:rPr>
     </w:lvl>
   </w:abstractNum>
-  <w:abstractNum w:abstractNumId="18" w15:restartNumberingAfterBreak="0">
+  <w:abstractNum w:abstractNumId="19" w15:restartNumberingAfterBreak="0">
     <w:nsid w:val="367564F6"/>
     <w:multiLevelType w:val="hybridMultilevel"/>
     <w:tmpl w:val="58C86744"/>
@@ -42349,7 +43373,7 @@
       </w:rPr>
     </w:lvl>
   </w:abstractNum>
-  <w:abstractNum w:abstractNumId="19" w15:restartNumberingAfterBreak="0">
+  <w:abstractNum w:abstractNumId="20" w15:restartNumberingAfterBreak="0">
     <w:nsid w:val="396225C9"/>
     <w:multiLevelType w:val="hybridMultilevel"/>
     <w:tmpl w:val="DD549B94"/>
@@ -42462,7 +43486,7 @@
       </w:rPr>
     </w:lvl>
   </w:abstractNum>
-  <w:abstractNum w:abstractNumId="20" w15:restartNumberingAfterBreak="0">
+  <w:abstractNum w:abstractNumId="21" w15:restartNumberingAfterBreak="0">
     <w:nsid w:val="3AEE0E0C"/>
     <w:multiLevelType w:val="hybridMultilevel"/>
     <w:tmpl w:val="8B606EC6"/>
@@ -42551,7 +43575,7 @@
       </w:pPr>
     </w:lvl>
   </w:abstractNum>
-  <w:abstractNum w:abstractNumId="21" w15:restartNumberingAfterBreak="0">
+  <w:abstractNum w:abstractNumId="22" w15:restartNumberingAfterBreak="0">
     <w:nsid w:val="3F2C4ADF"/>
     <w:multiLevelType w:val="hybridMultilevel"/>
     <w:tmpl w:val="41D4C77A"/>
@@ -42664,7 +43688,7 @@
       </w:rPr>
     </w:lvl>
   </w:abstractNum>
-  <w:abstractNum w:abstractNumId="22" w15:restartNumberingAfterBreak="0">
+  <w:abstractNum w:abstractNumId="23" w15:restartNumberingAfterBreak="0">
     <w:nsid w:val="40460677"/>
     <w:multiLevelType w:val="multilevel"/>
     <w:tmpl w:val="6B3A27B2"/>
@@ -42777,7 +43801,7 @@
       </w:pPr>
     </w:lvl>
   </w:abstractNum>
-  <w:abstractNum w:abstractNumId="23" w15:restartNumberingAfterBreak="0">
+  <w:abstractNum w:abstractNumId="24" w15:restartNumberingAfterBreak="0">
     <w:nsid w:val="433E5335"/>
     <w:multiLevelType w:val="hybridMultilevel"/>
     <w:tmpl w:val="D094621E"/>
@@ -42890,7 +43914,7 @@
       </w:rPr>
     </w:lvl>
   </w:abstractNum>
-  <w:abstractNum w:abstractNumId="24" w15:restartNumberingAfterBreak="0">
+  <w:abstractNum w:abstractNumId="25" w15:restartNumberingAfterBreak="0">
     <w:nsid w:val="44287155"/>
     <w:multiLevelType w:val="hybridMultilevel"/>
     <w:tmpl w:val="1BA61C2A"/>
@@ -43003,7 +44027,120 @@
       </w:rPr>
     </w:lvl>
   </w:abstractNum>
-  <w:abstractNum w:abstractNumId="25" w15:restartNumberingAfterBreak="0">
+  <w:abstractNum w:abstractNumId="26" w15:restartNumberingAfterBreak="0">
+    <w:nsid w:val="44936EFE"/>
+    <w:multiLevelType w:val="hybridMultilevel"/>
+    <w:tmpl w:val="C85ACFFA"/>
+    <w:lvl w:ilvl="0" w:tplc="0C0A0005">
+      <w:start w:val="1"/>
+      <w:numFmt w:val="bullet"/>
+      <w:lvlText w:val=""/>
+      <w:lvlJc w:val="left"/>
+      <w:pPr>
+        <w:ind w:left="1208" w:hanging="360"/>
+      </w:pPr>
+      <w:rPr>
+        <w:rFonts w:ascii="Wingdings" w:hAnsi="Wingdings" w:hint="default"/>
+      </w:rPr>
+    </w:lvl>
+    <w:lvl w:ilvl="1" w:tplc="0C0A0003" w:tentative="1">
+      <w:start w:val="1"/>
+      <w:numFmt w:val="bullet"/>
+      <w:lvlText w:val="o"/>
+      <w:lvlJc w:val="left"/>
+      <w:pPr>
+        <w:ind w:left="1928" w:hanging="360"/>
+      </w:pPr>
+      <w:rPr>
+        <w:rFonts w:ascii="Courier New" w:hAnsi="Courier New" w:cs="Courier New" w:hint="default"/>
+      </w:rPr>
+    </w:lvl>
+    <w:lvl w:ilvl="2" w:tplc="0C0A0005" w:tentative="1">
+      <w:start w:val="1"/>
+      <w:numFmt w:val="bullet"/>
+      <w:lvlText w:val=""/>
+      <w:lvlJc w:val="left"/>
+      <w:pPr>
+        <w:ind w:left="2648" w:hanging="360"/>
+      </w:pPr>
+      <w:rPr>
+        <w:rFonts w:ascii="Wingdings" w:hAnsi="Wingdings" w:hint="default"/>
+      </w:rPr>
+    </w:lvl>
+    <w:lvl w:ilvl="3" w:tplc="0C0A0001" w:tentative="1">
+      <w:start w:val="1"/>
+      <w:numFmt w:val="bullet"/>
+      <w:lvlText w:val=""/>
+      <w:lvlJc w:val="left"/>
+      <w:pPr>
+        <w:ind w:left="3368" w:hanging="360"/>
+      </w:pPr>
+      <w:rPr>
+        <w:rFonts w:ascii="Symbol" w:hAnsi="Symbol" w:hint="default"/>
+      </w:rPr>
+    </w:lvl>
+    <w:lvl w:ilvl="4" w:tplc="0C0A0003" w:tentative="1">
+      <w:start w:val="1"/>
+      <w:numFmt w:val="bullet"/>
+      <w:lvlText w:val="o"/>
+      <w:lvlJc w:val="left"/>
+      <w:pPr>
+        <w:ind w:left="4088" w:hanging="360"/>
+      </w:pPr>
+      <w:rPr>
+        <w:rFonts w:ascii="Courier New" w:hAnsi="Courier New" w:cs="Courier New" w:hint="default"/>
+      </w:rPr>
+    </w:lvl>
+    <w:lvl w:ilvl="5" w:tplc="0C0A0005" w:tentative="1">
+      <w:start w:val="1"/>
+      <w:numFmt w:val="bullet"/>
+      <w:lvlText w:val=""/>
+      <w:lvlJc w:val="left"/>
+      <w:pPr>
+        <w:ind w:left="4808" w:hanging="360"/>
+      </w:pPr>
+      <w:rPr>
+        <w:rFonts w:ascii="Wingdings" w:hAnsi="Wingdings" w:hint="default"/>
+      </w:rPr>
+    </w:lvl>
+    <w:lvl w:ilvl="6" w:tplc="0C0A0001" w:tentative="1">
+      <w:start w:val="1"/>
+      <w:numFmt w:val="bullet"/>
+      <w:lvlText w:val=""/>
+      <w:lvlJc w:val="left"/>
+      <w:pPr>
+        <w:ind w:left="5528" w:hanging="360"/>
+      </w:pPr>
+      <w:rPr>
+        <w:rFonts w:ascii="Symbol" w:hAnsi="Symbol" w:hint="default"/>
+      </w:rPr>
+    </w:lvl>
+    <w:lvl w:ilvl="7" w:tplc="0C0A0003" w:tentative="1">
+      <w:start w:val="1"/>
+      <w:numFmt w:val="bullet"/>
+      <w:lvlText w:val="o"/>
+      <w:lvlJc w:val="left"/>
+      <w:pPr>
+        <w:ind w:left="6248" w:hanging="360"/>
+      </w:pPr>
+      <w:rPr>
+        <w:rFonts w:ascii="Courier New" w:hAnsi="Courier New" w:cs="Courier New" w:hint="default"/>
+      </w:rPr>
+    </w:lvl>
+    <w:lvl w:ilvl="8" w:tplc="0C0A0005" w:tentative="1">
+      <w:start w:val="1"/>
+      <w:numFmt w:val="bullet"/>
+      <w:lvlText w:val=""/>
+      <w:lvlJc w:val="left"/>
+      <w:pPr>
+        <w:ind w:left="6968" w:hanging="360"/>
+      </w:pPr>
+      <w:rPr>
+        <w:rFonts w:ascii="Wingdings" w:hAnsi="Wingdings" w:hint="default"/>
+      </w:rPr>
+    </w:lvl>
+  </w:abstractNum>
+  <w:abstractNum w:abstractNumId="27" w15:restartNumberingAfterBreak="0">
     <w:nsid w:val="454B1BFE"/>
     <w:multiLevelType w:val="hybridMultilevel"/>
     <w:tmpl w:val="238403CC"/>
@@ -43116,7 +44253,7 @@
       </w:rPr>
     </w:lvl>
   </w:abstractNum>
-  <w:abstractNum w:abstractNumId="26" w15:restartNumberingAfterBreak="0">
+  <w:abstractNum w:abstractNumId="28" w15:restartNumberingAfterBreak="0">
     <w:nsid w:val="4C5643B6"/>
     <w:multiLevelType w:val="hybridMultilevel"/>
     <w:tmpl w:val="D3AE37C0"/>
@@ -43229,7 +44366,7 @@
       </w:rPr>
     </w:lvl>
   </w:abstractNum>
-  <w:abstractNum w:abstractNumId="27" w15:restartNumberingAfterBreak="0">
+  <w:abstractNum w:abstractNumId="29" w15:restartNumberingAfterBreak="0">
     <w:nsid w:val="4DCC4C25"/>
     <w:multiLevelType w:val="hybridMultilevel"/>
     <w:tmpl w:val="3B208420"/>
@@ -43342,7 +44479,120 @@
       </w:rPr>
     </w:lvl>
   </w:abstractNum>
-  <w:abstractNum w:abstractNumId="28" w15:restartNumberingAfterBreak="0">
+  <w:abstractNum w:abstractNumId="30" w15:restartNumberingAfterBreak="0">
+    <w:nsid w:val="4EB24F32"/>
+    <w:multiLevelType w:val="hybridMultilevel"/>
+    <w:tmpl w:val="1CEC05AC"/>
+    <w:lvl w:ilvl="0" w:tplc="0C0A0005">
+      <w:start w:val="1"/>
+      <w:numFmt w:val="bullet"/>
+      <w:lvlText w:val=""/>
+      <w:lvlJc w:val="left"/>
+      <w:pPr>
+        <w:ind w:left="1077" w:hanging="360"/>
+      </w:pPr>
+      <w:rPr>
+        <w:rFonts w:ascii="Wingdings" w:hAnsi="Wingdings" w:hint="default"/>
+      </w:rPr>
+    </w:lvl>
+    <w:lvl w:ilvl="1" w:tplc="FFFFFFFF" w:tentative="1">
+      <w:start w:val="1"/>
+      <w:numFmt w:val="bullet"/>
+      <w:lvlText w:val="o"/>
+      <w:lvlJc w:val="left"/>
+      <w:pPr>
+        <w:ind w:left="1797" w:hanging="360"/>
+      </w:pPr>
+      <w:rPr>
+        <w:rFonts w:ascii="Courier New" w:hAnsi="Courier New" w:cs="Courier New" w:hint="default"/>
+      </w:rPr>
+    </w:lvl>
+    <w:lvl w:ilvl="2" w:tplc="FFFFFFFF" w:tentative="1">
+      <w:start w:val="1"/>
+      <w:numFmt w:val="bullet"/>
+      <w:lvlText w:val=""/>
+      <w:lvlJc w:val="left"/>
+      <w:pPr>
+        <w:ind w:left="2517" w:hanging="360"/>
+      </w:pPr>
+      <w:rPr>
+        <w:rFonts w:ascii="Wingdings" w:hAnsi="Wingdings" w:hint="default"/>
+      </w:rPr>
+    </w:lvl>
+    <w:lvl w:ilvl="3" w:tplc="FFFFFFFF" w:tentative="1">
+      <w:start w:val="1"/>
+      <w:numFmt w:val="bullet"/>
+      <w:lvlText w:val=""/>
+      <w:lvlJc w:val="left"/>
+      <w:pPr>
+        <w:ind w:left="3237" w:hanging="360"/>
+      </w:pPr>
+      <w:rPr>
+        <w:rFonts w:ascii="Symbol" w:hAnsi="Symbol" w:hint="default"/>
+      </w:rPr>
+    </w:lvl>
+    <w:lvl w:ilvl="4" w:tplc="FFFFFFFF" w:tentative="1">
+      <w:start w:val="1"/>
+      <w:numFmt w:val="bullet"/>
+      <w:lvlText w:val="o"/>
+      <w:lvlJc w:val="left"/>
+      <w:pPr>
+        <w:ind w:left="3957" w:hanging="360"/>
+      </w:pPr>
+      <w:rPr>
+        <w:rFonts w:ascii="Courier New" w:hAnsi="Courier New" w:cs="Courier New" w:hint="default"/>
+      </w:rPr>
+    </w:lvl>
+    <w:lvl w:ilvl="5" w:tplc="FFFFFFFF" w:tentative="1">
+      <w:start w:val="1"/>
+      <w:numFmt w:val="bullet"/>
+      <w:lvlText w:val=""/>
+      <w:lvlJc w:val="left"/>
+      <w:pPr>
+        <w:ind w:left="4677" w:hanging="360"/>
+      </w:pPr>
+      <w:rPr>
+        <w:rFonts w:ascii="Wingdings" w:hAnsi="Wingdings" w:hint="default"/>
+      </w:rPr>
+    </w:lvl>
+    <w:lvl w:ilvl="6" w:tplc="FFFFFFFF" w:tentative="1">
+      <w:start w:val="1"/>
+      <w:numFmt w:val="bullet"/>
+      <w:lvlText w:val=""/>
+      <w:lvlJc w:val="left"/>
+      <w:pPr>
+        <w:ind w:left="5397" w:hanging="360"/>
+      </w:pPr>
+      <w:rPr>
+        <w:rFonts w:ascii="Symbol" w:hAnsi="Symbol" w:hint="default"/>
+      </w:rPr>
+    </w:lvl>
+    <w:lvl w:ilvl="7" w:tplc="FFFFFFFF" w:tentative="1">
+      <w:start w:val="1"/>
+      <w:numFmt w:val="bullet"/>
+      <w:lvlText w:val="o"/>
+      <w:lvlJc w:val="left"/>
+      <w:pPr>
+        <w:ind w:left="6117" w:hanging="360"/>
+      </w:pPr>
+      <w:rPr>
+        <w:rFonts w:ascii="Courier New" w:hAnsi="Courier New" w:cs="Courier New" w:hint="default"/>
+      </w:rPr>
+    </w:lvl>
+    <w:lvl w:ilvl="8" w:tplc="FFFFFFFF" w:tentative="1">
+      <w:start w:val="1"/>
+      <w:numFmt w:val="bullet"/>
+      <w:lvlText w:val=""/>
+      <w:lvlJc w:val="left"/>
+      <w:pPr>
+        <w:ind w:left="6837" w:hanging="360"/>
+      </w:pPr>
+      <w:rPr>
+        <w:rFonts w:ascii="Wingdings" w:hAnsi="Wingdings" w:hint="default"/>
+      </w:rPr>
+    </w:lvl>
+  </w:abstractNum>
+  <w:abstractNum w:abstractNumId="31" w15:restartNumberingAfterBreak="0">
     <w:nsid w:val="501455FF"/>
     <w:multiLevelType w:val="multilevel"/>
     <w:tmpl w:val="65666940"/>
@@ -43489,7 +44739,7 @@
       </w:rPr>
     </w:lvl>
   </w:abstractNum>
-  <w:abstractNum w:abstractNumId="29" w15:restartNumberingAfterBreak="0">
+  <w:abstractNum w:abstractNumId="32" w15:restartNumberingAfterBreak="0">
     <w:nsid w:val="51C4057B"/>
     <w:multiLevelType w:val="hybridMultilevel"/>
     <w:tmpl w:val="D2689912"/>
@@ -43602,7 +44852,7 @@
       </w:rPr>
     </w:lvl>
   </w:abstractNum>
-  <w:abstractNum w:abstractNumId="30" w15:restartNumberingAfterBreak="0">
+  <w:abstractNum w:abstractNumId="33" w15:restartNumberingAfterBreak="0">
     <w:nsid w:val="51DB77D7"/>
     <w:multiLevelType w:val="hybridMultilevel"/>
     <w:tmpl w:val="43A2EB16"/>
@@ -43715,7 +44965,7 @@
       </w:rPr>
     </w:lvl>
   </w:abstractNum>
-  <w:abstractNum w:abstractNumId="31" w15:restartNumberingAfterBreak="0">
+  <w:abstractNum w:abstractNumId="34" w15:restartNumberingAfterBreak="0">
     <w:nsid w:val="59392780"/>
     <w:multiLevelType w:val="hybridMultilevel"/>
     <w:tmpl w:val="4198DE90"/>
@@ -43828,7 +45078,7 @@
       </w:rPr>
     </w:lvl>
   </w:abstractNum>
-  <w:abstractNum w:abstractNumId="32" w15:restartNumberingAfterBreak="0">
+  <w:abstractNum w:abstractNumId="35" w15:restartNumberingAfterBreak="0">
     <w:nsid w:val="5CCD7258"/>
     <w:multiLevelType w:val="hybridMultilevel"/>
     <w:tmpl w:val="380EC62C"/>
@@ -43941,7 +45191,7 @@
       </w:rPr>
     </w:lvl>
   </w:abstractNum>
-  <w:abstractNum w:abstractNumId="33" w15:restartNumberingAfterBreak="0">
+  <w:abstractNum w:abstractNumId="36" w15:restartNumberingAfterBreak="0">
     <w:nsid w:val="5E547BFE"/>
     <w:multiLevelType w:val="hybridMultilevel"/>
     <w:tmpl w:val="14EE3144"/>
@@ -44054,7 +45304,7 @@
       </w:rPr>
     </w:lvl>
   </w:abstractNum>
-  <w:abstractNum w:abstractNumId="34" w15:restartNumberingAfterBreak="0">
+  <w:abstractNum w:abstractNumId="37" w15:restartNumberingAfterBreak="0">
     <w:nsid w:val="5F5C1888"/>
     <w:multiLevelType w:val="hybridMultilevel"/>
     <w:tmpl w:val="5BCE720E"/>
@@ -44167,7 +45417,7 @@
       </w:rPr>
     </w:lvl>
   </w:abstractNum>
-  <w:abstractNum w:abstractNumId="35" w15:restartNumberingAfterBreak="0">
+  <w:abstractNum w:abstractNumId="38" w15:restartNumberingAfterBreak="0">
     <w:nsid w:val="65D60FE7"/>
     <w:multiLevelType w:val="hybridMultilevel"/>
     <w:tmpl w:val="9E12AC04"/>
@@ -44280,7 +45530,7 @@
       </w:rPr>
     </w:lvl>
   </w:abstractNum>
-  <w:abstractNum w:abstractNumId="36" w15:restartNumberingAfterBreak="0">
+  <w:abstractNum w:abstractNumId="39" w15:restartNumberingAfterBreak="0">
     <w:nsid w:val="663666F0"/>
     <w:multiLevelType w:val="hybridMultilevel"/>
     <w:tmpl w:val="E830FA6C"/>
@@ -44393,7 +45643,7 @@
       </w:rPr>
     </w:lvl>
   </w:abstractNum>
-  <w:abstractNum w:abstractNumId="37" w15:restartNumberingAfterBreak="0">
+  <w:abstractNum w:abstractNumId="40" w15:restartNumberingAfterBreak="0">
     <w:nsid w:val="7A707A37"/>
     <w:multiLevelType w:val="hybridMultilevel"/>
     <w:tmpl w:val="918AC73A"/>
@@ -44506,7 +45756,7 @@
       </w:rPr>
     </w:lvl>
   </w:abstractNum>
-  <w:abstractNum w:abstractNumId="38" w15:restartNumberingAfterBreak="0">
+  <w:abstractNum w:abstractNumId="41" w15:restartNumberingAfterBreak="0">
     <w:nsid w:val="7AAE367D"/>
     <w:multiLevelType w:val="hybridMultilevel"/>
     <w:tmpl w:val="38BE448A"/>
@@ -44620,7 +45870,7 @@
     </w:lvl>
   </w:abstractNum>
   <w:num w:numId="1" w16cid:durableId="2020934240">
-    <w:abstractNumId w:val="28"/>
+    <w:abstractNumId w:val="31"/>
   </w:num>
   <w:num w:numId="2" w16cid:durableId="1195732649">
     <w:abstractNumId w:val="8"/>
@@ -44629,28 +45879,28 @@
     <w:abstractNumId w:val="6"/>
   </w:num>
   <w:num w:numId="4" w16cid:durableId="307900423">
-    <w:abstractNumId w:val="22"/>
+    <w:abstractNumId w:val="23"/>
   </w:num>
   <w:num w:numId="5" w16cid:durableId="669214921">
     <w:abstractNumId w:val="15"/>
   </w:num>
   <w:num w:numId="6" w16cid:durableId="743454149">
-    <w:abstractNumId w:val="37"/>
+    <w:abstractNumId w:val="40"/>
   </w:num>
   <w:num w:numId="7" w16cid:durableId="42027819">
-    <w:abstractNumId w:val="17"/>
+    <w:abstractNumId w:val="18"/>
   </w:num>
   <w:num w:numId="8" w16cid:durableId="664745450">
-    <w:abstractNumId w:val="25"/>
+    <w:abstractNumId w:val="27"/>
   </w:num>
   <w:num w:numId="9" w16cid:durableId="1735396976">
     <w:abstractNumId w:val="5"/>
   </w:num>
   <w:num w:numId="10" w16cid:durableId="1180437839">
-    <w:abstractNumId w:val="21"/>
+    <w:abstractNumId w:val="22"/>
   </w:num>
   <w:num w:numId="11" w16cid:durableId="1307393806">
-    <w:abstractNumId w:val="23"/>
+    <w:abstractNumId w:val="24"/>
   </w:num>
   <w:num w:numId="12" w16cid:durableId="1313408710">
     <w:abstractNumId w:val="1"/>
@@ -44662,31 +45912,31 @@
     <w:abstractNumId w:val="3"/>
   </w:num>
   <w:num w:numId="15" w16cid:durableId="1334719899">
-    <w:abstractNumId w:val="20"/>
+    <w:abstractNumId w:val="21"/>
   </w:num>
   <w:num w:numId="16" w16cid:durableId="1312444181">
     <w:abstractNumId w:val="7"/>
   </w:num>
   <w:num w:numId="17" w16cid:durableId="1673952078">
-    <w:abstractNumId w:val="16"/>
+    <w:abstractNumId w:val="17"/>
   </w:num>
   <w:num w:numId="18" w16cid:durableId="1441875807">
-    <w:abstractNumId w:val="31"/>
+    <w:abstractNumId w:val="34"/>
   </w:num>
   <w:num w:numId="19" w16cid:durableId="1600403819">
     <w:abstractNumId w:val="2"/>
   </w:num>
   <w:num w:numId="20" w16cid:durableId="1642299097">
-    <w:abstractNumId w:val="32"/>
+    <w:abstractNumId w:val="35"/>
   </w:num>
   <w:num w:numId="21" w16cid:durableId="390423627">
-    <w:abstractNumId w:val="27"/>
+    <w:abstractNumId w:val="29"/>
   </w:num>
   <w:num w:numId="22" w16cid:durableId="1372223458">
-    <w:abstractNumId w:val="26"/>
+    <w:abstractNumId w:val="28"/>
   </w:num>
   <w:num w:numId="23" w16cid:durableId="1191529868">
-    <w:abstractNumId w:val="18"/>
+    <w:abstractNumId w:val="19"/>
   </w:num>
   <w:num w:numId="24" w16cid:durableId="907301053">
     <w:abstractNumId w:val="12"/>
@@ -44698,34 +45948,34 @@
     <w:abstractNumId w:val="9"/>
   </w:num>
   <w:num w:numId="27" w16cid:durableId="774903647">
-    <w:abstractNumId w:val="29"/>
+    <w:abstractNumId w:val="32"/>
   </w:num>
   <w:num w:numId="28" w16cid:durableId="746730192">
     <w:abstractNumId w:val="11"/>
   </w:num>
   <w:num w:numId="29" w16cid:durableId="377166858">
-    <w:abstractNumId w:val="34"/>
+    <w:abstractNumId w:val="37"/>
   </w:num>
   <w:num w:numId="30" w16cid:durableId="421798269">
-    <w:abstractNumId w:val="33"/>
+    <w:abstractNumId w:val="36"/>
   </w:num>
   <w:num w:numId="31" w16cid:durableId="989988404">
-    <w:abstractNumId w:val="19"/>
+    <w:abstractNumId w:val="20"/>
   </w:num>
   <w:num w:numId="32" w16cid:durableId="793984443">
-    <w:abstractNumId w:val="38"/>
+    <w:abstractNumId w:val="41"/>
   </w:num>
   <w:num w:numId="33" w16cid:durableId="1425567807">
-    <w:abstractNumId w:val="36"/>
+    <w:abstractNumId w:val="39"/>
   </w:num>
   <w:num w:numId="34" w16cid:durableId="1493834711">
-    <w:abstractNumId w:val="24"/>
+    <w:abstractNumId w:val="25"/>
   </w:num>
   <w:num w:numId="35" w16cid:durableId="1987011424">
     <w:abstractNumId w:val="14"/>
   </w:num>
   <w:num w:numId="36" w16cid:durableId="214633294">
-    <w:abstractNumId w:val="35"/>
+    <w:abstractNumId w:val="38"/>
   </w:num>
   <w:num w:numId="37" w16cid:durableId="1227060867">
     <w:abstractNumId w:val="0"/>
@@ -44734,7 +45984,16 @@
     <w:abstractNumId w:val="4"/>
   </w:num>
   <w:num w:numId="39" w16cid:durableId="158157530">
+    <w:abstractNumId w:val="33"/>
+  </w:num>
+  <w:num w:numId="40" w16cid:durableId="1046024667">
+    <w:abstractNumId w:val="16"/>
+  </w:num>
+  <w:num w:numId="41" w16cid:durableId="53092877">
     <w:abstractNumId w:val="30"/>
+  </w:num>
+  <w:num w:numId="42" w16cid:durableId="2142265088">
+    <w:abstractNumId w:val="26"/>
   </w:num>
   <w:numIdMacAtCleanup w:val="30"/>
 </w:numbering>

--- a/TFM_education_ai_analytics/docs/Memoria_TFM.docx
+++ b/TFM_education_ai_analytics/docs/Memoria_TFM.docx
@@ -7957,7 +7957,6 @@
           <w:bCs/>
           <w:noProof/>
         </w:rPr>
-        <w:lastRenderedPageBreak/>
         <w:t>Ilustración 16</w:t>
       </w:r>
       <w:r>
@@ -8374,6 +8373,7 @@
         <w:rPr>
           <w:noProof/>
         </w:rPr>
+        <w:lastRenderedPageBreak/>
         <w:t>Ilustración 22 Distribución de resultados académicos por perfil en la semana 20 (Validación y Test)</w:t>
       </w:r>
       <w:r>
@@ -9270,7 +9270,15 @@
       </w:r>
       <w:proofErr w:type="spellEnd"/>
       <w:r>
-        <w:t xml:space="preserve"> Dynamic Learning </w:t>
+        <w:t xml:space="preserve"> Dynamic </w:t>
+      </w:r>
+      <w:proofErr w:type="spellStart"/>
+      <w:r>
+        <w:t>Learning</w:t>
+      </w:r>
+      <w:proofErr w:type="spellEnd"/>
+      <w:r>
+        <w:t xml:space="preserve"> </w:t>
       </w:r>
       <w:proofErr w:type="spellStart"/>
       <w:r>
@@ -9650,7 +9658,23 @@
           <w:szCs w:val="24"/>
           <w:lang w:eastAsia="es-ES"/>
         </w:rPr>
-        <w:t xml:space="preserve"> Learning) para modelar la complejidad del comportamiento estudiantil.</w:t>
+        <w:t xml:space="preserve"> </w:t>
+      </w:r>
+      <w:proofErr w:type="spellStart"/>
+      <w:r>
+        <w:rPr>
+          <w:szCs w:val="24"/>
+          <w:lang w:eastAsia="es-ES"/>
+        </w:rPr>
+        <w:t>Learning</w:t>
+      </w:r>
+      <w:proofErr w:type="spellEnd"/>
+      <w:r>
+        <w:rPr>
+          <w:szCs w:val="24"/>
+          <w:lang w:eastAsia="es-ES"/>
+        </w:rPr>
+        <w:t>) para modelar la complejidad del comportamiento estudiantil.</w:t>
       </w:r>
     </w:p>
     <w:p>
@@ -9716,7 +9740,6 @@
           <w:szCs w:val="24"/>
           <w:lang w:eastAsia="es-ES"/>
         </w:rPr>
-        <w:lastRenderedPageBreak/>
         <w:t xml:space="preserve">Implementar una arquitectura de </w:t>
       </w:r>
       <w:proofErr w:type="spellStart"/>
@@ -9770,6 +9793,7 @@
           <w:szCs w:val="24"/>
           <w:lang w:eastAsia="es-ES"/>
         </w:rPr>
+        <w:lastRenderedPageBreak/>
         <w:t xml:space="preserve">Aplicar técnicas de aprendizaje no supervisado </w:t>
       </w:r>
       <w:r>
@@ -9842,6 +9866,7 @@
         </w:rPr>
         <w:t>Autoatención (</w:t>
       </w:r>
+      <w:proofErr w:type="spellStart"/>
       <w:r>
         <w:rPr>
           <w:i/>
@@ -9849,17 +9874,7 @@
           <w:szCs w:val="24"/>
           <w:lang w:eastAsia="es-ES"/>
         </w:rPr>
-        <w:t>Self-</w:t>
-      </w:r>
-      <w:proofErr w:type="spellStart"/>
-      <w:r>
-        <w:rPr>
-          <w:i/>
-          <w:iCs/>
-          <w:szCs w:val="24"/>
-          <w:lang w:eastAsia="es-ES"/>
-        </w:rPr>
-        <w:t>Attention</w:t>
+        <w:t>Self-Attention</w:t>
       </w:r>
       <w:proofErr w:type="spellEnd"/>
       <w:r>
@@ -10022,6 +10037,7 @@
         </w:rPr>
         <w:t xml:space="preserve"> </w:t>
       </w:r>
+      <w:proofErr w:type="spellStart"/>
       <w:r>
         <w:rPr>
           <w:szCs w:val="24"/>
@@ -10034,7 +10050,15 @@
           <w:szCs w:val="24"/>
           <w:lang w:eastAsia="es-ES"/>
         </w:rPr>
-        <w:t>earning.</w:t>
+        <w:t>earning</w:t>
+      </w:r>
+      <w:proofErr w:type="spellEnd"/>
+      <w:r>
+        <w:rPr>
+          <w:szCs w:val="24"/>
+          <w:lang w:eastAsia="es-ES"/>
+        </w:rPr>
+        <w:t>.</w:t>
       </w:r>
     </w:p>
     <w:p>
@@ -10066,8 +10090,17 @@
           <w:szCs w:val="24"/>
           <w:lang w:eastAsia="es-ES"/>
         </w:rPr>
-        <w:t>, técnicas de clustering</w:t>
-      </w:r>
+        <w:t xml:space="preserve">, técnicas de </w:t>
+      </w:r>
+      <w:proofErr w:type="spellStart"/>
+      <w:r>
+        <w:rPr>
+          <w:szCs w:val="24"/>
+          <w:lang w:eastAsia="es-ES"/>
+        </w:rPr>
+        <w:t>clustering</w:t>
+      </w:r>
+      <w:proofErr w:type="spellEnd"/>
       <w:r>
         <w:rPr>
           <w:szCs w:val="24"/>
@@ -10108,10 +10141,18 @@
       </w:pPr>
       <w:bookmarkStart w:id="10" w:name="_Toc223427416"/>
       <w:r>
-        <w:t xml:space="preserve">Minería de Datos Educativos (EDM) y Learning </w:t>
+        <w:t xml:space="preserve">Minería de Datos Educativos (EDM) y </w:t>
       </w:r>
       <w:proofErr w:type="spellStart"/>
       <w:r>
+        <w:t>Learning</w:t>
+      </w:r>
+      <w:proofErr w:type="spellEnd"/>
+      <w:r>
+        <w:t xml:space="preserve"> </w:t>
+      </w:r>
+      <w:proofErr w:type="spellStart"/>
+      <w:r>
         <w:t>Analytics</w:t>
       </w:r>
       <w:proofErr w:type="spellEnd"/>
@@ -10165,7 +10206,7 @@
           <w:szCs w:val="24"/>
           <w:lang w:eastAsia="es-ES"/>
         </w:rPr>
-        <w:t xml:space="preserve">) y la analítica del aprendizaje (LA, Learning </w:t>
+        <w:t xml:space="preserve">) y la analítica del aprendizaje (LA, </w:t>
       </w:r>
       <w:proofErr w:type="spellStart"/>
       <w:r>
@@ -10173,6 +10214,22 @@
           <w:szCs w:val="24"/>
           <w:lang w:eastAsia="es-ES"/>
         </w:rPr>
+        <w:t>Learning</w:t>
+      </w:r>
+      <w:proofErr w:type="spellEnd"/>
+      <w:r>
+        <w:rPr>
+          <w:szCs w:val="24"/>
+          <w:lang w:eastAsia="es-ES"/>
+        </w:rPr>
+        <w:t xml:space="preserve"> </w:t>
+      </w:r>
+      <w:proofErr w:type="spellStart"/>
+      <w:r>
+        <w:rPr>
+          <w:szCs w:val="24"/>
+          <w:lang w:eastAsia="es-ES"/>
+        </w:rPr>
         <w:t>Analytics</w:t>
       </w:r>
       <w:proofErr w:type="spellEnd"/>
@@ -10181,15 +10238,7 @@
           <w:szCs w:val="24"/>
           <w:lang w:eastAsia="es-ES"/>
         </w:rPr>
-        <w:t xml:space="preserve">) son técnicas que utilizan el </w:t>
-      </w:r>
-      <w:r>
-        <w:rPr>
-          <w:szCs w:val="24"/>
-          <w:lang w:eastAsia="es-ES"/>
-        </w:rPr>
-        <w:lastRenderedPageBreak/>
-        <w:t xml:space="preserve">análisis de datos para mejorar los procesos educativos. Para ello </w:t>
+        <w:t xml:space="preserve">) son técnicas que utilizan el análisis de datos para mejorar los procesos educativos. Para ello </w:t>
       </w:r>
       <w:r>
         <w:rPr>
@@ -10295,6 +10344,7 @@
           <w:szCs w:val="24"/>
           <w:lang w:eastAsia="es-ES"/>
         </w:rPr>
+        <w:lastRenderedPageBreak/>
         <w:t xml:space="preserve">Para materializar estas promesas, es fundamental comprender el origen de la información. Como se detalla en la revisión fundamental sobre EDM publicada en la revista </w:t>
       </w:r>
       <w:proofErr w:type="spellStart"/>
@@ -10552,15 +10602,7 @@
           <w:szCs w:val="24"/>
           <w:lang w:eastAsia="es-ES"/>
         </w:rPr>
-        <w:t xml:space="preserve">stablecer un marco de referencia común que garantice la validez externa y la comparabilidad de los resultados (benchmarking). En este contexto, el conjunto de datos OULAD </w:t>
-      </w:r>
-      <w:r>
-        <w:rPr>
-          <w:szCs w:val="24"/>
-          <w:lang w:eastAsia="es-ES"/>
-        </w:rPr>
-        <w:lastRenderedPageBreak/>
-        <w:t xml:space="preserve">(Open </w:t>
+        <w:t xml:space="preserve">stablecer un marco de referencia común que garantice la validez externa y la comparabilidad de los resultados (benchmarking). En este contexto, el conjunto de datos OULAD (Open </w:t>
       </w:r>
       <w:proofErr w:type="spellStart"/>
       <w:r>
@@ -10576,7 +10618,23 @@
           <w:szCs w:val="24"/>
           <w:lang w:eastAsia="es-ES"/>
         </w:rPr>
-        <w:t xml:space="preserve"> Learning </w:t>
+        <w:t xml:space="preserve"> </w:t>
+      </w:r>
+      <w:proofErr w:type="spellStart"/>
+      <w:r>
+        <w:rPr>
+          <w:szCs w:val="24"/>
+          <w:lang w:eastAsia="es-ES"/>
+        </w:rPr>
+        <w:t>Learning</w:t>
+      </w:r>
+      <w:proofErr w:type="spellEnd"/>
+      <w:r>
+        <w:rPr>
+          <w:szCs w:val="24"/>
+          <w:lang w:eastAsia="es-ES"/>
+        </w:rPr>
+        <w:t xml:space="preserve"> </w:t>
       </w:r>
       <w:proofErr w:type="spellStart"/>
       <w:r>
@@ -10785,7 +10843,14 @@
         <w:rPr>
           <w:szCs w:val="24"/>
         </w:rPr>
-        <w:t xml:space="preserve"> o plataformas MOOC específicas) presentan inconvenientes críticos: o bien se trata de datos sintéticos generados artificialmente para sortear regulaciones de privacidad —lo que compromete la fidelidad del comportamiento humano real—, o bien carecen de la documentación académica rigurosa necesaria para sustentar una investigación formal. Asimismo, alternativas masivas como </w:t>
+        <w:t xml:space="preserve"> o plataformas MOOC específicas) presentan </w:t>
+      </w:r>
+      <w:r>
+        <w:rPr>
+          <w:szCs w:val="24"/>
+        </w:rPr>
+        <w:lastRenderedPageBreak/>
+        <w:t xml:space="preserve">inconvenientes críticos: o bien se trata de datos sintéticos generados artificialmente para sortear regulaciones de privacidad —lo que compromete la fidelidad del comportamiento humano real—, o bien carecen de la documentación académica rigurosa necesaria para sustentar una investigación formal. Asimismo, alternativas masivas como </w:t>
       </w:r>
       <w:proofErr w:type="spellStart"/>
       <w:r>
@@ -10799,7 +10864,21 @@
         <w:rPr>
           <w:szCs w:val="24"/>
         </w:rPr>
-        <w:t xml:space="preserve"> se centran excesivamente en el trazado de conocimiento (Knowledge </w:t>
+        <w:t xml:space="preserve"> se centran excesivamente en el trazado de conocimiento (</w:t>
+      </w:r>
+      <w:proofErr w:type="spellStart"/>
+      <w:r>
+        <w:rPr>
+          <w:szCs w:val="24"/>
+        </w:rPr>
+        <w:t>Knowledge</w:t>
+      </w:r>
+      <w:proofErr w:type="spellEnd"/>
+      <w:r>
+        <w:rPr>
+          <w:szCs w:val="24"/>
+        </w:rPr>
+        <w:t xml:space="preserve"> </w:t>
       </w:r>
       <w:proofErr w:type="spellStart"/>
       <w:r>
@@ -10907,6 +10986,7 @@
         </w:rPr>
         <w:t xml:space="preserve">En el ámbito del </w:t>
       </w:r>
+      <w:proofErr w:type="spellStart"/>
       <w:r>
         <w:rPr>
           <w:i/>
@@ -10914,9 +10994,9 @@
           <w:szCs w:val="24"/>
           <w:lang w:eastAsia="es-ES"/>
         </w:rPr>
-        <w:t xml:space="preserve">Learning </w:t>
-      </w:r>
-      <w:proofErr w:type="spellStart"/>
+        <w:t>Learning</w:t>
+      </w:r>
+      <w:proofErr w:type="spellEnd"/>
       <w:r>
         <w:rPr>
           <w:i/>
@@ -10924,6 +11004,16 @@
           <w:szCs w:val="24"/>
           <w:lang w:eastAsia="es-ES"/>
         </w:rPr>
+        <w:t xml:space="preserve"> </w:t>
+      </w:r>
+      <w:proofErr w:type="spellStart"/>
+      <w:r>
+        <w:rPr>
+          <w:i/>
+          <w:iCs/>
+          <w:szCs w:val="24"/>
+          <w:lang w:eastAsia="es-ES"/>
+        </w:rPr>
         <w:t>Analytics</w:t>
       </w:r>
       <w:proofErr w:type="spellEnd"/>
@@ -11012,7 +11102,6 @@
           <w:szCs w:val="24"/>
           <w:lang w:eastAsia="es-ES"/>
         </w:rPr>
-        <w:lastRenderedPageBreak/>
         <w:t xml:space="preserve">La </w:t>
       </w:r>
       <w:r>
@@ -11100,6 +11189,7 @@
       </w:pPr>
       <w:bookmarkStart w:id="13" w:name="_Toc223427419"/>
       <w:r>
+        <w:lastRenderedPageBreak/>
         <w:t>Aprendizaje No Supervisado: Descubrimiento de Patrones (Clustering)</w:t>
       </w:r>
       <w:bookmarkEnd w:id="13"/>
@@ -11189,15 +11279,7 @@
           <w:szCs w:val="24"/>
           <w:lang w:eastAsia="es-ES"/>
         </w:rPr>
-        <w:t xml:space="preserve">) que no son evidentes a simple vista, como "el estudiante </w:t>
-      </w:r>
-      <w:r>
-        <w:rPr>
-          <w:szCs w:val="24"/>
-          <w:lang w:eastAsia="es-ES"/>
-        </w:rPr>
-        <w:lastRenderedPageBreak/>
-        <w:t xml:space="preserve">intensivo de fin de semana" o "el estudiante que solo lee foros, pero no participa". </w:t>
+        <w:t xml:space="preserve">) que no son evidentes a simple vista, como "el estudiante intensivo de fin de semana" o "el estudiante que solo lee foros, pero no participa". </w:t>
       </w:r>
     </w:p>
     <w:p>
@@ -11466,7 +11548,15 @@
           <w:szCs w:val="24"/>
           <w:lang w:eastAsia="es-ES"/>
         </w:rPr>
-        <w:t>, estos modelos dependen de características agregadas (ej. recuento total de visualizaciones), lo que reduce la compleja dinámica temporal del aprendizaje a valores estáticos acumulados, perdiendo el contexto secuencial.</w:t>
+        <w:t xml:space="preserve">, estos modelos dependen de características agregadas (ej. recuento total de </w:t>
+      </w:r>
+      <w:r>
+        <w:rPr>
+          <w:szCs w:val="24"/>
+          <w:lang w:eastAsia="es-ES"/>
+        </w:rPr>
+        <w:lastRenderedPageBreak/>
+        <w:t>visualizaciones), lo que reduce la compleja dinámica temporal del aprendizaje a valores estáticos acumulados, perdiendo el contexto secuencial.</w:t>
       </w:r>
     </w:p>
     <w:p>
@@ -11591,7 +11681,6 @@
           <w:szCs w:val="24"/>
           <w:lang w:eastAsia="es-ES"/>
         </w:rPr>
-        <w:lastRenderedPageBreak/>
         <w:t xml:space="preserve">Inicialmente, las redes recurrentes (RNN y LSTM) permitieron analizar la evolución temporal del alumno. Más recientemente, la arquitectura </w:t>
       </w:r>
       <w:proofErr w:type="spellStart"/>
@@ -12036,15 +12125,7 @@
           <w:szCs w:val="24"/>
           <w:lang w:eastAsia="es-ES"/>
         </w:rPr>
-        <w:t xml:space="preserve">erárquico, permitió alcanzar métricas de calidad excepcionales. Mediante esta metodología, lograron identificar cuatro </w:t>
-      </w:r>
-      <w:r>
-        <w:rPr>
-          <w:szCs w:val="24"/>
-          <w:lang w:eastAsia="es-ES"/>
-        </w:rPr>
-        <w:lastRenderedPageBreak/>
-        <w:t xml:space="preserve">arquetipos de estudiantes, revelando perfiles complejos como aquellos con "alta </w:t>
+        <w:t xml:space="preserve">erárquico, permitió alcanzar métricas de calidad excepcionales. Mediante esta metodología, lograron identificar cuatro arquetipos de estudiantes, revelando perfiles complejos como aquellos con "alta </w:t>
       </w:r>
       <w:r>
         <w:rPr>
@@ -12154,6 +12235,7 @@
       </w:pPr>
       <w:bookmarkStart w:id="18" w:name="_Toc223427424"/>
       <w:r>
+        <w:lastRenderedPageBreak/>
         <w:t>Aprendizaje supervisado en EDM</w:t>
       </w:r>
       <w:r>
@@ -12332,7 +12414,23 @@
           <w:szCs w:val="24"/>
           <w:lang w:eastAsia="es-ES"/>
         </w:rPr>
-        <w:t xml:space="preserve"> frente a Random Forest en su configuración experimental, destacando además la dependencia de estos modelos respecto a la ingeniería manual de características.</w:t>
+        <w:t xml:space="preserve"> frente a </w:t>
+      </w:r>
+      <w:proofErr w:type="spellStart"/>
+      <w:r>
+        <w:rPr>
+          <w:szCs w:val="24"/>
+          <w:lang w:eastAsia="es-ES"/>
+        </w:rPr>
+        <w:t>Random</w:t>
+      </w:r>
+      <w:proofErr w:type="spellEnd"/>
+      <w:r>
+        <w:rPr>
+          <w:szCs w:val="24"/>
+          <w:lang w:eastAsia="es-ES"/>
+        </w:rPr>
+        <w:t xml:space="preserve"> Forest en su configuración experimental, destacando además la dependencia de estos modelos respecto a la ingeniería manual de características.</w:t>
       </w:r>
       <w:r>
         <w:rPr>
@@ -12468,15 +12566,7 @@
           <w:szCs w:val="24"/>
           <w:lang w:eastAsia="es-ES"/>
         </w:rPr>
-        <w:t xml:space="preserve">Este resultado es consistente con la línea de trabajos que tratan los clics/interacciones como series temporales (p. ej., agregación semanal) para anticipar riesgo académico antes de finalizar el curso, </w:t>
-      </w:r>
-      <w:r>
-        <w:rPr>
-          <w:szCs w:val="24"/>
-          <w:lang w:eastAsia="es-ES"/>
-        </w:rPr>
-        <w:lastRenderedPageBreak/>
-        <w:t>priorizando el “cuándo” además del “cuánto” interactúa el estudiante. Además, otros enfoques recientes amplían el foco a escenarios multiclase (</w:t>
+        <w:t>Este resultado es consistente con la línea de trabajos que tratan los clics/interacciones como series temporales (p. ej., agregación semanal) para anticipar riesgo académico antes de finalizar el curso, priorizando el “cuándo” además del “cuánto” interactúa el estudiante. Además, otros enfoques recientes amplían el foco a escenarios multiclase (</w:t>
       </w:r>
       <w:proofErr w:type="spellStart"/>
       <w:r>
@@ -12822,7 +12912,15 @@
           <w:szCs w:val="24"/>
           <w:lang w:eastAsia="es-ES"/>
         </w:rPr>
-        <w:t xml:space="preserve">) también han propuesto variantes </w:t>
+        <w:t xml:space="preserve">) también han </w:t>
+      </w:r>
+      <w:r>
+        <w:rPr>
+          <w:szCs w:val="24"/>
+          <w:lang w:eastAsia="es-ES"/>
+        </w:rPr>
+        <w:lastRenderedPageBreak/>
+        <w:t xml:space="preserve">propuesto variantes </w:t>
       </w:r>
       <w:proofErr w:type="spellStart"/>
       <w:r>
@@ -12955,15 +13053,7 @@
           <w:szCs w:val="24"/>
           <w:lang w:eastAsia="es-ES"/>
         </w:rPr>
-        <w:t xml:space="preserve"> en términos de rendimiento, sino también analizar patrones de atención y complementarlos con técnicas agnósticas como SHAP para reforzar la </w:t>
-      </w:r>
-      <w:r>
-        <w:rPr>
-          <w:szCs w:val="24"/>
-          <w:lang w:eastAsia="es-ES"/>
-        </w:rPr>
-        <w:lastRenderedPageBreak/>
-        <w:t>explicabilidad (XAI) del sistema híbrido, facilitando que el docente comprenda el “porqué” del riesgo detectado.</w:t>
+        <w:t xml:space="preserve"> en términos de rendimiento, sino también analizar patrones de atención y complementarlos con técnicas agnósticas como SHAP para reforzar la explicabilidad (XAI) del sistema híbrido, facilitando que el docente comprenda el “porqué” del riesgo detectado.</w:t>
       </w:r>
     </w:p>
     <w:p>
@@ -13332,6 +13422,7 @@
           <w:szCs w:val="24"/>
           <w:lang w:eastAsia="es-ES"/>
         </w:rPr>
+        <w:lastRenderedPageBreak/>
         <w:t xml:space="preserve">Dado que el aprendizaje humano es un proceso complejo y dinámico, la asunción de linealidad puede resultar limitante en ciertos contextos y simplificar relaciones potencialmente más ricas en los datos. Por ello, este TFM plantea complementar el enfoque basado en PCA con una exploración de arquitecturas de </w:t>
       </w:r>
       <w:proofErr w:type="spellStart"/>
@@ -13348,7 +13439,23 @@
           <w:szCs w:val="24"/>
           <w:lang w:eastAsia="es-ES"/>
         </w:rPr>
-        <w:t xml:space="preserve"> (Deep Learning) como alternativa no lineal de reducción de dimensionalidad. El objetivo es evaluar empíricamente si estas representaciones latentes son capaces de capturar dependencias que PCA no modela de forma directa y, en caso de aportar valor, utilizarlas como base para los modelos predictivos posteriores.</w:t>
+        <w:t xml:space="preserve"> (Deep </w:t>
+      </w:r>
+      <w:proofErr w:type="spellStart"/>
+      <w:r>
+        <w:rPr>
+          <w:szCs w:val="24"/>
+          <w:lang w:eastAsia="es-ES"/>
+        </w:rPr>
+        <w:t>Learning</w:t>
+      </w:r>
+      <w:proofErr w:type="spellEnd"/>
+      <w:r>
+        <w:rPr>
+          <w:szCs w:val="24"/>
+          <w:lang w:eastAsia="es-ES"/>
+        </w:rPr>
+        <w:t>) como alternativa no lineal de reducción de dimensionalidad. El objetivo es evaluar empíricamente si estas representaciones latentes son capaces de capturar dependencias que PCA no modela de forma directa y, en caso de aportar valor, utilizarlas como base para los modelos predictivos posteriores.</w:t>
       </w:r>
     </w:p>
     <w:p>
@@ -13357,7 +13464,6 @@
       </w:pPr>
       <w:bookmarkStart w:id="20" w:name="_Toc223427426"/>
       <w:r>
-        <w:lastRenderedPageBreak/>
         <w:t>Inteligencia Artificial Explicable (XAI) en Educación</w:t>
       </w:r>
       <w:r>
@@ -13698,6 +13804,7 @@
           <w:lang w:eastAsia="es-ES"/>
         </w:rPr>
       </w:pPr>
+      <w:proofErr w:type="spellStart"/>
       <w:r>
         <w:rPr>
           <w:b/>
@@ -13705,9 +13812,10 @@
           <w:szCs w:val="24"/>
           <w:lang w:eastAsia="es-ES"/>
         </w:rPr>
-        <w:t>Explicabilidad Intrínseca (</w:t>
-      </w:r>
-      <w:proofErr w:type="spellStart"/>
+        <w:lastRenderedPageBreak/>
+        <w:t>Explicabilidad</w:t>
+      </w:r>
+      <w:proofErr w:type="spellEnd"/>
       <w:r>
         <w:rPr>
           <w:b/>
@@ -13715,9 +13823,9 @@
           <w:szCs w:val="24"/>
           <w:lang w:eastAsia="es-ES"/>
         </w:rPr>
-        <w:t>Attention</w:t>
-      </w:r>
-      <w:proofErr w:type="spellEnd"/>
+        <w:t xml:space="preserve"> Intrínseca (</w:t>
+      </w:r>
+      <w:proofErr w:type="spellStart"/>
       <w:r>
         <w:rPr>
           <w:b/>
@@ -13725,9 +13833,9 @@
           <w:szCs w:val="24"/>
           <w:lang w:eastAsia="es-ES"/>
         </w:rPr>
-        <w:t xml:space="preserve"> </w:t>
-      </w:r>
-      <w:proofErr w:type="spellStart"/>
+        <w:t>Attention</w:t>
+      </w:r>
+      <w:proofErr w:type="spellEnd"/>
       <w:r>
         <w:rPr>
           <w:b/>
@@ -13735,9 +13843,9 @@
           <w:szCs w:val="24"/>
           <w:lang w:eastAsia="es-ES"/>
         </w:rPr>
-        <w:t>Maps</w:t>
-      </w:r>
-      <w:proofErr w:type="spellEnd"/>
+        <w:t xml:space="preserve"> </w:t>
+      </w:r>
+      <w:proofErr w:type="spellStart"/>
       <w:r>
         <w:rPr>
           <w:b/>
@@ -13745,6 +13853,16 @@
           <w:szCs w:val="24"/>
           <w:lang w:eastAsia="es-ES"/>
         </w:rPr>
+        <w:t>Maps</w:t>
+      </w:r>
+      <w:proofErr w:type="spellEnd"/>
+      <w:r>
+        <w:rPr>
+          <w:b/>
+          <w:bCs/>
+          <w:szCs w:val="24"/>
+          <w:lang w:eastAsia="es-ES"/>
+        </w:rPr>
         <w:t>):</w:t>
       </w:r>
       <w:r>
@@ -13768,7 +13886,7 @@
           <w:szCs w:val="24"/>
           <w:lang w:eastAsia="es-ES"/>
         </w:rPr>
-        <w:t xml:space="preserve"> seleccionada, se extraerán y visualizarán las matrices de pesos de atención (Self-</w:t>
+        <w:t xml:space="preserve"> seleccionada, se extraerán y visualizarán las matrices de pesos de atención (</w:t>
       </w:r>
       <w:proofErr w:type="spellStart"/>
       <w:r>
@@ -13776,7 +13894,7 @@
           <w:szCs w:val="24"/>
           <w:lang w:eastAsia="es-ES"/>
         </w:rPr>
-        <w:t>Attention</w:t>
+        <w:t>Self-Attention</w:t>
       </w:r>
       <w:proofErr w:type="spellEnd"/>
       <w:r>
@@ -13814,15 +13932,7 @@
           <w:szCs w:val="24"/>
           <w:lang w:eastAsia="es-ES"/>
         </w:rPr>
-        <w:t xml:space="preserve">stos mapas </w:t>
-      </w:r>
-      <w:r>
-        <w:rPr>
-          <w:szCs w:val="24"/>
-          <w:lang w:eastAsia="es-ES"/>
-        </w:rPr>
-        <w:lastRenderedPageBreak/>
-        <w:t>permiten observar directamente en qué momentos del curso o actividades específicas se "fijó" el modelo para determinar el riesgo de un estudiante Este enfoque sigue las recomendaciones de complementar modelos complejos con componentes visuales interpretables para garantizar la transparencia</w:t>
+        <w:t>stos mapas permiten observar directamente en qué momentos del curso o actividades específicas se "fijó" el modelo para determinar el riesgo de un estudiante Este enfoque sigue las recomendaciones de complementar modelos complejos con componentes visuales interpretables para garantizar la transparencia</w:t>
       </w:r>
       <w:sdt>
         <w:sdtPr>
@@ -14064,41 +14174,47 @@
       <w:bookmarkStart w:id="22" w:name="_Toc10030874"/>
       <w:bookmarkEnd w:id="22"/>
       <w:r>
+        <w:t xml:space="preserve"> </w:t>
+      </w:r>
+      <w:bookmarkStart w:id="23" w:name="_Toc223427428"/>
+      <w:r>
+        <w:t>Planteamiento del problema y metodología.</w:t>
+      </w:r>
+      <w:bookmarkEnd w:id="23"/>
+    </w:p>
+    <w:p>
+      <w:pPr>
+        <w:ind w:firstLine="357"/>
+        <w:rPr>
+          <w:lang w:eastAsia="es-ES"/>
+        </w:rPr>
+      </w:pPr>
+      <w:r>
+        <w:rPr>
+          <w:lang w:eastAsia="es-ES"/>
+        </w:rPr>
+        <w:t xml:space="preserve">Este capítulo presenta el desarrollo técnico del sistema propuesto para la detección temprana del riesgo académico a partir de los datos del </w:t>
+      </w:r>
+      <w:proofErr w:type="spellStart"/>
+      <w:r>
+        <w:rPr>
+          <w:lang w:eastAsia="es-ES"/>
+        </w:rPr>
+        <w:t>dataset</w:t>
+      </w:r>
+      <w:proofErr w:type="spellEnd"/>
+      <w:r>
+        <w:rPr>
+          <w:lang w:eastAsia="es-ES"/>
+        </w:rPr>
+        <w:t xml:space="preserve"> OULAD. Tras la </w:t>
+      </w:r>
+      <w:r>
+        <w:rPr>
+          <w:lang w:eastAsia="es-ES"/>
+        </w:rPr>
         <w:lastRenderedPageBreak/>
-        <w:t xml:space="preserve"> </w:t>
-      </w:r>
-      <w:bookmarkStart w:id="23" w:name="_Toc223427428"/>
-      <w:r>
-        <w:t>Planteamiento del problema y metodología.</w:t>
-      </w:r>
-      <w:bookmarkEnd w:id="23"/>
-    </w:p>
-    <w:p>
-      <w:pPr>
-        <w:ind w:firstLine="357"/>
-        <w:rPr>
-          <w:lang w:eastAsia="es-ES"/>
-        </w:rPr>
-      </w:pPr>
-      <w:r>
-        <w:rPr>
-          <w:lang w:eastAsia="es-ES"/>
-        </w:rPr>
-        <w:t xml:space="preserve">Este capítulo presenta el desarrollo técnico del sistema propuesto para la detección temprana del riesgo académico a partir de los datos del </w:t>
-      </w:r>
-      <w:proofErr w:type="spellStart"/>
-      <w:r>
-        <w:rPr>
-          <w:lang w:eastAsia="es-ES"/>
-        </w:rPr>
-        <w:t>dataset</w:t>
-      </w:r>
-      <w:proofErr w:type="spellEnd"/>
-      <w:r>
-        <w:rPr>
-          <w:lang w:eastAsia="es-ES"/>
-        </w:rPr>
-        <w:t xml:space="preserve"> OULAD. Tras la fundamentación teórica expuesta en los capítulos anteriores, se formaliza aquí el problema desde una perspectiva computacional y se describe la metodología seguida para su resolución.</w:t>
+        <w:t>fundamentación teórica expuesta en los capítulos anteriores, se formaliza aquí el problema desde una perspectiva computacional y se describe la metodología seguida para su resolución.</w:t>
       </w:r>
     </w:p>
     <w:p>
@@ -14267,7 +14383,6 @@
           <w:szCs w:val="24"/>
           <w:lang w:eastAsia="es-ES"/>
         </w:rPr>
-        <w:lastRenderedPageBreak/>
         <w:t xml:space="preserve">Opacidad y falta de interpretabilidad: </w:t>
       </w:r>
       <w:r>
@@ -14335,6 +14450,7 @@
           <w:szCs w:val="24"/>
           <w:lang w:eastAsia="es-ES"/>
         </w:rPr>
+        <w:lastRenderedPageBreak/>
         <w:t>Limitación en el modelado temporal:</w:t>
       </w:r>
       <w:r>
@@ -14460,14 +14576,7 @@
         <w:rPr>
           <w:lang w:eastAsia="es-ES"/>
         </w:rPr>
-        <w:t xml:space="preserve">Como ya se observó en el Análisis Exploratorio de Datos (EDA), el registro diario de interacciones presenta un nivel de ruido que dificulta la extracción de patrones claros. Sin embargo, al agregar la actividad de los estudiantes de forma semanal, </w:t>
-      </w:r>
-      <w:r>
-        <w:rPr>
-          <w:lang w:eastAsia="es-ES"/>
-        </w:rPr>
-        <w:lastRenderedPageBreak/>
-        <w:t xml:space="preserve">el comportamiento se vuelve mucho más estable y tratable. Esta decisión de diseño concuerda con los hallazgos de </w:t>
+        <w:t xml:space="preserve">Como ya se observó en el Análisis Exploratorio de Datos (EDA), el registro diario de interacciones presenta un nivel de ruido que dificulta la extracción de patrones claros. Sin embargo, al agregar la actividad de los estudiantes de forma semanal, el comportamiento se vuelve mucho más estable y tratable. Esta decisión de diseño concuerda con los hallazgos de </w:t>
       </w:r>
       <w:proofErr w:type="spellStart"/>
       <w:r>
@@ -14586,6 +14695,7 @@
         <w:rPr>
           <w:lang w:eastAsia="es-ES"/>
         </w:rPr>
+        <w:lastRenderedPageBreak/>
         <w:t xml:space="preserve">En cada ventana de tiempo calculamos métricas acumuladas hasta esa semana (clics en los foros, actividades entregadas, notas acumuladas hasta entonces, etc.) y las juntamos con variables que conocemos desde el día cero del estudiante (rango de edad, índice de riqueza del código postal, interactividad antes del comienzo del curso con la plataforma educativa, etc.) </w:t>
       </w:r>
     </w:p>
@@ -14679,14 +14789,7 @@
         <w:rPr>
           <w:lang w:eastAsia="es-ES"/>
         </w:rPr>
-        <w:t xml:space="preserve">Para optimizar el agrupamiento, se comparan técnicas de reducción de dimensionalidad, concretamente PCA y un autoencoder, con el fin de proyectar </w:t>
-      </w:r>
-      <w:r>
-        <w:rPr>
-          <w:lang w:eastAsia="es-ES"/>
-        </w:rPr>
-        <w:lastRenderedPageBreak/>
-        <w:t>la información a un espacio latente de menor dimensión y potencialmente más separable.</w:t>
+        <w:t>Para optimizar el agrupamiento, se comparan técnicas de reducción de dimensionalidad, concretamente PCA y un autoencoder, con el fin de proyectar la información a un espacio latente de menor dimensión y potencialmente más separable.</w:t>
       </w:r>
       <w:r>
         <w:rPr>
@@ -14847,6 +14950,7 @@
         <w:rPr>
           <w:lang w:eastAsia="es-ES"/>
         </w:rPr>
+        <w:lastRenderedPageBreak/>
         <w:t xml:space="preserve">En concreto, se entrenará un único autoencoder (común a todas las ventanas) para aprender una representación comprimida de los datos. Posteriormente, se ajustará un modelo de clustering independiente para cada ventana temporal W, de modo que cada uno esté especializado en agrupar a los estudiantes basándose en su comportamiento acumulado desde el inicio del curso hasta </w:t>
       </w:r>
       <w:r>
@@ -14884,10 +14988,18 @@
       </w:r>
       <w:proofErr w:type="spellEnd"/>
       <w:r>
-        <w:t xml:space="preserve"> clustering, GMM asigna a cada estudiante una distribución de probabilidades, lo que permite alimentar al modelo </w:t>
+        <w:t xml:space="preserve"> </w:t>
       </w:r>
       <w:proofErr w:type="spellStart"/>
       <w:r>
+        <w:t>clustering</w:t>
+      </w:r>
+      <w:proofErr w:type="spellEnd"/>
+      <w:r>
+        <w:t xml:space="preserve">, GMM asigna a cada estudiante una distribución de probabilidades, lo que permite alimentar al modelo </w:t>
+      </w:r>
+      <w:proofErr w:type="spellStart"/>
+      <w:r>
         <w:t>Transformer</w:t>
       </w:r>
       <w:proofErr w:type="spellEnd"/>
@@ -14917,7 +15029,6 @@
       </w:pPr>
       <w:bookmarkStart w:id="29" w:name="_Toc223427433"/>
       <w:r>
-        <w:lastRenderedPageBreak/>
         <w:t xml:space="preserve">Modelado secuencial con </w:t>
       </w:r>
       <w:proofErr w:type="spellStart"/>
@@ -15043,6 +15154,7 @@
         <w:rPr>
           <w:lang w:eastAsia="es-ES"/>
         </w:rPr>
+        <w:lastRenderedPageBreak/>
         <w:t>Para alimentar estos modelos, se procesarán secuencias temporales que capturen la evolución semanal de la interactividad del estudiante en la plataforma. A esta información secuencial se le integrarán las características derivadas de la fase previa de clustering, concretamente los vectores probabilísticos de pertenencia (</w:t>
       </w:r>
       <w:proofErr w:type="spellStart"/>
@@ -15094,7 +15206,6 @@
       </w:pPr>
       <w:bookmarkStart w:id="30" w:name="_Toc223427434"/>
       <w:r>
-        <w:lastRenderedPageBreak/>
         <w:t>IA Explicativa.</w:t>
       </w:r>
       <w:bookmarkEnd w:id="30"/>
@@ -15181,6 +15292,7 @@
           <w:noProof/>
           <w:lang w:eastAsia="es-ES"/>
         </w:rPr>
+        <w:lastRenderedPageBreak/>
         <w:drawing>
           <wp:inline distT="0" distB="0" distL="0" distR="0" wp14:anchorId="0183AC8B" wp14:editId="7FCF049C">
             <wp:extent cx="5156150" cy="2986335"/>
@@ -15289,7 +15401,6 @@
       </w:pPr>
       <w:bookmarkStart w:id="33" w:name="_Toc223427436"/>
       <w:r>
-        <w:lastRenderedPageBreak/>
         <w:t>Metodología.</w:t>
       </w:r>
       <w:bookmarkEnd w:id="33"/>
@@ -15409,6 +15520,7 @@
           <w:szCs w:val="24"/>
           <w:lang w:eastAsia="es-ES"/>
         </w:rPr>
+        <w:lastRenderedPageBreak/>
         <w:t xml:space="preserve">Comprensión del Negocio: </w:t>
       </w:r>
       <w:r>
@@ -15441,7 +15553,6 @@
           <w:szCs w:val="24"/>
           <w:lang w:eastAsia="es-ES"/>
         </w:rPr>
-        <w:lastRenderedPageBreak/>
         <w:t xml:space="preserve">Preparación de Datos: </w:t>
       </w:r>
       <w:r>
@@ -15714,15 +15825,7 @@
           <w:szCs w:val="24"/>
           <w:lang w:eastAsia="es-ES"/>
         </w:rPr>
-        <w:t xml:space="preserve">Para alcanzar los objetivos propuestos, el proyecto se ha desglosado en una serie de hitos técnicos y operativos. Estas tareas no solo cubren el desarrollo del </w:t>
-      </w:r>
-      <w:r>
-        <w:rPr>
-          <w:szCs w:val="24"/>
-          <w:lang w:eastAsia="es-ES"/>
-        </w:rPr>
-        <w:lastRenderedPageBreak/>
-        <w:t>código, sino también la fundamentación teórica y la transferencia de resultados al ámbito pedagógico:</w:t>
+        <w:t>Para alcanzar los objetivos propuestos, el proyecto se ha desglosado en una serie de hitos técnicos y operativos. Estas tareas no solo cubren el desarrollo del código, sino también la fundamentación teórica y la transferencia de resultados al ámbito pedagógico:</w:t>
       </w:r>
     </w:p>
     <w:p>
@@ -15740,6 +15843,7 @@
           <w:szCs w:val="24"/>
           <w:lang w:eastAsia="es-ES"/>
         </w:rPr>
+        <w:lastRenderedPageBreak/>
         <w:t>Fase I:</w:t>
       </w:r>
       <w:r>
@@ -16105,7 +16209,6 @@
           <w:szCs w:val="24"/>
           <w:lang w:eastAsia="es-ES"/>
         </w:rPr>
-        <w:lastRenderedPageBreak/>
         <w:t>Modelado No Supervisado (Clustering):</w:t>
       </w:r>
       <w:r>
@@ -16212,6 +16315,7 @@
           <w:szCs w:val="24"/>
           <w:lang w:eastAsia="es-ES"/>
         </w:rPr>
+        <w:lastRenderedPageBreak/>
         <w:t>Fase IV</w:t>
       </w:r>
       <w:r>
@@ -16334,7 +16438,6 @@
       </w:pPr>
       <w:bookmarkStart w:id="36" w:name="_Toc223427439"/>
       <w:r>
-        <w:lastRenderedPageBreak/>
         <w:t>Planificación.</w:t>
       </w:r>
       <w:bookmarkEnd w:id="36"/>
@@ -16725,13 +16828,27 @@
         <w:rPr>
           <w:szCs w:val="24"/>
         </w:rPr>
-        <w:t xml:space="preserve"> Learning </w:t>
+        <w:t xml:space="preserve"> </w:t>
       </w:r>
       <w:proofErr w:type="spellStart"/>
       <w:r>
         <w:rPr>
           <w:szCs w:val="24"/>
         </w:rPr>
+        <w:t>Learning</w:t>
+      </w:r>
+      <w:proofErr w:type="spellEnd"/>
+      <w:r>
+        <w:rPr>
+          <w:szCs w:val="24"/>
+        </w:rPr>
+        <w:t xml:space="preserve"> </w:t>
+      </w:r>
+      <w:proofErr w:type="spellStart"/>
+      <w:r>
+        <w:rPr>
+          <w:szCs w:val="24"/>
+        </w:rPr>
         <w:t>Analytics</w:t>
       </w:r>
       <w:proofErr w:type="spellEnd"/>
@@ -16787,7 +16904,6 @@
         <w:rPr>
           <w:szCs w:val="24"/>
         </w:rPr>
-        <w:lastRenderedPageBreak/>
         <w:t xml:space="preserve">Cabe señalar que la fundamentación teórica del problema, así como el análisis profundo del estado del arte que contextualiza estos datos, se encuentran documentados en detalle en el </w:t>
       </w:r>
       <w:r>
@@ -16847,6 +16963,7 @@
           <w:bCs/>
           <w:szCs w:val="24"/>
         </w:rPr>
+        <w:lastRenderedPageBreak/>
         <w:t>Dimensión del estudiante:</w:t>
       </w:r>
       <w:r>
@@ -17070,35 +17187,35 @@
         <w:rPr>
           <w:szCs w:val="24"/>
         </w:rPr>
+        <w:t xml:space="preserve">Las interacciones no solo se recogen desde el día cero del curso, sino que antes de iniciar el curso, ya se capturan las interacciones que hacen los estudiantes con la plataforma.  </w:t>
+      </w:r>
+    </w:p>
+    <w:p>
+      <w:pPr>
+        <w:ind w:firstLine="284"/>
+        <w:rPr>
+          <w:szCs w:val="24"/>
+        </w:rPr>
+      </w:pPr>
+      <w:r>
+        <w:rPr>
+          <w:szCs w:val="24"/>
+        </w:rPr>
+        <w:t>La convergencia entre el análisis de la estructura y relación de los datos con el estudio exhaustivo del marco teórico y el estado del arte constituye el núcleo de la fase de comprensión del negocio. Es importante destacar que, bajo el enfoque iterativo de la metodología CRISP-DM, esta comprensión no es estática; por el contrario, se profundiza y matiza en la comprensión del negocio en cada una de las fases sucesivas del proyecto, desde el preprocesamiento hasta la evaluación de los modelos.</w:t>
+      </w:r>
+    </w:p>
+    <w:p>
+      <w:pPr>
+        <w:ind w:firstLine="284"/>
+        <w:rPr>
+          <w:szCs w:val="24"/>
+        </w:rPr>
+      </w:pPr>
+      <w:r>
+        <w:rPr>
+          <w:szCs w:val="24"/>
+        </w:rPr>
         <w:lastRenderedPageBreak/>
-        <w:t xml:space="preserve">Las interacciones no solo se recogen desde el día cero del curso, sino que antes de iniciar el curso, ya se capturan las interacciones que hacen los estudiantes con la plataforma.  </w:t>
-      </w:r>
-    </w:p>
-    <w:p>
-      <w:pPr>
-        <w:ind w:firstLine="284"/>
-        <w:rPr>
-          <w:szCs w:val="24"/>
-        </w:rPr>
-      </w:pPr>
-      <w:r>
-        <w:rPr>
-          <w:szCs w:val="24"/>
-        </w:rPr>
-        <w:t>La convergencia entre el análisis de la estructura y relación de los datos con el estudio exhaustivo del marco teórico y el estado del arte constituye el núcleo de la fase de comprensión del negocio. Es importante destacar que, bajo el enfoque iterativo de la metodología CRISP-DM, esta comprensión no es estática; por el contrario, se profundiza y matiza en la comprensión del negocio en cada una de las fases sucesivas del proyecto, desde el preprocesamiento hasta la evaluación de los modelos.</w:t>
-      </w:r>
-    </w:p>
-    <w:p>
-      <w:pPr>
-        <w:ind w:firstLine="284"/>
-        <w:rPr>
-          <w:szCs w:val="24"/>
-        </w:rPr>
-      </w:pPr>
-      <w:r>
-        <w:rPr>
-          <w:szCs w:val="24"/>
-        </w:rPr>
         <w:t>Una vez consolidada esta base conceptual y estratégica, se procede a ejecutar el análisis exploratorio de datos (EDA). El propósito de esta etapa es validar empíricamente la estructura y las interacciones de los datos, permitiendo identificar patrones, sesgos o anomalías que fundamentarán las decisiones técnicas de las fases posteriores</w:t>
       </w:r>
     </w:p>
@@ -17367,14 +17484,7 @@
         <w:rPr>
           <w:szCs w:val="24"/>
         </w:rPr>
-        <w:t xml:space="preserve"> Para hacer un sistema </w:t>
-      </w:r>
-      <w:r>
-        <w:rPr>
-          <w:szCs w:val="24"/>
-        </w:rPr>
-        <w:lastRenderedPageBreak/>
-        <w:t>ético</w:t>
+        <w:t xml:space="preserve"> Para hacer un sistema ético</w:t>
       </w:r>
       <w:r>
         <w:rPr>
@@ -17548,7 +17658,14 @@
         <w:rPr>
           <w:szCs w:val="24"/>
         </w:rPr>
-        <w:t>Se identificaron 173 registros sin calificación (score) y 2,865 sin fecha de entrega definida. Estas inconsistencias en los hitos evaluativos marcan la necesidad de un filtrado estricto en la fase de preprocesamiento para garantizar la veracidad de las etiquetas de rendimiento.</w:t>
+        <w:t xml:space="preserve">Se identificaron 173 registros sin calificación (score) y 2,865 sin fecha de entrega definida. Estas inconsistencias en los hitos evaluativos marcan la necesidad de un filtrado estricto en la fase de </w:t>
+      </w:r>
+      <w:r>
+        <w:rPr>
+          <w:szCs w:val="24"/>
+        </w:rPr>
+        <w:lastRenderedPageBreak/>
+        <w:t>preprocesamiento para garantizar la veracidad de las etiquetas de rendimiento.</w:t>
       </w:r>
     </w:p>
     <w:p>
@@ -17576,7 +17693,21 @@
         <w:rPr>
           <w:szCs w:val="24"/>
         </w:rPr>
-        <w:t xml:space="preserve">Los campos temporales en los logs muestran nulos que deben ser normalizados para no interrumpir el cálculo de métricas secuenciales como el momentum o el </w:t>
+        <w:t xml:space="preserve">Los campos temporales en los logs muestran nulos que deben ser normalizados para no interrumpir el cálculo de métricas secuenciales como el </w:t>
+      </w:r>
+      <w:proofErr w:type="spellStart"/>
+      <w:r>
+        <w:rPr>
+          <w:szCs w:val="24"/>
+        </w:rPr>
+        <w:t>momentum</w:t>
+      </w:r>
+      <w:proofErr w:type="spellEnd"/>
+      <w:r>
+        <w:rPr>
+          <w:szCs w:val="24"/>
+        </w:rPr>
+        <w:t xml:space="preserve"> o el </w:t>
       </w:r>
       <w:proofErr w:type="spellStart"/>
       <w:r>
@@ -17689,7 +17820,6 @@
           <w:noProof/>
           <w:szCs w:val="24"/>
         </w:rPr>
-        <w:lastRenderedPageBreak/>
         <w:drawing>
           <wp:inline distT="0" distB="0" distL="0" distR="0" wp14:anchorId="3D9C3ED8" wp14:editId="52DB0F44">
             <wp:extent cx="3302747" cy="2181510"/>
@@ -17862,6 +17992,7 @@
           <w:noProof/>
           <w:szCs w:val="24"/>
         </w:rPr>
+        <w:lastRenderedPageBreak/>
         <w:drawing>
           <wp:inline distT="0" distB="0" distL="0" distR="0" wp14:anchorId="44AA05EF" wp14:editId="26DFC8CD">
             <wp:extent cx="4007825" cy="2848911"/>
@@ -18032,7 +18163,6 @@
           <w:bCs/>
           <w:szCs w:val="24"/>
         </w:rPr>
-        <w:lastRenderedPageBreak/>
         <w:t>Nivel de riqueza en el código postal del estudiante</w:t>
       </w:r>
       <w:r>
@@ -18206,7 +18336,14 @@
         <w:rPr>
           <w:szCs w:val="24"/>
         </w:rPr>
-        <w:t xml:space="preserve"> imagen), la intensidad de interacción varía drásticamente según la materia; por ejemplo, el curso FFF triplica la actividad del BBB. Sin un ajuste previo, el algoritmo de clustering sufriría un sesgo de volumen, agrupando a los estudiantes por la asignatura matriculada en lugar de por su comportamiento real, lo que invalidaría la identificación de patrones de compromiso genuinos.</w:t>
+        <w:t xml:space="preserve"> imagen), la intensidad de interacción varía drásticamente según la materia; por ejemplo, el curso FFF triplica la actividad del BBB. Sin un ajuste previo, el algoritmo de clustering sufriría un sesgo de volumen, agrupando a los estudiantes por la asignatura matriculada en lugar de </w:t>
+      </w:r>
+      <w:r>
+        <w:rPr>
+          <w:szCs w:val="24"/>
+        </w:rPr>
+        <w:lastRenderedPageBreak/>
+        <w:t>por su comportamiento real, lo que invalidaría la identificación de patrones de compromiso genuinos.</w:t>
       </w:r>
     </w:p>
     <w:p>
@@ -18247,9 +18384,8 @@
         <w:rPr>
           <w:noProof/>
         </w:rPr>
-        <w:lastRenderedPageBreak/>
         <w:drawing>
-          <wp:inline distT="0" distB="0" distL="0" distR="0" wp14:anchorId="4529E623" wp14:editId="057A0491">
+          <wp:inline distT="0" distB="0" distL="0" distR="0" wp14:anchorId="4529E623" wp14:editId="17274024">
             <wp:extent cx="4175128" cy="3749749"/>
             <wp:effectExtent l="0" t="0" r="0" b="0"/>
             <wp:docPr id="1882811199" name="Imagen 3"/>
@@ -18410,8 +18546,9 @@
           <w:noProof/>
           <w:szCs w:val="24"/>
         </w:rPr>
+        <w:lastRenderedPageBreak/>
         <w:drawing>
-          <wp:inline distT="0" distB="0" distL="0" distR="0" wp14:anchorId="02CCDD26" wp14:editId="22933C38">
+          <wp:inline distT="0" distB="0" distL="0" distR="0" wp14:anchorId="02CCDD26" wp14:editId="1D5D1625">
             <wp:extent cx="4471574" cy="1578203"/>
             <wp:effectExtent l="0" t="0" r="0" b="0"/>
             <wp:docPr id="1505806298" name="Imagen 4"/>
@@ -18530,7 +18667,6 @@
         <w:ind w:left="709"/>
       </w:pPr>
       <w:r>
-        <w:lastRenderedPageBreak/>
         <w:t xml:space="preserve">Se puede ver también que hay una relación entre el nivel educativo previo y los resultados obtenidos. Cuanto mayor es el nivel educativo previo más probabilidades hay de que el estudiante tenga éxito. </w:t>
       </w:r>
     </w:p>
@@ -18548,7 +18684,7 @@
           <w:noProof/>
         </w:rPr>
         <w:drawing>
-          <wp:inline distT="0" distB="0" distL="0" distR="0" wp14:anchorId="58E9CF1F" wp14:editId="4C5CE392">
+          <wp:inline distT="0" distB="0" distL="0" distR="0" wp14:anchorId="58E9CF1F" wp14:editId="526C3C96">
             <wp:extent cx="3266469" cy="2236569"/>
             <wp:effectExtent l="0" t="0" r="0" b="0"/>
             <wp:docPr id="2098546300" name="Imagen 6"/>
@@ -19019,7 +19155,6 @@
           <w:bCs/>
           <w:lang w:eastAsia="es-ES"/>
         </w:rPr>
-        <w:lastRenderedPageBreak/>
         <w:t xml:space="preserve">Partición y protección contra fuga de datos (Data </w:t>
       </w:r>
       <w:proofErr w:type="spellStart"/>
@@ -19071,7 +19206,11 @@
         <w:t>imputación de valores nulos</w:t>
       </w:r>
       <w:r>
-        <w:t xml:space="preserve"> para no distorsionar la muestra. Concretamente, las ausencias en el índice de privación múltiple (imd_band) se recategorizaron bajo la etiqueta 'Unknown' para preservar los registros sin introducir sesgos poblacionales. Por su parte, los valores faltantes en la fecha de matriculación (</w:t>
+        <w:t xml:space="preserve"> para no distorsionar la muestra. Concretamente, las ausencias en el índice de privación múltiple (imd_band) se recategorizaron bajo la etiqueta </w:t>
+      </w:r>
+      <w:r>
+        <w:lastRenderedPageBreak/>
+        <w:t>'Unknown' para preservar los registros sin introducir sesgos poblacionales. Por su parte, los valores faltantes en la fecha de matriculación (</w:t>
       </w:r>
       <w:proofErr w:type="spellStart"/>
       <w:r>
@@ -19308,7 +19447,6 @@
           <w:bCs/>
           <w:lang w:eastAsia="es-ES"/>
         </w:rPr>
-        <w:lastRenderedPageBreak/>
         <w:t>Normalización condicional por curso:</w:t>
       </w:r>
       <w:r>
@@ -19383,7 +19521,14 @@
         <w:rPr>
           <w:lang w:eastAsia="es-ES"/>
         </w:rPr>
-        <w:t>) se mapearon a escalas numéricas continuas o discretas, facilitando su interpretación por parte de las redes neuronales.</w:t>
+        <w:t xml:space="preserve">) se mapearon a </w:t>
+      </w:r>
+      <w:r>
+        <w:rPr>
+          <w:lang w:eastAsia="es-ES"/>
+        </w:rPr>
+        <w:lastRenderedPageBreak/>
+        <w:t>escalas numéricas continuas o discretas, facilitando su interpretación por parte de las redes neuronales.</w:t>
       </w:r>
       <w:r>
         <w:rPr>
@@ -19546,14 +19691,7 @@
         <w:rPr>
           <w:szCs w:val="24"/>
         </w:rPr>
-        <w:t xml:space="preserve"> difiere del enfoque tradicional, ya que requiere estructurar la información en secuencias temporales </w:t>
-      </w:r>
-      <w:r>
-        <w:rPr>
-          <w:szCs w:val="24"/>
-        </w:rPr>
-        <w:lastRenderedPageBreak/>
-        <w:t>en lugar de vectores planos. Este tratamiento se automatizó para transformar los registros diarios en tensores tridimensionales, ejecutando las siguientes acciones clave:</w:t>
+        <w:t xml:space="preserve"> difiere del enfoque tradicional, ya que requiere estructurar la información en secuencias temporales en lugar de vectores planos. Este tratamiento se automatizó para transformar los registros diarios en tensores tridimensionales, ejecutando las siguientes acciones clave:</w:t>
       </w:r>
     </w:p>
     <w:p>
@@ -19688,6 +19826,7 @@
       </w:pPr>
       <w:bookmarkStart w:id="51" w:name="_Toc223427447"/>
       <w:r>
+        <w:lastRenderedPageBreak/>
         <w:t>Ingeniería de características</w:t>
       </w:r>
       <w:r>
@@ -19775,7 +19914,6 @@
       </w:pPr>
       <w:bookmarkStart w:id="52" w:name="_Toc223427448"/>
       <w:r>
-        <w:lastRenderedPageBreak/>
         <w:t>Fase I: Características para Autoencoder.</w:t>
       </w:r>
       <w:bookmarkEnd w:id="52"/>
@@ -20032,6 +20170,7 @@
           <w:bCs/>
           <w:lang w:eastAsia="es-ES"/>
         </w:rPr>
+        <w:lastRenderedPageBreak/>
         <w:t xml:space="preserve">Información acumulada en diferentes ventanas de tiempo: </w:t>
       </w:r>
       <w:r>
@@ -20050,14 +20189,7 @@
         <w:rPr>
           <w:lang w:eastAsia="es-ES"/>
         </w:rPr>
-        <w:t xml:space="preserve">se calcules los valores acumulados de clics en los </w:t>
-      </w:r>
-      <w:r>
-        <w:rPr>
-          <w:lang w:eastAsia="es-ES"/>
-        </w:rPr>
-        <w:lastRenderedPageBreak/>
-        <w:t xml:space="preserve">diferentes tipos de actividad, junto con calificación obtenida hasta la fecha, etc. </w:t>
+        <w:t xml:space="preserve">se calcules los valores acumulados de clics en los diferentes tipos de actividad, junto con calificación obtenida hasta la fecha, etc. </w:t>
       </w:r>
     </w:p>
     <w:p>
@@ -20347,14 +20479,7 @@
         <w:rPr>
           <w:lang w:eastAsia="es-ES"/>
         </w:rPr>
-        <w:t xml:space="preserve">), que diferencia a los estudiantes constantes de aquellos que concentran su actividad en picos esporádicos. Asimismo, métricas como el top1_share (proporción de clics en la actividad principal) y el índice </w:t>
-      </w:r>
-      <w:r>
-        <w:rPr>
-          <w:lang w:eastAsia="es-ES"/>
-        </w:rPr>
-        <w:lastRenderedPageBreak/>
-        <w:t>de curiosidad (</w:t>
+        <w:t>), que diferencia a los estudiantes constantes de aquellos que concentran su actividad en picos esporádicos. Asimismo, métricas como el top1_share (proporción de clics en la actividad principal) y el índice de curiosidad (</w:t>
       </w:r>
       <w:proofErr w:type="spellStart"/>
       <w:r>
@@ -20390,6 +20515,7 @@
           <w:bCs/>
           <w:lang w:eastAsia="es-ES"/>
         </w:rPr>
+        <w:lastRenderedPageBreak/>
         <w:t>Evolución del Rendimiento (</w:t>
       </w:r>
       <w:proofErr w:type="spellStart"/>
@@ -20670,15 +20796,7 @@
           <w:szCs w:val="24"/>
           <w:lang w:eastAsia="es-ES"/>
         </w:rPr>
-        <w:t xml:space="preserve">/transformes, la exploración </w:t>
-      </w:r>
-      <w:r>
-        <w:rPr>
-          <w:szCs w:val="24"/>
-          <w:lang w:eastAsia="es-ES"/>
-        </w:rPr>
-        <w:lastRenderedPageBreak/>
-        <w:t>previa para modelar este script se encuentra en el notebook 5 (</w:t>
+        <w:t>/transformes, la exploración previa para modelar este script se encuentra en el notebook 5 (</w:t>
       </w:r>
       <w:hyperlink w:anchor="_Apéndice_I:_Repositorio" w:history="1">
         <w:r>
@@ -20846,6 +20964,7 @@
           <w:szCs w:val="24"/>
           <w:lang w:eastAsia="es-ES"/>
         </w:rPr>
+        <w:lastRenderedPageBreak/>
         <w:t>Representaciones Latentes y Arquetipos (</w:t>
       </w:r>
       <w:proofErr w:type="spellStart"/>
@@ -21036,36 +21155,102 @@
           <w:szCs w:val="24"/>
           <w:lang w:eastAsia="es-ES"/>
         </w:rPr>
-        <w:t xml:space="preserve">Como resultado de la fase de experimentación, se optó por incorporar también las </w:t>
-      </w:r>
-      <w:r>
-        <w:rPr>
-          <w:szCs w:val="24"/>
+        <w:t>Como resultado de la fase de experimentación, se optó por incorporar también las características históricas acumuladas por el estudiante hasta la semana objeto de predicción (W). La inyección de estas métricas agregadas —calculadas inicialmente para el Autoencoder— complementa el análisis secuencial del mecanismo de atención, lo que se tradujo empíricamente en una mejora sustancial de las métricas de rendimiento del modelo final.</w:t>
+      </w:r>
+    </w:p>
+    <w:p>
+      <w:pPr>
+        <w:ind w:firstLine="207"/>
+        <w:rPr>
+          <w:szCs w:val="24"/>
+          <w:lang w:eastAsia="es-ES"/>
+        </w:rPr>
+      </w:pPr>
+      <w:r>
+        <w:rPr>
+          <w:szCs w:val="24"/>
+          <w:lang w:eastAsia="es-ES"/>
+        </w:rPr>
+        <w:t xml:space="preserve">La integración conjunta de estos tres bloques permite al </w:t>
+      </w:r>
+      <w:proofErr w:type="spellStart"/>
+      <w:r>
+        <w:rPr>
+          <w:szCs w:val="24"/>
+          <w:lang w:eastAsia="es-ES"/>
+        </w:rPr>
+        <w:t>Transformer</w:t>
+      </w:r>
+      <w:proofErr w:type="spellEnd"/>
+      <w:r>
+        <w:rPr>
+          <w:szCs w:val="24"/>
+          <w:lang w:eastAsia="es-ES"/>
+        </w:rPr>
+        <w:t xml:space="preserve"> no solo procesar "qué" hace el estudiante semana a semana mediante su mecanismo de autoatención, sino contextualizarlo bajo "quién" es y a qué perfil de comportamiento general pertenece, maximizando así la precisión en la detección temprana del riesgo.</w:t>
+      </w:r>
+    </w:p>
+    <w:p>
+      <w:pPr>
+        <w:pStyle w:val="Ttulo2"/>
+      </w:pPr>
+      <w:bookmarkStart w:id="54" w:name="_Toc223427450"/>
+      <w:r>
+        <w:t>Modelado</w:t>
+      </w:r>
+      <w:bookmarkEnd w:id="54"/>
+    </w:p>
+    <w:p>
+      <w:pPr>
+        <w:ind w:firstLine="284"/>
+        <w:rPr>
+          <w:lang w:eastAsia="es-ES"/>
+        </w:rPr>
+      </w:pPr>
+      <w:r>
+        <w:rPr>
+          <w:lang w:eastAsia="es-ES"/>
+        </w:rPr>
+        <w:t xml:space="preserve">La fase de modelado constituye el núcleo analítico y predictivo de esta investigación. Para abordar la naturaleza multidimensional del comportamiento estudiantil, se ha diseñado una arquitectura híbrida secuencial. Esta aproximación se divide en dos </w:t>
+      </w:r>
+      <w:r>
+        <w:rPr>
           <w:lang w:eastAsia="es-ES"/>
         </w:rPr>
         <w:lastRenderedPageBreak/>
-        <w:t>características históricas acumuladas por el estudiante hasta la semana objeto de predicción (W). La inyección de estas métricas agregadas —calculadas inicialmente para el Autoencoder— complementa el análisis secuencial del mecanismo de atención, lo que se tradujo empíricamente en una mejora sustancial de las métricas de rendimiento del modelo final.</w:t>
-      </w:r>
-    </w:p>
-    <w:p>
-      <w:pPr>
-        <w:ind w:firstLine="207"/>
-        <w:rPr>
-          <w:szCs w:val="24"/>
-          <w:lang w:eastAsia="es-ES"/>
-        </w:rPr>
-      </w:pPr>
-      <w:r>
-        <w:rPr>
-          <w:szCs w:val="24"/>
-          <w:lang w:eastAsia="es-ES"/>
-        </w:rPr>
-        <w:t xml:space="preserve">La integración conjunta de estos tres bloques permite al </w:t>
+        <w:t xml:space="preserve">grandes etapas operativas: una primera fase de aprendizaje no supervisado (mediante </w:t>
       </w:r>
       <w:proofErr w:type="spellStart"/>
       <w:r>
         <w:rPr>
-          <w:szCs w:val="24"/>
+          <w:lang w:eastAsia="es-ES"/>
+        </w:rPr>
+        <w:t>Autoencoders</w:t>
+      </w:r>
+      <w:proofErr w:type="spellEnd"/>
+      <w:r>
+        <w:rPr>
+          <w:lang w:eastAsia="es-ES"/>
+        </w:rPr>
+        <w:t xml:space="preserve"> y </w:t>
+      </w:r>
+      <w:proofErr w:type="spellStart"/>
+      <w:r>
+        <w:rPr>
+          <w:lang w:eastAsia="es-ES"/>
+        </w:rPr>
+        <w:t>clustering</w:t>
+      </w:r>
+      <w:proofErr w:type="spellEnd"/>
+      <w:r>
+        <w:rPr>
+          <w:lang w:eastAsia="es-ES"/>
+        </w:rPr>
+        <w:t xml:space="preserve">) orientada a la reducción de dimensionalidad y el descubrimiento de arquetipos latentes; y una segunda fase de aprendizaje supervisado (basada en redes neuronales </w:t>
+      </w:r>
+      <w:proofErr w:type="spellStart"/>
+      <w:r>
+        <w:rPr>
           <w:lang w:eastAsia="es-ES"/>
         </w:rPr>
         <w:t>Transformer</w:t>
@@ -21073,21 +21258,10 @@
       <w:proofErr w:type="spellEnd"/>
       <w:r>
         <w:rPr>
-          <w:szCs w:val="24"/>
-          <w:lang w:eastAsia="es-ES"/>
-        </w:rPr>
-        <w:t xml:space="preserve"> no solo procesar "qué" hace el estudiante semana a semana mediante su mecanismo de autoatención, sino contextualizarlo bajo "quién" es y a qué perfil de comportamiento general pertenece, maximizando así la precisión en la detección temprana del riesgo.</w:t>
-      </w:r>
-    </w:p>
-    <w:p>
-      <w:pPr>
-        <w:pStyle w:val="Ttulo2"/>
-      </w:pPr>
-      <w:bookmarkStart w:id="54" w:name="_Toc223427450"/>
-      <w:r>
-        <w:t>Modelado</w:t>
-      </w:r>
-      <w:bookmarkEnd w:id="54"/>
+          <w:lang w:eastAsia="es-ES"/>
+        </w:rPr>
+        <w:t xml:space="preserve">) especializada en modelar la evolución temporal del alumno para predecir su riesgo académico. </w:t>
+      </w:r>
     </w:p>
     <w:p>
       <w:pPr>
@@ -21100,140 +21274,97 @@
         <w:rPr>
           <w:lang w:eastAsia="es-ES"/>
         </w:rPr>
-        <w:t xml:space="preserve">La fase de modelado constituye el núcleo analítico y predictivo de esta investigación. Para abordar la naturaleza multidimensional del comportamiento estudiantil, se ha diseñado una arquitectura híbrida secuencial. Esta aproximación se divide en dos grandes etapas operativas: una primera fase de aprendizaje no supervisado (mediante </w:t>
+        <w:t>A continuación, se detallan los fundamentos técnicos, la experimentación y las decisiones arquitectónicas que sustentan cada uno de estos modelos.</w:t>
+      </w:r>
+    </w:p>
+    <w:p>
+      <w:pPr>
+        <w:pStyle w:val="Ttulo3"/>
+      </w:pPr>
+      <w:bookmarkStart w:id="55" w:name="_Toc223427451"/>
+      <w:r>
+        <w:t>Autoencoder</w:t>
+      </w:r>
+      <w:r>
+        <w:t>.</w:t>
+      </w:r>
+      <w:bookmarkEnd w:id="55"/>
+    </w:p>
+    <w:p>
+      <w:pPr>
+        <w:ind w:firstLine="488"/>
+        <w:rPr>
+          <w:lang w:eastAsia="es-ES"/>
+        </w:rPr>
+      </w:pPr>
+      <w:r>
+        <w:rPr>
+          <w:lang w:eastAsia="es-ES"/>
+        </w:rPr>
+        <w:t>El modelado del</w:t>
+      </w:r>
+      <w:r>
+        <w:rPr>
+          <w:lang w:eastAsia="es-ES"/>
+        </w:rPr>
+        <w:t xml:space="preserve"> </w:t>
+      </w:r>
+      <w:proofErr w:type="gramStart"/>
+      <w:r>
+        <w:rPr>
+          <w:lang w:eastAsia="es-ES"/>
+        </w:rPr>
+        <w:t>A</w:t>
+      </w:r>
+      <w:r>
+        <w:rPr>
+          <w:lang w:eastAsia="es-ES"/>
+        </w:rPr>
+        <w:t>utoencoder</w:t>
+      </w:r>
+      <w:r>
+        <w:rPr>
+          <w:lang w:eastAsia="es-ES"/>
+        </w:rPr>
+        <w:t>(</w:t>
+      </w:r>
+      <w:proofErr w:type="gramEnd"/>
+      <w:r>
+        <w:rPr>
+          <w:lang w:eastAsia="es-ES"/>
+        </w:rPr>
+        <w:t>AE)</w:t>
+      </w:r>
+      <w:r>
+        <w:rPr>
+          <w:lang w:eastAsia="es-ES"/>
+        </w:rPr>
+        <w:t xml:space="preserve"> se materializa en los scripts autoencoder.py</w:t>
+      </w:r>
+      <w:r>
+        <w:rPr>
+          <w:lang w:eastAsia="es-ES"/>
+        </w:rPr>
+        <w:t xml:space="preserve"> donde se construye la arquitectura del AE con </w:t>
       </w:r>
       <w:proofErr w:type="spellStart"/>
       <w:r>
         <w:rPr>
           <w:lang w:eastAsia="es-ES"/>
         </w:rPr>
-        <w:t>Autoencoders</w:t>
+        <w:t>Keras</w:t>
       </w:r>
       <w:proofErr w:type="spellEnd"/>
       <w:r>
         <w:rPr>
           <w:lang w:eastAsia="es-ES"/>
         </w:rPr>
-        <w:t xml:space="preserve"> y clustering) orientada a la reducción de dimensionalidad y el descubrimiento de arquetipos latentes; y una segunda fase de aprendizaje supervisado (basada en redes neuronales </w:t>
-      </w:r>
-      <w:proofErr w:type="spellStart"/>
-      <w:r>
-        <w:rPr>
-          <w:lang w:eastAsia="es-ES"/>
-        </w:rPr>
-        <w:t>Transformer</w:t>
-      </w:r>
-      <w:proofErr w:type="spellEnd"/>
-      <w:r>
-        <w:rPr>
-          <w:lang w:eastAsia="es-ES"/>
-        </w:rPr>
-        <w:t xml:space="preserve">) especializada en modelar la evolución temporal del alumno para predecir su riesgo académico. </w:t>
-      </w:r>
-    </w:p>
-    <w:p>
-      <w:pPr>
-        <w:ind w:firstLine="284"/>
-        <w:rPr>
-          <w:lang w:eastAsia="es-ES"/>
-        </w:rPr>
-      </w:pPr>
-      <w:r>
-        <w:rPr>
-          <w:lang w:eastAsia="es-ES"/>
-        </w:rPr>
-        <w:t>A continuación, se detallan los fundamentos técnicos, la experimentación y las decisiones arquitectónicas que sustentan cada uno de estos modelos.</w:t>
-      </w:r>
-    </w:p>
-    <w:p>
-      <w:pPr>
-        <w:pStyle w:val="Ttulo3"/>
-      </w:pPr>
-      <w:bookmarkStart w:id="55" w:name="_Toc223427451"/>
-      <w:r>
-        <w:t>Autoencoder</w:t>
-      </w:r>
-      <w:r>
-        <w:t>.</w:t>
-      </w:r>
-      <w:bookmarkEnd w:id="55"/>
-    </w:p>
-    <w:p>
-      <w:pPr>
-        <w:ind w:firstLine="488"/>
-        <w:rPr>
-          <w:lang w:eastAsia="es-ES"/>
-        </w:rPr>
-      </w:pPr>
-      <w:r>
-        <w:rPr>
-          <w:lang w:eastAsia="es-ES"/>
-        </w:rPr>
-        <w:t>El modelado del</w:t>
-      </w:r>
-      <w:r>
-        <w:rPr>
-          <w:lang w:eastAsia="es-ES"/>
-        </w:rPr>
-        <w:t xml:space="preserve"> </w:t>
-      </w:r>
-      <w:proofErr w:type="gramStart"/>
-      <w:r>
-        <w:rPr>
-          <w:lang w:eastAsia="es-ES"/>
-        </w:rPr>
-        <w:t>A</w:t>
-      </w:r>
-      <w:r>
-        <w:rPr>
-          <w:lang w:eastAsia="es-ES"/>
-        </w:rPr>
-        <w:t>utoencoder</w:t>
-      </w:r>
-      <w:r>
-        <w:rPr>
-          <w:lang w:eastAsia="es-ES"/>
-        </w:rPr>
-        <w:t>(</w:t>
-      </w:r>
-      <w:proofErr w:type="gramEnd"/>
-      <w:r>
-        <w:rPr>
-          <w:lang w:eastAsia="es-ES"/>
-        </w:rPr>
-        <w:t>AE)</w:t>
-      </w:r>
-      <w:r>
-        <w:rPr>
-          <w:lang w:eastAsia="es-ES"/>
-        </w:rPr>
-        <w:t xml:space="preserve"> se materializa en los scripts autoencoder.py</w:t>
-      </w:r>
-      <w:r>
-        <w:rPr>
-          <w:lang w:eastAsia="es-ES"/>
-        </w:rPr>
-        <w:t xml:space="preserve"> donde se construye la arquitectura del AE con </w:t>
-      </w:r>
-      <w:proofErr w:type="spellStart"/>
-      <w:r>
-        <w:rPr>
-          <w:lang w:eastAsia="es-ES"/>
-        </w:rPr>
-        <w:t>Keras</w:t>
-      </w:r>
-      <w:proofErr w:type="spellEnd"/>
-      <w:r>
-        <w:rPr>
-          <w:lang w:eastAsia="es-ES"/>
-        </w:rPr>
         <w:t xml:space="preserve"> y </w:t>
       </w:r>
       <w:r>
         <w:rPr>
           <w:lang w:eastAsia="es-ES"/>
         </w:rPr>
-        <w:lastRenderedPageBreak/>
         <w:t>train_autoencoder.py</w:t>
       </w:r>
       <w:r>
@@ -21464,7 +21595,21 @@
         <w:rPr>
           <w:lang w:eastAsia="es-ES"/>
         </w:rPr>
-        <w:t xml:space="preserve"> Clustering (DEC). A nivel de optimización, esto significa que el modelo no se limita </w:t>
+        <w:t xml:space="preserve"> </w:t>
+      </w:r>
+      <w:proofErr w:type="spellStart"/>
+      <w:r>
+        <w:rPr>
+          <w:lang w:eastAsia="es-ES"/>
+        </w:rPr>
+        <w:t>Clustering</w:t>
+      </w:r>
+      <w:proofErr w:type="spellEnd"/>
+      <w:r>
+        <w:rPr>
+          <w:lang w:eastAsia="es-ES"/>
+        </w:rPr>
+        <w:t xml:space="preserve"> (DEC). A nivel de optimización, esto significa que el modelo no se limita </w:t>
       </w:r>
       <w:r>
         <w:rPr>
@@ -21496,6 +21641,7 @@
         <w:rPr>
           <w:lang w:eastAsia="es-ES"/>
         </w:rPr>
+        <w:lastRenderedPageBreak/>
         <w:t xml:space="preserve">Por un lado, la red minimiza una pérdida de reconstrucción (empleando la métrica Huber Loss) para garantizar que el espacio latente retenga fielmente la información estructural y las características originales del estudiante. Por otro lado, incorpora simultáneamente una pérdida de agrupamiento basada en la divergencia de </w:t>
       </w:r>
       <w:proofErr w:type="spellStart"/>
@@ -21510,13 +21656,27 @@
         <w:rPr>
           <w:lang w:eastAsia="es-ES"/>
         </w:rPr>
-        <w:t xml:space="preserve"> (KL). Mediante esta optimización conjunta, el autoencoder genera </w:t>
+        <w:t xml:space="preserve"> (KL). Mediante esta optimización conjunta, el </w:t>
       </w:r>
       <w:proofErr w:type="spellStart"/>
       <w:r>
         <w:rPr>
           <w:lang w:eastAsia="es-ES"/>
         </w:rPr>
+        <w:t>autoencoder</w:t>
+      </w:r>
+      <w:proofErr w:type="spellEnd"/>
+      <w:r>
+        <w:rPr>
+          <w:lang w:eastAsia="es-ES"/>
+        </w:rPr>
+        <w:t xml:space="preserve"> genera </w:t>
+      </w:r>
+      <w:proofErr w:type="spellStart"/>
+      <w:r>
+        <w:rPr>
+          <w:lang w:eastAsia="es-ES"/>
+        </w:rPr>
         <w:t>embeddings</w:t>
       </w:r>
       <w:proofErr w:type="spellEnd"/>
@@ -21524,14 +21684,7 @@
         <w:rPr>
           <w:lang w:eastAsia="es-ES"/>
         </w:rPr>
-        <w:t xml:space="preserve"> que no solo están limpios de ruido, sino que </w:t>
-      </w:r>
-      <w:r>
-        <w:rPr>
-          <w:lang w:eastAsia="es-ES"/>
-        </w:rPr>
-        <w:lastRenderedPageBreak/>
-        <w:t>están matemáticamente forzados a ser altamente discriminativos para la segmentación de perfiles de aprendizaje.</w:t>
+        <w:t xml:space="preserve"> que no solo están limpios de ruido, sino que están matemáticamente forzados a ser altamente discriminativos para la segmentación de perfiles de aprendizaje.</w:t>
       </w:r>
     </w:p>
     <w:p>
@@ -21684,14 +21837,14 @@
         <w:rPr>
           <w:lang w:eastAsia="es-ES"/>
         </w:rPr>
-        <w:t xml:space="preserve"> (KL). Durante esta etapa, el modelo calcula una distribución objetivo (P) matemática que fuerza a las predicciones probabilísticas a ser más "nítidas" (acercando los estudiantes </w:t>
+        <w:t xml:space="preserve"> (KL). Durante esta etapa, el modelo calcula una distribución objetivo (P) matemática que fuerza a las predicciones probabilísticas a ser más "nítidas" </w:t>
       </w:r>
       <w:r>
         <w:rPr>
           <w:lang w:eastAsia="es-ES"/>
         </w:rPr>
         <w:lastRenderedPageBreak/>
-        <w:t xml:space="preserve">a su centroide más próximo y alejándolos del resto). Esta distribución se recalcula iterativamente a lo largo de las épocas, guiando al espacio latente para que aumente la cohesión </w:t>
+        <w:t xml:space="preserve">(acercando los estudiantes a su centroide más próximo y alejándolos del resto). Esta distribución se recalcula iterativamente a lo largo de las épocas, guiando al espacio latente para que aumente la cohesión </w:t>
       </w:r>
       <w:proofErr w:type="spellStart"/>
       <w:r>
@@ -21719,7 +21872,21 @@
         <w:rPr>
           <w:lang w:eastAsia="es-ES"/>
         </w:rPr>
-        <w:t xml:space="preserve">Adicionalmente, a nivel de ingeniería de Machine Learning, el bucle de entrenamiento incorpora técnicas avanzadas para garantizar la robustez del modelo, tales como Early </w:t>
+        <w:t xml:space="preserve">Adicionalmente, a nivel de ingeniería de Machine Learning, el bucle de entrenamiento incorpora técnicas avanzadas para garantizar la robustez del modelo, tales como </w:t>
+      </w:r>
+      <w:proofErr w:type="spellStart"/>
+      <w:r>
+        <w:rPr>
+          <w:lang w:eastAsia="es-ES"/>
+        </w:rPr>
+        <w:t>Early</w:t>
+      </w:r>
+      <w:proofErr w:type="spellEnd"/>
+      <w:r>
+        <w:rPr>
+          <w:lang w:eastAsia="es-ES"/>
+        </w:rPr>
+        <w:t xml:space="preserve"> </w:t>
       </w:r>
       <w:proofErr w:type="spellStart"/>
       <w:r>
@@ -22032,22 +22199,16 @@
         <w:rPr>
           <w:lang w:eastAsia="es-ES"/>
         </w:rPr>
-        <w:t xml:space="preserve">), estos vectores característicos </w:t>
-      </w:r>
-      <w:r>
-        <w:rPr>
-          <w:lang w:eastAsia="es-ES"/>
-        </w:rPr>
+        <w:t>), estos vectores característicos de los estudiantes en el espacio latente son los que se utilizarán en la siguiente fase de Clustering.</w:t>
+      </w:r>
+    </w:p>
+    <w:p>
+      <w:pPr>
+        <w:pStyle w:val="Ttulo3"/>
+      </w:pPr>
+      <w:bookmarkStart w:id="57" w:name="_Toc223427453"/>
+      <w:r>
         <w:lastRenderedPageBreak/>
-        <w:t>de los estudiantes en el espacio latente son los que se utilizarán en la siguiente fase de Clustering.</w:t>
-      </w:r>
-    </w:p>
-    <w:p>
-      <w:pPr>
-        <w:pStyle w:val="Ttulo3"/>
-      </w:pPr>
-      <w:bookmarkStart w:id="57" w:name="_Toc223427453"/>
-      <w:r>
         <w:t>Clustering</w:t>
       </w:r>
       <w:bookmarkEnd w:id="57"/>
@@ -22154,7 +22315,21 @@
         <w:rPr>
           <w:lang w:eastAsia="es-ES"/>
         </w:rPr>
-        <w:t xml:space="preserve"> (KL) al Autoencoder, lo que generó representaciones (</w:t>
+        <w:t xml:space="preserve"> (KL) al </w:t>
+      </w:r>
+      <w:proofErr w:type="spellStart"/>
+      <w:r>
+        <w:rPr>
+          <w:lang w:eastAsia="es-ES"/>
+        </w:rPr>
+        <w:t>Autoencoder</w:t>
+      </w:r>
+      <w:proofErr w:type="spellEnd"/>
+      <w:r>
+        <w:rPr>
+          <w:lang w:eastAsia="es-ES"/>
+        </w:rPr>
+        <w:t>, lo que generó representaciones (</w:t>
       </w:r>
       <w:proofErr w:type="spellStart"/>
       <w:r>
@@ -22264,20 +22439,26 @@
         <w:rPr>
           <w:lang w:eastAsia="es-ES"/>
         </w:rPr>
+        <w:tab/>
+      </w:r>
+      <w:r>
+        <w:rPr>
+          <w:lang w:eastAsia="es-ES"/>
+        </w:rPr>
+        <w:t>Para evaluar la calidad de las agrupaciones formadas, nos apoyamos en dos métricas: el Criterio de Información Bayesiano (BIC) y el Criterio de Akaike (AIC). En términos sencillos, ambos indicadores buscan el equilibrio perfecto: evalúan qué tan bien logra el modelo representar la realidad de los datos, pero le aplican una penalización matemática si utiliza una cantidad innecesaria de grupos para lograrlo. Por lo tanto, un valor más bajo indica siempre un modelo mejor y más eficiente.</w:t>
+      </w:r>
+      <w:r>
+        <w:rPr>
+          <w:lang w:eastAsia="es-ES"/>
+        </w:rPr>
+        <w:t xml:space="preserve"> Sin </w:t>
+      </w:r>
+      <w:r>
+        <w:rPr>
+          <w:lang w:eastAsia="es-ES"/>
+        </w:rPr>
         <w:lastRenderedPageBreak/>
-        <w:tab/>
-      </w:r>
-      <w:r>
-        <w:rPr>
-          <w:lang w:eastAsia="es-ES"/>
-        </w:rPr>
-        <w:t>Para evaluar la calidad de las agrupaciones formadas, nos apoyamos en dos métricas: el Criterio de Información Bayesiano (BIC) y el Criterio de Akaike (AIC). En términos sencillos, ambos indicadores buscan el equilibrio perfecto: evalúan qué tan bien logra el modelo representar la realidad de los datos, pero le aplican una penalización matemática si utiliza una cantidad innecesaria de grupos para lograrlo. Por lo tanto, un valor más bajo indica siempre un modelo mejor y más eficiente.</w:t>
-      </w:r>
-      <w:r>
-        <w:rPr>
-          <w:lang w:eastAsia="es-ES"/>
-        </w:rPr>
-        <w:t xml:space="preserve"> Sin embargo, no siempre se escoge el valor más bajo, sino que aquel que da equilibrio entre un valor bajo de BIC/AIC y utilidad interpretativa.</w:t>
+        <w:t>embargo, no siempre se escoge el valor más bajo, sino que aquel que da equilibrio entre un valor bajo de BIC/AIC y utilidad interpretativa.</w:t>
       </w:r>
     </w:p>
     <w:p>
@@ -22547,46 +22728,52 @@
         <w:rPr>
           <w:lang w:eastAsia="es-ES"/>
         </w:rPr>
+        <w:t xml:space="preserve">Al observar las gráficas, la primera diferencia notable radica en el ajuste general de los modelos. Aunque ambos enfoques sitúan sus métricas en el mismo orden de magnitud (entre 1.56 y 1.77 millones), la </w:t>
+      </w:r>
+      <w:r>
+        <w:rPr>
+          <w:lang w:eastAsia="es-ES"/>
+        </w:rPr>
+        <w:t>anterior ilustración</w:t>
+      </w:r>
+      <w:r>
+        <w:rPr>
+          <w:lang w:eastAsia="es-ES"/>
+        </w:rPr>
+        <w:t xml:space="preserve"> (AE) presenta valores de BIC y AIC consistentemente inferiores a los de la Ilustración </w:t>
+      </w:r>
+      <w:r>
+        <w:rPr>
+          <w:lang w:eastAsia="es-ES"/>
+        </w:rPr>
+        <w:t xml:space="preserve">del </w:t>
+      </w:r>
+      <w:r>
+        <w:rPr>
+          <w:lang w:eastAsia="es-ES"/>
+        </w:rPr>
+        <w:t>PCA para cualquier número de componentes. Esta diferencia constante evidencia que las representaciones latentes extraídas por el Autoencoder logran un ajuste matemático superior frente a la reducción lineal tradicional.</w:t>
+      </w:r>
+    </w:p>
+    <w:p>
+      <w:pPr>
+        <w:ind w:firstLine="708"/>
+        <w:rPr>
+          <w:lang w:eastAsia="es-ES"/>
+        </w:rPr>
+      </w:pPr>
+      <w:r>
+        <w:rPr>
+          <w:lang w:eastAsia="es-ES"/>
+        </w:rPr>
+        <w:t xml:space="preserve">Además de la superioridad en los valores absolutos, la evolución de las ganancias a medida que aumenta k revela dinámicas distintas. A diferencia de lo que podría esperarse, ninguna de las dos técnicas registra empeoramientos (valores </w:t>
+      </w:r>
+      <w:r>
+        <w:rPr>
+          <w:lang w:eastAsia="es-ES"/>
+        </w:rPr>
         <w:lastRenderedPageBreak/>
-        <w:t xml:space="preserve">Al observar las gráficas, la primera diferencia notable radica en el ajuste general de los modelos. Aunque ambos enfoques sitúan sus métricas en el mismo orden de magnitud (entre 1.56 y 1.77 millones), la </w:t>
-      </w:r>
-      <w:r>
-        <w:rPr>
-          <w:lang w:eastAsia="es-ES"/>
-        </w:rPr>
-        <w:t>anterior ilustración</w:t>
-      </w:r>
-      <w:r>
-        <w:rPr>
-          <w:lang w:eastAsia="es-ES"/>
-        </w:rPr>
-        <w:t xml:space="preserve"> (AE) presenta valores de BIC y AIC consistentemente inferiores a los de la Ilustración </w:t>
-      </w:r>
-      <w:r>
-        <w:rPr>
-          <w:lang w:eastAsia="es-ES"/>
-        </w:rPr>
-        <w:t xml:space="preserve">del </w:t>
-      </w:r>
-      <w:r>
-        <w:rPr>
-          <w:lang w:eastAsia="es-ES"/>
-        </w:rPr>
-        <w:t>PCA para cualquier número de componentes. Esta diferencia constante evidencia que las representaciones latentes extraídas por el Autoencoder logran un ajuste matemático superior frente a la reducción lineal tradicional.</w:t>
-      </w:r>
-    </w:p>
-    <w:p>
-      <w:pPr>
-        <w:ind w:firstLine="708"/>
-        <w:rPr>
-          <w:lang w:eastAsia="es-ES"/>
-        </w:rPr>
-      </w:pPr>
-      <w:r>
-        <w:rPr>
-          <w:lang w:eastAsia="es-ES"/>
-        </w:rPr>
-        <w:t>Además de la superioridad en los valores absolutos, la evolución de las ganancias a medida que aumenta k revela dinámicas distintas. A diferencia de lo que podría esperarse, ninguna de las dos técnicas registra empeoramientos (valores negativos) en su gráfica de mejora marginal dentro de este rango; es decir, añadir clústeres siempre aporta alguna ganancia matemática. Sin embargo, en el caso de PCA, la curva marginal presenta fluctuaciones más inestables (con descensos pronunciados en k=5 y k=7, y un pico anómalo en k=6). Esta volatilidad sugiere que la reducción de dimensionalidad lineal no logra desenredar adecuadamente la complejidad de los datos, dificultando que el algoritmo GMM encuentre fronteras naturales constantes.</w:t>
+        <w:t>negativos) en su gráfica de mejora marginal dentro de este rango; es decir, añadir clústeres siempre aporta alguna ganancia matemática. Sin embargo, en el caso de PCA, la curva marginal presenta fluctuaciones más inestables (con descensos pronunciados en k=5 y k=7, y un pico anómalo en k=6). Esta volatilidad sugiere que la reducción de dimensionalidad lineal no logra desenredar adecuadamente la complejidad de los datos, dificultando que el algoritmo GMM encuentre fronteras naturales constantes.</w:t>
       </w:r>
     </w:p>
     <w:p>
@@ -22635,7 +22822,6 @@
           <w:bCs/>
           <w:lang w:eastAsia="es-ES"/>
         </w:rPr>
-        <w:lastRenderedPageBreak/>
         <w:t>Superioridad del Autoencoder para la extracción de características</w:t>
       </w:r>
       <w:r>
@@ -22729,6 +22915,7 @@
         <w:rPr>
           <w:lang w:eastAsia="es-ES"/>
         </w:rPr>
+        <w:lastRenderedPageBreak/>
         <w:t>Por consiguiente, para la generación de las secuencias de entrada que alimentarán posteriormente al modelo basado en Transformers, se consolida el uso de un modelo de mezclas gaussianas (GMM) de 5 componentes entrenado sobre el espacio latente del Autoencoder. Esta configuración permite perfilar a los estudiantes en cinco estados probabilísticos distintos cada semana, proporcionando una granularidad rica, interpretable y matemáticamente fundamentada para la detección temprana de riesgo.</w:t>
       </w:r>
     </w:p>
@@ -22743,13 +22930,27 @@
         <w:rPr>
           <w:lang w:eastAsia="es-ES"/>
         </w:rPr>
-        <w:t>Para dotar de mayor robustez a la selección del modelo, de forma complementaria al análisis de componentes, se ejecutó una búsqueda exhaustiva de hiperparámetros (</w:t>
+        <w:t xml:space="preserve">Para dotar de mayor robustez a la selección del modelo, de forma complementaria al análisis de componentes, se ejecutó una búsqueda exhaustiva de </w:t>
       </w:r>
       <w:proofErr w:type="spellStart"/>
       <w:r>
         <w:rPr>
           <w:lang w:eastAsia="es-ES"/>
         </w:rPr>
+        <w:t>hiperparámetros</w:t>
+      </w:r>
+      <w:proofErr w:type="spellEnd"/>
+      <w:r>
+        <w:rPr>
+          <w:lang w:eastAsia="es-ES"/>
+        </w:rPr>
+        <w:t xml:space="preserve"> (</w:t>
+      </w:r>
+      <w:proofErr w:type="spellStart"/>
+      <w:r>
+        <w:rPr>
+          <w:lang w:eastAsia="es-ES"/>
+        </w:rPr>
         <w:t>Grid</w:t>
       </w:r>
       <w:proofErr w:type="spellEnd"/>
@@ -22757,7 +22958,21 @@
         <w:rPr>
           <w:lang w:eastAsia="es-ES"/>
         </w:rPr>
-        <w:t xml:space="preserve"> Search) para el algoritmo de Mixtura Gaussiana (GMM)</w:t>
+        <w:t xml:space="preserve"> </w:t>
+      </w:r>
+      <w:proofErr w:type="spellStart"/>
+      <w:r>
+        <w:rPr>
+          <w:lang w:eastAsia="es-ES"/>
+        </w:rPr>
+        <w:t>Search</w:t>
+      </w:r>
+      <w:proofErr w:type="spellEnd"/>
+      <w:r>
+        <w:rPr>
+          <w:lang w:eastAsia="es-ES"/>
+        </w:rPr>
+        <w:t>) para el algoritmo de Mixtura Gaussiana (GMM)</w:t>
       </w:r>
       <w:r>
         <w:rPr>
@@ -22785,7 +23000,6 @@
           <w:noProof/>
           <w:lang w:eastAsia="es-ES"/>
         </w:rPr>
-        <w:lastRenderedPageBreak/>
         <w:drawing>
           <wp:inline distT="0" distB="0" distL="0" distR="0" wp14:anchorId="367EE354" wp14:editId="23817925">
             <wp:extent cx="4930815" cy="2109396"/>
@@ -23007,6 +23221,7 @@
       <w:bookmarkStart w:id="61" w:name="_Toc223427454"/>
       <w:proofErr w:type="spellStart"/>
       <w:r>
+        <w:lastRenderedPageBreak/>
         <w:t>Transformer</w:t>
       </w:r>
       <w:proofErr w:type="spellEnd"/>
@@ -23101,14 +23316,7 @@
         <w:rPr>
           <w:lang w:eastAsia="es-ES"/>
         </w:rPr>
-        <w:t xml:space="preserve">”, y su entrenamiento se </w:t>
-      </w:r>
-      <w:r>
-        <w:rPr>
-          <w:lang w:eastAsia="es-ES"/>
-        </w:rPr>
-        <w:lastRenderedPageBreak/>
-        <w:t xml:space="preserve">realiza </w:t>
+        <w:t xml:space="preserve">”, y su entrenamiento se realiza </w:t>
       </w:r>
       <w:r>
         <w:rPr>
@@ -23301,7 +23509,25 @@
           <w:bCs/>
           <w:lang w:eastAsia="es-ES"/>
         </w:rPr>
-        <w:t xml:space="preserve">Fusión temprana (Early </w:t>
+        <w:t>Fusión temprana (</w:t>
+      </w:r>
+      <w:proofErr w:type="spellStart"/>
+      <w:r>
+        <w:rPr>
+          <w:b/>
+          <w:bCs/>
+          <w:lang w:eastAsia="es-ES"/>
+        </w:rPr>
+        <w:t>Early</w:t>
+      </w:r>
+      <w:proofErr w:type="spellEnd"/>
+      <w:r>
+        <w:rPr>
+          <w:b/>
+          <w:bCs/>
+          <w:lang w:eastAsia="es-ES"/>
+        </w:rPr>
+        <w:t xml:space="preserve"> </w:t>
       </w:r>
       <w:proofErr w:type="spellStart"/>
       <w:r>
@@ -23493,14 +23719,7 @@
         <w:rPr>
           <w:lang w:eastAsia="es-ES"/>
         </w:rPr>
-        <w:t xml:space="preserve"> comprime toda la evolución del estudiante en </w:t>
-      </w:r>
-      <w:r>
-        <w:rPr>
-          <w:lang w:eastAsia="es-ES"/>
-        </w:rPr>
-        <w:lastRenderedPageBreak/>
-        <w:t>un único vector de resumen. Para tomar la decisión final con la máxima garantía, el modelo junta tres piezas clave de información:</w:t>
+        <w:t xml:space="preserve"> comprime toda la evolución del estudiante en un único vector de resumen. Para tomar la decisión final con la máxima garantía, el modelo junta tres piezas clave de información:</w:t>
       </w:r>
     </w:p>
     <w:p>
@@ -23521,6 +23740,7 @@
         <w:rPr>
           <w:lang w:eastAsia="es-ES"/>
         </w:rPr>
+        <w:lastRenderedPageBreak/>
         <w:t>El resumen de la evolución temporal</w:t>
       </w:r>
       <w:r>
@@ -23684,6 +23904,7 @@
       </w:pPr>
       <w:r>
         <w:rPr>
+          <w:noProof/>
           <w:lang w:eastAsia="es-ES"/>
         </w:rPr>
         <w:drawing>
@@ -23784,44 +24005,55 @@
         <w:ind w:firstLine="488"/>
       </w:pPr>
       <w:r>
+        <w:t xml:space="preserve">Como se aprecia en la comparativa de resultados, </w:t>
+      </w:r>
+      <w:r>
+        <w:t>la flexibilidad</w:t>
+      </w:r>
+      <w:r>
+        <w:t xml:space="preserve"> de la arquitectura implementada facilita una experimentación ágil. Con tan solo modificar el </w:t>
+      </w:r>
+      <w:proofErr w:type="spellStart"/>
+      <w:r>
+        <w:t>hiperparámetro</w:t>
+      </w:r>
+      <w:proofErr w:type="spellEnd"/>
+      <w:r>
+        <w:t xml:space="preserve"> </w:t>
+      </w:r>
+      <w:r>
+        <w:t>“</w:t>
+      </w:r>
+      <w:proofErr w:type="spellStart"/>
+      <w:r>
+        <w:t>with_static</w:t>
+      </w:r>
+      <w:proofErr w:type="spellEnd"/>
+      <w:r>
+        <w:t>”</w:t>
+      </w:r>
+      <w:r>
+        <w:t xml:space="preserve"> de False a True, el sistema incorpora automáticamente las variables sociodemográficas y de contexto al proceso de entrenamiento. Esta activación demuestra empíricamente </w:t>
+      </w:r>
+      <w:proofErr w:type="gramStart"/>
+      <w:r>
+        <w:t>que</w:t>
+      </w:r>
+      <w:proofErr w:type="gramEnd"/>
+      <w:r>
+        <w:t xml:space="preserve"> a excepción de un levísimo descenso en el </w:t>
+      </w:r>
+      <w:proofErr w:type="spellStart"/>
+      <w:r>
+        <w:t>recall</w:t>
+      </w:r>
+      <w:proofErr w:type="spellEnd"/>
+      <w:r>
+        <w:t xml:space="preserve">, la inclusión de la información estática se traduce en una mejora generalizada de la </w:t>
+      </w:r>
+      <w:r>
         <w:lastRenderedPageBreak/>
-        <w:t xml:space="preserve">Como se aprecia en la comparativa de resultados, </w:t>
-      </w:r>
-      <w:r>
-        <w:t>la flexibilidad</w:t>
-      </w:r>
-      <w:r>
-        <w:t xml:space="preserve"> de la arquitectura implementada facilita una experimentación ágil. Con tan solo modificar el hiperparámetro </w:t>
-      </w:r>
-      <w:r>
-        <w:t>“</w:t>
-      </w:r>
-      <w:proofErr w:type="spellStart"/>
-      <w:r>
-        <w:t>with_static</w:t>
-      </w:r>
-      <w:proofErr w:type="spellEnd"/>
-      <w:r>
-        <w:t>”</w:t>
-      </w:r>
-      <w:r>
-        <w:t xml:space="preserve"> de False a True, el sistema incorpora automáticamente las variables sociodemográficas y de contexto al proceso de entrenamiento. Esta activación demuestra empíricamente </w:t>
-      </w:r>
-      <w:proofErr w:type="gramStart"/>
-      <w:r>
-        <w:t>que</w:t>
-      </w:r>
-      <w:proofErr w:type="gramEnd"/>
-      <w:r>
-        <w:t xml:space="preserve"> a excepción de un levísimo descenso en el </w:t>
-      </w:r>
-      <w:proofErr w:type="spellStart"/>
-      <w:r>
-        <w:t>recall</w:t>
-      </w:r>
-      <w:proofErr w:type="spellEnd"/>
-      <w:r>
-        <w:t>, la inclusión de la información estática se traduce en una mejora generalizada de la capacidad predictiva del modelo, optimizando significativamente la precisión, el F1-Score y reduciendo la pérdida global (</w:t>
+        <w:t>capacidad predictiva del modelo, optimizando significativamente la precisión, el F1-Score y reduciendo la pérdida global (</w:t>
       </w:r>
       <w:proofErr w:type="spellStart"/>
       <w:r>
@@ -23874,6 +24106,9 @@
         <w:ind w:firstLine="488"/>
       </w:pPr>
       <w:r>
+        <w:rPr>
+          <w:noProof/>
+        </w:rPr>
         <w:drawing>
           <wp:inline distT="0" distB="0" distL="0" distR="0" wp14:anchorId="07A281E0" wp14:editId="3B91D700">
             <wp:extent cx="5023413" cy="1676440"/>
@@ -23985,27 +24220,27 @@
       </w:r>
       <w:proofErr w:type="spellEnd"/>
       <w:r>
-        <w:t xml:space="preserve">). La inyección de características estáticas y perfiles de clustering dota a la red neuronal de un contexto más profundo, lo que reduce drásticamente las falsas alarmas (incrementando la precisión en más de un 10%). Al tener información sobre el arquetipo del estudiante, el modelo deja de penalizar de forma alarmista las caídas puntuales de actividad secuencial. Como contrapartida natural, el modelo </w:t>
+        <w:t xml:space="preserve">). La inyección de características estáticas y perfiles de clustering dota a la red neuronal de un contexto más profundo, lo que reduce drásticamente las falsas alarmas (incrementando la precisión en más de un 10%). Al tener información sobre el arquetipo del estudiante, el modelo deja de penalizar de forma alarmista las caídas puntuales de actividad secuencial. Como contrapartida natural, el modelo adopta un sesgo ligeramente más conservador a la hora de emitir alertas de riesgo, lo que explica el descenso del </w:t>
+      </w:r>
+      <w:proofErr w:type="spellStart"/>
+      <w:r>
+        <w:t>recall</w:t>
+      </w:r>
+      <w:proofErr w:type="spellEnd"/>
+      <w:r>
+        <w:t>. No obstante, el incremento del F1-Score confirma que la ganancia en precisión supera armónicamente a la pérdida de exhaustividad.</w:t>
+      </w:r>
+    </w:p>
+    <w:p>
+      <w:pPr>
+        <w:ind w:firstLine="488"/>
+      </w:pPr>
+      <w:r>
+        <w:t xml:space="preserve">Finalmente, para completar el marco de información del modelo, se procedió a integrar un bloque de variables acumulativas a la arquitectura que ya contenía los datos estáticos y los perfiles de clustering. Estas nuevas características sintetizan el historial de esfuerzo del estudiante hasta la semana objeto de predicción (como, por ejemplo, el volumen total de clics acumulados o la nota media en las evaluaciones entregadas hasta </w:t>
       </w:r>
       <w:r>
         <w:lastRenderedPageBreak/>
-        <w:t xml:space="preserve">adopta un sesgo ligeramente más conservador a la hora de emitir alertas de riesgo, lo que explica el descenso del </w:t>
-      </w:r>
-      <w:proofErr w:type="spellStart"/>
-      <w:r>
-        <w:t>recall</w:t>
-      </w:r>
-      <w:proofErr w:type="spellEnd"/>
-      <w:r>
-        <w:t>. No obstante, el incremento del F1-Score confirma que la ganancia en precisión supera armónicamente a la pérdida de exhaustividad.</w:t>
-      </w:r>
-    </w:p>
-    <w:p>
-      <w:pPr>
-        <w:ind w:firstLine="488"/>
-      </w:pPr>
-      <w:r>
-        <w:t>Finalmente, para completar el marco de información del modelo, se procedió a integrar un bloque de variables acumulativas a la arquitectura que ya contenía los datos estáticos y los perfiles de clustering. Estas nuevas características sintetizan el historial de esfuerzo del estudiante hasta la semana objeto de predicción (como, por ejemplo, el volumen total de clics acumulados o la nota media en las evaluaciones entregadas hasta la fecha). La incorporación de esta 'memoria histórica' agregada arrojó los siguientes resultados</w:t>
+        <w:t>la fecha). La incorporación de esta 'memoria histórica' agregada arrojó los siguientes resultados</w:t>
       </w:r>
     </w:p>
     <w:p>
@@ -24014,6 +24249,9 @@
         <w:spacing w:after="0"/>
       </w:pPr>
       <w:r>
+        <w:rPr>
+          <w:noProof/>
+        </w:rPr>
         <w:drawing>
           <wp:inline distT="0" distB="0" distL="0" distR="0" wp14:anchorId="6B0A758D" wp14:editId="06631245">
             <wp:extent cx="5400040" cy="2112010"/>
@@ -24059,14 +24297,27 @@
       <w:r>
         <w:t xml:space="preserve">Ilustración </w:t>
       </w:r>
-      <w:fldSimple w:instr=" SEQ Ilustración \* ARABIC ">
-        <w:r>
-          <w:rPr>
-            <w:noProof/>
-          </w:rPr>
-          <w:t>15</w:t>
-        </w:r>
-      </w:fldSimple>
+      <w:r>
+        <w:fldChar w:fldCharType="begin"/>
+      </w:r>
+      <w:r>
+        <w:instrText xml:space="preserve"> SEQ Ilustración \* ARABIC </w:instrText>
+      </w:r>
+      <w:r>
+        <w:fldChar w:fldCharType="separate"/>
+      </w:r>
+      <w:r>
+        <w:rPr>
+          <w:noProof/>
+        </w:rPr>
+        <w:t>15</w:t>
+      </w:r>
+      <w:r>
+        <w:rPr>
+          <w:noProof/>
+        </w:rPr>
+        <w:fldChar w:fldCharType="end"/>
+      </w:r>
       <w:r>
         <w:t xml:space="preserve"> Influencia de variables acumulativas en resultados de entrenamiento</w:t>
       </w:r>
@@ -24085,11 +24336,7 @@
       </w:r>
       <w:proofErr w:type="spellEnd"/>
       <w:r>
-        <w:t xml:space="preserve"> con un resumen cuantitativo del esfuerzo acumulado, el modelo perfecciona drásticamente su capacidad predictiva, destacando un notable incremento en la precisión (+12.52%) y en el F1-Score (+6.88%). Estos resultados confirman de forma definitiva que la arquitectura híbrida completa (secuencias temporales + contexto estático + clustering + métricas acumuladas) </w:t>
-      </w:r>
-      <w:r>
-        <w:lastRenderedPageBreak/>
-        <w:t>es la configuración óptima para maximizar el rendimiento del sistema de alerta temprana.</w:t>
+        <w:t xml:space="preserve"> con un resumen cuantitativo del esfuerzo acumulado, el modelo perfecciona drásticamente su capacidad predictiva, destacando un notable incremento en la precisión (+12.52%) y en el F1-Score (+6.88%). Estos resultados confirman de forma definitiva que la arquitectura híbrida completa (secuencias temporales + contexto estático + clustering + métricas acumuladas) es la configuración óptima para maximizar el rendimiento del sistema de alerta temprana.</w:t>
       </w:r>
     </w:p>
     <w:p>
@@ -24175,7 +24422,14 @@
         <w:rPr>
           <w:lang w:eastAsia="es-ES"/>
         </w:rPr>
-        <w:t xml:space="preserve"> El sistema no está anclado a un único objetivo. Permite resolver el problema con distintos niveles de granularidad: desde una clasificación binaria directa (estudiantes en riesgo frente a casos de éxito, permitiendo aislar abandonos o suspensos según convenga), pasando por una visión </w:t>
+        <w:t xml:space="preserve"> El sistema no está anclado a un único objetivo. Permite resolver el problema con distintos niveles de granularidad: desde una clasificación binaria directa (estudiantes en riesgo frente a casos de éxito, permitiendo aislar abandonos o suspensos según convenga), pasando por </w:t>
+      </w:r>
+      <w:r>
+        <w:rPr>
+          <w:lang w:eastAsia="es-ES"/>
+        </w:rPr>
+        <w:lastRenderedPageBreak/>
+        <w:t xml:space="preserve">una visión </w:t>
       </w:r>
       <w:proofErr w:type="spellStart"/>
       <w:r>
@@ -24293,20 +24547,31 @@
           <w:bCs/>
           <w:lang w:eastAsia="es-ES"/>
         </w:rPr>
-        <w:t xml:space="preserve"> Tuning)</w:t>
-      </w:r>
-      <w:r>
-        <w:rPr>
-          <w:lang w:eastAsia="es-ES"/>
-        </w:rPr>
-        <w:t xml:space="preserve">: En los escenarios de predicción de riesgo, disparar una alerta simplemente porque la probabilidad cruza la barrera del 50% rara vez es la mejor decisión. El sistema incorpora un algoritmo que evalúa cientos de puntos de corte de </w:t>
-      </w:r>
-      <w:r>
-        <w:rPr>
-          <w:lang w:eastAsia="es-ES"/>
-        </w:rPr>
-        <w:lastRenderedPageBreak/>
-        <w:t>forma automática durante la fase de validación. Su objetivo es encontrar el umbral matemático óptimo que logre el equilibrio perfecto: maximizar la cantidad de alumnos en peligro detectados (exhaustividad), garantizando al mismo tiempo que no se sature a los docentes con falsas alarmas (precisión).</w:t>
+        <w:t xml:space="preserve"> </w:t>
+      </w:r>
+      <w:proofErr w:type="spellStart"/>
+      <w:r>
+        <w:rPr>
+          <w:b/>
+          <w:bCs/>
+          <w:lang w:eastAsia="es-ES"/>
+        </w:rPr>
+        <w:t>Tuning</w:t>
+      </w:r>
+      <w:proofErr w:type="spellEnd"/>
+      <w:r>
+        <w:rPr>
+          <w:b/>
+          <w:bCs/>
+          <w:lang w:eastAsia="es-ES"/>
+        </w:rPr>
+        <w:t>)</w:t>
+      </w:r>
+      <w:r>
+        <w:rPr>
+          <w:lang w:eastAsia="es-ES"/>
+        </w:rPr>
+        <w:t>: En los escenarios de predicción de riesgo, disparar una alerta simplemente porque la probabilidad cruza la barrera del 50% rara vez es la mejor decisión. El sistema incorpora un algoritmo que evalúa cientos de puntos de corte de forma automática durante la fase de validación. Su objetivo es encontrar el umbral matemático óptimo que logre el equilibrio perfecto: maximizar la cantidad de alumnos en peligro detectados (exhaustividad), garantizando al mismo tiempo que no se sature a los docentes con falsas alarmas (precisión).</w:t>
       </w:r>
     </w:p>
     <w:p>
@@ -24333,13 +24598,27 @@
         <w:rPr>
           <w:lang w:eastAsia="es-ES"/>
         </w:rPr>
-        <w:t xml:space="preserve">: Si detecta que el aprendizaje se estanca, reduce de forma autónoma la velocidad a la que actualiza sus conocimientos para realizar ajustes más finos. Si la mejora se detiene por completo, el entrenamiento finaliza prematuramente (Early </w:t>
+        <w:t>: Si detecta que el aprendizaje se estanca, reduce de forma autónoma la velocidad a la que actualiza sus conocimientos para realizar ajustes más finos. Si la mejora se detiene por completo, el entrenamiento finaliza prematuramente (</w:t>
       </w:r>
       <w:proofErr w:type="spellStart"/>
       <w:r>
         <w:rPr>
           <w:lang w:eastAsia="es-ES"/>
         </w:rPr>
+        <w:t>Early</w:t>
+      </w:r>
+      <w:proofErr w:type="spellEnd"/>
+      <w:r>
+        <w:rPr>
+          <w:lang w:eastAsia="es-ES"/>
+        </w:rPr>
+        <w:t xml:space="preserve"> </w:t>
+      </w:r>
+      <w:proofErr w:type="spellStart"/>
+      <w:r>
+        <w:rPr>
+          <w:lang w:eastAsia="es-ES"/>
+        </w:rPr>
         <w:t>Stopping</w:t>
       </w:r>
       <w:proofErr w:type="spellEnd"/>
@@ -24389,7 +24668,14 @@
         <w:rPr>
           <w:lang w:eastAsia="es-ES"/>
         </w:rPr>
-        <w:t xml:space="preserve">, etc.). Para gestionar la ingente cantidad de modelos generados en este proceso, se implementó paralelamente un sistema de evaluación comparativa automática. Esta herramienta rastrea, archiva y contrasta el rendimiento de cada iteración, permitiendo auditar de un vistazo qué modificaciones se traducen en mejoras reales (aumentos en </w:t>
+        <w:t xml:space="preserve">, etc.). Para gestionar la ingente cantidad de modelos generados en este proceso, se implementó paralelamente un sistema de evaluación comparativa automática. Esta herramienta rastrea, archiva y contrasta el rendimiento de cada iteración, permitiendo </w:t>
+      </w:r>
+      <w:r>
+        <w:rPr>
+          <w:lang w:eastAsia="es-ES"/>
+        </w:rPr>
+        <w:lastRenderedPageBreak/>
+        <w:t xml:space="preserve">auditar de un vistazo qué modificaciones se traducen en mejoras reales (aumentos en </w:t>
       </w:r>
       <w:proofErr w:type="spellStart"/>
       <w:r>
@@ -24426,7 +24712,6 @@
       </w:pPr>
       <w:bookmarkStart w:id="67" w:name="_Toc223427457"/>
       <w:r>
-        <w:lastRenderedPageBreak/>
         <w:t>Evaluación</w:t>
       </w:r>
       <w:bookmarkEnd w:id="67"/>
@@ -24612,20 +24897,14 @@
           <w:bCs/>
           <w:lang w:eastAsia="es-ES"/>
         </w:rPr>
+        <w:lastRenderedPageBreak/>
         <w:t>Fidelidad de Reconstrucción:</w:t>
       </w:r>
       <w:r>
         <w:rPr>
           <w:lang w:eastAsia="es-ES"/>
         </w:rPr>
-        <w:t xml:space="preserve"> Monitorización de la pérdida de reconstrucción (Huber Loss) durante el entrenamiento, garantizando que la </w:t>
-      </w:r>
-      <w:r>
-        <w:rPr>
-          <w:lang w:eastAsia="es-ES"/>
-        </w:rPr>
-        <w:lastRenderedPageBreak/>
-        <w:t>compresión al espacio latente no destruya la información estructural del estudiante.</w:t>
+        <w:t xml:space="preserve"> Monitorización de la pérdida de reconstrucción (Huber Loss) durante el entrenamiento, garantizando que la compresión al espacio latente no destruya la información estructural del estudiante.</w:t>
       </w:r>
     </w:p>
     <w:p>
@@ -24819,11 +25098,7 @@
         <w:t>Índice de Davies-Bouldin:</w:t>
       </w:r>
       <w:r>
-        <w:t xml:space="preserve"> Funciona como un detector de solapamiento. Su objetivo es calcular cuánto se mezclan o se "pisan" </w:t>
-      </w:r>
-      <w:r>
-        <w:lastRenderedPageBreak/>
-        <w:t>las fronteras de los diferentes clústeres. Al revés que los anteriores, aquí se busca el valor más bajo posible, ya que penaliza a los grupos que se confunden entre sí</w:t>
+        <w:t xml:space="preserve"> Funciona como un detector de solapamiento. Su objetivo es calcular cuánto se mezclan o se "pisan" las fronteras de los diferentes clústeres. Al revés que los anteriores, aquí se busca el valor más bajo posible, ya que penaliza a los grupos que se confunden entre sí</w:t>
       </w:r>
       <w:r>
         <w:t>.</w:t>
@@ -24890,7 +25165,14 @@
         <w:rPr>
           <w:lang w:eastAsia="es-ES"/>
         </w:rPr>
-        <w:t>En términos prácticos, estas dos métricas buscan el equilibrio entre precisión y simplicidad. Miden con qué exactitud el modelo representa la realidad de los estudiantes, pero le aplican una "multa" o penalización matemática por cada grupo extra que se crea de forma innecesaria. De esta manera, nos garantizan encontrar el modelo más eficiente: aquel que explica bien los datos utilizando la menor cantidad de clústeres posible (por lo que siempre buscaremos los valores más bajos en ambos criterios).</w:t>
+        <w:t xml:space="preserve">En términos prácticos, estas dos métricas buscan el equilibrio entre precisión y </w:t>
+      </w:r>
+      <w:r>
+        <w:rPr>
+          <w:lang w:eastAsia="es-ES"/>
+        </w:rPr>
+        <w:lastRenderedPageBreak/>
+        <w:t>simplicidad. Miden con qué exactitud el modelo representa la realidad de los estudiantes, pero le aplican una "multa" o penalización matemática por cada grupo extra que se crea de forma innecesaria. De esta manera, nos garantizan encontrar el modelo más eficiente: aquel que explica bien los datos utilizando la menor cantidad de clústeres posible (por lo que siempre buscaremos los valores más bajos en ambos criterios).</w:t>
       </w:r>
     </w:p>
     <w:p>
@@ -24993,7 +25275,6 @@
           <w:bCs/>
           <w:lang w:eastAsia="es-ES"/>
         </w:rPr>
-        <w:lastRenderedPageBreak/>
         <w:t>Recall</w:t>
       </w:r>
       <w:proofErr w:type="spellEnd"/>
@@ -25145,7 +25426,14 @@
         <w:rPr>
           <w:lang w:eastAsia="es-ES"/>
         </w:rPr>
-        <w:t xml:space="preserve"> armónica</w:t>
+        <w:t xml:space="preserve"> </w:t>
+      </w:r>
+      <w:r>
+        <w:rPr>
+          <w:lang w:eastAsia="es-ES"/>
+        </w:rPr>
+        <w:lastRenderedPageBreak/>
+        <w:t>armónica</w:t>
       </w:r>
       <w:r>
         <w:rPr>
@@ -25191,7 +25479,25 @@
           <w:bCs/>
           <w:lang w:eastAsia="es-ES"/>
         </w:rPr>
-        <w:t xml:space="preserve"> vs Rest):</w:t>
+        <w:t xml:space="preserve"> vs </w:t>
+      </w:r>
+      <w:proofErr w:type="spellStart"/>
+      <w:r>
+        <w:rPr>
+          <w:b/>
+          <w:bCs/>
+          <w:lang w:eastAsia="es-ES"/>
+        </w:rPr>
+        <w:t>Rest</w:t>
+      </w:r>
+      <w:proofErr w:type="spellEnd"/>
+      <w:r>
+        <w:rPr>
+          <w:b/>
+          <w:bCs/>
+          <w:lang w:eastAsia="es-ES"/>
+        </w:rPr>
+        <w:t>):</w:t>
       </w:r>
       <w:r>
         <w:rPr>
@@ -25262,7 +25568,6 @@
           <w:bCs/>
           <w:lang w:eastAsia="es-ES"/>
         </w:rPr>
-        <w:lastRenderedPageBreak/>
         <w:t>Accuracy</w:t>
       </w:r>
       <w:proofErr w:type="spellEnd"/>
@@ -25371,6 +25676,7 @@
           <w:szCs w:val="24"/>
           <w:lang w:eastAsia="es-ES"/>
         </w:rPr>
+        <w:lastRenderedPageBreak/>
         <w:t>Contenerización</w:t>
       </w:r>
       <w:proofErr w:type="spellEnd"/>
@@ -25548,7 +25854,6 @@
           <w:szCs w:val="24"/>
           <w:lang w:eastAsia="es-ES"/>
         </w:rPr>
-        <w:lastRenderedPageBreak/>
         <w:t xml:space="preserve">Dev </w:t>
       </w:r>
       <w:proofErr w:type="spellStart"/>
@@ -26152,13 +26457,27 @@
         <w:rPr>
           <w:lang w:eastAsia="es-ES"/>
         </w:rPr>
-        <w:t xml:space="preserve"> o Batch </w:t>
+        <w:t xml:space="preserve"> o </w:t>
       </w:r>
       <w:proofErr w:type="spellStart"/>
       <w:r>
         <w:rPr>
           <w:lang w:eastAsia="es-ES"/>
         </w:rPr>
+        <w:t>Batch</w:t>
+      </w:r>
+      <w:proofErr w:type="spellEnd"/>
+      <w:r>
+        <w:rPr>
+          <w:lang w:eastAsia="es-ES"/>
+        </w:rPr>
+        <w:t xml:space="preserve"> </w:t>
+      </w:r>
+      <w:proofErr w:type="spellStart"/>
+      <w:r>
+        <w:rPr>
+          <w:lang w:eastAsia="es-ES"/>
+        </w:rPr>
         <w:t>Normalization</w:t>
       </w:r>
       <w:proofErr w:type="spellEnd"/>
@@ -26210,14 +26529,7 @@
         <w:rPr>
           <w:lang w:eastAsia="es-ES"/>
         </w:rPr>
-        <w:t xml:space="preserve">La dinámica de este proceso puede observarse en la siguiente figura, donde se muestra la evolución </w:t>
-      </w:r>
-      <w:r>
-        <w:rPr>
-          <w:lang w:eastAsia="es-ES"/>
-        </w:rPr>
-        <w:lastRenderedPageBreak/>
-        <w:t>de la pérdida asociada al objetivo de clustering durante el entrenamiento conjunto.</w:t>
+        <w:t>La dinámica de este proceso puede observarse en la siguiente figura, donde se muestra la evolución de la pérdida asociada al objetivo de clustering durante el entrenamiento conjunto.</w:t>
       </w:r>
     </w:p>
     <w:p>
@@ -26231,6 +26543,7 @@
         <w:rPr>
           <w:noProof/>
         </w:rPr>
+        <w:lastRenderedPageBreak/>
         <w:drawing>
           <wp:inline distT="0" distB="0" distL="0" distR="0" wp14:anchorId="44583FAC" wp14:editId="0529B4A1">
             <wp:extent cx="4317357" cy="2793793"/>
@@ -26381,6 +26694,7 @@
       </w:pPr>
       <w:r>
         <w:rPr>
+          <w:noProof/>
           <w:lang w:eastAsia="es-ES"/>
         </w:rPr>
         <w:lastRenderedPageBreak/>
@@ -26874,10 +27188,30 @@
       </w:pPr>
       <w:bookmarkStart w:id="81" w:name="_Toc223427466"/>
       <w:r>
+        <w:t>Resultados de clustering.</w:t>
+      </w:r>
+      <w:bookmarkEnd w:id="81"/>
+    </w:p>
+    <w:p>
+      <w:pPr>
+        <w:ind w:firstLine="284"/>
+        <w:rPr>
+          <w:lang w:eastAsia="es-ES"/>
+        </w:rPr>
+      </w:pPr>
+      <w:r>
+        <w:rPr>
+          <w:lang w:eastAsia="es-ES"/>
+        </w:rPr>
+        <w:t xml:space="preserve">Tal y como se justificó en el apartado 4.2.2, la arquitectura seleccionada para la fase de agrupamiento combina técnicas de reducción de dimensionalidad con el Modelo de </w:t>
+      </w:r>
+      <w:r>
+        <w:rPr>
+          <w:lang w:eastAsia="es-ES"/>
+        </w:rPr>
         <w:lastRenderedPageBreak/>
-        <w:t>Resultados de clustering.</w:t>
-      </w:r>
-      <w:bookmarkEnd w:id="81"/>
+        <w:t>Mixtura Gaussiana (GMM), priorizando aquellas configuraciones más coherentes con el enfoque probabilístico e híbrido del sistema propuesto.</w:t>
+      </w:r>
     </w:p>
     <w:p>
       <w:pPr>
@@ -26890,7 +27224,7 @@
         <w:rPr>
           <w:lang w:eastAsia="es-ES"/>
         </w:rPr>
-        <w:t>Tal y como se justificó en el apartado 4.2.2, la arquitectura seleccionada para la fase de agrupamiento combina técnicas de reducción de dimensionalidad con el Modelo de Mixtura Gaussiana (GMM), priorizando aquellas configuraciones más coherentes con el enfoque probabilístico e híbrido del sistema propuesto.</w:t>
+        <w:t>Con el objetivo de mantener la memoria concisa y centrada en las configuraciones de mayor interés experimental, se omiten los resultados correspondientes a combinaciones alternativas como PCA + K-Means o Autoencoder + K-Means. En esta sección se analizan exclusivamente los resultados obtenidos mediante Autoencoder + GMM, al ser las configuraciones alineadas con la arquitectura final integrada en el pipeline predictivo.</w:t>
       </w:r>
     </w:p>
     <w:p>
@@ -26904,20 +27238,6 @@
         <w:rPr>
           <w:lang w:eastAsia="es-ES"/>
         </w:rPr>
-        <w:t>Con el objetivo de mantener la memoria concisa y centrada en las configuraciones de mayor interés experimental, se omiten los resultados correspondientes a combinaciones alternativas como PCA + K-Means o Autoencoder + K-Means. En esta sección se analizan exclusivamente los resultados obtenidos mediante Autoencoder + GMM, al ser las configuraciones alineadas con la arquitectura final integrada en el pipeline predictivo.</w:t>
-      </w:r>
-    </w:p>
-    <w:p>
-      <w:pPr>
-        <w:ind w:firstLine="284"/>
-        <w:rPr>
-          <w:lang w:eastAsia="es-ES"/>
-        </w:rPr>
-      </w:pPr>
-      <w:r>
-        <w:rPr>
-          <w:lang w:eastAsia="es-ES"/>
-        </w:rPr>
         <w:t xml:space="preserve">Los resultados que se analizarán a continuación se encuentran en la carpeta de </w:t>
       </w:r>
       <w:proofErr w:type="spellStart"/>
@@ -26932,7 +27252,21 @@
         <w:rPr>
           <w:lang w:eastAsia="es-ES"/>
         </w:rPr>
-        <w:t>/clustering (</w:t>
+        <w:t>/</w:t>
+      </w:r>
+      <w:proofErr w:type="spellStart"/>
+      <w:r>
+        <w:rPr>
+          <w:lang w:eastAsia="es-ES"/>
+        </w:rPr>
+        <w:t>clustering</w:t>
+      </w:r>
+      <w:proofErr w:type="spellEnd"/>
+      <w:r>
+        <w:rPr>
+          <w:lang w:eastAsia="es-ES"/>
+        </w:rPr>
+        <w:t xml:space="preserve"> (</w:t>
       </w:r>
       <w:hyperlink w:anchor="_Apéndice_I:_Repositorio" w:history="1">
         <w:r>
@@ -27071,14 +27405,27 @@
       <w:r>
         <w:t xml:space="preserve">Ilustración </w:t>
       </w:r>
-      <w:fldSimple w:instr=" SEQ Ilustración \* ARABIC ">
-        <w:r>
-          <w:rPr>
-            <w:noProof/>
-          </w:rPr>
-          <w:t>21</w:t>
-        </w:r>
-      </w:fldSimple>
+      <w:r>
+        <w:fldChar w:fldCharType="begin"/>
+      </w:r>
+      <w:r>
+        <w:instrText xml:space="preserve"> SEQ Ilustración \* ARABIC </w:instrText>
+      </w:r>
+      <w:r>
+        <w:fldChar w:fldCharType="separate"/>
+      </w:r>
+      <w:r>
+        <w:rPr>
+          <w:noProof/>
+        </w:rPr>
+        <w:t>21</w:t>
+      </w:r>
+      <w:r>
+        <w:rPr>
+          <w:noProof/>
+        </w:rPr>
+        <w:fldChar w:fldCharType="end"/>
+      </w:r>
       <w:r>
         <w:t xml:space="preserve"> Agrupaciones de estudiantes por grupos</w:t>
       </w:r>
@@ -27111,19 +27458,7 @@
         <w:rPr>
           <w:lang w:eastAsia="es-ES"/>
         </w:rPr>
-        <w:t xml:space="preserve">Sin embargo, en esta fase inicial el perfil de "Alto rendimiento (estratégico)" aún no presenta una separación concluyente, indicando que, con datos limitados, el modelo es más preciso detectando el riesgo de abandono que confirmando el éxito académico definitivo. Para evaluar la consolidación de estos grupos, a </w:t>
-      </w:r>
-      <w:r>
-        <w:rPr>
-          <w:lang w:eastAsia="es-ES"/>
-        </w:rPr>
-        <w:t>continuación,</w:t>
-      </w:r>
-      <w:r>
-        <w:rPr>
-          <w:lang w:eastAsia="es-ES"/>
-        </w:rPr>
-        <w:t xml:space="preserve"> se analizan los resultados de la semana 20 (W20); en esta etapa avanzada, la mayor acumulación de información conductual y evaluativa debería reflejar una diferenciación mucho más nítida y definitiva entre todos los clústeres.</w:t>
+        <w:t>Sin embargo, en esta fase inicial el perfil de "Alto rendimiento (estratégico)" aún no presenta una separación concluyente, indicando que, con datos limitados, el modelo es más preciso detectando el riesgo de abandono que confirmando el éxito académico definitivo. Para evaluar la consolidación de estos grupos, a continuación, se analizan los resultados de la semana 20 (W20); en esta etapa avanzada, la mayor acumulación de información conductual y evaluativa debería reflejar una diferenciación mucho más nítida y definitiva entre todos los clústeres.</w:t>
       </w:r>
     </w:p>
     <w:p/>
@@ -27139,6 +27474,7 @@
           <w:noProof/>
           <w:lang w:eastAsia="es-ES"/>
         </w:rPr>
+        <w:lastRenderedPageBreak/>
         <w:drawing>
           <wp:inline distT="0" distB="0" distL="0" distR="0" wp14:anchorId="26A8F3AF" wp14:editId="411AF713">
             <wp:extent cx="3809948" cy="2951544"/>
@@ -27184,14 +27520,27 @@
       <w:r>
         <w:t xml:space="preserve">Ilustración </w:t>
       </w:r>
-      <w:fldSimple w:instr=" SEQ Ilustración \* ARABIC ">
-        <w:r>
-          <w:rPr>
-            <w:noProof/>
-          </w:rPr>
-          <w:t>22</w:t>
-        </w:r>
-      </w:fldSimple>
+      <w:r>
+        <w:fldChar w:fldCharType="begin"/>
+      </w:r>
+      <w:r>
+        <w:instrText xml:space="preserve"> SEQ Ilustración \* ARABIC </w:instrText>
+      </w:r>
+      <w:r>
+        <w:fldChar w:fldCharType="separate"/>
+      </w:r>
+      <w:r>
+        <w:rPr>
+          <w:noProof/>
+        </w:rPr>
+        <w:t>22</w:t>
+      </w:r>
+      <w:r>
+        <w:rPr>
+          <w:noProof/>
+        </w:rPr>
+        <w:fldChar w:fldCharType="end"/>
+      </w:r>
       <w:r>
         <w:t xml:space="preserve"> </w:t>
       </w:r>
@@ -27247,39 +27596,42 @@
       </w:pPr>
       <w:bookmarkStart w:id="84" w:name="_Toc223427467"/>
       <w:r>
+        <w:t xml:space="preserve">Resultados en </w:t>
+      </w:r>
+      <w:proofErr w:type="spellStart"/>
+      <w:r>
+        <w:t>Transformer</w:t>
+      </w:r>
+      <w:proofErr w:type="spellEnd"/>
+      <w:r>
+        <w:t>.</w:t>
+      </w:r>
+      <w:bookmarkEnd w:id="84"/>
+    </w:p>
+    <w:p>
+      <w:pPr>
+        <w:ind w:firstLine="284"/>
+      </w:pPr>
+      <w:r>
+        <w:t xml:space="preserve">Tal y como se ha expuesto anteriormente, la arquitectura </w:t>
+      </w:r>
+      <w:proofErr w:type="spellStart"/>
+      <w:r>
+        <w:t>Transformer</w:t>
+      </w:r>
+      <w:proofErr w:type="spellEnd"/>
+      <w:r>
+        <w:t xml:space="preserve"> permite adaptar de forma flexible la definición del problema de clasificación, pudiendo abordarse como tarea binaria, </w:t>
+      </w:r>
+      <w:r>
+        <w:t>trinaría</w:t>
+      </w:r>
+      <w:r>
+        <w:t xml:space="preserve"> o cuaternaria en función de la configuración de las </w:t>
+      </w:r>
+      <w:r>
         <w:lastRenderedPageBreak/>
-        <w:t xml:space="preserve">Resultados en </w:t>
-      </w:r>
-      <w:proofErr w:type="spellStart"/>
-      <w:r>
-        <w:t>Transformer</w:t>
-      </w:r>
-      <w:proofErr w:type="spellEnd"/>
-      <w:r>
-        <w:t>.</w:t>
-      </w:r>
-      <w:bookmarkEnd w:id="84"/>
-    </w:p>
-    <w:p>
-      <w:pPr>
-        <w:ind w:firstLine="284"/>
-      </w:pPr>
-      <w:r>
-        <w:t xml:space="preserve">Tal y como se ha expuesto anteriormente, la arquitectura </w:t>
-      </w:r>
-      <w:proofErr w:type="spellStart"/>
-      <w:r>
-        <w:t>Transformer</w:t>
-      </w:r>
-      <w:proofErr w:type="spellEnd"/>
-      <w:r>
-        <w:t xml:space="preserve"> permite adaptar de forma flexible la definición del problema de clasificación, pudiendo abordarse como tarea binaria, </w:t>
-      </w:r>
-      <w:r>
-        <w:t>trinaría</w:t>
-      </w:r>
-      <w:r>
-        <w:t xml:space="preserve"> o cuaternaria en función de la configuración de las etiquetas. En los siguientes epígrafes se analizará cada una de estas formulaciones de manera independiente.</w:t>
+        <w:t>etiquetas. En los siguientes epígrafes se analizará cada una de estas formulaciones de manera independiente.</w:t>
       </w:r>
     </w:p>
     <w:p>
@@ -27328,12 +27680,12 @@
         <w:tblLook w:val="04A0" w:firstRow="1" w:lastRow="0" w:firstColumn="1" w:lastColumn="0" w:noHBand="0" w:noVBand="1"/>
       </w:tblPr>
       <w:tblGrid>
-        <w:gridCol w:w="2410"/>
+        <w:gridCol w:w="1972"/>
         <w:gridCol w:w="883"/>
         <w:gridCol w:w="992"/>
-        <w:gridCol w:w="927"/>
-        <w:gridCol w:w="927"/>
-        <w:gridCol w:w="927"/>
+        <w:gridCol w:w="821"/>
+        <w:gridCol w:w="821"/>
+        <w:gridCol w:w="821"/>
       </w:tblGrid>
       <w:tr>
         <w:trPr>
@@ -27699,7 +28051,23 @@
                 <w:sz w:val="22"/>
                 <w:lang w:eastAsia="es-ES"/>
               </w:rPr>
-              <w:t>-vs-Rest)</w:t>
+              <w:t>-vs-</w:t>
+            </w:r>
+            <w:proofErr w:type="spellStart"/>
+            <w:r>
+              <w:rPr>
+                <w:sz w:val="22"/>
+                <w:lang w:eastAsia="es-ES"/>
+              </w:rPr>
+              <w:t>Rest</w:t>
+            </w:r>
+            <w:proofErr w:type="spellEnd"/>
+            <w:r>
+              <w:rPr>
+                <w:sz w:val="22"/>
+                <w:lang w:eastAsia="es-ES"/>
+              </w:rPr>
+              <w:t>)</w:t>
             </w:r>
           </w:p>
         </w:tc>
@@ -28652,43 +29020,49 @@
         <w:rPr>
           <w:lang w:eastAsia="es-ES"/>
         </w:rPr>
+        <w:t>balanced</w:t>
+      </w:r>
+      <w:proofErr w:type="spellEnd"/>
+      <w:r>
+        <w:rPr>
+          <w:lang w:eastAsia="es-ES"/>
+        </w:rPr>
+        <w:t xml:space="preserve"> </w:t>
+      </w:r>
+      <w:proofErr w:type="spellStart"/>
+      <w:r>
+        <w:rPr>
+          <w:lang w:eastAsia="es-ES"/>
+        </w:rPr>
+        <w:t>accuracy</w:t>
+      </w:r>
+      <w:proofErr w:type="spellEnd"/>
+      <w:r>
+        <w:rPr>
+          <w:lang w:eastAsia="es-ES"/>
+        </w:rPr>
+        <w:t>, junto con una reducción estable de la pérdida. Este comportamiento confirma que el modelo es capaz de aprovechar la acumulación de información conductual y evaluativa para refinar la discriminación entre perfiles, mejorando tanto la capacidad de clasificación global como el equilibrio entre clases.</w:t>
+      </w:r>
+    </w:p>
+    <w:p>
+      <w:pPr>
+        <w:ind w:firstLine="488"/>
+        <w:rPr>
+          <w:lang w:eastAsia="es-ES"/>
+        </w:rPr>
+      </w:pPr>
+      <w:r>
+        <w:rPr>
+          <w:lang w:eastAsia="es-ES"/>
+        </w:rPr>
+        <w:t xml:space="preserve">No obstante, resulta especialmente relevante que, incluso en la semana 5, el modelo ya alcanza un nivel de desempeño razonable (AUC &gt; 0.82), lo que sugiere capacidad de detección temprana de patrones de riesgo. A medida que se incorporan más semanas de actividad, la separación entre perfiles se consolida hasta alcanzar </w:t>
+      </w:r>
+      <w:r>
+        <w:rPr>
+          <w:lang w:eastAsia="es-ES"/>
+        </w:rPr>
         <w:lastRenderedPageBreak/>
-        <w:t>balanced</w:t>
-      </w:r>
-      <w:proofErr w:type="spellEnd"/>
-      <w:r>
-        <w:rPr>
-          <w:lang w:eastAsia="es-ES"/>
-        </w:rPr>
-        <w:t xml:space="preserve"> </w:t>
-      </w:r>
-      <w:proofErr w:type="spellStart"/>
-      <w:r>
-        <w:rPr>
-          <w:lang w:eastAsia="es-ES"/>
-        </w:rPr>
-        <w:t>accuracy</w:t>
-      </w:r>
-      <w:proofErr w:type="spellEnd"/>
-      <w:r>
-        <w:rPr>
-          <w:lang w:eastAsia="es-ES"/>
-        </w:rPr>
-        <w:t>, junto con una reducción estable de la pérdida. Este comportamiento confirma que el modelo es capaz de aprovechar la acumulación de información conductual y evaluativa para refinar la discriminación entre perfiles, mejorando tanto la capacidad de clasificación global como el equilibrio entre clases.</w:t>
-      </w:r>
-    </w:p>
-    <w:p>
-      <w:pPr>
-        <w:ind w:firstLine="488"/>
-        <w:rPr>
-          <w:lang w:eastAsia="es-ES"/>
-        </w:rPr>
-      </w:pPr>
-      <w:r>
-        <w:rPr>
-          <w:lang w:eastAsia="es-ES"/>
-        </w:rPr>
-        <w:t xml:space="preserve">No obstante, resulta especialmente relevante que, incluso en la semana 5, el modelo ya alcanza un nivel de desempeño razonable (AUC &gt; 0.82), lo que sugiere capacidad de detección temprana de patrones de riesgo. A medida que se incorporan más semanas de actividad, la separación entre perfiles se consolida hasta alcanzar valores muy elevados en la semana 25 (AUC </w:t>
+        <w:t xml:space="preserve">valores muy elevados en la semana 25 (AUC </w:t>
       </w:r>
       <w:r>
         <w:rPr>
@@ -28789,11 +29163,7 @@
         <w:ind w:firstLine="284"/>
       </w:pPr>
       <w:r>
-        <w:t xml:space="preserve">No obstante, el incremento en el número de clases introduce una mayor complejidad en la frontera de decisión, reduciendo el rendimiento global respecto </w:t>
-      </w:r>
-      <w:r>
-        <w:lastRenderedPageBreak/>
-        <w:t xml:space="preserve">a la formulación binaria. En el escenario </w:t>
+        <w:t xml:space="preserve">No obstante, el incremento en el número de clases introduce una mayor complejidad en la frontera de decisión, reduciendo el rendimiento global respecto a la formulación binaria. En el escenario </w:t>
       </w:r>
       <w:proofErr w:type="spellStart"/>
       <w:r>
@@ -29008,14 +29378,27 @@
       <w:r>
         <w:t xml:space="preserve">Ilustración </w:t>
       </w:r>
-      <w:fldSimple w:instr=" SEQ Ilustración \* ARABIC ">
-        <w:r>
-          <w:rPr>
-            <w:noProof/>
-          </w:rPr>
-          <w:t>23</w:t>
-        </w:r>
-      </w:fldSimple>
+      <w:r>
+        <w:fldChar w:fldCharType="begin"/>
+      </w:r>
+      <w:r>
+        <w:instrText xml:space="preserve"> SEQ Ilustración \* ARABIC </w:instrText>
+      </w:r>
+      <w:r>
+        <w:fldChar w:fldCharType="separate"/>
+      </w:r>
+      <w:r>
+        <w:rPr>
+          <w:noProof/>
+        </w:rPr>
+        <w:t>23</w:t>
+      </w:r>
+      <w:r>
+        <w:rPr>
+          <w:noProof/>
+        </w:rPr>
+        <w:fldChar w:fldCharType="end"/>
+      </w:r>
       <w:r>
         <w:t xml:space="preserve"> </w:t>
       </w:r>
@@ -29037,16 +29420,19 @@
         <w:ind w:firstLine="357"/>
       </w:pPr>
       <w:r>
+        <w:t>El análisis de la matriz Z-</w:t>
+      </w:r>
+      <w:proofErr w:type="spellStart"/>
+      <w:r>
+        <w:t>Effect</w:t>
+      </w:r>
+      <w:proofErr w:type="spellEnd"/>
+      <w:r>
+        <w:t xml:space="preserve"> revela contrastes estructurales muy definidos y confirma que los clústeres no son categorías aisladas, sino posiciones dentro de un continuo conductual estructurado principalmente por la regularidad temporal, la </w:t>
+      </w:r>
+      <w:r>
         <w:lastRenderedPageBreak/>
-        <w:t>El análisis de la matriz Z-</w:t>
-      </w:r>
-      <w:proofErr w:type="spellStart"/>
-      <w:r>
-        <w:t>Effect</w:t>
-      </w:r>
-      <w:proofErr w:type="spellEnd"/>
-      <w:r>
-        <w:t xml:space="preserve"> revela contrastes estructurales muy definidos y confirma que los clústeres no son categorías aisladas, sino posiciones dentro de un continuo conductual estructurado principalmente por la regularidad temporal, la recencia de la actividad y el rendimiento evaluativo (</w:t>
+        <w:t>recencia de la actividad y el rendimiento evaluativo (</w:t>
       </w:r>
       <w:proofErr w:type="spellStart"/>
       <w:r>
@@ -29175,9 +29561,21 @@
     </w:p>
     <w:p>
       <w:pPr>
-        <w:spacing w:after="0" w:line="240" w:lineRule="auto"/>
-        <w:jc w:val="left"/>
-      </w:pPr>
+        <w:pStyle w:val="Ttulo3"/>
+      </w:pPr>
+      <w:r>
+        <w:t xml:space="preserve">IA Explicativa en el modelo secuencial </w:t>
+      </w:r>
+      <w:proofErr w:type="spellStart"/>
+      <w:r>
+        <w:t>Transformer</w:t>
+      </w:r>
+      <w:proofErr w:type="spellEnd"/>
+      <w:r>
+        <w:t>.</w:t>
+      </w:r>
+    </w:p>
+    <w:p>
       <w:r>
         <w:br w:type="page"/>
       </w:r>
@@ -29568,14 +29966,7 @@
                 <w:rPr>
                   <w:noProof/>
                 </w:rPr>
-                <w:t xml:space="preserve">. Recuperado el 2026, de Minería </w:t>
-              </w:r>
-              <w:r>
-                <w:rPr>
-                  <w:noProof/>
-                </w:rPr>
-                <w:lastRenderedPageBreak/>
-                <w:t>de datos educativos y análisis del aprendizaje: https://dasci.es/linea-investigacion/mineria-de-datos-educativos/</w:t>
+                <w:t>. Recuperado el 2026, de Minería de datos educativos y análisis del aprendizaje: https://dasci.es/linea-investigacion/mineria-de-datos-educativos/</w:t>
               </w:r>
             </w:p>
             <w:p>
@@ -29624,6 +30015,7 @@
                   <w:noProof/>
                   <w:lang w:val="en-GB"/>
                 </w:rPr>
+                <w:lastRenderedPageBreak/>
                 <w:t xml:space="preserve">Khosravi, H., Buckingham Shum, S., Chen, G., Conati, C., Tsai, Y.-S., Kay, J., . . . Gašević, D. (2022). Computers and Education: Artificial Intelligence. </w:t>
               </w:r>
               <w:r>
@@ -29804,16 +30196,7 @@
                   <w:iCs/>
                   <w:noProof/>
                 </w:rPr>
-                <w:t xml:space="preserve">Reglamento (UE) 2024/1689 por el que se establecen normas armonizadas sobre </w:t>
-              </w:r>
-              <w:r>
-                <w:rPr>
-                  <w:i/>
-                  <w:iCs/>
-                  <w:noProof/>
-                </w:rPr>
-                <w:lastRenderedPageBreak/>
-                <w:t>inteligencia artificial (Ley de Inteligencia Artificial).</w:t>
+                <w:t>Reglamento (UE) 2024/1689 por el que se establecen normas armonizadas sobre inteligencia artificial (Ley de Inteligencia Artificial).</w:t>
               </w:r>
               <w:r>
                 <w:rPr>
@@ -29947,6 +30330,7 @@
           <w:szCs w:val="24"/>
           <w:lang w:val="en-GB"/>
         </w:rPr>
+        <w:lastRenderedPageBreak/>
         <w:br w:type="page"/>
       </w:r>
     </w:p>
@@ -30514,7 +30898,6 @@
           <w:szCs w:val="24"/>
           <w:lang w:eastAsia="es-ES"/>
         </w:rPr>
-        <w:lastRenderedPageBreak/>
         <w:t>data/: Almacén central de datos, organizado por etapas de madurez:</w:t>
       </w:r>
     </w:p>
@@ -30667,6 +31050,7 @@
           <w:szCs w:val="24"/>
           <w:lang w:eastAsia="es-ES"/>
         </w:rPr>
+        <w:lastRenderedPageBreak/>
         <w:t xml:space="preserve">notebooks/: Cuadernos interactivos </w:t>
       </w:r>
       <w:proofErr w:type="gramStart"/>
@@ -31022,7 +31406,6 @@
           <w:szCs w:val="24"/>
           <w:lang w:eastAsia="es-ES"/>
         </w:rPr>
-        <w:lastRenderedPageBreak/>
         <w:t>references</w:t>
       </w:r>
       <w:proofErr w:type="spellEnd"/>
@@ -32031,14 +32414,7 @@
               <w:rPr>
                 <w:szCs w:val="24"/>
               </w:rPr>
-              <w:t>total_weighted_engag</w:t>
-            </w:r>
-            <w:r>
-              <w:rPr>
-                <w:szCs w:val="24"/>
-              </w:rPr>
-              <w:lastRenderedPageBreak/>
-              <w:t>ement</w:t>
+              <w:t>total_weighted_engagement</w:t>
             </w:r>
             <w:proofErr w:type="spellEnd"/>
           </w:p>
@@ -32060,15 +32436,7 @@
               <w:rPr>
                 <w:szCs w:val="24"/>
               </w:rPr>
-              <w:lastRenderedPageBreak/>
-              <w:t xml:space="preserve">Compromiso acumulado aplicando ponderaciones </w:t>
-            </w:r>
-            <w:r>
-              <w:rPr>
-                <w:szCs w:val="24"/>
-              </w:rPr>
-              <w:lastRenderedPageBreak/>
-              <w:t>(ej. +peso a cuestionarios, -peso a lecturas).</w:t>
+              <w:t>Compromiso acumulado aplicando ponderaciones (ej. +peso a cuestionarios, -peso a lecturas).</w:t>
             </w:r>
           </w:p>
         </w:tc>
@@ -32092,7 +32460,6 @@
               <w:rPr>
                 <w:szCs w:val="24"/>
               </w:rPr>
-              <w:lastRenderedPageBreak/>
               <w:t>rel_eng_zscore</w:t>
             </w:r>
             <w:proofErr w:type="spellEnd"/>
@@ -32198,6 +32565,7 @@
               <w:rPr>
                 <w:szCs w:val="24"/>
               </w:rPr>
+              <w:lastRenderedPageBreak/>
               <w:t>momentum_2w</w:t>
             </w:r>
           </w:p>
@@ -32935,14 +33303,7 @@
               <w:rPr>
                 <w:szCs w:val="24"/>
               </w:rPr>
-              <w:t xml:space="preserve">Variable binaria (0/1) que indica si el alumno ha </w:t>
-            </w:r>
-            <w:r>
-              <w:rPr>
-                <w:szCs w:val="24"/>
-              </w:rPr>
-              <w:lastRenderedPageBreak/>
-              <w:t>entregado al menos una actividad.</w:t>
+              <w:t>Variable binaria (0/1) que indica si el alumno ha entregado al menos una actividad.</w:t>
             </w:r>
           </w:p>
         </w:tc>
@@ -32966,7 +33327,6 @@
               <w:rPr>
                 <w:szCs w:val="24"/>
               </w:rPr>
-              <w:lastRenderedPageBreak/>
               <w:t>submission_count</w:t>
             </w:r>
             <w:proofErr w:type="spellEnd"/>
@@ -33173,7 +33533,14 @@
               <w:rPr>
                 <w:szCs w:val="24"/>
               </w:rPr>
-              <w:t>Porcentaje de entregas realizadas fuera de la fecha límite oficial.</w:t>
+              <w:t xml:space="preserve">Porcentaje de entregas realizadas fuera de la fecha </w:t>
+            </w:r>
+            <w:r>
+              <w:rPr>
+                <w:szCs w:val="24"/>
+              </w:rPr>
+              <w:lastRenderedPageBreak/>
+              <w:t>límite oficial.</w:t>
             </w:r>
           </w:p>
         </w:tc>
@@ -33197,6 +33564,7 @@
               <w:rPr>
                 <w:szCs w:val="24"/>
               </w:rPr>
+              <w:lastRenderedPageBreak/>
               <w:t>score_slope</w:t>
             </w:r>
             <w:proofErr w:type="spellEnd"/>
@@ -33451,8 +33819,8 @@
       <w:tblGrid>
         <w:gridCol w:w="3227"/>
         <w:gridCol w:w="1066"/>
-        <w:gridCol w:w="927"/>
-        <w:gridCol w:w="927"/>
+        <w:gridCol w:w="876"/>
+        <w:gridCol w:w="876"/>
         <w:gridCol w:w="1028"/>
         <w:gridCol w:w="992"/>
       </w:tblGrid>
@@ -33818,8 +34186,17 @@
                 <w:sz w:val="22"/>
                 <w:lang w:eastAsia="es-ES"/>
               </w:rPr>
-              <w:t>-vs-Rest</w:t>
-            </w:r>
+              <w:t>-vs-</w:t>
+            </w:r>
+            <w:proofErr w:type="spellStart"/>
+            <w:r>
+              <w:rPr>
+                <w:sz w:val="22"/>
+                <w:lang w:eastAsia="es-ES"/>
+              </w:rPr>
+              <w:t>Rest</w:t>
+            </w:r>
+            <w:proofErr w:type="spellEnd"/>
             <w:r>
               <w:rPr>
                 <w:sz w:val="22"/>
@@ -34772,10 +35149,10 @@
       </w:tblPr>
       <w:tblGrid>
         <w:gridCol w:w="3179"/>
-        <w:gridCol w:w="883"/>
-        <w:gridCol w:w="883"/>
-        <w:gridCol w:w="883"/>
-        <w:gridCol w:w="883"/>
+        <w:gridCol w:w="876"/>
+        <w:gridCol w:w="876"/>
+        <w:gridCol w:w="876"/>
+        <w:gridCol w:w="876"/>
         <w:gridCol w:w="1335"/>
       </w:tblGrid>
       <w:tr>
@@ -36437,7 +36814,6 @@
         <w:rPr>
           <w:lang w:eastAsia="es-ES"/>
         </w:rPr>
-        <w:lastRenderedPageBreak/>
         <w:t>Clasificación cuaternaria (Éxito, abandono, suspenso, sobresaliente).</w:t>
       </w:r>
     </w:p>
@@ -36449,11 +36825,11 @@
         <w:tblLook w:val="04A0" w:firstRow="1" w:lastRow="0" w:firstColumn="1" w:lastColumn="0" w:noHBand="0" w:noVBand="1"/>
       </w:tblPr>
       <w:tblGrid>
-        <w:gridCol w:w="2589"/>
+        <w:gridCol w:w="2116"/>
+        <w:gridCol w:w="935"/>
+        <w:gridCol w:w="876"/>
         <w:gridCol w:w="942"/>
-        <w:gridCol w:w="883"/>
-        <w:gridCol w:w="949"/>
-        <w:gridCol w:w="989"/>
+        <w:gridCol w:w="982"/>
       </w:tblGrid>
       <w:tr>
         <w:trPr>
@@ -36479,6 +36855,7 @@
               <w:rPr>
                 <w:lang w:eastAsia="es-ES"/>
               </w:rPr>
+              <w:lastRenderedPageBreak/>
               <w:t>Métrica</w:t>
             </w:r>
           </w:p>
@@ -38412,7 +38789,21 @@
               <w:rPr>
                 <w:szCs w:val="24"/>
               </w:rPr>
-              <w:t xml:space="preserve">Nivel educativo previo (ej. A Level, HE </w:t>
+              <w:t xml:space="preserve">Nivel educativo previo (ej. A </w:t>
+            </w:r>
+            <w:proofErr w:type="spellStart"/>
+            <w:r>
+              <w:rPr>
+                <w:szCs w:val="24"/>
+              </w:rPr>
+              <w:t>Level</w:t>
+            </w:r>
+            <w:proofErr w:type="spellEnd"/>
+            <w:r>
+              <w:rPr>
+                <w:szCs w:val="24"/>
+              </w:rPr>
+              <w:t xml:space="preserve">, HE </w:t>
             </w:r>
             <w:proofErr w:type="spellStart"/>
             <w:r>
@@ -39009,7 +39400,6 @@
         <w:rPr>
           <w:szCs w:val="24"/>
         </w:rPr>
-        <w:lastRenderedPageBreak/>
         <w:t>Tabla II: Dimensión de Rendimiento (assessments_processed.csv)</w:t>
       </w:r>
     </w:p>
@@ -39035,8 +39425,8 @@
         <w:tblLook w:val="04A0" w:firstRow="1" w:lastRow="0" w:firstColumn="1" w:lastColumn="0" w:noHBand="0" w:noVBand="1"/>
       </w:tblPr>
       <w:tblGrid>
-        <w:gridCol w:w="1974"/>
-        <w:gridCol w:w="6354"/>
+        <w:gridCol w:w="1816"/>
+        <w:gridCol w:w="6512"/>
       </w:tblGrid>
       <w:tr>
         <w:trPr>
@@ -39171,6 +39561,7 @@
               <w:rPr>
                 <w:szCs w:val="24"/>
               </w:rPr>
+              <w:lastRenderedPageBreak/>
               <w:t>id_student</w:t>
             </w:r>
             <w:proofErr w:type="spellEnd"/>
@@ -39673,8 +40064,8 @@
         <w:tblLook w:val="04A0" w:firstRow="1" w:lastRow="0" w:firstColumn="1" w:lastColumn="0" w:noHBand="0" w:noVBand="1"/>
       </w:tblPr>
       <w:tblGrid>
-        <w:gridCol w:w="2756"/>
-        <w:gridCol w:w="5430"/>
+        <w:gridCol w:w="2443"/>
+        <w:gridCol w:w="5743"/>
       </w:tblGrid>
       <w:tr>
         <w:trPr>
@@ -40059,7 +40450,21 @@
               <w:rPr>
                 <w:szCs w:val="24"/>
               </w:rPr>
-              <w:t xml:space="preserve">Nivel educativo previo (ej. A Level, HE </w:t>
+              <w:t xml:space="preserve">Nivel educativo previo (ej. A </w:t>
+            </w:r>
+            <w:proofErr w:type="spellStart"/>
+            <w:r>
+              <w:rPr>
+                <w:szCs w:val="24"/>
+              </w:rPr>
+              <w:t>Level</w:t>
+            </w:r>
+            <w:proofErr w:type="spellEnd"/>
+            <w:r>
+              <w:rPr>
+                <w:szCs w:val="24"/>
+              </w:rPr>
+              <w:t xml:space="preserve">, HE </w:t>
             </w:r>
             <w:proofErr w:type="spellStart"/>
             <w:r>
@@ -40213,7 +40618,6 @@
               <w:rPr>
                 <w:szCs w:val="24"/>
               </w:rPr>
-              <w:lastRenderedPageBreak/>
               <w:t>num_of_prev_attempts</w:t>
             </w:r>
             <w:proofErr w:type="spellEnd"/>
@@ -46507,6 +46911,7 @@
   <w:style w:type="character" w:default="1" w:styleId="Fuentedeprrafopredeter">
     <w:name w:val="Default Paragraph Font"/>
     <w:uiPriority w:val="1"/>
+    <w:semiHidden/>
     <w:unhideWhenUsed/>
   </w:style>
   <w:style w:type="table" w:default="1" w:styleId="Tablanormal">

--- a/TFM_education_ai_analytics/docs/Memoria_TFM.docx
+++ b/TFM_education_ai_analytics/docs/Memoria_TFM.docx
@@ -26205,7 +26205,19 @@
         <w:rPr>
           <w:lang w:eastAsia="es-ES"/>
         </w:rPr>
-        <w:t xml:space="preserve">Durante la Fase 3, se observa que la métrica de objetivo (o divergencia KL) aumenta. Como se espera en la arquitectura DEC, esto es un artefacto matemático del endurecimiento progresivo de las probabilidades de asignación a los clústeres en la distribución objetivo (P). Para demostrar que este comportamiento interno se traduce en una mejora real del modelo, evaluamos la topología del espacio latente utilizando métricas independientes de la pérdida: el coeficiente de </w:t>
+        <w:t>Durante la Fase 3, se observa que la métrica de objetivo (o divergencia KL) aumenta</w:t>
+      </w:r>
+      <w:r>
+        <w:rPr>
+          <w:lang w:eastAsia="es-ES"/>
+        </w:rPr>
+        <w:t xml:space="preserve"> tal y como</w:t>
+      </w:r>
+      <w:r>
+        <w:rPr>
+          <w:lang w:eastAsia="es-ES"/>
+        </w:rPr>
+        <w:t xml:space="preserve"> se espera en la arquitectura DEC. Para demostrar que este comportamiento interno se traduce en una mejora real del modelo, evaluamos la topología del espacio latente utilizando métricas independientes de la pérdida: el coeficiente de </w:t>
       </w:r>
       <w:proofErr w:type="spellStart"/>
       <w:r>
@@ -26247,8 +26259,8 @@
           <w:lang w:eastAsia="es-ES"/>
         </w:rPr>
         <w:drawing>
-          <wp:inline distT="0" distB="0" distL="0" distR="0" wp14:anchorId="34CAB873" wp14:editId="7E0D78F0">
-            <wp:extent cx="3970952" cy="2355769"/>
+          <wp:inline distT="0" distB="0" distL="0" distR="0" wp14:anchorId="34CAB873" wp14:editId="0AF5B733">
+            <wp:extent cx="4166787" cy="2471948"/>
             <wp:effectExtent l="0" t="0" r="0" b="0"/>
             <wp:docPr id="1923334830" name="Imagen 1" descr="Gráfico, Gráfico de líneas, Histograma&#10;&#10;El contenido generado por IA puede ser incorrecto."/>
             <wp:cNvGraphicFramePr>
@@ -26270,7 +26282,7 @@
                   <pic:spPr>
                     <a:xfrm>
                       <a:off x="0" y="0"/>
-                      <a:ext cx="4013366" cy="2380931"/>
+                      <a:ext cx="4220103" cy="2503578"/>
                     </a:xfrm>
                     <a:prstGeom prst="rect">
                       <a:avLst/>
@@ -26357,8 +26369,11 @@
         <w:ind w:firstLine="708"/>
       </w:pPr>
       <w:r>
+        <w:t xml:space="preserve">El análisis de las métricas de validación confirma una mejora continua y significativa en la calidad del agrupamiento a lo largo de esta fase. </w:t>
+      </w:r>
+      <w:r>
         <w:lastRenderedPageBreak/>
-        <w:t xml:space="preserve">El análisis de las métricas de validación confirma una mejora continua y significativa en la calidad del agrupamiento a lo largo de esta fase. Específicamente, a partir de la época 20 se observa una fuerte evolución conjunta: el coeficiente de </w:t>
+        <w:t xml:space="preserve">Específicamente, a partir de la época 20 se observa una fuerte evolución conjunta: el coeficiente de </w:t>
       </w:r>
       <w:proofErr w:type="spellStart"/>
       <w:r>
@@ -26517,8 +26532,11 @@
         <w:ind w:firstLine="488"/>
       </w:pPr>
       <w:r>
+        <w:t xml:space="preserve">Puede observarse cómo, en el espacio latente, las representaciones se compactan y reorganizan en estructuras más densas y diferenciadas, reflejando </w:t>
+      </w:r>
+      <w:r>
         <w:lastRenderedPageBreak/>
-        <w:t xml:space="preserve">Puede observarse cómo, en el espacio latente, las representaciones se compactan y reorganizan en estructuras más densas y diferenciadas, reflejando el efecto combinado de la pérdida de reconstrucción y del término de clustering. A su vez, la proyección de la reconstrucción conserva la forma global del espacio original, evidenciando que la compresión no implica una pérdida significativa de estructura. Este comportamiento confirma que el autoencoder no opera únicamente como un mecanismo de reducción dimensional, sino como un generador de </w:t>
+        <w:t xml:space="preserve">el efecto combinado de la pérdida de reconstrucción y del término de clustering. A su vez, la proyección de la reconstrucción conserva la forma global del espacio original, evidenciando que la compresión no implica una pérdida significativa de estructura. Este comportamiento confirma que el autoencoder no opera únicamente como un mecanismo de reducción dimensional, sino como un generador de </w:t>
       </w:r>
       <w:proofErr w:type="spellStart"/>
       <w:r>
@@ -26654,26 +26672,20 @@
         <w:rPr>
           <w:lang w:eastAsia="es-ES"/>
         </w:rPr>
-        <w:t xml:space="preserve">identificado. Este análisis permite evaluar si los grupos generados presentan coherencia semántica y </w:t>
-      </w:r>
+        <w:t xml:space="preserve">identificado. Este análisis permite evaluar si los grupos generados presentan coherencia semántica y diferenciación real en términos de rendimiento y abandono, más allá de las métricas internas de calidad del clustering. </w:t>
+      </w:r>
+    </w:p>
+    <w:p>
+      <w:pPr>
+        <w:rPr>
+          <w:lang w:eastAsia="es-ES"/>
+        </w:rPr>
+      </w:pPr>
       <w:r>
         <w:rPr>
           <w:lang w:eastAsia="es-ES"/>
         </w:rPr>
         <w:lastRenderedPageBreak/>
-        <w:t xml:space="preserve">diferenciación real en términos de rendimiento y abandono, más allá de las métricas internas de calidad del clustering. </w:t>
-      </w:r>
-    </w:p>
-    <w:p>
-      <w:pPr>
-        <w:rPr>
-          <w:lang w:eastAsia="es-ES"/>
-        </w:rPr>
-      </w:pPr>
-      <w:r>
-        <w:rPr>
-          <w:lang w:eastAsia="es-ES"/>
-        </w:rPr>
         <w:tab/>
       </w:r>
       <w:r>
@@ -26783,24 +26795,18 @@
         <w:rPr>
           <w:lang w:eastAsia="es-ES"/>
         </w:rPr>
-        <w:t xml:space="preserve">Utilizando únicamente la información de las primeras cinco semanas, el modelo ya logra segmentar eficazmente los perfiles según su nivel de riesgo. Destaca especialmente el grupo de "Riesgo crítico (inactivos)" (clúster 0), que concentra más del 80% de los abandonos tanto en validación como en test, lo que demuestra una notable capacidad predictiva como sistema de alerta temprana. Además, los perfiles intermedios exhiben un gradiente coherente y </w:t>
-      </w:r>
+        <w:t>Utilizando únicamente la información de las primeras cinco semanas, el modelo ya logra segmentar eficazmente los perfiles según su nivel de riesgo. Destaca especialmente el grupo de "Riesgo crítico (inactivos)" (clúster 0), que concentra más del 80% de los abandonos tanto en validación como en test, lo que demuestra una notable capacidad predictiva como sistema de alerta temprana. Además, los perfiles intermedios exhiben un gradiente coherente y progresivo desde las tasas de abandono hacia las de aprobación, confirmando la solidez del ordenamiento latente aprendido por el algoritmo.</w:t>
+      </w:r>
+    </w:p>
+    <w:p>
+      <w:pPr>
+        <w:ind w:firstLine="488"/>
+      </w:pPr>
       <w:r>
         <w:rPr>
           <w:lang w:eastAsia="es-ES"/>
         </w:rPr>
         <w:lastRenderedPageBreak/>
-        <w:t>progresivo desde las tasas de abandono hacia las de aprobación, confirmando la solidez del ordenamiento latente aprendido por el algoritmo.</w:t>
-      </w:r>
-    </w:p>
-    <w:p>
-      <w:pPr>
-        <w:ind w:firstLine="488"/>
-      </w:pPr>
-      <w:r>
-        <w:rPr>
-          <w:lang w:eastAsia="es-ES"/>
-        </w:rPr>
         <w:t>Sin embargo, en esta fase inicial el perfil de "Alto rendimiento (estratégico)" aún no presenta una separación concluyente, indicando que, con datos limitados, el modelo es más preciso detectando el riesgo de abandono que confirmando el éxito académico definitivo. Para evaluar la consolidación de estos grupos, a continuación, se analizan los resultados de la semana 20 (W20); en esta etapa avanzada, la mayor acumulación de información conductual y evaluativa debería reflejar una diferenciación mucho más nítida y definitiva entre todos los clústeres.</w:t>
       </w:r>
     </w:p>
@@ -26883,11 +26889,7 @@
         <w:ind w:firstLine="708"/>
       </w:pPr>
       <w:r>
-        <w:t xml:space="preserve">En la semana 20 (W20), la mayor acumulación de datos permite una consolidación mucho más nítida de los perfiles. Por un lado, el grupo de "Riesgo crítico" (clúster 0) reafirma su estabilidad manteniendo una tasa de abandono cercana al 90%, lo que confirma la fiabilidad de la alerta temprana. Por otro lado, a diferencia de lo ocurrido en la semana 5, el perfil de "Alto rendimiento" logra ahora una diferenciación clara, concentrando más del 60% de aprobados </w:t>
-      </w:r>
-      <w:r>
-        <w:lastRenderedPageBreak/>
-        <w:t>con un abandono mínimo. Esta evolución demuestra que, al incorporar más evidencias a lo largo del curso, el modelo aumenta significativamente su poder discriminativo</w:t>
+        <w:t>En la semana 20 (W20), la mayor acumulación de datos permite una consolidación mucho más nítida de los perfiles. Por un lado, el grupo de "Riesgo crítico" (clúster 0) reafirma su estabilidad manteniendo una tasa de abandono cercana al 90%, lo que confirma la fiabilidad de la alerta temprana. Por otro lado, a diferencia de lo ocurrido en la semana 5, el perfil de "Alto rendimiento" logra ahora una diferenciación clara, concentrando más del 60% de aprobados con un abandono mínimo. Esta evolución demuestra que, al incorporar más evidencias a lo largo del curso, el modelo aumenta significativamente su poder discriminativo</w:t>
       </w:r>
       <w:r>
         <w:t>.</w:t>
@@ -26899,6 +26901,7 @@
         <w:ind w:firstLine="284"/>
       </w:pPr>
       <w:r>
+        <w:lastRenderedPageBreak/>
         <w:t>Para dotar de interpretabilidad a estos resultados, la sección de Inteligencia Artificial Explicable (XAI)</w:t>
       </w:r>
       <w:r>
@@ -27518,7 +27521,6 @@
                 <w:sz w:val="22"/>
                 <w:lang w:eastAsia="es-ES"/>
               </w:rPr>
-              <w:lastRenderedPageBreak/>
               <w:t>Balanced</w:t>
             </w:r>
             <w:proofErr w:type="spellEnd"/>
@@ -27983,6 +27985,7 @@
                 <w:sz w:val="22"/>
                 <w:lang w:eastAsia="es-ES"/>
               </w:rPr>
+              <w:lastRenderedPageBreak/>
               <w:t>Precision</w:t>
             </w:r>
             <w:proofErr w:type="spellEnd"/>
@@ -28384,7 +28387,6 @@
       </w:pPr>
       <w:bookmarkStart w:id="85" w:name="_Toc223427469"/>
       <w:r>
-        <w:lastRenderedPageBreak/>
         <w:t>Otros tipos de clasificación.</w:t>
       </w:r>
       <w:bookmarkEnd w:id="85"/>
